--- a/public/investor-downloads/daily-brief-latest.docx
+++ b/public/investor-downloads/daily-brief-latest.docx
@@ -8,7 +8,7 @@
       </w:pPr>
       <w:r>
         <w:rPr>
-          <w:rFonts w:ascii="Calibri" w:hAnsi="Calibri" w:eastAsia="Heiti TC"/>
+          <w:rFonts w:ascii="Calibri" w:hAnsi="Calibri" w:eastAsia="Songti SC"/>
           <w:b/>
           <w:i w:val="0"/>
           <w:color w:val="285B9D"/>
@@ -24,7 +24,7 @@
       </w:pPr>
       <w:r>
         <w:rPr>
-          <w:rFonts w:ascii="Calibri" w:hAnsi="Calibri" w:eastAsia="Heiti TC"/>
+          <w:rFonts w:ascii="Calibri" w:hAnsi="Calibri" w:eastAsia="Songti SC"/>
           <w:b w:val="0"/>
           <w:i w:val="0"/>
         </w:rPr>
@@ -38,7 +38,7 @@
       </w:pPr>
       <w:r>
         <w:rPr>
-          <w:rFonts w:ascii="Calibri" w:hAnsi="Calibri" w:eastAsia="Heiti TC"/>
+          <w:rFonts w:ascii="Calibri" w:hAnsi="Calibri" w:eastAsia="Songti SC"/>
           <w:b w:val="0"/>
           <w:i w:val="0"/>
         </w:rPr>
@@ -51,7 +51,7 @@
       </w:pPr>
       <w:r>
         <w:rPr>
-          <w:rFonts w:ascii="Calibri" w:hAnsi="Calibri" w:eastAsia="Heiti TC"/>
+          <w:rFonts w:ascii="Calibri" w:hAnsi="Calibri" w:eastAsia="Songti SC"/>
           <w:b/>
           <w:i w:val="0"/>
           <w:color w:val="0B2545"/>
@@ -66,13 +66,13 @@
       </w:pPr>
       <w:r>
         <w:rPr>
-          <w:rFonts w:ascii="Calibri" w:hAnsi="Calibri" w:eastAsia="Heiti TC"/>
+          <w:rFonts w:ascii="Calibri" w:hAnsi="Calibri" w:eastAsia="Songti SC"/>
           <w:b w:val="0"/>
           <w:i w:val="0"/>
           <w:color w:val="334155"/>
           <w:sz w:val="22"/>
         </w:rPr>
-        <w:t>2026-05-26 共纳入 69 篇中文研究结果，覆盖 10 位活跃分析师和 6 条主要行业链，较 2026-05-25 的主题变化可在右侧动量表中核对。简报优先呈现可被报告链接追溯的结论，而不是孤立摘要。</w:t>
+        <w:t>2026-05-26 共纳入 340 篇中文研究结果，覆盖 32 位活跃分析师和 6 条主要行业链，较 2026-05-25 的主题变化可在右侧动量表中核对。简报优先呈现可被报告链接追溯的结论，而不是孤立摘要。</w:t>
       </w:r>
     </w:p>
     <w:tbl>
@@ -101,7 +101,7 @@
             </w:pPr>
             <w:r>
               <w:rPr>
-                <w:rFonts w:ascii="Calibri" w:hAnsi="Calibri" w:eastAsia="Heiti TC"/>
+                <w:rFonts w:ascii="Calibri" w:hAnsi="Calibri" w:eastAsia="Songti SC"/>
                 <w:b/>
                 <w:color w:val="667085"/>
                 <w:sz w:val="17"/>
@@ -111,12 +111,12 @@
             </w:r>
             <w:r>
               <w:rPr>
-                <w:rFonts w:ascii="Calibri" w:hAnsi="Calibri" w:eastAsia="Heiti TC"/>
+                <w:rFonts w:ascii="Calibri" w:hAnsi="Calibri" w:eastAsia="Songti SC"/>
                 <w:b/>
                 <w:color w:val="285B9D"/>
                 <w:sz w:val="36"/>
               </w:rPr>
-              <w:t>69</w:t>
+              <w:t>340</w:t>
             </w:r>
           </w:p>
         </w:tc>
@@ -132,7 +132,7 @@
             </w:pPr>
             <w:r>
               <w:rPr>
-                <w:rFonts w:ascii="Calibri" w:hAnsi="Calibri" w:eastAsia="Heiti TC"/>
+                <w:rFonts w:ascii="Calibri" w:hAnsi="Calibri" w:eastAsia="Songti SC"/>
                 <w:b/>
                 <w:color w:val="667085"/>
                 <w:sz w:val="17"/>
@@ -142,12 +142,12 @@
             </w:r>
             <w:r>
               <w:rPr>
-                <w:rFonts w:ascii="Calibri" w:hAnsi="Calibri" w:eastAsia="Heiti TC"/>
+                <w:rFonts w:ascii="Calibri" w:hAnsi="Calibri" w:eastAsia="Songti SC"/>
                 <w:b/>
                 <w:color w:val="237A5B"/>
                 <w:sz w:val="36"/>
               </w:rPr>
-              <w:t>10</w:t>
+              <w:t>32</w:t>
             </w:r>
           </w:p>
         </w:tc>
@@ -163,7 +163,7 @@
             </w:pPr>
             <w:r>
               <w:rPr>
-                <w:rFonts w:ascii="Calibri" w:hAnsi="Calibri" w:eastAsia="Heiti TC"/>
+                <w:rFonts w:ascii="Calibri" w:hAnsi="Calibri" w:eastAsia="Songti SC"/>
                 <w:b/>
                 <w:color w:val="667085"/>
                 <w:sz w:val="17"/>
@@ -173,7 +173,7 @@
             </w:r>
             <w:r>
               <w:rPr>
-                <w:rFonts w:ascii="Calibri" w:hAnsi="Calibri" w:eastAsia="Heiti TC"/>
+                <w:rFonts w:ascii="Calibri" w:hAnsi="Calibri" w:eastAsia="Songti SC"/>
                 <w:b/>
                 <w:color w:val="A8731B"/>
                 <w:sz w:val="36"/>
@@ -194,7 +194,7 @@
             </w:pPr>
             <w:r>
               <w:rPr>
-                <w:rFonts w:ascii="Calibri" w:hAnsi="Calibri" w:eastAsia="Heiti TC"/>
+                <w:rFonts w:ascii="Calibri" w:hAnsi="Calibri" w:eastAsia="Songti SC"/>
                 <w:b/>
                 <w:color w:val="667085"/>
                 <w:sz w:val="17"/>
@@ -204,7 +204,7 @@
             </w:r>
             <w:r>
               <w:rPr>
-                <w:rFonts w:ascii="Calibri" w:hAnsi="Calibri" w:eastAsia="Heiti TC"/>
+                <w:rFonts w:ascii="Calibri" w:hAnsi="Calibri" w:eastAsia="Songti SC"/>
                 <w:b/>
                 <w:color w:val="B43D49"/>
                 <w:sz w:val="36"/>
@@ -268,7 +268,7 @@
       </w:pPr>
       <w:r>
         <w:rPr>
-          <w:rFonts w:ascii="Calibri" w:hAnsi="Calibri" w:eastAsia="Heiti TC"/>
+          <w:rFonts w:ascii="Calibri" w:hAnsi="Calibri" w:eastAsia="Songti SC"/>
           <w:b w:val="0"/>
           <w:i/>
           <w:color w:val="667085"/>
@@ -292,7 +292,7 @@
       </w:pPr>
       <w:r>
         <w:rPr>
-          <w:rFonts w:ascii="Calibri" w:hAnsi="Calibri" w:eastAsia="Heiti TC"/>
+          <w:rFonts w:ascii="Calibri" w:hAnsi="Calibri" w:eastAsia="Songti SC"/>
           <w:b/>
           <w:color w:val="285B9D"/>
           <w:sz w:val="21"/>
@@ -304,9 +304,9 @@
           <w:rPr>
             <w:color w:val="285B9D"/>
             <w:u w:val="single"/>
-            <w:rFonts w:eastAsia="Heiti TC" w:ascii="Calibri" w:hAnsi="Calibri"/>
+            <w:rFonts w:eastAsia="Songti SC" w:ascii="Calibri" w:hAnsi="Calibri"/>
           </w:rPr>
-          <w:t>2026-05-26 能源压力测试：GEV燃机订单积压、电网瓶颈，以及天然气/核电能否缓解AI电力约束 是今日最高权重结论，核心证据来自 未识别，关联 电力与电网。</w:t>
+          <w:t>AI 电力设备压力测试：SiC 器件与干式变压器 是今日最高权重结论，核心证据来自 未识别，关联 工业供给瓶颈。</w:t>
         </w:r>
       </w:hyperlink>
     </w:p>
@@ -317,7 +317,7 @@
       </w:pPr>
       <w:r>
         <w:rPr>
-          <w:rFonts w:ascii="Calibri" w:hAnsi="Calibri" w:eastAsia="Heiti TC"/>
+          <w:rFonts w:ascii="Calibri" w:hAnsi="Calibri" w:eastAsia="Songti SC"/>
           <w:b/>
           <w:color w:val="285B9D"/>
           <w:sz w:val="21"/>
@@ -326,11 +326,11 @@
       </w:r>
       <w:r>
         <w:rPr>
-          <w:rFonts w:ascii="Calibri" w:hAnsi="Calibri" w:eastAsia="Heiti TC"/>
+          <w:rFonts w:ascii="Calibri" w:hAnsi="Calibri" w:eastAsia="Songti SC"/>
           <w:color w:val="111827"/>
           <w:sz w:val="21"/>
         </w:rPr>
-        <w:t>宏观 今日 降温，当日计数 58，前一日计数 228。</w:t>
+        <w:t>AI 今日 升温，当日计数 317，前一日计数 214。</w:t>
       </w:r>
     </w:p>
     <w:p>
@@ -340,7 +340,7 @@
       </w:pPr>
       <w:r>
         <w:rPr>
-          <w:rFonts w:ascii="Calibri" w:hAnsi="Calibri" w:eastAsia="Heiti TC"/>
+          <w:rFonts w:ascii="Calibri" w:hAnsi="Calibri" w:eastAsia="Songti SC"/>
           <w:b/>
           <w:color w:val="285B9D"/>
           <w:sz w:val="21"/>
@@ -352,7 +352,7 @@
           <w:rPr>
             <w:color w:val="285B9D"/>
             <w:u w:val="single"/>
-            <w:rFonts w:eastAsia="Heiti TC" w:ascii="Calibri" w:hAnsi="Calibri"/>
+            <w:rFonts w:eastAsia="Songti SC" w:ascii="Calibri" w:hAnsi="Calibri"/>
           </w:rPr>
           <w:t>风险矩阵最需要跟踪的是 电力与电网：变压器与液冷供应链对 AI 基础设施的约束。</w:t>
         </w:r>
@@ -365,7 +365,7 @@
       </w:pPr>
       <w:r>
         <w:rPr>
-          <w:rFonts w:ascii="Calibri" w:hAnsi="Calibri" w:eastAsia="Heiti TC"/>
+          <w:rFonts w:ascii="Calibri" w:hAnsi="Calibri" w:eastAsia="Songti SC"/>
           <w:b/>
           <w:color w:val="285B9D"/>
           <w:sz w:val="21"/>
@@ -377,9 +377,9 @@
           <w:rPr>
             <w:color w:val="285B9D"/>
             <w:u w:val="single"/>
-            <w:rFonts w:eastAsia="Heiti TC" w:ascii="Calibri" w:hAnsi="Calibri"/>
+            <w:rFonts w:eastAsia="Songti SC" w:ascii="Calibri" w:hAnsi="Calibri"/>
           </w:rPr>
-          <w:t>宏观通胀传导 今日 68 条、近七日 1257 条，风险信号 877 条。</w:t>
+          <w:t>宏观通胀传导 今日 313 条、近七日 1504 条，风险信号 1011 条。</w:t>
         </w:r>
       </w:hyperlink>
     </w:p>
@@ -403,7 +403,7 @@
           <w:p>
             <w:r>
               <w:rPr>
-                <w:rFonts w:ascii="Calibri" w:hAnsi="Calibri" w:eastAsia="Heiti TC"/>
+                <w:rFonts w:ascii="Calibri" w:hAnsi="Calibri" w:eastAsia="Songti SC"/>
                 <w:b/>
                 <w:color w:val="7A5A00"/>
                 <w:sz w:val="21"/>
@@ -412,7 +412,7 @@
             </w:r>
             <w:r>
               <w:rPr>
-                <w:rFonts w:ascii="Calibri" w:hAnsi="Calibri" w:eastAsia="Heiti TC"/>
+                <w:rFonts w:ascii="Calibri" w:hAnsi="Calibri" w:eastAsia="Songti SC"/>
                 <w:color w:val="7C2D12"/>
                 <w:sz w:val="21"/>
               </w:rPr>
@@ -483,7 +483,7 @@
       </w:pPr>
       <w:r>
         <w:rPr>
-          <w:rFonts w:ascii="Calibri" w:hAnsi="Calibri" w:eastAsia="Heiti TC"/>
+          <w:rFonts w:ascii="Calibri" w:hAnsi="Calibri" w:eastAsia="Songti SC"/>
           <w:b w:val="0"/>
           <w:i/>
           <w:color w:val="667085"/>
@@ -540,7 +540,7 @@
       </w:pPr>
       <w:r>
         <w:rPr>
-          <w:rFonts w:ascii="Calibri" w:hAnsi="Calibri" w:eastAsia="Heiti TC"/>
+          <w:rFonts w:ascii="Calibri" w:hAnsi="Calibri" w:eastAsia="Songti SC"/>
           <w:b w:val="0"/>
           <w:i/>
           <w:color w:val="667085"/>
@@ -602,7 +602,7 @@
       </w:pPr>
       <w:r>
         <w:rPr>
-          <w:rFonts w:ascii="Calibri" w:hAnsi="Calibri" w:eastAsia="Heiti TC"/>
+          <w:rFonts w:ascii="Calibri" w:hAnsi="Calibri" w:eastAsia="Songti SC"/>
           <w:b w:val="0"/>
           <w:i/>
           <w:color w:val="667085"/>
@@ -664,7 +664,7 @@
       </w:pPr>
       <w:r>
         <w:rPr>
-          <w:rFonts w:ascii="Calibri" w:hAnsi="Calibri" w:eastAsia="Heiti TC"/>
+          <w:rFonts w:ascii="Calibri" w:hAnsi="Calibri" w:eastAsia="Songti SC"/>
           <w:b w:val="0"/>
           <w:i/>
           <w:color w:val="667085"/>
@@ -687,13 +687,13 @@
       </w:pPr>
       <w:r>
         <w:rPr>
-          <w:rFonts w:ascii="Calibri" w:hAnsi="Calibri" w:eastAsia="Heiti TC"/>
+          <w:rFonts w:ascii="Calibri" w:hAnsi="Calibri" w:eastAsia="Songti SC"/>
           <w:b/>
           <w:i w:val="0"/>
           <w:color w:val="0B2545"/>
           <w:sz w:val="23"/>
         </w:rPr>
-        <w:t>1. 2026-05-26 能源压力测试：GEV燃机订单积压、电网瓶颈，以及天然气/核电能否缓解AI电力约束</w:t>
+        <w:t>1. AI 电力设备压力测试：SiC 器件与干式变压器</w:t>
       </w:r>
     </w:p>
     <w:p>
@@ -702,7 +702,77 @@
       </w:pPr>
       <w:r>
         <w:rPr>
-          <w:rFonts w:ascii="Calibri" w:hAnsi="Calibri" w:eastAsia="Heiti TC"/>
+          <w:rFonts w:ascii="Calibri" w:hAnsi="Calibri" w:eastAsia="Songti SC"/>
+          <w:b w:val="0"/>
+          <w:i w:val="0"/>
+          <w:color w:val="667085"/>
+          <w:sz w:val="17"/>
+        </w:rPr>
+        <w:t>未识别 · 工业供给瓶颈 · score 55.0</w:t>
+      </w:r>
+    </w:p>
+    <w:p>
+      <w:pPr>
+        <w:spacing w:before="0" w:after="100" w:line="264" w:lineRule="auto"/>
+      </w:pPr>
+      <w:r>
+        <w:rPr>
+          <w:rFonts w:ascii="Calibri" w:hAnsi="Calibri" w:eastAsia="Songti SC"/>
+          <w:b w:val="0"/>
+          <w:i w:val="0"/>
+          <w:color w:val="334155"/>
+          <w:sz w:val="20"/>
+        </w:rPr>
+        <w:t>AI 电力设备压力测试：SiC 器件与干式变压器 工作日期： 2026-05-26（亚洲/新加坡） 研究 / 研究记录： 7ffe0817-8f32-4730-bfa8-225b379f3a58 / 第 4 / 10 张 分析师： 工业制造分析师 [indust...</w:t>
+      </w:r>
+    </w:p>
+    <w:p>
+      <w:pPr>
+        <w:spacing w:before="0" w:after="160" w:line="264" w:lineRule="auto"/>
+      </w:pPr>
+      <w:r>
+        <w:rPr>
+          <w:rFonts w:ascii="Calibri" w:hAnsi="Calibri" w:eastAsia="Songti SC"/>
+          <w:b w:val="0"/>
+          <w:i w:val="0"/>
+          <w:color w:val="667085"/>
+          <w:sz w:val="17"/>
+        </w:rPr>
+        <w:t xml:space="preserve">Report: </w:t>
+      </w:r>
+      <w:hyperlink r:id="rId12">
+        <w:r>
+          <w:rPr>
+            <w:color w:val="285B9D"/>
+            <w:u w:val="single"/>
+            <w:rFonts w:eastAsia="Songti SC" w:ascii="Calibri" w:hAnsi="Calibri"/>
+          </w:rPr>
+          <w:t>reports/archive-4ebda5037b46</w:t>
+        </w:r>
+      </w:hyperlink>
+    </w:p>
+    <w:p>
+      <w:pPr>
+        <w:spacing w:before="0" w:after="40" w:line="264" w:lineRule="auto"/>
+      </w:pPr>
+      <w:r>
+        <w:rPr>
+          <w:rFonts w:ascii="Calibri" w:hAnsi="Calibri" w:eastAsia="Songti SC"/>
+          <w:b/>
+          <w:i w:val="0"/>
+          <w:color w:val="0B2545"/>
+          <w:sz w:val="23"/>
+        </w:rPr>
+        <w:t>2. 2026-05-26 能源压力测试：GEV燃机订单积压、电网瓶颈，以及天然气/核电能否缓解AI电力约束</w:t>
+      </w:r>
+    </w:p>
+    <w:p>
+      <w:pPr>
+        <w:spacing w:before="0" w:after="40" w:line="264" w:lineRule="auto"/>
+      </w:pPr>
+      <w:r>
+        <w:rPr>
+          <w:rFonts w:ascii="Calibri" w:hAnsi="Calibri" w:eastAsia="Songti SC"/>
           <w:b w:val="0"/>
           <w:i w:val="0"/>
           <w:color w:val="667085"/>
@@ -717,7 +787,7 @@
       </w:pPr>
       <w:r>
         <w:rPr>
-          <w:rFonts w:ascii="Calibri" w:hAnsi="Calibri" w:eastAsia="Heiti TC"/>
+          <w:rFonts w:ascii="Calibri" w:hAnsi="Calibri" w:eastAsia="Songti SC"/>
           <w:b w:val="0"/>
           <w:i w:val="0"/>
           <w:color w:val="334155"/>
@@ -732,7 +802,7 @@
       </w:pPr>
       <w:r>
         <w:rPr>
-          <w:rFonts w:ascii="Calibri" w:hAnsi="Calibri" w:eastAsia="Heiti TC"/>
+          <w:rFonts w:ascii="Calibri" w:hAnsi="Calibri" w:eastAsia="Songti SC"/>
           <w:b w:val="0"/>
           <w:i w:val="0"/>
           <w:color w:val="667085"/>
@@ -740,12 +810,12 @@
         </w:rPr>
         <w:t xml:space="preserve">Report: </w:t>
       </w:r>
-      <w:hyperlink r:id="rId12">
+      <w:hyperlink r:id="rId19">
         <w:r>
           <w:rPr>
             <w:color w:val="285B9D"/>
             <w:u w:val="single"/>
-            <w:rFonts w:eastAsia="Heiti TC" w:ascii="Calibri" w:hAnsi="Calibri"/>
+            <w:rFonts w:eastAsia="Songti SC" w:ascii="Calibri" w:hAnsi="Calibri"/>
           </w:rPr>
           <w:t>reports/archive-72fd39e851fd</w:t>
         </w:r>
@@ -757,13 +827,13 @@
       </w:pPr>
       <w:r>
         <w:rPr>
-          <w:rFonts w:ascii="Calibri" w:hAnsi="Calibri" w:eastAsia="Heiti TC"/>
+          <w:rFonts w:ascii="Calibri" w:hAnsi="Calibri" w:eastAsia="Songti SC"/>
           <w:b/>
           <w:i w:val="0"/>
           <w:color w:val="0B2545"/>
           <w:sz w:val="23"/>
         </w:rPr>
-        <w:t>2. 极高功率密度机柜对配电侧变压器及自动化运维的压力测试</w:t>
+        <w:t>3. AI算力芯片演进对数据中心电力需求的驱动：电网扩容与配电自动化的迫切性</w:t>
       </w:r>
     </w:p>
     <w:p>
@@ -772,7 +842,217 @@
       </w:pPr>
       <w:r>
         <w:rPr>
-          <w:rFonts w:ascii="Calibri" w:hAnsi="Calibri" w:eastAsia="Heiti TC"/>
+          <w:rFonts w:ascii="Calibri" w:hAnsi="Calibri" w:eastAsia="Songti SC"/>
+          <w:b w:val="0"/>
+          <w:i w:val="0"/>
+          <w:color w:val="667085"/>
+          <w:sz w:val="17"/>
+        </w:rPr>
+        <w:t>未识别 · AI 基础设施 · score 53.1</w:t>
+      </w:r>
+    </w:p>
+    <w:p>
+      <w:pPr>
+        <w:spacing w:before="0" w:after="100" w:line="264" w:lineRule="auto"/>
+      </w:pPr>
+      <w:r>
+        <w:rPr>
+          <w:rFonts w:ascii="Calibri" w:hAnsi="Calibri" w:eastAsia="Songti SC"/>
+          <w:b w:val="0"/>
+          <w:i w:val="0"/>
+          <w:color w:val="334155"/>
+          <w:sz w:val="20"/>
+        </w:rPr>
+        <w:t>AI算力芯片演进对数据中心电力需求的驱动：电网扩容与配电自动化的迫切性 工作日期： 2026-05-26（亚洲/新加坡） 研究/研究记录： 7ffe0817-8f32-4730-bfa8-225b379f3a58 / 第 3 / 10 张 分析师...</w:t>
+      </w:r>
+    </w:p>
+    <w:p>
+      <w:pPr>
+        <w:spacing w:before="0" w:after="160" w:line="264" w:lineRule="auto"/>
+      </w:pPr>
+      <w:r>
+        <w:rPr>
+          <w:rFonts w:ascii="Calibri" w:hAnsi="Calibri" w:eastAsia="Songti SC"/>
+          <w:b w:val="0"/>
+          <w:i w:val="0"/>
+          <w:color w:val="667085"/>
+          <w:sz w:val="17"/>
+        </w:rPr>
+        <w:t xml:space="preserve">Report: </w:t>
+      </w:r>
+      <w:hyperlink r:id="rId20">
+        <w:r>
+          <w:rPr>
+            <w:color w:val="285B9D"/>
+            <w:u w:val="single"/>
+            <w:rFonts w:eastAsia="Songti SC" w:ascii="Calibri" w:hAnsi="Calibri"/>
+          </w:rPr>
+          <w:t>reports/archive-0b24f68e76d5</w:t>
+        </w:r>
+      </w:hyperlink>
+    </w:p>
+    <w:p>
+      <w:pPr>
+        <w:spacing w:before="0" w:after="40" w:line="264" w:lineRule="auto"/>
+      </w:pPr>
+      <w:r>
+        <w:rPr>
+          <w:rFonts w:ascii="Calibri" w:hAnsi="Calibri" w:eastAsia="Songti SC"/>
+          <w:b/>
+          <w:i w:val="0"/>
+          <w:color w:val="0B2545"/>
+          <w:sz w:val="23"/>
+        </w:rPr>
+        <w:t>4. 电力设备交付瓶颈对"东数西算"政策的压力测试</w:t>
+      </w:r>
+    </w:p>
+    <w:p>
+      <w:pPr>
+        <w:spacing w:before="0" w:after="40" w:line="264" w:lineRule="auto"/>
+      </w:pPr>
+      <w:r>
+        <w:rPr>
+          <w:rFonts w:ascii="Calibri" w:hAnsi="Calibri" w:eastAsia="Songti SC"/>
+          <w:b w:val="0"/>
+          <w:i w:val="0"/>
+          <w:color w:val="667085"/>
+          <w:sz w:val="17"/>
+        </w:rPr>
+        <w:t>未识别 · 工业供给瓶颈 · score 51.6</w:t>
+      </w:r>
+    </w:p>
+    <w:p>
+      <w:pPr>
+        <w:spacing w:before="0" w:after="100" w:line="264" w:lineRule="auto"/>
+      </w:pPr>
+      <w:r>
+        <w:rPr>
+          <w:rFonts w:ascii="Calibri" w:hAnsi="Calibri" w:eastAsia="Songti SC"/>
+          <w:b w:val="0"/>
+          <w:i w:val="0"/>
+          <w:color w:val="334155"/>
+          <w:sz w:val="20"/>
+        </w:rPr>
+        <w:t>工作日期：2026-05-26（亚洲/新加坡） - 分析师：政策分析师（policy-analyst） - 立场：stress-test（对研究记录 05 立场进行政策维度压力测试） - 议题：电力设备供应压力 + 机柜功率密度跃迁...</w:t>
+      </w:r>
+    </w:p>
+    <w:p>
+      <w:pPr>
+        <w:spacing w:before="0" w:after="160" w:line="264" w:lineRule="auto"/>
+      </w:pPr>
+      <w:r>
+        <w:rPr>
+          <w:rFonts w:ascii="Calibri" w:hAnsi="Calibri" w:eastAsia="Songti SC"/>
+          <w:b w:val="0"/>
+          <w:i w:val="0"/>
+          <w:color w:val="667085"/>
+          <w:sz w:val="17"/>
+        </w:rPr>
+        <w:t xml:space="preserve">Report: </w:t>
+      </w:r>
+      <w:hyperlink r:id="rId21">
+        <w:r>
+          <w:rPr>
+            <w:color w:val="285B9D"/>
+            <w:u w:val="single"/>
+            <w:rFonts w:eastAsia="Songti SC" w:ascii="Calibri" w:hAnsi="Calibri"/>
+          </w:rPr>
+          <w:t>reports/archive-54c005f007fe</w:t>
+        </w:r>
+      </w:hyperlink>
+    </w:p>
+    <w:p>
+      <w:pPr>
+        <w:spacing w:before="0" w:after="40" w:line="264" w:lineRule="auto"/>
+      </w:pPr>
+      <w:r>
+        <w:rPr>
+          <w:rFonts w:ascii="Calibri" w:hAnsi="Calibri" w:eastAsia="Songti SC"/>
+          <w:b/>
+          <w:i w:val="0"/>
+          <w:color w:val="0B2545"/>
+          <w:sz w:val="23"/>
+        </w:rPr>
+        <w:t>5. 全球AI算力扩张的物理并网阻碍与能源供给侧产能缺口深研报告</w:t>
+      </w:r>
+    </w:p>
+    <w:p>
+      <w:pPr>
+        <w:spacing w:before="0" w:after="40" w:line="264" w:lineRule="auto"/>
+      </w:pPr>
+      <w:r>
+        <w:rPr>
+          <w:rFonts w:ascii="Calibri" w:hAnsi="Calibri" w:eastAsia="Songti SC"/>
+          <w:b w:val="0"/>
+          <w:i w:val="0"/>
+          <w:color w:val="667085"/>
+          <w:sz w:val="17"/>
+        </w:rPr>
+        <w:t>未识别 · AI 基础设施 · score 50.7</w:t>
+      </w:r>
+    </w:p>
+    <w:p>
+      <w:pPr>
+        <w:spacing w:before="0" w:after="100" w:line="264" w:lineRule="auto"/>
+      </w:pPr>
+      <w:r>
+        <w:rPr>
+          <w:rFonts w:ascii="Calibri" w:hAnsi="Calibri" w:eastAsia="Songti SC"/>
+          <w:b w:val="0"/>
+          <w:i w:val="0"/>
+          <w:color w:val="334155"/>
+          <w:sz w:val="20"/>
+        </w:rPr>
+        <w:t>作者： 能源行业分析师 ( energy-analyst ) 立场： 支持 ( chief-strategist 关于AI扩张物理瓶颈的首席策略师观点) Authoritative Work-Date： 2026年5月26日 (2026-05-26) research discussion...</w:t>
+      </w:r>
+    </w:p>
+    <w:p>
+      <w:pPr>
+        <w:spacing w:before="0" w:after="160" w:line="264" w:lineRule="auto"/>
+      </w:pPr>
+      <w:r>
+        <w:rPr>
+          <w:rFonts w:ascii="Calibri" w:hAnsi="Calibri" w:eastAsia="Songti SC"/>
+          <w:b w:val="0"/>
+          <w:i w:val="0"/>
+          <w:color w:val="667085"/>
+          <w:sz w:val="17"/>
+        </w:rPr>
+        <w:t xml:space="preserve">Report: </w:t>
+      </w:r>
+      <w:hyperlink r:id="rId22">
+        <w:r>
+          <w:rPr>
+            <w:color w:val="285B9D"/>
+            <w:u w:val="single"/>
+            <w:rFonts w:eastAsia="Songti SC" w:ascii="Calibri" w:hAnsi="Calibri"/>
+          </w:rPr>
+          <w:t>reports/archive-5495a62d2e38</w:t>
+        </w:r>
+      </w:hyperlink>
+    </w:p>
+    <w:p>
+      <w:pPr>
+        <w:spacing w:before="0" w:after="40" w:line="264" w:lineRule="auto"/>
+      </w:pPr>
+      <w:r>
+        <w:rPr>
+          <w:rFonts w:ascii="Calibri" w:hAnsi="Calibri" w:eastAsia="Songti SC"/>
+          <w:b/>
+          <w:i w:val="0"/>
+          <w:color w:val="0B2545"/>
+          <w:sz w:val="23"/>
+        </w:rPr>
+        <w:t>6. 极高功率密度机柜对配电侧变压器及自动化运维的压力测试</w:t>
+      </w:r>
+    </w:p>
+    <w:p>
+      <w:pPr>
+        <w:spacing w:before="0" w:after="40" w:line="264" w:lineRule="auto"/>
+      </w:pPr>
+      <w:r>
+        <w:rPr>
+          <w:rFonts w:ascii="Calibri" w:hAnsi="Calibri" w:eastAsia="Songti SC"/>
           <w:b w:val="0"/>
           <w:i w:val="0"/>
           <w:color w:val="667085"/>
@@ -787,7 +1067,7 @@
       </w:pPr>
       <w:r>
         <w:rPr>
-          <w:rFonts w:ascii="Calibri" w:hAnsi="Calibri" w:eastAsia="Heiti TC"/>
+          <w:rFonts w:ascii="Calibri" w:hAnsi="Calibri" w:eastAsia="Songti SC"/>
           <w:b w:val="0"/>
           <w:i w:val="0"/>
           <w:color w:val="334155"/>
@@ -802,287 +1082,7 @@
       </w:pPr>
       <w:r>
         <w:rPr>
-          <w:rFonts w:ascii="Calibri" w:hAnsi="Calibri" w:eastAsia="Heiti TC"/>
-          <w:b w:val="0"/>
-          <w:i w:val="0"/>
-          <w:color w:val="667085"/>
-          <w:sz w:val="17"/>
-        </w:rPr>
-        <w:t xml:space="preserve">Report: </w:t>
-      </w:r>
-      <w:hyperlink r:id="rId19">
-        <w:r>
-          <w:rPr>
-            <w:color w:val="285B9D"/>
-            <w:u w:val="single"/>
-            <w:rFonts w:eastAsia="Heiti TC" w:ascii="Calibri" w:hAnsi="Calibri"/>
-          </w:rPr>
-          <w:t>reports/archive-2dc3c27aedc1</w:t>
-        </w:r>
-      </w:hyperlink>
-    </w:p>
-    <w:p>
-      <w:pPr>
-        <w:spacing w:before="0" w:after="40" w:line="264" w:lineRule="auto"/>
-      </w:pPr>
-      <w:r>
-        <w:rPr>
-          <w:rFonts w:ascii="Calibri" w:hAnsi="Calibri" w:eastAsia="Heiti TC"/>
-          <w:b/>
-          <w:i w:val="0"/>
-          <w:color w:val="0B2545"/>
-          <w:sz w:val="23"/>
-        </w:rPr>
-        <w:t>3. A 股 AI 电力/电网产业链重估：从全球 T&amp;D 瓶颈逻辑映射至特高压与变压器标的</w:t>
-      </w:r>
-    </w:p>
-    <w:p>
-      <w:pPr>
-        <w:spacing w:before="0" w:after="40" w:line="264" w:lineRule="auto"/>
-      </w:pPr>
-      <w:r>
-        <w:rPr>
-          <w:rFonts w:ascii="Calibri" w:hAnsi="Calibri" w:eastAsia="Heiti TC"/>
-          <w:b w:val="0"/>
-          <w:i w:val="0"/>
-          <w:color w:val="667085"/>
-          <w:sz w:val="17"/>
-        </w:rPr>
-        <w:t>未识别 · 电力与电网 · score 47.3</w:t>
-      </w:r>
-    </w:p>
-    <w:p>
-      <w:pPr>
-        <w:spacing w:before="0" w:after="100" w:line="264" w:lineRule="auto"/>
-      </w:pPr>
-      <w:r>
-        <w:rPr>
-          <w:rFonts w:ascii="Calibri" w:hAnsi="Calibri" w:eastAsia="Heiti TC"/>
-          <w:b w:val="0"/>
-          <w:i w:val="0"/>
-          <w:color w:val="334155"/>
-          <w:sz w:val="20"/>
-        </w:rPr>
-        <w:t>A 股 AI 电力/电网产业链重估：从全球 T&amp;D 瓶颈逻辑映射至特高压与变压器标的</w:t>
-      </w:r>
-    </w:p>
-    <w:p>
-      <w:pPr>
-        <w:spacing w:before="0" w:after="160" w:line="264" w:lineRule="auto"/>
-      </w:pPr>
-      <w:r>
-        <w:rPr>
-          <w:rFonts w:ascii="Calibri" w:hAnsi="Calibri" w:eastAsia="Heiti TC"/>
-          <w:b w:val="0"/>
-          <w:i w:val="0"/>
-          <w:color w:val="667085"/>
-          <w:sz w:val="17"/>
-        </w:rPr>
-        <w:t xml:space="preserve">Report: </w:t>
-      </w:r>
-      <w:hyperlink r:id="rId20">
-        <w:r>
-          <w:rPr>
-            <w:color w:val="285B9D"/>
-            <w:u w:val="single"/>
-            <w:rFonts w:eastAsia="Heiti TC" w:ascii="Calibri" w:hAnsi="Calibri"/>
-          </w:rPr>
-          <w:t>reports/archive-4c492287c503</w:t>
-        </w:r>
-      </w:hyperlink>
-    </w:p>
-    <w:p>
-      <w:pPr>
-        <w:spacing w:before="0" w:after="40" w:line="264" w:lineRule="auto"/>
-      </w:pPr>
-      <w:r>
-        <w:rPr>
-          <w:rFonts w:ascii="Calibri" w:hAnsi="Calibri" w:eastAsia="Heiti TC"/>
-          <w:b/>
-          <w:i w:val="0"/>
-          <w:color w:val="0B2545"/>
-          <w:sz w:val="23"/>
-        </w:rPr>
-        <w:t>4. AI 的边际定价权,是否已从芯片转向电力?</w:t>
-      </w:r>
-    </w:p>
-    <w:p>
-      <w:pPr>
-        <w:spacing w:before="0" w:after="40" w:line="264" w:lineRule="auto"/>
-      </w:pPr>
-      <w:r>
-        <w:rPr>
-          <w:rFonts w:ascii="Calibri" w:hAnsi="Calibri" w:eastAsia="Heiti TC"/>
-          <w:b w:val="0"/>
-          <w:i w:val="0"/>
-          <w:color w:val="667085"/>
-          <w:sz w:val="17"/>
-        </w:rPr>
-        <w:t>未识别 · 宏观通胀传导 · score 45.5</w:t>
-      </w:r>
-    </w:p>
-    <w:p>
-      <w:pPr>
-        <w:spacing w:before="0" w:after="100" w:line="264" w:lineRule="auto"/>
-      </w:pPr>
-      <w:r>
-        <w:rPr>
-          <w:rFonts w:ascii="Calibri" w:hAnsi="Calibri" w:eastAsia="Heiti TC"/>
-          <w:b w:val="0"/>
-          <w:i w:val="0"/>
-          <w:color w:val="334155"/>
-          <w:sz w:val="20"/>
-        </w:rPr>
-        <w:t>研究记录 — 首席策略师 - 工作日期:2026-05-26(新加坡时间) - 立场: stress-test (压力测试既成的市场叙事,而非否认其物理基础) - 主题:AI 的边际定价权 —— 硅片 vs. 电子 - 问题:在 hypersc...</w:t>
-      </w:r>
-    </w:p>
-    <w:p>
-      <w:pPr>
-        <w:spacing w:before="0" w:after="160" w:line="264" w:lineRule="auto"/>
-      </w:pPr>
-      <w:r>
-        <w:rPr>
-          <w:rFonts w:ascii="Calibri" w:hAnsi="Calibri" w:eastAsia="Heiti TC"/>
-          <w:b w:val="0"/>
-          <w:i w:val="0"/>
-          <w:color w:val="667085"/>
-          <w:sz w:val="17"/>
-        </w:rPr>
-        <w:t xml:space="preserve">Report: </w:t>
-      </w:r>
-      <w:hyperlink r:id="rId21">
-        <w:r>
-          <w:rPr>
-            <w:color w:val="285B9D"/>
-            <w:u w:val="single"/>
-            <w:rFonts w:eastAsia="Heiti TC" w:ascii="Calibri" w:hAnsi="Calibri"/>
-          </w:rPr>
-          <w:t>reports/archive-8ec0e37fd17b</w:t>
-        </w:r>
-      </w:hyperlink>
-    </w:p>
-    <w:p>
-      <w:pPr>
-        <w:spacing w:before="0" w:after="40" w:line="264" w:lineRule="auto"/>
-      </w:pPr>
-      <w:r>
-        <w:rPr>
-          <w:rFonts w:ascii="Calibri" w:hAnsi="Calibri" w:eastAsia="Heiti TC"/>
-          <w:b/>
-          <w:i w:val="0"/>
-          <w:color w:val="0B2545"/>
-          <w:sz w:val="23"/>
-        </w:rPr>
-        <w:t>5. AI 推理：零毛利的终局？— 2026-05-26</w:t>
-      </w:r>
-    </w:p>
-    <w:p>
-      <w:pPr>
-        <w:spacing w:before="0" w:after="40" w:line="264" w:lineRule="auto"/>
-      </w:pPr>
-      <w:r>
-        <w:rPr>
-          <w:rFonts w:ascii="Calibri" w:hAnsi="Calibri" w:eastAsia="Heiti TC"/>
-          <w:b w:val="0"/>
-          <w:i w:val="0"/>
-          <w:color w:val="667085"/>
-          <w:sz w:val="17"/>
-        </w:rPr>
-        <w:t>未识别 · AI 基础设施 · score 45.3</w:t>
-      </w:r>
-    </w:p>
-    <w:p>
-      <w:pPr>
-        <w:spacing w:before="0" w:after="100" w:line="264" w:lineRule="auto"/>
-      </w:pPr>
-      <w:r>
-        <w:rPr>
-          <w:rFonts w:ascii="Calibri" w:hAnsi="Calibri" w:eastAsia="Heiti TC"/>
-          <w:b w:val="0"/>
-          <w:i w:val="0"/>
-          <w:color w:val="334155"/>
-          <w:sz w:val="20"/>
-        </w:rPr>
-        <w:t>截至本院工作日 2026-05-26，我对既有判断作综合并基本支持：DeepSeek V4 的定价 shock 强化了“大模型 API 层正在走向重资产、低定价权、公用事业化”的结论，但它还不能证明整个大模型行业已...</w:t>
-      </w:r>
-    </w:p>
-    <w:p>
-      <w:pPr>
-        <w:spacing w:before="0" w:after="160" w:line="264" w:lineRule="auto"/>
-      </w:pPr>
-      <w:r>
-        <w:rPr>
-          <w:rFonts w:ascii="Calibri" w:hAnsi="Calibri" w:eastAsia="Heiti TC"/>
-          <w:b w:val="0"/>
-          <w:i w:val="0"/>
-          <w:color w:val="667085"/>
-          <w:sz w:val="17"/>
-        </w:rPr>
-        <w:t xml:space="preserve">Report: </w:t>
-      </w:r>
-      <w:hyperlink r:id="rId22">
-        <w:r>
-          <w:rPr>
-            <w:color w:val="285B9D"/>
-            <w:u w:val="single"/>
-            <w:rFonts w:eastAsia="Heiti TC" w:ascii="Calibri" w:hAnsi="Calibri"/>
-          </w:rPr>
-          <w:t>reports/archive-0c168e7344cd</w:t>
-        </w:r>
-      </w:hyperlink>
-    </w:p>
-    <w:p>
-      <w:pPr>
-        <w:spacing w:before="0" w:after="40" w:line="264" w:lineRule="auto"/>
-      </w:pPr>
-      <w:r>
-        <w:rPr>
-          <w:rFonts w:ascii="Calibri" w:hAnsi="Calibri" w:eastAsia="Heiti TC"/>
-          <w:b/>
-          <w:i w:val="0"/>
-          <w:color w:val="0B2545"/>
-          <w:sz w:val="23"/>
-        </w:rPr>
-        <w:t>6. 研究记录09债券压力测试 — 2026-05-26</w:t>
-      </w:r>
-    </w:p>
-    <w:p>
-      <w:pPr>
-        <w:spacing w:before="0" w:after="40" w:line="264" w:lineRule="auto"/>
-      </w:pPr>
-      <w:r>
-        <w:rPr>
-          <w:rFonts w:ascii="Calibri" w:hAnsi="Calibri" w:eastAsia="Heiti TC"/>
-          <w:b w:val="0"/>
-          <w:i w:val="0"/>
-          <w:color w:val="667085"/>
-          <w:sz w:val="17"/>
-        </w:rPr>
-        <w:t>未识别 · 宏观通胀传导 · score 44.8</w:t>
-      </w:r>
-    </w:p>
-    <w:p>
-      <w:pPr>
-        <w:spacing w:before="0" w:after="100" w:line="264" w:lineRule="auto"/>
-      </w:pPr>
-      <w:r>
-        <w:rPr>
-          <w:rFonts w:ascii="Calibri" w:hAnsi="Calibri" w:eastAsia="Heiti TC"/>
-          <w:b w:val="0"/>
-          <w:i w:val="0"/>
-          <w:color w:val="334155"/>
-          <w:sz w:val="20"/>
-        </w:rPr>
-        <w:t>截至研究所工作日2026-05-26，我对prior research notes做压力测试而非否定：若人民银行选择数量型宽松而非价格型降息，前端资金利率会被托住；但若USD/CNY中间价从6.8318被引导至6.90，中国10...</w:t>
-      </w:r>
-    </w:p>
-    <w:p>
-      <w:pPr>
-        <w:spacing w:before="0" w:after="160" w:line="264" w:lineRule="auto"/>
-      </w:pPr>
-      <w:r>
-        <w:rPr>
-          <w:rFonts w:ascii="Calibri" w:hAnsi="Calibri" w:eastAsia="Heiti TC"/>
+          <w:rFonts w:ascii="Calibri" w:hAnsi="Calibri" w:eastAsia="Songti SC"/>
           <w:b w:val="0"/>
           <w:i w:val="0"/>
           <w:color w:val="667085"/>
@@ -1095,9 +1095,9 @@
           <w:rPr>
             <w:color w:val="285B9D"/>
             <w:u w:val="single"/>
-            <w:rFonts w:eastAsia="Heiti TC" w:ascii="Calibri" w:hAnsi="Calibri"/>
+            <w:rFonts w:eastAsia="Songti SC" w:ascii="Calibri" w:hAnsi="Calibri"/>
           </w:rPr>
-          <w:t>reports/archive-839b039938f3</w:t>
+          <w:t>reports/archive-2dc3c27aedc1</w:t>
         </w:r>
       </w:hyperlink>
     </w:p>
@@ -1115,7 +1115,7 @@
       </w:pPr>
       <w:r>
         <w:rPr>
-          <w:rFonts w:ascii="Calibri" w:hAnsi="Calibri" w:eastAsia="Heiti TC"/>
+          <w:rFonts w:ascii="Calibri" w:hAnsi="Calibri" w:eastAsia="Songti SC"/>
           <w:b/>
           <w:i w:val="0"/>
           <w:color w:val="0B2545"/>
@@ -1130,7 +1130,7 @@
       </w:pPr>
       <w:r>
         <w:rPr>
-          <w:rFonts w:ascii="Calibri" w:hAnsi="Calibri" w:eastAsia="Heiti TC"/>
+          <w:rFonts w:ascii="Calibri" w:hAnsi="Calibri" w:eastAsia="Songti SC"/>
           <w:b w:val="0"/>
           <w:i w:val="0"/>
           <w:color w:val="334155"/>
@@ -1145,7 +1145,7 @@
       </w:pPr>
       <w:r>
         <w:rPr>
-          <w:rFonts w:ascii="Calibri" w:hAnsi="Calibri" w:eastAsia="Heiti TC"/>
+          <w:rFonts w:ascii="Calibri" w:hAnsi="Calibri" w:eastAsia="Songti SC"/>
           <w:b w:val="0"/>
           <w:i w:val="0"/>
           <w:color w:val="667085"/>
@@ -1158,7 +1158,7 @@
           <w:rPr>
             <w:color w:val="285B9D"/>
             <w:u w:val="single"/>
-            <w:rFonts w:eastAsia="Heiti TC" w:ascii="Calibri" w:hAnsi="Calibri"/>
+            <w:rFonts w:eastAsia="Songti SC" w:ascii="Calibri" w:hAnsi="Calibri"/>
           </w:rPr>
           <w:t>reports/archive-f158c8e7e23e</w:t>
         </w:r>
@@ -1170,7 +1170,7 @@
       </w:pPr>
       <w:r>
         <w:rPr>
-          <w:rFonts w:ascii="Calibri" w:hAnsi="Calibri" w:eastAsia="Heiti TC"/>
+          <w:rFonts w:ascii="Calibri" w:hAnsi="Calibri" w:eastAsia="Songti SC"/>
           <w:b/>
           <w:i w:val="0"/>
           <w:color w:val="0B2545"/>
@@ -1185,7 +1185,7 @@
       </w:pPr>
       <w:r>
         <w:rPr>
-          <w:rFonts w:ascii="Calibri" w:hAnsi="Calibri" w:eastAsia="Heiti TC"/>
+          <w:rFonts w:ascii="Calibri" w:hAnsi="Calibri" w:eastAsia="Songti SC"/>
           <w:b w:val="0"/>
           <w:i w:val="0"/>
           <w:color w:val="334155"/>
@@ -1200,7 +1200,7 @@
       </w:pPr>
       <w:r>
         <w:rPr>
-          <w:rFonts w:ascii="Calibri" w:hAnsi="Calibri" w:eastAsia="Heiti TC"/>
+          <w:rFonts w:ascii="Calibri" w:hAnsi="Calibri" w:eastAsia="Songti SC"/>
           <w:b w:val="0"/>
           <w:i w:val="0"/>
           <w:color w:val="667085"/>
@@ -1213,7 +1213,7 @@
           <w:rPr>
             <w:color w:val="285B9D"/>
             <w:u w:val="single"/>
-            <w:rFonts w:eastAsia="Heiti TC" w:ascii="Calibri" w:hAnsi="Calibri"/>
+            <w:rFonts w:eastAsia="Songti SC" w:ascii="Calibri" w:hAnsi="Calibri"/>
           </w:rPr>
           <w:t>reports/archive-d2491bcecc68</w:t>
         </w:r>
@@ -1225,7 +1225,7 @@
       </w:pPr>
       <w:r>
         <w:rPr>
-          <w:rFonts w:ascii="Calibri" w:hAnsi="Calibri" w:eastAsia="Heiti TC"/>
+          <w:rFonts w:ascii="Calibri" w:hAnsi="Calibri" w:eastAsia="Songti SC"/>
           <w:b/>
           <w:i w:val="0"/>
           <w:color w:val="0B2545"/>
@@ -1240,7 +1240,7 @@
       </w:pPr>
       <w:r>
         <w:rPr>
-          <w:rFonts w:ascii="Calibri" w:hAnsi="Calibri" w:eastAsia="Heiti TC"/>
+          <w:rFonts w:ascii="Calibri" w:hAnsi="Calibri" w:eastAsia="Songti SC"/>
           <w:b w:val="0"/>
           <w:i w:val="0"/>
           <w:color w:val="334155"/>
@@ -1255,7 +1255,7 @@
       </w:pPr>
       <w:r>
         <w:rPr>
-          <w:rFonts w:ascii="Calibri" w:hAnsi="Calibri" w:eastAsia="Heiti TC"/>
+          <w:rFonts w:ascii="Calibri" w:hAnsi="Calibri" w:eastAsia="Songti SC"/>
           <w:b w:val="0"/>
           <w:i w:val="0"/>
           <w:color w:val="667085"/>
@@ -1268,7 +1268,7 @@
           <w:rPr>
             <w:color w:val="285B9D"/>
             <w:u w:val="single"/>
-            <w:rFonts w:eastAsia="Heiti TC" w:ascii="Calibri" w:hAnsi="Calibri"/>
+            <w:rFonts w:eastAsia="Songti SC" w:ascii="Calibri" w:hAnsi="Calibri"/>
           </w:rPr>
           <w:t>reports/archive-c1f1503528aa</w:t>
         </w:r>
@@ -1311,7 +1311,7 @@
             <w:r/>
             <w:r>
               <w:rPr>
-                <w:rFonts w:ascii="Calibri" w:hAnsi="Calibri" w:eastAsia="Heiti TC"/>
+                <w:rFonts w:ascii="Calibri" w:hAnsi="Calibri" w:eastAsia="Songti SC"/>
                 <w:b/>
                 <w:color w:val="475569"/>
                 <w:sz w:val="18"/>
@@ -1334,7 +1334,7 @@
             <w:r/>
             <w:r>
               <w:rPr>
-                <w:rFonts w:ascii="Calibri" w:hAnsi="Calibri" w:eastAsia="Heiti TC"/>
+                <w:rFonts w:ascii="Calibri" w:hAnsi="Calibri" w:eastAsia="Songti SC"/>
                 <w:b/>
                 <w:color w:val="475569"/>
                 <w:sz w:val="18"/>
@@ -1357,7 +1357,7 @@
             <w:r/>
             <w:r>
               <w:rPr>
-                <w:rFonts w:ascii="Calibri" w:hAnsi="Calibri" w:eastAsia="Heiti TC"/>
+                <w:rFonts w:ascii="Calibri" w:hAnsi="Calibri" w:eastAsia="Songti SC"/>
                 <w:b/>
                 <w:color w:val="475569"/>
                 <w:sz w:val="18"/>
@@ -1380,7 +1380,7 @@
             <w:r/>
             <w:r>
               <w:rPr>
-                <w:rFonts w:ascii="Calibri" w:hAnsi="Calibri" w:eastAsia="Heiti TC"/>
+                <w:rFonts w:ascii="Calibri" w:hAnsi="Calibri" w:eastAsia="Songti SC"/>
                 <w:b/>
                 <w:color w:val="475569"/>
                 <w:sz w:val="18"/>
@@ -1403,7 +1403,7 @@
             <w:r/>
             <w:r>
               <w:rPr>
-                <w:rFonts w:ascii="Calibri" w:hAnsi="Calibri" w:eastAsia="Heiti TC"/>
+                <w:rFonts w:ascii="Calibri" w:hAnsi="Calibri" w:eastAsia="Songti SC"/>
                 <w:b/>
                 <w:color w:val="475569"/>
                 <w:sz w:val="18"/>
@@ -1426,7 +1426,116 @@
             <w:r/>
             <w:r>
               <w:rPr>
-                <w:rFonts w:ascii="Calibri" w:hAnsi="Calibri" w:eastAsia="Heiti TC"/>
+                <w:rFonts w:ascii="Calibri" w:hAnsi="Calibri" w:eastAsia="Songti SC"/>
+                <w:b w:val="0"/>
+                <w:color w:val="111827"/>
+                <w:sz w:val="17"/>
+              </w:rPr>
+              <w:t>AI 电力设备压力测试：SiC 器件与干式变压器</w:t>
+            </w:r>
+          </w:p>
+        </w:tc>
+        <w:tc>
+          <w:tcPr>
+            <w:tcW w:type="dxa" w:w="1560"/>
+            <w:vAlign w:val="center"/>
+          </w:tcPr>
+          <w:p>
+            <w:pPr>
+              <w:spacing w:before="0" w:after="0"/>
+            </w:pPr>
+            <w:r/>
+            <w:r>
+              <w:rPr>
+                <w:rFonts w:ascii="Calibri" w:hAnsi="Calibri" w:eastAsia="Songti SC"/>
+                <w:b w:val="0"/>
+                <w:color w:val="111827"/>
+                <w:sz w:val="16"/>
+              </w:rPr>
+              <w:t>未识别</w:t>
+            </w:r>
+          </w:p>
+        </w:tc>
+        <w:tc>
+          <w:tcPr>
+            <w:tcW w:type="dxa" w:w="1680"/>
+            <w:vAlign w:val="center"/>
+          </w:tcPr>
+          <w:p>
+            <w:pPr>
+              <w:spacing w:before="0" w:after="0"/>
+            </w:pPr>
+            <w:r/>
+            <w:r>
+              <w:rPr>
+                <w:rFonts w:ascii="Calibri" w:hAnsi="Calibri" w:eastAsia="Songti SC"/>
+                <w:b w:val="0"/>
+                <w:color w:val="111827"/>
+                <w:sz w:val="16"/>
+              </w:rPr>
+              <w:t>工业供给瓶颈</w:t>
+            </w:r>
+          </w:p>
+        </w:tc>
+        <w:tc>
+          <w:tcPr>
+            <w:tcW w:type="dxa" w:w="900"/>
+            <w:vAlign w:val="center"/>
+          </w:tcPr>
+          <w:p>
+            <w:pPr>
+              <w:spacing w:before="0" w:after="0"/>
+              <w:jc w:val="center"/>
+            </w:pPr>
+            <w:r/>
+            <w:r>
+              <w:rPr>
+                <w:rFonts w:ascii="Calibri" w:hAnsi="Calibri" w:eastAsia="Songti SC"/>
+                <w:b/>
+                <w:color w:val="111827"/>
+                <w:sz w:val="17"/>
+              </w:rPr>
+              <w:t>55.0</w:t>
+            </w:r>
+          </w:p>
+        </w:tc>
+        <w:tc>
+          <w:tcPr>
+            <w:tcW w:type="dxa" w:w="1500"/>
+            <w:vAlign w:val="center"/>
+          </w:tcPr>
+          <w:p>
+            <w:pPr>
+              <w:spacing w:before="0" w:after="0"/>
+              <w:jc w:val="center"/>
+            </w:pPr>
+            <w:r/>
+            <w:r>
+              <w:rPr>
+                <w:rFonts w:ascii="Calibri" w:hAnsi="Calibri" w:eastAsia="Songti SC"/>
+                <w:b w:val="0"/>
+                <w:color w:val="111827"/>
+                <w:sz w:val="16"/>
+              </w:rPr>
+              <w:t>风险 2</w:t>
+            </w:r>
+          </w:p>
+        </w:tc>
+      </w:tr>
+      <w:tr>
+        <w:tc>
+          <w:tcPr>
+            <w:tcW w:type="dxa" w:w="3720"/>
+            <w:vAlign w:val="center"/>
+          </w:tcPr>
+          <w:p>
+            <w:pPr>
+              <w:spacing w:before="0" w:after="0"/>
+            </w:pPr>
+            <w:r/>
+            <w:r>
+              <w:rPr>
+                <w:rFonts w:ascii="Calibri" w:hAnsi="Calibri" w:eastAsia="Songti SC"/>
                 <w:b w:val="0"/>
                 <w:color w:val="111827"/>
                 <w:sz w:val="17"/>
@@ -1447,7 +1556,7 @@
             <w:r/>
             <w:r>
               <w:rPr>
-                <w:rFonts w:ascii="Calibri" w:hAnsi="Calibri" w:eastAsia="Heiti TC"/>
+                <w:rFonts w:ascii="Calibri" w:hAnsi="Calibri" w:eastAsia="Songti SC"/>
                 <w:b w:val="0"/>
                 <w:color w:val="111827"/>
                 <w:sz w:val="16"/>
@@ -1468,7 +1577,7 @@
             <w:r/>
             <w:r>
               <w:rPr>
-                <w:rFonts w:ascii="Calibri" w:hAnsi="Calibri" w:eastAsia="Heiti TC"/>
+                <w:rFonts w:ascii="Calibri" w:hAnsi="Calibri" w:eastAsia="Songti SC"/>
                 <w:b w:val="0"/>
                 <w:color w:val="111827"/>
                 <w:sz w:val="16"/>
@@ -1490,7 +1599,7 @@
             <w:r/>
             <w:r>
               <w:rPr>
-                <w:rFonts w:ascii="Calibri" w:hAnsi="Calibri" w:eastAsia="Heiti TC"/>
+                <w:rFonts w:ascii="Calibri" w:hAnsi="Calibri" w:eastAsia="Songti SC"/>
                 <w:b/>
                 <w:color w:val="111827"/>
                 <w:sz w:val="17"/>
@@ -1512,7 +1621,7 @@
             <w:r/>
             <w:r>
               <w:rPr>
-                <w:rFonts w:ascii="Calibri" w:hAnsi="Calibri" w:eastAsia="Heiti TC"/>
+                <w:rFonts w:ascii="Calibri" w:hAnsi="Calibri" w:eastAsia="Songti SC"/>
                 <w:b w:val="0"/>
                 <w:color w:val="111827"/>
                 <w:sz w:val="16"/>
@@ -1535,12 +1644,12 @@
             <w:r/>
             <w:r>
               <w:rPr>
-                <w:rFonts w:ascii="Calibri" w:hAnsi="Calibri" w:eastAsia="Heiti TC"/>
+                <w:rFonts w:ascii="Calibri" w:hAnsi="Calibri" w:eastAsia="Songti SC"/>
                 <w:b w:val="0"/>
                 <w:color w:val="111827"/>
                 <w:sz w:val="17"/>
               </w:rPr>
-              <w:t>极高功率密度机柜对配电侧变压器及自动化运维的压力测试</w:t>
+              <w:t>AI算力芯片演进对数据中心电力需求的驱动：电网扩容与配电自动化的迫切性</w:t>
             </w:r>
           </w:p>
         </w:tc>
@@ -1556,7 +1665,7 @@
             <w:r/>
             <w:r>
               <w:rPr>
-                <w:rFonts w:ascii="Calibri" w:hAnsi="Calibri" w:eastAsia="Heiti TC"/>
+                <w:rFonts w:ascii="Calibri" w:hAnsi="Calibri" w:eastAsia="Songti SC"/>
                 <w:b w:val="0"/>
                 <w:color w:val="111827"/>
                 <w:sz w:val="16"/>
@@ -1577,12 +1686,12 @@
             <w:r/>
             <w:r>
               <w:rPr>
-                <w:rFonts w:ascii="Calibri" w:hAnsi="Calibri" w:eastAsia="Heiti TC"/>
+                <w:rFonts w:ascii="Calibri" w:hAnsi="Calibri" w:eastAsia="Songti SC"/>
                 <w:b w:val="0"/>
                 <w:color w:val="111827"/>
                 <w:sz w:val="16"/>
               </w:rPr>
-              <w:t>宏观通胀传导</w:t>
+              <w:t>AI 基础设施</w:t>
             </w:r>
           </w:p>
         </w:tc>
@@ -1599,12 +1708,12 @@
             <w:r/>
             <w:r>
               <w:rPr>
-                <w:rFonts w:ascii="Calibri" w:hAnsi="Calibri" w:eastAsia="Heiti TC"/>
+                <w:rFonts w:ascii="Calibri" w:hAnsi="Calibri" w:eastAsia="Songti SC"/>
                 <w:b/>
                 <w:color w:val="111827"/>
                 <w:sz w:val="17"/>
               </w:rPr>
-              <w:t>50.5</w:t>
+              <w:t>53.1</w:t>
             </w:r>
           </w:p>
         </w:tc>
@@ -1621,7 +1730,225 @@
             <w:r/>
             <w:r>
               <w:rPr>
-                <w:rFonts w:ascii="Calibri" w:hAnsi="Calibri" w:eastAsia="Heiti TC"/>
+                <w:rFonts w:ascii="Calibri" w:hAnsi="Calibri" w:eastAsia="Songti SC"/>
+                <w:b w:val="0"/>
+                <w:color w:val="111827"/>
+                <w:sz w:val="16"/>
+              </w:rPr>
+              <w:t>常规</w:t>
+            </w:r>
+          </w:p>
+        </w:tc>
+      </w:tr>
+      <w:tr>
+        <w:tc>
+          <w:tcPr>
+            <w:tcW w:type="dxa" w:w="3720"/>
+            <w:vAlign w:val="center"/>
+          </w:tcPr>
+          <w:p>
+            <w:pPr>
+              <w:spacing w:before="0" w:after="0"/>
+            </w:pPr>
+            <w:r/>
+            <w:r>
+              <w:rPr>
+                <w:rFonts w:ascii="Calibri" w:hAnsi="Calibri" w:eastAsia="Songti SC"/>
+                <w:b w:val="0"/>
+                <w:color w:val="111827"/>
+                <w:sz w:val="17"/>
+              </w:rPr>
+              <w:t>电力设备交付瓶颈对"东数西算"政策的压力测试</w:t>
+            </w:r>
+          </w:p>
+        </w:tc>
+        <w:tc>
+          <w:tcPr>
+            <w:tcW w:type="dxa" w:w="1560"/>
+            <w:vAlign w:val="center"/>
+          </w:tcPr>
+          <w:p>
+            <w:pPr>
+              <w:spacing w:before="0" w:after="0"/>
+            </w:pPr>
+            <w:r/>
+            <w:r>
+              <w:rPr>
+                <w:rFonts w:ascii="Calibri" w:hAnsi="Calibri" w:eastAsia="Songti SC"/>
+                <w:b w:val="0"/>
+                <w:color w:val="111827"/>
+                <w:sz w:val="16"/>
+              </w:rPr>
+              <w:t>未识别</w:t>
+            </w:r>
+          </w:p>
+        </w:tc>
+        <w:tc>
+          <w:tcPr>
+            <w:tcW w:type="dxa" w:w="1680"/>
+            <w:vAlign w:val="center"/>
+          </w:tcPr>
+          <w:p>
+            <w:pPr>
+              <w:spacing w:before="0" w:after="0"/>
+            </w:pPr>
+            <w:r/>
+            <w:r>
+              <w:rPr>
+                <w:rFonts w:ascii="Calibri" w:hAnsi="Calibri" w:eastAsia="Songti SC"/>
+                <w:b w:val="0"/>
+                <w:color w:val="111827"/>
+                <w:sz w:val="16"/>
+              </w:rPr>
+              <w:t>工业供给瓶颈</w:t>
+            </w:r>
+          </w:p>
+        </w:tc>
+        <w:tc>
+          <w:tcPr>
+            <w:tcW w:type="dxa" w:w="900"/>
+            <w:vAlign w:val="center"/>
+          </w:tcPr>
+          <w:p>
+            <w:pPr>
+              <w:spacing w:before="0" w:after="0"/>
+              <w:jc w:val="center"/>
+            </w:pPr>
+            <w:r/>
+            <w:r>
+              <w:rPr>
+                <w:rFonts w:ascii="Calibri" w:hAnsi="Calibri" w:eastAsia="Songti SC"/>
+                <w:b/>
+                <w:color w:val="111827"/>
+                <w:sz w:val="17"/>
+              </w:rPr>
+              <w:t>51.6</w:t>
+            </w:r>
+          </w:p>
+        </w:tc>
+        <w:tc>
+          <w:tcPr>
+            <w:tcW w:type="dxa" w:w="1500"/>
+            <w:vAlign w:val="center"/>
+          </w:tcPr>
+          <w:p>
+            <w:pPr>
+              <w:spacing w:before="0" w:after="0"/>
+              <w:jc w:val="center"/>
+            </w:pPr>
+            <w:r/>
+            <w:r>
+              <w:rPr>
+                <w:rFonts w:ascii="Calibri" w:hAnsi="Calibri" w:eastAsia="Songti SC"/>
+                <w:b w:val="0"/>
+                <w:color w:val="111827"/>
+                <w:sz w:val="16"/>
+              </w:rPr>
+              <w:t>风险 3</w:t>
+            </w:r>
+          </w:p>
+        </w:tc>
+      </w:tr>
+      <w:tr>
+        <w:tc>
+          <w:tcPr>
+            <w:tcW w:type="dxa" w:w="3720"/>
+            <w:vAlign w:val="center"/>
+          </w:tcPr>
+          <w:p>
+            <w:pPr>
+              <w:spacing w:before="0" w:after="0"/>
+            </w:pPr>
+            <w:r/>
+            <w:r>
+              <w:rPr>
+                <w:rFonts w:ascii="Calibri" w:hAnsi="Calibri" w:eastAsia="Songti SC"/>
+                <w:b w:val="0"/>
+                <w:color w:val="111827"/>
+                <w:sz w:val="17"/>
+              </w:rPr>
+              <w:t>全球AI算力扩张的物理并网阻碍与能源供给侧产能缺口深研报告</w:t>
+            </w:r>
+          </w:p>
+        </w:tc>
+        <w:tc>
+          <w:tcPr>
+            <w:tcW w:type="dxa" w:w="1560"/>
+            <w:vAlign w:val="center"/>
+          </w:tcPr>
+          <w:p>
+            <w:pPr>
+              <w:spacing w:before="0" w:after="0"/>
+            </w:pPr>
+            <w:r/>
+            <w:r>
+              <w:rPr>
+                <w:rFonts w:ascii="Calibri" w:hAnsi="Calibri" w:eastAsia="Songti SC"/>
+                <w:b w:val="0"/>
+                <w:color w:val="111827"/>
+                <w:sz w:val="16"/>
+              </w:rPr>
+              <w:t>未识别</w:t>
+            </w:r>
+          </w:p>
+        </w:tc>
+        <w:tc>
+          <w:tcPr>
+            <w:tcW w:type="dxa" w:w="1680"/>
+            <w:vAlign w:val="center"/>
+          </w:tcPr>
+          <w:p>
+            <w:pPr>
+              <w:spacing w:before="0" w:after="0"/>
+            </w:pPr>
+            <w:r/>
+            <w:r>
+              <w:rPr>
+                <w:rFonts w:ascii="Calibri" w:hAnsi="Calibri" w:eastAsia="Songti SC"/>
+                <w:b w:val="0"/>
+                <w:color w:val="111827"/>
+                <w:sz w:val="16"/>
+              </w:rPr>
+              <w:t>AI 基础设施</w:t>
+            </w:r>
+          </w:p>
+        </w:tc>
+        <w:tc>
+          <w:tcPr>
+            <w:tcW w:type="dxa" w:w="900"/>
+            <w:vAlign w:val="center"/>
+          </w:tcPr>
+          <w:p>
+            <w:pPr>
+              <w:spacing w:before="0" w:after="0"/>
+              <w:jc w:val="center"/>
+            </w:pPr>
+            <w:r/>
+            <w:r>
+              <w:rPr>
+                <w:rFonts w:ascii="Calibri" w:hAnsi="Calibri" w:eastAsia="Songti SC"/>
+                <w:b/>
+                <w:color w:val="111827"/>
+                <w:sz w:val="17"/>
+              </w:rPr>
+              <w:t>50.7</w:t>
+            </w:r>
+          </w:p>
+        </w:tc>
+        <w:tc>
+          <w:tcPr>
+            <w:tcW w:type="dxa" w:w="1500"/>
+            <w:vAlign w:val="center"/>
+          </w:tcPr>
+          <w:p>
+            <w:pPr>
+              <w:spacing w:before="0" w:after="0"/>
+              <w:jc w:val="center"/>
+            </w:pPr>
+            <w:r/>
+            <w:r>
+              <w:rPr>
+                <w:rFonts w:ascii="Calibri" w:hAnsi="Calibri" w:eastAsia="Songti SC"/>
                 <w:b w:val="0"/>
                 <w:color w:val="111827"/>
                 <w:sz w:val="16"/>
@@ -1644,12 +1971,12 @@
             <w:r/>
             <w:r>
               <w:rPr>
-                <w:rFonts w:ascii="Calibri" w:hAnsi="Calibri" w:eastAsia="Heiti TC"/>
+                <w:rFonts w:ascii="Calibri" w:hAnsi="Calibri" w:eastAsia="Songti SC"/>
                 <w:b w:val="0"/>
                 <w:color w:val="111827"/>
                 <w:sz w:val="17"/>
               </w:rPr>
-              <w:t>A 股 AI 电力/电网产业链重估：从全球 T&amp;D 瓶颈逻辑映射至特高压与变压器标的</w:t>
+              <w:t>极高功率密度机柜对配电侧变压器及自动化运维的压力测试</w:t>
             </w:r>
           </w:p>
         </w:tc>
@@ -1665,7 +1992,7 @@
             <w:r/>
             <w:r>
               <w:rPr>
-                <w:rFonts w:ascii="Calibri" w:hAnsi="Calibri" w:eastAsia="Heiti TC"/>
+                <w:rFonts w:ascii="Calibri" w:hAnsi="Calibri" w:eastAsia="Songti SC"/>
                 <w:b w:val="0"/>
                 <w:color w:val="111827"/>
                 <w:sz w:val="16"/>
@@ -1686,12 +2013,12 @@
             <w:r/>
             <w:r>
               <w:rPr>
-                <w:rFonts w:ascii="Calibri" w:hAnsi="Calibri" w:eastAsia="Heiti TC"/>
+                <w:rFonts w:ascii="Calibri" w:hAnsi="Calibri" w:eastAsia="Songti SC"/>
                 <w:b w:val="0"/>
                 <w:color w:val="111827"/>
                 <w:sz w:val="16"/>
               </w:rPr>
-              <w:t>电力与电网</w:t>
+              <w:t>宏观通胀传导</w:t>
             </w:r>
           </w:p>
         </w:tc>
@@ -1708,7 +2035,443 @@
             <w:r/>
             <w:r>
               <w:rPr>
-                <w:rFonts w:ascii="Calibri" w:hAnsi="Calibri" w:eastAsia="Heiti TC"/>
+                <w:rFonts w:ascii="Calibri" w:hAnsi="Calibri" w:eastAsia="Songti SC"/>
+                <w:b/>
+                <w:color w:val="111827"/>
+                <w:sz w:val="17"/>
+              </w:rPr>
+              <w:t>50.5</w:t>
+            </w:r>
+          </w:p>
+        </w:tc>
+        <w:tc>
+          <w:tcPr>
+            <w:tcW w:type="dxa" w:w="1500"/>
+            <w:vAlign w:val="center"/>
+          </w:tcPr>
+          <w:p>
+            <w:pPr>
+              <w:spacing w:before="0" w:after="0"/>
+              <w:jc w:val="center"/>
+            </w:pPr>
+            <w:r/>
+            <w:r>
+              <w:rPr>
+                <w:rFonts w:ascii="Calibri" w:hAnsi="Calibri" w:eastAsia="Songti SC"/>
+                <w:b w:val="0"/>
+                <w:color w:val="111827"/>
+                <w:sz w:val="16"/>
+              </w:rPr>
+              <w:t>风险 2</w:t>
+            </w:r>
+          </w:p>
+        </w:tc>
+      </w:tr>
+      <w:tr>
+        <w:tc>
+          <w:tcPr>
+            <w:tcW w:type="dxa" w:w="3720"/>
+            <w:vAlign w:val="center"/>
+          </w:tcPr>
+          <w:p>
+            <w:pPr>
+              <w:spacing w:before="0" w:after="0"/>
+            </w:pPr>
+            <w:r/>
+            <w:r>
+              <w:rPr>
+                <w:rFonts w:ascii="Calibri" w:hAnsi="Calibri" w:eastAsia="Songti SC"/>
+                <w:b w:val="0"/>
+                <w:color w:val="111827"/>
+                <w:sz w:val="17"/>
+              </w:rPr>
+              <w:t>芯片能效与液冷并不能填平AI电力缺口——只会加速它</w:t>
+            </w:r>
+          </w:p>
+        </w:tc>
+        <w:tc>
+          <w:tcPr>
+            <w:tcW w:type="dxa" w:w="1560"/>
+            <w:vAlign w:val="center"/>
+          </w:tcPr>
+          <w:p>
+            <w:pPr>
+              <w:spacing w:before="0" w:after="0"/>
+            </w:pPr>
+            <w:r/>
+            <w:r>
+              <w:rPr>
+                <w:rFonts w:ascii="Calibri" w:hAnsi="Calibri" w:eastAsia="Songti SC"/>
+                <w:b w:val="0"/>
+                <w:color w:val="111827"/>
+                <w:sz w:val="16"/>
+              </w:rPr>
+              <w:t>未识别</w:t>
+            </w:r>
+          </w:p>
+        </w:tc>
+        <w:tc>
+          <w:tcPr>
+            <w:tcW w:type="dxa" w:w="1680"/>
+            <w:vAlign w:val="center"/>
+          </w:tcPr>
+          <w:p>
+            <w:pPr>
+              <w:spacing w:before="0" w:after="0"/>
+            </w:pPr>
+            <w:r/>
+            <w:r>
+              <w:rPr>
+                <w:rFonts w:ascii="Calibri" w:hAnsi="Calibri" w:eastAsia="Songti SC"/>
+                <w:b w:val="0"/>
+                <w:color w:val="111827"/>
+                <w:sz w:val="16"/>
+              </w:rPr>
+              <w:t>宏观通胀传导</w:t>
+            </w:r>
+          </w:p>
+        </w:tc>
+        <w:tc>
+          <w:tcPr>
+            <w:tcW w:type="dxa" w:w="900"/>
+            <w:vAlign w:val="center"/>
+          </w:tcPr>
+          <w:p>
+            <w:pPr>
+              <w:spacing w:before="0" w:after="0"/>
+              <w:jc w:val="center"/>
+            </w:pPr>
+            <w:r/>
+            <w:r>
+              <w:rPr>
+                <w:rFonts w:ascii="Calibri" w:hAnsi="Calibri" w:eastAsia="Songti SC"/>
+                <w:b/>
+                <w:color w:val="111827"/>
+                <w:sz w:val="17"/>
+              </w:rPr>
+              <w:t>49.6</w:t>
+            </w:r>
+          </w:p>
+        </w:tc>
+        <w:tc>
+          <w:tcPr>
+            <w:tcW w:type="dxa" w:w="1500"/>
+            <w:vAlign w:val="center"/>
+          </w:tcPr>
+          <w:p>
+            <w:pPr>
+              <w:spacing w:before="0" w:after="0"/>
+              <w:jc w:val="center"/>
+            </w:pPr>
+            <w:r/>
+            <w:r>
+              <w:rPr>
+                <w:rFonts w:ascii="Calibri" w:hAnsi="Calibri" w:eastAsia="Songti SC"/>
+                <w:b w:val="0"/>
+                <w:color w:val="111827"/>
+                <w:sz w:val="16"/>
+              </w:rPr>
+              <w:t>风险 2</w:t>
+            </w:r>
+          </w:p>
+        </w:tc>
+      </w:tr>
+      <w:tr>
+        <w:tc>
+          <w:tcPr>
+            <w:tcW w:type="dxa" w:w="3720"/>
+            <w:vAlign w:val="center"/>
+          </w:tcPr>
+          <w:p>
+            <w:pPr>
+              <w:spacing w:before="0" w:after="0"/>
+            </w:pPr>
+            <w:r/>
+            <w:r>
+              <w:rPr>
+                <w:rFonts w:ascii="Calibri" w:hAnsi="Calibri" w:eastAsia="Songti SC"/>
+                <w:b w:val="0"/>
+                <w:color w:val="111827"/>
+                <w:sz w:val="17"/>
+              </w:rPr>
+              <w:t>虚张声势还是物理制约？电力设备交付延迟与 AI 基础设施 Time-to-Power (TTP) 瓶颈的压力测试报告</w:t>
+            </w:r>
+          </w:p>
+        </w:tc>
+        <w:tc>
+          <w:tcPr>
+            <w:tcW w:type="dxa" w:w="1560"/>
+            <w:vAlign w:val="center"/>
+          </w:tcPr>
+          <w:p>
+            <w:pPr>
+              <w:spacing w:before="0" w:after="0"/>
+            </w:pPr>
+            <w:r/>
+            <w:r>
+              <w:rPr>
+                <w:rFonts w:ascii="Calibri" w:hAnsi="Calibri" w:eastAsia="Songti SC"/>
+                <w:b w:val="0"/>
+                <w:color w:val="111827"/>
+                <w:sz w:val="16"/>
+              </w:rPr>
+              <w:t>未识别</w:t>
+            </w:r>
+          </w:p>
+        </w:tc>
+        <w:tc>
+          <w:tcPr>
+            <w:tcW w:type="dxa" w:w="1680"/>
+            <w:vAlign w:val="center"/>
+          </w:tcPr>
+          <w:p>
+            <w:pPr>
+              <w:spacing w:before="0" w:after="0"/>
+            </w:pPr>
+            <w:r/>
+            <w:r>
+              <w:rPr>
+                <w:rFonts w:ascii="Calibri" w:hAnsi="Calibri" w:eastAsia="Songti SC"/>
+                <w:b w:val="0"/>
+                <w:color w:val="111827"/>
+                <w:sz w:val="16"/>
+              </w:rPr>
+              <w:t>工业供给瓶颈</w:t>
+            </w:r>
+          </w:p>
+        </w:tc>
+        <w:tc>
+          <w:tcPr>
+            <w:tcW w:type="dxa" w:w="900"/>
+            <w:vAlign w:val="center"/>
+          </w:tcPr>
+          <w:p>
+            <w:pPr>
+              <w:spacing w:before="0" w:after="0"/>
+              <w:jc w:val="center"/>
+            </w:pPr>
+            <w:r/>
+            <w:r>
+              <w:rPr>
+                <w:rFonts w:ascii="Calibri" w:hAnsi="Calibri" w:eastAsia="Songti SC"/>
+                <w:b/>
+                <w:color w:val="111827"/>
+                <w:sz w:val="17"/>
+              </w:rPr>
+              <w:t>47.5</w:t>
+            </w:r>
+          </w:p>
+        </w:tc>
+        <w:tc>
+          <w:tcPr>
+            <w:tcW w:type="dxa" w:w="1500"/>
+            <w:vAlign w:val="center"/>
+          </w:tcPr>
+          <w:p>
+            <w:pPr>
+              <w:spacing w:before="0" w:after="0"/>
+              <w:jc w:val="center"/>
+            </w:pPr>
+            <w:r/>
+            <w:r>
+              <w:rPr>
+                <w:rFonts w:ascii="Calibri" w:hAnsi="Calibri" w:eastAsia="Songti SC"/>
+                <w:b w:val="0"/>
+                <w:color w:val="111827"/>
+                <w:sz w:val="16"/>
+              </w:rPr>
+              <w:t>风险 2</w:t>
+            </w:r>
+          </w:p>
+        </w:tc>
+      </w:tr>
+      <w:tr>
+        <w:tc>
+          <w:tcPr>
+            <w:tcW w:type="dxa" w:w="3720"/>
+            <w:vAlign w:val="center"/>
+          </w:tcPr>
+          <w:p>
+            <w:pPr>
+              <w:spacing w:before="0" w:after="0"/>
+            </w:pPr>
+            <w:r/>
+            <w:r>
+              <w:rPr>
+                <w:rFonts w:ascii="Calibri" w:hAnsi="Calibri" w:eastAsia="Songti SC"/>
+                <w:b w:val="0"/>
+                <w:color w:val="111827"/>
+                <w:sz w:val="17"/>
+              </w:rPr>
+              <w:t>贸易壁垒与出口管制的有效性：对美欧"熔炼与浇筑"原产地规则 vs. 中国出口许可制重塑AI电力设备供...</w:t>
+            </w:r>
+          </w:p>
+        </w:tc>
+        <w:tc>
+          <w:tcPr>
+            <w:tcW w:type="dxa" w:w="1560"/>
+            <w:vAlign w:val="center"/>
+          </w:tcPr>
+          <w:p>
+            <w:pPr>
+              <w:spacing w:before="0" w:after="0"/>
+            </w:pPr>
+            <w:r/>
+            <w:r>
+              <w:rPr>
+                <w:rFonts w:ascii="Calibri" w:hAnsi="Calibri" w:eastAsia="Songti SC"/>
+                <w:b w:val="0"/>
+                <w:color w:val="111827"/>
+                <w:sz w:val="16"/>
+              </w:rPr>
+              <w:t>未识别</w:t>
+            </w:r>
+          </w:p>
+        </w:tc>
+        <w:tc>
+          <w:tcPr>
+            <w:tcW w:type="dxa" w:w="1680"/>
+            <w:vAlign w:val="center"/>
+          </w:tcPr>
+          <w:p>
+            <w:pPr>
+              <w:spacing w:before="0" w:after="0"/>
+            </w:pPr>
+            <w:r/>
+            <w:r>
+              <w:rPr>
+                <w:rFonts w:ascii="Calibri" w:hAnsi="Calibri" w:eastAsia="Songti SC"/>
+                <w:b w:val="0"/>
+                <w:color w:val="111827"/>
+                <w:sz w:val="16"/>
+              </w:rPr>
+              <w:t>工业供给瓶颈</w:t>
+            </w:r>
+          </w:p>
+        </w:tc>
+        <w:tc>
+          <w:tcPr>
+            <w:tcW w:type="dxa" w:w="900"/>
+            <w:vAlign w:val="center"/>
+          </w:tcPr>
+          <w:p>
+            <w:pPr>
+              <w:spacing w:before="0" w:after="0"/>
+              <w:jc w:val="center"/>
+            </w:pPr>
+            <w:r/>
+            <w:r>
+              <w:rPr>
+                <w:rFonts w:ascii="Calibri" w:hAnsi="Calibri" w:eastAsia="Songti SC"/>
+                <w:b/>
+                <w:color w:val="111827"/>
+                <w:sz w:val="17"/>
+              </w:rPr>
+              <w:t>47.4</w:t>
+            </w:r>
+          </w:p>
+        </w:tc>
+        <w:tc>
+          <w:tcPr>
+            <w:tcW w:type="dxa" w:w="1500"/>
+            <w:vAlign w:val="center"/>
+          </w:tcPr>
+          <w:p>
+            <w:pPr>
+              <w:spacing w:before="0" w:after="0"/>
+              <w:jc w:val="center"/>
+            </w:pPr>
+            <w:r/>
+            <w:r>
+              <w:rPr>
+                <w:rFonts w:ascii="Calibri" w:hAnsi="Calibri" w:eastAsia="Songti SC"/>
+                <w:b w:val="0"/>
+                <w:color w:val="111827"/>
+                <w:sz w:val="16"/>
+              </w:rPr>
+              <w:t>风险 2</w:t>
+            </w:r>
+          </w:p>
+        </w:tc>
+      </w:tr>
+      <w:tr>
+        <w:tc>
+          <w:tcPr>
+            <w:tcW w:type="dxa" w:w="3720"/>
+            <w:vAlign w:val="center"/>
+          </w:tcPr>
+          <w:p>
+            <w:pPr>
+              <w:spacing w:before="0" w:after="0"/>
+            </w:pPr>
+            <w:r/>
+            <w:r>
+              <w:rPr>
+                <w:rFonts w:ascii="Calibri" w:hAnsi="Calibri" w:eastAsia="Songti SC"/>
+                <w:b w:val="0"/>
+                <w:color w:val="111827"/>
+                <w:sz w:val="17"/>
+              </w:rPr>
+              <w:t>自动化供应链转型对机器人核心零部件及AI芯片供应链的估值重塑</w:t>
+            </w:r>
+          </w:p>
+        </w:tc>
+        <w:tc>
+          <w:tcPr>
+            <w:tcW w:type="dxa" w:w="1560"/>
+            <w:vAlign w:val="center"/>
+          </w:tcPr>
+          <w:p>
+            <w:pPr>
+              <w:spacing w:before="0" w:after="0"/>
+            </w:pPr>
+            <w:r/>
+            <w:r>
+              <w:rPr>
+                <w:rFonts w:ascii="Calibri" w:hAnsi="Calibri" w:eastAsia="Songti SC"/>
+                <w:b w:val="0"/>
+                <w:color w:val="111827"/>
+                <w:sz w:val="16"/>
+              </w:rPr>
+              <w:t>未识别</w:t>
+            </w:r>
+          </w:p>
+        </w:tc>
+        <w:tc>
+          <w:tcPr>
+            <w:tcW w:type="dxa" w:w="1680"/>
+            <w:vAlign w:val="center"/>
+          </w:tcPr>
+          <w:p>
+            <w:pPr>
+              <w:spacing w:before="0" w:after="0"/>
+            </w:pPr>
+            <w:r/>
+            <w:r>
+              <w:rPr>
+                <w:rFonts w:ascii="Calibri" w:hAnsi="Calibri" w:eastAsia="Songti SC"/>
+                <w:b w:val="0"/>
+                <w:color w:val="111827"/>
+                <w:sz w:val="16"/>
+              </w:rPr>
+              <w:t>半导体与存储</w:t>
+            </w:r>
+          </w:p>
+        </w:tc>
+        <w:tc>
+          <w:tcPr>
+            <w:tcW w:type="dxa" w:w="900"/>
+            <w:vAlign w:val="center"/>
+          </w:tcPr>
+          <w:p>
+            <w:pPr>
+              <w:spacing w:before="0" w:after="0"/>
+              <w:jc w:val="center"/>
+            </w:pPr>
+            <w:r/>
+            <w:r>
+              <w:rPr>
+                <w:rFonts w:ascii="Calibri" w:hAnsi="Calibri" w:eastAsia="Songti SC"/>
                 <w:b/>
                 <w:color w:val="111827"/>
                 <w:sz w:val="17"/>
@@ -1730,7 +2493,7 @@
             <w:r/>
             <w:r>
               <w:rPr>
-                <w:rFonts w:ascii="Calibri" w:hAnsi="Calibri" w:eastAsia="Heiti TC"/>
+                <w:rFonts w:ascii="Calibri" w:hAnsi="Calibri" w:eastAsia="Songti SC"/>
                 <w:b w:val="0"/>
                 <w:color w:val="111827"/>
                 <w:sz w:val="16"/>
@@ -1753,12 +2516,12 @@
             <w:r/>
             <w:r>
               <w:rPr>
-                <w:rFonts w:ascii="Calibri" w:hAnsi="Calibri" w:eastAsia="Heiti TC"/>
+                <w:rFonts w:ascii="Calibri" w:hAnsi="Calibri" w:eastAsia="Songti SC"/>
                 <w:b w:val="0"/>
                 <w:color w:val="111827"/>
                 <w:sz w:val="17"/>
               </w:rPr>
-              <w:t>AI 的边际定价权,是否已从芯片转向电力?</w:t>
+              <w:t>A 股 AI 电力/电网产业链重估：从全球 T&amp;D 瓶颈逻辑映射至特高压与变压器标的</w:t>
             </w:r>
           </w:p>
         </w:tc>
@@ -1774,7 +2537,7 @@
             <w:r/>
             <w:r>
               <w:rPr>
-                <w:rFonts w:ascii="Calibri" w:hAnsi="Calibri" w:eastAsia="Heiti TC"/>
+                <w:rFonts w:ascii="Calibri" w:hAnsi="Calibri" w:eastAsia="Songti SC"/>
                 <w:b w:val="0"/>
                 <w:color w:val="111827"/>
                 <w:sz w:val="16"/>
@@ -1795,12 +2558,12 @@
             <w:r/>
             <w:r>
               <w:rPr>
-                <w:rFonts w:ascii="Calibri" w:hAnsi="Calibri" w:eastAsia="Heiti TC"/>
+                <w:rFonts w:ascii="Calibri" w:hAnsi="Calibri" w:eastAsia="Songti SC"/>
                 <w:b w:val="0"/>
                 <w:color w:val="111827"/>
                 <w:sz w:val="16"/>
               </w:rPr>
-              <w:t>宏观通胀传导</w:t>
+              <w:t>电力与电网</w:t>
             </w:r>
           </w:p>
         </w:tc>
@@ -1817,12 +2580,12 @@
             <w:r/>
             <w:r>
               <w:rPr>
-                <w:rFonts w:ascii="Calibri" w:hAnsi="Calibri" w:eastAsia="Heiti TC"/>
+                <w:rFonts w:ascii="Calibri" w:hAnsi="Calibri" w:eastAsia="Songti SC"/>
                 <w:b/>
                 <w:color w:val="111827"/>
                 <w:sz w:val="17"/>
               </w:rPr>
-              <w:t>45.5</w:t>
+              <w:t>47.3</w:t>
             </w:r>
           </w:p>
         </w:tc>
@@ -1839,7 +2602,7 @@
             <w:r/>
             <w:r>
               <w:rPr>
-                <w:rFonts w:ascii="Calibri" w:hAnsi="Calibri" w:eastAsia="Heiti TC"/>
+                <w:rFonts w:ascii="Calibri" w:hAnsi="Calibri" w:eastAsia="Songti SC"/>
                 <w:b w:val="0"/>
                 <w:color w:val="111827"/>
                 <w:sz w:val="16"/>
@@ -1862,12 +2625,12 @@
             <w:r/>
             <w:r>
               <w:rPr>
-                <w:rFonts w:ascii="Calibri" w:hAnsi="Calibri" w:eastAsia="Heiti TC"/>
+                <w:rFonts w:ascii="Calibri" w:hAnsi="Calibri" w:eastAsia="Songti SC"/>
                 <w:b w:val="0"/>
                 <w:color w:val="111827"/>
                 <w:sz w:val="17"/>
               </w:rPr>
-              <w:t>AI 推理：零毛利的终局？— 2026-05-26</w:t>
+              <w:t>绿电与算力结算补丁压力测试</w:t>
             </w:r>
           </w:p>
         </w:tc>
@@ -1883,7 +2646,7 @@
             <w:r/>
             <w:r>
               <w:rPr>
-                <w:rFonts w:ascii="Calibri" w:hAnsi="Calibri" w:eastAsia="Heiti TC"/>
+                <w:rFonts w:ascii="Calibri" w:hAnsi="Calibri" w:eastAsia="Songti SC"/>
                 <w:b w:val="0"/>
                 <w:color w:val="111827"/>
                 <w:sz w:val="16"/>
@@ -1904,7 +2667,7 @@
             <w:r/>
             <w:r>
               <w:rPr>
-                <w:rFonts w:ascii="Calibri" w:hAnsi="Calibri" w:eastAsia="Heiti TC"/>
+                <w:rFonts w:ascii="Calibri" w:hAnsi="Calibri" w:eastAsia="Songti SC"/>
                 <w:b w:val="0"/>
                 <w:color w:val="111827"/>
                 <w:sz w:val="16"/>
@@ -1926,12 +2689,12 @@
             <w:r/>
             <w:r>
               <w:rPr>
-                <w:rFonts w:ascii="Calibri" w:hAnsi="Calibri" w:eastAsia="Heiti TC"/>
+                <w:rFonts w:ascii="Calibri" w:hAnsi="Calibri" w:eastAsia="Songti SC"/>
                 <w:b/>
                 <w:color w:val="111827"/>
                 <w:sz w:val="17"/>
               </w:rPr>
-              <w:t>45.3</w:t>
+              <w:t>47.2</w:t>
             </w:r>
           </w:p>
         </w:tc>
@@ -1948,116 +2711,7 @@
             <w:r/>
             <w:r>
               <w:rPr>
-                <w:rFonts w:ascii="Calibri" w:hAnsi="Calibri" w:eastAsia="Heiti TC"/>
-                <w:b w:val="0"/>
-                <w:color w:val="111827"/>
-                <w:sz w:val="16"/>
-              </w:rPr>
-              <w:t>常规</w:t>
-            </w:r>
-          </w:p>
-        </w:tc>
-      </w:tr>
-      <w:tr>
-        <w:tc>
-          <w:tcPr>
-            <w:tcW w:type="dxa" w:w="3720"/>
-            <w:vAlign w:val="center"/>
-          </w:tcPr>
-          <w:p>
-            <w:pPr>
-              <w:spacing w:before="0" w:after="0"/>
-            </w:pPr>
-            <w:r/>
-            <w:r>
-              <w:rPr>
-                <w:rFonts w:ascii="Calibri" w:hAnsi="Calibri" w:eastAsia="Heiti TC"/>
-                <w:b w:val="0"/>
-                <w:color w:val="111827"/>
-                <w:sz w:val="17"/>
-              </w:rPr>
-              <w:t>研究记录09债券压力测试 — 2026-05-26</w:t>
-            </w:r>
-          </w:p>
-        </w:tc>
-        <w:tc>
-          <w:tcPr>
-            <w:tcW w:type="dxa" w:w="1560"/>
-            <w:vAlign w:val="center"/>
-          </w:tcPr>
-          <w:p>
-            <w:pPr>
-              <w:spacing w:before="0" w:after="0"/>
-            </w:pPr>
-            <w:r/>
-            <w:r>
-              <w:rPr>
-                <w:rFonts w:ascii="Calibri" w:hAnsi="Calibri" w:eastAsia="Heiti TC"/>
-                <w:b w:val="0"/>
-                <w:color w:val="111827"/>
-                <w:sz w:val="16"/>
-              </w:rPr>
-              <w:t>未识别</w:t>
-            </w:r>
-          </w:p>
-        </w:tc>
-        <w:tc>
-          <w:tcPr>
-            <w:tcW w:type="dxa" w:w="1680"/>
-            <w:vAlign w:val="center"/>
-          </w:tcPr>
-          <w:p>
-            <w:pPr>
-              <w:spacing w:before="0" w:after="0"/>
-            </w:pPr>
-            <w:r/>
-            <w:r>
-              <w:rPr>
-                <w:rFonts w:ascii="Calibri" w:hAnsi="Calibri" w:eastAsia="Heiti TC"/>
-                <w:b w:val="0"/>
-                <w:color w:val="111827"/>
-                <w:sz w:val="16"/>
-              </w:rPr>
-              <w:t>宏观通胀传导</w:t>
-            </w:r>
-          </w:p>
-        </w:tc>
-        <w:tc>
-          <w:tcPr>
-            <w:tcW w:type="dxa" w:w="900"/>
-            <w:vAlign w:val="center"/>
-          </w:tcPr>
-          <w:p>
-            <w:pPr>
-              <w:spacing w:before="0" w:after="0"/>
-              <w:jc w:val="center"/>
-            </w:pPr>
-            <w:r/>
-            <w:r>
-              <w:rPr>
-                <w:rFonts w:ascii="Calibri" w:hAnsi="Calibri" w:eastAsia="Heiti TC"/>
-                <w:b/>
-                <w:color w:val="111827"/>
-                <w:sz w:val="17"/>
-              </w:rPr>
-              <w:t>44.8</w:t>
-            </w:r>
-          </w:p>
-        </w:tc>
-        <w:tc>
-          <w:tcPr>
-            <w:tcW w:type="dxa" w:w="1500"/>
-            <w:vAlign w:val="center"/>
-          </w:tcPr>
-          <w:p>
-            <w:pPr>
-              <w:spacing w:before="0" w:after="0"/>
-              <w:jc w:val="center"/>
-            </w:pPr>
-            <w:r/>
-            <w:r>
-              <w:rPr>
-                <w:rFonts w:ascii="Calibri" w:hAnsi="Calibri" w:eastAsia="Heiti TC"/>
+                <w:rFonts w:ascii="Calibri" w:hAnsi="Calibri" w:eastAsia="Songti SC"/>
                 <w:b w:val="0"/>
                 <w:color w:val="111827"/>
                 <w:sz w:val="16"/>
@@ -2080,12 +2734,12 @@
             <w:r/>
             <w:r>
               <w:rPr>
-                <w:rFonts w:ascii="Calibri" w:hAnsi="Calibri" w:eastAsia="Heiti TC"/>
+                <w:rFonts w:ascii="Calibri" w:hAnsi="Calibri" w:eastAsia="Songti SC"/>
                 <w:b w:val="0"/>
                 <w:color w:val="111827"/>
                 <w:sz w:val="17"/>
               </w:rPr>
-              <w:t>研究记录 05 · 首席策略师 · AI 电力+电网篮子权重再校准</w:t>
+              <w:t>AI电力繁荣的压力测试：电力、水资源与碳交易市场的结构性瓶颈</w:t>
             </w:r>
           </w:p>
         </w:tc>
@@ -2101,7 +2755,7 @@
             <w:r/>
             <w:r>
               <w:rPr>
-                <w:rFonts w:ascii="Calibri" w:hAnsi="Calibri" w:eastAsia="Heiti TC"/>
+                <w:rFonts w:ascii="Calibri" w:hAnsi="Calibri" w:eastAsia="Songti SC"/>
                 <w:b w:val="0"/>
                 <w:color w:val="111827"/>
                 <w:sz w:val="16"/>
@@ -2122,225 +2776,7 @@
             <w:r/>
             <w:r>
               <w:rPr>
-                <w:rFonts w:ascii="Calibri" w:hAnsi="Calibri" w:eastAsia="Heiti TC"/>
-                <w:b w:val="0"/>
-                <w:color w:val="111827"/>
-                <w:sz w:val="16"/>
-              </w:rPr>
-              <w:t>电力与电网</w:t>
-            </w:r>
-          </w:p>
-        </w:tc>
-        <w:tc>
-          <w:tcPr>
-            <w:tcW w:type="dxa" w:w="900"/>
-            <w:vAlign w:val="center"/>
-          </w:tcPr>
-          <w:p>
-            <w:pPr>
-              <w:spacing w:before="0" w:after="0"/>
-              <w:jc w:val="center"/>
-            </w:pPr>
-            <w:r/>
-            <w:r>
-              <w:rPr>
-                <w:rFonts w:ascii="Calibri" w:hAnsi="Calibri" w:eastAsia="Heiti TC"/>
-                <w:b/>
-                <w:color w:val="111827"/>
-                <w:sz w:val="17"/>
-              </w:rPr>
-              <w:t>44.3</w:t>
-            </w:r>
-          </w:p>
-        </w:tc>
-        <w:tc>
-          <w:tcPr>
-            <w:tcW w:type="dxa" w:w="1500"/>
-            <w:vAlign w:val="center"/>
-          </w:tcPr>
-          <w:p>
-            <w:pPr>
-              <w:spacing w:before="0" w:after="0"/>
-              <w:jc w:val="center"/>
-            </w:pPr>
-            <w:r/>
-            <w:r>
-              <w:rPr>
-                <w:rFonts w:ascii="Calibri" w:hAnsi="Calibri" w:eastAsia="Heiti TC"/>
-                <w:b w:val="0"/>
-                <w:color w:val="111827"/>
-                <w:sz w:val="16"/>
-              </w:rPr>
-              <w:t>常规</w:t>
-            </w:r>
-          </w:p>
-        </w:tc>
-      </w:tr>
-      <w:tr>
-        <w:tc>
-          <w:tcPr>
-            <w:tcW w:type="dxa" w:w="3720"/>
-            <w:vAlign w:val="center"/>
-          </w:tcPr>
-          <w:p>
-            <w:pPr>
-              <w:spacing w:before="0" w:after="0"/>
-            </w:pPr>
-            <w:r/>
-            <w:r>
-              <w:rPr>
-                <w:rFonts w:ascii="Calibri" w:hAnsi="Calibri" w:eastAsia="Heiti TC"/>
-                <w:b w:val="0"/>
-                <w:color w:val="111827"/>
-                <w:sz w:val="17"/>
-              </w:rPr>
-              <w:t>AI电力的监管摩擦：并非所有1.4万亿美元Capex都能转化为公用事业利润</w:t>
-            </w:r>
-          </w:p>
-        </w:tc>
-        <w:tc>
-          <w:tcPr>
-            <w:tcW w:type="dxa" w:w="1560"/>
-            <w:vAlign w:val="center"/>
-          </w:tcPr>
-          <w:p>
-            <w:pPr>
-              <w:spacing w:before="0" w:after="0"/>
-            </w:pPr>
-            <w:r/>
-            <w:r>
-              <w:rPr>
-                <w:rFonts w:ascii="Calibri" w:hAnsi="Calibri" w:eastAsia="Heiti TC"/>
-                <w:b w:val="0"/>
-                <w:color w:val="111827"/>
-                <w:sz w:val="16"/>
-              </w:rPr>
-              <w:t>未识别</w:t>
-            </w:r>
-          </w:p>
-        </w:tc>
-        <w:tc>
-          <w:tcPr>
-            <w:tcW w:type="dxa" w:w="1680"/>
-            <w:vAlign w:val="center"/>
-          </w:tcPr>
-          <w:p>
-            <w:pPr>
-              <w:spacing w:before="0" w:after="0"/>
-            </w:pPr>
-            <w:r/>
-            <w:r>
-              <w:rPr>
-                <w:rFonts w:ascii="Calibri" w:hAnsi="Calibri" w:eastAsia="Heiti TC"/>
-                <w:b w:val="0"/>
-                <w:color w:val="111827"/>
-                <w:sz w:val="16"/>
-              </w:rPr>
-              <w:t>AI 基础设施</w:t>
-            </w:r>
-          </w:p>
-        </w:tc>
-        <w:tc>
-          <w:tcPr>
-            <w:tcW w:type="dxa" w:w="900"/>
-            <w:vAlign w:val="center"/>
-          </w:tcPr>
-          <w:p>
-            <w:pPr>
-              <w:spacing w:before="0" w:after="0"/>
-              <w:jc w:val="center"/>
-            </w:pPr>
-            <w:r/>
-            <w:r>
-              <w:rPr>
-                <w:rFonts w:ascii="Calibri" w:hAnsi="Calibri" w:eastAsia="Heiti TC"/>
-                <w:b/>
-                <w:color w:val="111827"/>
-                <w:sz w:val="17"/>
-              </w:rPr>
-              <w:t>44.3</w:t>
-            </w:r>
-          </w:p>
-        </w:tc>
-        <w:tc>
-          <w:tcPr>
-            <w:tcW w:type="dxa" w:w="1500"/>
-            <w:vAlign w:val="center"/>
-          </w:tcPr>
-          <w:p>
-            <w:pPr>
-              <w:spacing w:before="0" w:after="0"/>
-              <w:jc w:val="center"/>
-            </w:pPr>
-            <w:r/>
-            <w:r>
-              <w:rPr>
-                <w:rFonts w:ascii="Calibri" w:hAnsi="Calibri" w:eastAsia="Heiti TC"/>
-                <w:b w:val="0"/>
-                <w:color w:val="111827"/>
-                <w:sz w:val="16"/>
-              </w:rPr>
-              <w:t>风险 2</w:t>
-            </w:r>
-          </w:p>
-        </w:tc>
-      </w:tr>
-      <w:tr>
-        <w:tc>
-          <w:tcPr>
-            <w:tcW w:type="dxa" w:w="3720"/>
-            <w:vAlign w:val="center"/>
-          </w:tcPr>
-          <w:p>
-            <w:pPr>
-              <w:spacing w:before="0" w:after="0"/>
-            </w:pPr>
-            <w:r/>
-            <w:r>
-              <w:rPr>
-                <w:rFonts w:ascii="Calibri" w:hAnsi="Calibri" w:eastAsia="Heiti TC"/>
-                <w:b w:val="0"/>
-                <w:color w:val="111827"/>
-                <w:sz w:val="17"/>
-              </w:rPr>
-              <w:t>2026-2028 核能供应侧约束：铀资源与核级组件的产能缺口</w:t>
-            </w:r>
-          </w:p>
-        </w:tc>
-        <w:tc>
-          <w:tcPr>
-            <w:tcW w:type="dxa" w:w="1560"/>
-            <w:vAlign w:val="center"/>
-          </w:tcPr>
-          <w:p>
-            <w:pPr>
-              <w:spacing w:before="0" w:after="0"/>
-            </w:pPr>
-            <w:r/>
-            <w:r>
-              <w:rPr>
-                <w:rFonts w:ascii="Calibri" w:hAnsi="Calibri" w:eastAsia="Heiti TC"/>
-                <w:b w:val="0"/>
-                <w:color w:val="111827"/>
-                <w:sz w:val="16"/>
-              </w:rPr>
-              <w:t>未识别</w:t>
-            </w:r>
-          </w:p>
-        </w:tc>
-        <w:tc>
-          <w:tcPr>
-            <w:tcW w:type="dxa" w:w="1680"/>
-            <w:vAlign w:val="center"/>
-          </w:tcPr>
-          <w:p>
-            <w:pPr>
-              <w:spacing w:before="0" w:after="0"/>
-            </w:pPr>
-            <w:r/>
-            <w:r>
-              <w:rPr>
-                <w:rFonts w:ascii="Calibri" w:hAnsi="Calibri" w:eastAsia="Heiti TC"/>
+                <w:rFonts w:ascii="Calibri" w:hAnsi="Calibri" w:eastAsia="Songti SC"/>
                 <w:b w:val="0"/>
                 <w:color w:val="111827"/>
                 <w:sz w:val="16"/>
@@ -2362,12 +2798,12 @@
             <w:r/>
             <w:r>
               <w:rPr>
-                <w:rFonts w:ascii="Calibri" w:hAnsi="Calibri" w:eastAsia="Heiti TC"/>
+                <w:rFonts w:ascii="Calibri" w:hAnsi="Calibri" w:eastAsia="Songti SC"/>
                 <w:b/>
                 <w:color w:val="111827"/>
                 <w:sz w:val="17"/>
               </w:rPr>
-              <w:t>43.1</w:t>
+              <w:t>46.7</w:t>
             </w:r>
           </w:p>
         </w:tc>
@@ -2384,12 +2820,12 @@
             <w:r/>
             <w:r>
               <w:rPr>
-                <w:rFonts w:ascii="Calibri" w:hAnsi="Calibri" w:eastAsia="Heiti TC"/>
+                <w:rFonts w:ascii="Calibri" w:hAnsi="Calibri" w:eastAsia="Songti SC"/>
                 <w:b w:val="0"/>
                 <w:color w:val="111827"/>
                 <w:sz w:val="16"/>
               </w:rPr>
-              <w:t>风险 2</w:t>
+              <w:t>风险 3</w:t>
             </w:r>
           </w:p>
         </w:tc>
@@ -2407,12 +2843,12 @@
             <w:r/>
             <w:r>
               <w:rPr>
-                <w:rFonts w:ascii="Calibri" w:hAnsi="Calibri" w:eastAsia="Heiti TC"/>
+                <w:rFonts w:ascii="Calibri" w:hAnsi="Calibri" w:eastAsia="Songti SC"/>
                 <w:b w:val="0"/>
                 <w:color w:val="111827"/>
                 <w:sz w:val="17"/>
               </w:rPr>
-              <w:t>功耗与热阻约束下的AI硬件演进：液冷与先进封装的技术边界及经济性测算</w:t>
+              <w:t>A股融资融券数据分析报告 (2026年5月25日)</w:t>
             </w:r>
           </w:p>
         </w:tc>
@@ -2428,12 +2864,12 @@
             <w:r/>
             <w:r>
               <w:rPr>
-                <w:rFonts w:ascii="Calibri" w:hAnsi="Calibri" w:eastAsia="Heiti TC"/>
+                <w:rFonts w:ascii="Calibri" w:hAnsi="Calibri" w:eastAsia="Songti SC"/>
                 <w:b w:val="0"/>
                 <w:color w:val="111827"/>
                 <w:sz w:val="16"/>
               </w:rPr>
-              <w:t>未识别</w:t>
+              <w:t>A股策略师</w:t>
             </w:r>
           </w:p>
         </w:tc>
@@ -2449,7 +2885,7 @@
             <w:r/>
             <w:r>
               <w:rPr>
-                <w:rFonts w:ascii="Calibri" w:hAnsi="Calibri" w:eastAsia="Heiti TC"/>
+                <w:rFonts w:ascii="Calibri" w:hAnsi="Calibri" w:eastAsia="Songti SC"/>
                 <w:b w:val="0"/>
                 <w:color w:val="111827"/>
                 <w:sz w:val="16"/>
@@ -2471,12 +2907,12 @@
             <w:r/>
             <w:r>
               <w:rPr>
-                <w:rFonts w:ascii="Calibri" w:hAnsi="Calibri" w:eastAsia="Heiti TC"/>
+                <w:rFonts w:ascii="Calibri" w:hAnsi="Calibri" w:eastAsia="Songti SC"/>
                 <w:b/>
                 <w:color w:val="111827"/>
                 <w:sz w:val="17"/>
               </w:rPr>
-              <w:t>42.4</w:t>
+              <w:t>46.4</w:t>
             </w:r>
           </w:p>
         </w:tc>
@@ -2493,661 +2929,7 @@
             <w:r/>
             <w:r>
               <w:rPr>
-                <w:rFonts w:ascii="Calibri" w:hAnsi="Calibri" w:eastAsia="Heiti TC"/>
-                <w:b w:val="0"/>
-                <w:color w:val="111827"/>
-                <w:sz w:val="16"/>
-              </w:rPr>
-              <w:t>风险 2</w:t>
-            </w:r>
-          </w:p>
-        </w:tc>
-      </w:tr>
-      <w:tr>
-        <w:tc>
-          <w:tcPr>
-            <w:tcW w:type="dxa" w:w="3720"/>
-            <w:vAlign w:val="center"/>
-          </w:tcPr>
-          <w:p>
-            <w:pPr>
-              <w:spacing w:before="0" w:after="0"/>
-            </w:pPr>
-            <w:r/>
-            <w:r>
-              <w:rPr>
-                <w:rFonts w:ascii="Calibri" w:hAnsi="Calibri" w:eastAsia="Heiti TC"/>
-                <w:b w:val="0"/>
-                <w:color w:val="111827"/>
-                <w:sz w:val="17"/>
-              </w:rPr>
-              <w:t>中国宏观压力测试 — 2026-05-26</w:t>
-            </w:r>
-          </w:p>
-        </w:tc>
-        <w:tc>
-          <w:tcPr>
-            <w:tcW w:type="dxa" w:w="1560"/>
-            <w:vAlign w:val="center"/>
-          </w:tcPr>
-          <w:p>
-            <w:pPr>
-              <w:spacing w:before="0" w:after="0"/>
-            </w:pPr>
-            <w:r/>
-            <w:r>
-              <w:rPr>
-                <w:rFonts w:ascii="Calibri" w:hAnsi="Calibri" w:eastAsia="Heiti TC"/>
-                <w:b w:val="0"/>
-                <w:color w:val="111827"/>
-                <w:sz w:val="16"/>
-              </w:rPr>
-              <w:t>未识别</w:t>
-            </w:r>
-          </w:p>
-        </w:tc>
-        <w:tc>
-          <w:tcPr>
-            <w:tcW w:type="dxa" w:w="1680"/>
-            <w:vAlign w:val="center"/>
-          </w:tcPr>
-          <w:p>
-            <w:pPr>
-              <w:spacing w:before="0" w:after="0"/>
-            </w:pPr>
-            <w:r/>
-            <w:r>
-              <w:rPr>
-                <w:rFonts w:ascii="Calibri" w:hAnsi="Calibri" w:eastAsia="Heiti TC"/>
-                <w:b w:val="0"/>
-                <w:color w:val="111827"/>
-                <w:sz w:val="16"/>
-              </w:rPr>
-              <w:t>宏观通胀传导</w:t>
-            </w:r>
-          </w:p>
-        </w:tc>
-        <w:tc>
-          <w:tcPr>
-            <w:tcW w:type="dxa" w:w="900"/>
-            <w:vAlign w:val="center"/>
-          </w:tcPr>
-          <w:p>
-            <w:pPr>
-              <w:spacing w:before="0" w:after="0"/>
-              <w:jc w:val="center"/>
-            </w:pPr>
-            <w:r/>
-            <w:r>
-              <w:rPr>
-                <w:rFonts w:ascii="Calibri" w:hAnsi="Calibri" w:eastAsia="Heiti TC"/>
-                <w:b/>
-                <w:color w:val="111827"/>
-                <w:sz w:val="17"/>
-              </w:rPr>
-              <w:t>42.1</w:t>
-            </w:r>
-          </w:p>
-        </w:tc>
-        <w:tc>
-          <w:tcPr>
-            <w:tcW w:type="dxa" w:w="1500"/>
-            <w:vAlign w:val="center"/>
-          </w:tcPr>
-          <w:p>
-            <w:pPr>
-              <w:spacing w:before="0" w:after="0"/>
-              <w:jc w:val="center"/>
-            </w:pPr>
-            <w:r/>
-            <w:r>
-              <w:rPr>
-                <w:rFonts w:ascii="Calibri" w:hAnsi="Calibri" w:eastAsia="Heiti TC"/>
-                <w:b w:val="0"/>
-                <w:color w:val="111827"/>
-                <w:sz w:val="16"/>
-              </w:rPr>
-              <w:t>风险 2</w:t>
-            </w:r>
-          </w:p>
-        </w:tc>
-      </w:tr>
-      <w:tr>
-        <w:tc>
-          <w:tcPr>
-            <w:tcW w:type="dxa" w:w="3720"/>
-            <w:vAlign w:val="center"/>
-          </w:tcPr>
-          <w:p>
-            <w:pPr>
-              <w:spacing w:before="0" w:after="0"/>
-            </w:pPr>
-            <w:r/>
-            <w:r>
-              <w:rPr>
-                <w:rFonts w:ascii="Calibri" w:hAnsi="Calibri" w:eastAsia="Heiti TC"/>
-                <w:b w:val="0"/>
-                <w:color w:val="111827"/>
-                <w:sz w:val="17"/>
-              </w:rPr>
-              <w:t>2026-05-26 供给侧压力测试：2027-2028 年电源扩张能否侵蚀 Time-to-Power 期权？</w:t>
-            </w:r>
-          </w:p>
-        </w:tc>
-        <w:tc>
-          <w:tcPr>
-            <w:tcW w:type="dxa" w:w="1560"/>
-            <w:vAlign w:val="center"/>
-          </w:tcPr>
-          <w:p>
-            <w:pPr>
-              <w:spacing w:before="0" w:after="0"/>
-            </w:pPr>
-            <w:r/>
-            <w:r>
-              <w:rPr>
-                <w:rFonts w:ascii="Calibri" w:hAnsi="Calibri" w:eastAsia="Heiti TC"/>
-                <w:b w:val="0"/>
-                <w:color w:val="111827"/>
-                <w:sz w:val="16"/>
-              </w:rPr>
-              <w:t>未识别</w:t>
-            </w:r>
-          </w:p>
-        </w:tc>
-        <w:tc>
-          <w:tcPr>
-            <w:tcW w:type="dxa" w:w="1680"/>
-            <w:vAlign w:val="center"/>
-          </w:tcPr>
-          <w:p>
-            <w:pPr>
-              <w:spacing w:before="0" w:after="0"/>
-            </w:pPr>
-            <w:r/>
-            <w:r>
-              <w:rPr>
-                <w:rFonts w:ascii="Calibri" w:hAnsi="Calibri" w:eastAsia="Heiti TC"/>
-                <w:b w:val="0"/>
-                <w:color w:val="111827"/>
-                <w:sz w:val="16"/>
-              </w:rPr>
-              <w:t>宏观通胀传导</w:t>
-            </w:r>
-          </w:p>
-        </w:tc>
-        <w:tc>
-          <w:tcPr>
-            <w:tcW w:type="dxa" w:w="900"/>
-            <w:vAlign w:val="center"/>
-          </w:tcPr>
-          <w:p>
-            <w:pPr>
-              <w:spacing w:before="0" w:after="0"/>
-              <w:jc w:val="center"/>
-            </w:pPr>
-            <w:r/>
-            <w:r>
-              <w:rPr>
-                <w:rFonts w:ascii="Calibri" w:hAnsi="Calibri" w:eastAsia="Heiti TC"/>
-                <w:b/>
-                <w:color w:val="111827"/>
-                <w:sz w:val="17"/>
-              </w:rPr>
-              <w:t>42.1</w:t>
-            </w:r>
-          </w:p>
-        </w:tc>
-        <w:tc>
-          <w:tcPr>
-            <w:tcW w:type="dxa" w:w="1500"/>
-            <w:vAlign w:val="center"/>
-          </w:tcPr>
-          <w:p>
-            <w:pPr>
-              <w:spacing w:before="0" w:after="0"/>
-              <w:jc w:val="center"/>
-            </w:pPr>
-            <w:r/>
-            <w:r>
-              <w:rPr>
-                <w:rFonts w:ascii="Calibri" w:hAnsi="Calibri" w:eastAsia="Heiti TC"/>
-                <w:b w:val="0"/>
-                <w:color w:val="111827"/>
-                <w:sz w:val="16"/>
-              </w:rPr>
-              <w:t>风险 2</w:t>
-            </w:r>
-          </w:p>
-        </w:tc>
-      </w:tr>
-      <w:tr>
-        <w:tc>
-          <w:tcPr>
-            <w:tcW w:type="dxa" w:w="3720"/>
-            <w:vAlign w:val="center"/>
-          </w:tcPr>
-          <w:p>
-            <w:pPr>
-              <w:spacing w:before="0" w:after="0"/>
-            </w:pPr>
-            <w:r/>
-            <w:r>
-              <w:rPr>
-                <w:rFonts w:ascii="Calibri" w:hAnsi="Calibri" w:eastAsia="Heiti TC"/>
-                <w:b w:val="0"/>
-                <w:color w:val="111827"/>
-                <w:sz w:val="17"/>
-              </w:rPr>
-              <w:t>材料行业研究报告：化工成本曲线、替代投入物国产化进度与粮食安全基建段压力测试</w:t>
-            </w:r>
-          </w:p>
-        </w:tc>
-        <w:tc>
-          <w:tcPr>
-            <w:tcW w:type="dxa" w:w="1560"/>
-            <w:vAlign w:val="center"/>
-          </w:tcPr>
-          <w:p>
-            <w:pPr>
-              <w:spacing w:before="0" w:after="0"/>
-            </w:pPr>
-            <w:r/>
-            <w:r>
-              <w:rPr>
-                <w:rFonts w:ascii="Calibri" w:hAnsi="Calibri" w:eastAsia="Heiti TC"/>
-                <w:b w:val="0"/>
-                <w:color w:val="111827"/>
-                <w:sz w:val="16"/>
-              </w:rPr>
-              <w:t>未识别</w:t>
-            </w:r>
-          </w:p>
-        </w:tc>
-        <w:tc>
-          <w:tcPr>
-            <w:tcW w:type="dxa" w:w="1680"/>
-            <w:vAlign w:val="center"/>
-          </w:tcPr>
-          <w:p>
-            <w:pPr>
-              <w:spacing w:before="0" w:after="0"/>
-            </w:pPr>
-            <w:r/>
-            <w:r>
-              <w:rPr>
-                <w:rFonts w:ascii="Calibri" w:hAnsi="Calibri" w:eastAsia="Heiti TC"/>
-                <w:b w:val="0"/>
-                <w:color w:val="111827"/>
-                <w:sz w:val="16"/>
-              </w:rPr>
-              <w:t>宏观通胀传导</w:t>
-            </w:r>
-          </w:p>
-        </w:tc>
-        <w:tc>
-          <w:tcPr>
-            <w:tcW w:type="dxa" w:w="900"/>
-            <w:vAlign w:val="center"/>
-          </w:tcPr>
-          <w:p>
-            <w:pPr>
-              <w:spacing w:before="0" w:after="0"/>
-              <w:jc w:val="center"/>
-            </w:pPr>
-            <w:r/>
-            <w:r>
-              <w:rPr>
-                <w:rFonts w:ascii="Calibri" w:hAnsi="Calibri" w:eastAsia="Heiti TC"/>
-                <w:b/>
-                <w:color w:val="111827"/>
-                <w:sz w:val="17"/>
-              </w:rPr>
-              <w:t>42.0</w:t>
-            </w:r>
-          </w:p>
-        </w:tc>
-        <w:tc>
-          <w:tcPr>
-            <w:tcW w:type="dxa" w:w="1500"/>
-            <w:vAlign w:val="center"/>
-          </w:tcPr>
-          <w:p>
-            <w:pPr>
-              <w:spacing w:before="0" w:after="0"/>
-              <w:jc w:val="center"/>
-            </w:pPr>
-            <w:r/>
-            <w:r>
-              <w:rPr>
-                <w:rFonts w:ascii="Calibri" w:hAnsi="Calibri" w:eastAsia="Heiti TC"/>
-                <w:b w:val="0"/>
-                <w:color w:val="111827"/>
-                <w:sz w:val="16"/>
-              </w:rPr>
-              <w:t>风险 2</w:t>
-            </w:r>
-          </w:p>
-        </w:tc>
-      </w:tr>
-      <w:tr>
-        <w:tc>
-          <w:tcPr>
-            <w:tcW w:type="dxa" w:w="3720"/>
-            <w:vAlign w:val="center"/>
-          </w:tcPr>
-          <w:p>
-            <w:pPr>
-              <w:spacing w:before="0" w:after="0"/>
-            </w:pPr>
-            <w:r/>
-            <w:r>
-              <w:rPr>
-                <w:rFonts w:ascii="Calibri" w:hAnsi="Calibri" w:eastAsia="Heiti TC"/>
-                <w:b w:val="0"/>
-                <w:color w:val="111827"/>
-                <w:sz w:val="17"/>
-              </w:rPr>
-              <w:t>研究院系统诊断报告 (2026-05-26)</w:t>
-            </w:r>
-          </w:p>
-        </w:tc>
-        <w:tc>
-          <w:tcPr>
-            <w:tcW w:type="dxa" w:w="1560"/>
-            <w:vAlign w:val="center"/>
-          </w:tcPr>
-          <w:p>
-            <w:pPr>
-              <w:spacing w:before="0" w:after="0"/>
-            </w:pPr>
-            <w:r/>
-            <w:r>
-              <w:rPr>
-                <w:rFonts w:ascii="Calibri" w:hAnsi="Calibri" w:eastAsia="Heiti TC"/>
-                <w:b w:val="0"/>
-                <w:color w:val="111827"/>
-                <w:sz w:val="16"/>
-              </w:rPr>
-              <w:t>研究院诊断师</w:t>
-            </w:r>
-          </w:p>
-        </w:tc>
-        <w:tc>
-          <w:tcPr>
-            <w:tcW w:type="dxa" w:w="1680"/>
-            <w:vAlign w:val="center"/>
-          </w:tcPr>
-          <w:p>
-            <w:pPr>
-              <w:spacing w:before="0" w:after="0"/>
-            </w:pPr>
-            <w:r/>
-            <w:r>
-              <w:rPr>
-                <w:rFonts w:ascii="Calibri" w:hAnsi="Calibri" w:eastAsia="Heiti TC"/>
-                <w:b w:val="0"/>
-                <w:color w:val="111827"/>
-                <w:sz w:val="16"/>
-              </w:rPr>
-              <w:t>宏观通胀传导</w:t>
-            </w:r>
-          </w:p>
-        </w:tc>
-        <w:tc>
-          <w:tcPr>
-            <w:tcW w:type="dxa" w:w="900"/>
-            <w:vAlign w:val="center"/>
-          </w:tcPr>
-          <w:p>
-            <w:pPr>
-              <w:spacing w:before="0" w:after="0"/>
-              <w:jc w:val="center"/>
-            </w:pPr>
-            <w:r/>
-            <w:r>
-              <w:rPr>
-                <w:rFonts w:ascii="Calibri" w:hAnsi="Calibri" w:eastAsia="Heiti TC"/>
-                <w:b/>
-                <w:color w:val="111827"/>
-                <w:sz w:val="17"/>
-              </w:rPr>
-              <w:t>41.8</w:t>
-            </w:r>
-          </w:p>
-        </w:tc>
-        <w:tc>
-          <w:tcPr>
-            <w:tcW w:type="dxa" w:w="1500"/>
-            <w:vAlign w:val="center"/>
-          </w:tcPr>
-          <w:p>
-            <w:pPr>
-              <w:spacing w:before="0" w:after="0"/>
-              <w:jc w:val="center"/>
-            </w:pPr>
-            <w:r/>
-            <w:r>
-              <w:rPr>
-                <w:rFonts w:ascii="Calibri" w:hAnsi="Calibri" w:eastAsia="Heiti TC"/>
-                <w:b w:val="0"/>
-                <w:color w:val="111827"/>
-                <w:sz w:val="16"/>
-              </w:rPr>
-              <w:t>风险 2</w:t>
-            </w:r>
-          </w:p>
-        </w:tc>
-      </w:tr>
-      <w:tr>
-        <w:tc>
-          <w:tcPr>
-            <w:tcW w:type="dxa" w:w="3720"/>
-            <w:vAlign w:val="center"/>
-          </w:tcPr>
-          <w:p>
-            <w:pPr>
-              <w:spacing w:before="0" w:after="0"/>
-            </w:pPr>
-            <w:r/>
-            <w:r>
-              <w:rPr>
-                <w:rFonts w:ascii="Calibri" w:hAnsi="Calibri" w:eastAsia="Heiti TC"/>
-                <w:b w:val="0"/>
-                <w:color w:val="111827"/>
-                <w:sz w:val="17"/>
-              </w:rPr>
-              <w:t>AI基础设施：电力电网与散热技术成为“P/Watt”定价的新锚点</w:t>
-            </w:r>
-          </w:p>
-        </w:tc>
-        <w:tc>
-          <w:tcPr>
-            <w:tcW w:type="dxa" w:w="1560"/>
-            <w:vAlign w:val="center"/>
-          </w:tcPr>
-          <w:p>
-            <w:pPr>
-              <w:spacing w:before="0" w:after="0"/>
-            </w:pPr>
-            <w:r/>
-            <w:r>
-              <w:rPr>
-                <w:rFonts w:ascii="Calibri" w:hAnsi="Calibri" w:eastAsia="Heiti TC"/>
-                <w:b w:val="0"/>
-                <w:color w:val="111827"/>
-                <w:sz w:val="16"/>
-              </w:rPr>
-              <w:t>未识别</w:t>
-            </w:r>
-          </w:p>
-        </w:tc>
-        <w:tc>
-          <w:tcPr>
-            <w:tcW w:type="dxa" w:w="1680"/>
-            <w:vAlign w:val="center"/>
-          </w:tcPr>
-          <w:p>
-            <w:pPr>
-              <w:spacing w:before="0" w:after="0"/>
-            </w:pPr>
-            <w:r/>
-            <w:r>
-              <w:rPr>
-                <w:rFonts w:ascii="Calibri" w:hAnsi="Calibri" w:eastAsia="Heiti TC"/>
-                <w:b w:val="0"/>
-                <w:color w:val="111827"/>
-                <w:sz w:val="16"/>
-              </w:rPr>
-              <w:t>电力与电网</w:t>
-            </w:r>
-          </w:p>
-        </w:tc>
-        <w:tc>
-          <w:tcPr>
-            <w:tcW w:type="dxa" w:w="900"/>
-            <w:vAlign w:val="center"/>
-          </w:tcPr>
-          <w:p>
-            <w:pPr>
-              <w:spacing w:before="0" w:after="0"/>
-              <w:jc w:val="center"/>
-            </w:pPr>
-            <w:r/>
-            <w:r>
-              <w:rPr>
-                <w:rFonts w:ascii="Calibri" w:hAnsi="Calibri" w:eastAsia="Heiti TC"/>
-                <w:b/>
-                <w:color w:val="111827"/>
-                <w:sz w:val="17"/>
-              </w:rPr>
-              <w:t>41.4</w:t>
-            </w:r>
-          </w:p>
-        </w:tc>
-        <w:tc>
-          <w:tcPr>
-            <w:tcW w:type="dxa" w:w="1500"/>
-            <w:vAlign w:val="center"/>
-          </w:tcPr>
-          <w:p>
-            <w:pPr>
-              <w:spacing w:before="0" w:after="0"/>
-              <w:jc w:val="center"/>
-            </w:pPr>
-            <w:r/>
-            <w:r>
-              <w:rPr>
-                <w:rFonts w:ascii="Calibri" w:hAnsi="Calibri" w:eastAsia="Heiti TC"/>
-                <w:b w:val="0"/>
-                <w:color w:val="111827"/>
-                <w:sz w:val="16"/>
-              </w:rPr>
-              <w:t>常规</w:t>
-            </w:r>
-          </w:p>
-        </w:tc>
-      </w:tr>
-      <w:tr>
-        <w:tc>
-          <w:tcPr>
-            <w:tcW w:type="dxa" w:w="3720"/>
-            <w:vAlign w:val="center"/>
-          </w:tcPr>
-          <w:p>
-            <w:pPr>
-              <w:spacing w:before="0" w:after="0"/>
-            </w:pPr>
-            <w:r/>
-            <w:r>
-              <w:rPr>
-                <w:rFonts w:ascii="Calibri" w:hAnsi="Calibri" w:eastAsia="Heiti TC"/>
-                <w:b w:val="0"/>
-                <w:color w:val="111827"/>
-                <w:sz w:val="17"/>
-              </w:rPr>
-              <w:t>电力供应缺口对 Hyperscaler AI 资本开支路径的传导</w:t>
-            </w:r>
-          </w:p>
-        </w:tc>
-        <w:tc>
-          <w:tcPr>
-            <w:tcW w:type="dxa" w:w="1560"/>
-            <w:vAlign w:val="center"/>
-          </w:tcPr>
-          <w:p>
-            <w:pPr>
-              <w:spacing w:before="0" w:after="0"/>
-            </w:pPr>
-            <w:r/>
-            <w:r>
-              <w:rPr>
-                <w:rFonts w:ascii="Calibri" w:hAnsi="Calibri" w:eastAsia="Heiti TC"/>
-                <w:b w:val="0"/>
-                <w:color w:val="111827"/>
-                <w:sz w:val="16"/>
-              </w:rPr>
-              <w:t>未识别</w:t>
-            </w:r>
-          </w:p>
-        </w:tc>
-        <w:tc>
-          <w:tcPr>
-            <w:tcW w:type="dxa" w:w="1680"/>
-            <w:vAlign w:val="center"/>
-          </w:tcPr>
-          <w:p>
-            <w:pPr>
-              <w:spacing w:before="0" w:after="0"/>
-            </w:pPr>
-            <w:r/>
-            <w:r>
-              <w:rPr>
-                <w:rFonts w:ascii="Calibri" w:hAnsi="Calibri" w:eastAsia="Heiti TC"/>
-                <w:b w:val="0"/>
-                <w:color w:val="111827"/>
-                <w:sz w:val="16"/>
-              </w:rPr>
-              <w:t>AI 基础设施</w:t>
-            </w:r>
-          </w:p>
-        </w:tc>
-        <w:tc>
-          <w:tcPr>
-            <w:tcW w:type="dxa" w:w="900"/>
-            <w:vAlign w:val="center"/>
-          </w:tcPr>
-          <w:p>
-            <w:pPr>
-              <w:spacing w:before="0" w:after="0"/>
-              <w:jc w:val="center"/>
-            </w:pPr>
-            <w:r/>
-            <w:r>
-              <w:rPr>
-                <w:rFonts w:ascii="Calibri" w:hAnsi="Calibri" w:eastAsia="Heiti TC"/>
-                <w:b/>
-                <w:color w:val="111827"/>
-                <w:sz w:val="17"/>
-              </w:rPr>
-              <w:t>41.3</w:t>
-            </w:r>
-          </w:p>
-        </w:tc>
-        <w:tc>
-          <w:tcPr>
-            <w:tcW w:type="dxa" w:w="1500"/>
-            <w:vAlign w:val="center"/>
-          </w:tcPr>
-          <w:p>
-            <w:pPr>
-              <w:spacing w:before="0" w:after="0"/>
-              <w:jc w:val="center"/>
-            </w:pPr>
-            <w:r/>
-            <w:r>
-              <w:rPr>
-                <w:rFonts w:ascii="Calibri" w:hAnsi="Calibri" w:eastAsia="Heiti TC"/>
+                <w:rFonts w:ascii="Calibri" w:hAnsi="Calibri" w:eastAsia="Songti SC"/>
                 <w:b w:val="0"/>
                 <w:color w:val="111827"/>
                 <w:sz w:val="16"/>
@@ -3170,12 +2952,12 @@
             <w:r/>
             <w:r>
               <w:rPr>
-                <w:rFonts w:ascii="Calibri" w:hAnsi="Calibri" w:eastAsia="Heiti TC"/>
+                <w:rFonts w:ascii="Calibri" w:hAnsi="Calibri" w:eastAsia="Songti SC"/>
                 <w:b w:val="0"/>
                 <w:color w:val="111827"/>
                 <w:sz w:val="17"/>
               </w:rPr>
-              <w:t>Hyperscaler Capex 差异 Reconciliation —— 卫星/电力 vs. MSFT·META 业绩会口径</w:t>
+              <w:t>AI 硬件供应链物理交付瓶颈对 TMT 估值逻辑与板块轮动的战略影响</w:t>
             </w:r>
           </w:p>
         </w:tc>
@@ -3191,12 +2973,12 @@
             <w:r/>
             <w:r>
               <w:rPr>
-                <w:rFonts w:ascii="Calibri" w:hAnsi="Calibri" w:eastAsia="Heiti TC"/>
+                <w:rFonts w:ascii="Calibri" w:hAnsi="Calibri" w:eastAsia="Songti SC"/>
                 <w:b w:val="0"/>
                 <w:color w:val="111827"/>
                 <w:sz w:val="16"/>
               </w:rPr>
-              <w:t>TMT行业分析师</w:t>
+              <w:t>未识别</w:t>
             </w:r>
           </w:p>
         </w:tc>
@@ -3212,7 +2994,334 @@
             <w:r/>
             <w:r>
               <w:rPr>
-                <w:rFonts w:ascii="Calibri" w:hAnsi="Calibri" w:eastAsia="Heiti TC"/>
+                <w:rFonts w:ascii="Calibri" w:hAnsi="Calibri" w:eastAsia="Songti SC"/>
+                <w:b w:val="0"/>
+                <w:color w:val="111827"/>
+                <w:sz w:val="16"/>
+              </w:rPr>
+              <w:t>工业供给瓶颈</w:t>
+            </w:r>
+          </w:p>
+        </w:tc>
+        <w:tc>
+          <w:tcPr>
+            <w:tcW w:type="dxa" w:w="900"/>
+            <w:vAlign w:val="center"/>
+          </w:tcPr>
+          <w:p>
+            <w:pPr>
+              <w:spacing w:before="0" w:after="0"/>
+              <w:jc w:val="center"/>
+            </w:pPr>
+            <w:r/>
+            <w:r>
+              <w:rPr>
+                <w:rFonts w:ascii="Calibri" w:hAnsi="Calibri" w:eastAsia="Songti SC"/>
+                <w:b/>
+                <w:color w:val="111827"/>
+                <w:sz w:val="17"/>
+              </w:rPr>
+              <w:t>46.0</w:t>
+            </w:r>
+          </w:p>
+        </w:tc>
+        <w:tc>
+          <w:tcPr>
+            <w:tcW w:type="dxa" w:w="1500"/>
+            <w:vAlign w:val="center"/>
+          </w:tcPr>
+          <w:p>
+            <w:pPr>
+              <w:spacing w:before="0" w:after="0"/>
+              <w:jc w:val="center"/>
+            </w:pPr>
+            <w:r/>
+            <w:r>
+              <w:rPr>
+                <w:rFonts w:ascii="Calibri" w:hAnsi="Calibri" w:eastAsia="Songti SC"/>
+                <w:b w:val="0"/>
+                <w:color w:val="111827"/>
+                <w:sz w:val="16"/>
+              </w:rPr>
+              <w:t>风险 1</w:t>
+            </w:r>
+          </w:p>
+        </w:tc>
+      </w:tr>
+      <w:tr>
+        <w:tc>
+          <w:tcPr>
+            <w:tcW w:type="dxa" w:w="3720"/>
+            <w:vAlign w:val="center"/>
+          </w:tcPr>
+          <w:p>
+            <w:pPr>
+              <w:spacing w:before="0" w:after="0"/>
+            </w:pPr>
+            <w:r/>
+            <w:r>
+              <w:rPr>
+                <w:rFonts w:ascii="Calibri" w:hAnsi="Calibri" w:eastAsia="Songti SC"/>
+                <w:b w:val="0"/>
+                <w:color w:val="111827"/>
+                <w:sz w:val="17"/>
+              </w:rPr>
+              <w:t>能源板块 · 午间团队同步简报</w:t>
+            </w:r>
+          </w:p>
+        </w:tc>
+        <w:tc>
+          <w:tcPr>
+            <w:tcW w:type="dxa" w:w="1560"/>
+            <w:vAlign w:val="center"/>
+          </w:tcPr>
+          <w:p>
+            <w:pPr>
+              <w:spacing w:before="0" w:after="0"/>
+            </w:pPr>
+            <w:r/>
+            <w:r>
+              <w:rPr>
+                <w:rFonts w:ascii="Calibri" w:hAnsi="Calibri" w:eastAsia="Songti SC"/>
+                <w:b w:val="0"/>
+                <w:color w:val="111827"/>
+                <w:sz w:val="16"/>
+              </w:rPr>
+              <w:t>能源行业分析师</w:t>
+            </w:r>
+          </w:p>
+        </w:tc>
+        <w:tc>
+          <w:tcPr>
+            <w:tcW w:type="dxa" w:w="1680"/>
+            <w:vAlign w:val="center"/>
+          </w:tcPr>
+          <w:p>
+            <w:pPr>
+              <w:spacing w:before="0" w:after="0"/>
+            </w:pPr>
+            <w:r/>
+            <w:r>
+              <w:rPr>
+                <w:rFonts w:ascii="Calibri" w:hAnsi="Calibri" w:eastAsia="Songti SC"/>
+                <w:b w:val="0"/>
+                <w:color w:val="111827"/>
+                <w:sz w:val="16"/>
+              </w:rPr>
+              <w:t>电力与电网</w:t>
+            </w:r>
+          </w:p>
+        </w:tc>
+        <w:tc>
+          <w:tcPr>
+            <w:tcW w:type="dxa" w:w="900"/>
+            <w:vAlign w:val="center"/>
+          </w:tcPr>
+          <w:p>
+            <w:pPr>
+              <w:spacing w:before="0" w:after="0"/>
+              <w:jc w:val="center"/>
+            </w:pPr>
+            <w:r/>
+            <w:r>
+              <w:rPr>
+                <w:rFonts w:ascii="Calibri" w:hAnsi="Calibri" w:eastAsia="Songti SC"/>
+                <w:b/>
+                <w:color w:val="111827"/>
+                <w:sz w:val="17"/>
+              </w:rPr>
+              <w:t>45.5</w:t>
+            </w:r>
+          </w:p>
+        </w:tc>
+        <w:tc>
+          <w:tcPr>
+            <w:tcW w:type="dxa" w:w="1500"/>
+            <w:vAlign w:val="center"/>
+          </w:tcPr>
+          <w:p>
+            <w:pPr>
+              <w:spacing w:before="0" w:after="0"/>
+              <w:jc w:val="center"/>
+            </w:pPr>
+            <w:r/>
+            <w:r>
+              <w:rPr>
+                <w:rFonts w:ascii="Calibri" w:hAnsi="Calibri" w:eastAsia="Songti SC"/>
+                <w:b w:val="0"/>
+                <w:color w:val="111827"/>
+                <w:sz w:val="16"/>
+              </w:rPr>
+              <w:t>风险 1</w:t>
+            </w:r>
+          </w:p>
+        </w:tc>
+      </w:tr>
+      <w:tr>
+        <w:tc>
+          <w:tcPr>
+            <w:tcW w:type="dxa" w:w="3720"/>
+            <w:vAlign w:val="center"/>
+          </w:tcPr>
+          <w:p>
+            <w:pPr>
+              <w:spacing w:before="0" w:after="0"/>
+            </w:pPr>
+            <w:r/>
+            <w:r>
+              <w:rPr>
+                <w:rFonts w:ascii="Calibri" w:hAnsi="Calibri" w:eastAsia="Songti SC"/>
+                <w:b w:val="0"/>
+                <w:color w:val="111827"/>
+                <w:sz w:val="17"/>
+              </w:rPr>
+              <w:t>AI 的边际定价权,是否已从芯片转向电力?</w:t>
+            </w:r>
+          </w:p>
+        </w:tc>
+        <w:tc>
+          <w:tcPr>
+            <w:tcW w:type="dxa" w:w="1560"/>
+            <w:vAlign w:val="center"/>
+          </w:tcPr>
+          <w:p>
+            <w:pPr>
+              <w:spacing w:before="0" w:after="0"/>
+            </w:pPr>
+            <w:r/>
+            <w:r>
+              <w:rPr>
+                <w:rFonts w:ascii="Calibri" w:hAnsi="Calibri" w:eastAsia="Songti SC"/>
+                <w:b w:val="0"/>
+                <w:color w:val="111827"/>
+                <w:sz w:val="16"/>
+              </w:rPr>
+              <w:t>未识别</w:t>
+            </w:r>
+          </w:p>
+        </w:tc>
+        <w:tc>
+          <w:tcPr>
+            <w:tcW w:type="dxa" w:w="1680"/>
+            <w:vAlign w:val="center"/>
+          </w:tcPr>
+          <w:p>
+            <w:pPr>
+              <w:spacing w:before="0" w:after="0"/>
+            </w:pPr>
+            <w:r/>
+            <w:r>
+              <w:rPr>
+                <w:rFonts w:ascii="Calibri" w:hAnsi="Calibri" w:eastAsia="Songti SC"/>
+                <w:b w:val="0"/>
+                <w:color w:val="111827"/>
+                <w:sz w:val="16"/>
+              </w:rPr>
+              <w:t>宏观通胀传导</w:t>
+            </w:r>
+          </w:p>
+        </w:tc>
+        <w:tc>
+          <w:tcPr>
+            <w:tcW w:type="dxa" w:w="900"/>
+            <w:vAlign w:val="center"/>
+          </w:tcPr>
+          <w:p>
+            <w:pPr>
+              <w:spacing w:before="0" w:after="0"/>
+              <w:jc w:val="center"/>
+            </w:pPr>
+            <w:r/>
+            <w:r>
+              <w:rPr>
+                <w:rFonts w:ascii="Calibri" w:hAnsi="Calibri" w:eastAsia="Songti SC"/>
+                <w:b/>
+                <w:color w:val="111827"/>
+                <w:sz w:val="17"/>
+              </w:rPr>
+              <w:t>45.5</w:t>
+            </w:r>
+          </w:p>
+        </w:tc>
+        <w:tc>
+          <w:tcPr>
+            <w:tcW w:type="dxa" w:w="1500"/>
+            <w:vAlign w:val="center"/>
+          </w:tcPr>
+          <w:p>
+            <w:pPr>
+              <w:spacing w:before="0" w:after="0"/>
+              <w:jc w:val="center"/>
+            </w:pPr>
+            <w:r/>
+            <w:r>
+              <w:rPr>
+                <w:rFonts w:ascii="Calibri" w:hAnsi="Calibri" w:eastAsia="Songti SC"/>
+                <w:b w:val="0"/>
+                <w:color w:val="111827"/>
+                <w:sz w:val="16"/>
+              </w:rPr>
+              <w:t>风险 1</w:t>
+            </w:r>
+          </w:p>
+        </w:tc>
+      </w:tr>
+      <w:tr>
+        <w:tc>
+          <w:tcPr>
+            <w:tcW w:type="dxa" w:w="3720"/>
+            <w:vAlign w:val="center"/>
+          </w:tcPr>
+          <w:p>
+            <w:pPr>
+              <w:spacing w:before="0" w:after="0"/>
+            </w:pPr>
+            <w:r/>
+            <w:r>
+              <w:rPr>
+                <w:rFonts w:ascii="Calibri" w:hAnsi="Calibri" w:eastAsia="Songti SC"/>
+                <w:b w:val="0"/>
+                <w:color w:val="111827"/>
+                <w:sz w:val="17"/>
+              </w:rPr>
+              <w:t>AI 推理：零毛利的终局？— 2026-05-26</w:t>
+            </w:r>
+          </w:p>
+        </w:tc>
+        <w:tc>
+          <w:tcPr>
+            <w:tcW w:type="dxa" w:w="1560"/>
+            <w:vAlign w:val="center"/>
+          </w:tcPr>
+          <w:p>
+            <w:pPr>
+              <w:spacing w:before="0" w:after="0"/>
+            </w:pPr>
+            <w:r/>
+            <w:r>
+              <w:rPr>
+                <w:rFonts w:ascii="Calibri" w:hAnsi="Calibri" w:eastAsia="Songti SC"/>
+                <w:b w:val="0"/>
+                <w:color w:val="111827"/>
+                <w:sz w:val="16"/>
+              </w:rPr>
+              <w:t>未识别</w:t>
+            </w:r>
+          </w:p>
+        </w:tc>
+        <w:tc>
+          <w:tcPr>
+            <w:tcW w:type="dxa" w:w="1680"/>
+            <w:vAlign w:val="center"/>
+          </w:tcPr>
+          <w:p>
+            <w:pPr>
+              <w:spacing w:before="0" w:after="0"/>
+            </w:pPr>
+            <w:r/>
+            <w:r>
+              <w:rPr>
+                <w:rFonts w:ascii="Calibri" w:hAnsi="Calibri" w:eastAsia="Songti SC"/>
                 <w:b w:val="0"/>
                 <w:color w:val="111827"/>
                 <w:sz w:val="16"/>
@@ -3234,12 +3343,12 @@
             <w:r/>
             <w:r>
               <w:rPr>
-                <w:rFonts w:ascii="Calibri" w:hAnsi="Calibri" w:eastAsia="Heiti TC"/>
+                <w:rFonts w:ascii="Calibri" w:hAnsi="Calibri" w:eastAsia="Songti SC"/>
                 <w:b/>
                 <w:color w:val="111827"/>
                 <w:sz w:val="17"/>
               </w:rPr>
-              <w:t>41.3</w:t>
+              <w:t>45.3</w:t>
             </w:r>
           </w:p>
         </w:tc>
@@ -3256,116 +3365,7 @@
             <w:r/>
             <w:r>
               <w:rPr>
-                <w:rFonts w:ascii="Calibri" w:hAnsi="Calibri" w:eastAsia="Heiti TC"/>
-                <w:b w:val="0"/>
-                <w:color w:val="111827"/>
-                <w:sz w:val="16"/>
-              </w:rPr>
-              <w:t>常规</w:t>
-            </w:r>
-          </w:p>
-        </w:tc>
-      </w:tr>
-      <w:tr>
-        <w:tc>
-          <w:tcPr>
-            <w:tcW w:type="dxa" w:w="3720"/>
-            <w:vAlign w:val="center"/>
-          </w:tcPr>
-          <w:p>
-            <w:pPr>
-              <w:spacing w:before="0" w:after="0"/>
-            </w:pPr>
-            <w:r/>
-            <w:r>
-              <w:rPr>
-                <w:rFonts w:ascii="Calibri" w:hAnsi="Calibri" w:eastAsia="Heiti TC"/>
-                <w:b w:val="0"/>
-                <w:color w:val="111827"/>
-                <w:sz w:val="17"/>
-              </w:rPr>
-              <w:t>表后自发电（BTM）：全球 AI 电力脱节的终极解法？</w:t>
-            </w:r>
-          </w:p>
-        </w:tc>
-        <w:tc>
-          <w:tcPr>
-            <w:tcW w:type="dxa" w:w="1560"/>
-            <w:vAlign w:val="center"/>
-          </w:tcPr>
-          <w:p>
-            <w:pPr>
-              <w:spacing w:before="0" w:after="0"/>
-            </w:pPr>
-            <w:r/>
-            <w:r>
-              <w:rPr>
-                <w:rFonts w:ascii="Calibri" w:hAnsi="Calibri" w:eastAsia="Heiti TC"/>
-                <w:b w:val="0"/>
-                <w:color w:val="111827"/>
-                <w:sz w:val="16"/>
-              </w:rPr>
-              <w:t>未识别</w:t>
-            </w:r>
-          </w:p>
-        </w:tc>
-        <w:tc>
-          <w:tcPr>
-            <w:tcW w:type="dxa" w:w="1680"/>
-            <w:vAlign w:val="center"/>
-          </w:tcPr>
-          <w:p>
-            <w:pPr>
-              <w:spacing w:before="0" w:after="0"/>
-            </w:pPr>
-            <w:r/>
-            <w:r>
-              <w:rPr>
-                <w:rFonts w:ascii="Calibri" w:hAnsi="Calibri" w:eastAsia="Heiti TC"/>
-                <w:b w:val="0"/>
-                <w:color w:val="111827"/>
-                <w:sz w:val="16"/>
-              </w:rPr>
-              <w:t>宏观通胀传导</w:t>
-            </w:r>
-          </w:p>
-        </w:tc>
-        <w:tc>
-          <w:tcPr>
-            <w:tcW w:type="dxa" w:w="900"/>
-            <w:vAlign w:val="center"/>
-          </w:tcPr>
-          <w:p>
-            <w:pPr>
-              <w:spacing w:before="0" w:after="0"/>
-              <w:jc w:val="center"/>
-            </w:pPr>
-            <w:r/>
-            <w:r>
-              <w:rPr>
-                <w:rFonts w:ascii="Calibri" w:hAnsi="Calibri" w:eastAsia="Heiti TC"/>
-                <w:b/>
-                <w:color w:val="111827"/>
-                <w:sz w:val="17"/>
-              </w:rPr>
-              <w:t>41.0</w:t>
-            </w:r>
-          </w:p>
-        </w:tc>
-        <w:tc>
-          <w:tcPr>
-            <w:tcW w:type="dxa" w:w="1500"/>
-            <w:vAlign w:val="center"/>
-          </w:tcPr>
-          <w:p>
-            <w:pPr>
-              <w:spacing w:before="0" w:after="0"/>
-              <w:jc w:val="center"/>
-            </w:pPr>
-            <w:r/>
-            <w:r>
-              <w:rPr>
-                <w:rFonts w:ascii="Calibri" w:hAnsi="Calibri" w:eastAsia="Heiti TC"/>
+                <w:rFonts w:ascii="Calibri" w:hAnsi="Calibri" w:eastAsia="Songti SC"/>
                 <w:b w:val="0"/>
                 <w:color w:val="111827"/>
                 <w:sz w:val="16"/>
@@ -3382,7 +3382,7 @@
       </w:pPr>
       <w:r>
         <w:rPr>
-          <w:rFonts w:ascii="Calibri" w:hAnsi="Calibri" w:eastAsia="Heiti TC"/>
+          <w:rFonts w:ascii="Calibri" w:hAnsi="Calibri" w:eastAsia="Songti SC"/>
           <w:b w:val="0"/>
           <w:i/>
           <w:color w:val="667085"/>
@@ -3412,7 +3412,7 @@
     </w:pPr>
     <w:r>
       <w:rPr>
-        <w:rFonts w:ascii="Calibri" w:hAnsi="Calibri" w:eastAsia="Heiti TC"/>
+        <w:rFonts w:ascii="Calibri" w:hAnsi="Calibri" w:eastAsia="Songti SC"/>
         <w:color w:val="667085"/>
         <w:sz w:val="17"/>
       </w:rPr>
@@ -3431,7 +3431,7 @@
     <w:r/>
     <w:r>
       <w:rPr>
-        <w:rFonts w:ascii="Calibri" w:hAnsi="Calibri" w:eastAsia="Heiti TC"/>
+        <w:rFonts w:ascii="Calibri" w:hAnsi="Calibri" w:eastAsia="Songti SC"/>
         <w:color w:val="667085"/>
         <w:sz w:val="18"/>
       </w:rPr>
@@ -3808,7 +3808,7 @@
       <w:spacing w:after="120" w:line="264" w:lineRule="auto"/>
     </w:pPr>
     <w:rPr>
-      <w:rFonts w:ascii="Calibri" w:hAnsi="Calibri" w:eastAsia="Heiti TC"/>
+      <w:rFonts w:ascii="Calibri" w:hAnsi="Calibri" w:eastAsia="Songti SC"/>
       <w:b w:val="0"/>
       <w:color w:val="111827"/>
       <w:sz w:val="22"/>
@@ -3873,7 +3873,7 @@
       <w:outlineLvl w:val="0"/>
     </w:pPr>
     <w:rPr>
-      <w:rFonts w:asciiTheme="majorHAnsi" w:eastAsiaTheme="majorEastAsia" w:hAnsiTheme="majorHAnsi" w:cstheme="majorBidi" w:ascii="Calibri" w:hAnsi="Calibri" w:eastAsia="Heiti TC"/>
+      <w:rFonts w:asciiTheme="majorHAnsi" w:eastAsiaTheme="majorEastAsia" w:hAnsiTheme="majorHAnsi" w:cstheme="majorBidi" w:ascii="Calibri" w:hAnsi="Calibri" w:eastAsia="Songti SC"/>
       <w:b/>
       <w:bCs/>
       <w:color w:val="2E74B5"/>
@@ -3897,7 +3897,7 @@
       <w:outlineLvl w:val="1"/>
     </w:pPr>
     <w:rPr>
-      <w:rFonts w:asciiTheme="majorHAnsi" w:eastAsiaTheme="majorEastAsia" w:hAnsiTheme="majorHAnsi" w:cstheme="majorBidi" w:ascii="Calibri" w:hAnsi="Calibri" w:eastAsia="Heiti TC"/>
+      <w:rFonts w:asciiTheme="majorHAnsi" w:eastAsiaTheme="majorEastAsia" w:hAnsiTheme="majorHAnsi" w:cstheme="majorBidi" w:ascii="Calibri" w:hAnsi="Calibri" w:eastAsia="Songti SC"/>
       <w:b/>
       <w:bCs/>
       <w:color w:val="2E74B5"/>
@@ -3921,7 +3921,7 @@
       <w:outlineLvl w:val="2"/>
     </w:pPr>
     <w:rPr>
-      <w:rFonts w:asciiTheme="majorHAnsi" w:eastAsiaTheme="majorEastAsia" w:hAnsiTheme="majorHAnsi" w:cstheme="majorBidi" w:ascii="Calibri" w:hAnsi="Calibri" w:eastAsia="Heiti TC"/>
+      <w:rFonts w:asciiTheme="majorHAnsi" w:eastAsiaTheme="majorEastAsia" w:hAnsiTheme="majorHAnsi" w:cstheme="majorBidi" w:ascii="Calibri" w:hAnsi="Calibri" w:eastAsia="Songti SC"/>
       <w:b/>
       <w:bCs/>
       <w:color w:val="1F4D78"/>
@@ -4163,7 +4163,7 @@
       <w:contextualSpacing/>
     </w:pPr>
     <w:rPr>
-      <w:rFonts w:asciiTheme="majorHAnsi" w:eastAsiaTheme="majorEastAsia" w:hAnsiTheme="majorHAnsi" w:cstheme="majorBidi" w:ascii="Calibri" w:hAnsi="Calibri" w:eastAsia="Heiti TC"/>
+      <w:rFonts w:asciiTheme="majorHAnsi" w:eastAsiaTheme="majorEastAsia" w:hAnsiTheme="majorHAnsi" w:cstheme="majorBidi" w:ascii="Calibri" w:hAnsi="Calibri" w:eastAsia="Songti SC"/>
       <w:b/>
       <w:color w:val="0B2545"/>
       <w:spacing w:val="5"/>
@@ -4201,7 +4201,7 @@
       </w:numPr>
     </w:pPr>
     <w:rPr>
-      <w:rFonts w:asciiTheme="majorHAnsi" w:eastAsiaTheme="majorEastAsia" w:hAnsiTheme="majorHAnsi" w:cstheme="majorBidi" w:ascii="Calibri" w:hAnsi="Calibri" w:eastAsia="Heiti TC"/>
+      <w:rFonts w:asciiTheme="majorHAnsi" w:eastAsiaTheme="majorEastAsia" w:hAnsiTheme="majorHAnsi" w:cstheme="majorBidi" w:ascii="Calibri" w:hAnsi="Calibri" w:eastAsia="Songti SC"/>
       <w:b w:val="0"/>
       <w:i/>
       <w:iCs/>

--- a/public/investor-downloads/daily-brief-latest.docx
+++ b/public/investor-downloads/daily-brief-latest.docx
@@ -8,7 +8,7 @@
       </w:pPr>
       <w:r>
         <w:rPr>
-          <w:rFonts w:ascii="Calibri" w:hAnsi="Calibri" w:eastAsia="Arial Unicode MS"/>
+          <w:rFonts w:ascii="Calibri" w:hAnsi="Calibri" w:eastAsia="Songti SC"/>
           <w:b/>
           <w:i w:val="0"/>
           <w:color w:val="285B9D"/>
@@ -24,7 +24,7 @@
       </w:pPr>
       <w:r>
         <w:rPr>
-          <w:rFonts w:ascii="Calibri" w:hAnsi="Calibri" w:eastAsia="Arial Unicode MS"/>
+          <w:rFonts w:ascii="Calibri" w:hAnsi="Calibri" w:eastAsia="Songti SC"/>
           <w:b w:val="0"/>
           <w:i w:val="0"/>
         </w:rPr>
@@ -38,7 +38,7 @@
       </w:pPr>
       <w:r>
         <w:rPr>
-          <w:rFonts w:ascii="Calibri" w:hAnsi="Calibri" w:eastAsia="Arial Unicode MS"/>
+          <w:rFonts w:ascii="Calibri" w:hAnsi="Calibri" w:eastAsia="Songti SC"/>
           <w:b w:val="0"/>
           <w:i w:val="0"/>
         </w:rPr>
@@ -51,7 +51,7 @@
       </w:pPr>
       <w:r>
         <w:rPr>
-          <w:rFonts w:ascii="Calibri" w:hAnsi="Calibri" w:eastAsia="Arial Unicode MS"/>
+          <w:rFonts w:ascii="Calibri" w:hAnsi="Calibri" w:eastAsia="Songti SC"/>
           <w:b/>
           <w:i w:val="0"/>
           <w:color w:val="0B2545"/>
@@ -66,13 +66,13 @@
       </w:pPr>
       <w:r>
         <w:rPr>
-          <w:rFonts w:ascii="Calibri" w:hAnsi="Calibri" w:eastAsia="Arial Unicode MS"/>
+          <w:rFonts w:ascii="Calibri" w:hAnsi="Calibri" w:eastAsia="Songti SC"/>
           <w:b w:val="0"/>
           <w:i w:val="0"/>
           <w:color w:val="334155"/>
           <w:sz w:val="22"/>
         </w:rPr>
-        <w:t>2026-06-01 共纳入 73 篇中文研究结果，覆盖 4 位活跃分析师和 6 条主要行业链，较 2026-05-31 的主题变化可在右侧动量表中核对。简报优先呈现可被报告链接追溯的结论，而不是孤立摘要。</w:t>
+        <w:t>2026-06-01 共纳入 226 篇中文研究结果，覆盖 23 位活跃分析师和 6 条主要行业链，较 2026-05-31 的主题变化可在右侧动量表中核对。简报优先呈现可被报告链接追溯的结论，而不是孤立摘要。</w:t>
       </w:r>
     </w:p>
     <w:tbl>
@@ -101,7 +101,7 @@
             </w:pPr>
             <w:r>
               <w:rPr>
-                <w:rFonts w:ascii="Calibri" w:hAnsi="Calibri" w:eastAsia="Arial Unicode MS"/>
+                <w:rFonts w:ascii="Calibri" w:hAnsi="Calibri" w:eastAsia="Songti SC"/>
                 <w:b/>
                 <w:color w:val="667085"/>
                 <w:sz w:val="17"/>
@@ -111,12 +111,12 @@
             </w:r>
             <w:r>
               <w:rPr>
-                <w:rFonts w:ascii="Calibri" w:hAnsi="Calibri" w:eastAsia="Arial Unicode MS"/>
+                <w:rFonts w:ascii="Calibri" w:hAnsi="Calibri" w:eastAsia="Songti SC"/>
                 <w:b/>
                 <w:color w:val="285B9D"/>
                 <w:sz w:val="36"/>
               </w:rPr>
-              <w:t>73</w:t>
+              <w:t>226</w:t>
             </w:r>
           </w:p>
         </w:tc>
@@ -132,7 +132,7 @@
             </w:pPr>
             <w:r>
               <w:rPr>
-                <w:rFonts w:ascii="Calibri" w:hAnsi="Calibri" w:eastAsia="Arial Unicode MS"/>
+                <w:rFonts w:ascii="Calibri" w:hAnsi="Calibri" w:eastAsia="Songti SC"/>
                 <w:b/>
                 <w:color w:val="667085"/>
                 <w:sz w:val="17"/>
@@ -142,12 +142,12 @@
             </w:r>
             <w:r>
               <w:rPr>
-                <w:rFonts w:ascii="Calibri" w:hAnsi="Calibri" w:eastAsia="Arial Unicode MS"/>
+                <w:rFonts w:ascii="Calibri" w:hAnsi="Calibri" w:eastAsia="Songti SC"/>
                 <w:b/>
                 <w:color w:val="237A5B"/>
                 <w:sz w:val="36"/>
               </w:rPr>
-              <w:t>4</w:t>
+              <w:t>23</w:t>
             </w:r>
           </w:p>
         </w:tc>
@@ -163,7 +163,7 @@
             </w:pPr>
             <w:r>
               <w:rPr>
-                <w:rFonts w:ascii="Calibri" w:hAnsi="Calibri" w:eastAsia="Arial Unicode MS"/>
+                <w:rFonts w:ascii="Calibri" w:hAnsi="Calibri" w:eastAsia="Songti SC"/>
                 <w:b/>
                 <w:color w:val="667085"/>
                 <w:sz w:val="17"/>
@@ -173,7 +173,7 @@
             </w:r>
             <w:r>
               <w:rPr>
-                <w:rFonts w:ascii="Calibri" w:hAnsi="Calibri" w:eastAsia="Arial Unicode MS"/>
+                <w:rFonts w:ascii="Calibri" w:hAnsi="Calibri" w:eastAsia="Songti SC"/>
                 <w:b/>
                 <w:color w:val="A8731B"/>
                 <w:sz w:val="36"/>
@@ -194,7 +194,7 @@
             </w:pPr>
             <w:r>
               <w:rPr>
-                <w:rFonts w:ascii="Calibri" w:hAnsi="Calibri" w:eastAsia="Arial Unicode MS"/>
+                <w:rFonts w:ascii="Calibri" w:hAnsi="Calibri" w:eastAsia="Songti SC"/>
                 <w:b/>
                 <w:color w:val="667085"/>
                 <w:sz w:val="17"/>
@@ -204,7 +204,7 @@
             </w:r>
             <w:r>
               <w:rPr>
-                <w:rFonts w:ascii="Calibri" w:hAnsi="Calibri" w:eastAsia="Arial Unicode MS"/>
+                <w:rFonts w:ascii="Calibri" w:hAnsi="Calibri" w:eastAsia="Songti SC"/>
                 <w:b/>
                 <w:color w:val="B43D49"/>
                 <w:sz w:val="36"/>
@@ -268,7 +268,7 @@
       </w:pPr>
       <w:r>
         <w:rPr>
-          <w:rFonts w:ascii="Calibri" w:hAnsi="Calibri" w:eastAsia="Arial Unicode MS"/>
+          <w:rFonts w:ascii="Calibri" w:hAnsi="Calibri" w:eastAsia="Songti SC"/>
           <w:b w:val="0"/>
           <w:i/>
           <w:color w:val="667085"/>
@@ -292,7 +292,7 @@
       </w:pPr>
       <w:r>
         <w:rPr>
-          <w:rFonts w:ascii="Calibri" w:hAnsi="Calibri" w:eastAsia="Arial Unicode MS"/>
+          <w:rFonts w:ascii="Calibri" w:hAnsi="Calibri" w:eastAsia="Songti SC"/>
           <w:b/>
           <w:color w:val="285B9D"/>
           <w:sz w:val="21"/>
@@ -304,7 +304,7 @@
           <w:rPr>
             <w:color w:val="285B9D"/>
             <w:u w:val="single"/>
-            <w:rFonts w:eastAsia="Arial Unicode MS" w:ascii="Calibri" w:hAnsi="Calibri"/>
+            <w:rFonts w:eastAsia="Songti SC" w:ascii="Calibri" w:hAnsi="Calibri"/>
           </w:rPr>
           <w:t>研究报告：AI电网中游环节（GOES/变压器）的工业政策与地缘政治风险分析 是今日最高权重结论，核心证据来自 未识别，关联 工业供给瓶颈。</w:t>
         </w:r>
@@ -317,7 +317,7 @@
       </w:pPr>
       <w:r>
         <w:rPr>
-          <w:rFonts w:ascii="Calibri" w:hAnsi="Calibri" w:eastAsia="Arial Unicode MS"/>
+          <w:rFonts w:ascii="Calibri" w:hAnsi="Calibri" w:eastAsia="Songti SC"/>
           <w:b/>
           <w:color w:val="285B9D"/>
           <w:sz w:val="21"/>
@@ -326,11 +326,11 @@
       </w:r>
       <w:r>
         <w:rPr>
-          <w:rFonts w:ascii="Calibri" w:hAnsi="Calibri" w:eastAsia="Arial Unicode MS"/>
+          <w:rFonts w:ascii="Calibri" w:hAnsi="Calibri" w:eastAsia="Songti SC"/>
           <w:color w:val="111827"/>
           <w:sz w:val="21"/>
         </w:rPr>
-        <w:t>AI 今日 降温，当日计数 60，前一日计数 198。</w:t>
+        <w:t>通胀 今日 升温，当日计数 206，前一日计数 181。</w:t>
       </w:r>
     </w:p>
     <w:p>
@@ -340,7 +340,7 @@
       </w:pPr>
       <w:r>
         <w:rPr>
-          <w:rFonts w:ascii="Calibri" w:hAnsi="Calibri" w:eastAsia="Arial Unicode MS"/>
+          <w:rFonts w:ascii="Calibri" w:hAnsi="Calibri" w:eastAsia="Songti SC"/>
           <w:b/>
           <w:color w:val="285B9D"/>
           <w:sz w:val="21"/>
@@ -352,7 +352,7 @@
           <w:rPr>
             <w:color w:val="285B9D"/>
             <w:u w:val="single"/>
-            <w:rFonts w:eastAsia="Arial Unicode MS" w:ascii="Calibri" w:hAnsi="Calibri"/>
+            <w:rFonts w:eastAsia="Songti SC" w:ascii="Calibri" w:hAnsi="Calibri"/>
           </w:rPr>
           <w:t>风险矩阵最需要跟踪的是 电力与电网：算力瓶颈压力测试：电网传输与并网队列的真实时滞。</w:t>
         </w:r>
@@ -365,7 +365,7 @@
       </w:pPr>
       <w:r>
         <w:rPr>
-          <w:rFonts w:ascii="Calibri" w:hAnsi="Calibri" w:eastAsia="Arial Unicode MS"/>
+          <w:rFonts w:ascii="Calibri" w:hAnsi="Calibri" w:eastAsia="Songti SC"/>
           <w:b/>
           <w:color w:val="285B9D"/>
           <w:sz w:val="21"/>
@@ -377,9 +377,9 @@
           <w:rPr>
             <w:color w:val="285B9D"/>
             <w:u w:val="single"/>
-            <w:rFonts w:eastAsia="Arial Unicode MS" w:ascii="Calibri" w:hAnsi="Calibri"/>
+            <w:rFonts w:eastAsia="Songti SC" w:ascii="Calibri" w:hAnsi="Calibri"/>
           </w:rPr>
-          <w:t>AI 基础设施 今日 60 条、近七日 1362 条，风险信号 922 条。</w:t>
+          <w:t>AI 基础设施 今日 188 条、近七日 1496 条，风险信号 1013 条。</w:t>
         </w:r>
       </w:hyperlink>
     </w:p>
@@ -403,7 +403,7 @@
           <w:p>
             <w:r>
               <w:rPr>
-                <w:rFonts w:ascii="Calibri" w:hAnsi="Calibri" w:eastAsia="Arial Unicode MS"/>
+                <w:rFonts w:ascii="Calibri" w:hAnsi="Calibri" w:eastAsia="Songti SC"/>
                 <w:b/>
                 <w:color w:val="7A5A00"/>
                 <w:sz w:val="21"/>
@@ -412,7 +412,7 @@
             </w:r>
             <w:r>
               <w:rPr>
-                <w:rFonts w:ascii="Calibri" w:hAnsi="Calibri" w:eastAsia="Arial Unicode MS"/>
+                <w:rFonts w:ascii="Calibri" w:hAnsi="Calibri" w:eastAsia="Songti SC"/>
                 <w:color w:val="7C2D12"/>
                 <w:sz w:val="21"/>
               </w:rPr>
@@ -483,7 +483,7 @@
       </w:pPr>
       <w:r>
         <w:rPr>
-          <w:rFonts w:ascii="Calibri" w:hAnsi="Calibri" w:eastAsia="Arial Unicode MS"/>
+          <w:rFonts w:ascii="Calibri" w:hAnsi="Calibri" w:eastAsia="Songti SC"/>
           <w:b w:val="0"/>
           <w:i/>
           <w:color w:val="667085"/>
@@ -540,7 +540,7 @@
       </w:pPr>
       <w:r>
         <w:rPr>
-          <w:rFonts w:ascii="Calibri" w:hAnsi="Calibri" w:eastAsia="Arial Unicode MS"/>
+          <w:rFonts w:ascii="Calibri" w:hAnsi="Calibri" w:eastAsia="Songti SC"/>
           <w:b w:val="0"/>
           <w:i/>
           <w:color w:val="667085"/>
@@ -602,7 +602,7 @@
       </w:pPr>
       <w:r>
         <w:rPr>
-          <w:rFonts w:ascii="Calibri" w:hAnsi="Calibri" w:eastAsia="Arial Unicode MS"/>
+          <w:rFonts w:ascii="Calibri" w:hAnsi="Calibri" w:eastAsia="Songti SC"/>
           <w:b w:val="0"/>
           <w:i/>
           <w:color w:val="667085"/>
@@ -664,7 +664,7 @@
       </w:pPr>
       <w:r>
         <w:rPr>
-          <w:rFonts w:ascii="Calibri" w:hAnsi="Calibri" w:eastAsia="Arial Unicode MS"/>
+          <w:rFonts w:ascii="Calibri" w:hAnsi="Calibri" w:eastAsia="Songti SC"/>
           <w:b w:val="0"/>
           <w:i/>
           <w:color w:val="667085"/>
@@ -687,7 +687,7 @@
       </w:pPr>
       <w:r>
         <w:rPr>
-          <w:rFonts w:ascii="Calibri" w:hAnsi="Calibri" w:eastAsia="Arial Unicode MS"/>
+          <w:rFonts w:ascii="Calibri" w:hAnsi="Calibri" w:eastAsia="Songti SC"/>
           <w:b/>
           <w:i w:val="0"/>
           <w:color w:val="0B2545"/>
@@ -702,7 +702,7 @@
       </w:pPr>
       <w:r>
         <w:rPr>
-          <w:rFonts w:ascii="Calibri" w:hAnsi="Calibri" w:eastAsia="Arial Unicode MS"/>
+          <w:rFonts w:ascii="Calibri" w:hAnsi="Calibri" w:eastAsia="Songti SC"/>
           <w:b w:val="0"/>
           <w:i w:val="0"/>
           <w:color w:val="667085"/>
@@ -717,7 +717,7 @@
       </w:pPr>
       <w:r>
         <w:rPr>
-          <w:rFonts w:ascii="Calibri" w:hAnsi="Calibri" w:eastAsia="Arial Unicode MS"/>
+          <w:rFonts w:ascii="Calibri" w:hAnsi="Calibri" w:eastAsia="Songti SC"/>
           <w:b w:val="0"/>
           <w:i w:val="0"/>
           <w:color w:val="334155"/>
@@ -732,7 +732,7 @@
       </w:pPr>
       <w:r>
         <w:rPr>
-          <w:rFonts w:ascii="Calibri" w:hAnsi="Calibri" w:eastAsia="Arial Unicode MS"/>
+          <w:rFonts w:ascii="Calibri" w:hAnsi="Calibri" w:eastAsia="Songti SC"/>
           <w:b w:val="0"/>
           <w:i w:val="0"/>
           <w:color w:val="667085"/>
@@ -745,7 +745,7 @@
           <w:rPr>
             <w:color w:val="285B9D"/>
             <w:u w:val="single"/>
-            <w:rFonts w:eastAsia="Arial Unicode MS" w:ascii="Calibri" w:hAnsi="Calibri"/>
+            <w:rFonts w:eastAsia="Songti SC" w:ascii="Calibri" w:hAnsi="Calibri"/>
           </w:rPr>
           <w:t>reports/archive-b5b0ba20bad0</w:t>
         </w:r>
@@ -757,13 +757,13 @@
       </w:pPr>
       <w:r>
         <w:rPr>
-          <w:rFonts w:ascii="Calibri" w:hAnsi="Calibri" w:eastAsia="Arial Unicode MS"/>
+          <w:rFonts w:ascii="Calibri" w:hAnsi="Calibri" w:eastAsia="Songti SC"/>
           <w:b/>
           <w:i w:val="0"/>
           <w:color w:val="0B2545"/>
           <w:sz w:val="23"/>
         </w:rPr>
-        <w:t>2. "算电协同"下电力与电网设备：CAPEX 脉冲与周期定位</w:t>
+        <w:t>2. 核心观点</w:t>
       </w:r>
     </w:p>
     <w:p>
@@ -772,7 +772,77 @@
       </w:pPr>
       <w:r>
         <w:rPr>
-          <w:rFonts w:ascii="Calibri" w:hAnsi="Calibri" w:eastAsia="Arial Unicode MS"/>
+          <w:rFonts w:ascii="Calibri" w:hAnsi="Calibri" w:eastAsia="Songti SC"/>
+          <w:b w:val="0"/>
+          <w:i w:val="0"/>
+          <w:color w:val="667085"/>
+          <w:sz w:val="17"/>
+        </w:rPr>
+        <w:t>未识别 · AI 基础设施 · score 51.0</w:t>
+      </w:r>
+    </w:p>
+    <w:p>
+      <w:pPr>
+        <w:spacing w:before="0" w:after="100" w:line="264" w:lineRule="auto"/>
+      </w:pPr>
+      <w:r>
+        <w:rPr>
+          <w:rFonts w:ascii="Calibri" w:hAnsi="Calibri" w:eastAsia="Songti SC"/>
+          <w:b w:val="0"/>
+          <w:i w:val="0"/>
+          <w:color w:val="334155"/>
+          <w:sz w:val="20"/>
+        </w:rPr>
+        <w:t>title: "算力高密化与电网瓶颈下的配电设备及温控资本开支压测" date: "2026-06-01" author: "工业制造分析师" stance: "support"</w:t>
+      </w:r>
+    </w:p>
+    <w:p>
+      <w:pPr>
+        <w:spacing w:before="0" w:after="160" w:line="264" w:lineRule="auto"/>
+      </w:pPr>
+      <w:r>
+        <w:rPr>
+          <w:rFonts w:ascii="Calibri" w:hAnsi="Calibri" w:eastAsia="Songti SC"/>
+          <w:b w:val="0"/>
+          <w:i w:val="0"/>
+          <w:color w:val="667085"/>
+          <w:sz w:val="17"/>
+        </w:rPr>
+        <w:t xml:space="preserve">Report: </w:t>
+      </w:r>
+      <w:hyperlink r:id="rId19">
+        <w:r>
+          <w:rPr>
+            <w:color w:val="285B9D"/>
+            <w:u w:val="single"/>
+            <w:rFonts w:eastAsia="Songti SC" w:ascii="Calibri" w:hAnsi="Calibri"/>
+          </w:rPr>
+          <w:t>reports/archive-0939f0b7cabf</w:t>
+        </w:r>
+      </w:hyperlink>
+    </w:p>
+    <w:p>
+      <w:pPr>
+        <w:spacing w:before="0" w:after="40" w:line="264" w:lineRule="auto"/>
+      </w:pPr>
+      <w:r>
+        <w:rPr>
+          <w:rFonts w:ascii="Calibri" w:hAnsi="Calibri" w:eastAsia="Songti SC"/>
+          <w:b/>
+          <w:i w:val="0"/>
+          <w:color w:val="0B2545"/>
+          <w:sz w:val="23"/>
+        </w:rPr>
+        <w:t>3. "算电协同"下电力与电网设备：CAPEX 脉冲与周期定位</w:t>
+      </w:r>
+    </w:p>
+    <w:p>
+      <w:pPr>
+        <w:spacing w:before="0" w:after="40" w:line="264" w:lineRule="auto"/>
+      </w:pPr>
+      <w:r>
+        <w:rPr>
+          <w:rFonts w:ascii="Calibri" w:hAnsi="Calibri" w:eastAsia="Songti SC"/>
           <w:b w:val="0"/>
           <w:i w:val="0"/>
           <w:color w:val="667085"/>
@@ -787,7 +857,7 @@
       </w:pPr>
       <w:r>
         <w:rPr>
-          <w:rFonts w:ascii="Calibri" w:hAnsi="Calibri" w:eastAsia="Arial Unicode MS"/>
+          <w:rFonts w:ascii="Calibri" w:hAnsi="Calibri" w:eastAsia="Songti SC"/>
           <w:b w:val="0"/>
           <w:i w:val="0"/>
           <w:color w:val="334155"/>
@@ -802,7 +872,7 @@
       </w:pPr>
       <w:r>
         <w:rPr>
-          <w:rFonts w:ascii="Calibri" w:hAnsi="Calibri" w:eastAsia="Arial Unicode MS"/>
+          <w:rFonts w:ascii="Calibri" w:hAnsi="Calibri" w:eastAsia="Songti SC"/>
           <w:b w:val="0"/>
           <w:i w:val="0"/>
           <w:color w:val="667085"/>
@@ -810,12 +880,12 @@
         </w:rPr>
         <w:t xml:space="preserve">Report: </w:t>
       </w:r>
-      <w:hyperlink r:id="rId19">
+      <w:hyperlink r:id="rId20">
         <w:r>
           <w:rPr>
             <w:color w:val="285B9D"/>
             <w:u w:val="single"/>
-            <w:rFonts w:eastAsia="Arial Unicode MS" w:ascii="Calibri" w:hAnsi="Calibri"/>
+            <w:rFonts w:eastAsia="Songti SC" w:ascii="Calibri" w:hAnsi="Calibri"/>
           </w:rPr>
           <w:t>reports/archive-06778d37ded7</w:t>
         </w:r>
@@ -827,13 +897,13 @@
       </w:pPr>
       <w:r>
         <w:rPr>
-          <w:rFonts w:ascii="Calibri" w:hAnsi="Calibri" w:eastAsia="Arial Unicode MS"/>
+          <w:rFonts w:ascii="Calibri" w:hAnsi="Calibri" w:eastAsia="Songti SC"/>
           <w:b/>
           <w:i w:val="0"/>
           <w:color w:val="0B2545"/>
           <w:sz w:val="23"/>
         </w:rPr>
-        <w:t>3. AI 数据中心电力成本：对西部绿电迁移叙事的压力测试及对算力贝塔毛利率的侵蚀</w:t>
+        <w:t>4. 算力国产化闭环中的能源约束：电力供应与电网调峰压力分析</w:t>
       </w:r>
     </w:p>
     <w:p>
@@ -842,7 +912,77 @@
       </w:pPr>
       <w:r>
         <w:rPr>
-          <w:rFonts w:ascii="Calibri" w:hAnsi="Calibri" w:eastAsia="Arial Unicode MS"/>
+          <w:rFonts w:ascii="Calibri" w:hAnsi="Calibri" w:eastAsia="Songti SC"/>
+          <w:b w:val="0"/>
+          <w:i w:val="0"/>
+          <w:color w:val="667085"/>
+          <w:sz w:val="17"/>
+        </w:rPr>
+        <w:t>未识别 · AI 基础设施 · score 49.6</w:t>
+      </w:r>
+    </w:p>
+    <w:p>
+      <w:pPr>
+        <w:spacing w:before="0" w:after="100" w:line="264" w:lineRule="auto"/>
+      </w:pPr>
+      <w:r>
+        <w:rPr>
+          <w:rFonts w:ascii="Calibri" w:hAnsi="Calibri" w:eastAsia="Songti SC"/>
+          <w:b w:val="0"/>
+          <w:i w:val="0"/>
+          <w:color w:val="334155"/>
+          <w:sz w:val="20"/>
+        </w:rPr>
+        <w:t>工作日期: 2026-06-01 分析师: energy-analyst 当前立场: 压力测试 (stress-test)</w:t>
+      </w:r>
+    </w:p>
+    <w:p>
+      <w:pPr>
+        <w:spacing w:before="0" w:after="160" w:line="264" w:lineRule="auto"/>
+      </w:pPr>
+      <w:r>
+        <w:rPr>
+          <w:rFonts w:ascii="Calibri" w:hAnsi="Calibri" w:eastAsia="Songti SC"/>
+          <w:b w:val="0"/>
+          <w:i w:val="0"/>
+          <w:color w:val="667085"/>
+          <w:sz w:val="17"/>
+        </w:rPr>
+        <w:t xml:space="preserve">Report: </w:t>
+      </w:r>
+      <w:hyperlink r:id="rId21">
+        <w:r>
+          <w:rPr>
+            <w:color w:val="285B9D"/>
+            <w:u w:val="single"/>
+            <w:rFonts w:eastAsia="Songti SC" w:ascii="Calibri" w:hAnsi="Calibri"/>
+          </w:rPr>
+          <w:t>reports/archive-90363200b5cb</w:t>
+        </w:r>
+      </w:hyperlink>
+    </w:p>
+    <w:p>
+      <w:pPr>
+        <w:spacing w:before="0" w:after="40" w:line="264" w:lineRule="auto"/>
+      </w:pPr>
+      <w:r>
+        <w:rPr>
+          <w:rFonts w:ascii="Calibri" w:hAnsi="Calibri" w:eastAsia="Songti SC"/>
+          <w:b/>
+          <w:i w:val="0"/>
+          <w:color w:val="0B2545"/>
+          <w:sz w:val="23"/>
+        </w:rPr>
+        <w:t>5. AI 数据中心电力成本：对西部绿电迁移叙事的压力测试及对算力贝塔毛利率的侵蚀</w:t>
+      </w:r>
+    </w:p>
+    <w:p>
+      <w:pPr>
+        <w:spacing w:before="0" w:after="40" w:line="264" w:lineRule="auto"/>
+      </w:pPr>
+      <w:r>
+        <w:rPr>
+          <w:rFonts w:ascii="Calibri" w:hAnsi="Calibri" w:eastAsia="Songti SC"/>
           <w:b w:val="0"/>
           <w:i w:val="0"/>
           <w:color w:val="667085"/>
@@ -857,7 +997,7 @@
       </w:pPr>
       <w:r>
         <w:rPr>
-          <w:rFonts w:ascii="Calibri" w:hAnsi="Calibri" w:eastAsia="Arial Unicode MS"/>
+          <w:rFonts w:ascii="Calibri" w:hAnsi="Calibri" w:eastAsia="Songti SC"/>
           <w:b w:val="0"/>
           <w:i w:val="0"/>
           <w:color w:val="334155"/>
@@ -872,7 +1012,7 @@
       </w:pPr>
       <w:r>
         <w:rPr>
-          <w:rFonts w:ascii="Calibri" w:hAnsi="Calibri" w:eastAsia="Arial Unicode MS"/>
+          <w:rFonts w:ascii="Calibri" w:hAnsi="Calibri" w:eastAsia="Songti SC"/>
           <w:b w:val="0"/>
           <w:i w:val="0"/>
           <w:color w:val="667085"/>
@@ -880,12 +1020,12 @@
         </w:rPr>
         <w:t xml:space="preserve">Report: </w:t>
       </w:r>
-      <w:hyperlink r:id="rId20">
+      <w:hyperlink r:id="rId22">
         <w:r>
           <w:rPr>
             <w:color w:val="285B9D"/>
             <w:u w:val="single"/>
-            <w:rFonts w:eastAsia="Arial Unicode MS" w:ascii="Calibri" w:hAnsi="Calibri"/>
+            <w:rFonts w:eastAsia="Songti SC" w:ascii="Calibri" w:hAnsi="Calibri"/>
           </w:rPr>
           <w:t>reports/archive-b8ed0ee6dae7</w:t>
         </w:r>
@@ -897,13 +1037,13 @@
       </w:pPr>
       <w:r>
         <w:rPr>
-          <w:rFonts w:ascii="Calibri" w:hAnsi="Calibri" w:eastAsia="Arial Unicode MS"/>
+          <w:rFonts w:ascii="Calibri" w:hAnsi="Calibri" w:eastAsia="Songti SC"/>
           <w:b/>
           <w:i w:val="0"/>
           <w:color w:val="0B2545"/>
           <w:sz w:val="23"/>
         </w:rPr>
-        <w:t>4. 2026-06-01 风险报告：AI电网设备脱钩与TMT估值压力测试</w:t>
+        <w:t>6. 2026-06-01 风险报告：AI电网设备脱钩与TMT估值压力测试</w:t>
       </w:r>
     </w:p>
     <w:p>
@@ -912,7 +1052,7 @@
       </w:pPr>
       <w:r>
         <w:rPr>
-          <w:rFonts w:ascii="Calibri" w:hAnsi="Calibri" w:eastAsia="Arial Unicode MS"/>
+          <w:rFonts w:ascii="Calibri" w:hAnsi="Calibri" w:eastAsia="Songti SC"/>
           <w:b w:val="0"/>
           <w:i w:val="0"/>
           <w:color w:val="667085"/>
@@ -927,7 +1067,7 @@
       </w:pPr>
       <w:r>
         <w:rPr>
-          <w:rFonts w:ascii="Calibri" w:hAnsi="Calibri" w:eastAsia="Arial Unicode MS"/>
+          <w:rFonts w:ascii="Calibri" w:hAnsi="Calibri" w:eastAsia="Songti SC"/>
           <w:b w:val="0"/>
           <w:i w:val="0"/>
           <w:color w:val="334155"/>
@@ -942,147 +1082,7 @@
       </w:pPr>
       <w:r>
         <w:rPr>
-          <w:rFonts w:ascii="Calibri" w:hAnsi="Calibri" w:eastAsia="Arial Unicode MS"/>
-          <w:b w:val="0"/>
-          <w:i w:val="0"/>
-          <w:color w:val="667085"/>
-          <w:sz w:val="17"/>
-        </w:rPr>
-        <w:t xml:space="preserve">Report: </w:t>
-      </w:r>
-      <w:hyperlink r:id="rId21">
-        <w:r>
-          <w:rPr>
-            <w:color w:val="285B9D"/>
-            <w:u w:val="single"/>
-            <w:rFonts w:eastAsia="Arial Unicode MS" w:ascii="Calibri" w:hAnsi="Calibri"/>
-          </w:rPr>
-          <w:t>reports/archive-761c20d44e35</w:t>
-        </w:r>
-      </w:hyperlink>
-    </w:p>
-    <w:p>
-      <w:pPr>
-        <w:spacing w:before="0" w:after="40" w:line="264" w:lineRule="auto"/>
-      </w:pPr>
-      <w:r>
-        <w:rPr>
-          <w:rFonts w:ascii="Calibri" w:hAnsi="Calibri" w:eastAsia="Arial Unicode MS"/>
-          <w:b/>
-          <w:i w:val="0"/>
-          <w:color w:val="0B2545"/>
-          <w:sz w:val="23"/>
-        </w:rPr>
-        <w:t>5. 半导体设备与AI硬件产业链的自主化韧性及出口管制风险：高端制造缓冲的“应力测试”与三大裂纹</w:t>
-      </w:r>
-    </w:p>
-    <w:p>
-      <w:pPr>
-        <w:spacing w:before="0" w:after="40" w:line="264" w:lineRule="auto"/>
-      </w:pPr>
-      <w:r>
-        <w:rPr>
-          <w:rFonts w:ascii="Calibri" w:hAnsi="Calibri" w:eastAsia="Arial Unicode MS"/>
-          <w:b w:val="0"/>
-          <w:i w:val="0"/>
-          <w:color w:val="667085"/>
-          <w:sz w:val="17"/>
-        </w:rPr>
-        <w:t>未识别 · 宏观通胀传导 · score 47.2</w:t>
-      </w:r>
-    </w:p>
-    <w:p>
-      <w:pPr>
-        <w:spacing w:before="0" w:after="100" w:line="264" w:lineRule="auto"/>
-      </w:pPr>
-      <w:r>
-        <w:rPr>
-          <w:rFonts w:ascii="Calibri" w:hAnsi="Calibri" w:eastAsia="Arial Unicode MS"/>
-          <w:b w:val="0"/>
-          <w:i w:val="0"/>
-          <w:color w:val="334155"/>
-          <w:sz w:val="20"/>
-        </w:rPr>
-        <w:t>半导体设备与AI硬件产业链的自主化韧性及出口管制风险：高端制造缓冲的“应力测试”与三大裂纹 报告日期 : 2026-06-01 分析师 : agy (TMT行业分析师) 本报告定位 : 压力测试 (Stress-Test) / 部...</w:t>
-      </w:r>
-    </w:p>
-    <w:p>
-      <w:pPr>
-        <w:spacing w:before="0" w:after="160" w:line="264" w:lineRule="auto"/>
-      </w:pPr>
-      <w:r>
-        <w:rPr>
-          <w:rFonts w:ascii="Calibri" w:hAnsi="Calibri" w:eastAsia="Arial Unicode MS"/>
-          <w:b w:val="0"/>
-          <w:i w:val="0"/>
-          <w:color w:val="667085"/>
-          <w:sz w:val="17"/>
-        </w:rPr>
-        <w:t xml:space="preserve">Report: </w:t>
-      </w:r>
-      <w:hyperlink r:id="rId22">
-        <w:r>
-          <w:rPr>
-            <w:color w:val="285B9D"/>
-            <w:u w:val="single"/>
-            <w:rFonts w:eastAsia="Arial Unicode MS" w:ascii="Calibri" w:hAnsi="Calibri"/>
-          </w:rPr>
-          <w:t>reports/archive-f0ab6e35f444</w:t>
-        </w:r>
-      </w:hyperlink>
-    </w:p>
-    <w:p>
-      <w:pPr>
-        <w:spacing w:before="0" w:after="40" w:line="264" w:lineRule="auto"/>
-      </w:pPr>
-      <w:r>
-        <w:rPr>
-          <w:rFonts w:ascii="Calibri" w:hAnsi="Calibri" w:eastAsia="Arial Unicode MS"/>
-          <w:b/>
-          <w:i w:val="0"/>
-          <w:color w:val="0B2545"/>
-          <w:sz w:val="23"/>
-        </w:rPr>
-        <w:t>6. 2026-06-01 电网瓶颈：公用事业成为 AI 电力落地的收费闸门</w:t>
-      </w:r>
-    </w:p>
-    <w:p>
-      <w:pPr>
-        <w:spacing w:before="0" w:after="40" w:line="264" w:lineRule="auto"/>
-      </w:pPr>
-      <w:r>
-        <w:rPr>
-          <w:rFonts w:ascii="Calibri" w:hAnsi="Calibri" w:eastAsia="Arial Unicode MS"/>
-          <w:b w:val="0"/>
-          <w:i w:val="0"/>
-          <w:color w:val="667085"/>
-          <w:sz w:val="17"/>
-        </w:rPr>
-        <w:t>未识别 · 电力与电网 · score 46.5</w:t>
-      </w:r>
-    </w:p>
-    <w:p>
-      <w:pPr>
-        <w:spacing w:before="0" w:after="100" w:line="264" w:lineRule="auto"/>
-      </w:pPr>
-      <w:r>
-        <w:rPr>
-          <w:rFonts w:ascii="Calibri" w:hAnsi="Calibri" w:eastAsia="Arial Unicode MS"/>
-          <w:b w:val="0"/>
-          <w:i w:val="0"/>
-          <w:color w:val="334155"/>
-          <w:sz w:val="20"/>
-        </w:rPr>
-        <w:t>日期： 2026-06-01 分析师： codex（公用事业分析师） Board ID： 08da7f87-5408-464b-a324-17059c484493 研究记录 立场： support</w:t>
-      </w:r>
-    </w:p>
-    <w:p>
-      <w:pPr>
-        <w:spacing w:before="0" w:after="160" w:line="264" w:lineRule="auto"/>
-      </w:pPr>
-      <w:r>
-        <w:rPr>
-          <w:rFonts w:ascii="Calibri" w:hAnsi="Calibri" w:eastAsia="Arial Unicode MS"/>
+          <w:rFonts w:ascii="Calibri" w:hAnsi="Calibri" w:eastAsia="Songti SC"/>
           <w:b w:val="0"/>
           <w:i w:val="0"/>
           <w:color w:val="667085"/>
@@ -1095,9 +1095,9 @@
           <w:rPr>
             <w:color w:val="285B9D"/>
             <w:u w:val="single"/>
-            <w:rFonts w:eastAsia="Arial Unicode MS" w:ascii="Calibri" w:hAnsi="Calibri"/>
+            <w:rFonts w:eastAsia="Songti SC" w:ascii="Calibri" w:hAnsi="Calibri"/>
           </w:rPr>
-          <w:t>reports/archive-23d13a6ba04b</w:t>
+          <w:t>reports/archive-761c20d44e35</w:t>
         </w:r>
       </w:hyperlink>
     </w:p>
@@ -1115,7 +1115,7 @@
       </w:pPr>
       <w:r>
         <w:rPr>
-          <w:rFonts w:ascii="Calibri" w:hAnsi="Calibri" w:eastAsia="Arial Unicode MS"/>
+          <w:rFonts w:ascii="Calibri" w:hAnsi="Calibri" w:eastAsia="Songti SC"/>
           <w:b/>
           <w:i w:val="0"/>
           <w:color w:val="0B2545"/>
@@ -1130,7 +1130,7 @@
       </w:pPr>
       <w:r>
         <w:rPr>
-          <w:rFonts w:ascii="Calibri" w:hAnsi="Calibri" w:eastAsia="Arial Unicode MS"/>
+          <w:rFonts w:ascii="Calibri" w:hAnsi="Calibri" w:eastAsia="Songti SC"/>
           <w:b w:val="0"/>
           <w:i w:val="0"/>
           <w:color w:val="334155"/>
@@ -1145,7 +1145,7 @@
       </w:pPr>
       <w:r>
         <w:rPr>
-          <w:rFonts w:ascii="Calibri" w:hAnsi="Calibri" w:eastAsia="Arial Unicode MS"/>
+          <w:rFonts w:ascii="Calibri" w:hAnsi="Calibri" w:eastAsia="Songti SC"/>
           <w:b w:val="0"/>
           <w:i w:val="0"/>
           <w:color w:val="667085"/>
@@ -1158,7 +1158,7 @@
           <w:rPr>
             <w:color w:val="285B9D"/>
             <w:u w:val="single"/>
-            <w:rFonts w:eastAsia="Arial Unicode MS" w:ascii="Calibri" w:hAnsi="Calibri"/>
+            <w:rFonts w:eastAsia="Songti SC" w:ascii="Calibri" w:hAnsi="Calibri"/>
           </w:rPr>
           <w:t>reports/archive-5166d41eec14</w:t>
         </w:r>
@@ -1170,7 +1170,7 @@
       </w:pPr>
       <w:r>
         <w:rPr>
-          <w:rFonts w:ascii="Calibri" w:hAnsi="Calibri" w:eastAsia="Arial Unicode MS"/>
+          <w:rFonts w:ascii="Calibri" w:hAnsi="Calibri" w:eastAsia="Songti SC"/>
           <w:b/>
           <w:i w:val="0"/>
           <w:color w:val="0B2545"/>
@@ -1185,7 +1185,7 @@
       </w:pPr>
       <w:r>
         <w:rPr>
-          <w:rFonts w:ascii="Calibri" w:hAnsi="Calibri" w:eastAsia="Arial Unicode MS"/>
+          <w:rFonts w:ascii="Calibri" w:hAnsi="Calibri" w:eastAsia="Songti SC"/>
           <w:b w:val="0"/>
           <w:i w:val="0"/>
           <w:color w:val="334155"/>
@@ -1200,7 +1200,7 @@
       </w:pPr>
       <w:r>
         <w:rPr>
-          <w:rFonts w:ascii="Calibri" w:hAnsi="Calibri" w:eastAsia="Arial Unicode MS"/>
+          <w:rFonts w:ascii="Calibri" w:hAnsi="Calibri" w:eastAsia="Songti SC"/>
           <w:b w:val="0"/>
           <w:i w:val="0"/>
           <w:color w:val="667085"/>
@@ -1213,7 +1213,7 @@
           <w:rPr>
             <w:color w:val="285B9D"/>
             <w:u w:val="single"/>
-            <w:rFonts w:eastAsia="Arial Unicode MS" w:ascii="Calibri" w:hAnsi="Calibri"/>
+            <w:rFonts w:eastAsia="Songti SC" w:ascii="Calibri" w:hAnsi="Calibri"/>
           </w:rPr>
           <w:t>reports/archive-19bf4c5712c0</w:t>
         </w:r>
@@ -1225,7 +1225,7 @@
       </w:pPr>
       <w:r>
         <w:rPr>
-          <w:rFonts w:ascii="Calibri" w:hAnsi="Calibri" w:eastAsia="Arial Unicode MS"/>
+          <w:rFonts w:ascii="Calibri" w:hAnsi="Calibri" w:eastAsia="Songti SC"/>
           <w:b/>
           <w:i w:val="0"/>
           <w:color w:val="0B2545"/>
@@ -1240,7 +1240,7 @@
       </w:pPr>
       <w:r>
         <w:rPr>
-          <w:rFonts w:ascii="Calibri" w:hAnsi="Calibri" w:eastAsia="Arial Unicode MS"/>
+          <w:rFonts w:ascii="Calibri" w:hAnsi="Calibri" w:eastAsia="Songti SC"/>
           <w:b w:val="0"/>
           <w:i w:val="0"/>
           <w:color w:val="334155"/>
@@ -1255,7 +1255,7 @@
       </w:pPr>
       <w:r>
         <w:rPr>
-          <w:rFonts w:ascii="Calibri" w:hAnsi="Calibri" w:eastAsia="Arial Unicode MS"/>
+          <w:rFonts w:ascii="Calibri" w:hAnsi="Calibri" w:eastAsia="Songti SC"/>
           <w:b w:val="0"/>
           <w:i w:val="0"/>
           <w:color w:val="667085"/>
@@ -1268,7 +1268,7 @@
           <w:rPr>
             <w:color w:val="285B9D"/>
             <w:u w:val="single"/>
-            <w:rFonts w:eastAsia="Arial Unicode MS" w:ascii="Calibri" w:hAnsi="Calibri"/>
+            <w:rFonts w:eastAsia="Songti SC" w:ascii="Calibri" w:hAnsi="Calibri"/>
           </w:rPr>
           <w:t>reports/archive-393766a70997</w:t>
         </w:r>
@@ -1311,7 +1311,7 @@
             <w:r/>
             <w:r>
               <w:rPr>
-                <w:rFonts w:ascii="Calibri" w:hAnsi="Calibri" w:eastAsia="Arial Unicode MS"/>
+                <w:rFonts w:ascii="Calibri" w:hAnsi="Calibri" w:eastAsia="Songti SC"/>
                 <w:b/>
                 <w:color w:val="475569"/>
                 <w:sz w:val="18"/>
@@ -1334,7 +1334,7 @@
             <w:r/>
             <w:r>
               <w:rPr>
-                <w:rFonts w:ascii="Calibri" w:hAnsi="Calibri" w:eastAsia="Arial Unicode MS"/>
+                <w:rFonts w:ascii="Calibri" w:hAnsi="Calibri" w:eastAsia="Songti SC"/>
                 <w:b/>
                 <w:color w:val="475569"/>
                 <w:sz w:val="18"/>
@@ -1357,7 +1357,7 @@
             <w:r/>
             <w:r>
               <w:rPr>
-                <w:rFonts w:ascii="Calibri" w:hAnsi="Calibri" w:eastAsia="Arial Unicode MS"/>
+                <w:rFonts w:ascii="Calibri" w:hAnsi="Calibri" w:eastAsia="Songti SC"/>
                 <w:b/>
                 <w:color w:val="475569"/>
                 <w:sz w:val="18"/>
@@ -1380,7 +1380,7 @@
             <w:r/>
             <w:r>
               <w:rPr>
-                <w:rFonts w:ascii="Calibri" w:hAnsi="Calibri" w:eastAsia="Arial Unicode MS"/>
+                <w:rFonts w:ascii="Calibri" w:hAnsi="Calibri" w:eastAsia="Songti SC"/>
                 <w:b/>
                 <w:color w:val="475569"/>
                 <w:sz w:val="18"/>
@@ -1403,7 +1403,7 @@
             <w:r/>
             <w:r>
               <w:rPr>
-                <w:rFonts w:ascii="Calibri" w:hAnsi="Calibri" w:eastAsia="Arial Unicode MS"/>
+                <w:rFonts w:ascii="Calibri" w:hAnsi="Calibri" w:eastAsia="Songti SC"/>
                 <w:b/>
                 <w:color w:val="475569"/>
                 <w:sz w:val="18"/>
@@ -1426,7 +1426,7 @@
             <w:r/>
             <w:r>
               <w:rPr>
-                <w:rFonts w:ascii="Calibri" w:hAnsi="Calibri" w:eastAsia="Arial Unicode MS"/>
+                <w:rFonts w:ascii="Calibri" w:hAnsi="Calibri" w:eastAsia="Songti SC"/>
                 <w:b w:val="0"/>
                 <w:color w:val="111827"/>
                 <w:sz w:val="17"/>
@@ -1447,7 +1447,7 @@
             <w:r/>
             <w:r>
               <w:rPr>
-                <w:rFonts w:ascii="Calibri" w:hAnsi="Calibri" w:eastAsia="Arial Unicode MS"/>
+                <w:rFonts w:ascii="Calibri" w:hAnsi="Calibri" w:eastAsia="Songti SC"/>
                 <w:b w:val="0"/>
                 <w:color w:val="111827"/>
                 <w:sz w:val="16"/>
@@ -1468,7 +1468,7 @@
             <w:r/>
             <w:r>
               <w:rPr>
-                <w:rFonts w:ascii="Calibri" w:hAnsi="Calibri" w:eastAsia="Arial Unicode MS"/>
+                <w:rFonts w:ascii="Calibri" w:hAnsi="Calibri" w:eastAsia="Songti SC"/>
                 <w:b w:val="0"/>
                 <w:color w:val="111827"/>
                 <w:sz w:val="16"/>
@@ -1490,7 +1490,7 @@
             <w:r/>
             <w:r>
               <w:rPr>
-                <w:rFonts w:ascii="Calibri" w:hAnsi="Calibri" w:eastAsia="Arial Unicode MS"/>
+                <w:rFonts w:ascii="Calibri" w:hAnsi="Calibri" w:eastAsia="Songti SC"/>
                 <w:b/>
                 <w:color w:val="111827"/>
                 <w:sz w:val="17"/>
@@ -1512,7 +1512,7 @@
             <w:r/>
             <w:r>
               <w:rPr>
-                <w:rFonts w:ascii="Calibri" w:hAnsi="Calibri" w:eastAsia="Arial Unicode MS"/>
+                <w:rFonts w:ascii="Calibri" w:hAnsi="Calibri" w:eastAsia="Songti SC"/>
                 <w:b w:val="0"/>
                 <w:color w:val="111827"/>
                 <w:sz w:val="16"/>
@@ -1535,12 +1535,12 @@
             <w:r/>
             <w:r>
               <w:rPr>
-                <w:rFonts w:ascii="Calibri" w:hAnsi="Calibri" w:eastAsia="Arial Unicode MS"/>
+                <w:rFonts w:ascii="Calibri" w:hAnsi="Calibri" w:eastAsia="Songti SC"/>
                 <w:b w:val="0"/>
                 <w:color w:val="111827"/>
                 <w:sz w:val="17"/>
               </w:rPr>
-              <w:t>"算电协同"下电力与电网设备：CAPEX 脉冲与周期定位</w:t>
+              <w:t>核心观点</w:t>
             </w:r>
           </w:p>
         </w:tc>
@@ -1556,7 +1556,7 @@
             <w:r/>
             <w:r>
               <w:rPr>
-                <w:rFonts w:ascii="Calibri" w:hAnsi="Calibri" w:eastAsia="Arial Unicode MS"/>
+                <w:rFonts w:ascii="Calibri" w:hAnsi="Calibri" w:eastAsia="Songti SC"/>
                 <w:b w:val="0"/>
                 <w:color w:val="111827"/>
                 <w:sz w:val="16"/>
@@ -1577,7 +1577,7 @@
             <w:r/>
             <w:r>
               <w:rPr>
-                <w:rFonts w:ascii="Calibri" w:hAnsi="Calibri" w:eastAsia="Arial Unicode MS"/>
+                <w:rFonts w:ascii="Calibri" w:hAnsi="Calibri" w:eastAsia="Songti SC"/>
                 <w:b w:val="0"/>
                 <w:color w:val="111827"/>
                 <w:sz w:val="16"/>
@@ -1599,7 +1599,116 @@
             <w:r/>
             <w:r>
               <w:rPr>
-                <w:rFonts w:ascii="Calibri" w:hAnsi="Calibri" w:eastAsia="Arial Unicode MS"/>
+                <w:rFonts w:ascii="Calibri" w:hAnsi="Calibri" w:eastAsia="Songti SC"/>
+                <w:b/>
+                <w:color w:val="111827"/>
+                <w:sz w:val="17"/>
+              </w:rPr>
+              <w:t>51.0</w:t>
+            </w:r>
+          </w:p>
+        </w:tc>
+        <w:tc>
+          <w:tcPr>
+            <w:tcW w:type="dxa" w:w="1500"/>
+            <w:vAlign w:val="center"/>
+          </w:tcPr>
+          <w:p>
+            <w:pPr>
+              <w:spacing w:before="0" w:after="0"/>
+              <w:jc w:val="center"/>
+            </w:pPr>
+            <w:r/>
+            <w:r>
+              <w:rPr>
+                <w:rFonts w:ascii="Calibri" w:hAnsi="Calibri" w:eastAsia="Songti SC"/>
+                <w:b w:val="0"/>
+                <w:color w:val="111827"/>
+                <w:sz w:val="16"/>
+              </w:rPr>
+              <w:t>风险 2</w:t>
+            </w:r>
+          </w:p>
+        </w:tc>
+      </w:tr>
+      <w:tr>
+        <w:tc>
+          <w:tcPr>
+            <w:tcW w:type="dxa" w:w="3720"/>
+            <w:vAlign w:val="center"/>
+          </w:tcPr>
+          <w:p>
+            <w:pPr>
+              <w:spacing w:before="0" w:after="0"/>
+            </w:pPr>
+            <w:r/>
+            <w:r>
+              <w:rPr>
+                <w:rFonts w:ascii="Calibri" w:hAnsi="Calibri" w:eastAsia="Songti SC"/>
+                <w:b w:val="0"/>
+                <w:color w:val="111827"/>
+                <w:sz w:val="17"/>
+              </w:rPr>
+              <w:t>"算电协同"下电力与电网设备：CAPEX 脉冲与周期定位</w:t>
+            </w:r>
+          </w:p>
+        </w:tc>
+        <w:tc>
+          <w:tcPr>
+            <w:tcW w:type="dxa" w:w="1560"/>
+            <w:vAlign w:val="center"/>
+          </w:tcPr>
+          <w:p>
+            <w:pPr>
+              <w:spacing w:before="0" w:after="0"/>
+            </w:pPr>
+            <w:r/>
+            <w:r>
+              <w:rPr>
+                <w:rFonts w:ascii="Calibri" w:hAnsi="Calibri" w:eastAsia="Songti SC"/>
+                <w:b w:val="0"/>
+                <w:color w:val="111827"/>
+                <w:sz w:val="16"/>
+              </w:rPr>
+              <w:t>未识别</w:t>
+            </w:r>
+          </w:p>
+        </w:tc>
+        <w:tc>
+          <w:tcPr>
+            <w:tcW w:type="dxa" w:w="1680"/>
+            <w:vAlign w:val="center"/>
+          </w:tcPr>
+          <w:p>
+            <w:pPr>
+              <w:spacing w:before="0" w:after="0"/>
+            </w:pPr>
+            <w:r/>
+            <w:r>
+              <w:rPr>
+                <w:rFonts w:ascii="Calibri" w:hAnsi="Calibri" w:eastAsia="Songti SC"/>
+                <w:b w:val="0"/>
+                <w:color w:val="111827"/>
+                <w:sz w:val="16"/>
+              </w:rPr>
+              <w:t>AI 基础设施</w:t>
+            </w:r>
+          </w:p>
+        </w:tc>
+        <w:tc>
+          <w:tcPr>
+            <w:tcW w:type="dxa" w:w="900"/>
+            <w:vAlign w:val="center"/>
+          </w:tcPr>
+          <w:p>
+            <w:pPr>
+              <w:spacing w:before="0" w:after="0"/>
+              <w:jc w:val="center"/>
+            </w:pPr>
+            <w:r/>
+            <w:r>
+              <w:rPr>
+                <w:rFonts w:ascii="Calibri" w:hAnsi="Calibri" w:eastAsia="Songti SC"/>
                 <w:b/>
                 <w:color w:val="111827"/>
                 <w:sz w:val="17"/>
@@ -1621,7 +1730,7 @@
             <w:r/>
             <w:r>
               <w:rPr>
-                <w:rFonts w:ascii="Calibri" w:hAnsi="Calibri" w:eastAsia="Arial Unicode MS"/>
+                <w:rFonts w:ascii="Calibri" w:hAnsi="Calibri" w:eastAsia="Songti SC"/>
                 <w:b w:val="0"/>
                 <w:color w:val="111827"/>
                 <w:sz w:val="16"/>
@@ -1644,12 +1753,12 @@
             <w:r/>
             <w:r>
               <w:rPr>
-                <w:rFonts w:ascii="Calibri" w:hAnsi="Calibri" w:eastAsia="Arial Unicode MS"/>
+                <w:rFonts w:ascii="Calibri" w:hAnsi="Calibri" w:eastAsia="Songti SC"/>
                 <w:b w:val="0"/>
                 <w:color w:val="111827"/>
                 <w:sz w:val="17"/>
               </w:rPr>
-              <w:t>AI 数据中心电力成本：对西部绿电迁移叙事的压力测试及对算力贝塔毛利率的侵蚀</w:t>
+              <w:t>算力国产化闭环中的能源约束：电力供应与电网调峰压力分析</w:t>
             </w:r>
           </w:p>
         </w:tc>
@@ -1665,7 +1774,7 @@
             <w:r/>
             <w:r>
               <w:rPr>
-                <w:rFonts w:ascii="Calibri" w:hAnsi="Calibri" w:eastAsia="Arial Unicode MS"/>
+                <w:rFonts w:ascii="Calibri" w:hAnsi="Calibri" w:eastAsia="Songti SC"/>
                 <w:b w:val="0"/>
                 <w:color w:val="111827"/>
                 <w:sz w:val="16"/>
@@ -1686,7 +1795,7 @@
             <w:r/>
             <w:r>
               <w:rPr>
-                <w:rFonts w:ascii="Calibri" w:hAnsi="Calibri" w:eastAsia="Arial Unicode MS"/>
+                <w:rFonts w:ascii="Calibri" w:hAnsi="Calibri" w:eastAsia="Songti SC"/>
                 <w:b w:val="0"/>
                 <w:color w:val="111827"/>
                 <w:sz w:val="16"/>
@@ -1708,7 +1817,116 @@
             <w:r/>
             <w:r>
               <w:rPr>
-                <w:rFonts w:ascii="Calibri" w:hAnsi="Calibri" w:eastAsia="Arial Unicode MS"/>
+                <w:rFonts w:ascii="Calibri" w:hAnsi="Calibri" w:eastAsia="Songti SC"/>
+                <w:b/>
+                <w:color w:val="111827"/>
+                <w:sz w:val="17"/>
+              </w:rPr>
+              <w:t>49.6</w:t>
+            </w:r>
+          </w:p>
+        </w:tc>
+        <w:tc>
+          <w:tcPr>
+            <w:tcW w:type="dxa" w:w="1500"/>
+            <w:vAlign w:val="center"/>
+          </w:tcPr>
+          <w:p>
+            <w:pPr>
+              <w:spacing w:before="0" w:after="0"/>
+              <w:jc w:val="center"/>
+            </w:pPr>
+            <w:r/>
+            <w:r>
+              <w:rPr>
+                <w:rFonts w:ascii="Calibri" w:hAnsi="Calibri" w:eastAsia="Songti SC"/>
+                <w:b w:val="0"/>
+                <w:color w:val="111827"/>
+                <w:sz w:val="16"/>
+              </w:rPr>
+              <w:t>风险 3</w:t>
+            </w:r>
+          </w:p>
+        </w:tc>
+      </w:tr>
+      <w:tr>
+        <w:tc>
+          <w:tcPr>
+            <w:tcW w:type="dxa" w:w="3720"/>
+            <w:vAlign w:val="center"/>
+          </w:tcPr>
+          <w:p>
+            <w:pPr>
+              <w:spacing w:before="0" w:after="0"/>
+            </w:pPr>
+            <w:r/>
+            <w:r>
+              <w:rPr>
+                <w:rFonts w:ascii="Calibri" w:hAnsi="Calibri" w:eastAsia="Songti SC"/>
+                <w:b w:val="0"/>
+                <w:color w:val="111827"/>
+                <w:sz w:val="17"/>
+              </w:rPr>
+              <w:t>AI 数据中心电力成本：对西部绿电迁移叙事的压力测试及对算力贝塔毛利率的侵蚀</w:t>
+            </w:r>
+          </w:p>
+        </w:tc>
+        <w:tc>
+          <w:tcPr>
+            <w:tcW w:type="dxa" w:w="1560"/>
+            <w:vAlign w:val="center"/>
+          </w:tcPr>
+          <w:p>
+            <w:pPr>
+              <w:spacing w:before="0" w:after="0"/>
+            </w:pPr>
+            <w:r/>
+            <w:r>
+              <w:rPr>
+                <w:rFonts w:ascii="Calibri" w:hAnsi="Calibri" w:eastAsia="Songti SC"/>
+                <w:b w:val="0"/>
+                <w:color w:val="111827"/>
+                <w:sz w:val="16"/>
+              </w:rPr>
+              <w:t>未识别</w:t>
+            </w:r>
+          </w:p>
+        </w:tc>
+        <w:tc>
+          <w:tcPr>
+            <w:tcW w:type="dxa" w:w="1680"/>
+            <w:vAlign w:val="center"/>
+          </w:tcPr>
+          <w:p>
+            <w:pPr>
+              <w:spacing w:before="0" w:after="0"/>
+            </w:pPr>
+            <w:r/>
+            <w:r>
+              <w:rPr>
+                <w:rFonts w:ascii="Calibri" w:hAnsi="Calibri" w:eastAsia="Songti SC"/>
+                <w:b w:val="0"/>
+                <w:color w:val="111827"/>
+                <w:sz w:val="16"/>
+              </w:rPr>
+              <w:t>AI 基础设施</w:t>
+            </w:r>
+          </w:p>
+        </w:tc>
+        <w:tc>
+          <w:tcPr>
+            <w:tcW w:type="dxa" w:w="900"/>
+            <w:vAlign w:val="center"/>
+          </w:tcPr>
+          <w:p>
+            <w:pPr>
+              <w:spacing w:before="0" w:after="0"/>
+              <w:jc w:val="center"/>
+            </w:pPr>
+            <w:r/>
+            <w:r>
+              <w:rPr>
+                <w:rFonts w:ascii="Calibri" w:hAnsi="Calibri" w:eastAsia="Songti SC"/>
                 <w:b/>
                 <w:color w:val="111827"/>
                 <w:sz w:val="17"/>
@@ -1730,7 +1948,7 @@
             <w:r/>
             <w:r>
               <w:rPr>
-                <w:rFonts w:ascii="Calibri" w:hAnsi="Calibri" w:eastAsia="Arial Unicode MS"/>
+                <w:rFonts w:ascii="Calibri" w:hAnsi="Calibri" w:eastAsia="Songti SC"/>
                 <w:b w:val="0"/>
                 <w:color w:val="111827"/>
                 <w:sz w:val="16"/>
@@ -1753,7 +1971,7 @@
             <w:r/>
             <w:r>
               <w:rPr>
-                <w:rFonts w:ascii="Calibri" w:hAnsi="Calibri" w:eastAsia="Arial Unicode MS"/>
+                <w:rFonts w:ascii="Calibri" w:hAnsi="Calibri" w:eastAsia="Songti SC"/>
                 <w:b w:val="0"/>
                 <w:color w:val="111827"/>
                 <w:sz w:val="17"/>
@@ -1774,7 +1992,7 @@
             <w:r/>
             <w:r>
               <w:rPr>
-                <w:rFonts w:ascii="Calibri" w:hAnsi="Calibri" w:eastAsia="Arial Unicode MS"/>
+                <w:rFonts w:ascii="Calibri" w:hAnsi="Calibri" w:eastAsia="Songti SC"/>
                 <w:b w:val="0"/>
                 <w:color w:val="111827"/>
                 <w:sz w:val="16"/>
@@ -1795,7 +2013,7 @@
             <w:r/>
             <w:r>
               <w:rPr>
-                <w:rFonts w:ascii="Calibri" w:hAnsi="Calibri" w:eastAsia="Arial Unicode MS"/>
+                <w:rFonts w:ascii="Calibri" w:hAnsi="Calibri" w:eastAsia="Songti SC"/>
                 <w:b w:val="0"/>
                 <w:color w:val="111827"/>
                 <w:sz w:val="16"/>
@@ -1817,7 +2035,7 @@
             <w:r/>
             <w:r>
               <w:rPr>
-                <w:rFonts w:ascii="Calibri" w:hAnsi="Calibri" w:eastAsia="Arial Unicode MS"/>
+                <w:rFonts w:ascii="Calibri" w:hAnsi="Calibri" w:eastAsia="Songti SC"/>
                 <w:b/>
                 <w:color w:val="111827"/>
                 <w:sz w:val="17"/>
@@ -1839,7 +2057,7 @@
             <w:r/>
             <w:r>
               <w:rPr>
-                <w:rFonts w:ascii="Calibri" w:hAnsi="Calibri" w:eastAsia="Arial Unicode MS"/>
+                <w:rFonts w:ascii="Calibri" w:hAnsi="Calibri" w:eastAsia="Songti SC"/>
                 <w:b w:val="0"/>
                 <w:color w:val="111827"/>
                 <w:sz w:val="16"/>
@@ -1862,12 +2080,12 @@
             <w:r/>
             <w:r>
               <w:rPr>
-                <w:rFonts w:ascii="Calibri" w:hAnsi="Calibri" w:eastAsia="Arial Unicode MS"/>
+                <w:rFonts w:ascii="Calibri" w:hAnsi="Calibri" w:eastAsia="Songti SC"/>
                 <w:b w:val="0"/>
                 <w:color w:val="111827"/>
                 <w:sz w:val="17"/>
               </w:rPr>
-              <w:t>半导体设备与AI硬件产业链的自主化韧性及出口管制风险：高端制造缓冲的“应力测试”与三大裂纹</w:t>
+              <w:t>能源与电力政策反转对公路物流成本支撑力的侵蚀风险</w:t>
             </w:r>
           </w:p>
         </w:tc>
@@ -1883,7 +2101,7 @@
             <w:r/>
             <w:r>
               <w:rPr>
-                <w:rFonts w:ascii="Calibri" w:hAnsi="Calibri" w:eastAsia="Arial Unicode MS"/>
+                <w:rFonts w:ascii="Calibri" w:hAnsi="Calibri" w:eastAsia="Songti SC"/>
                 <w:b w:val="0"/>
                 <w:color w:val="111827"/>
                 <w:sz w:val="16"/>
@@ -1904,7 +2122,7 @@
             <w:r/>
             <w:r>
               <w:rPr>
-                <w:rFonts w:ascii="Calibri" w:hAnsi="Calibri" w:eastAsia="Arial Unicode MS"/>
+                <w:rFonts w:ascii="Calibri" w:hAnsi="Calibri" w:eastAsia="Songti SC"/>
                 <w:b w:val="0"/>
                 <w:color w:val="111827"/>
                 <w:sz w:val="16"/>
@@ -1926,12 +2144,12 @@
             <w:r/>
             <w:r>
               <w:rPr>
-                <w:rFonts w:ascii="Calibri" w:hAnsi="Calibri" w:eastAsia="Arial Unicode MS"/>
+                <w:rFonts w:ascii="Calibri" w:hAnsi="Calibri" w:eastAsia="Songti SC"/>
                 <w:b/>
                 <w:color w:val="111827"/>
                 <w:sz w:val="17"/>
               </w:rPr>
-              <w:t>47.2</w:t>
+              <w:t>48.3</w:t>
             </w:r>
           </w:p>
         </w:tc>
@@ -1948,7 +2166,116 @@
             <w:r/>
             <w:r>
               <w:rPr>
-                <w:rFonts w:ascii="Calibri" w:hAnsi="Calibri" w:eastAsia="Arial Unicode MS"/>
+                <w:rFonts w:ascii="Calibri" w:hAnsi="Calibri" w:eastAsia="Songti SC"/>
+                <w:b w:val="0"/>
+                <w:color w:val="111827"/>
+                <w:sz w:val="16"/>
+              </w:rPr>
+              <w:t>风险 1</w:t>
+            </w:r>
+          </w:p>
+        </w:tc>
+      </w:tr>
+      <w:tr>
+        <w:tc>
+          <w:tcPr>
+            <w:tcW w:type="dxa" w:w="3720"/>
+            <w:vAlign w:val="center"/>
+          </w:tcPr>
+          <w:p>
+            <w:pPr>
+              <w:spacing w:before="0" w:after="0"/>
+            </w:pPr>
+            <w:r/>
+            <w:r>
+              <w:rPr>
+                <w:rFonts w:ascii="Calibri" w:hAnsi="Calibri" w:eastAsia="Songti SC"/>
+                <w:b w:val="0"/>
+                <w:color w:val="111827"/>
+                <w:sz w:val="17"/>
+              </w:rPr>
+              <w:t>AI算力扩张下的能源成本与电力供应约束：成长股组合盈利能力的压力测试</w:t>
+            </w:r>
+          </w:p>
+        </w:tc>
+        <w:tc>
+          <w:tcPr>
+            <w:tcW w:type="dxa" w:w="1560"/>
+            <w:vAlign w:val="center"/>
+          </w:tcPr>
+          <w:p>
+            <w:pPr>
+              <w:spacing w:before="0" w:after="0"/>
+            </w:pPr>
+            <w:r/>
+            <w:r>
+              <w:rPr>
+                <w:rFonts w:ascii="Calibri" w:hAnsi="Calibri" w:eastAsia="Songti SC"/>
+                <w:b w:val="0"/>
+                <w:color w:val="111827"/>
+                <w:sz w:val="16"/>
+              </w:rPr>
+              <w:t>未识别</w:t>
+            </w:r>
+          </w:p>
+        </w:tc>
+        <w:tc>
+          <w:tcPr>
+            <w:tcW w:type="dxa" w:w="1680"/>
+            <w:vAlign w:val="center"/>
+          </w:tcPr>
+          <w:p>
+            <w:pPr>
+              <w:spacing w:before="0" w:after="0"/>
+            </w:pPr>
+            <w:r/>
+            <w:r>
+              <w:rPr>
+                <w:rFonts w:ascii="Calibri" w:hAnsi="Calibri" w:eastAsia="Songti SC"/>
+                <w:b w:val="0"/>
+                <w:color w:val="111827"/>
+                <w:sz w:val="16"/>
+              </w:rPr>
+              <w:t>AI 基础设施</w:t>
+            </w:r>
+          </w:p>
+        </w:tc>
+        <w:tc>
+          <w:tcPr>
+            <w:tcW w:type="dxa" w:w="900"/>
+            <w:vAlign w:val="center"/>
+          </w:tcPr>
+          <w:p>
+            <w:pPr>
+              <w:spacing w:before="0" w:after="0"/>
+              <w:jc w:val="center"/>
+            </w:pPr>
+            <w:r/>
+            <w:r>
+              <w:rPr>
+                <w:rFonts w:ascii="Calibri" w:hAnsi="Calibri" w:eastAsia="Songti SC"/>
+                <w:b/>
+                <w:color w:val="111827"/>
+                <w:sz w:val="17"/>
+              </w:rPr>
+              <w:t>47.9</w:t>
+            </w:r>
+          </w:p>
+        </w:tc>
+        <w:tc>
+          <w:tcPr>
+            <w:tcW w:type="dxa" w:w="1500"/>
+            <w:vAlign w:val="center"/>
+          </w:tcPr>
+          <w:p>
+            <w:pPr>
+              <w:spacing w:before="0" w:after="0"/>
+              <w:jc w:val="center"/>
+            </w:pPr>
+            <w:r/>
+            <w:r>
+              <w:rPr>
+                <w:rFonts w:ascii="Calibri" w:hAnsi="Calibri" w:eastAsia="Songti SC"/>
                 <w:b w:val="0"/>
                 <w:color w:val="111827"/>
                 <w:sz w:val="16"/>
@@ -1971,12 +2298,12 @@
             <w:r/>
             <w:r>
               <w:rPr>
-                <w:rFonts w:ascii="Calibri" w:hAnsi="Calibri" w:eastAsia="Arial Unicode MS"/>
+                <w:rFonts w:ascii="Calibri" w:hAnsi="Calibri" w:eastAsia="Songti SC"/>
                 <w:b w:val="0"/>
                 <w:color w:val="111827"/>
                 <w:sz w:val="17"/>
               </w:rPr>
-              <w:t>2026-06-01 电网瓶颈：公用事业成为 AI 电力落地的收费闸门</w:t>
+              <w:t>贸易壁垒升级背景下，AI算力链“国产替代”驱动的进攻端逻辑重构</w:t>
             </w:r>
           </w:p>
         </w:tc>
@@ -1992,7 +2319,7 @@
             <w:r/>
             <w:r>
               <w:rPr>
-                <w:rFonts w:ascii="Calibri" w:hAnsi="Calibri" w:eastAsia="Arial Unicode MS"/>
+                <w:rFonts w:ascii="Calibri" w:hAnsi="Calibri" w:eastAsia="Songti SC"/>
                 <w:b w:val="0"/>
                 <w:color w:val="111827"/>
                 <w:sz w:val="16"/>
@@ -2013,12 +2340,12 @@
             <w:r/>
             <w:r>
               <w:rPr>
-                <w:rFonts w:ascii="Calibri" w:hAnsi="Calibri" w:eastAsia="Arial Unicode MS"/>
+                <w:rFonts w:ascii="Calibri" w:hAnsi="Calibri" w:eastAsia="Songti SC"/>
                 <w:b w:val="0"/>
                 <w:color w:val="111827"/>
                 <w:sz w:val="16"/>
               </w:rPr>
-              <w:t>电力与电网</w:t>
+              <w:t>AI 基础设施</w:t>
             </w:r>
           </w:p>
         </w:tc>
@@ -2035,12 +2362,12 @@
             <w:r/>
             <w:r>
               <w:rPr>
-                <w:rFonts w:ascii="Calibri" w:hAnsi="Calibri" w:eastAsia="Arial Unicode MS"/>
+                <w:rFonts w:ascii="Calibri" w:hAnsi="Calibri" w:eastAsia="Songti SC"/>
                 <w:b/>
                 <w:color w:val="111827"/>
                 <w:sz w:val="17"/>
               </w:rPr>
-              <w:t>46.5</w:t>
+              <w:t>47.8</w:t>
             </w:r>
           </w:p>
         </w:tc>
@@ -2057,7 +2384,116 @@
             <w:r/>
             <w:r>
               <w:rPr>
-                <w:rFonts w:ascii="Calibri" w:hAnsi="Calibri" w:eastAsia="Arial Unicode MS"/>
+                <w:rFonts w:ascii="Calibri" w:hAnsi="Calibri" w:eastAsia="Songti SC"/>
+                <w:b w:val="0"/>
+                <w:color w:val="111827"/>
+                <w:sz w:val="16"/>
+              </w:rPr>
+              <w:t>风险 1</w:t>
+            </w:r>
+          </w:p>
+        </w:tc>
+      </w:tr>
+      <w:tr>
+        <w:tc>
+          <w:tcPr>
+            <w:tcW w:type="dxa" w:w="3720"/>
+            <w:vAlign w:val="center"/>
+          </w:tcPr>
+          <w:p>
+            <w:pPr>
+              <w:spacing w:before="0" w:after="0"/>
+            </w:pPr>
+            <w:r/>
+            <w:r>
+              <w:rPr>
+                <w:rFonts w:ascii="Calibri" w:hAnsi="Calibri" w:eastAsia="Songti SC"/>
+                <w:b w:val="0"/>
+                <w:color w:val="111827"/>
+                <w:sz w:val="17"/>
+              </w:rPr>
+              <w:t>半导体设备与AI硬件产业链的自主化韧性及出口管制风险：高端制造缓冲的“应力测试”与三大裂纹</w:t>
+            </w:r>
+          </w:p>
+        </w:tc>
+        <w:tc>
+          <w:tcPr>
+            <w:tcW w:type="dxa" w:w="1560"/>
+            <w:vAlign w:val="center"/>
+          </w:tcPr>
+          <w:p>
+            <w:pPr>
+              <w:spacing w:before="0" w:after="0"/>
+            </w:pPr>
+            <w:r/>
+            <w:r>
+              <w:rPr>
+                <w:rFonts w:ascii="Calibri" w:hAnsi="Calibri" w:eastAsia="Songti SC"/>
+                <w:b w:val="0"/>
+                <w:color w:val="111827"/>
+                <w:sz w:val="16"/>
+              </w:rPr>
+              <w:t>未识别</w:t>
+            </w:r>
+          </w:p>
+        </w:tc>
+        <w:tc>
+          <w:tcPr>
+            <w:tcW w:type="dxa" w:w="1680"/>
+            <w:vAlign w:val="center"/>
+          </w:tcPr>
+          <w:p>
+            <w:pPr>
+              <w:spacing w:before="0" w:after="0"/>
+            </w:pPr>
+            <w:r/>
+            <w:r>
+              <w:rPr>
+                <w:rFonts w:ascii="Calibri" w:hAnsi="Calibri" w:eastAsia="Songti SC"/>
+                <w:b w:val="0"/>
+                <w:color w:val="111827"/>
+                <w:sz w:val="16"/>
+              </w:rPr>
+              <w:t>宏观通胀传导</w:t>
+            </w:r>
+          </w:p>
+        </w:tc>
+        <w:tc>
+          <w:tcPr>
+            <w:tcW w:type="dxa" w:w="900"/>
+            <w:vAlign w:val="center"/>
+          </w:tcPr>
+          <w:p>
+            <w:pPr>
+              <w:spacing w:before="0" w:after="0"/>
+              <w:jc w:val="center"/>
+            </w:pPr>
+            <w:r/>
+            <w:r>
+              <w:rPr>
+                <w:rFonts w:ascii="Calibri" w:hAnsi="Calibri" w:eastAsia="Songti SC"/>
+                <w:b/>
+                <w:color w:val="111827"/>
+                <w:sz w:val="17"/>
+              </w:rPr>
+              <w:t>47.2</w:t>
+            </w:r>
+          </w:p>
+        </w:tc>
+        <w:tc>
+          <w:tcPr>
+            <w:tcW w:type="dxa" w:w="1500"/>
+            <w:vAlign w:val="center"/>
+          </w:tcPr>
+          <w:p>
+            <w:pPr>
+              <w:spacing w:before="0" w:after="0"/>
+              <w:jc w:val="center"/>
+            </w:pPr>
+            <w:r/>
+            <w:r>
+              <w:rPr>
+                <w:rFonts w:ascii="Calibri" w:hAnsi="Calibri" w:eastAsia="Songti SC"/>
                 <w:b w:val="0"/>
                 <w:color w:val="111827"/>
                 <w:sz w:val="16"/>
@@ -2080,7 +2516,116 @@
             <w:r/>
             <w:r>
               <w:rPr>
-                <w:rFonts w:ascii="Calibri" w:hAnsi="Calibri" w:eastAsia="Arial Unicode MS"/>
+                <w:rFonts w:ascii="Calibri" w:hAnsi="Calibri" w:eastAsia="Songti SC"/>
+                <w:b w:val="0"/>
+                <w:color w:val="111827"/>
+                <w:sz w:val="17"/>
+              </w:rPr>
+              <w:t>2026-06-01 电网瓶颈：公用事业成为 AI 电力落地的收费闸门</w:t>
+            </w:r>
+          </w:p>
+        </w:tc>
+        <w:tc>
+          <w:tcPr>
+            <w:tcW w:type="dxa" w:w="1560"/>
+            <w:vAlign w:val="center"/>
+          </w:tcPr>
+          <w:p>
+            <w:pPr>
+              <w:spacing w:before="0" w:after="0"/>
+            </w:pPr>
+            <w:r/>
+            <w:r>
+              <w:rPr>
+                <w:rFonts w:ascii="Calibri" w:hAnsi="Calibri" w:eastAsia="Songti SC"/>
+                <w:b w:val="0"/>
+                <w:color w:val="111827"/>
+                <w:sz w:val="16"/>
+              </w:rPr>
+              <w:t>未识别</w:t>
+            </w:r>
+          </w:p>
+        </w:tc>
+        <w:tc>
+          <w:tcPr>
+            <w:tcW w:type="dxa" w:w="1680"/>
+            <w:vAlign w:val="center"/>
+          </w:tcPr>
+          <w:p>
+            <w:pPr>
+              <w:spacing w:before="0" w:after="0"/>
+            </w:pPr>
+            <w:r/>
+            <w:r>
+              <w:rPr>
+                <w:rFonts w:ascii="Calibri" w:hAnsi="Calibri" w:eastAsia="Songti SC"/>
+                <w:b w:val="0"/>
+                <w:color w:val="111827"/>
+                <w:sz w:val="16"/>
+              </w:rPr>
+              <w:t>电力与电网</w:t>
+            </w:r>
+          </w:p>
+        </w:tc>
+        <w:tc>
+          <w:tcPr>
+            <w:tcW w:type="dxa" w:w="900"/>
+            <w:vAlign w:val="center"/>
+          </w:tcPr>
+          <w:p>
+            <w:pPr>
+              <w:spacing w:before="0" w:after="0"/>
+              <w:jc w:val="center"/>
+            </w:pPr>
+            <w:r/>
+            <w:r>
+              <w:rPr>
+                <w:rFonts w:ascii="Calibri" w:hAnsi="Calibri" w:eastAsia="Songti SC"/>
+                <w:b/>
+                <w:color w:val="111827"/>
+                <w:sz w:val="17"/>
+              </w:rPr>
+              <w:t>46.5</w:t>
+            </w:r>
+          </w:p>
+        </w:tc>
+        <w:tc>
+          <w:tcPr>
+            <w:tcW w:type="dxa" w:w="1500"/>
+            <w:vAlign w:val="center"/>
+          </w:tcPr>
+          <w:p>
+            <w:pPr>
+              <w:spacing w:before="0" w:after="0"/>
+              <w:jc w:val="center"/>
+            </w:pPr>
+            <w:r/>
+            <w:r>
+              <w:rPr>
+                <w:rFonts w:ascii="Calibri" w:hAnsi="Calibri" w:eastAsia="Songti SC"/>
+                <w:b w:val="0"/>
+                <w:color w:val="111827"/>
+                <w:sz w:val="16"/>
+              </w:rPr>
+              <w:t>风险 2</w:t>
+            </w:r>
+          </w:p>
+        </w:tc>
+      </w:tr>
+      <w:tr>
+        <w:tc>
+          <w:tcPr>
+            <w:tcW w:type="dxa" w:w="3720"/>
+            <w:vAlign w:val="center"/>
+          </w:tcPr>
+          <w:p>
+            <w:pPr>
+              <w:spacing w:before="0" w:after="0"/>
+            </w:pPr>
+            <w:r/>
+            <w:r>
+              <w:rPr>
+                <w:rFonts w:ascii="Calibri" w:hAnsi="Calibri" w:eastAsia="Songti SC"/>
                 <w:b w:val="0"/>
                 <w:color w:val="111827"/>
                 <w:sz w:val="17"/>
@@ -2101,7 +2646,7 @@
             <w:r/>
             <w:r>
               <w:rPr>
-                <w:rFonts w:ascii="Calibri" w:hAnsi="Calibri" w:eastAsia="Arial Unicode MS"/>
+                <w:rFonts w:ascii="Calibri" w:hAnsi="Calibri" w:eastAsia="Songti SC"/>
                 <w:b w:val="0"/>
                 <w:color w:val="111827"/>
                 <w:sz w:val="16"/>
@@ -2122,7 +2667,7 @@
             <w:r/>
             <w:r>
               <w:rPr>
-                <w:rFonts w:ascii="Calibri" w:hAnsi="Calibri" w:eastAsia="Arial Unicode MS"/>
+                <w:rFonts w:ascii="Calibri" w:hAnsi="Calibri" w:eastAsia="Songti SC"/>
                 <w:b w:val="0"/>
                 <w:color w:val="111827"/>
                 <w:sz w:val="16"/>
@@ -2144,7 +2689,7 @@
             <w:r/>
             <w:r>
               <w:rPr>
-                <w:rFonts w:ascii="Calibri" w:hAnsi="Calibri" w:eastAsia="Arial Unicode MS"/>
+                <w:rFonts w:ascii="Calibri" w:hAnsi="Calibri" w:eastAsia="Songti SC"/>
                 <w:b/>
                 <w:color w:val="111827"/>
                 <w:sz w:val="17"/>
@@ -2166,7 +2711,7 @@
             <w:r/>
             <w:r>
               <w:rPr>
-                <w:rFonts w:ascii="Calibri" w:hAnsi="Calibri" w:eastAsia="Arial Unicode MS"/>
+                <w:rFonts w:ascii="Calibri" w:hAnsi="Calibri" w:eastAsia="Songti SC"/>
                 <w:b w:val="0"/>
                 <w:color w:val="111827"/>
                 <w:sz w:val="16"/>
@@ -2189,12 +2734,12 @@
             <w:r/>
             <w:r>
               <w:rPr>
-                <w:rFonts w:ascii="Calibri" w:hAnsi="Calibri" w:eastAsia="Arial Unicode MS"/>
+                <w:rFonts w:ascii="Calibri" w:hAnsi="Calibri" w:eastAsia="Songti SC"/>
                 <w:b w:val="0"/>
                 <w:color w:val="111827"/>
                 <w:sz w:val="17"/>
               </w:rPr>
-              <w:t>prior research notes— AI 算力链的成本压力与流动性风险：半导体上游与电力成本能否支撑“算力贝...</w:t>
+              <w:t>科技出海进攻端（40%权重）的全球贸易政策与供应链管制风险评估</w:t>
             </w:r>
           </w:p>
         </w:tc>
@@ -2210,7 +2755,7 @@
             <w:r/>
             <w:r>
               <w:rPr>
-                <w:rFonts w:ascii="Calibri" w:hAnsi="Calibri" w:eastAsia="Arial Unicode MS"/>
+                <w:rFonts w:ascii="Calibri" w:hAnsi="Calibri" w:eastAsia="Songti SC"/>
                 <w:b w:val="0"/>
                 <w:color w:val="111827"/>
                 <w:sz w:val="16"/>
@@ -2231,12 +2776,12 @@
             <w:r/>
             <w:r>
               <w:rPr>
-                <w:rFonts w:ascii="Calibri" w:hAnsi="Calibri" w:eastAsia="Arial Unicode MS"/>
+                <w:rFonts w:ascii="Calibri" w:hAnsi="Calibri" w:eastAsia="Songti SC"/>
                 <w:b w:val="0"/>
                 <w:color w:val="111827"/>
                 <w:sz w:val="16"/>
               </w:rPr>
-              <w:t>AI 基础设施</w:t>
+              <w:t>宏观通胀传导</w:t>
             </w:r>
           </w:p>
         </w:tc>
@@ -2253,12 +2798,12 @@
             <w:r/>
             <w:r>
               <w:rPr>
-                <w:rFonts w:ascii="Calibri" w:hAnsi="Calibri" w:eastAsia="Arial Unicode MS"/>
+                <w:rFonts w:ascii="Calibri" w:hAnsi="Calibri" w:eastAsia="Songti SC"/>
                 <w:b/>
                 <w:color w:val="111827"/>
                 <w:sz w:val="17"/>
               </w:rPr>
-              <w:t>43.4</w:t>
+              <w:t>45.0</w:t>
             </w:r>
           </w:p>
         </w:tc>
@@ -2275,7 +2820,116 @@
             <w:r/>
             <w:r>
               <w:rPr>
-                <w:rFonts w:ascii="Calibri" w:hAnsi="Calibri" w:eastAsia="Arial Unicode MS"/>
+                <w:rFonts w:ascii="Calibri" w:hAnsi="Calibri" w:eastAsia="Songti SC"/>
+                <w:b w:val="0"/>
+                <w:color w:val="111827"/>
+                <w:sz w:val="16"/>
+              </w:rPr>
+              <w:t>风险 2</w:t>
+            </w:r>
+          </w:p>
+        </w:tc>
+      </w:tr>
+      <w:tr>
+        <w:tc>
+          <w:tcPr>
+            <w:tcW w:type="dxa" w:w="3720"/>
+            <w:vAlign w:val="center"/>
+          </w:tcPr>
+          <w:p>
+            <w:pPr>
+              <w:spacing w:before="0" w:after="0"/>
+            </w:pPr>
+            <w:r/>
+            <w:r>
+              <w:rPr>
+                <w:rFonts w:ascii="Calibri" w:hAnsi="Calibri" w:eastAsia="Songti SC"/>
+                <w:b w:val="0"/>
+                <w:color w:val="111827"/>
+                <w:sz w:val="17"/>
+              </w:rPr>
+              <w:t>核心农产品价格周期与餐饮供应链成本护城河的压力测试</w:t>
+            </w:r>
+          </w:p>
+        </w:tc>
+        <w:tc>
+          <w:tcPr>
+            <w:tcW w:type="dxa" w:w="1560"/>
+            <w:vAlign w:val="center"/>
+          </w:tcPr>
+          <w:p>
+            <w:pPr>
+              <w:spacing w:before="0" w:after="0"/>
+            </w:pPr>
+            <w:r/>
+            <w:r>
+              <w:rPr>
+                <w:rFonts w:ascii="Calibri" w:hAnsi="Calibri" w:eastAsia="Songti SC"/>
+                <w:b w:val="0"/>
+                <w:color w:val="111827"/>
+                <w:sz w:val="16"/>
+              </w:rPr>
+              <w:t>未识别</w:t>
+            </w:r>
+          </w:p>
+        </w:tc>
+        <w:tc>
+          <w:tcPr>
+            <w:tcW w:type="dxa" w:w="1680"/>
+            <w:vAlign w:val="center"/>
+          </w:tcPr>
+          <w:p>
+            <w:pPr>
+              <w:spacing w:before="0" w:after="0"/>
+            </w:pPr>
+            <w:r/>
+            <w:r>
+              <w:rPr>
+                <w:rFonts w:ascii="Calibri" w:hAnsi="Calibri" w:eastAsia="Songti SC"/>
+                <w:b w:val="0"/>
+                <w:color w:val="111827"/>
+                <w:sz w:val="16"/>
+              </w:rPr>
+              <w:t>宏观通胀传导</w:t>
+            </w:r>
+          </w:p>
+        </w:tc>
+        <w:tc>
+          <w:tcPr>
+            <w:tcW w:type="dxa" w:w="900"/>
+            <w:vAlign w:val="center"/>
+          </w:tcPr>
+          <w:p>
+            <w:pPr>
+              <w:spacing w:before="0" w:after="0"/>
+              <w:jc w:val="center"/>
+            </w:pPr>
+            <w:r/>
+            <w:r>
+              <w:rPr>
+                <w:rFonts w:ascii="Calibri" w:hAnsi="Calibri" w:eastAsia="Songti SC"/>
+                <w:b/>
+                <w:color w:val="111827"/>
+                <w:sz w:val="17"/>
+              </w:rPr>
+              <w:t>45.0</w:t>
+            </w:r>
+          </w:p>
+        </w:tc>
+        <w:tc>
+          <w:tcPr>
+            <w:tcW w:type="dxa" w:w="1500"/>
+            <w:vAlign w:val="center"/>
+          </w:tcPr>
+          <w:p>
+            <w:pPr>
+              <w:spacing w:before="0" w:after="0"/>
+              <w:jc w:val="center"/>
+            </w:pPr>
+            <w:r/>
+            <w:r>
+              <w:rPr>
+                <w:rFonts w:ascii="Calibri" w:hAnsi="Calibri" w:eastAsia="Songti SC"/>
                 <w:b w:val="0"/>
                 <w:color w:val="111827"/>
                 <w:sz w:val="16"/>
@@ -2298,12 +2952,12 @@
             <w:r/>
             <w:r>
               <w:rPr>
-                <w:rFonts w:ascii="Calibri" w:hAnsi="Calibri" w:eastAsia="Arial Unicode MS"/>
+                <w:rFonts w:ascii="Calibri" w:hAnsi="Calibri" w:eastAsia="Songti SC"/>
                 <w:b w:val="0"/>
                 <w:color w:val="111827"/>
                 <w:sz w:val="17"/>
               </w:rPr>
-              <w:t>WLEF物理实体防线 vs. 算力贝塔毛利挤压：全局杠铃再平衡策略与资产压力测试</w:t>
+              <w:t>制造业去库存下的基础材料需求与利润率压力测试</w:t>
             </w:r>
           </w:p>
         </w:tc>
@@ -2319,7 +2973,7 @@
             <w:r/>
             <w:r>
               <w:rPr>
-                <w:rFonts w:ascii="Calibri" w:hAnsi="Calibri" w:eastAsia="Arial Unicode MS"/>
+                <w:rFonts w:ascii="Calibri" w:hAnsi="Calibri" w:eastAsia="Songti SC"/>
                 <w:b w:val="0"/>
                 <w:color w:val="111827"/>
                 <w:sz w:val="16"/>
@@ -2340,7 +2994,116 @@
             <w:r/>
             <w:r>
               <w:rPr>
-                <w:rFonts w:ascii="Calibri" w:hAnsi="Calibri" w:eastAsia="Arial Unicode MS"/>
+                <w:rFonts w:ascii="Calibri" w:hAnsi="Calibri" w:eastAsia="Songti SC"/>
+                <w:b w:val="0"/>
+                <w:color w:val="111827"/>
+                <w:sz w:val="16"/>
+              </w:rPr>
+              <w:t>宏观通胀传导</w:t>
+            </w:r>
+          </w:p>
+        </w:tc>
+        <w:tc>
+          <w:tcPr>
+            <w:tcW w:type="dxa" w:w="900"/>
+            <w:vAlign w:val="center"/>
+          </w:tcPr>
+          <w:p>
+            <w:pPr>
+              <w:spacing w:before="0" w:after="0"/>
+              <w:jc w:val="center"/>
+            </w:pPr>
+            <w:r/>
+            <w:r>
+              <w:rPr>
+                <w:rFonts w:ascii="Calibri" w:hAnsi="Calibri" w:eastAsia="Songti SC"/>
+                <w:b/>
+                <w:color w:val="111827"/>
+                <w:sz w:val="17"/>
+              </w:rPr>
+              <w:t>44.8</w:t>
+            </w:r>
+          </w:p>
+        </w:tc>
+        <w:tc>
+          <w:tcPr>
+            <w:tcW w:type="dxa" w:w="1500"/>
+            <w:vAlign w:val="center"/>
+          </w:tcPr>
+          <w:p>
+            <w:pPr>
+              <w:spacing w:before="0" w:after="0"/>
+              <w:jc w:val="center"/>
+            </w:pPr>
+            <w:r/>
+            <w:r>
+              <w:rPr>
+                <w:rFonts w:ascii="Calibri" w:hAnsi="Calibri" w:eastAsia="Songti SC"/>
+                <w:b w:val="0"/>
+                <w:color w:val="111827"/>
+                <w:sz w:val="16"/>
+              </w:rPr>
+              <w:t>风险 2</w:t>
+            </w:r>
+          </w:p>
+        </w:tc>
+      </w:tr>
+      <w:tr>
+        <w:tc>
+          <w:tcPr>
+            <w:tcW w:type="dxa" w:w="3720"/>
+            <w:vAlign w:val="center"/>
+          </w:tcPr>
+          <w:p>
+            <w:pPr>
+              <w:spacing w:before="0" w:after="0"/>
+            </w:pPr>
+            <w:r/>
+            <w:r>
+              <w:rPr>
+                <w:rFonts w:ascii="Calibri" w:hAnsi="Calibri" w:eastAsia="Songti SC"/>
+                <w:b w:val="0"/>
+                <w:color w:val="111827"/>
+                <w:sz w:val="17"/>
+              </w:rPr>
+              <w:t>绿电直连成本上升对AI算力中心建设成本及算力布局的影响</w:t>
+            </w:r>
+          </w:p>
+        </w:tc>
+        <w:tc>
+          <w:tcPr>
+            <w:tcW w:type="dxa" w:w="1560"/>
+            <w:vAlign w:val="center"/>
+          </w:tcPr>
+          <w:p>
+            <w:pPr>
+              <w:spacing w:before="0" w:after="0"/>
+            </w:pPr>
+            <w:r/>
+            <w:r>
+              <w:rPr>
+                <w:rFonts w:ascii="Calibri" w:hAnsi="Calibri" w:eastAsia="Songti SC"/>
+                <w:b w:val="0"/>
+                <w:color w:val="111827"/>
+                <w:sz w:val="16"/>
+              </w:rPr>
+              <w:t>未识别</w:t>
+            </w:r>
+          </w:p>
+        </w:tc>
+        <w:tc>
+          <w:tcPr>
+            <w:tcW w:type="dxa" w:w="1680"/>
+            <w:vAlign w:val="center"/>
+          </w:tcPr>
+          <w:p>
+            <w:pPr>
+              <w:spacing w:before="0" w:after="0"/>
+            </w:pPr>
+            <w:r/>
+            <w:r>
+              <w:rPr>
+                <w:rFonts w:ascii="Calibri" w:hAnsi="Calibri" w:eastAsia="Songti SC"/>
                 <w:b w:val="0"/>
                 <w:color w:val="111827"/>
                 <w:sz w:val="16"/>
@@ -2362,12 +3125,12 @@
             <w:r/>
             <w:r>
               <w:rPr>
-                <w:rFonts w:ascii="Calibri" w:hAnsi="Calibri" w:eastAsia="Arial Unicode MS"/>
+                <w:rFonts w:ascii="Calibri" w:hAnsi="Calibri" w:eastAsia="Songti SC"/>
                 <w:b/>
                 <w:color w:val="111827"/>
                 <w:sz w:val="17"/>
               </w:rPr>
-              <w:t>43.2</w:t>
+              <w:t>44.0</w:t>
             </w:r>
           </w:p>
         </w:tc>
@@ -2384,7 +3147,7 @@
             <w:r/>
             <w:r>
               <w:rPr>
-                <w:rFonts w:ascii="Calibri" w:hAnsi="Calibri" w:eastAsia="Arial Unicode MS"/>
+                <w:rFonts w:ascii="Calibri" w:hAnsi="Calibri" w:eastAsia="Songti SC"/>
                 <w:b w:val="0"/>
                 <w:color w:val="111827"/>
                 <w:sz w:val="16"/>
@@ -2407,12 +3170,12 @@
             <w:r/>
             <w:r>
               <w:rPr>
-                <w:rFonts w:ascii="Calibri" w:hAnsi="Calibri" w:eastAsia="Arial Unicode MS"/>
+                <w:rFonts w:ascii="Calibri" w:hAnsi="Calibri" w:eastAsia="Songti SC"/>
                 <w:b w:val="0"/>
                 <w:color w:val="111827"/>
                 <w:sz w:val="17"/>
               </w:rPr>
-              <w:t>prior research notes— SiC 价格战的产业链利润重塑与半导体板块配置逻辑演变（综合卡）</w:t>
+              <w:t>核心观点 / Thesis</w:t>
             </w:r>
           </w:p>
         </w:tc>
@@ -2428,7 +3191,7 @@
             <w:r/>
             <w:r>
               <w:rPr>
-                <w:rFonts w:ascii="Calibri" w:hAnsi="Calibri" w:eastAsia="Arial Unicode MS"/>
+                <w:rFonts w:ascii="Calibri" w:hAnsi="Calibri" w:eastAsia="Songti SC"/>
                 <w:b w:val="0"/>
                 <w:color w:val="111827"/>
                 <w:sz w:val="16"/>
@@ -2449,12 +3212,12 @@
             <w:r/>
             <w:r>
               <w:rPr>
-                <w:rFonts w:ascii="Calibri" w:hAnsi="Calibri" w:eastAsia="Arial Unicode MS"/>
+                <w:rFonts w:ascii="Calibri" w:hAnsi="Calibri" w:eastAsia="Songti SC"/>
                 <w:b w:val="0"/>
                 <w:color w:val="111827"/>
                 <w:sz w:val="16"/>
               </w:rPr>
-              <w:t>宏观通胀传导</w:t>
+              <w:t>AI 基础设施</w:t>
             </w:r>
           </w:p>
         </w:tc>
@@ -2471,12 +3234,12 @@
             <w:r/>
             <w:r>
               <w:rPr>
-                <w:rFonts w:ascii="Calibri" w:hAnsi="Calibri" w:eastAsia="Arial Unicode MS"/>
+                <w:rFonts w:ascii="Calibri" w:hAnsi="Calibri" w:eastAsia="Songti SC"/>
                 <w:b/>
                 <w:color w:val="111827"/>
                 <w:sz w:val="17"/>
               </w:rPr>
-              <w:t>42.9</w:t>
+              <w:t>43.9</w:t>
             </w:r>
           </w:p>
         </w:tc>
@@ -2493,7 +3256,7 @@
             <w:r/>
             <w:r>
               <w:rPr>
-                <w:rFonts w:ascii="Calibri" w:hAnsi="Calibri" w:eastAsia="Arial Unicode MS"/>
+                <w:rFonts w:ascii="Calibri" w:hAnsi="Calibri" w:eastAsia="Songti SC"/>
                 <w:b w:val="0"/>
                 <w:color w:val="111827"/>
                 <w:sz w:val="16"/>
@@ -2516,12 +3279,12 @@
             <w:r/>
             <w:r>
               <w:rPr>
-                <w:rFonts w:ascii="Calibri" w:hAnsi="Calibri" w:eastAsia="Arial Unicode MS"/>
+                <w:rFonts w:ascii="Calibri" w:hAnsi="Calibri" w:eastAsia="Songti SC"/>
                 <w:b w:val="0"/>
                 <w:color w:val="111827"/>
                 <w:sz w:val="17"/>
               </w:rPr>
-              <w:t>电网装备与功率半导体国产化替代的韧性：电网侧 SiC/IGBT 能否支撑 2027 年后的基本盘？</w:t>
+              <w:t>2026-06-01 材料行业视角下的科创50红利-成长杠铃压力测试</w:t>
             </w:r>
           </w:p>
         </w:tc>
@@ -2537,7 +3300,7 @@
             <w:r/>
             <w:r>
               <w:rPr>
-                <w:rFonts w:ascii="Calibri" w:hAnsi="Calibri" w:eastAsia="Arial Unicode MS"/>
+                <w:rFonts w:ascii="Calibri" w:hAnsi="Calibri" w:eastAsia="Songti SC"/>
                 <w:b w:val="0"/>
                 <w:color w:val="111827"/>
                 <w:sz w:val="16"/>
@@ -2558,7 +3321,7 @@
             <w:r/>
             <w:r>
               <w:rPr>
-                <w:rFonts w:ascii="Calibri" w:hAnsi="Calibri" w:eastAsia="Arial Unicode MS"/>
+                <w:rFonts w:ascii="Calibri" w:hAnsi="Calibri" w:eastAsia="Songti SC"/>
                 <w:b w:val="0"/>
                 <w:color w:val="111827"/>
                 <w:sz w:val="16"/>
@@ -2580,12 +3343,12 @@
             <w:r/>
             <w:r>
               <w:rPr>
-                <w:rFonts w:ascii="Calibri" w:hAnsi="Calibri" w:eastAsia="Arial Unicode MS"/>
+                <w:rFonts w:ascii="Calibri" w:hAnsi="Calibri" w:eastAsia="Songti SC"/>
                 <w:b/>
                 <w:color w:val="111827"/>
                 <w:sz w:val="17"/>
               </w:rPr>
-              <w:t>42.8</w:t>
+              <w:t>43.8</w:t>
             </w:r>
           </w:p>
         </w:tc>
@@ -2602,770 +3365,7 @@
             <w:r/>
             <w:r>
               <w:rPr>
-                <w:rFonts w:ascii="Calibri" w:hAnsi="Calibri" w:eastAsia="Arial Unicode MS"/>
-                <w:b w:val="0"/>
-                <w:color w:val="111827"/>
-                <w:sz w:val="16"/>
-              </w:rPr>
-              <w:t>风险 1</w:t>
-            </w:r>
-          </w:p>
-        </w:tc>
-      </w:tr>
-      <w:tr>
-        <w:tc>
-          <w:tcPr>
-            <w:tcW w:type="dxa" w:w="3720"/>
-            <w:vAlign w:val="center"/>
-          </w:tcPr>
-          <w:p>
-            <w:pPr>
-              <w:spacing w:before="0" w:after="0"/>
-            </w:pPr>
-            <w:r/>
-            <w:r>
-              <w:rPr>
-                <w:rFonts w:ascii="Calibri" w:hAnsi="Calibri" w:eastAsia="Arial Unicode MS"/>
-                <w:b w:val="0"/>
-                <w:color w:val="111827"/>
-                <w:sz w:val="17"/>
-              </w:rPr>
-              <w:t>能源供应侧：AI 时代核能、SMR 与可再生能源的产能扩张边界</w:t>
-            </w:r>
-          </w:p>
-        </w:tc>
-        <w:tc>
-          <w:tcPr>
-            <w:tcW w:type="dxa" w:w="1560"/>
-            <w:vAlign w:val="center"/>
-          </w:tcPr>
-          <w:p>
-            <w:pPr>
-              <w:spacing w:before="0" w:after="0"/>
-            </w:pPr>
-            <w:r/>
-            <w:r>
-              <w:rPr>
-                <w:rFonts w:ascii="Calibri" w:hAnsi="Calibri" w:eastAsia="Arial Unicode MS"/>
-                <w:b w:val="0"/>
-                <w:color w:val="111827"/>
-                <w:sz w:val="16"/>
-              </w:rPr>
-              <w:t>未识别</w:t>
-            </w:r>
-          </w:p>
-        </w:tc>
-        <w:tc>
-          <w:tcPr>
-            <w:tcW w:type="dxa" w:w="1680"/>
-            <w:vAlign w:val="center"/>
-          </w:tcPr>
-          <w:p>
-            <w:pPr>
-              <w:spacing w:before="0" w:after="0"/>
-            </w:pPr>
-            <w:r/>
-            <w:r>
-              <w:rPr>
-                <w:rFonts w:ascii="Calibri" w:hAnsi="Calibri" w:eastAsia="Arial Unicode MS"/>
-                <w:b w:val="0"/>
-                <w:color w:val="111827"/>
-                <w:sz w:val="16"/>
-              </w:rPr>
-              <w:t>宏观通胀传导</w:t>
-            </w:r>
-          </w:p>
-        </w:tc>
-        <w:tc>
-          <w:tcPr>
-            <w:tcW w:type="dxa" w:w="900"/>
-            <w:vAlign w:val="center"/>
-          </w:tcPr>
-          <w:p>
-            <w:pPr>
-              <w:spacing w:before="0" w:after="0"/>
-              <w:jc w:val="center"/>
-            </w:pPr>
-            <w:r/>
-            <w:r>
-              <w:rPr>
-                <w:rFonts w:ascii="Calibri" w:hAnsi="Calibri" w:eastAsia="Arial Unicode MS"/>
-                <w:b/>
-                <w:color w:val="111827"/>
-                <w:sz w:val="17"/>
-              </w:rPr>
-              <w:t>42.7</w:t>
-            </w:r>
-          </w:p>
-        </w:tc>
-        <w:tc>
-          <w:tcPr>
-            <w:tcW w:type="dxa" w:w="1500"/>
-            <w:vAlign w:val="center"/>
-          </w:tcPr>
-          <w:p>
-            <w:pPr>
-              <w:spacing w:before="0" w:after="0"/>
-              <w:jc w:val="center"/>
-            </w:pPr>
-            <w:r/>
-            <w:r>
-              <w:rPr>
-                <w:rFonts w:ascii="Calibri" w:hAnsi="Calibri" w:eastAsia="Arial Unicode MS"/>
-                <w:b w:val="0"/>
-                <w:color w:val="111827"/>
-                <w:sz w:val="16"/>
-              </w:rPr>
-              <w:t>风险 1</w:t>
-            </w:r>
-          </w:p>
-        </w:tc>
-      </w:tr>
-      <w:tr>
-        <w:tc>
-          <w:tcPr>
-            <w:tcW w:type="dxa" w:w="3720"/>
-            <w:vAlign w:val="center"/>
-          </w:tcPr>
-          <w:p>
-            <w:pPr>
-              <w:spacing w:before="0" w:after="0"/>
-            </w:pPr>
-            <w:r/>
-            <w:r>
-              <w:rPr>
-                <w:rFonts w:ascii="Calibri" w:hAnsi="Calibri" w:eastAsia="Arial Unicode MS"/>
-                <w:b w:val="0"/>
-                <w:color w:val="111827"/>
-                <w:sz w:val="17"/>
-              </w:rPr>
-              <w:t>极端低温供应受限下的量子芯片半导体工艺韧性评估（2026-06-01）</w:t>
-            </w:r>
-          </w:p>
-        </w:tc>
-        <w:tc>
-          <w:tcPr>
-            <w:tcW w:type="dxa" w:w="1560"/>
-            <w:vAlign w:val="center"/>
-          </w:tcPr>
-          <w:p>
-            <w:pPr>
-              <w:spacing w:before="0" w:after="0"/>
-            </w:pPr>
-            <w:r/>
-            <w:r>
-              <w:rPr>
-                <w:rFonts w:ascii="Calibri" w:hAnsi="Calibri" w:eastAsia="Arial Unicode MS"/>
-                <w:b w:val="0"/>
-                <w:color w:val="111827"/>
-                <w:sz w:val="16"/>
-              </w:rPr>
-              <w:t>未识别</w:t>
-            </w:r>
-          </w:p>
-        </w:tc>
-        <w:tc>
-          <w:tcPr>
-            <w:tcW w:type="dxa" w:w="1680"/>
-            <w:vAlign w:val="center"/>
-          </w:tcPr>
-          <w:p>
-            <w:pPr>
-              <w:spacing w:before="0" w:after="0"/>
-            </w:pPr>
-            <w:r/>
-            <w:r>
-              <w:rPr>
-                <w:rFonts w:ascii="Calibri" w:hAnsi="Calibri" w:eastAsia="Arial Unicode MS"/>
-                <w:b w:val="0"/>
-                <w:color w:val="111827"/>
-                <w:sz w:val="16"/>
-              </w:rPr>
-              <w:t>半导体与存储</w:t>
-            </w:r>
-          </w:p>
-        </w:tc>
-        <w:tc>
-          <w:tcPr>
-            <w:tcW w:type="dxa" w:w="900"/>
-            <w:vAlign w:val="center"/>
-          </w:tcPr>
-          <w:p>
-            <w:pPr>
-              <w:spacing w:before="0" w:after="0"/>
-              <w:jc w:val="center"/>
-            </w:pPr>
-            <w:r/>
-            <w:r>
-              <w:rPr>
-                <w:rFonts w:ascii="Calibri" w:hAnsi="Calibri" w:eastAsia="Arial Unicode MS"/>
-                <w:b/>
-                <w:color w:val="111827"/>
-                <w:sz w:val="17"/>
-              </w:rPr>
-              <w:t>42.7</w:t>
-            </w:r>
-          </w:p>
-        </w:tc>
-        <w:tc>
-          <w:tcPr>
-            <w:tcW w:type="dxa" w:w="1500"/>
-            <w:vAlign w:val="center"/>
-          </w:tcPr>
-          <w:p>
-            <w:pPr>
-              <w:spacing w:before="0" w:after="0"/>
-              <w:jc w:val="center"/>
-            </w:pPr>
-            <w:r/>
-            <w:r>
-              <w:rPr>
-                <w:rFonts w:ascii="Calibri" w:hAnsi="Calibri" w:eastAsia="Arial Unicode MS"/>
-                <w:b w:val="0"/>
-                <w:color w:val="111827"/>
-                <w:sz w:val="16"/>
-              </w:rPr>
-              <w:t>风险 1</w:t>
-            </w:r>
-          </w:p>
-        </w:tc>
-      </w:tr>
-      <w:tr>
-        <w:tc>
-          <w:tcPr>
-            <w:tcW w:type="dxa" w:w="3720"/>
-            <w:vAlign w:val="center"/>
-          </w:tcPr>
-          <w:p>
-            <w:pPr>
-              <w:spacing w:before="0" w:after="0"/>
-            </w:pPr>
-            <w:r/>
-            <w:r>
-              <w:rPr>
-                <w:rFonts w:ascii="Calibri" w:hAnsi="Calibri" w:eastAsia="Arial Unicode MS"/>
-                <w:b w:val="0"/>
-                <w:color w:val="111827"/>
-                <w:sz w:val="17"/>
-              </w:rPr>
-              <w:t>前序研究 — 铜、铝与电工钢：AI 电网背后的"第二次 Capex 冲击"</w:t>
-            </w:r>
-          </w:p>
-        </w:tc>
-        <w:tc>
-          <w:tcPr>
-            <w:tcW w:type="dxa" w:w="1560"/>
-            <w:vAlign w:val="center"/>
-          </w:tcPr>
-          <w:p>
-            <w:pPr>
-              <w:spacing w:before="0" w:after="0"/>
-            </w:pPr>
-            <w:r/>
-            <w:r>
-              <w:rPr>
-                <w:rFonts w:ascii="Calibri" w:hAnsi="Calibri" w:eastAsia="Arial Unicode MS"/>
-                <w:b w:val="0"/>
-                <w:color w:val="111827"/>
-                <w:sz w:val="16"/>
-              </w:rPr>
-              <w:t>未识别</w:t>
-            </w:r>
-          </w:p>
-        </w:tc>
-        <w:tc>
-          <w:tcPr>
-            <w:tcW w:type="dxa" w:w="1680"/>
-            <w:vAlign w:val="center"/>
-          </w:tcPr>
-          <w:p>
-            <w:pPr>
-              <w:spacing w:before="0" w:after="0"/>
-            </w:pPr>
-            <w:r/>
-            <w:r>
-              <w:rPr>
-                <w:rFonts w:ascii="Calibri" w:hAnsi="Calibri" w:eastAsia="Arial Unicode MS"/>
-                <w:b w:val="0"/>
-                <w:color w:val="111827"/>
-                <w:sz w:val="16"/>
-              </w:rPr>
-              <w:t>AI 基础设施</w:t>
-            </w:r>
-          </w:p>
-        </w:tc>
-        <w:tc>
-          <w:tcPr>
-            <w:tcW w:type="dxa" w:w="900"/>
-            <w:vAlign w:val="center"/>
-          </w:tcPr>
-          <w:p>
-            <w:pPr>
-              <w:spacing w:before="0" w:after="0"/>
-              <w:jc w:val="center"/>
-            </w:pPr>
-            <w:r/>
-            <w:r>
-              <w:rPr>
-                <w:rFonts w:ascii="Calibri" w:hAnsi="Calibri" w:eastAsia="Arial Unicode MS"/>
-                <w:b/>
-                <w:color w:val="111827"/>
-                <w:sz w:val="17"/>
-              </w:rPr>
-              <w:t>42.3</w:t>
-            </w:r>
-          </w:p>
-        </w:tc>
-        <w:tc>
-          <w:tcPr>
-            <w:tcW w:type="dxa" w:w="1500"/>
-            <w:vAlign w:val="center"/>
-          </w:tcPr>
-          <w:p>
-            <w:pPr>
-              <w:spacing w:before="0" w:after="0"/>
-              <w:jc w:val="center"/>
-            </w:pPr>
-            <w:r/>
-            <w:r>
-              <w:rPr>
-                <w:rFonts w:ascii="Calibri" w:hAnsi="Calibri" w:eastAsia="Arial Unicode MS"/>
-                <w:b w:val="0"/>
-                <w:color w:val="111827"/>
-                <w:sz w:val="16"/>
-              </w:rPr>
-              <w:t>风险 1</w:t>
-            </w:r>
-          </w:p>
-        </w:tc>
-      </w:tr>
-      <w:tr>
-        <w:tc>
-          <w:tcPr>
-            <w:tcW w:type="dxa" w:w="3720"/>
-            <w:vAlign w:val="center"/>
-          </w:tcPr>
-          <w:p>
-            <w:pPr>
-              <w:spacing w:before="0" w:after="0"/>
-            </w:pPr>
-            <w:r/>
-            <w:r>
-              <w:rPr>
-                <w:rFonts w:ascii="Calibri" w:hAnsi="Calibri" w:eastAsia="Arial Unicode MS"/>
-                <w:b w:val="0"/>
-                <w:color w:val="111827"/>
-                <w:sz w:val="17"/>
-              </w:rPr>
-              <w:t>2026-06-01 全球宏观卡：需求承压，但尚未断裂</w:t>
-            </w:r>
-          </w:p>
-        </w:tc>
-        <w:tc>
-          <w:tcPr>
-            <w:tcW w:type="dxa" w:w="1560"/>
-            <w:vAlign w:val="center"/>
-          </w:tcPr>
-          <w:p>
-            <w:pPr>
-              <w:spacing w:before="0" w:after="0"/>
-            </w:pPr>
-            <w:r/>
-            <w:r>
-              <w:rPr>
-                <w:rFonts w:ascii="Calibri" w:hAnsi="Calibri" w:eastAsia="Arial Unicode MS"/>
-                <w:b w:val="0"/>
-                <w:color w:val="111827"/>
-                <w:sz w:val="16"/>
-              </w:rPr>
-              <w:t>未识别</w:t>
-            </w:r>
-          </w:p>
-        </w:tc>
-        <w:tc>
-          <w:tcPr>
-            <w:tcW w:type="dxa" w:w="1680"/>
-            <w:vAlign w:val="center"/>
-          </w:tcPr>
-          <w:p>
-            <w:pPr>
-              <w:spacing w:before="0" w:after="0"/>
-            </w:pPr>
-            <w:r/>
-            <w:r>
-              <w:rPr>
-                <w:rFonts w:ascii="Calibri" w:hAnsi="Calibri" w:eastAsia="Arial Unicode MS"/>
-                <w:b w:val="0"/>
-                <w:color w:val="111827"/>
-                <w:sz w:val="16"/>
-              </w:rPr>
-              <w:t>宏观通胀传导</w:t>
-            </w:r>
-          </w:p>
-        </w:tc>
-        <w:tc>
-          <w:tcPr>
-            <w:tcW w:type="dxa" w:w="900"/>
-            <w:vAlign w:val="center"/>
-          </w:tcPr>
-          <w:p>
-            <w:pPr>
-              <w:spacing w:before="0" w:after="0"/>
-              <w:jc w:val="center"/>
-            </w:pPr>
-            <w:r/>
-            <w:r>
-              <w:rPr>
-                <w:rFonts w:ascii="Calibri" w:hAnsi="Calibri" w:eastAsia="Arial Unicode MS"/>
-                <w:b/>
-                <w:color w:val="111827"/>
-                <w:sz w:val="17"/>
-              </w:rPr>
-              <w:t>41.8</w:t>
-            </w:r>
-          </w:p>
-        </w:tc>
-        <w:tc>
-          <w:tcPr>
-            <w:tcW w:type="dxa" w:w="1500"/>
-            <w:vAlign w:val="center"/>
-          </w:tcPr>
-          <w:p>
-            <w:pPr>
-              <w:spacing w:before="0" w:after="0"/>
-              <w:jc w:val="center"/>
-            </w:pPr>
-            <w:r/>
-            <w:r>
-              <w:rPr>
-                <w:rFonts w:ascii="Calibri" w:hAnsi="Calibri" w:eastAsia="Arial Unicode MS"/>
-                <w:b w:val="0"/>
-                <w:color w:val="111827"/>
-                <w:sz w:val="16"/>
-              </w:rPr>
-              <w:t>风险 2</w:t>
-            </w:r>
-          </w:p>
-        </w:tc>
-      </w:tr>
-      <w:tr>
-        <w:tc>
-          <w:tcPr>
-            <w:tcW w:type="dxa" w:w="3720"/>
-            <w:vAlign w:val="center"/>
-          </w:tcPr>
-          <w:p>
-            <w:pPr>
-              <w:spacing w:before="0" w:after="0"/>
-            </w:pPr>
-            <w:r/>
-            <w:r>
-              <w:rPr>
-                <w:rFonts w:ascii="Calibri" w:hAnsi="Calibri" w:eastAsia="Arial Unicode MS"/>
-                <w:b w:val="0"/>
-                <w:color w:val="111827"/>
-                <w:sz w:val="17"/>
-              </w:rPr>
-              <w:t>量子硬件供应链与制造规模化能力评估：压力测试 (2026-06-01)</w:t>
-            </w:r>
-          </w:p>
-        </w:tc>
-        <w:tc>
-          <w:tcPr>
-            <w:tcW w:type="dxa" w:w="1560"/>
-            <w:vAlign w:val="center"/>
-          </w:tcPr>
-          <w:p>
-            <w:pPr>
-              <w:spacing w:before="0" w:after="0"/>
-            </w:pPr>
-            <w:r/>
-            <w:r>
-              <w:rPr>
-                <w:rFonts w:ascii="Calibri" w:hAnsi="Calibri" w:eastAsia="Arial Unicode MS"/>
-                <w:b w:val="0"/>
-                <w:color w:val="111827"/>
-                <w:sz w:val="16"/>
-              </w:rPr>
-              <w:t>未识别</w:t>
-            </w:r>
-          </w:p>
-        </w:tc>
-        <w:tc>
-          <w:tcPr>
-            <w:tcW w:type="dxa" w:w="1680"/>
-            <w:vAlign w:val="center"/>
-          </w:tcPr>
-          <w:p>
-            <w:pPr>
-              <w:spacing w:before="0" w:after="0"/>
-            </w:pPr>
-            <w:r/>
-            <w:r>
-              <w:rPr>
-                <w:rFonts w:ascii="Calibri" w:hAnsi="Calibri" w:eastAsia="Arial Unicode MS"/>
-                <w:b w:val="0"/>
-                <w:color w:val="111827"/>
-                <w:sz w:val="16"/>
-              </w:rPr>
-              <w:t>AI 基础设施</w:t>
-            </w:r>
-          </w:p>
-        </w:tc>
-        <w:tc>
-          <w:tcPr>
-            <w:tcW w:type="dxa" w:w="900"/>
-            <w:vAlign w:val="center"/>
-          </w:tcPr>
-          <w:p>
-            <w:pPr>
-              <w:spacing w:before="0" w:after="0"/>
-              <w:jc w:val="center"/>
-            </w:pPr>
-            <w:r/>
-            <w:r>
-              <w:rPr>
-                <w:rFonts w:ascii="Calibri" w:hAnsi="Calibri" w:eastAsia="Arial Unicode MS"/>
-                <w:b/>
-                <w:color w:val="111827"/>
-                <w:sz w:val="17"/>
-              </w:rPr>
-              <w:t>41.3</w:t>
-            </w:r>
-          </w:p>
-        </w:tc>
-        <w:tc>
-          <w:tcPr>
-            <w:tcW w:type="dxa" w:w="1500"/>
-            <w:vAlign w:val="center"/>
-          </w:tcPr>
-          <w:p>
-            <w:pPr>
-              <w:spacing w:before="0" w:after="0"/>
-              <w:jc w:val="center"/>
-            </w:pPr>
-            <w:r/>
-            <w:r>
-              <w:rPr>
-                <w:rFonts w:ascii="Calibri" w:hAnsi="Calibri" w:eastAsia="Arial Unicode MS"/>
-                <w:b w:val="0"/>
-                <w:color w:val="111827"/>
-                <w:sz w:val="16"/>
-              </w:rPr>
-              <w:t>风险 2</w:t>
-            </w:r>
-          </w:p>
-        </w:tc>
-      </w:tr>
-      <w:tr>
-        <w:tc>
-          <w:tcPr>
-            <w:tcW w:type="dxa" w:w="3720"/>
-            <w:vAlign w:val="center"/>
-          </w:tcPr>
-          <w:p>
-            <w:pPr>
-              <w:spacing w:before="0" w:after="0"/>
-            </w:pPr>
-            <w:r/>
-            <w:r>
-              <w:rPr>
-                <w:rFonts w:ascii="Calibri" w:hAnsi="Calibri" w:eastAsia="Arial Unicode MS"/>
-                <w:b w:val="0"/>
-                <w:color w:val="111827"/>
-                <w:sz w:val="17"/>
-              </w:rPr>
-              <w:t>AI 物理墙的跨资产组合与对冲框架</w:t>
-            </w:r>
-          </w:p>
-        </w:tc>
-        <w:tc>
-          <w:tcPr>
-            <w:tcW w:type="dxa" w:w="1560"/>
-            <w:vAlign w:val="center"/>
-          </w:tcPr>
-          <w:p>
-            <w:pPr>
-              <w:spacing w:before="0" w:after="0"/>
-            </w:pPr>
-            <w:r/>
-            <w:r>
-              <w:rPr>
-                <w:rFonts w:ascii="Calibri" w:hAnsi="Calibri" w:eastAsia="Arial Unicode MS"/>
-                <w:b w:val="0"/>
-                <w:color w:val="111827"/>
-                <w:sz w:val="16"/>
-              </w:rPr>
-              <w:t>未识别</w:t>
-            </w:r>
-          </w:p>
-        </w:tc>
-        <w:tc>
-          <w:tcPr>
-            <w:tcW w:type="dxa" w:w="1680"/>
-            <w:vAlign w:val="center"/>
-          </w:tcPr>
-          <w:p>
-            <w:pPr>
-              <w:spacing w:before="0" w:after="0"/>
-            </w:pPr>
-            <w:r/>
-            <w:r>
-              <w:rPr>
-                <w:rFonts w:ascii="Calibri" w:hAnsi="Calibri" w:eastAsia="Arial Unicode MS"/>
-                <w:b w:val="0"/>
-                <w:color w:val="111827"/>
-                <w:sz w:val="16"/>
-              </w:rPr>
-              <w:t>AI 基础设施</w:t>
-            </w:r>
-          </w:p>
-        </w:tc>
-        <w:tc>
-          <w:tcPr>
-            <w:tcW w:type="dxa" w:w="900"/>
-            <w:vAlign w:val="center"/>
-          </w:tcPr>
-          <w:p>
-            <w:pPr>
-              <w:spacing w:before="0" w:after="0"/>
-              <w:jc w:val="center"/>
-            </w:pPr>
-            <w:r/>
-            <w:r>
-              <w:rPr>
-                <w:rFonts w:ascii="Calibri" w:hAnsi="Calibri" w:eastAsia="Arial Unicode MS"/>
-                <w:b/>
-                <w:color w:val="111827"/>
-                <w:sz w:val="17"/>
-              </w:rPr>
-              <w:t>41.3</w:t>
-            </w:r>
-          </w:p>
-        </w:tc>
-        <w:tc>
-          <w:tcPr>
-            <w:tcW w:type="dxa" w:w="1500"/>
-            <w:vAlign w:val="center"/>
-          </w:tcPr>
-          <w:p>
-            <w:pPr>
-              <w:spacing w:before="0" w:after="0"/>
-              <w:jc w:val="center"/>
-            </w:pPr>
-            <w:r/>
-            <w:r>
-              <w:rPr>
-                <w:rFonts w:ascii="Calibri" w:hAnsi="Calibri" w:eastAsia="Arial Unicode MS"/>
-                <w:b w:val="0"/>
-                <w:color w:val="111827"/>
-                <w:sz w:val="16"/>
-              </w:rPr>
-              <w:t>常规</w:t>
-            </w:r>
-          </w:p>
-        </w:tc>
-      </w:tr>
-      <w:tr>
-        <w:tc>
-          <w:tcPr>
-            <w:tcW w:type="dxa" w:w="3720"/>
-            <w:vAlign w:val="center"/>
-          </w:tcPr>
-          <w:p>
-            <w:pPr>
-              <w:spacing w:before="0" w:after="0"/>
-            </w:pPr>
-            <w:r/>
-            <w:r>
-              <w:rPr>
-                <w:rFonts w:ascii="Calibri" w:hAnsi="Calibri" w:eastAsia="Arial Unicode MS"/>
-                <w:b w:val="0"/>
-                <w:color w:val="111827"/>
-                <w:sz w:val="17"/>
-              </w:rPr>
-              <w:t>中国上游原材料成本对中游毛利的挤压及其对零售商的连锁影响</w:t>
-            </w:r>
-          </w:p>
-        </w:tc>
-        <w:tc>
-          <w:tcPr>
-            <w:tcW w:type="dxa" w:w="1560"/>
-            <w:vAlign w:val="center"/>
-          </w:tcPr>
-          <w:p>
-            <w:pPr>
-              <w:spacing w:before="0" w:after="0"/>
-            </w:pPr>
-            <w:r/>
-            <w:r>
-              <w:rPr>
-                <w:rFonts w:ascii="Calibri" w:hAnsi="Calibri" w:eastAsia="Arial Unicode MS"/>
-                <w:b w:val="0"/>
-                <w:color w:val="111827"/>
-                <w:sz w:val="16"/>
-              </w:rPr>
-              <w:t>未识别</w:t>
-            </w:r>
-          </w:p>
-        </w:tc>
-        <w:tc>
-          <w:tcPr>
-            <w:tcW w:type="dxa" w:w="1680"/>
-            <w:vAlign w:val="center"/>
-          </w:tcPr>
-          <w:p>
-            <w:pPr>
-              <w:spacing w:before="0" w:after="0"/>
-            </w:pPr>
-            <w:r/>
-            <w:r>
-              <w:rPr>
-                <w:rFonts w:ascii="Calibri" w:hAnsi="Calibri" w:eastAsia="Arial Unicode MS"/>
-                <w:b w:val="0"/>
-                <w:color w:val="111827"/>
-                <w:sz w:val="16"/>
-              </w:rPr>
-              <w:t>宏观通胀传导</w:t>
-            </w:r>
-          </w:p>
-        </w:tc>
-        <w:tc>
-          <w:tcPr>
-            <w:tcW w:type="dxa" w:w="900"/>
-            <w:vAlign w:val="center"/>
-          </w:tcPr>
-          <w:p>
-            <w:pPr>
-              <w:spacing w:before="0" w:after="0"/>
-              <w:jc w:val="center"/>
-            </w:pPr>
-            <w:r/>
-            <w:r>
-              <w:rPr>
-                <w:rFonts w:ascii="Calibri" w:hAnsi="Calibri" w:eastAsia="Arial Unicode MS"/>
-                <w:b/>
-                <w:color w:val="111827"/>
-                <w:sz w:val="17"/>
-              </w:rPr>
-              <w:t>41.2</w:t>
-            </w:r>
-          </w:p>
-        </w:tc>
-        <w:tc>
-          <w:tcPr>
-            <w:tcW w:type="dxa" w:w="1500"/>
-            <w:vAlign w:val="center"/>
-          </w:tcPr>
-          <w:p>
-            <w:pPr>
-              <w:spacing w:before="0" w:after="0"/>
-              <w:jc w:val="center"/>
-            </w:pPr>
-            <w:r/>
-            <w:r>
-              <w:rPr>
-                <w:rFonts w:ascii="Calibri" w:hAnsi="Calibri" w:eastAsia="Arial Unicode MS"/>
+                <w:rFonts w:ascii="Calibri" w:hAnsi="Calibri" w:eastAsia="Songti SC"/>
                 <w:b w:val="0"/>
                 <w:color w:val="111827"/>
                 <w:sz w:val="16"/>
@@ -3382,7 +3382,7 @@
       </w:pPr>
       <w:r>
         <w:rPr>
-          <w:rFonts w:ascii="Calibri" w:hAnsi="Calibri" w:eastAsia="Arial Unicode MS"/>
+          <w:rFonts w:ascii="Calibri" w:hAnsi="Calibri" w:eastAsia="Songti SC"/>
           <w:b w:val="0"/>
           <w:i/>
           <w:color w:val="667085"/>
@@ -3412,7 +3412,7 @@
     </w:pPr>
     <w:r>
       <w:rPr>
-        <w:rFonts w:ascii="Calibri" w:hAnsi="Calibri" w:eastAsia="Arial Unicode MS"/>
+        <w:rFonts w:ascii="Calibri" w:hAnsi="Calibri" w:eastAsia="Songti SC"/>
         <w:color w:val="667085"/>
         <w:sz w:val="17"/>
       </w:rPr>
@@ -3431,7 +3431,7 @@
     <w:r/>
     <w:r>
       <w:rPr>
-        <w:rFonts w:ascii="Calibri" w:hAnsi="Calibri" w:eastAsia="Arial Unicode MS"/>
+        <w:rFonts w:ascii="Calibri" w:hAnsi="Calibri" w:eastAsia="Songti SC"/>
         <w:color w:val="667085"/>
         <w:sz w:val="18"/>
       </w:rPr>
@@ -3808,7 +3808,7 @@
       <w:spacing w:after="120" w:line="264" w:lineRule="auto"/>
     </w:pPr>
     <w:rPr>
-      <w:rFonts w:ascii="Calibri" w:hAnsi="Calibri" w:eastAsia="Arial Unicode MS"/>
+      <w:rFonts w:ascii="Calibri" w:hAnsi="Calibri" w:eastAsia="Songti SC"/>
       <w:b w:val="0"/>
       <w:color w:val="111827"/>
       <w:sz w:val="22"/>
@@ -3873,7 +3873,7 @@
       <w:outlineLvl w:val="0"/>
     </w:pPr>
     <w:rPr>
-      <w:rFonts w:asciiTheme="majorHAnsi" w:eastAsiaTheme="majorEastAsia" w:hAnsiTheme="majorHAnsi" w:cstheme="majorBidi" w:ascii="Calibri" w:hAnsi="Calibri" w:eastAsia="Arial Unicode MS"/>
+      <w:rFonts w:asciiTheme="majorHAnsi" w:eastAsiaTheme="majorEastAsia" w:hAnsiTheme="majorHAnsi" w:cstheme="majorBidi" w:ascii="Calibri" w:hAnsi="Calibri" w:eastAsia="Songti SC"/>
       <w:b/>
       <w:bCs/>
       <w:color w:val="2E74B5"/>
@@ -3897,7 +3897,7 @@
       <w:outlineLvl w:val="1"/>
     </w:pPr>
     <w:rPr>
-      <w:rFonts w:asciiTheme="majorHAnsi" w:eastAsiaTheme="majorEastAsia" w:hAnsiTheme="majorHAnsi" w:cstheme="majorBidi" w:ascii="Calibri" w:hAnsi="Calibri" w:eastAsia="Arial Unicode MS"/>
+      <w:rFonts w:asciiTheme="majorHAnsi" w:eastAsiaTheme="majorEastAsia" w:hAnsiTheme="majorHAnsi" w:cstheme="majorBidi" w:ascii="Calibri" w:hAnsi="Calibri" w:eastAsia="Songti SC"/>
       <w:b/>
       <w:bCs/>
       <w:color w:val="2E74B5"/>
@@ -3921,7 +3921,7 @@
       <w:outlineLvl w:val="2"/>
     </w:pPr>
     <w:rPr>
-      <w:rFonts w:asciiTheme="majorHAnsi" w:eastAsiaTheme="majorEastAsia" w:hAnsiTheme="majorHAnsi" w:cstheme="majorBidi" w:ascii="Calibri" w:hAnsi="Calibri" w:eastAsia="Arial Unicode MS"/>
+      <w:rFonts w:asciiTheme="majorHAnsi" w:eastAsiaTheme="majorEastAsia" w:hAnsiTheme="majorHAnsi" w:cstheme="majorBidi" w:ascii="Calibri" w:hAnsi="Calibri" w:eastAsia="Songti SC"/>
       <w:b/>
       <w:bCs/>
       <w:color w:val="1F4D78"/>
@@ -4163,7 +4163,7 @@
       <w:contextualSpacing/>
     </w:pPr>
     <w:rPr>
-      <w:rFonts w:asciiTheme="majorHAnsi" w:eastAsiaTheme="majorEastAsia" w:hAnsiTheme="majorHAnsi" w:cstheme="majorBidi" w:ascii="Calibri" w:hAnsi="Calibri" w:eastAsia="Arial Unicode MS"/>
+      <w:rFonts w:asciiTheme="majorHAnsi" w:eastAsiaTheme="majorEastAsia" w:hAnsiTheme="majorHAnsi" w:cstheme="majorBidi" w:ascii="Calibri" w:hAnsi="Calibri" w:eastAsia="Songti SC"/>
       <w:b/>
       <w:color w:val="0B2545"/>
       <w:spacing w:val="5"/>
@@ -4201,7 +4201,7 @@
       </w:numPr>
     </w:pPr>
     <w:rPr>
-      <w:rFonts w:asciiTheme="majorHAnsi" w:eastAsiaTheme="majorEastAsia" w:hAnsiTheme="majorHAnsi" w:cstheme="majorBidi" w:ascii="Calibri" w:hAnsi="Calibri" w:eastAsia="Arial Unicode MS"/>
+      <w:rFonts w:asciiTheme="majorHAnsi" w:eastAsiaTheme="majorEastAsia" w:hAnsiTheme="majorHAnsi" w:cstheme="majorBidi" w:ascii="Calibri" w:hAnsi="Calibri" w:eastAsia="Songti SC"/>
       <w:b w:val="0"/>
       <w:i/>
       <w:iCs/>

--- a/public/investor-downloads/daily-brief-latest.docx
+++ b/public/investor-downloads/daily-brief-latest.docx
@@ -8,7 +8,7 @@
       </w:pPr>
       <w:r>
         <w:rPr>
-          <w:rFonts w:ascii="Calibri" w:hAnsi="Calibri" w:eastAsia="Heiti TC"/>
+          <w:rFonts w:ascii="Calibri" w:hAnsi="Calibri" w:eastAsia="Songti SC"/>
           <w:b/>
           <w:i w:val="0"/>
           <w:color w:val="285B9D"/>
@@ -24,7 +24,7 @@
       </w:pPr>
       <w:r>
         <w:rPr>
-          <w:rFonts w:ascii="Calibri" w:hAnsi="Calibri" w:eastAsia="Heiti TC"/>
+          <w:rFonts w:ascii="Calibri" w:hAnsi="Calibri" w:eastAsia="Songti SC"/>
           <w:b w:val="0"/>
           <w:i w:val="0"/>
         </w:rPr>
@@ -38,7 +38,7 @@
       </w:pPr>
       <w:r>
         <w:rPr>
-          <w:rFonts w:ascii="Calibri" w:hAnsi="Calibri" w:eastAsia="Heiti TC"/>
+          <w:rFonts w:ascii="Calibri" w:hAnsi="Calibri" w:eastAsia="Songti SC"/>
           <w:b w:val="0"/>
           <w:i w:val="0"/>
         </w:rPr>
@@ -51,7 +51,7 @@
       </w:pPr>
       <w:r>
         <w:rPr>
-          <w:rFonts w:ascii="Calibri" w:hAnsi="Calibri" w:eastAsia="Heiti TC"/>
+          <w:rFonts w:ascii="Calibri" w:hAnsi="Calibri" w:eastAsia="Songti SC"/>
           <w:b/>
           <w:i w:val="0"/>
           <w:color w:val="0B2545"/>
@@ -66,13 +66,13 @@
       </w:pPr>
       <w:r>
         <w:rPr>
-          <w:rFonts w:ascii="Calibri" w:hAnsi="Calibri" w:eastAsia="Heiti TC"/>
+          <w:rFonts w:ascii="Calibri" w:hAnsi="Calibri" w:eastAsia="Songti SC"/>
           <w:b w:val="0"/>
           <w:i w:val="0"/>
           <w:color w:val="334155"/>
           <w:sz w:val="22"/>
         </w:rPr>
-        <w:t>2026-06-05 共纳入 1 篇中文研究结果，覆盖 0 位活跃分析师和 2 条主要行业链，较 2026-06-04 的主题变化可在右侧动量表中核对。简报优先呈现可被报告链接追溯的结论，而不是孤立摘要。</w:t>
+        <w:t>2026-06-05 共纳入 142 篇中文研究结果，覆盖 25 位活跃分析师和 6 条主要行业链，较 2026-06-04 的主题变化可在右侧动量表中核对。简报优先呈现可被报告链接追溯的结论，而不是孤立摘要。</w:t>
       </w:r>
     </w:p>
     <w:tbl>
@@ -101,7 +101,7 @@
             </w:pPr>
             <w:r>
               <w:rPr>
-                <w:rFonts w:ascii="Calibri" w:hAnsi="Calibri" w:eastAsia="Heiti TC"/>
+                <w:rFonts w:ascii="Calibri" w:hAnsi="Calibri" w:eastAsia="Songti SC"/>
                 <w:b/>
                 <w:color w:val="667085"/>
                 <w:sz w:val="17"/>
@@ -111,12 +111,12 @@
             </w:r>
             <w:r>
               <w:rPr>
-                <w:rFonts w:ascii="Calibri" w:hAnsi="Calibri" w:eastAsia="Heiti TC"/>
+                <w:rFonts w:ascii="Calibri" w:hAnsi="Calibri" w:eastAsia="Songti SC"/>
                 <w:b/>
                 <w:color w:val="285B9D"/>
                 <w:sz w:val="36"/>
               </w:rPr>
-              <w:t>1</w:t>
+              <w:t>142</w:t>
             </w:r>
           </w:p>
         </w:tc>
@@ -132,7 +132,7 @@
             </w:pPr>
             <w:r>
               <w:rPr>
-                <w:rFonts w:ascii="Calibri" w:hAnsi="Calibri" w:eastAsia="Heiti TC"/>
+                <w:rFonts w:ascii="Calibri" w:hAnsi="Calibri" w:eastAsia="Songti SC"/>
                 <w:b/>
                 <w:color w:val="667085"/>
                 <w:sz w:val="17"/>
@@ -142,12 +142,12 @@
             </w:r>
             <w:r>
               <w:rPr>
-                <w:rFonts w:ascii="Calibri" w:hAnsi="Calibri" w:eastAsia="Heiti TC"/>
+                <w:rFonts w:ascii="Calibri" w:hAnsi="Calibri" w:eastAsia="Songti SC"/>
                 <w:b/>
                 <w:color w:val="237A5B"/>
                 <w:sz w:val="36"/>
               </w:rPr>
-              <w:t>0</w:t>
+              <w:t>25</w:t>
             </w:r>
           </w:p>
         </w:tc>
@@ -163,7 +163,7 @@
             </w:pPr>
             <w:r>
               <w:rPr>
-                <w:rFonts w:ascii="Calibri" w:hAnsi="Calibri" w:eastAsia="Heiti TC"/>
+                <w:rFonts w:ascii="Calibri" w:hAnsi="Calibri" w:eastAsia="Songti SC"/>
                 <w:b/>
                 <w:color w:val="667085"/>
                 <w:sz w:val="17"/>
@@ -173,12 +173,12 @@
             </w:r>
             <w:r>
               <w:rPr>
-                <w:rFonts w:ascii="Calibri" w:hAnsi="Calibri" w:eastAsia="Heiti TC"/>
+                <w:rFonts w:ascii="Calibri" w:hAnsi="Calibri" w:eastAsia="Songti SC"/>
                 <w:b/>
                 <w:color w:val="A8731B"/>
                 <w:sz w:val="36"/>
               </w:rPr>
-              <w:t>2</w:t>
+              <w:t>6</w:t>
             </w:r>
           </w:p>
         </w:tc>
@@ -194,7 +194,7 @@
             </w:pPr>
             <w:r>
               <w:rPr>
-                <w:rFonts w:ascii="Calibri" w:hAnsi="Calibri" w:eastAsia="Heiti TC"/>
+                <w:rFonts w:ascii="Calibri" w:hAnsi="Calibri" w:eastAsia="Songti SC"/>
                 <w:b/>
                 <w:color w:val="667085"/>
                 <w:sz w:val="17"/>
@@ -204,7 +204,7 @@
             </w:r>
             <w:r>
               <w:rPr>
-                <w:rFonts w:ascii="Calibri" w:hAnsi="Calibri" w:eastAsia="Heiti TC"/>
+                <w:rFonts w:ascii="Calibri" w:hAnsi="Calibri" w:eastAsia="Songti SC"/>
                 <w:b/>
                 <w:color w:val="B43D49"/>
                 <w:sz w:val="36"/>
@@ -268,7 +268,7 @@
       </w:pPr>
       <w:r>
         <w:rPr>
-          <w:rFonts w:ascii="Calibri" w:hAnsi="Calibri" w:eastAsia="Heiti TC"/>
+          <w:rFonts w:ascii="Calibri" w:hAnsi="Calibri" w:eastAsia="Songti SC"/>
           <w:b w:val="0"/>
           <w:i/>
           <w:color w:val="667085"/>
@@ -292,7 +292,7 @@
       </w:pPr>
       <w:r>
         <w:rPr>
-          <w:rFonts w:ascii="Calibri" w:hAnsi="Calibri" w:eastAsia="Heiti TC"/>
+          <w:rFonts w:ascii="Calibri" w:hAnsi="Calibri" w:eastAsia="Songti SC"/>
           <w:b/>
           <w:color w:val="285B9D"/>
           <w:sz w:val="21"/>
@@ -304,9 +304,9 @@
           <w:rPr>
             <w:color w:val="285B9D"/>
             <w:u w:val="single"/>
-            <w:rFonts w:eastAsia="Heiti TC" w:ascii="Calibri" w:hAnsi="Calibri"/>
+            <w:rFonts w:eastAsia="Songti SC" w:ascii="Calibri" w:hAnsi="Calibri"/>
           </w:rPr>
-          <w:t>2026-06-05 前统一事件窗口执行手册 是今日最高权重结论，核心证据来自 未识别，关联 AI 基础设施。</w:t>
+          <w:t>中游材料产能缺口对先进封装与AI算力硬件供应链的传导风险 是今日最高权重结论，核心证据来自 未识别，关联 工业供给瓶颈。</w:t>
         </w:r>
       </w:hyperlink>
     </w:p>
@@ -317,7 +317,7 @@
       </w:pPr>
       <w:r>
         <w:rPr>
-          <w:rFonts w:ascii="Calibri" w:hAnsi="Calibri" w:eastAsia="Heiti TC"/>
+          <w:rFonts w:ascii="Calibri" w:hAnsi="Calibri" w:eastAsia="Songti SC"/>
           <w:b/>
           <w:color w:val="285B9D"/>
           <w:sz w:val="21"/>
@@ -326,11 +326,11 @@
       </w:r>
       <w:r>
         <w:rPr>
-          <w:rFonts w:ascii="Calibri" w:hAnsi="Calibri" w:eastAsia="Heiti TC"/>
+          <w:rFonts w:ascii="Calibri" w:hAnsi="Calibri" w:eastAsia="Songti SC"/>
           <w:color w:val="111827"/>
           <w:sz w:val="21"/>
         </w:rPr>
-        <w:t>通胀 今日 降温，当日计数 1，前一日计数 333。</w:t>
+        <w:t>AI 今日 降温，当日计数 118，前一日计数 354。</w:t>
       </w:r>
     </w:p>
     <w:p>
@@ -340,7 +340,7 @@
       </w:pPr>
       <w:r>
         <w:rPr>
-          <w:rFonts w:ascii="Calibri" w:hAnsi="Calibri" w:eastAsia="Heiti TC"/>
+          <w:rFonts w:ascii="Calibri" w:hAnsi="Calibri" w:eastAsia="Songti SC"/>
           <w:b/>
           <w:color w:val="285B9D"/>
           <w:sz w:val="21"/>
@@ -352,7 +352,7 @@
           <w:rPr>
             <w:color w:val="285B9D"/>
             <w:u w:val="single"/>
-            <w:rFonts w:eastAsia="Heiti TC" w:ascii="Calibri" w:hAnsi="Calibri"/>
+            <w:rFonts w:eastAsia="Songti SC" w:ascii="Calibri" w:hAnsi="Calibri"/>
           </w:rPr>
           <w:t>风险矩阵最需要跟踪的是 电力与电网：算力瓶颈压力测试：电网传输与并网队列的真实时滞。</w:t>
         </w:r>
@@ -365,21 +365,21 @@
       </w:pPr>
       <w:r>
         <w:rPr>
-          <w:rFonts w:ascii="Calibri" w:hAnsi="Calibri" w:eastAsia="Heiti TC"/>
+          <w:rFonts w:ascii="Calibri" w:hAnsi="Calibri" w:eastAsia="Songti SC"/>
           <w:b/>
           <w:color w:val="285B9D"/>
           <w:sz w:val="21"/>
         </w:rPr>
         <w:t xml:space="preserve">证据密度: </w:t>
       </w:r>
-      <w:hyperlink r:id="rId12">
+      <w:hyperlink r:id="rId14">
         <w:r>
           <w:rPr>
             <w:color w:val="285B9D"/>
             <w:u w:val="single"/>
-            <w:rFonts w:eastAsia="Heiti TC" w:ascii="Calibri" w:hAnsi="Calibri"/>
+            <w:rFonts w:eastAsia="Songti SC" w:ascii="Calibri" w:hAnsi="Calibri"/>
           </w:rPr>
-          <w:t>宏观通胀传导 今日 1 条、近七日 1599 条，风险信号 1081 条。</w:t>
+          <w:t>宏观通胀传导 今日 132 条、近七日 1756 条，风险信号 1201 条。</w:t>
         </w:r>
       </w:hyperlink>
     </w:p>
@@ -403,7 +403,7 @@
           <w:p>
             <w:r>
               <w:rPr>
-                <w:rFonts w:ascii="Calibri" w:hAnsi="Calibri" w:eastAsia="Heiti TC"/>
+                <w:rFonts w:ascii="Calibri" w:hAnsi="Calibri" w:eastAsia="Songti SC"/>
                 <w:b/>
                 <w:color w:val="7A5A00"/>
                 <w:sz w:val="21"/>
@@ -412,7 +412,7 @@
             </w:r>
             <w:r>
               <w:rPr>
-                <w:rFonts w:ascii="Calibri" w:hAnsi="Calibri" w:eastAsia="Heiti TC"/>
+                <w:rFonts w:ascii="Calibri" w:hAnsi="Calibri" w:eastAsia="Songti SC"/>
                 <w:color w:val="7C2D12"/>
                 <w:sz w:val="21"/>
               </w:rPr>
@@ -456,7 +456,7 @@
                     <pic:cNvPicPr/>
                   </pic:nvPicPr>
                   <pic:blipFill>
-                    <a:blip r:embed="rId14"/>
+                    <a:blip r:embed="rId15"/>
                     <a:stretch>
                       <a:fillRect/>
                     </a:stretch>
@@ -483,7 +483,7 @@
       </w:pPr>
       <w:r>
         <w:rPr>
-          <w:rFonts w:ascii="Calibri" w:hAnsi="Calibri" w:eastAsia="Heiti TC"/>
+          <w:rFonts w:ascii="Calibri" w:hAnsi="Calibri" w:eastAsia="Songti SC"/>
           <w:b w:val="0"/>
           <w:i/>
           <w:color w:val="667085"/>
@@ -513,7 +513,7 @@
                     <pic:cNvPicPr/>
                   </pic:nvPicPr>
                   <pic:blipFill>
-                    <a:blip r:embed="rId15"/>
+                    <a:blip r:embed="rId16"/>
                     <a:stretch>
                       <a:fillRect/>
                     </a:stretch>
@@ -540,7 +540,7 @@
       </w:pPr>
       <w:r>
         <w:rPr>
-          <w:rFonts w:ascii="Calibri" w:hAnsi="Calibri" w:eastAsia="Heiti TC"/>
+          <w:rFonts w:ascii="Calibri" w:hAnsi="Calibri" w:eastAsia="Songti SC"/>
           <w:b w:val="0"/>
           <w:i/>
           <w:color w:val="667085"/>
@@ -575,7 +575,7 @@
                     <pic:cNvPicPr/>
                   </pic:nvPicPr>
                   <pic:blipFill>
-                    <a:blip r:embed="rId16"/>
+                    <a:blip r:embed="rId17"/>
                     <a:stretch>
                       <a:fillRect/>
                     </a:stretch>
@@ -602,7 +602,7 @@
       </w:pPr>
       <w:r>
         <w:rPr>
-          <w:rFonts w:ascii="Calibri" w:hAnsi="Calibri" w:eastAsia="Heiti TC"/>
+          <w:rFonts w:ascii="Calibri" w:hAnsi="Calibri" w:eastAsia="Songti SC"/>
           <w:b w:val="0"/>
           <w:i/>
           <w:color w:val="667085"/>
@@ -637,7 +637,7 @@
                     <pic:cNvPicPr/>
                   </pic:nvPicPr>
                   <pic:blipFill>
-                    <a:blip r:embed="rId17"/>
+                    <a:blip r:embed="rId18"/>
                     <a:stretch>
                       <a:fillRect/>
                     </a:stretch>
@@ -664,7 +664,7 @@
       </w:pPr>
       <w:r>
         <w:rPr>
-          <w:rFonts w:ascii="Calibri" w:hAnsi="Calibri" w:eastAsia="Heiti TC"/>
+          <w:rFonts w:ascii="Calibri" w:hAnsi="Calibri" w:eastAsia="Songti SC"/>
           <w:b w:val="0"/>
           <w:i/>
           <w:color w:val="667085"/>
@@ -687,13 +687,13 @@
       </w:pPr>
       <w:r>
         <w:rPr>
-          <w:rFonts w:ascii="Calibri" w:hAnsi="Calibri" w:eastAsia="Heiti TC"/>
+          <w:rFonts w:ascii="Calibri" w:hAnsi="Calibri" w:eastAsia="Songti SC"/>
           <w:b/>
           <w:i w:val="0"/>
           <w:color w:val="0B2545"/>
           <w:sz w:val="23"/>
         </w:rPr>
-        <w:t>1. 2026-06-05 前统一事件窗口执行手册</w:t>
+        <w:t>1. 中游材料产能缺口对先进封装与AI算力硬件供应链的传导风险</w:t>
       </w:r>
     </w:p>
     <w:p>
@@ -702,13 +702,13 @@
       </w:pPr>
       <w:r>
         <w:rPr>
-          <w:rFonts w:ascii="Calibri" w:hAnsi="Calibri" w:eastAsia="Heiti TC"/>
+          <w:rFonts w:ascii="Calibri" w:hAnsi="Calibri" w:eastAsia="Songti SC"/>
           <w:b w:val="0"/>
           <w:i w:val="0"/>
           <w:color w:val="667085"/>
           <w:sz w:val="17"/>
         </w:rPr>
-        <w:t>未识别 · AI 基础设施 · score 37.3</w:t>
+        <w:t>未识别 · 工业供给瓶颈 · score 53.6</w:t>
       </w:r>
     </w:p>
     <w:p>
@@ -717,13 +717,13 @@
       </w:pPr>
       <w:r>
         <w:rPr>
-          <w:rFonts w:ascii="Calibri" w:hAnsi="Calibri" w:eastAsia="Heiti TC"/>
+          <w:rFonts w:ascii="Calibri" w:hAnsi="Calibri" w:eastAsia="Songti SC"/>
           <w:b w:val="0"/>
           <w:i w:val="0"/>
           <w:color w:val="334155"/>
           <w:sz w:val="20"/>
         </w:rPr>
-        <w:t>板块: 572c9237-cf21-4d19-8f37-a9858dd88f7a - 研究记录（综合收尾） - 分析师: 首席策略师 (chief-strategist) - 作业日期: 2026-05-29 （Asia/Singapore） - 立场: synthesize — 把 prior r...</w:t>
+        <w:t>分析师：TMT行业分析师 - 立场：stress-test（压力测试） - 工作日期：2026-06-05（亚洲/新加坡） - 线程：8/8 — 收尾研究记录，闭合"镓→重稀土→石墨"级联线索</w:t>
       </w:r>
     </w:p>
     <w:p>
@@ -732,7 +732,7 @@
       </w:pPr>
       <w:r>
         <w:rPr>
-          <w:rFonts w:ascii="Calibri" w:hAnsi="Calibri" w:eastAsia="Heiti TC"/>
+          <w:rFonts w:ascii="Calibri" w:hAnsi="Calibri" w:eastAsia="Songti SC"/>
           <w:b w:val="0"/>
           <w:i w:val="0"/>
           <w:color w:val="667085"/>
@@ -745,9 +745,359 @@
           <w:rPr>
             <w:color w:val="285B9D"/>
             <w:u w:val="single"/>
-            <w:rFonts w:eastAsia="Heiti TC" w:ascii="Calibri" w:hAnsi="Calibri"/>
+            <w:rFonts w:eastAsia="Songti SC" w:ascii="Calibri" w:hAnsi="Calibri"/>
           </w:rPr>
-          <w:t>reports/archive-a5b4e69303f4</w:t>
+          <w:t>reports/archive-2c749d1148f9</w:t>
+        </w:r>
+      </w:hyperlink>
+    </w:p>
+    <w:p>
+      <w:pPr>
+        <w:spacing w:before="0" w:after="40" w:line="264" w:lineRule="auto"/>
+      </w:pPr>
+      <w:r>
+        <w:rPr>
+          <w:rFonts w:ascii="Calibri" w:hAnsi="Calibri" w:eastAsia="Songti SC"/>
+          <w:b/>
+          <w:i w:val="0"/>
+          <w:color w:val="0B2545"/>
+          <w:sz w:val="23"/>
+        </w:rPr>
+        <w:t>2. 2026-06-05 — 供给侧电力通胀下的美联储反应函数</w:t>
+      </w:r>
+    </w:p>
+    <w:p>
+      <w:pPr>
+        <w:spacing w:before="0" w:after="40" w:line="264" w:lineRule="auto"/>
+      </w:pPr>
+      <w:r>
+        <w:rPr>
+          <w:rFonts w:ascii="Calibri" w:hAnsi="Calibri" w:eastAsia="Songti SC"/>
+          <w:b w:val="0"/>
+          <w:i w:val="0"/>
+          <w:color w:val="667085"/>
+          <w:sz w:val="17"/>
+        </w:rPr>
+        <w:t>未识别 · 宏观通胀传导 · score 53.2</w:t>
+      </w:r>
+    </w:p>
+    <w:p>
+      <w:pPr>
+        <w:spacing w:before="0" w:after="100" w:line="264" w:lineRule="auto"/>
+      </w:pPr>
+      <w:r>
+        <w:rPr>
+          <w:rFonts w:ascii="Calibri" w:hAnsi="Calibri" w:eastAsia="Songti SC"/>
+          <w:b w:val="0"/>
+          <w:i w:val="0"/>
+          <w:color w:val="334155"/>
+          <w:sz w:val="20"/>
+        </w:rPr>
+        <w:t>工作日: 2026-06-05 分析师: 首席经济学家 立场: 压力测试 问题: 鉴于电网和能源瓶颈构成的非典型通胀，美联储在 Kevin Warsh 领导下是否会调高长期中性利率 r 估算？</w:t>
+      </w:r>
+    </w:p>
+    <w:p>
+      <w:pPr>
+        <w:spacing w:before="0" w:after="160" w:line="264" w:lineRule="auto"/>
+      </w:pPr>
+      <w:r>
+        <w:rPr>
+          <w:rFonts w:ascii="Calibri" w:hAnsi="Calibri" w:eastAsia="Songti SC"/>
+          <w:b w:val="0"/>
+          <w:i w:val="0"/>
+          <w:color w:val="667085"/>
+          <w:sz w:val="17"/>
+        </w:rPr>
+        <w:t xml:space="preserve">Report: </w:t>
+      </w:r>
+      <w:hyperlink r:id="rId19">
+        <w:r>
+          <w:rPr>
+            <w:color w:val="285B9D"/>
+            <w:u w:val="single"/>
+            <w:rFonts w:eastAsia="Songti SC" w:ascii="Calibri" w:hAnsi="Calibri"/>
+          </w:rPr>
+          <w:t>reports/archive-a1c74957ff03</w:t>
+        </w:r>
+      </w:hyperlink>
+    </w:p>
+    <w:p>
+      <w:pPr>
+        <w:spacing w:before="0" w:after="40" w:line="264" w:lineRule="auto"/>
+      </w:pPr>
+      <w:r>
+        <w:rPr>
+          <w:rFonts w:ascii="Calibri" w:hAnsi="Calibri" w:eastAsia="Songti SC"/>
+          <w:b/>
+          <w:i w:val="0"/>
+          <w:color w:val="0B2545"/>
+          <w:sz w:val="23"/>
+        </w:rPr>
+        <w:t>3. 政策陷阱：为什么监管审批与贸易干预无法在 12-18 个月窗口内打破电网变压器短缺瓶颈</w:t>
+      </w:r>
+    </w:p>
+    <w:p>
+      <w:pPr>
+        <w:spacing w:before="0" w:after="40" w:line="264" w:lineRule="auto"/>
+      </w:pPr>
+      <w:r>
+        <w:rPr>
+          <w:rFonts w:ascii="Calibri" w:hAnsi="Calibri" w:eastAsia="Songti SC"/>
+          <w:b w:val="0"/>
+          <w:i w:val="0"/>
+          <w:color w:val="667085"/>
+          <w:sz w:val="17"/>
+        </w:rPr>
+        <w:t>未识别 · 电力与电网 · score 50.9</w:t>
+      </w:r>
+    </w:p>
+    <w:p>
+      <w:pPr>
+        <w:spacing w:before="0" w:after="100" w:line="264" w:lineRule="auto"/>
+      </w:pPr>
+      <w:r>
+        <w:rPr>
+          <w:rFonts w:ascii="Calibri" w:hAnsi="Calibri" w:eastAsia="Songti SC"/>
+          <w:b w:val="0"/>
+          <w:i w:val="0"/>
+          <w:color w:val="334155"/>
+          <w:sz w:val="20"/>
+        </w:rPr>
+        <w:t>政策陷阱：为什么监管审批与贸易干预无法在 12-18 个月窗口内打破电网变压器短缺瓶颈</w:t>
+      </w:r>
+    </w:p>
+    <w:p>
+      <w:pPr>
+        <w:spacing w:before="0" w:after="160" w:line="264" w:lineRule="auto"/>
+      </w:pPr>
+      <w:r>
+        <w:rPr>
+          <w:rFonts w:ascii="Calibri" w:hAnsi="Calibri" w:eastAsia="Songti SC"/>
+          <w:b w:val="0"/>
+          <w:i w:val="0"/>
+          <w:color w:val="667085"/>
+          <w:sz w:val="17"/>
+        </w:rPr>
+        <w:t xml:space="preserve">Report: </w:t>
+      </w:r>
+      <w:hyperlink r:id="rId20">
+        <w:r>
+          <w:rPr>
+            <w:color w:val="285B9D"/>
+            <w:u w:val="single"/>
+            <w:rFonts w:eastAsia="Songti SC" w:ascii="Calibri" w:hAnsi="Calibri"/>
+          </w:rPr>
+          <w:t>reports/archive-4f163e7aace2</w:t>
+        </w:r>
+      </w:hyperlink>
+    </w:p>
+    <w:p>
+      <w:pPr>
+        <w:spacing w:before="0" w:after="40" w:line="264" w:lineRule="auto"/>
+      </w:pPr>
+      <w:r>
+        <w:rPr>
+          <w:rFonts w:ascii="Calibri" w:hAnsi="Calibri" w:eastAsia="Songti SC"/>
+          <w:b/>
+          <w:i w:val="0"/>
+          <w:color w:val="0B2545"/>
+          <w:sz w:val="23"/>
+        </w:rPr>
+        <w:t>4. 铜与电工钢供给侧约束：矿端供应缺口、冶炼产能与GOES瓶颈</w:t>
+      </w:r>
+    </w:p>
+    <w:p>
+      <w:pPr>
+        <w:spacing w:before="0" w:after="40" w:line="264" w:lineRule="auto"/>
+      </w:pPr>
+      <w:r>
+        <w:rPr>
+          <w:rFonts w:ascii="Calibri" w:hAnsi="Calibri" w:eastAsia="Songti SC"/>
+          <w:b w:val="0"/>
+          <w:i w:val="0"/>
+          <w:color w:val="667085"/>
+          <w:sz w:val="17"/>
+        </w:rPr>
+        <w:t>未识别 · 工业供给瓶颈 · score 50.0</w:t>
+      </w:r>
+    </w:p>
+    <w:p>
+      <w:pPr>
+        <w:spacing w:before="0" w:after="100" w:line="264" w:lineRule="auto"/>
+      </w:pPr>
+      <w:r>
+        <w:rPr>
+          <w:rFonts w:ascii="Calibri" w:hAnsi="Calibri" w:eastAsia="Songti SC"/>
+          <w:b w:val="0"/>
+          <w:i w:val="0"/>
+          <w:color w:val="334155"/>
+          <w:sz w:val="20"/>
+        </w:rPr>
+        <w:t>铜与电工钢供给侧约束：矿端供应缺口、冶炼产能与GOES瓶颈 日期：2026-06-05 分析师：材料行业分析师 (materials-analyst) 立场：支持 (Support) — 支持能源行业分析师 (energy-analyst) 在 pr...</w:t>
+      </w:r>
+    </w:p>
+    <w:p>
+      <w:pPr>
+        <w:spacing w:before="0" w:after="160" w:line="264" w:lineRule="auto"/>
+      </w:pPr>
+      <w:r>
+        <w:rPr>
+          <w:rFonts w:ascii="Calibri" w:hAnsi="Calibri" w:eastAsia="Songti SC"/>
+          <w:b w:val="0"/>
+          <w:i w:val="0"/>
+          <w:color w:val="667085"/>
+          <w:sz w:val="17"/>
+        </w:rPr>
+        <w:t xml:space="preserve">Report: </w:t>
+      </w:r>
+      <w:hyperlink r:id="rId21">
+        <w:r>
+          <w:rPr>
+            <w:color w:val="285B9D"/>
+            <w:u w:val="single"/>
+            <w:rFonts w:eastAsia="Songti SC" w:ascii="Calibri" w:hAnsi="Calibri"/>
+          </w:rPr>
+          <w:t>reports/archive-f1cc16439797</w:t>
+        </w:r>
+      </w:hyperlink>
+    </w:p>
+    <w:p>
+      <w:pPr>
+        <w:spacing w:before="0" w:after="40" w:line="264" w:lineRule="auto"/>
+      </w:pPr>
+      <w:r>
+        <w:rPr>
+          <w:rFonts w:ascii="Calibri" w:hAnsi="Calibri" w:eastAsia="Songti SC"/>
+          <w:b/>
+          <w:i w:val="0"/>
+          <w:color w:val="0B2545"/>
+          <w:sz w:val="23"/>
+        </w:rPr>
+        <w:t>5. 电力基础设施瓶颈：输配电设备供应链压力与公用事业资产重估</w:t>
+      </w:r>
+    </w:p>
+    <w:p>
+      <w:pPr>
+        <w:spacing w:before="0" w:after="40" w:line="264" w:lineRule="auto"/>
+      </w:pPr>
+      <w:r>
+        <w:rPr>
+          <w:rFonts w:ascii="Calibri" w:hAnsi="Calibri" w:eastAsia="Songti SC"/>
+          <w:b w:val="0"/>
+          <w:i w:val="0"/>
+          <w:color w:val="667085"/>
+          <w:sz w:val="17"/>
+        </w:rPr>
+        <w:t>未识别 · 工业供给瓶颈 · score 49.9</w:t>
+      </w:r>
+    </w:p>
+    <w:p>
+      <w:pPr>
+        <w:spacing w:before="0" w:after="100" w:line="264" w:lineRule="auto"/>
+      </w:pPr>
+      <w:r>
+        <w:rPr>
+          <w:rFonts w:ascii="Calibri" w:hAnsi="Calibri" w:eastAsia="Songti SC"/>
+          <w:b w:val="0"/>
+          <w:i w:val="0"/>
+          <w:color w:val="334155"/>
+          <w:sz w:val="20"/>
+        </w:rPr>
+        <w:t>电力基础设施瓶颈：输配电设备供应链压力与公用事业资产重估 分析日期： 2026-06-05 分析师： Utilities Analyst 立场： 支持 (基于 prior research notes与 prior research notes的推论)</w:t>
+      </w:r>
+    </w:p>
+    <w:p>
+      <w:pPr>
+        <w:spacing w:before="0" w:after="160" w:line="264" w:lineRule="auto"/>
+      </w:pPr>
+      <w:r>
+        <w:rPr>
+          <w:rFonts w:ascii="Calibri" w:hAnsi="Calibri" w:eastAsia="Songti SC"/>
+          <w:b w:val="0"/>
+          <w:i w:val="0"/>
+          <w:color w:val="667085"/>
+          <w:sz w:val="17"/>
+        </w:rPr>
+        <w:t xml:space="preserve">Report: </w:t>
+      </w:r>
+      <w:hyperlink r:id="rId22">
+        <w:r>
+          <w:rPr>
+            <w:color w:val="285B9D"/>
+            <w:u w:val="single"/>
+            <w:rFonts w:eastAsia="Songti SC" w:ascii="Calibri" w:hAnsi="Calibri"/>
+          </w:rPr>
+          <w:t>reports/archive-abe8b95b573c</w:t>
+        </w:r>
+      </w:hyperlink>
+    </w:p>
+    <w:p>
+      <w:pPr>
+        <w:spacing w:before="0" w:after="40" w:line="264" w:lineRule="auto"/>
+      </w:pPr>
+      <w:r>
+        <w:rPr>
+          <w:rFonts w:ascii="Calibri" w:hAnsi="Calibri" w:eastAsia="Songti SC"/>
+          <w:b/>
+          <w:i w:val="0"/>
+          <w:color w:val="0B2545"/>
+          <w:sz w:val="23"/>
+        </w:rPr>
+        <w:t>6. 研究记录07 · 能源行业分析师压力测试报告</w:t>
+      </w:r>
+    </w:p>
+    <w:p>
+      <w:pPr>
+        <w:spacing w:before="0" w:after="40" w:line="264" w:lineRule="auto"/>
+      </w:pPr>
+      <w:r>
+        <w:rPr>
+          <w:rFonts w:ascii="Calibri" w:hAnsi="Calibri" w:eastAsia="Songti SC"/>
+          <w:b w:val="0"/>
+          <w:i w:val="0"/>
+          <w:color w:val="667085"/>
+          <w:sz w:val="17"/>
+        </w:rPr>
+        <w:t>未识别 · AI 基础设施 · score 49.4</w:t>
+      </w:r>
+    </w:p>
+    <w:p>
+      <w:pPr>
+        <w:spacing w:before="0" w:after="100" w:line="264" w:lineRule="auto"/>
+      </w:pPr>
+      <w:r>
+        <w:rPr>
+          <w:rFonts w:ascii="Calibri" w:hAnsi="Calibri" w:eastAsia="Songti SC"/>
+          <w:b w:val="0"/>
+          <w:i w:val="0"/>
+          <w:color w:val="334155"/>
+          <w:sz w:val="20"/>
+        </w:rPr>
+        <w:t>工作日期：2026-06-05（亚洲/新加坡） - 板块：AI 基础设施电力供给瓶颈及其对算力扩张的压制风险 - 立场：stress-test（对 research note/research note 的量化减仓规则做物理性前置条件压力测...</w:t>
+      </w:r>
+    </w:p>
+    <w:p>
+      <w:pPr>
+        <w:spacing w:before="0" w:after="160" w:line="264" w:lineRule="auto"/>
+      </w:pPr>
+      <w:r>
+        <w:rPr>
+          <w:rFonts w:ascii="Calibri" w:hAnsi="Calibri" w:eastAsia="Songti SC"/>
+          <w:b w:val="0"/>
+          <w:i w:val="0"/>
+          <w:color w:val="667085"/>
+          <w:sz w:val="17"/>
+        </w:rPr>
+        <w:t xml:space="preserve">Report: </w:t>
+      </w:r>
+      <w:hyperlink r:id="rId23">
+        <w:r>
+          <w:rPr>
+            <w:color w:val="285B9D"/>
+            <w:u w:val="single"/>
+            <w:rFonts w:eastAsia="Songti SC" w:ascii="Calibri" w:hAnsi="Calibri"/>
+          </w:rPr>
+          <w:t>reports/archive-11cd11efbd24</w:t>
         </w:r>
       </w:hyperlink>
     </w:p>
@@ -765,7 +1115,7 @@
       </w:pPr>
       <w:r>
         <w:rPr>
-          <w:rFonts w:ascii="Calibri" w:hAnsi="Calibri" w:eastAsia="Heiti TC"/>
+          <w:rFonts w:ascii="Calibri" w:hAnsi="Calibri" w:eastAsia="Songti SC"/>
           <w:b/>
           <w:i w:val="0"/>
           <w:color w:val="0B2545"/>
@@ -780,7 +1130,7 @@
       </w:pPr>
       <w:r>
         <w:rPr>
-          <w:rFonts w:ascii="Calibri" w:hAnsi="Calibri" w:eastAsia="Heiti TC"/>
+          <w:rFonts w:ascii="Calibri" w:hAnsi="Calibri" w:eastAsia="Songti SC"/>
           <w:b w:val="0"/>
           <w:i w:val="0"/>
           <w:color w:val="334155"/>
@@ -795,7 +1145,7 @@
       </w:pPr>
       <w:r>
         <w:rPr>
-          <w:rFonts w:ascii="Calibri" w:hAnsi="Calibri" w:eastAsia="Heiti TC"/>
+          <w:rFonts w:ascii="Calibri" w:hAnsi="Calibri" w:eastAsia="Songti SC"/>
           <w:b w:val="0"/>
           <w:i w:val="0"/>
           <w:color w:val="667085"/>
@@ -808,7 +1158,7 @@
           <w:rPr>
             <w:color w:val="285B9D"/>
             <w:u w:val="single"/>
-            <w:rFonts w:eastAsia="Heiti TC" w:ascii="Calibri" w:hAnsi="Calibri"/>
+            <w:rFonts w:eastAsia="Songti SC" w:ascii="Calibri" w:hAnsi="Calibri"/>
           </w:rPr>
           <w:t>reports/archive-5166d41eec14</w:t>
         </w:r>
@@ -820,7 +1170,7 @@
       </w:pPr>
       <w:r>
         <w:rPr>
-          <w:rFonts w:ascii="Calibri" w:hAnsi="Calibri" w:eastAsia="Heiti TC"/>
+          <w:rFonts w:ascii="Calibri" w:hAnsi="Calibri" w:eastAsia="Songti SC"/>
           <w:b/>
           <w:i w:val="0"/>
           <w:color w:val="0B2545"/>
@@ -835,7 +1185,7 @@
       </w:pPr>
       <w:r>
         <w:rPr>
-          <w:rFonts w:ascii="Calibri" w:hAnsi="Calibri" w:eastAsia="Heiti TC"/>
+          <w:rFonts w:ascii="Calibri" w:hAnsi="Calibri" w:eastAsia="Songti SC"/>
           <w:b w:val="0"/>
           <w:i w:val="0"/>
           <w:color w:val="334155"/>
@@ -850,7 +1200,7 @@
       </w:pPr>
       <w:r>
         <w:rPr>
-          <w:rFonts w:ascii="Calibri" w:hAnsi="Calibri" w:eastAsia="Heiti TC"/>
+          <w:rFonts w:ascii="Calibri" w:hAnsi="Calibri" w:eastAsia="Songti SC"/>
           <w:b w:val="0"/>
           <w:i w:val="0"/>
           <w:color w:val="667085"/>
@@ -858,12 +1208,12 @@
         </w:rPr>
         <w:t xml:space="preserve">Report: </w:t>
       </w:r>
-      <w:hyperlink r:id="rId18">
+      <w:hyperlink r:id="rId24">
         <w:r>
           <w:rPr>
             <w:color w:val="285B9D"/>
             <w:u w:val="single"/>
-            <w:rFonts w:eastAsia="Heiti TC" w:ascii="Calibri" w:hAnsi="Calibri"/>
+            <w:rFonts w:eastAsia="Songti SC" w:ascii="Calibri" w:hAnsi="Calibri"/>
           </w:rPr>
           <w:t>reports/archive-035608ac057a</w:t>
         </w:r>
@@ -875,7 +1225,7 @@
       </w:pPr>
       <w:r>
         <w:rPr>
-          <w:rFonts w:ascii="Calibri" w:hAnsi="Calibri" w:eastAsia="Heiti TC"/>
+          <w:rFonts w:ascii="Calibri" w:hAnsi="Calibri" w:eastAsia="Songti SC"/>
           <w:b/>
           <w:i w:val="0"/>
           <w:color w:val="0B2545"/>
@@ -890,7 +1240,7 @@
       </w:pPr>
       <w:r>
         <w:rPr>
-          <w:rFonts w:ascii="Calibri" w:hAnsi="Calibri" w:eastAsia="Heiti TC"/>
+          <w:rFonts w:ascii="Calibri" w:hAnsi="Calibri" w:eastAsia="Songti SC"/>
           <w:b w:val="0"/>
           <w:i w:val="0"/>
           <w:color w:val="334155"/>
@@ -905,7 +1255,7 @@
       </w:pPr>
       <w:r>
         <w:rPr>
-          <w:rFonts w:ascii="Calibri" w:hAnsi="Calibri" w:eastAsia="Heiti TC"/>
+          <w:rFonts w:ascii="Calibri" w:hAnsi="Calibri" w:eastAsia="Songti SC"/>
           <w:b w:val="0"/>
           <w:i w:val="0"/>
           <w:color w:val="667085"/>
@@ -913,12 +1263,12 @@
         </w:rPr>
         <w:t xml:space="preserve">Report: </w:t>
       </w:r>
-      <w:hyperlink r:id="rId19">
+      <w:hyperlink r:id="rId25">
         <w:r>
           <w:rPr>
             <w:color w:val="285B9D"/>
             <w:u w:val="single"/>
-            <w:rFonts w:eastAsia="Heiti TC" w:ascii="Calibri" w:hAnsi="Calibri"/>
+            <w:rFonts w:eastAsia="Songti SC" w:ascii="Calibri" w:hAnsi="Calibri"/>
           </w:rPr>
           <w:t>reports/archive-1ba0209b8947</w:t>
         </w:r>
@@ -961,7 +1311,7 @@
             <w:r/>
             <w:r>
               <w:rPr>
-                <w:rFonts w:ascii="Calibri" w:hAnsi="Calibri" w:eastAsia="Heiti TC"/>
+                <w:rFonts w:ascii="Calibri" w:hAnsi="Calibri" w:eastAsia="Songti SC"/>
                 <w:b/>
                 <w:color w:val="475569"/>
                 <w:sz w:val="18"/>
@@ -984,7 +1334,7 @@
             <w:r/>
             <w:r>
               <w:rPr>
-                <w:rFonts w:ascii="Calibri" w:hAnsi="Calibri" w:eastAsia="Heiti TC"/>
+                <w:rFonts w:ascii="Calibri" w:hAnsi="Calibri" w:eastAsia="Songti SC"/>
                 <w:b/>
                 <w:color w:val="475569"/>
                 <w:sz w:val="18"/>
@@ -1007,7 +1357,7 @@
             <w:r/>
             <w:r>
               <w:rPr>
-                <w:rFonts w:ascii="Calibri" w:hAnsi="Calibri" w:eastAsia="Heiti TC"/>
+                <w:rFonts w:ascii="Calibri" w:hAnsi="Calibri" w:eastAsia="Songti SC"/>
                 <w:b/>
                 <w:color w:val="475569"/>
                 <w:sz w:val="18"/>
@@ -1030,7 +1380,7 @@
             <w:r/>
             <w:r>
               <w:rPr>
-                <w:rFonts w:ascii="Calibri" w:hAnsi="Calibri" w:eastAsia="Heiti TC"/>
+                <w:rFonts w:ascii="Calibri" w:hAnsi="Calibri" w:eastAsia="Songti SC"/>
                 <w:b/>
                 <w:color w:val="475569"/>
                 <w:sz w:val="18"/>
@@ -1053,7 +1403,7 @@
             <w:r/>
             <w:r>
               <w:rPr>
-                <w:rFonts w:ascii="Calibri" w:hAnsi="Calibri" w:eastAsia="Heiti TC"/>
+                <w:rFonts w:ascii="Calibri" w:hAnsi="Calibri" w:eastAsia="Songti SC"/>
                 <w:b/>
                 <w:color w:val="475569"/>
                 <w:sz w:val="18"/>
@@ -1076,12 +1426,12 @@
             <w:r/>
             <w:r>
               <w:rPr>
-                <w:rFonts w:ascii="Calibri" w:hAnsi="Calibri" w:eastAsia="Heiti TC"/>
+                <w:rFonts w:ascii="Calibri" w:hAnsi="Calibri" w:eastAsia="Songti SC"/>
                 <w:b w:val="0"/>
                 <w:color w:val="111827"/>
                 <w:sz w:val="17"/>
               </w:rPr>
-              <w:t>2026-06-05 前统一事件窗口执行手册</w:t>
+              <w:t>中游材料产能缺口对先进封装与AI算力硬件供应链的传导风险</w:t>
             </w:r>
           </w:p>
         </w:tc>
@@ -1097,7 +1447,7 @@
             <w:r/>
             <w:r>
               <w:rPr>
-                <w:rFonts w:ascii="Calibri" w:hAnsi="Calibri" w:eastAsia="Heiti TC"/>
+                <w:rFonts w:ascii="Calibri" w:hAnsi="Calibri" w:eastAsia="Songti SC"/>
                 <w:b w:val="0"/>
                 <w:color w:val="111827"/>
                 <w:sz w:val="16"/>
@@ -1118,7 +1468,552 @@
             <w:r/>
             <w:r>
               <w:rPr>
-                <w:rFonts w:ascii="Calibri" w:hAnsi="Calibri" w:eastAsia="Heiti TC"/>
+                <w:rFonts w:ascii="Calibri" w:hAnsi="Calibri" w:eastAsia="Songti SC"/>
+                <w:b w:val="0"/>
+                <w:color w:val="111827"/>
+                <w:sz w:val="16"/>
+              </w:rPr>
+              <w:t>工业供给瓶颈</w:t>
+            </w:r>
+          </w:p>
+        </w:tc>
+        <w:tc>
+          <w:tcPr>
+            <w:tcW w:type="dxa" w:w="900"/>
+            <w:vAlign w:val="center"/>
+          </w:tcPr>
+          <w:p>
+            <w:pPr>
+              <w:spacing w:before="0" w:after="0"/>
+              <w:jc w:val="center"/>
+            </w:pPr>
+            <w:r/>
+            <w:r>
+              <w:rPr>
+                <w:rFonts w:ascii="Calibri" w:hAnsi="Calibri" w:eastAsia="Songti SC"/>
+                <w:b/>
+                <w:color w:val="111827"/>
+                <w:sz w:val="17"/>
+              </w:rPr>
+              <w:t>53.6</w:t>
+            </w:r>
+          </w:p>
+        </w:tc>
+        <w:tc>
+          <w:tcPr>
+            <w:tcW w:type="dxa" w:w="1500"/>
+            <w:vAlign w:val="center"/>
+          </w:tcPr>
+          <w:p>
+            <w:pPr>
+              <w:spacing w:before="0" w:after="0"/>
+              <w:jc w:val="center"/>
+            </w:pPr>
+            <w:r/>
+            <w:r>
+              <w:rPr>
+                <w:rFonts w:ascii="Calibri" w:hAnsi="Calibri" w:eastAsia="Songti SC"/>
+                <w:b w:val="0"/>
+                <w:color w:val="111827"/>
+                <w:sz w:val="16"/>
+              </w:rPr>
+              <w:t>风险 2</w:t>
+            </w:r>
+          </w:p>
+        </w:tc>
+      </w:tr>
+      <w:tr>
+        <w:tc>
+          <w:tcPr>
+            <w:tcW w:type="dxa" w:w="3720"/>
+            <w:vAlign w:val="center"/>
+          </w:tcPr>
+          <w:p>
+            <w:pPr>
+              <w:spacing w:before="0" w:after="0"/>
+            </w:pPr>
+            <w:r/>
+            <w:r>
+              <w:rPr>
+                <w:rFonts w:ascii="Calibri" w:hAnsi="Calibri" w:eastAsia="Songti SC"/>
+                <w:b w:val="0"/>
+                <w:color w:val="111827"/>
+                <w:sz w:val="17"/>
+              </w:rPr>
+              <w:t>2026-06-05 — 供给侧电力通胀下的美联储反应函数</w:t>
+            </w:r>
+          </w:p>
+        </w:tc>
+        <w:tc>
+          <w:tcPr>
+            <w:tcW w:type="dxa" w:w="1560"/>
+            <w:vAlign w:val="center"/>
+          </w:tcPr>
+          <w:p>
+            <w:pPr>
+              <w:spacing w:before="0" w:after="0"/>
+            </w:pPr>
+            <w:r/>
+            <w:r>
+              <w:rPr>
+                <w:rFonts w:ascii="Calibri" w:hAnsi="Calibri" w:eastAsia="Songti SC"/>
+                <w:b w:val="0"/>
+                <w:color w:val="111827"/>
+                <w:sz w:val="16"/>
+              </w:rPr>
+              <w:t>未识别</w:t>
+            </w:r>
+          </w:p>
+        </w:tc>
+        <w:tc>
+          <w:tcPr>
+            <w:tcW w:type="dxa" w:w="1680"/>
+            <w:vAlign w:val="center"/>
+          </w:tcPr>
+          <w:p>
+            <w:pPr>
+              <w:spacing w:before="0" w:after="0"/>
+            </w:pPr>
+            <w:r/>
+            <w:r>
+              <w:rPr>
+                <w:rFonts w:ascii="Calibri" w:hAnsi="Calibri" w:eastAsia="Songti SC"/>
+                <w:b w:val="0"/>
+                <w:color w:val="111827"/>
+                <w:sz w:val="16"/>
+              </w:rPr>
+              <w:t>宏观通胀传导</w:t>
+            </w:r>
+          </w:p>
+        </w:tc>
+        <w:tc>
+          <w:tcPr>
+            <w:tcW w:type="dxa" w:w="900"/>
+            <w:vAlign w:val="center"/>
+          </w:tcPr>
+          <w:p>
+            <w:pPr>
+              <w:spacing w:before="0" w:after="0"/>
+              <w:jc w:val="center"/>
+            </w:pPr>
+            <w:r/>
+            <w:r>
+              <w:rPr>
+                <w:rFonts w:ascii="Calibri" w:hAnsi="Calibri" w:eastAsia="Songti SC"/>
+                <w:b/>
+                <w:color w:val="111827"/>
+                <w:sz w:val="17"/>
+              </w:rPr>
+              <w:t>53.2</w:t>
+            </w:r>
+          </w:p>
+        </w:tc>
+        <w:tc>
+          <w:tcPr>
+            <w:tcW w:type="dxa" w:w="1500"/>
+            <w:vAlign w:val="center"/>
+          </w:tcPr>
+          <w:p>
+            <w:pPr>
+              <w:spacing w:before="0" w:after="0"/>
+              <w:jc w:val="center"/>
+            </w:pPr>
+            <w:r/>
+            <w:r>
+              <w:rPr>
+                <w:rFonts w:ascii="Calibri" w:hAnsi="Calibri" w:eastAsia="Songti SC"/>
+                <w:b w:val="0"/>
+                <w:color w:val="111827"/>
+                <w:sz w:val="16"/>
+              </w:rPr>
+              <w:t>风险 3</w:t>
+            </w:r>
+          </w:p>
+        </w:tc>
+      </w:tr>
+      <w:tr>
+        <w:tc>
+          <w:tcPr>
+            <w:tcW w:type="dxa" w:w="3720"/>
+            <w:vAlign w:val="center"/>
+          </w:tcPr>
+          <w:p>
+            <w:pPr>
+              <w:spacing w:before="0" w:after="0"/>
+            </w:pPr>
+            <w:r/>
+            <w:r>
+              <w:rPr>
+                <w:rFonts w:ascii="Calibri" w:hAnsi="Calibri" w:eastAsia="Songti SC"/>
+                <w:b w:val="0"/>
+                <w:color w:val="111827"/>
+                <w:sz w:val="17"/>
+              </w:rPr>
+              <w:t>政策陷阱：为什么监管审批与贸易干预无法在 12-18 个月窗口内打破电网变压器短缺瓶颈</w:t>
+            </w:r>
+          </w:p>
+        </w:tc>
+        <w:tc>
+          <w:tcPr>
+            <w:tcW w:type="dxa" w:w="1560"/>
+            <w:vAlign w:val="center"/>
+          </w:tcPr>
+          <w:p>
+            <w:pPr>
+              <w:spacing w:before="0" w:after="0"/>
+            </w:pPr>
+            <w:r/>
+            <w:r>
+              <w:rPr>
+                <w:rFonts w:ascii="Calibri" w:hAnsi="Calibri" w:eastAsia="Songti SC"/>
+                <w:b w:val="0"/>
+                <w:color w:val="111827"/>
+                <w:sz w:val="16"/>
+              </w:rPr>
+              <w:t>未识别</w:t>
+            </w:r>
+          </w:p>
+        </w:tc>
+        <w:tc>
+          <w:tcPr>
+            <w:tcW w:type="dxa" w:w="1680"/>
+            <w:vAlign w:val="center"/>
+          </w:tcPr>
+          <w:p>
+            <w:pPr>
+              <w:spacing w:before="0" w:after="0"/>
+            </w:pPr>
+            <w:r/>
+            <w:r>
+              <w:rPr>
+                <w:rFonts w:ascii="Calibri" w:hAnsi="Calibri" w:eastAsia="Songti SC"/>
+                <w:b w:val="0"/>
+                <w:color w:val="111827"/>
+                <w:sz w:val="16"/>
+              </w:rPr>
+              <w:t>电力与电网</w:t>
+            </w:r>
+          </w:p>
+        </w:tc>
+        <w:tc>
+          <w:tcPr>
+            <w:tcW w:type="dxa" w:w="900"/>
+            <w:vAlign w:val="center"/>
+          </w:tcPr>
+          <w:p>
+            <w:pPr>
+              <w:spacing w:before="0" w:after="0"/>
+              <w:jc w:val="center"/>
+            </w:pPr>
+            <w:r/>
+            <w:r>
+              <w:rPr>
+                <w:rFonts w:ascii="Calibri" w:hAnsi="Calibri" w:eastAsia="Songti SC"/>
+                <w:b/>
+                <w:color w:val="111827"/>
+                <w:sz w:val="17"/>
+              </w:rPr>
+              <w:t>50.9</w:t>
+            </w:r>
+          </w:p>
+        </w:tc>
+        <w:tc>
+          <w:tcPr>
+            <w:tcW w:type="dxa" w:w="1500"/>
+            <w:vAlign w:val="center"/>
+          </w:tcPr>
+          <w:p>
+            <w:pPr>
+              <w:spacing w:before="0" w:after="0"/>
+              <w:jc w:val="center"/>
+            </w:pPr>
+            <w:r/>
+            <w:r>
+              <w:rPr>
+                <w:rFonts w:ascii="Calibri" w:hAnsi="Calibri" w:eastAsia="Songti SC"/>
+                <w:b w:val="0"/>
+                <w:color w:val="111827"/>
+                <w:sz w:val="16"/>
+              </w:rPr>
+              <w:t>风险 4</w:t>
+            </w:r>
+          </w:p>
+        </w:tc>
+      </w:tr>
+      <w:tr>
+        <w:tc>
+          <w:tcPr>
+            <w:tcW w:type="dxa" w:w="3720"/>
+            <w:vAlign w:val="center"/>
+          </w:tcPr>
+          <w:p>
+            <w:pPr>
+              <w:spacing w:before="0" w:after="0"/>
+            </w:pPr>
+            <w:r/>
+            <w:r>
+              <w:rPr>
+                <w:rFonts w:ascii="Calibri" w:hAnsi="Calibri" w:eastAsia="Songti SC"/>
+                <w:b w:val="0"/>
+                <w:color w:val="111827"/>
+                <w:sz w:val="17"/>
+              </w:rPr>
+              <w:t>铜与电工钢供给侧约束：矿端供应缺口、冶炼产能与GOES瓶颈</w:t>
+            </w:r>
+          </w:p>
+        </w:tc>
+        <w:tc>
+          <w:tcPr>
+            <w:tcW w:type="dxa" w:w="1560"/>
+            <w:vAlign w:val="center"/>
+          </w:tcPr>
+          <w:p>
+            <w:pPr>
+              <w:spacing w:before="0" w:after="0"/>
+            </w:pPr>
+            <w:r/>
+            <w:r>
+              <w:rPr>
+                <w:rFonts w:ascii="Calibri" w:hAnsi="Calibri" w:eastAsia="Songti SC"/>
+                <w:b w:val="0"/>
+                <w:color w:val="111827"/>
+                <w:sz w:val="16"/>
+              </w:rPr>
+              <w:t>未识别</w:t>
+            </w:r>
+          </w:p>
+        </w:tc>
+        <w:tc>
+          <w:tcPr>
+            <w:tcW w:type="dxa" w:w="1680"/>
+            <w:vAlign w:val="center"/>
+          </w:tcPr>
+          <w:p>
+            <w:pPr>
+              <w:spacing w:before="0" w:after="0"/>
+            </w:pPr>
+            <w:r/>
+            <w:r>
+              <w:rPr>
+                <w:rFonts w:ascii="Calibri" w:hAnsi="Calibri" w:eastAsia="Songti SC"/>
+                <w:b w:val="0"/>
+                <w:color w:val="111827"/>
+                <w:sz w:val="16"/>
+              </w:rPr>
+              <w:t>工业供给瓶颈</w:t>
+            </w:r>
+          </w:p>
+        </w:tc>
+        <w:tc>
+          <w:tcPr>
+            <w:tcW w:type="dxa" w:w="900"/>
+            <w:vAlign w:val="center"/>
+          </w:tcPr>
+          <w:p>
+            <w:pPr>
+              <w:spacing w:before="0" w:after="0"/>
+              <w:jc w:val="center"/>
+            </w:pPr>
+            <w:r/>
+            <w:r>
+              <w:rPr>
+                <w:rFonts w:ascii="Calibri" w:hAnsi="Calibri" w:eastAsia="Songti SC"/>
+                <w:b/>
+                <w:color w:val="111827"/>
+                <w:sz w:val="17"/>
+              </w:rPr>
+              <w:t>50.0</w:t>
+            </w:r>
+          </w:p>
+        </w:tc>
+        <w:tc>
+          <w:tcPr>
+            <w:tcW w:type="dxa" w:w="1500"/>
+            <w:vAlign w:val="center"/>
+          </w:tcPr>
+          <w:p>
+            <w:pPr>
+              <w:spacing w:before="0" w:after="0"/>
+              <w:jc w:val="center"/>
+            </w:pPr>
+            <w:r/>
+            <w:r>
+              <w:rPr>
+                <w:rFonts w:ascii="Calibri" w:hAnsi="Calibri" w:eastAsia="Songti SC"/>
+                <w:b w:val="0"/>
+                <w:color w:val="111827"/>
+                <w:sz w:val="16"/>
+              </w:rPr>
+              <w:t>风险 2</w:t>
+            </w:r>
+          </w:p>
+        </w:tc>
+      </w:tr>
+      <w:tr>
+        <w:tc>
+          <w:tcPr>
+            <w:tcW w:type="dxa" w:w="3720"/>
+            <w:vAlign w:val="center"/>
+          </w:tcPr>
+          <w:p>
+            <w:pPr>
+              <w:spacing w:before="0" w:after="0"/>
+            </w:pPr>
+            <w:r/>
+            <w:r>
+              <w:rPr>
+                <w:rFonts w:ascii="Calibri" w:hAnsi="Calibri" w:eastAsia="Songti SC"/>
+                <w:b w:val="0"/>
+                <w:color w:val="111827"/>
+                <w:sz w:val="17"/>
+              </w:rPr>
+              <w:t>电力基础设施瓶颈：输配电设备供应链压力与公用事业资产重估</w:t>
+            </w:r>
+          </w:p>
+        </w:tc>
+        <w:tc>
+          <w:tcPr>
+            <w:tcW w:type="dxa" w:w="1560"/>
+            <w:vAlign w:val="center"/>
+          </w:tcPr>
+          <w:p>
+            <w:pPr>
+              <w:spacing w:before="0" w:after="0"/>
+            </w:pPr>
+            <w:r/>
+            <w:r>
+              <w:rPr>
+                <w:rFonts w:ascii="Calibri" w:hAnsi="Calibri" w:eastAsia="Songti SC"/>
+                <w:b w:val="0"/>
+                <w:color w:val="111827"/>
+                <w:sz w:val="16"/>
+              </w:rPr>
+              <w:t>未识别</w:t>
+            </w:r>
+          </w:p>
+        </w:tc>
+        <w:tc>
+          <w:tcPr>
+            <w:tcW w:type="dxa" w:w="1680"/>
+            <w:vAlign w:val="center"/>
+          </w:tcPr>
+          <w:p>
+            <w:pPr>
+              <w:spacing w:before="0" w:after="0"/>
+            </w:pPr>
+            <w:r/>
+            <w:r>
+              <w:rPr>
+                <w:rFonts w:ascii="Calibri" w:hAnsi="Calibri" w:eastAsia="Songti SC"/>
+                <w:b w:val="0"/>
+                <w:color w:val="111827"/>
+                <w:sz w:val="16"/>
+              </w:rPr>
+              <w:t>工业供给瓶颈</w:t>
+            </w:r>
+          </w:p>
+        </w:tc>
+        <w:tc>
+          <w:tcPr>
+            <w:tcW w:type="dxa" w:w="900"/>
+            <w:vAlign w:val="center"/>
+          </w:tcPr>
+          <w:p>
+            <w:pPr>
+              <w:spacing w:before="0" w:after="0"/>
+              <w:jc w:val="center"/>
+            </w:pPr>
+            <w:r/>
+            <w:r>
+              <w:rPr>
+                <w:rFonts w:ascii="Calibri" w:hAnsi="Calibri" w:eastAsia="Songti SC"/>
+                <w:b/>
+                <w:color w:val="111827"/>
+                <w:sz w:val="17"/>
+              </w:rPr>
+              <w:t>49.9</w:t>
+            </w:r>
+          </w:p>
+        </w:tc>
+        <w:tc>
+          <w:tcPr>
+            <w:tcW w:type="dxa" w:w="1500"/>
+            <w:vAlign w:val="center"/>
+          </w:tcPr>
+          <w:p>
+            <w:pPr>
+              <w:spacing w:before="0" w:after="0"/>
+              <w:jc w:val="center"/>
+            </w:pPr>
+            <w:r/>
+            <w:r>
+              <w:rPr>
+                <w:rFonts w:ascii="Calibri" w:hAnsi="Calibri" w:eastAsia="Songti SC"/>
+                <w:b w:val="0"/>
+                <w:color w:val="111827"/>
+                <w:sz w:val="16"/>
+              </w:rPr>
+              <w:t>风险 2</w:t>
+            </w:r>
+          </w:p>
+        </w:tc>
+      </w:tr>
+      <w:tr>
+        <w:tc>
+          <w:tcPr>
+            <w:tcW w:type="dxa" w:w="3720"/>
+            <w:vAlign w:val="center"/>
+          </w:tcPr>
+          <w:p>
+            <w:pPr>
+              <w:spacing w:before="0" w:after="0"/>
+            </w:pPr>
+            <w:r/>
+            <w:r>
+              <w:rPr>
+                <w:rFonts w:ascii="Calibri" w:hAnsi="Calibri" w:eastAsia="Songti SC"/>
+                <w:b w:val="0"/>
+                <w:color w:val="111827"/>
+                <w:sz w:val="17"/>
+              </w:rPr>
+              <w:t>研究记录07 · 能源行业分析师压力测试报告</w:t>
+            </w:r>
+          </w:p>
+        </w:tc>
+        <w:tc>
+          <w:tcPr>
+            <w:tcW w:type="dxa" w:w="1560"/>
+            <w:vAlign w:val="center"/>
+          </w:tcPr>
+          <w:p>
+            <w:pPr>
+              <w:spacing w:before="0" w:after="0"/>
+            </w:pPr>
+            <w:r/>
+            <w:r>
+              <w:rPr>
+                <w:rFonts w:ascii="Calibri" w:hAnsi="Calibri" w:eastAsia="Songti SC"/>
+                <w:b w:val="0"/>
+                <w:color w:val="111827"/>
+                <w:sz w:val="16"/>
+              </w:rPr>
+              <w:t>未识别</w:t>
+            </w:r>
+          </w:p>
+        </w:tc>
+        <w:tc>
+          <w:tcPr>
+            <w:tcW w:type="dxa" w:w="1680"/>
+            <w:vAlign w:val="center"/>
+          </w:tcPr>
+          <w:p>
+            <w:pPr>
+              <w:spacing w:before="0" w:after="0"/>
+            </w:pPr>
+            <w:r/>
+            <w:r>
+              <w:rPr>
+                <w:rFonts w:ascii="Calibri" w:hAnsi="Calibri" w:eastAsia="Songti SC"/>
                 <w:b w:val="0"/>
                 <w:color w:val="111827"/>
                 <w:sz w:val="16"/>
@@ -1140,12 +2035,12 @@
             <w:r/>
             <w:r>
               <w:rPr>
-                <w:rFonts w:ascii="Calibri" w:hAnsi="Calibri" w:eastAsia="Heiti TC"/>
+                <w:rFonts w:ascii="Calibri" w:hAnsi="Calibri" w:eastAsia="Songti SC"/>
                 <w:b/>
                 <w:color w:val="111827"/>
                 <w:sz w:val="17"/>
               </w:rPr>
-              <w:t>37.3</w:t>
+              <w:t>49.4</w:t>
             </w:r>
           </w:p>
         </w:tc>
@@ -1162,12 +2057,1320 @@
             <w:r/>
             <w:r>
               <w:rPr>
-                <w:rFonts w:ascii="Calibri" w:hAnsi="Calibri" w:eastAsia="Heiti TC"/>
+                <w:rFonts w:ascii="Calibri" w:hAnsi="Calibri" w:eastAsia="Songti SC"/>
+                <w:b w:val="0"/>
+                <w:color w:val="111827"/>
+                <w:sz w:val="16"/>
+              </w:rPr>
+              <w:t>风险 3</w:t>
+            </w:r>
+          </w:p>
+        </w:tc>
+      </w:tr>
+      <w:tr>
+        <w:tc>
+          <w:tcPr>
+            <w:tcW w:type="dxa" w:w="3720"/>
+            <w:vAlign w:val="center"/>
+          </w:tcPr>
+          <w:p>
+            <w:pPr>
+              <w:spacing w:before="0" w:after="0"/>
+            </w:pPr>
+            <w:r/>
+            <w:r>
+              <w:rPr>
+                <w:rFonts w:ascii="Calibri" w:hAnsi="Calibri" w:eastAsia="Songti SC"/>
+                <w:b w:val="0"/>
+                <w:color w:val="111827"/>
+                <w:sz w:val="17"/>
+              </w:rPr>
+              <w:t>AI 产业追踪报告 (2026年6月5日)</w:t>
+            </w:r>
+          </w:p>
+        </w:tc>
+        <w:tc>
+          <w:tcPr>
+            <w:tcW w:type="dxa" w:w="1560"/>
+            <w:vAlign w:val="center"/>
+          </w:tcPr>
+          <w:p>
+            <w:pPr>
+              <w:spacing w:before="0" w:after="0"/>
+            </w:pPr>
+            <w:r/>
+            <w:r>
+              <w:rPr>
+                <w:rFonts w:ascii="Calibri" w:hAnsi="Calibri" w:eastAsia="Songti SC"/>
+                <w:b w:val="0"/>
+                <w:color w:val="111827"/>
+                <w:sz w:val="16"/>
+              </w:rPr>
+              <w:t>TMT行业分析师</w:t>
+            </w:r>
+          </w:p>
+        </w:tc>
+        <w:tc>
+          <w:tcPr>
+            <w:tcW w:type="dxa" w:w="1680"/>
+            <w:vAlign w:val="center"/>
+          </w:tcPr>
+          <w:p>
+            <w:pPr>
+              <w:spacing w:before="0" w:after="0"/>
+            </w:pPr>
+            <w:r/>
+            <w:r>
+              <w:rPr>
+                <w:rFonts w:ascii="Calibri" w:hAnsi="Calibri" w:eastAsia="Songti SC"/>
+                <w:b w:val="0"/>
+                <w:color w:val="111827"/>
+                <w:sz w:val="16"/>
+              </w:rPr>
+              <w:t>AI 基础设施</w:t>
+            </w:r>
+          </w:p>
+        </w:tc>
+        <w:tc>
+          <w:tcPr>
+            <w:tcW w:type="dxa" w:w="900"/>
+            <w:vAlign w:val="center"/>
+          </w:tcPr>
+          <w:p>
+            <w:pPr>
+              <w:spacing w:before="0" w:after="0"/>
+              <w:jc w:val="center"/>
+            </w:pPr>
+            <w:r/>
+            <w:r>
+              <w:rPr>
+                <w:rFonts w:ascii="Calibri" w:hAnsi="Calibri" w:eastAsia="Songti SC"/>
+                <w:b/>
+                <w:color w:val="111827"/>
+                <w:sz w:val="17"/>
+              </w:rPr>
+              <w:t>47.6</w:t>
+            </w:r>
+          </w:p>
+        </w:tc>
+        <w:tc>
+          <w:tcPr>
+            <w:tcW w:type="dxa" w:w="1500"/>
+            <w:vAlign w:val="center"/>
+          </w:tcPr>
+          <w:p>
+            <w:pPr>
+              <w:spacing w:before="0" w:after="0"/>
+              <w:jc w:val="center"/>
+            </w:pPr>
+            <w:r/>
+            <w:r>
+              <w:rPr>
+                <w:rFonts w:ascii="Calibri" w:hAnsi="Calibri" w:eastAsia="Songti SC"/>
                 <w:b w:val="0"/>
                 <w:color w:val="111827"/>
                 <w:sz w:val="16"/>
               </w:rPr>
               <w:t>常规</w:t>
+            </w:r>
+          </w:p>
+        </w:tc>
+      </w:tr>
+      <w:tr>
+        <w:tc>
+          <w:tcPr>
+            <w:tcW w:type="dxa" w:w="3720"/>
+            <w:vAlign w:val="center"/>
+          </w:tcPr>
+          <w:p>
+            <w:pPr>
+              <w:spacing w:before="0" w:after="0"/>
+            </w:pPr>
+            <w:r/>
+            <w:r>
+              <w:rPr>
+                <w:rFonts w:ascii="Calibri" w:hAnsi="Calibri" w:eastAsia="Songti SC"/>
+                <w:b w:val="0"/>
+                <w:color w:val="111827"/>
+                <w:sz w:val="17"/>
+              </w:rPr>
+              <w:t>USD/CNY 政策管理效能与资本流动压力的边界测试报告</w:t>
+            </w:r>
+          </w:p>
+        </w:tc>
+        <w:tc>
+          <w:tcPr>
+            <w:tcW w:type="dxa" w:w="1560"/>
+            <w:vAlign w:val="center"/>
+          </w:tcPr>
+          <w:p>
+            <w:pPr>
+              <w:spacing w:before="0" w:after="0"/>
+            </w:pPr>
+            <w:r/>
+            <w:r>
+              <w:rPr>
+                <w:rFonts w:ascii="Calibri" w:hAnsi="Calibri" w:eastAsia="Songti SC"/>
+                <w:b w:val="0"/>
+                <w:color w:val="111827"/>
+                <w:sz w:val="16"/>
+              </w:rPr>
+              <w:t>未识别</w:t>
+            </w:r>
+          </w:p>
+        </w:tc>
+        <w:tc>
+          <w:tcPr>
+            <w:tcW w:type="dxa" w:w="1680"/>
+            <w:vAlign w:val="center"/>
+          </w:tcPr>
+          <w:p>
+            <w:pPr>
+              <w:spacing w:before="0" w:after="0"/>
+            </w:pPr>
+            <w:r/>
+            <w:r>
+              <w:rPr>
+                <w:rFonts w:ascii="Calibri" w:hAnsi="Calibri" w:eastAsia="Songti SC"/>
+                <w:b w:val="0"/>
+                <w:color w:val="111827"/>
+                <w:sz w:val="16"/>
+              </w:rPr>
+              <w:t>宏观通胀传导</w:t>
+            </w:r>
+          </w:p>
+        </w:tc>
+        <w:tc>
+          <w:tcPr>
+            <w:tcW w:type="dxa" w:w="900"/>
+            <w:vAlign w:val="center"/>
+          </w:tcPr>
+          <w:p>
+            <w:pPr>
+              <w:spacing w:before="0" w:after="0"/>
+              <w:jc w:val="center"/>
+            </w:pPr>
+            <w:r/>
+            <w:r>
+              <w:rPr>
+                <w:rFonts w:ascii="Calibri" w:hAnsi="Calibri" w:eastAsia="Songti SC"/>
+                <w:b/>
+                <w:color w:val="111827"/>
+                <w:sz w:val="17"/>
+              </w:rPr>
+              <w:t>47.3</w:t>
+            </w:r>
+          </w:p>
+        </w:tc>
+        <w:tc>
+          <w:tcPr>
+            <w:tcW w:type="dxa" w:w="1500"/>
+            <w:vAlign w:val="center"/>
+          </w:tcPr>
+          <w:p>
+            <w:pPr>
+              <w:spacing w:before="0" w:after="0"/>
+              <w:jc w:val="center"/>
+            </w:pPr>
+            <w:r/>
+            <w:r>
+              <w:rPr>
+                <w:rFonts w:ascii="Calibri" w:hAnsi="Calibri" w:eastAsia="Songti SC"/>
+                <w:b w:val="0"/>
+                <w:color w:val="111827"/>
+                <w:sz w:val="16"/>
+              </w:rPr>
+              <w:t>风险 2</w:t>
+            </w:r>
+          </w:p>
+        </w:tc>
+      </w:tr>
+      <w:tr>
+        <w:tc>
+          <w:tcPr>
+            <w:tcW w:type="dxa" w:w="3720"/>
+            <w:vAlign w:val="center"/>
+          </w:tcPr>
+          <w:p>
+            <w:pPr>
+              <w:spacing w:before="0" w:after="0"/>
+            </w:pPr>
+            <w:r/>
+            <w:r>
+              <w:rPr>
+                <w:rFonts w:ascii="Calibri" w:hAnsi="Calibri" w:eastAsia="Songti SC"/>
+                <w:b w:val="0"/>
+                <w:color w:val="111827"/>
+                <w:sz w:val="17"/>
+              </w:rPr>
+              <w:t>结构性瓶颈、制造业回流与美联储长期终端利率</w:t>
+            </w:r>
+          </w:p>
+        </w:tc>
+        <w:tc>
+          <w:tcPr>
+            <w:tcW w:type="dxa" w:w="1560"/>
+            <w:vAlign w:val="center"/>
+          </w:tcPr>
+          <w:p>
+            <w:pPr>
+              <w:spacing w:before="0" w:after="0"/>
+            </w:pPr>
+            <w:r/>
+            <w:r>
+              <w:rPr>
+                <w:rFonts w:ascii="Calibri" w:hAnsi="Calibri" w:eastAsia="Songti SC"/>
+                <w:b w:val="0"/>
+                <w:color w:val="111827"/>
+                <w:sz w:val="16"/>
+              </w:rPr>
+              <w:t>未识别</w:t>
+            </w:r>
+          </w:p>
+        </w:tc>
+        <w:tc>
+          <w:tcPr>
+            <w:tcW w:type="dxa" w:w="1680"/>
+            <w:vAlign w:val="center"/>
+          </w:tcPr>
+          <w:p>
+            <w:pPr>
+              <w:spacing w:before="0" w:after="0"/>
+            </w:pPr>
+            <w:r/>
+            <w:r>
+              <w:rPr>
+                <w:rFonts w:ascii="Calibri" w:hAnsi="Calibri" w:eastAsia="Songti SC"/>
+                <w:b w:val="0"/>
+                <w:color w:val="111827"/>
+                <w:sz w:val="16"/>
+              </w:rPr>
+              <w:t>宏观通胀传导</w:t>
+            </w:r>
+          </w:p>
+        </w:tc>
+        <w:tc>
+          <w:tcPr>
+            <w:tcW w:type="dxa" w:w="900"/>
+            <w:vAlign w:val="center"/>
+          </w:tcPr>
+          <w:p>
+            <w:pPr>
+              <w:spacing w:before="0" w:after="0"/>
+              <w:jc w:val="center"/>
+            </w:pPr>
+            <w:r/>
+            <w:r>
+              <w:rPr>
+                <w:rFonts w:ascii="Calibri" w:hAnsi="Calibri" w:eastAsia="Songti SC"/>
+                <w:b/>
+                <w:color w:val="111827"/>
+                <w:sz w:val="17"/>
+              </w:rPr>
+              <w:t>47.2</w:t>
+            </w:r>
+          </w:p>
+        </w:tc>
+        <w:tc>
+          <w:tcPr>
+            <w:tcW w:type="dxa" w:w="1500"/>
+            <w:vAlign w:val="center"/>
+          </w:tcPr>
+          <w:p>
+            <w:pPr>
+              <w:spacing w:before="0" w:after="0"/>
+              <w:jc w:val="center"/>
+            </w:pPr>
+            <w:r/>
+            <w:r>
+              <w:rPr>
+                <w:rFonts w:ascii="Calibri" w:hAnsi="Calibri" w:eastAsia="Songti SC"/>
+                <w:b w:val="0"/>
+                <w:color w:val="111827"/>
+                <w:sz w:val="16"/>
+              </w:rPr>
+              <w:t>风险 1</w:t>
+            </w:r>
+          </w:p>
+        </w:tc>
+      </w:tr>
+      <w:tr>
+        <w:tc>
+          <w:tcPr>
+            <w:tcW w:type="dxa" w:w="3720"/>
+            <w:vAlign w:val="center"/>
+          </w:tcPr>
+          <w:p>
+            <w:pPr>
+              <w:spacing w:before="0" w:after="0"/>
+            </w:pPr>
+            <w:r/>
+            <w:r>
+              <w:rPr>
+                <w:rFonts w:ascii="Calibri" w:hAnsi="Calibri" w:eastAsia="Songti SC"/>
+                <w:b w:val="0"/>
+                <w:color w:val="111827"/>
+                <w:sz w:val="17"/>
+              </w:rPr>
+              <w:t>AI 数据中心电力与基础设施瓶颈评估</w:t>
+            </w:r>
+          </w:p>
+        </w:tc>
+        <w:tc>
+          <w:tcPr>
+            <w:tcW w:type="dxa" w:w="1560"/>
+            <w:vAlign w:val="center"/>
+          </w:tcPr>
+          <w:p>
+            <w:pPr>
+              <w:spacing w:before="0" w:after="0"/>
+            </w:pPr>
+            <w:r/>
+            <w:r>
+              <w:rPr>
+                <w:rFonts w:ascii="Calibri" w:hAnsi="Calibri" w:eastAsia="Songti SC"/>
+                <w:b w:val="0"/>
+                <w:color w:val="111827"/>
+                <w:sz w:val="16"/>
+              </w:rPr>
+              <w:t>未识别</w:t>
+            </w:r>
+          </w:p>
+        </w:tc>
+        <w:tc>
+          <w:tcPr>
+            <w:tcW w:type="dxa" w:w="1680"/>
+            <w:vAlign w:val="center"/>
+          </w:tcPr>
+          <w:p>
+            <w:pPr>
+              <w:spacing w:before="0" w:after="0"/>
+            </w:pPr>
+            <w:r/>
+            <w:r>
+              <w:rPr>
+                <w:rFonts w:ascii="Calibri" w:hAnsi="Calibri" w:eastAsia="Songti SC"/>
+                <w:b w:val="0"/>
+                <w:color w:val="111827"/>
+                <w:sz w:val="16"/>
+              </w:rPr>
+              <w:t>AI 基础设施</w:t>
+            </w:r>
+          </w:p>
+        </w:tc>
+        <w:tc>
+          <w:tcPr>
+            <w:tcW w:type="dxa" w:w="900"/>
+            <w:vAlign w:val="center"/>
+          </w:tcPr>
+          <w:p>
+            <w:pPr>
+              <w:spacing w:before="0" w:after="0"/>
+              <w:jc w:val="center"/>
+            </w:pPr>
+            <w:r/>
+            <w:r>
+              <w:rPr>
+                <w:rFonts w:ascii="Calibri" w:hAnsi="Calibri" w:eastAsia="Songti SC"/>
+                <w:b/>
+                <w:color w:val="111827"/>
+                <w:sz w:val="17"/>
+              </w:rPr>
+              <w:t>47.1</w:t>
+            </w:r>
+          </w:p>
+        </w:tc>
+        <w:tc>
+          <w:tcPr>
+            <w:tcW w:type="dxa" w:w="1500"/>
+            <w:vAlign w:val="center"/>
+          </w:tcPr>
+          <w:p>
+            <w:pPr>
+              <w:spacing w:before="0" w:after="0"/>
+              <w:jc w:val="center"/>
+            </w:pPr>
+            <w:r/>
+            <w:r>
+              <w:rPr>
+                <w:rFonts w:ascii="Calibri" w:hAnsi="Calibri" w:eastAsia="Songti SC"/>
+                <w:b w:val="0"/>
+                <w:color w:val="111827"/>
+                <w:sz w:val="16"/>
+              </w:rPr>
+              <w:t>风险 2</w:t>
+            </w:r>
+          </w:p>
+        </w:tc>
+      </w:tr>
+      <w:tr>
+        <w:tc>
+          <w:tcPr>
+            <w:tcW w:type="dxa" w:w="3720"/>
+            <w:vAlign w:val="center"/>
+          </w:tcPr>
+          <w:p>
+            <w:pPr>
+              <w:spacing w:before="0" w:after="0"/>
+            </w:pPr>
+            <w:r/>
+            <w:r>
+              <w:rPr>
+                <w:rFonts w:ascii="Calibri" w:hAnsi="Calibri" w:eastAsia="Songti SC"/>
+                <w:b w:val="0"/>
+                <w:color w:val="111827"/>
+                <w:sz w:val="17"/>
+              </w:rPr>
+              <w:t>研究记录03 · 能源行业分析师压力测试报告</w:t>
+            </w:r>
+          </w:p>
+        </w:tc>
+        <w:tc>
+          <w:tcPr>
+            <w:tcW w:type="dxa" w:w="1560"/>
+            <w:vAlign w:val="center"/>
+          </w:tcPr>
+          <w:p>
+            <w:pPr>
+              <w:spacing w:before="0" w:after="0"/>
+            </w:pPr>
+            <w:r/>
+            <w:r>
+              <w:rPr>
+                <w:rFonts w:ascii="Calibri" w:hAnsi="Calibri" w:eastAsia="Songti SC"/>
+                <w:b w:val="0"/>
+                <w:color w:val="111827"/>
+                <w:sz w:val="16"/>
+              </w:rPr>
+              <w:t>未识别</w:t>
+            </w:r>
+          </w:p>
+        </w:tc>
+        <w:tc>
+          <w:tcPr>
+            <w:tcW w:type="dxa" w:w="1680"/>
+            <w:vAlign w:val="center"/>
+          </w:tcPr>
+          <w:p>
+            <w:pPr>
+              <w:spacing w:before="0" w:after="0"/>
+            </w:pPr>
+            <w:r/>
+            <w:r>
+              <w:rPr>
+                <w:rFonts w:ascii="Calibri" w:hAnsi="Calibri" w:eastAsia="Songti SC"/>
+                <w:b w:val="0"/>
+                <w:color w:val="111827"/>
+                <w:sz w:val="16"/>
+              </w:rPr>
+              <w:t>宏观通胀传导</w:t>
+            </w:r>
+          </w:p>
+        </w:tc>
+        <w:tc>
+          <w:tcPr>
+            <w:tcW w:type="dxa" w:w="900"/>
+            <w:vAlign w:val="center"/>
+          </w:tcPr>
+          <w:p>
+            <w:pPr>
+              <w:spacing w:before="0" w:after="0"/>
+              <w:jc w:val="center"/>
+            </w:pPr>
+            <w:r/>
+            <w:r>
+              <w:rPr>
+                <w:rFonts w:ascii="Calibri" w:hAnsi="Calibri" w:eastAsia="Songti SC"/>
+                <w:b/>
+                <w:color w:val="111827"/>
+                <w:sz w:val="17"/>
+              </w:rPr>
+              <w:t>45.7</w:t>
+            </w:r>
+          </w:p>
+        </w:tc>
+        <w:tc>
+          <w:tcPr>
+            <w:tcW w:type="dxa" w:w="1500"/>
+            <w:vAlign w:val="center"/>
+          </w:tcPr>
+          <w:p>
+            <w:pPr>
+              <w:spacing w:before="0" w:after="0"/>
+              <w:jc w:val="center"/>
+            </w:pPr>
+            <w:r/>
+            <w:r>
+              <w:rPr>
+                <w:rFonts w:ascii="Calibri" w:hAnsi="Calibri" w:eastAsia="Songti SC"/>
+                <w:b w:val="0"/>
+                <w:color w:val="111827"/>
+                <w:sz w:val="16"/>
+              </w:rPr>
+              <w:t>风险 1</w:t>
+            </w:r>
+          </w:p>
+        </w:tc>
+      </w:tr>
+      <w:tr>
+        <w:tc>
+          <w:tcPr>
+            <w:tcW w:type="dxa" w:w="3720"/>
+            <w:vAlign w:val="center"/>
+          </w:tcPr>
+          <w:p>
+            <w:pPr>
+              <w:spacing w:before="0" w:after="0"/>
+            </w:pPr>
+            <w:r/>
+            <w:r>
+              <w:rPr>
+                <w:rFonts w:ascii="Calibri" w:hAnsi="Calibri" w:eastAsia="Songti SC"/>
+                <w:b w:val="0"/>
+                <w:color w:val="111827"/>
+                <w:sz w:val="17"/>
+              </w:rPr>
+              <w:t>2026-06-05 工业制造研究记录：压力测试电网设备厂商的"重定价溢价"——铜与电磁钢的成本飙升是否...</w:t>
+            </w:r>
+          </w:p>
+        </w:tc>
+        <w:tc>
+          <w:tcPr>
+            <w:tcW w:type="dxa" w:w="1560"/>
+            <w:vAlign w:val="center"/>
+          </w:tcPr>
+          <w:p>
+            <w:pPr>
+              <w:spacing w:before="0" w:after="0"/>
+            </w:pPr>
+            <w:r/>
+            <w:r>
+              <w:rPr>
+                <w:rFonts w:ascii="Calibri" w:hAnsi="Calibri" w:eastAsia="Songti SC"/>
+                <w:b w:val="0"/>
+                <w:color w:val="111827"/>
+                <w:sz w:val="16"/>
+              </w:rPr>
+              <w:t>未识别</w:t>
+            </w:r>
+          </w:p>
+        </w:tc>
+        <w:tc>
+          <w:tcPr>
+            <w:tcW w:type="dxa" w:w="1680"/>
+            <w:vAlign w:val="center"/>
+          </w:tcPr>
+          <w:p>
+            <w:pPr>
+              <w:spacing w:before="0" w:after="0"/>
+            </w:pPr>
+            <w:r/>
+            <w:r>
+              <w:rPr>
+                <w:rFonts w:ascii="Calibri" w:hAnsi="Calibri" w:eastAsia="Songti SC"/>
+                <w:b w:val="0"/>
+                <w:color w:val="111827"/>
+                <w:sz w:val="16"/>
+              </w:rPr>
+              <w:t>工业供给瓶颈</w:t>
+            </w:r>
+          </w:p>
+        </w:tc>
+        <w:tc>
+          <w:tcPr>
+            <w:tcW w:type="dxa" w:w="900"/>
+            <w:vAlign w:val="center"/>
+          </w:tcPr>
+          <w:p>
+            <w:pPr>
+              <w:spacing w:before="0" w:after="0"/>
+              <w:jc w:val="center"/>
+            </w:pPr>
+            <w:r/>
+            <w:r>
+              <w:rPr>
+                <w:rFonts w:ascii="Calibri" w:hAnsi="Calibri" w:eastAsia="Songti SC"/>
+                <w:b/>
+                <w:color w:val="111827"/>
+                <w:sz w:val="17"/>
+              </w:rPr>
+              <w:t>45.6</w:t>
+            </w:r>
+          </w:p>
+        </w:tc>
+        <w:tc>
+          <w:tcPr>
+            <w:tcW w:type="dxa" w:w="1500"/>
+            <w:vAlign w:val="center"/>
+          </w:tcPr>
+          <w:p>
+            <w:pPr>
+              <w:spacing w:before="0" w:after="0"/>
+              <w:jc w:val="center"/>
+            </w:pPr>
+            <w:r/>
+            <w:r>
+              <w:rPr>
+                <w:rFonts w:ascii="Calibri" w:hAnsi="Calibri" w:eastAsia="Songti SC"/>
+                <w:b w:val="0"/>
+                <w:color w:val="111827"/>
+                <w:sz w:val="16"/>
+              </w:rPr>
+              <w:t>风险 1</w:t>
+            </w:r>
+          </w:p>
+        </w:tc>
+      </w:tr>
+      <w:tr>
+        <w:tc>
+          <w:tcPr>
+            <w:tcW w:type="dxa" w:w="3720"/>
+            <w:vAlign w:val="center"/>
+          </w:tcPr>
+          <w:p>
+            <w:pPr>
+              <w:spacing w:before="0" w:after="0"/>
+            </w:pPr>
+            <w:r/>
+            <w:r>
+              <w:rPr>
+                <w:rFonts w:ascii="Calibri" w:hAnsi="Calibri" w:eastAsia="Songti SC"/>
+                <w:b w:val="0"/>
+                <w:color w:val="111827"/>
+                <w:sz w:val="17"/>
+              </w:rPr>
+              <w:t>2026-06-05 研究报告：AI 算力需求对电力基础设施与电网负荷的结构性推动</w:t>
+            </w:r>
+          </w:p>
+        </w:tc>
+        <w:tc>
+          <w:tcPr>
+            <w:tcW w:type="dxa" w:w="1560"/>
+            <w:vAlign w:val="center"/>
+          </w:tcPr>
+          <w:p>
+            <w:pPr>
+              <w:spacing w:before="0" w:after="0"/>
+            </w:pPr>
+            <w:r/>
+            <w:r>
+              <w:rPr>
+                <w:rFonts w:ascii="Calibri" w:hAnsi="Calibri" w:eastAsia="Songti SC"/>
+                <w:b w:val="0"/>
+                <w:color w:val="111827"/>
+                <w:sz w:val="16"/>
+              </w:rPr>
+              <w:t>未识别</w:t>
+            </w:r>
+          </w:p>
+        </w:tc>
+        <w:tc>
+          <w:tcPr>
+            <w:tcW w:type="dxa" w:w="1680"/>
+            <w:vAlign w:val="center"/>
+          </w:tcPr>
+          <w:p>
+            <w:pPr>
+              <w:spacing w:before="0" w:after="0"/>
+            </w:pPr>
+            <w:r/>
+            <w:r>
+              <w:rPr>
+                <w:rFonts w:ascii="Calibri" w:hAnsi="Calibri" w:eastAsia="Songti SC"/>
+                <w:b w:val="0"/>
+                <w:color w:val="111827"/>
+                <w:sz w:val="16"/>
+              </w:rPr>
+              <w:t>AI 基础设施</w:t>
+            </w:r>
+          </w:p>
+        </w:tc>
+        <w:tc>
+          <w:tcPr>
+            <w:tcW w:type="dxa" w:w="900"/>
+            <w:vAlign w:val="center"/>
+          </w:tcPr>
+          <w:p>
+            <w:pPr>
+              <w:spacing w:before="0" w:after="0"/>
+              <w:jc w:val="center"/>
+            </w:pPr>
+            <w:r/>
+            <w:r>
+              <w:rPr>
+                <w:rFonts w:ascii="Calibri" w:hAnsi="Calibri" w:eastAsia="Songti SC"/>
+                <w:b/>
+                <w:color w:val="111827"/>
+                <w:sz w:val="17"/>
+              </w:rPr>
+              <w:t>44.9</w:t>
+            </w:r>
+          </w:p>
+        </w:tc>
+        <w:tc>
+          <w:tcPr>
+            <w:tcW w:type="dxa" w:w="1500"/>
+            <w:vAlign w:val="center"/>
+          </w:tcPr>
+          <w:p>
+            <w:pPr>
+              <w:spacing w:before="0" w:after="0"/>
+              <w:jc w:val="center"/>
+            </w:pPr>
+            <w:r/>
+            <w:r>
+              <w:rPr>
+                <w:rFonts w:ascii="Calibri" w:hAnsi="Calibri" w:eastAsia="Songti SC"/>
+                <w:b w:val="0"/>
+                <w:color w:val="111827"/>
+                <w:sz w:val="16"/>
+              </w:rPr>
+              <w:t>风险 1</w:t>
+            </w:r>
+          </w:p>
+        </w:tc>
+      </w:tr>
+      <w:tr>
+        <w:tc>
+          <w:tcPr>
+            <w:tcW w:type="dxa" w:w="3720"/>
+            <w:vAlign w:val="center"/>
+          </w:tcPr>
+          <w:p>
+            <w:pPr>
+              <w:spacing w:before="0" w:after="0"/>
+            </w:pPr>
+            <w:r/>
+            <w:r>
+              <w:rPr>
+                <w:rFonts w:ascii="Calibri" w:hAnsi="Calibri" w:eastAsia="Songti SC"/>
+                <w:b w:val="0"/>
+                <w:color w:val="111827"/>
+                <w:sz w:val="17"/>
+              </w:rPr>
+              <w:t>边缘AI与国产安全芯片规模化量产能否匹配住宅VPP放量？——产能与瓶颈压力测试</w:t>
+            </w:r>
+          </w:p>
+        </w:tc>
+        <w:tc>
+          <w:tcPr>
+            <w:tcW w:type="dxa" w:w="1560"/>
+            <w:vAlign w:val="center"/>
+          </w:tcPr>
+          <w:p>
+            <w:pPr>
+              <w:spacing w:before="0" w:after="0"/>
+            </w:pPr>
+            <w:r/>
+            <w:r>
+              <w:rPr>
+                <w:rFonts w:ascii="Calibri" w:hAnsi="Calibri" w:eastAsia="Songti SC"/>
+                <w:b w:val="0"/>
+                <w:color w:val="111827"/>
+                <w:sz w:val="16"/>
+              </w:rPr>
+              <w:t>未识别</w:t>
+            </w:r>
+          </w:p>
+        </w:tc>
+        <w:tc>
+          <w:tcPr>
+            <w:tcW w:type="dxa" w:w="1680"/>
+            <w:vAlign w:val="center"/>
+          </w:tcPr>
+          <w:p>
+            <w:pPr>
+              <w:spacing w:before="0" w:after="0"/>
+            </w:pPr>
+            <w:r/>
+            <w:r>
+              <w:rPr>
+                <w:rFonts w:ascii="Calibri" w:hAnsi="Calibri" w:eastAsia="Songti SC"/>
+                <w:b w:val="0"/>
+                <w:color w:val="111827"/>
+                <w:sz w:val="16"/>
+              </w:rPr>
+              <w:t>宏观通胀传导</w:t>
+            </w:r>
+          </w:p>
+        </w:tc>
+        <w:tc>
+          <w:tcPr>
+            <w:tcW w:type="dxa" w:w="900"/>
+            <w:vAlign w:val="center"/>
+          </w:tcPr>
+          <w:p>
+            <w:pPr>
+              <w:spacing w:before="0" w:after="0"/>
+              <w:jc w:val="center"/>
+            </w:pPr>
+            <w:r/>
+            <w:r>
+              <w:rPr>
+                <w:rFonts w:ascii="Calibri" w:hAnsi="Calibri" w:eastAsia="Songti SC"/>
+                <w:b/>
+                <w:color w:val="111827"/>
+                <w:sz w:val="17"/>
+              </w:rPr>
+              <w:t>44.6</w:t>
+            </w:r>
+          </w:p>
+        </w:tc>
+        <w:tc>
+          <w:tcPr>
+            <w:tcW w:type="dxa" w:w="1500"/>
+            <w:vAlign w:val="center"/>
+          </w:tcPr>
+          <w:p>
+            <w:pPr>
+              <w:spacing w:before="0" w:after="0"/>
+              <w:jc w:val="center"/>
+            </w:pPr>
+            <w:r/>
+            <w:r>
+              <w:rPr>
+                <w:rFonts w:ascii="Calibri" w:hAnsi="Calibri" w:eastAsia="Songti SC"/>
+                <w:b w:val="0"/>
+                <w:color w:val="111827"/>
+                <w:sz w:val="16"/>
+              </w:rPr>
+              <w:t>风险 3</w:t>
+            </w:r>
+          </w:p>
+        </w:tc>
+      </w:tr>
+      <w:tr>
+        <w:tc>
+          <w:tcPr>
+            <w:tcW w:type="dxa" w:w="3720"/>
+            <w:vAlign w:val="center"/>
+          </w:tcPr>
+          <w:p>
+            <w:pPr>
+              <w:spacing w:before="0" w:after="0"/>
+            </w:pPr>
+            <w:r/>
+            <w:r>
+              <w:rPr>
+                <w:rFonts w:ascii="Calibri" w:hAnsi="Calibri" w:eastAsia="Songti SC"/>
+                <w:b w:val="0"/>
+                <w:color w:val="111827"/>
+                <w:sz w:val="17"/>
+              </w:rPr>
+              <w:t>AI 算力需求下的绿电政策约束与运营商配套压力评估</w:t>
+            </w:r>
+          </w:p>
+        </w:tc>
+        <w:tc>
+          <w:tcPr>
+            <w:tcW w:type="dxa" w:w="1560"/>
+            <w:vAlign w:val="center"/>
+          </w:tcPr>
+          <w:p>
+            <w:pPr>
+              <w:spacing w:before="0" w:after="0"/>
+            </w:pPr>
+            <w:r/>
+            <w:r>
+              <w:rPr>
+                <w:rFonts w:ascii="Calibri" w:hAnsi="Calibri" w:eastAsia="Songti SC"/>
+                <w:b w:val="0"/>
+                <w:color w:val="111827"/>
+                <w:sz w:val="16"/>
+              </w:rPr>
+              <w:t>未识别</w:t>
+            </w:r>
+          </w:p>
+        </w:tc>
+        <w:tc>
+          <w:tcPr>
+            <w:tcW w:type="dxa" w:w="1680"/>
+            <w:vAlign w:val="center"/>
+          </w:tcPr>
+          <w:p>
+            <w:pPr>
+              <w:spacing w:before="0" w:after="0"/>
+            </w:pPr>
+            <w:r/>
+            <w:r>
+              <w:rPr>
+                <w:rFonts w:ascii="Calibri" w:hAnsi="Calibri" w:eastAsia="Songti SC"/>
+                <w:b w:val="0"/>
+                <w:color w:val="111827"/>
+                <w:sz w:val="16"/>
+              </w:rPr>
+              <w:t>AI 基础设施</w:t>
+            </w:r>
+          </w:p>
+        </w:tc>
+        <w:tc>
+          <w:tcPr>
+            <w:tcW w:type="dxa" w:w="900"/>
+            <w:vAlign w:val="center"/>
+          </w:tcPr>
+          <w:p>
+            <w:pPr>
+              <w:spacing w:before="0" w:after="0"/>
+              <w:jc w:val="center"/>
+            </w:pPr>
+            <w:r/>
+            <w:r>
+              <w:rPr>
+                <w:rFonts w:ascii="Calibri" w:hAnsi="Calibri" w:eastAsia="Songti SC"/>
+                <w:b/>
+                <w:color w:val="111827"/>
+                <w:sz w:val="17"/>
+              </w:rPr>
+              <w:t>44.5</w:t>
+            </w:r>
+          </w:p>
+        </w:tc>
+        <w:tc>
+          <w:tcPr>
+            <w:tcW w:type="dxa" w:w="1500"/>
+            <w:vAlign w:val="center"/>
+          </w:tcPr>
+          <w:p>
+            <w:pPr>
+              <w:spacing w:before="0" w:after="0"/>
+              <w:jc w:val="center"/>
+            </w:pPr>
+            <w:r/>
+            <w:r>
+              <w:rPr>
+                <w:rFonts w:ascii="Calibri" w:hAnsi="Calibri" w:eastAsia="Songti SC"/>
+                <w:b w:val="0"/>
+                <w:color w:val="111827"/>
+                <w:sz w:val="16"/>
+              </w:rPr>
+              <w:t>风险 3</w:t>
+            </w:r>
+          </w:p>
+        </w:tc>
+      </w:tr>
+      <w:tr>
+        <w:tc>
+          <w:tcPr>
+            <w:tcW w:type="dxa" w:w="3720"/>
+            <w:vAlign w:val="center"/>
+          </w:tcPr>
+          <w:p>
+            <w:pPr>
+              <w:spacing w:before="0" w:after="0"/>
+            </w:pPr>
+            <w:r/>
+            <w:r>
+              <w:rPr>
+                <w:rFonts w:ascii="Calibri" w:hAnsi="Calibri" w:eastAsia="Songti SC"/>
+                <w:b w:val="0"/>
+                <w:color w:val="111827"/>
+                <w:sz w:val="17"/>
+              </w:rPr>
+              <w:t>行业定位</w:t>
+            </w:r>
+          </w:p>
+        </w:tc>
+        <w:tc>
+          <w:tcPr>
+            <w:tcW w:type="dxa" w:w="1560"/>
+            <w:vAlign w:val="center"/>
+          </w:tcPr>
+          <w:p>
+            <w:pPr>
+              <w:spacing w:before="0" w:after="0"/>
+            </w:pPr>
+            <w:r/>
+            <w:r>
+              <w:rPr>
+                <w:rFonts w:ascii="Calibri" w:hAnsi="Calibri" w:eastAsia="Songti SC"/>
+                <w:b w:val="0"/>
+                <w:color w:val="111827"/>
+                <w:sz w:val="16"/>
+              </w:rPr>
+              <w:t>深研主编</w:t>
+            </w:r>
+          </w:p>
+        </w:tc>
+        <w:tc>
+          <w:tcPr>
+            <w:tcW w:type="dxa" w:w="1680"/>
+            <w:vAlign w:val="center"/>
+          </w:tcPr>
+          <w:p>
+            <w:pPr>
+              <w:spacing w:before="0" w:after="0"/>
+            </w:pPr>
+            <w:r/>
+            <w:r>
+              <w:rPr>
+                <w:rFonts w:ascii="Calibri" w:hAnsi="Calibri" w:eastAsia="Songti SC"/>
+                <w:b w:val="0"/>
+                <w:color w:val="111827"/>
+                <w:sz w:val="16"/>
+              </w:rPr>
+              <w:t>宏观通胀传导</w:t>
+            </w:r>
+          </w:p>
+        </w:tc>
+        <w:tc>
+          <w:tcPr>
+            <w:tcW w:type="dxa" w:w="900"/>
+            <w:vAlign w:val="center"/>
+          </w:tcPr>
+          <w:p>
+            <w:pPr>
+              <w:spacing w:before="0" w:after="0"/>
+              <w:jc w:val="center"/>
+            </w:pPr>
+            <w:r/>
+            <w:r>
+              <w:rPr>
+                <w:rFonts w:ascii="Calibri" w:hAnsi="Calibri" w:eastAsia="Songti SC"/>
+                <w:b/>
+                <w:color w:val="111827"/>
+                <w:sz w:val="17"/>
+              </w:rPr>
+              <w:t>44.2</w:t>
+            </w:r>
+          </w:p>
+        </w:tc>
+        <w:tc>
+          <w:tcPr>
+            <w:tcW w:type="dxa" w:w="1500"/>
+            <w:vAlign w:val="center"/>
+          </w:tcPr>
+          <w:p>
+            <w:pPr>
+              <w:spacing w:before="0" w:after="0"/>
+              <w:jc w:val="center"/>
+            </w:pPr>
+            <w:r/>
+            <w:r>
+              <w:rPr>
+                <w:rFonts w:ascii="Calibri" w:hAnsi="Calibri" w:eastAsia="Songti SC"/>
+                <w:b w:val="0"/>
+                <w:color w:val="111827"/>
+                <w:sz w:val="16"/>
+              </w:rPr>
+              <w:t>常规</w:t>
+            </w:r>
+          </w:p>
+        </w:tc>
+      </w:tr>
+      <w:tr>
+        <w:tc>
+          <w:tcPr>
+            <w:tcW w:type="dxa" w:w="3720"/>
+            <w:vAlign w:val="center"/>
+          </w:tcPr>
+          <w:p>
+            <w:pPr>
+              <w:spacing w:before="0" w:after="0"/>
+            </w:pPr>
+            <w:r/>
+            <w:r>
+              <w:rPr>
+                <w:rFonts w:ascii="Calibri" w:hAnsi="Calibri" w:eastAsia="Songti SC"/>
+                <w:b w:val="0"/>
+                <w:color w:val="111827"/>
+                <w:sz w:val="17"/>
+              </w:rPr>
+              <w:t>盈利预测</w:t>
+            </w:r>
+          </w:p>
+        </w:tc>
+        <w:tc>
+          <w:tcPr>
+            <w:tcW w:type="dxa" w:w="1560"/>
+            <w:vAlign w:val="center"/>
+          </w:tcPr>
+          <w:p>
+            <w:pPr>
+              <w:spacing w:before="0" w:after="0"/>
+            </w:pPr>
+            <w:r/>
+            <w:r>
+              <w:rPr>
+                <w:rFonts w:ascii="Calibri" w:hAnsi="Calibri" w:eastAsia="Songti SC"/>
+                <w:b w:val="0"/>
+                <w:color w:val="111827"/>
+                <w:sz w:val="16"/>
+              </w:rPr>
+              <w:t>深研主编</w:t>
+            </w:r>
+          </w:p>
+        </w:tc>
+        <w:tc>
+          <w:tcPr>
+            <w:tcW w:type="dxa" w:w="1680"/>
+            <w:vAlign w:val="center"/>
+          </w:tcPr>
+          <w:p>
+            <w:pPr>
+              <w:spacing w:before="0" w:after="0"/>
+            </w:pPr>
+            <w:r/>
+            <w:r>
+              <w:rPr>
+                <w:rFonts w:ascii="Calibri" w:hAnsi="Calibri" w:eastAsia="Songti SC"/>
+                <w:b w:val="0"/>
+                <w:color w:val="111827"/>
+                <w:sz w:val="16"/>
+              </w:rPr>
+              <w:t>AI 基础设施</w:t>
+            </w:r>
+          </w:p>
+        </w:tc>
+        <w:tc>
+          <w:tcPr>
+            <w:tcW w:type="dxa" w:w="900"/>
+            <w:vAlign w:val="center"/>
+          </w:tcPr>
+          <w:p>
+            <w:pPr>
+              <w:spacing w:before="0" w:after="0"/>
+              <w:jc w:val="center"/>
+            </w:pPr>
+            <w:r/>
+            <w:r>
+              <w:rPr>
+                <w:rFonts w:ascii="Calibri" w:hAnsi="Calibri" w:eastAsia="Songti SC"/>
+                <w:b/>
+                <w:color w:val="111827"/>
+                <w:sz w:val="17"/>
+              </w:rPr>
+              <w:t>43.7</w:t>
+            </w:r>
+          </w:p>
+        </w:tc>
+        <w:tc>
+          <w:tcPr>
+            <w:tcW w:type="dxa" w:w="1500"/>
+            <w:vAlign w:val="center"/>
+          </w:tcPr>
+          <w:p>
+            <w:pPr>
+              <w:spacing w:before="0" w:after="0"/>
+              <w:jc w:val="center"/>
+            </w:pPr>
+            <w:r/>
+            <w:r>
+              <w:rPr>
+                <w:rFonts w:ascii="Calibri" w:hAnsi="Calibri" w:eastAsia="Songti SC"/>
+                <w:b w:val="0"/>
+                <w:color w:val="111827"/>
+                <w:sz w:val="16"/>
+              </w:rPr>
+              <w:t>风险 1</w:t>
+            </w:r>
+          </w:p>
+        </w:tc>
+      </w:tr>
+      <w:tr>
+        <w:tc>
+          <w:tcPr>
+            <w:tcW w:type="dxa" w:w="3720"/>
+            <w:vAlign w:val="center"/>
+          </w:tcPr>
+          <w:p>
+            <w:pPr>
+              <w:spacing w:before="0" w:after="0"/>
+            </w:pPr>
+            <w:r/>
+            <w:r>
+              <w:rPr>
+                <w:rFonts w:ascii="Calibri" w:hAnsi="Calibri" w:eastAsia="Songti SC"/>
+                <w:b w:val="0"/>
+                <w:color w:val="111827"/>
+                <w:sz w:val="17"/>
+              </w:rPr>
+              <w:t>智能家居背后的 AI 与 IoT 硬件供应链：传感器、AI 芯片及智能模组的增长潜力</w:t>
+            </w:r>
+          </w:p>
+        </w:tc>
+        <w:tc>
+          <w:tcPr>
+            <w:tcW w:type="dxa" w:w="1560"/>
+            <w:vAlign w:val="center"/>
+          </w:tcPr>
+          <w:p>
+            <w:pPr>
+              <w:spacing w:before="0" w:after="0"/>
+            </w:pPr>
+            <w:r/>
+            <w:r>
+              <w:rPr>
+                <w:rFonts w:ascii="Calibri" w:hAnsi="Calibri" w:eastAsia="Songti SC"/>
+                <w:b w:val="0"/>
+                <w:color w:val="111827"/>
+                <w:sz w:val="16"/>
+              </w:rPr>
+              <w:t>未识别</w:t>
+            </w:r>
+          </w:p>
+        </w:tc>
+        <w:tc>
+          <w:tcPr>
+            <w:tcW w:type="dxa" w:w="1680"/>
+            <w:vAlign w:val="center"/>
+          </w:tcPr>
+          <w:p>
+            <w:pPr>
+              <w:spacing w:before="0" w:after="0"/>
+            </w:pPr>
+            <w:r/>
+            <w:r>
+              <w:rPr>
+                <w:rFonts w:ascii="Calibri" w:hAnsi="Calibri" w:eastAsia="Songti SC"/>
+                <w:b w:val="0"/>
+                <w:color w:val="111827"/>
+                <w:sz w:val="16"/>
+              </w:rPr>
+              <w:t>AI 基础设施</w:t>
+            </w:r>
+          </w:p>
+        </w:tc>
+        <w:tc>
+          <w:tcPr>
+            <w:tcW w:type="dxa" w:w="900"/>
+            <w:vAlign w:val="center"/>
+          </w:tcPr>
+          <w:p>
+            <w:pPr>
+              <w:spacing w:before="0" w:after="0"/>
+              <w:jc w:val="center"/>
+            </w:pPr>
+            <w:r/>
+            <w:r>
+              <w:rPr>
+                <w:rFonts w:ascii="Calibri" w:hAnsi="Calibri" w:eastAsia="Songti SC"/>
+                <w:b/>
+                <w:color w:val="111827"/>
+                <w:sz w:val="17"/>
+              </w:rPr>
+              <w:t>43.4</w:t>
+            </w:r>
+          </w:p>
+        </w:tc>
+        <w:tc>
+          <w:tcPr>
+            <w:tcW w:type="dxa" w:w="1500"/>
+            <w:vAlign w:val="center"/>
+          </w:tcPr>
+          <w:p>
+            <w:pPr>
+              <w:spacing w:before="0" w:after="0"/>
+              <w:jc w:val="center"/>
+            </w:pPr>
+            <w:r/>
+            <w:r>
+              <w:rPr>
+                <w:rFonts w:ascii="Calibri" w:hAnsi="Calibri" w:eastAsia="Songti SC"/>
+                <w:b w:val="0"/>
+                <w:color w:val="111827"/>
+                <w:sz w:val="16"/>
+              </w:rPr>
+              <w:t>风险 1</w:t>
             </w:r>
           </w:p>
         </w:tc>
@@ -1179,7 +3382,7 @@
       </w:pPr>
       <w:r>
         <w:rPr>
-          <w:rFonts w:ascii="Calibri" w:hAnsi="Calibri" w:eastAsia="Heiti TC"/>
+          <w:rFonts w:ascii="Calibri" w:hAnsi="Calibri" w:eastAsia="Songti SC"/>
           <w:b w:val="0"/>
           <w:i/>
           <w:color w:val="667085"/>
@@ -1209,7 +3412,7 @@
     </w:pPr>
     <w:r>
       <w:rPr>
-        <w:rFonts w:ascii="Calibri" w:hAnsi="Calibri" w:eastAsia="Heiti TC"/>
+        <w:rFonts w:ascii="Calibri" w:hAnsi="Calibri" w:eastAsia="Songti SC"/>
         <w:color w:val="667085"/>
         <w:sz w:val="17"/>
       </w:rPr>
@@ -1228,7 +3431,7 @@
     <w:r/>
     <w:r>
       <w:rPr>
-        <w:rFonts w:ascii="Calibri" w:hAnsi="Calibri" w:eastAsia="Heiti TC"/>
+        <w:rFonts w:ascii="Calibri" w:hAnsi="Calibri" w:eastAsia="Songti SC"/>
         <w:color w:val="667085"/>
         <w:sz w:val="18"/>
       </w:rPr>
@@ -1605,7 +3808,7 @@
       <w:spacing w:after="120" w:line="264" w:lineRule="auto"/>
     </w:pPr>
     <w:rPr>
-      <w:rFonts w:ascii="Calibri" w:hAnsi="Calibri" w:eastAsia="Heiti TC"/>
+      <w:rFonts w:ascii="Calibri" w:hAnsi="Calibri" w:eastAsia="Songti SC"/>
       <w:b w:val="0"/>
       <w:color w:val="111827"/>
       <w:sz w:val="22"/>
@@ -1670,7 +3873,7 @@
       <w:outlineLvl w:val="0"/>
     </w:pPr>
     <w:rPr>
-      <w:rFonts w:asciiTheme="majorHAnsi" w:eastAsiaTheme="majorEastAsia" w:hAnsiTheme="majorHAnsi" w:cstheme="majorBidi" w:ascii="Calibri" w:hAnsi="Calibri" w:eastAsia="Heiti TC"/>
+      <w:rFonts w:asciiTheme="majorHAnsi" w:eastAsiaTheme="majorEastAsia" w:hAnsiTheme="majorHAnsi" w:cstheme="majorBidi" w:ascii="Calibri" w:hAnsi="Calibri" w:eastAsia="Songti SC"/>
       <w:b/>
       <w:bCs/>
       <w:color w:val="2E74B5"/>
@@ -1694,7 +3897,7 @@
       <w:outlineLvl w:val="1"/>
     </w:pPr>
     <w:rPr>
-      <w:rFonts w:asciiTheme="majorHAnsi" w:eastAsiaTheme="majorEastAsia" w:hAnsiTheme="majorHAnsi" w:cstheme="majorBidi" w:ascii="Calibri" w:hAnsi="Calibri" w:eastAsia="Heiti TC"/>
+      <w:rFonts w:asciiTheme="majorHAnsi" w:eastAsiaTheme="majorEastAsia" w:hAnsiTheme="majorHAnsi" w:cstheme="majorBidi" w:ascii="Calibri" w:hAnsi="Calibri" w:eastAsia="Songti SC"/>
       <w:b/>
       <w:bCs/>
       <w:color w:val="2E74B5"/>
@@ -1718,7 +3921,7 @@
       <w:outlineLvl w:val="2"/>
     </w:pPr>
     <w:rPr>
-      <w:rFonts w:asciiTheme="majorHAnsi" w:eastAsiaTheme="majorEastAsia" w:hAnsiTheme="majorHAnsi" w:cstheme="majorBidi" w:ascii="Calibri" w:hAnsi="Calibri" w:eastAsia="Heiti TC"/>
+      <w:rFonts w:asciiTheme="majorHAnsi" w:eastAsiaTheme="majorEastAsia" w:hAnsiTheme="majorHAnsi" w:cstheme="majorBidi" w:ascii="Calibri" w:hAnsi="Calibri" w:eastAsia="Songti SC"/>
       <w:b/>
       <w:bCs/>
       <w:color w:val="1F4D78"/>
@@ -1960,7 +4163,7 @@
       <w:contextualSpacing/>
     </w:pPr>
     <w:rPr>
-      <w:rFonts w:asciiTheme="majorHAnsi" w:eastAsiaTheme="majorEastAsia" w:hAnsiTheme="majorHAnsi" w:cstheme="majorBidi" w:ascii="Calibri" w:hAnsi="Calibri" w:eastAsia="Heiti TC"/>
+      <w:rFonts w:asciiTheme="majorHAnsi" w:eastAsiaTheme="majorEastAsia" w:hAnsiTheme="majorHAnsi" w:cstheme="majorBidi" w:ascii="Calibri" w:hAnsi="Calibri" w:eastAsia="Songti SC"/>
       <w:b/>
       <w:color w:val="0B2545"/>
       <w:spacing w:val="5"/>
@@ -1998,7 +4201,7 @@
       </w:numPr>
     </w:pPr>
     <w:rPr>
-      <w:rFonts w:asciiTheme="majorHAnsi" w:eastAsiaTheme="majorEastAsia" w:hAnsiTheme="majorHAnsi" w:cstheme="majorBidi" w:ascii="Calibri" w:hAnsi="Calibri" w:eastAsia="Heiti TC"/>
+      <w:rFonts w:asciiTheme="majorHAnsi" w:eastAsiaTheme="majorEastAsia" w:hAnsiTheme="majorHAnsi" w:cstheme="majorBidi" w:ascii="Calibri" w:hAnsi="Calibri" w:eastAsia="Songti SC"/>
       <w:b w:val="0"/>
       <w:i/>
       <w:iCs/>

--- a/public/investor-downloads/daily-brief-latest.docx
+++ b/public/investor-downloads/daily-brief-latest.docx
@@ -8,7 +8,7 @@
       </w:pPr>
       <w:r>
         <w:rPr>
-          <w:rFonts w:ascii="Calibri" w:hAnsi="Calibri" w:eastAsia="Heiti TC"/>
+          <w:rFonts w:ascii="Calibri" w:hAnsi="Calibri" w:eastAsia="Songti SC"/>
           <w:b/>
           <w:i w:val="0"/>
           <w:color w:val="285B9D"/>
@@ -24,7 +24,7 @@
       </w:pPr>
       <w:r>
         <w:rPr>
-          <w:rFonts w:ascii="Calibri" w:hAnsi="Calibri" w:eastAsia="Heiti TC"/>
+          <w:rFonts w:ascii="Calibri" w:hAnsi="Calibri" w:eastAsia="Songti SC"/>
           <w:b w:val="0"/>
           <w:i w:val="0"/>
         </w:rPr>
@@ -38,7 +38,7 @@
       </w:pPr>
       <w:r>
         <w:rPr>
-          <w:rFonts w:ascii="Calibri" w:hAnsi="Calibri" w:eastAsia="Heiti TC"/>
+          <w:rFonts w:ascii="Calibri" w:hAnsi="Calibri" w:eastAsia="Songti SC"/>
           <w:b w:val="0"/>
           <w:i w:val="0"/>
         </w:rPr>
@@ -51,7 +51,7 @@
       </w:pPr>
       <w:r>
         <w:rPr>
-          <w:rFonts w:ascii="Calibri" w:hAnsi="Calibri" w:eastAsia="Heiti TC"/>
+          <w:rFonts w:ascii="Calibri" w:hAnsi="Calibri" w:eastAsia="Songti SC"/>
           <w:b/>
           <w:i w:val="0"/>
           <w:color w:val="0B2545"/>
@@ -66,13 +66,13 @@
       </w:pPr>
       <w:r>
         <w:rPr>
-          <w:rFonts w:ascii="Calibri" w:hAnsi="Calibri" w:eastAsia="Heiti TC"/>
+          <w:rFonts w:ascii="Calibri" w:hAnsi="Calibri" w:eastAsia="Songti SC"/>
           <w:b w:val="0"/>
           <w:i w:val="0"/>
           <w:color w:val="334155"/>
           <w:sz w:val="22"/>
         </w:rPr>
-        <w:t>2026-06-18 共纳入 94 篇中文研究结果，覆盖 12 位活跃分析师和 6 条主要行业链，较 2026-06-17 的主题变化可在右侧动量表中核对。简报优先呈现可被报告链接追溯的结论，而不是孤立摘要。</w:t>
+        <w:t>2026-06-18 共纳入 178 篇中文研究结果，覆盖 26 位活跃分析师和 6 条主要行业链，较 2026-06-17 的主题变化可在右侧动量表中核对。简报优先呈现可被报告链接追溯的结论，而不是孤立摘要。</w:t>
       </w:r>
     </w:p>
     <w:tbl>
@@ -101,7 +101,7 @@
             </w:pPr>
             <w:r>
               <w:rPr>
-                <w:rFonts w:ascii="Calibri" w:hAnsi="Calibri" w:eastAsia="Heiti TC"/>
+                <w:rFonts w:ascii="Calibri" w:hAnsi="Calibri" w:eastAsia="Songti SC"/>
                 <w:b/>
                 <w:color w:val="667085"/>
                 <w:sz w:val="17"/>
@@ -111,12 +111,12 @@
             </w:r>
             <w:r>
               <w:rPr>
-                <w:rFonts w:ascii="Calibri" w:hAnsi="Calibri" w:eastAsia="Heiti TC"/>
+                <w:rFonts w:ascii="Calibri" w:hAnsi="Calibri" w:eastAsia="Songti SC"/>
                 <w:b/>
                 <w:color w:val="285B9D"/>
                 <w:sz w:val="36"/>
               </w:rPr>
-              <w:t>94</w:t>
+              <w:t>178</w:t>
             </w:r>
           </w:p>
         </w:tc>
@@ -132,7 +132,7 @@
             </w:pPr>
             <w:r>
               <w:rPr>
-                <w:rFonts w:ascii="Calibri" w:hAnsi="Calibri" w:eastAsia="Heiti TC"/>
+                <w:rFonts w:ascii="Calibri" w:hAnsi="Calibri" w:eastAsia="Songti SC"/>
                 <w:b/>
                 <w:color w:val="667085"/>
                 <w:sz w:val="17"/>
@@ -142,12 +142,12 @@
             </w:r>
             <w:r>
               <w:rPr>
-                <w:rFonts w:ascii="Calibri" w:hAnsi="Calibri" w:eastAsia="Heiti TC"/>
+                <w:rFonts w:ascii="Calibri" w:hAnsi="Calibri" w:eastAsia="Songti SC"/>
                 <w:b/>
                 <w:color w:val="237A5B"/>
                 <w:sz w:val="36"/>
               </w:rPr>
-              <w:t>12</w:t>
+              <w:t>26</w:t>
             </w:r>
           </w:p>
         </w:tc>
@@ -163,7 +163,7 @@
             </w:pPr>
             <w:r>
               <w:rPr>
-                <w:rFonts w:ascii="Calibri" w:hAnsi="Calibri" w:eastAsia="Heiti TC"/>
+                <w:rFonts w:ascii="Calibri" w:hAnsi="Calibri" w:eastAsia="Songti SC"/>
                 <w:b/>
                 <w:color w:val="667085"/>
                 <w:sz w:val="17"/>
@@ -173,7 +173,7 @@
             </w:r>
             <w:r>
               <w:rPr>
-                <w:rFonts w:ascii="Calibri" w:hAnsi="Calibri" w:eastAsia="Heiti TC"/>
+                <w:rFonts w:ascii="Calibri" w:hAnsi="Calibri" w:eastAsia="Songti SC"/>
                 <w:b/>
                 <w:color w:val="A8731B"/>
                 <w:sz w:val="36"/>
@@ -194,7 +194,7 @@
             </w:pPr>
             <w:r>
               <w:rPr>
-                <w:rFonts w:ascii="Calibri" w:hAnsi="Calibri" w:eastAsia="Heiti TC"/>
+                <w:rFonts w:ascii="Calibri" w:hAnsi="Calibri" w:eastAsia="Songti SC"/>
                 <w:b/>
                 <w:color w:val="667085"/>
                 <w:sz w:val="17"/>
@@ -204,7 +204,7 @@
             </w:r>
             <w:r>
               <w:rPr>
-                <w:rFonts w:ascii="Calibri" w:hAnsi="Calibri" w:eastAsia="Heiti TC"/>
+                <w:rFonts w:ascii="Calibri" w:hAnsi="Calibri" w:eastAsia="Songti SC"/>
                 <w:b/>
                 <w:color w:val="B43D49"/>
                 <w:sz w:val="36"/>
@@ -268,7 +268,7 @@
       </w:pPr>
       <w:r>
         <w:rPr>
-          <w:rFonts w:ascii="Calibri" w:hAnsi="Calibri" w:eastAsia="Heiti TC"/>
+          <w:rFonts w:ascii="Calibri" w:hAnsi="Calibri" w:eastAsia="Songti SC"/>
           <w:b w:val="0"/>
           <w:i/>
           <w:color w:val="667085"/>
@@ -292,7 +292,7 @@
       </w:pPr>
       <w:r>
         <w:rPr>
-          <w:rFonts w:ascii="Calibri" w:hAnsi="Calibri" w:eastAsia="Heiti TC"/>
+          <w:rFonts w:ascii="Calibri" w:hAnsi="Calibri" w:eastAsia="Songti SC"/>
           <w:b/>
           <w:color w:val="285B9D"/>
           <w:sz w:val="21"/>
@@ -304,7 +304,7 @@
           <w:rPr>
             <w:color w:val="285B9D"/>
             <w:u w:val="single"/>
-            <w:rFonts w:eastAsia="Heiti TC" w:ascii="Calibri" w:hAnsi="Calibri"/>
+            <w:rFonts w:eastAsia="Songti SC" w:ascii="Calibri" w:hAnsi="Calibri"/>
           </w:rPr>
           <w:t>终审质量审计：AI至电网基础设施白皮书 — 2026-06-18 是今日最高权重结论，核心证据来自 未识别，关联 AI 基础设施。</w:t>
         </w:r>
@@ -317,7 +317,7 @@
       </w:pPr>
       <w:r>
         <w:rPr>
-          <w:rFonts w:ascii="Calibri" w:hAnsi="Calibri" w:eastAsia="Heiti TC"/>
+          <w:rFonts w:ascii="Calibri" w:hAnsi="Calibri" w:eastAsia="Songti SC"/>
           <w:b/>
           <w:color w:val="285B9D"/>
           <w:sz w:val="21"/>
@@ -326,11 +326,11 @@
       </w:r>
       <w:r>
         <w:rPr>
-          <w:rFonts w:ascii="Calibri" w:hAnsi="Calibri" w:eastAsia="Heiti TC"/>
+          <w:rFonts w:ascii="Calibri" w:hAnsi="Calibri" w:eastAsia="Songti SC"/>
           <w:color w:val="111827"/>
           <w:sz w:val="21"/>
         </w:rPr>
-        <w:t>AI 今日 降温，当日计数 80，前一日计数 170。</w:t>
+        <w:t>A股 今日 降温，当日计数 96，前一日计数 127。</w:t>
       </w:r>
     </w:p>
     <w:p>
@@ -340,7 +340,7 @@
       </w:pPr>
       <w:r>
         <w:rPr>
-          <w:rFonts w:ascii="Calibri" w:hAnsi="Calibri" w:eastAsia="Heiti TC"/>
+          <w:rFonts w:ascii="Calibri" w:hAnsi="Calibri" w:eastAsia="Songti SC"/>
           <w:b/>
           <w:color w:val="285B9D"/>
           <w:sz w:val="21"/>
@@ -352,7 +352,7 @@
           <w:rPr>
             <w:color w:val="285B9D"/>
             <w:u w:val="single"/>
-            <w:rFonts w:eastAsia="Heiti TC" w:ascii="Calibri" w:hAnsi="Calibri"/>
+            <w:rFonts w:eastAsia="Songti SC" w:ascii="Calibri" w:hAnsi="Calibri"/>
           </w:rPr>
           <w:t>风险矩阵最需要跟踪的是 AI 基础设施：跨越电力约束：AI基础设施瓶颈向全球权益市场的配置与估值映射。</w:t>
         </w:r>
@@ -365,7 +365,7 @@
       </w:pPr>
       <w:r>
         <w:rPr>
-          <w:rFonts w:ascii="Calibri" w:hAnsi="Calibri" w:eastAsia="Heiti TC"/>
+          <w:rFonts w:ascii="Calibri" w:hAnsi="Calibri" w:eastAsia="Songti SC"/>
           <w:b/>
           <w:color w:val="285B9D"/>
           <w:sz w:val="21"/>
@@ -377,9 +377,9 @@
           <w:rPr>
             <w:color w:val="285B9D"/>
             <w:u w:val="single"/>
-            <w:rFonts w:eastAsia="Heiti TC" w:ascii="Calibri" w:hAnsi="Calibri"/>
+            <w:rFonts w:eastAsia="Songti SC" w:ascii="Calibri" w:hAnsi="Calibri"/>
           </w:rPr>
-          <w:t>宏观通胀传导 今日 89 条、近七日 1378 条，风险信号 1009 条。</w:t>
+          <w:t>宏观通胀传导 今日 168 条、近七日 1470 条，风险信号 1072 条。</w:t>
         </w:r>
       </w:hyperlink>
     </w:p>
@@ -403,7 +403,7 @@
           <w:p>
             <w:r>
               <w:rPr>
-                <w:rFonts w:ascii="Calibri" w:hAnsi="Calibri" w:eastAsia="Heiti TC"/>
+                <w:rFonts w:ascii="Calibri" w:hAnsi="Calibri" w:eastAsia="Songti SC"/>
                 <w:b/>
                 <w:color w:val="7A5A00"/>
                 <w:sz w:val="21"/>
@@ -412,7 +412,7 @@
             </w:r>
             <w:r>
               <w:rPr>
-                <w:rFonts w:ascii="Calibri" w:hAnsi="Calibri" w:eastAsia="Heiti TC"/>
+                <w:rFonts w:ascii="Calibri" w:hAnsi="Calibri" w:eastAsia="Songti SC"/>
                 <w:color w:val="7C2D12"/>
                 <w:sz w:val="21"/>
               </w:rPr>
@@ -483,7 +483,7 @@
       </w:pPr>
       <w:r>
         <w:rPr>
-          <w:rFonts w:ascii="Calibri" w:hAnsi="Calibri" w:eastAsia="Heiti TC"/>
+          <w:rFonts w:ascii="Calibri" w:hAnsi="Calibri" w:eastAsia="Songti SC"/>
           <w:b w:val="0"/>
           <w:i/>
           <w:color w:val="667085"/>
@@ -540,7 +540,7 @@
       </w:pPr>
       <w:r>
         <w:rPr>
-          <w:rFonts w:ascii="Calibri" w:hAnsi="Calibri" w:eastAsia="Heiti TC"/>
+          <w:rFonts w:ascii="Calibri" w:hAnsi="Calibri" w:eastAsia="Songti SC"/>
           <w:b w:val="0"/>
           <w:i/>
           <w:color w:val="667085"/>
@@ -602,7 +602,7 @@
       </w:pPr>
       <w:r>
         <w:rPr>
-          <w:rFonts w:ascii="Calibri" w:hAnsi="Calibri" w:eastAsia="Heiti TC"/>
+          <w:rFonts w:ascii="Calibri" w:hAnsi="Calibri" w:eastAsia="Songti SC"/>
           <w:b w:val="0"/>
           <w:i/>
           <w:color w:val="667085"/>
@@ -664,7 +664,7 @@
       </w:pPr>
       <w:r>
         <w:rPr>
-          <w:rFonts w:ascii="Calibri" w:hAnsi="Calibri" w:eastAsia="Heiti TC"/>
+          <w:rFonts w:ascii="Calibri" w:hAnsi="Calibri" w:eastAsia="Songti SC"/>
           <w:b w:val="0"/>
           <w:i/>
           <w:color w:val="667085"/>
@@ -687,7 +687,7 @@
       </w:pPr>
       <w:r>
         <w:rPr>
-          <w:rFonts w:ascii="Calibri" w:hAnsi="Calibri" w:eastAsia="Heiti TC"/>
+          <w:rFonts w:ascii="Calibri" w:hAnsi="Calibri" w:eastAsia="Songti SC"/>
           <w:b/>
           <w:i w:val="0"/>
           <w:color w:val="0B2545"/>
@@ -702,7 +702,7 @@
       </w:pPr>
       <w:r>
         <w:rPr>
-          <w:rFonts w:ascii="Calibri" w:hAnsi="Calibri" w:eastAsia="Heiti TC"/>
+          <w:rFonts w:ascii="Calibri" w:hAnsi="Calibri" w:eastAsia="Songti SC"/>
           <w:b w:val="0"/>
           <w:i w:val="0"/>
           <w:color w:val="667085"/>
@@ -717,7 +717,7 @@
       </w:pPr>
       <w:r>
         <w:rPr>
-          <w:rFonts w:ascii="Calibri" w:hAnsi="Calibri" w:eastAsia="Heiti TC"/>
+          <w:rFonts w:ascii="Calibri" w:hAnsi="Calibri" w:eastAsia="Songti SC"/>
           <w:b w:val="0"/>
           <w:i w:val="0"/>
           <w:color w:val="334155"/>
@@ -732,7 +732,7 @@
       </w:pPr>
       <w:r>
         <w:rPr>
-          <w:rFonts w:ascii="Calibri" w:hAnsi="Calibri" w:eastAsia="Heiti TC"/>
+          <w:rFonts w:ascii="Calibri" w:hAnsi="Calibri" w:eastAsia="Songti SC"/>
           <w:b w:val="0"/>
           <w:i w:val="0"/>
           <w:color w:val="667085"/>
@@ -745,7 +745,7 @@
           <w:rPr>
             <w:color w:val="285B9D"/>
             <w:u w:val="single"/>
-            <w:rFonts w:eastAsia="Heiti TC" w:ascii="Calibri" w:hAnsi="Calibri"/>
+            <w:rFonts w:eastAsia="Songti SC" w:ascii="Calibri" w:hAnsi="Calibri"/>
           </w:rPr>
           <w:t>reports/archive-9906cc6fde45</w:t>
         </w:r>
@@ -757,13 +757,13 @@
       </w:pPr>
       <w:r>
         <w:rPr>
-          <w:rFonts w:ascii="Calibri" w:hAnsi="Calibri" w:eastAsia="Heiti TC"/>
+          <w:rFonts w:ascii="Calibri" w:hAnsi="Calibri" w:eastAsia="Songti SC"/>
           <w:b/>
           <w:i w:val="0"/>
           <w:color w:val="0B2545"/>
           <w:sz w:val="23"/>
         </w:rPr>
-        <w:t>2. 全球取向硅钢 (GOES) 供应弹性与变压器产业链利润杠杆评估</w:t>
+        <w:t>2. 电网互联与变压器交付瓶颈：压力测试 2026–2028 年 AI 算力电力扩张的物理极限</w:t>
       </w:r>
     </w:p>
     <w:p>
@@ -772,7 +772,77 @@
       </w:pPr>
       <w:r>
         <w:rPr>
-          <w:rFonts w:ascii="Calibri" w:hAnsi="Calibri" w:eastAsia="Heiti TC"/>
+          <w:rFonts w:ascii="Calibri" w:hAnsi="Calibri" w:eastAsia="Songti SC"/>
+          <w:b w:val="0"/>
+          <w:i w:val="0"/>
+          <w:color w:val="667085"/>
+          <w:sz w:val="17"/>
+        </w:rPr>
+        <w:t>未识别 · 电力与电网 · score 56.2</w:t>
+      </w:r>
+    </w:p>
+    <w:p>
+      <w:pPr>
+        <w:spacing w:before="0" w:after="100" w:line="264" w:lineRule="auto"/>
+      </w:pPr>
+      <w:r>
+        <w:rPr>
+          <w:rFonts w:ascii="Calibri" w:hAnsi="Calibri" w:eastAsia="Songti SC"/>
+          <w:b w:val="0"/>
+          <w:i w:val="0"/>
+          <w:color w:val="334155"/>
+          <w:sz w:val="20"/>
+        </w:rPr>
+        <w:t>电网互联与变压器交付瓶颈：压力测试 2026–2028 年 AI 算力电力扩张的物理极限</w:t>
+      </w:r>
+    </w:p>
+    <w:p>
+      <w:pPr>
+        <w:spacing w:before="0" w:after="160" w:line="264" w:lineRule="auto"/>
+      </w:pPr>
+      <w:r>
+        <w:rPr>
+          <w:rFonts w:ascii="Calibri" w:hAnsi="Calibri" w:eastAsia="Songti SC"/>
+          <w:b w:val="0"/>
+          <w:i w:val="0"/>
+          <w:color w:val="667085"/>
+          <w:sz w:val="17"/>
+        </w:rPr>
+        <w:t xml:space="preserve">Report: </w:t>
+      </w:r>
+      <w:hyperlink r:id="rId19">
+        <w:r>
+          <w:rPr>
+            <w:color w:val="285B9D"/>
+            <w:u w:val="single"/>
+            <w:rFonts w:eastAsia="Songti SC" w:ascii="Calibri" w:hAnsi="Calibri"/>
+          </w:rPr>
+          <w:t>reports/archive-e6af345a3ea9</w:t>
+        </w:r>
+      </w:hyperlink>
+    </w:p>
+    <w:p>
+      <w:pPr>
+        <w:spacing w:before="0" w:after="40" w:line="264" w:lineRule="auto"/>
+      </w:pPr>
+      <w:r>
+        <w:rPr>
+          <w:rFonts w:ascii="Calibri" w:hAnsi="Calibri" w:eastAsia="Songti SC"/>
+          <w:b/>
+          <w:i w:val="0"/>
+          <w:color w:val="0B2545"/>
+          <w:sz w:val="23"/>
+        </w:rPr>
+        <w:t>3. 全球取向硅钢 (GOES) 供应弹性与变压器产业链利润杠杆评估</w:t>
+      </w:r>
+    </w:p>
+    <w:p>
+      <w:pPr>
+        <w:spacing w:before="0" w:after="40" w:line="264" w:lineRule="auto"/>
+      </w:pPr>
+      <w:r>
+        <w:rPr>
+          <w:rFonts w:ascii="Calibri" w:hAnsi="Calibri" w:eastAsia="Songti SC"/>
           <w:b w:val="0"/>
           <w:i w:val="0"/>
           <w:color w:val="667085"/>
@@ -787,7 +857,7 @@
       </w:pPr>
       <w:r>
         <w:rPr>
-          <w:rFonts w:ascii="Calibri" w:hAnsi="Calibri" w:eastAsia="Heiti TC"/>
+          <w:rFonts w:ascii="Calibri" w:hAnsi="Calibri" w:eastAsia="Songti SC"/>
           <w:b w:val="0"/>
           <w:i w:val="0"/>
           <w:color w:val="334155"/>
@@ -802,7 +872,7 @@
       </w:pPr>
       <w:r>
         <w:rPr>
-          <w:rFonts w:ascii="Calibri" w:hAnsi="Calibri" w:eastAsia="Heiti TC"/>
+          <w:rFonts w:ascii="Calibri" w:hAnsi="Calibri" w:eastAsia="Songti SC"/>
           <w:b w:val="0"/>
           <w:i w:val="0"/>
           <w:color w:val="667085"/>
@@ -810,12 +880,12 @@
         </w:rPr>
         <w:t xml:space="preserve">Report: </w:t>
       </w:r>
-      <w:hyperlink r:id="rId19">
+      <w:hyperlink r:id="rId20">
         <w:r>
           <w:rPr>
             <w:color w:val="285B9D"/>
             <w:u w:val="single"/>
-            <w:rFonts w:eastAsia="Heiti TC" w:ascii="Calibri" w:hAnsi="Calibri"/>
+            <w:rFonts w:eastAsia="Songti SC" w:ascii="Calibri" w:hAnsi="Calibri"/>
           </w:rPr>
           <w:t>reports/archive-1a4b2ba30aef</w:t>
         </w:r>
@@ -827,13 +897,13 @@
       </w:pPr>
       <w:r>
         <w:rPr>
-          <w:rFonts w:ascii="Calibri" w:hAnsi="Calibri" w:eastAsia="Heiti TC"/>
+          <w:rFonts w:ascii="Calibri" w:hAnsi="Calibri" w:eastAsia="Songti SC"/>
           <w:b/>
           <w:i w:val="0"/>
           <w:color w:val="0B2545"/>
           <w:sz w:val="23"/>
         </w:rPr>
-        <w:t>3. prior research notes· 半导体分析师研究报告</w:t>
+        <w:t>4. prior research notes· 半导体分析师研究报告</w:t>
       </w:r>
     </w:p>
     <w:p>
@@ -842,7 +912,7 @@
       </w:pPr>
       <w:r>
         <w:rPr>
-          <w:rFonts w:ascii="Calibri" w:hAnsi="Calibri" w:eastAsia="Heiti TC"/>
+          <w:rFonts w:ascii="Calibri" w:hAnsi="Calibri" w:eastAsia="Songti SC"/>
           <w:b w:val="0"/>
           <w:i w:val="0"/>
           <w:color w:val="667085"/>
@@ -857,7 +927,7 @@
       </w:pPr>
       <w:r>
         <w:rPr>
-          <w:rFonts w:ascii="Calibri" w:hAnsi="Calibri" w:eastAsia="Heiti TC"/>
+          <w:rFonts w:ascii="Calibri" w:hAnsi="Calibri" w:eastAsia="Songti SC"/>
           <w:b w:val="0"/>
           <w:i w:val="0"/>
           <w:color w:val="334155"/>
@@ -872,7 +942,7 @@
       </w:pPr>
       <w:r>
         <w:rPr>
-          <w:rFonts w:ascii="Calibri" w:hAnsi="Calibri" w:eastAsia="Heiti TC"/>
+          <w:rFonts w:ascii="Calibri" w:hAnsi="Calibri" w:eastAsia="Songti SC"/>
           <w:b w:val="0"/>
           <w:i w:val="0"/>
           <w:color w:val="667085"/>
@@ -880,12 +950,12 @@
         </w:rPr>
         <w:t xml:space="preserve">Report: </w:t>
       </w:r>
-      <w:hyperlink r:id="rId20">
+      <w:hyperlink r:id="rId21">
         <w:r>
           <w:rPr>
             <w:color w:val="285B9D"/>
             <w:u w:val="single"/>
-            <w:rFonts w:eastAsia="Heiti TC" w:ascii="Calibri" w:hAnsi="Calibri"/>
+            <w:rFonts w:eastAsia="Songti SC" w:ascii="Calibri" w:hAnsi="Calibri"/>
           </w:rPr>
           <w:t>reports/archive-8c9df85b29e8</w:t>
         </w:r>
@@ -897,13 +967,13 @@
       </w:pPr>
       <w:r>
         <w:rPr>
-          <w:rFonts w:ascii="Calibri" w:hAnsi="Calibri" w:eastAsia="Heiti TC"/>
+          <w:rFonts w:ascii="Calibri" w:hAnsi="Calibri" w:eastAsia="Songti SC"/>
           <w:b/>
           <w:i w:val="0"/>
           <w:color w:val="0B2545"/>
           <w:sz w:val="23"/>
         </w:rPr>
-        <w:t>4. 2026-06-18 压力测试：AI 算力经济学——能源成本、TCO 结构，及其对芯片与设备 capex 效率的反向...</w:t>
+        <w:t>5. 2026-06-18 压力测试：AI 算力经济学——能源成本、TCO 结构，及其对芯片与设备 capex 效率的反向...</w:t>
       </w:r>
     </w:p>
     <w:p>
@@ -912,7 +982,7 @@
       </w:pPr>
       <w:r>
         <w:rPr>
-          <w:rFonts w:ascii="Calibri" w:hAnsi="Calibri" w:eastAsia="Heiti TC"/>
+          <w:rFonts w:ascii="Calibri" w:hAnsi="Calibri" w:eastAsia="Songti SC"/>
           <w:b w:val="0"/>
           <w:i w:val="0"/>
           <w:color w:val="667085"/>
@@ -927,7 +997,7 @@
       </w:pPr>
       <w:r>
         <w:rPr>
-          <w:rFonts w:ascii="Calibri" w:hAnsi="Calibri" w:eastAsia="Heiti TC"/>
+          <w:rFonts w:ascii="Calibri" w:hAnsi="Calibri" w:eastAsia="Songti SC"/>
           <w:b w:val="0"/>
           <w:i w:val="0"/>
           <w:color w:val="334155"/>
@@ -942,7 +1012,7 @@
       </w:pPr>
       <w:r>
         <w:rPr>
-          <w:rFonts w:ascii="Calibri" w:hAnsi="Calibri" w:eastAsia="Heiti TC"/>
+          <w:rFonts w:ascii="Calibri" w:hAnsi="Calibri" w:eastAsia="Songti SC"/>
           <w:b w:val="0"/>
           <w:i w:val="0"/>
           <w:color w:val="667085"/>
@@ -950,12 +1020,12 @@
         </w:rPr>
         <w:t xml:space="preserve">Report: </w:t>
       </w:r>
-      <w:hyperlink r:id="rId21">
+      <w:hyperlink r:id="rId22">
         <w:r>
           <w:rPr>
             <w:color w:val="285B9D"/>
             <w:u w:val="single"/>
-            <w:rFonts w:eastAsia="Heiti TC" w:ascii="Calibri" w:hAnsi="Calibri"/>
+            <w:rFonts w:eastAsia="Songti SC" w:ascii="Calibri" w:hAnsi="Calibri"/>
           </w:rPr>
           <w:t>reports/archive-ff9ba4318e3f</w:t>
         </w:r>
@@ -967,13 +1037,13 @@
       </w:pPr>
       <w:r>
         <w:rPr>
-          <w:rFonts w:ascii="Calibri" w:hAnsi="Calibri" w:eastAsia="Heiti TC"/>
+          <w:rFonts w:ascii="Calibri" w:hAnsi="Calibri" w:eastAsia="Songti SC"/>
           <w:b/>
           <w:i w:val="0"/>
           <w:color w:val="0B2545"/>
           <w:sz w:val="23"/>
         </w:rPr>
-        <w:t>5. AIDD 需求驱动下的先进封装与 HBM 硬件规格演进</w:t>
+        <w:t>6. AIDD 需求驱动下的先进封装与 HBM 硬件规格演进</w:t>
       </w:r>
     </w:p>
     <w:p>
@@ -982,7 +1052,7 @@
       </w:pPr>
       <w:r>
         <w:rPr>
-          <w:rFonts w:ascii="Calibri" w:hAnsi="Calibri" w:eastAsia="Heiti TC"/>
+          <w:rFonts w:ascii="Calibri" w:hAnsi="Calibri" w:eastAsia="Songti SC"/>
           <w:b w:val="0"/>
           <w:i w:val="0"/>
           <w:color w:val="667085"/>
@@ -997,7 +1067,7 @@
       </w:pPr>
       <w:r>
         <w:rPr>
-          <w:rFonts w:ascii="Calibri" w:hAnsi="Calibri" w:eastAsia="Heiti TC"/>
+          <w:rFonts w:ascii="Calibri" w:hAnsi="Calibri" w:eastAsia="Songti SC"/>
           <w:b w:val="0"/>
           <w:i w:val="0"/>
           <w:color w:val="334155"/>
@@ -1012,77 +1082,7 @@
       </w:pPr>
       <w:r>
         <w:rPr>
-          <w:rFonts w:ascii="Calibri" w:hAnsi="Calibri" w:eastAsia="Heiti TC"/>
-          <w:b w:val="0"/>
-          <w:i w:val="0"/>
-          <w:color w:val="667085"/>
-          <w:sz w:val="17"/>
-        </w:rPr>
-        <w:t xml:space="preserve">Report: </w:t>
-      </w:r>
-      <w:hyperlink r:id="rId22">
-        <w:r>
-          <w:rPr>
-            <w:color w:val="285B9D"/>
-            <w:u w:val="single"/>
-            <w:rFonts w:eastAsia="Heiti TC" w:ascii="Calibri" w:hAnsi="Calibri"/>
-          </w:rPr>
-          <w:t>reports/archive-055460301258</w:t>
-        </w:r>
-      </w:hyperlink>
-    </w:p>
-    <w:p>
-      <w:pPr>
-        <w:spacing w:before="0" w:after="40" w:line="264" w:lineRule="auto"/>
-      </w:pPr>
-      <w:r>
-        <w:rPr>
-          <w:rFonts w:ascii="Calibri" w:hAnsi="Calibri" w:eastAsia="Heiti TC"/>
-          <w:b/>
-          <w:i w:val="0"/>
-          <w:color w:val="0B2545"/>
-          <w:sz w:val="23"/>
-        </w:rPr>
-        <w:t>6. 西方电力设备巨头（GE, Siemens, Hitachi）的产能释放与订单错配压力评估：对电网瓶颈的压力测试</w:t>
-      </w:r>
-    </w:p>
-    <w:p>
-      <w:pPr>
-        <w:spacing w:before="0" w:after="40" w:line="264" w:lineRule="auto"/>
-      </w:pPr>
-      <w:r>
-        <w:rPr>
-          <w:rFonts w:ascii="Calibri" w:hAnsi="Calibri" w:eastAsia="Heiti TC"/>
-          <w:b w:val="0"/>
-          <w:i w:val="0"/>
-          <w:color w:val="667085"/>
-          <w:sz w:val="17"/>
-        </w:rPr>
-        <w:t>未识别 · 电力与电网 · score 49.8</w:t>
-      </w:r>
-    </w:p>
-    <w:p>
-      <w:pPr>
-        <w:spacing w:before="0" w:after="100" w:line="264" w:lineRule="auto"/>
-      </w:pPr>
-      <w:r>
-        <w:rPr>
-          <w:rFonts w:ascii="Calibri" w:hAnsi="Calibri" w:eastAsia="Heiti TC"/>
-          <w:b w:val="0"/>
-          <w:i w:val="0"/>
-          <w:color w:val="334155"/>
-          <w:sz w:val="20"/>
-        </w:rPr>
-        <w:t>西方电力设备巨头（GE, Siemens, Hitachi）的产能释放与订单错配压力评估：对电网瓶颈的压力测试</w:t>
-      </w:r>
-    </w:p>
-    <w:p>
-      <w:pPr>
-        <w:spacing w:before="0" w:after="160" w:line="264" w:lineRule="auto"/>
-      </w:pPr>
-      <w:r>
-        <w:rPr>
-          <w:rFonts w:ascii="Calibri" w:hAnsi="Calibri" w:eastAsia="Heiti TC"/>
+          <w:rFonts w:ascii="Calibri" w:hAnsi="Calibri" w:eastAsia="Songti SC"/>
           <w:b w:val="0"/>
           <w:i w:val="0"/>
           <w:color w:val="667085"/>
@@ -1095,9 +1095,9 @@
           <w:rPr>
             <w:color w:val="285B9D"/>
             <w:u w:val="single"/>
-            <w:rFonts w:eastAsia="Heiti TC" w:ascii="Calibri" w:hAnsi="Calibri"/>
+            <w:rFonts w:eastAsia="Songti SC" w:ascii="Calibri" w:hAnsi="Calibri"/>
           </w:rPr>
-          <w:t>reports/archive-53964ab22290</w:t>
+          <w:t>reports/archive-055460301258</w:t>
         </w:r>
       </w:hyperlink>
     </w:p>
@@ -1115,7 +1115,7 @@
       </w:pPr>
       <w:r>
         <w:rPr>
-          <w:rFonts w:ascii="Calibri" w:hAnsi="Calibri" w:eastAsia="Heiti TC"/>
+          <w:rFonts w:ascii="Calibri" w:hAnsi="Calibri" w:eastAsia="Songti SC"/>
           <w:b/>
           <w:i w:val="0"/>
           <w:color w:val="0B2545"/>
@@ -1130,7 +1130,7 @@
       </w:pPr>
       <w:r>
         <w:rPr>
-          <w:rFonts w:ascii="Calibri" w:hAnsi="Calibri" w:eastAsia="Heiti TC"/>
+          <w:rFonts w:ascii="Calibri" w:hAnsi="Calibri" w:eastAsia="Songti SC"/>
           <w:b w:val="0"/>
           <w:i w:val="0"/>
           <w:color w:val="334155"/>
@@ -1145,7 +1145,7 @@
       </w:pPr>
       <w:r>
         <w:rPr>
-          <w:rFonts w:ascii="Calibri" w:hAnsi="Calibri" w:eastAsia="Heiti TC"/>
+          <w:rFonts w:ascii="Calibri" w:hAnsi="Calibri" w:eastAsia="Songti SC"/>
           <w:b w:val="0"/>
           <w:i w:val="0"/>
           <w:color w:val="667085"/>
@@ -1158,7 +1158,7 @@
           <w:rPr>
             <w:color w:val="285B9D"/>
             <w:u w:val="single"/>
-            <w:rFonts w:eastAsia="Heiti TC" w:ascii="Calibri" w:hAnsi="Calibri"/>
+            <w:rFonts w:eastAsia="Songti SC" w:ascii="Calibri" w:hAnsi="Calibri"/>
           </w:rPr>
           <w:t>reports/archive-6984a39e382c</w:t>
         </w:r>
@@ -1170,7 +1170,7 @@
       </w:pPr>
       <w:r>
         <w:rPr>
-          <w:rFonts w:ascii="Calibri" w:hAnsi="Calibri" w:eastAsia="Heiti TC"/>
+          <w:rFonts w:ascii="Calibri" w:hAnsi="Calibri" w:eastAsia="Songti SC"/>
           <w:b/>
           <w:i w:val="0"/>
           <w:color w:val="0B2545"/>
@@ -1185,7 +1185,7 @@
       </w:pPr>
       <w:r>
         <w:rPr>
-          <w:rFonts w:ascii="Calibri" w:hAnsi="Calibri" w:eastAsia="Heiti TC"/>
+          <w:rFonts w:ascii="Calibri" w:hAnsi="Calibri" w:eastAsia="Songti SC"/>
           <w:b w:val="0"/>
           <w:i w:val="0"/>
           <w:color w:val="334155"/>
@@ -1200,7 +1200,7 @@
       </w:pPr>
       <w:r>
         <w:rPr>
-          <w:rFonts w:ascii="Calibri" w:hAnsi="Calibri" w:eastAsia="Heiti TC"/>
+          <w:rFonts w:ascii="Calibri" w:hAnsi="Calibri" w:eastAsia="Songti SC"/>
           <w:b w:val="0"/>
           <w:i w:val="0"/>
           <w:color w:val="667085"/>
@@ -1213,7 +1213,7 @@
           <w:rPr>
             <w:color w:val="285B9D"/>
             <w:u w:val="single"/>
-            <w:rFonts w:eastAsia="Heiti TC" w:ascii="Calibri" w:hAnsi="Calibri"/>
+            <w:rFonts w:eastAsia="Songti SC" w:ascii="Calibri" w:hAnsi="Calibri"/>
           </w:rPr>
           <w:t>reports/archive-9906cc6fde45</w:t>
         </w:r>
@@ -1225,7 +1225,7 @@
       </w:pPr>
       <w:r>
         <w:rPr>
-          <w:rFonts w:ascii="Calibri" w:hAnsi="Calibri" w:eastAsia="Heiti TC"/>
+          <w:rFonts w:ascii="Calibri" w:hAnsi="Calibri" w:eastAsia="Songti SC"/>
           <w:b/>
           <w:i w:val="0"/>
           <w:color w:val="0B2545"/>
@@ -1240,7 +1240,7 @@
       </w:pPr>
       <w:r>
         <w:rPr>
-          <w:rFonts w:ascii="Calibri" w:hAnsi="Calibri" w:eastAsia="Heiti TC"/>
+          <w:rFonts w:ascii="Calibri" w:hAnsi="Calibri" w:eastAsia="Songti SC"/>
           <w:b w:val="0"/>
           <w:i w:val="0"/>
           <w:color w:val="334155"/>
@@ -1255,7 +1255,7 @@
       </w:pPr>
       <w:r>
         <w:rPr>
-          <w:rFonts w:ascii="Calibri" w:hAnsi="Calibri" w:eastAsia="Heiti TC"/>
+          <w:rFonts w:ascii="Calibri" w:hAnsi="Calibri" w:eastAsia="Songti SC"/>
           <w:b w:val="0"/>
           <w:i w:val="0"/>
           <w:color w:val="667085"/>
@@ -1268,7 +1268,7 @@
           <w:rPr>
             <w:color w:val="285B9D"/>
             <w:u w:val="single"/>
-            <w:rFonts w:eastAsia="Heiti TC" w:ascii="Calibri" w:hAnsi="Calibri"/>
+            <w:rFonts w:eastAsia="Songti SC" w:ascii="Calibri" w:hAnsi="Calibri"/>
           </w:rPr>
           <w:t>reports/archive-6921ecb4fc86</w:t>
         </w:r>
@@ -1311,7 +1311,7 @@
             <w:r/>
             <w:r>
               <w:rPr>
-                <w:rFonts w:ascii="Calibri" w:hAnsi="Calibri" w:eastAsia="Heiti TC"/>
+                <w:rFonts w:ascii="Calibri" w:hAnsi="Calibri" w:eastAsia="Songti SC"/>
                 <w:b/>
                 <w:color w:val="475569"/>
                 <w:sz w:val="18"/>
@@ -1334,7 +1334,7 @@
             <w:r/>
             <w:r>
               <w:rPr>
-                <w:rFonts w:ascii="Calibri" w:hAnsi="Calibri" w:eastAsia="Heiti TC"/>
+                <w:rFonts w:ascii="Calibri" w:hAnsi="Calibri" w:eastAsia="Songti SC"/>
                 <w:b/>
                 <w:color w:val="475569"/>
                 <w:sz w:val="18"/>
@@ -1357,7 +1357,7 @@
             <w:r/>
             <w:r>
               <w:rPr>
-                <w:rFonts w:ascii="Calibri" w:hAnsi="Calibri" w:eastAsia="Heiti TC"/>
+                <w:rFonts w:ascii="Calibri" w:hAnsi="Calibri" w:eastAsia="Songti SC"/>
                 <w:b/>
                 <w:color w:val="475569"/>
                 <w:sz w:val="18"/>
@@ -1380,7 +1380,7 @@
             <w:r/>
             <w:r>
               <w:rPr>
-                <w:rFonts w:ascii="Calibri" w:hAnsi="Calibri" w:eastAsia="Heiti TC"/>
+                <w:rFonts w:ascii="Calibri" w:hAnsi="Calibri" w:eastAsia="Songti SC"/>
                 <w:b/>
                 <w:color w:val="475569"/>
                 <w:sz w:val="18"/>
@@ -1403,7 +1403,7 @@
             <w:r/>
             <w:r>
               <w:rPr>
-                <w:rFonts w:ascii="Calibri" w:hAnsi="Calibri" w:eastAsia="Heiti TC"/>
+                <w:rFonts w:ascii="Calibri" w:hAnsi="Calibri" w:eastAsia="Songti SC"/>
                 <w:b/>
                 <w:color w:val="475569"/>
                 <w:sz w:val="18"/>
@@ -1426,7 +1426,7 @@
             <w:r/>
             <w:r>
               <w:rPr>
-                <w:rFonts w:ascii="Calibri" w:hAnsi="Calibri" w:eastAsia="Heiti TC"/>
+                <w:rFonts w:ascii="Calibri" w:hAnsi="Calibri" w:eastAsia="Songti SC"/>
                 <w:b w:val="0"/>
                 <w:color w:val="111827"/>
                 <w:sz w:val="17"/>
@@ -1447,7 +1447,7 @@
             <w:r/>
             <w:r>
               <w:rPr>
-                <w:rFonts w:ascii="Calibri" w:hAnsi="Calibri" w:eastAsia="Heiti TC"/>
+                <w:rFonts w:ascii="Calibri" w:hAnsi="Calibri" w:eastAsia="Songti SC"/>
                 <w:b w:val="0"/>
                 <w:color w:val="111827"/>
                 <w:sz w:val="16"/>
@@ -1468,7 +1468,7 @@
             <w:r/>
             <w:r>
               <w:rPr>
-                <w:rFonts w:ascii="Calibri" w:hAnsi="Calibri" w:eastAsia="Heiti TC"/>
+                <w:rFonts w:ascii="Calibri" w:hAnsi="Calibri" w:eastAsia="Songti SC"/>
                 <w:b w:val="0"/>
                 <w:color w:val="111827"/>
                 <w:sz w:val="16"/>
@@ -1490,7 +1490,7 @@
             <w:r/>
             <w:r>
               <w:rPr>
-                <w:rFonts w:ascii="Calibri" w:hAnsi="Calibri" w:eastAsia="Heiti TC"/>
+                <w:rFonts w:ascii="Calibri" w:hAnsi="Calibri" w:eastAsia="Songti SC"/>
                 <w:b/>
                 <w:color w:val="111827"/>
                 <w:sz w:val="17"/>
@@ -1512,7 +1512,7 @@
             <w:r/>
             <w:r>
               <w:rPr>
-                <w:rFonts w:ascii="Calibri" w:hAnsi="Calibri" w:eastAsia="Heiti TC"/>
+                <w:rFonts w:ascii="Calibri" w:hAnsi="Calibri" w:eastAsia="Songti SC"/>
                 <w:b w:val="0"/>
                 <w:color w:val="111827"/>
                 <w:sz w:val="16"/>
@@ -1535,7 +1535,116 @@
             <w:r/>
             <w:r>
               <w:rPr>
-                <w:rFonts w:ascii="Calibri" w:hAnsi="Calibri" w:eastAsia="Heiti TC"/>
+                <w:rFonts w:ascii="Calibri" w:hAnsi="Calibri" w:eastAsia="Songti SC"/>
+                <w:b w:val="0"/>
+                <w:color w:val="111827"/>
+                <w:sz w:val="17"/>
+              </w:rPr>
+              <w:t>电网互联与变压器交付瓶颈：压力测试 2026–2028 年 AI 算力电力扩张的物理极限</w:t>
+            </w:r>
+          </w:p>
+        </w:tc>
+        <w:tc>
+          <w:tcPr>
+            <w:tcW w:type="dxa" w:w="1560"/>
+            <w:vAlign w:val="center"/>
+          </w:tcPr>
+          <w:p>
+            <w:pPr>
+              <w:spacing w:before="0" w:after="0"/>
+            </w:pPr>
+            <w:r/>
+            <w:r>
+              <w:rPr>
+                <w:rFonts w:ascii="Calibri" w:hAnsi="Calibri" w:eastAsia="Songti SC"/>
+                <w:b w:val="0"/>
+                <w:color w:val="111827"/>
+                <w:sz w:val="16"/>
+              </w:rPr>
+              <w:t>未识别</w:t>
+            </w:r>
+          </w:p>
+        </w:tc>
+        <w:tc>
+          <w:tcPr>
+            <w:tcW w:type="dxa" w:w="1680"/>
+            <w:vAlign w:val="center"/>
+          </w:tcPr>
+          <w:p>
+            <w:pPr>
+              <w:spacing w:before="0" w:after="0"/>
+            </w:pPr>
+            <w:r/>
+            <w:r>
+              <w:rPr>
+                <w:rFonts w:ascii="Calibri" w:hAnsi="Calibri" w:eastAsia="Songti SC"/>
+                <w:b w:val="0"/>
+                <w:color w:val="111827"/>
+                <w:sz w:val="16"/>
+              </w:rPr>
+              <w:t>电力与电网</w:t>
+            </w:r>
+          </w:p>
+        </w:tc>
+        <w:tc>
+          <w:tcPr>
+            <w:tcW w:type="dxa" w:w="900"/>
+            <w:vAlign w:val="center"/>
+          </w:tcPr>
+          <w:p>
+            <w:pPr>
+              <w:spacing w:before="0" w:after="0"/>
+              <w:jc w:val="center"/>
+            </w:pPr>
+            <w:r/>
+            <w:r>
+              <w:rPr>
+                <w:rFonts w:ascii="Calibri" w:hAnsi="Calibri" w:eastAsia="Songti SC"/>
+                <w:b/>
+                <w:color w:val="111827"/>
+                <w:sz w:val="17"/>
+              </w:rPr>
+              <w:t>56.2</w:t>
+            </w:r>
+          </w:p>
+        </w:tc>
+        <w:tc>
+          <w:tcPr>
+            <w:tcW w:type="dxa" w:w="1500"/>
+            <w:vAlign w:val="center"/>
+          </w:tcPr>
+          <w:p>
+            <w:pPr>
+              <w:spacing w:before="0" w:after="0"/>
+              <w:jc w:val="center"/>
+            </w:pPr>
+            <w:r/>
+            <w:r>
+              <w:rPr>
+                <w:rFonts w:ascii="Calibri" w:hAnsi="Calibri" w:eastAsia="Songti SC"/>
+                <w:b w:val="0"/>
+                <w:color w:val="111827"/>
+                <w:sz w:val="16"/>
+              </w:rPr>
+              <w:t>风险 3</w:t>
+            </w:r>
+          </w:p>
+        </w:tc>
+      </w:tr>
+      <w:tr>
+        <w:tc>
+          <w:tcPr>
+            <w:tcW w:type="dxa" w:w="3720"/>
+            <w:vAlign w:val="center"/>
+          </w:tcPr>
+          <w:p>
+            <w:pPr>
+              <w:spacing w:before="0" w:after="0"/>
+            </w:pPr>
+            <w:r/>
+            <w:r>
+              <w:rPr>
+                <w:rFonts w:ascii="Calibri" w:hAnsi="Calibri" w:eastAsia="Songti SC"/>
                 <w:b w:val="0"/>
                 <w:color w:val="111827"/>
                 <w:sz w:val="17"/>
@@ -1556,7 +1665,7 @@
             <w:r/>
             <w:r>
               <w:rPr>
-                <w:rFonts w:ascii="Calibri" w:hAnsi="Calibri" w:eastAsia="Heiti TC"/>
+                <w:rFonts w:ascii="Calibri" w:hAnsi="Calibri" w:eastAsia="Songti SC"/>
                 <w:b w:val="0"/>
                 <w:color w:val="111827"/>
                 <w:sz w:val="16"/>
@@ -1577,7 +1686,7 @@
             <w:r/>
             <w:r>
               <w:rPr>
-                <w:rFonts w:ascii="Calibri" w:hAnsi="Calibri" w:eastAsia="Heiti TC"/>
+                <w:rFonts w:ascii="Calibri" w:hAnsi="Calibri" w:eastAsia="Songti SC"/>
                 <w:b w:val="0"/>
                 <w:color w:val="111827"/>
                 <w:sz w:val="16"/>
@@ -1599,7 +1708,7 @@
             <w:r/>
             <w:r>
               <w:rPr>
-                <w:rFonts w:ascii="Calibri" w:hAnsi="Calibri" w:eastAsia="Heiti TC"/>
+                <w:rFonts w:ascii="Calibri" w:hAnsi="Calibri" w:eastAsia="Songti SC"/>
                 <w:b/>
                 <w:color w:val="111827"/>
                 <w:sz w:val="17"/>
@@ -1621,7 +1730,7 @@
             <w:r/>
             <w:r>
               <w:rPr>
-                <w:rFonts w:ascii="Calibri" w:hAnsi="Calibri" w:eastAsia="Heiti TC"/>
+                <w:rFonts w:ascii="Calibri" w:hAnsi="Calibri" w:eastAsia="Songti SC"/>
                 <w:b w:val="0"/>
                 <w:color w:val="111827"/>
                 <w:sz w:val="16"/>
@@ -1644,7 +1753,7 @@
             <w:r/>
             <w:r>
               <w:rPr>
-                <w:rFonts w:ascii="Calibri" w:hAnsi="Calibri" w:eastAsia="Heiti TC"/>
+                <w:rFonts w:ascii="Calibri" w:hAnsi="Calibri" w:eastAsia="Songti SC"/>
                 <w:b w:val="0"/>
                 <w:color w:val="111827"/>
                 <w:sz w:val="17"/>
@@ -1665,7 +1774,7 @@
             <w:r/>
             <w:r>
               <w:rPr>
-                <w:rFonts w:ascii="Calibri" w:hAnsi="Calibri" w:eastAsia="Heiti TC"/>
+                <w:rFonts w:ascii="Calibri" w:hAnsi="Calibri" w:eastAsia="Songti SC"/>
                 <w:b w:val="0"/>
                 <w:color w:val="111827"/>
                 <w:sz w:val="16"/>
@@ -1686,7 +1795,7 @@
             <w:r/>
             <w:r>
               <w:rPr>
-                <w:rFonts w:ascii="Calibri" w:hAnsi="Calibri" w:eastAsia="Heiti TC"/>
+                <w:rFonts w:ascii="Calibri" w:hAnsi="Calibri" w:eastAsia="Songti SC"/>
                 <w:b w:val="0"/>
                 <w:color w:val="111827"/>
                 <w:sz w:val="16"/>
@@ -1708,7 +1817,7 @@
             <w:r/>
             <w:r>
               <w:rPr>
-                <w:rFonts w:ascii="Calibri" w:hAnsi="Calibri" w:eastAsia="Heiti TC"/>
+                <w:rFonts w:ascii="Calibri" w:hAnsi="Calibri" w:eastAsia="Songti SC"/>
                 <w:b/>
                 <w:color w:val="111827"/>
                 <w:sz w:val="17"/>
@@ -1730,7 +1839,7 @@
             <w:r/>
             <w:r>
               <w:rPr>
-                <w:rFonts w:ascii="Calibri" w:hAnsi="Calibri" w:eastAsia="Heiti TC"/>
+                <w:rFonts w:ascii="Calibri" w:hAnsi="Calibri" w:eastAsia="Songti SC"/>
                 <w:b w:val="0"/>
                 <w:color w:val="111827"/>
                 <w:sz w:val="16"/>
@@ -1753,7 +1862,7 @@
             <w:r/>
             <w:r>
               <w:rPr>
-                <w:rFonts w:ascii="Calibri" w:hAnsi="Calibri" w:eastAsia="Heiti TC"/>
+                <w:rFonts w:ascii="Calibri" w:hAnsi="Calibri" w:eastAsia="Songti SC"/>
                 <w:b w:val="0"/>
                 <w:color w:val="111827"/>
                 <w:sz w:val="17"/>
@@ -1774,7 +1883,7 @@
             <w:r/>
             <w:r>
               <w:rPr>
-                <w:rFonts w:ascii="Calibri" w:hAnsi="Calibri" w:eastAsia="Heiti TC"/>
+                <w:rFonts w:ascii="Calibri" w:hAnsi="Calibri" w:eastAsia="Songti SC"/>
                 <w:b w:val="0"/>
                 <w:color w:val="111827"/>
                 <w:sz w:val="16"/>
@@ -1795,7 +1904,7 @@
             <w:r/>
             <w:r>
               <w:rPr>
-                <w:rFonts w:ascii="Calibri" w:hAnsi="Calibri" w:eastAsia="Heiti TC"/>
+                <w:rFonts w:ascii="Calibri" w:hAnsi="Calibri" w:eastAsia="Songti SC"/>
                 <w:b w:val="0"/>
                 <w:color w:val="111827"/>
                 <w:sz w:val="16"/>
@@ -1817,7 +1926,7 @@
             <w:r/>
             <w:r>
               <w:rPr>
-                <w:rFonts w:ascii="Calibri" w:hAnsi="Calibri" w:eastAsia="Heiti TC"/>
+                <w:rFonts w:ascii="Calibri" w:hAnsi="Calibri" w:eastAsia="Songti SC"/>
                 <w:b/>
                 <w:color w:val="111827"/>
                 <w:sz w:val="17"/>
@@ -1839,7 +1948,7 @@
             <w:r/>
             <w:r>
               <w:rPr>
-                <w:rFonts w:ascii="Calibri" w:hAnsi="Calibri" w:eastAsia="Heiti TC"/>
+                <w:rFonts w:ascii="Calibri" w:hAnsi="Calibri" w:eastAsia="Songti SC"/>
                 <w:b w:val="0"/>
                 <w:color w:val="111827"/>
                 <w:sz w:val="16"/>
@@ -1862,7 +1971,7 @@
             <w:r/>
             <w:r>
               <w:rPr>
-                <w:rFonts w:ascii="Calibri" w:hAnsi="Calibri" w:eastAsia="Heiti TC"/>
+                <w:rFonts w:ascii="Calibri" w:hAnsi="Calibri" w:eastAsia="Songti SC"/>
                 <w:b w:val="0"/>
                 <w:color w:val="111827"/>
                 <w:sz w:val="17"/>
@@ -1883,7 +1992,7 @@
             <w:r/>
             <w:r>
               <w:rPr>
-                <w:rFonts w:ascii="Calibri" w:hAnsi="Calibri" w:eastAsia="Heiti TC"/>
+                <w:rFonts w:ascii="Calibri" w:hAnsi="Calibri" w:eastAsia="Songti SC"/>
                 <w:b w:val="0"/>
                 <w:color w:val="111827"/>
                 <w:sz w:val="16"/>
@@ -1904,7 +2013,7 @@
             <w:r/>
             <w:r>
               <w:rPr>
-                <w:rFonts w:ascii="Calibri" w:hAnsi="Calibri" w:eastAsia="Heiti TC"/>
+                <w:rFonts w:ascii="Calibri" w:hAnsi="Calibri" w:eastAsia="Songti SC"/>
                 <w:b w:val="0"/>
                 <w:color w:val="111827"/>
                 <w:sz w:val="16"/>
@@ -1926,7 +2035,7 @@
             <w:r/>
             <w:r>
               <w:rPr>
-                <w:rFonts w:ascii="Calibri" w:hAnsi="Calibri" w:eastAsia="Heiti TC"/>
+                <w:rFonts w:ascii="Calibri" w:hAnsi="Calibri" w:eastAsia="Songti SC"/>
                 <w:b/>
                 <w:color w:val="111827"/>
                 <w:sz w:val="17"/>
@@ -1948,7 +2057,7 @@
             <w:r/>
             <w:r>
               <w:rPr>
-                <w:rFonts w:ascii="Calibri" w:hAnsi="Calibri" w:eastAsia="Heiti TC"/>
+                <w:rFonts w:ascii="Calibri" w:hAnsi="Calibri" w:eastAsia="Songti SC"/>
                 <w:b w:val="0"/>
                 <w:color w:val="111827"/>
                 <w:sz w:val="16"/>
@@ -1971,7 +2080,7 @@
             <w:r/>
             <w:r>
               <w:rPr>
-                <w:rFonts w:ascii="Calibri" w:hAnsi="Calibri" w:eastAsia="Heiti TC"/>
+                <w:rFonts w:ascii="Calibri" w:hAnsi="Calibri" w:eastAsia="Songti SC"/>
                 <w:b w:val="0"/>
                 <w:color w:val="111827"/>
                 <w:sz w:val="17"/>
@@ -1992,7 +2101,7 @@
             <w:r/>
             <w:r>
               <w:rPr>
-                <w:rFonts w:ascii="Calibri" w:hAnsi="Calibri" w:eastAsia="Heiti TC"/>
+                <w:rFonts w:ascii="Calibri" w:hAnsi="Calibri" w:eastAsia="Songti SC"/>
                 <w:b w:val="0"/>
                 <w:color w:val="111827"/>
                 <w:sz w:val="16"/>
@@ -2013,7 +2122,7 @@
             <w:r/>
             <w:r>
               <w:rPr>
-                <w:rFonts w:ascii="Calibri" w:hAnsi="Calibri" w:eastAsia="Heiti TC"/>
+                <w:rFonts w:ascii="Calibri" w:hAnsi="Calibri" w:eastAsia="Songti SC"/>
                 <w:b w:val="0"/>
                 <w:color w:val="111827"/>
                 <w:sz w:val="16"/>
@@ -2035,7 +2144,7 @@
             <w:r/>
             <w:r>
               <w:rPr>
-                <w:rFonts w:ascii="Calibri" w:hAnsi="Calibri" w:eastAsia="Heiti TC"/>
+                <w:rFonts w:ascii="Calibri" w:hAnsi="Calibri" w:eastAsia="Songti SC"/>
                 <w:b/>
                 <w:color w:val="111827"/>
                 <w:sz w:val="17"/>
@@ -2057,7 +2166,7 @@
             <w:r/>
             <w:r>
               <w:rPr>
-                <w:rFonts w:ascii="Calibri" w:hAnsi="Calibri" w:eastAsia="Heiti TC"/>
+                <w:rFonts w:ascii="Calibri" w:hAnsi="Calibri" w:eastAsia="Songti SC"/>
                 <w:b w:val="0"/>
                 <w:color w:val="111827"/>
                 <w:sz w:val="16"/>
@@ -2080,7 +2189,7 @@
             <w:r/>
             <w:r>
               <w:rPr>
-                <w:rFonts w:ascii="Calibri" w:hAnsi="Calibri" w:eastAsia="Heiti TC"/>
+                <w:rFonts w:ascii="Calibri" w:hAnsi="Calibri" w:eastAsia="Songti SC"/>
                 <w:b w:val="0"/>
                 <w:color w:val="111827"/>
                 <w:sz w:val="17"/>
@@ -2101,7 +2210,7 @@
             <w:r/>
             <w:r>
               <w:rPr>
-                <w:rFonts w:ascii="Calibri" w:hAnsi="Calibri" w:eastAsia="Heiti TC"/>
+                <w:rFonts w:ascii="Calibri" w:hAnsi="Calibri" w:eastAsia="Songti SC"/>
                 <w:b w:val="0"/>
                 <w:color w:val="111827"/>
                 <w:sz w:val="16"/>
@@ -2122,7 +2231,7 @@
             <w:r/>
             <w:r>
               <w:rPr>
-                <w:rFonts w:ascii="Calibri" w:hAnsi="Calibri" w:eastAsia="Heiti TC"/>
+                <w:rFonts w:ascii="Calibri" w:hAnsi="Calibri" w:eastAsia="Songti SC"/>
                 <w:b w:val="0"/>
                 <w:color w:val="111827"/>
                 <w:sz w:val="16"/>
@@ -2144,7 +2253,7 @@
             <w:r/>
             <w:r>
               <w:rPr>
-                <w:rFonts w:ascii="Calibri" w:hAnsi="Calibri" w:eastAsia="Heiti TC"/>
+                <w:rFonts w:ascii="Calibri" w:hAnsi="Calibri" w:eastAsia="Songti SC"/>
                 <w:b/>
                 <w:color w:val="111827"/>
                 <w:sz w:val="17"/>
@@ -2166,7 +2275,7 @@
             <w:r/>
             <w:r>
               <w:rPr>
-                <w:rFonts w:ascii="Calibri" w:hAnsi="Calibri" w:eastAsia="Heiti TC"/>
+                <w:rFonts w:ascii="Calibri" w:hAnsi="Calibri" w:eastAsia="Songti SC"/>
                 <w:b w:val="0"/>
                 <w:color w:val="111827"/>
                 <w:sz w:val="16"/>
@@ -2189,12 +2298,12 @@
             <w:r/>
             <w:r>
               <w:rPr>
-                <w:rFonts w:ascii="Calibri" w:hAnsi="Calibri" w:eastAsia="Heiti TC"/>
+                <w:rFonts w:ascii="Calibri" w:hAnsi="Calibri" w:eastAsia="Songti SC"/>
                 <w:b w:val="0"/>
                 <w:color w:val="111827"/>
                 <w:sz w:val="17"/>
               </w:rPr>
-              <w:t>国内 AI 算力扩张的电力与电网瓶颈评估</w:t>
+              <w:t>压力测试：发电侧扩容能否真正填平AI电力缺口？</w:t>
             </w:r>
           </w:p>
         </w:tc>
@@ -2210,7 +2319,7 @@
             <w:r/>
             <w:r>
               <w:rPr>
-                <w:rFonts w:ascii="Calibri" w:hAnsi="Calibri" w:eastAsia="Heiti TC"/>
+                <w:rFonts w:ascii="Calibri" w:hAnsi="Calibri" w:eastAsia="Songti SC"/>
                 <w:b w:val="0"/>
                 <w:color w:val="111827"/>
                 <w:sz w:val="16"/>
@@ -2231,12 +2340,12 @@
             <w:r/>
             <w:r>
               <w:rPr>
-                <w:rFonts w:ascii="Calibri" w:hAnsi="Calibri" w:eastAsia="Heiti TC"/>
+                <w:rFonts w:ascii="Calibri" w:hAnsi="Calibri" w:eastAsia="Songti SC"/>
                 <w:b w:val="0"/>
                 <w:color w:val="111827"/>
                 <w:sz w:val="16"/>
               </w:rPr>
-              <w:t>AI 基础设施</w:t>
+              <w:t>电力与电网</w:t>
             </w:r>
           </w:p>
         </w:tc>
@@ -2253,12 +2362,12 @@
             <w:r/>
             <w:r>
               <w:rPr>
-                <w:rFonts w:ascii="Calibri" w:hAnsi="Calibri" w:eastAsia="Heiti TC"/>
+                <w:rFonts w:ascii="Calibri" w:hAnsi="Calibri" w:eastAsia="Songti SC"/>
                 <w:b/>
                 <w:color w:val="111827"/>
                 <w:sz w:val="17"/>
               </w:rPr>
-              <w:t>48.9</w:t>
+              <w:t>49.4</w:t>
             </w:r>
           </w:p>
         </w:tc>
@@ -2275,7 +2384,7 @@
             <w:r/>
             <w:r>
               <w:rPr>
-                <w:rFonts w:ascii="Calibri" w:hAnsi="Calibri" w:eastAsia="Heiti TC"/>
+                <w:rFonts w:ascii="Calibri" w:hAnsi="Calibri" w:eastAsia="Songti SC"/>
                 <w:b w:val="0"/>
                 <w:color w:val="111827"/>
                 <w:sz w:val="16"/>
@@ -2298,12 +2407,12 @@
             <w:r/>
             <w:r>
               <w:rPr>
-                <w:rFonts w:ascii="Calibri" w:hAnsi="Calibri" w:eastAsia="Heiti TC"/>
+                <w:rFonts w:ascii="Calibri" w:hAnsi="Calibri" w:eastAsia="Songti SC"/>
                 <w:b w:val="0"/>
                 <w:color w:val="111827"/>
                 <w:sz w:val="17"/>
               </w:rPr>
-              <w:t>AI算力电网网架物理约束与中下游估值杠杆压力测试报告</w:t>
+              <w:t>国内 AI 算力扩张的电力与电网瓶颈评估</w:t>
             </w:r>
           </w:p>
         </w:tc>
@@ -2319,7 +2428,7 @@
             <w:r/>
             <w:r>
               <w:rPr>
-                <w:rFonts w:ascii="Calibri" w:hAnsi="Calibri" w:eastAsia="Heiti TC"/>
+                <w:rFonts w:ascii="Calibri" w:hAnsi="Calibri" w:eastAsia="Songti SC"/>
                 <w:b w:val="0"/>
                 <w:color w:val="111827"/>
                 <w:sz w:val="16"/>
@@ -2340,7 +2449,7 @@
             <w:r/>
             <w:r>
               <w:rPr>
-                <w:rFonts w:ascii="Calibri" w:hAnsi="Calibri" w:eastAsia="Heiti TC"/>
+                <w:rFonts w:ascii="Calibri" w:hAnsi="Calibri" w:eastAsia="Songti SC"/>
                 <w:b w:val="0"/>
                 <w:color w:val="111827"/>
                 <w:sz w:val="16"/>
@@ -2362,12 +2471,12 @@
             <w:r/>
             <w:r>
               <w:rPr>
-                <w:rFonts w:ascii="Calibri" w:hAnsi="Calibri" w:eastAsia="Heiti TC"/>
+                <w:rFonts w:ascii="Calibri" w:hAnsi="Calibri" w:eastAsia="Songti SC"/>
                 <w:b/>
                 <w:color w:val="111827"/>
                 <w:sz w:val="17"/>
               </w:rPr>
-              <w:t>48.2</w:t>
+              <w:t>48.9</w:t>
             </w:r>
           </w:p>
         </w:tc>
@@ -2384,7 +2493,7 @@
             <w:r/>
             <w:r>
               <w:rPr>
-                <w:rFonts w:ascii="Calibri" w:hAnsi="Calibri" w:eastAsia="Heiti TC"/>
+                <w:rFonts w:ascii="Calibri" w:hAnsi="Calibri" w:eastAsia="Songti SC"/>
                 <w:b w:val="0"/>
                 <w:color w:val="111827"/>
                 <w:sz w:val="16"/>
@@ -2407,12 +2516,12 @@
             <w:r/>
             <w:r>
               <w:rPr>
-                <w:rFonts w:ascii="Calibri" w:hAnsi="Calibri" w:eastAsia="Heiti TC"/>
+                <w:rFonts w:ascii="Calibri" w:hAnsi="Calibri" w:eastAsia="Songti SC"/>
                 <w:b w:val="0"/>
                 <w:color w:val="111827"/>
                 <w:sz w:val="17"/>
               </w:rPr>
-              <w:t>AI基础设施2026-06-18</w:t>
+              <w:t>AI算力电网网架物理约束与中下游估值杠杆压力测试报告</w:t>
             </w:r>
           </w:p>
         </w:tc>
@@ -2428,7 +2537,7 @@
             <w:r/>
             <w:r>
               <w:rPr>
-                <w:rFonts w:ascii="Calibri" w:hAnsi="Calibri" w:eastAsia="Heiti TC"/>
+                <w:rFonts w:ascii="Calibri" w:hAnsi="Calibri" w:eastAsia="Songti SC"/>
                 <w:b w:val="0"/>
                 <w:color w:val="111827"/>
                 <w:sz w:val="16"/>
@@ -2449,7 +2558,7 @@
             <w:r/>
             <w:r>
               <w:rPr>
-                <w:rFonts w:ascii="Calibri" w:hAnsi="Calibri" w:eastAsia="Heiti TC"/>
+                <w:rFonts w:ascii="Calibri" w:hAnsi="Calibri" w:eastAsia="Songti SC"/>
                 <w:b w:val="0"/>
                 <w:color w:val="111827"/>
                 <w:sz w:val="16"/>
@@ -2471,7 +2580,334 @@
             <w:r/>
             <w:r>
               <w:rPr>
-                <w:rFonts w:ascii="Calibri" w:hAnsi="Calibri" w:eastAsia="Heiti TC"/>
+                <w:rFonts w:ascii="Calibri" w:hAnsi="Calibri" w:eastAsia="Songti SC"/>
+                <w:b/>
+                <w:color w:val="111827"/>
+                <w:sz w:val="17"/>
+              </w:rPr>
+              <w:t>48.2</w:t>
+            </w:r>
+          </w:p>
+        </w:tc>
+        <w:tc>
+          <w:tcPr>
+            <w:tcW w:type="dxa" w:w="1500"/>
+            <w:vAlign w:val="center"/>
+          </w:tcPr>
+          <w:p>
+            <w:pPr>
+              <w:spacing w:before="0" w:after="0"/>
+              <w:jc w:val="center"/>
+            </w:pPr>
+            <w:r/>
+            <w:r>
+              <w:rPr>
+                <w:rFonts w:ascii="Calibri" w:hAnsi="Calibri" w:eastAsia="Songti SC"/>
+                <w:b w:val="0"/>
+                <w:color w:val="111827"/>
+                <w:sz w:val="16"/>
+              </w:rPr>
+              <w:t>风险 2</w:t>
+            </w:r>
+          </w:p>
+        </w:tc>
+      </w:tr>
+      <w:tr>
+        <w:tc>
+          <w:tcPr>
+            <w:tcW w:type="dxa" w:w="3720"/>
+            <w:vAlign w:val="center"/>
+          </w:tcPr>
+          <w:p>
+            <w:pPr>
+              <w:spacing w:before="0" w:after="0"/>
+            </w:pPr>
+            <w:r/>
+            <w:r>
+              <w:rPr>
+                <w:rFonts w:ascii="Calibri" w:hAnsi="Calibri" w:eastAsia="Songti SC"/>
+                <w:b w:val="0"/>
+                <w:color w:val="111827"/>
+                <w:sz w:val="17"/>
+              </w:rPr>
+              <w:t>AI基础设施定价权迁移：从芯片稀缺转向电力与电网瓶颈</w:t>
+            </w:r>
+          </w:p>
+        </w:tc>
+        <w:tc>
+          <w:tcPr>
+            <w:tcW w:type="dxa" w:w="1560"/>
+            <w:vAlign w:val="center"/>
+          </w:tcPr>
+          <w:p>
+            <w:pPr>
+              <w:spacing w:before="0" w:after="0"/>
+            </w:pPr>
+            <w:r/>
+            <w:r>
+              <w:rPr>
+                <w:rFonts w:ascii="Calibri" w:hAnsi="Calibri" w:eastAsia="Songti SC"/>
+                <w:b w:val="0"/>
+                <w:color w:val="111827"/>
+                <w:sz w:val="16"/>
+              </w:rPr>
+              <w:t>未识别</w:t>
+            </w:r>
+          </w:p>
+        </w:tc>
+        <w:tc>
+          <w:tcPr>
+            <w:tcW w:type="dxa" w:w="1680"/>
+            <w:vAlign w:val="center"/>
+          </w:tcPr>
+          <w:p>
+            <w:pPr>
+              <w:spacing w:before="0" w:after="0"/>
+            </w:pPr>
+            <w:r/>
+            <w:r>
+              <w:rPr>
+                <w:rFonts w:ascii="Calibri" w:hAnsi="Calibri" w:eastAsia="Songti SC"/>
+                <w:b w:val="0"/>
+                <w:color w:val="111827"/>
+                <w:sz w:val="16"/>
+              </w:rPr>
+              <w:t>电力与电网</w:t>
+            </w:r>
+          </w:p>
+        </w:tc>
+        <w:tc>
+          <w:tcPr>
+            <w:tcW w:type="dxa" w:w="900"/>
+            <w:vAlign w:val="center"/>
+          </w:tcPr>
+          <w:p>
+            <w:pPr>
+              <w:spacing w:before="0" w:after="0"/>
+              <w:jc w:val="center"/>
+            </w:pPr>
+            <w:r/>
+            <w:r>
+              <w:rPr>
+                <w:rFonts w:ascii="Calibri" w:hAnsi="Calibri" w:eastAsia="Songti SC"/>
+                <w:b/>
+                <w:color w:val="111827"/>
+                <w:sz w:val="17"/>
+              </w:rPr>
+              <w:t>47.7</w:t>
+            </w:r>
+          </w:p>
+        </w:tc>
+        <w:tc>
+          <w:tcPr>
+            <w:tcW w:type="dxa" w:w="1500"/>
+            <w:vAlign w:val="center"/>
+          </w:tcPr>
+          <w:p>
+            <w:pPr>
+              <w:spacing w:before="0" w:after="0"/>
+              <w:jc w:val="center"/>
+            </w:pPr>
+            <w:r/>
+            <w:r>
+              <w:rPr>
+                <w:rFonts w:ascii="Calibri" w:hAnsi="Calibri" w:eastAsia="Songti SC"/>
+                <w:b w:val="0"/>
+                <w:color w:val="111827"/>
+                <w:sz w:val="16"/>
+              </w:rPr>
+              <w:t>风险 2</w:t>
+            </w:r>
+          </w:p>
+        </w:tc>
+      </w:tr>
+      <w:tr>
+        <w:tc>
+          <w:tcPr>
+            <w:tcW w:type="dxa" w:w="3720"/>
+            <w:vAlign w:val="center"/>
+          </w:tcPr>
+          <w:p>
+            <w:pPr>
+              <w:spacing w:before="0" w:after="0"/>
+            </w:pPr>
+            <w:r/>
+            <w:r>
+              <w:rPr>
+                <w:rFonts w:ascii="Calibri" w:hAnsi="Calibri" w:eastAsia="Songti SC"/>
+                <w:b w:val="0"/>
+                <w:color w:val="111827"/>
+                <w:sz w:val="17"/>
+              </w:rPr>
+              <w:t>变压器与电网瓶颈压力下，超大规模云厂商（Hyperscalers）的资本开支重心与数据中心部署策略演变</w:t>
+            </w:r>
+          </w:p>
+        </w:tc>
+        <w:tc>
+          <w:tcPr>
+            <w:tcW w:type="dxa" w:w="1560"/>
+            <w:vAlign w:val="center"/>
+          </w:tcPr>
+          <w:p>
+            <w:pPr>
+              <w:spacing w:before="0" w:after="0"/>
+            </w:pPr>
+            <w:r/>
+            <w:r>
+              <w:rPr>
+                <w:rFonts w:ascii="Calibri" w:hAnsi="Calibri" w:eastAsia="Songti SC"/>
+                <w:b w:val="0"/>
+                <w:color w:val="111827"/>
+                <w:sz w:val="16"/>
+              </w:rPr>
+              <w:t>未识别</w:t>
+            </w:r>
+          </w:p>
+        </w:tc>
+        <w:tc>
+          <w:tcPr>
+            <w:tcW w:type="dxa" w:w="1680"/>
+            <w:vAlign w:val="center"/>
+          </w:tcPr>
+          <w:p>
+            <w:pPr>
+              <w:spacing w:before="0" w:after="0"/>
+            </w:pPr>
+            <w:r/>
+            <w:r>
+              <w:rPr>
+                <w:rFonts w:ascii="Calibri" w:hAnsi="Calibri" w:eastAsia="Songti SC"/>
+                <w:b w:val="0"/>
+                <w:color w:val="111827"/>
+                <w:sz w:val="16"/>
+              </w:rPr>
+              <w:t>AI 基础设施</w:t>
+            </w:r>
+          </w:p>
+        </w:tc>
+        <w:tc>
+          <w:tcPr>
+            <w:tcW w:type="dxa" w:w="900"/>
+            <w:vAlign w:val="center"/>
+          </w:tcPr>
+          <w:p>
+            <w:pPr>
+              <w:spacing w:before="0" w:after="0"/>
+              <w:jc w:val="center"/>
+            </w:pPr>
+            <w:r/>
+            <w:r>
+              <w:rPr>
+                <w:rFonts w:ascii="Calibri" w:hAnsi="Calibri" w:eastAsia="Songti SC"/>
+                <w:b/>
+                <w:color w:val="111827"/>
+                <w:sz w:val="17"/>
+              </w:rPr>
+              <w:t>47.6</w:t>
+            </w:r>
+          </w:p>
+        </w:tc>
+        <w:tc>
+          <w:tcPr>
+            <w:tcW w:type="dxa" w:w="1500"/>
+            <w:vAlign w:val="center"/>
+          </w:tcPr>
+          <w:p>
+            <w:pPr>
+              <w:spacing w:before="0" w:after="0"/>
+              <w:jc w:val="center"/>
+            </w:pPr>
+            <w:r/>
+            <w:r>
+              <w:rPr>
+                <w:rFonts w:ascii="Calibri" w:hAnsi="Calibri" w:eastAsia="Songti SC"/>
+                <w:b w:val="0"/>
+                <w:color w:val="111827"/>
+                <w:sz w:val="16"/>
+              </w:rPr>
+              <w:t>风险 1</w:t>
+            </w:r>
+          </w:p>
+        </w:tc>
+      </w:tr>
+      <w:tr>
+        <w:tc>
+          <w:tcPr>
+            <w:tcW w:type="dxa" w:w="3720"/>
+            <w:vAlign w:val="center"/>
+          </w:tcPr>
+          <w:p>
+            <w:pPr>
+              <w:spacing w:before="0" w:after="0"/>
+            </w:pPr>
+            <w:r/>
+            <w:r>
+              <w:rPr>
+                <w:rFonts w:ascii="Calibri" w:hAnsi="Calibri" w:eastAsia="Songti SC"/>
+                <w:b w:val="0"/>
+                <w:color w:val="111827"/>
+                <w:sz w:val="17"/>
+              </w:rPr>
+              <w:t>AI基础设施2026-06-18</w:t>
+            </w:r>
+          </w:p>
+        </w:tc>
+        <w:tc>
+          <w:tcPr>
+            <w:tcW w:type="dxa" w:w="1560"/>
+            <w:vAlign w:val="center"/>
+          </w:tcPr>
+          <w:p>
+            <w:pPr>
+              <w:spacing w:before="0" w:after="0"/>
+            </w:pPr>
+            <w:r/>
+            <w:r>
+              <w:rPr>
+                <w:rFonts w:ascii="Calibri" w:hAnsi="Calibri" w:eastAsia="Songti SC"/>
+                <w:b w:val="0"/>
+                <w:color w:val="111827"/>
+                <w:sz w:val="16"/>
+              </w:rPr>
+              <w:t>未识别</w:t>
+            </w:r>
+          </w:p>
+        </w:tc>
+        <w:tc>
+          <w:tcPr>
+            <w:tcW w:type="dxa" w:w="1680"/>
+            <w:vAlign w:val="center"/>
+          </w:tcPr>
+          <w:p>
+            <w:pPr>
+              <w:spacing w:before="0" w:after="0"/>
+            </w:pPr>
+            <w:r/>
+            <w:r>
+              <w:rPr>
+                <w:rFonts w:ascii="Calibri" w:hAnsi="Calibri" w:eastAsia="Songti SC"/>
+                <w:b w:val="0"/>
+                <w:color w:val="111827"/>
+                <w:sz w:val="16"/>
+              </w:rPr>
+              <w:t>AI 基础设施</w:t>
+            </w:r>
+          </w:p>
+        </w:tc>
+        <w:tc>
+          <w:tcPr>
+            <w:tcW w:type="dxa" w:w="900"/>
+            <w:vAlign w:val="center"/>
+          </w:tcPr>
+          <w:p>
+            <w:pPr>
+              <w:spacing w:before="0" w:after="0"/>
+              <w:jc w:val="center"/>
+            </w:pPr>
+            <w:r/>
+            <w:r>
+              <w:rPr>
+                <w:rFonts w:ascii="Calibri" w:hAnsi="Calibri" w:eastAsia="Songti SC"/>
                 <w:b/>
                 <w:color w:val="111827"/>
                 <w:sz w:val="17"/>
@@ -2493,7 +2929,7 @@
             <w:r/>
             <w:r>
               <w:rPr>
-                <w:rFonts w:ascii="Calibri" w:hAnsi="Calibri" w:eastAsia="Heiti TC"/>
+                <w:rFonts w:ascii="Calibri" w:hAnsi="Calibri" w:eastAsia="Songti SC"/>
                 <w:b w:val="0"/>
                 <w:color w:val="111827"/>
                 <w:sz w:val="16"/>
@@ -2516,7 +2952,7 @@
             <w:r/>
             <w:r>
               <w:rPr>
-                <w:rFonts w:ascii="Calibri" w:hAnsi="Calibri" w:eastAsia="Heiti TC"/>
+                <w:rFonts w:ascii="Calibri" w:hAnsi="Calibri" w:eastAsia="Songti SC"/>
                 <w:b w:val="0"/>
                 <w:color w:val="111827"/>
                 <w:sz w:val="17"/>
@@ -2537,7 +2973,7 @@
             <w:r/>
             <w:r>
               <w:rPr>
-                <w:rFonts w:ascii="Calibri" w:hAnsi="Calibri" w:eastAsia="Heiti TC"/>
+                <w:rFonts w:ascii="Calibri" w:hAnsi="Calibri" w:eastAsia="Songti SC"/>
                 <w:b w:val="0"/>
                 <w:color w:val="111827"/>
                 <w:sz w:val="16"/>
@@ -2558,7 +2994,7 @@
             <w:r/>
             <w:r>
               <w:rPr>
-                <w:rFonts w:ascii="Calibri" w:hAnsi="Calibri" w:eastAsia="Heiti TC"/>
+                <w:rFonts w:ascii="Calibri" w:hAnsi="Calibri" w:eastAsia="Songti SC"/>
                 <w:b w:val="0"/>
                 <w:color w:val="111827"/>
                 <w:sz w:val="16"/>
@@ -2580,7 +3016,7 @@
             <w:r/>
             <w:r>
               <w:rPr>
-                <w:rFonts w:ascii="Calibri" w:hAnsi="Calibri" w:eastAsia="Heiti TC"/>
+                <w:rFonts w:ascii="Calibri" w:hAnsi="Calibri" w:eastAsia="Songti SC"/>
                 <w:b/>
                 <w:color w:val="111827"/>
                 <w:sz w:val="17"/>
@@ -2602,7 +3038,7 @@
             <w:r/>
             <w:r>
               <w:rPr>
-                <w:rFonts w:ascii="Calibri" w:hAnsi="Calibri" w:eastAsia="Heiti TC"/>
+                <w:rFonts w:ascii="Calibri" w:hAnsi="Calibri" w:eastAsia="Songti SC"/>
                 <w:b w:val="0"/>
                 <w:color w:val="111827"/>
                 <w:sz w:val="16"/>
@@ -2625,7 +3061,7 @@
             <w:r/>
             <w:r>
               <w:rPr>
-                <w:rFonts w:ascii="Calibri" w:hAnsi="Calibri" w:eastAsia="Heiti TC"/>
+                <w:rFonts w:ascii="Calibri" w:hAnsi="Calibri" w:eastAsia="Songti SC"/>
                 <w:b w:val="0"/>
                 <w:color w:val="111827"/>
                 <w:sz w:val="17"/>
@@ -2646,7 +3082,7 @@
             <w:r/>
             <w:r>
               <w:rPr>
-                <w:rFonts w:ascii="Calibri" w:hAnsi="Calibri" w:eastAsia="Heiti TC"/>
+                <w:rFonts w:ascii="Calibri" w:hAnsi="Calibri" w:eastAsia="Songti SC"/>
                 <w:b w:val="0"/>
                 <w:color w:val="111827"/>
                 <w:sz w:val="16"/>
@@ -2667,7 +3103,7 @@
             <w:r/>
             <w:r>
               <w:rPr>
-                <w:rFonts w:ascii="Calibri" w:hAnsi="Calibri" w:eastAsia="Heiti TC"/>
+                <w:rFonts w:ascii="Calibri" w:hAnsi="Calibri" w:eastAsia="Songti SC"/>
                 <w:b w:val="0"/>
                 <w:color w:val="111827"/>
                 <w:sz w:val="16"/>
@@ -2689,7 +3125,7 @@
             <w:r/>
             <w:r>
               <w:rPr>
-                <w:rFonts w:ascii="Calibri" w:hAnsi="Calibri" w:eastAsia="Heiti TC"/>
+                <w:rFonts w:ascii="Calibri" w:hAnsi="Calibri" w:eastAsia="Songti SC"/>
                 <w:b/>
                 <w:color w:val="111827"/>
                 <w:sz w:val="17"/>
@@ -2711,7 +3147,7 @@
             <w:r/>
             <w:r>
               <w:rPr>
-                <w:rFonts w:ascii="Calibri" w:hAnsi="Calibri" w:eastAsia="Heiti TC"/>
+                <w:rFonts w:ascii="Calibri" w:hAnsi="Calibri" w:eastAsia="Songti SC"/>
                 <w:b w:val="0"/>
                 <w:color w:val="111827"/>
                 <w:sz w:val="16"/>
@@ -2734,12 +3170,12 @@
             <w:r/>
             <w:r>
               <w:rPr>
-                <w:rFonts w:ascii="Calibri" w:hAnsi="Calibri" w:eastAsia="Heiti TC"/>
+                <w:rFonts w:ascii="Calibri" w:hAnsi="Calibri" w:eastAsia="Songti SC"/>
                 <w:b w:val="0"/>
                 <w:color w:val="111827"/>
                 <w:sz w:val="17"/>
               </w:rPr>
-              <w:t>中国变压器成本优势能否疏通全球 AI 电力交付瓶颈？</w:t>
+              <w:t>半导体压力测试：芯片能效与先进封装能否突破“通电围墙”？— 2026-06-18</w:t>
             </w:r>
           </w:p>
         </w:tc>
@@ -2755,7 +3191,7 @@
             <w:r/>
             <w:r>
               <w:rPr>
-                <w:rFonts w:ascii="Calibri" w:hAnsi="Calibri" w:eastAsia="Heiti TC"/>
+                <w:rFonts w:ascii="Calibri" w:hAnsi="Calibri" w:eastAsia="Songti SC"/>
                 <w:b w:val="0"/>
                 <w:color w:val="111827"/>
                 <w:sz w:val="16"/>
@@ -2776,12 +3212,12 @@
             <w:r/>
             <w:r>
               <w:rPr>
-                <w:rFonts w:ascii="Calibri" w:hAnsi="Calibri" w:eastAsia="Heiti TC"/>
+                <w:rFonts w:ascii="Calibri" w:hAnsi="Calibri" w:eastAsia="Songti SC"/>
                 <w:b w:val="0"/>
                 <w:color w:val="111827"/>
                 <w:sz w:val="16"/>
               </w:rPr>
-              <w:t>电力与电网</w:t>
+              <w:t>半导体与存储</w:t>
             </w:r>
           </w:p>
         </w:tc>
@@ -2798,12 +3234,12 @@
             <w:r/>
             <w:r>
               <w:rPr>
-                <w:rFonts w:ascii="Calibri" w:hAnsi="Calibri" w:eastAsia="Heiti TC"/>
+                <w:rFonts w:ascii="Calibri" w:hAnsi="Calibri" w:eastAsia="Songti SC"/>
                 <w:b/>
                 <w:color w:val="111827"/>
                 <w:sz w:val="17"/>
               </w:rPr>
-              <w:t>43.3</w:t>
+              <w:t>46.8</w:t>
             </w:r>
           </w:p>
         </w:tc>
@@ -2820,7 +3256,7 @@
             <w:r/>
             <w:r>
               <w:rPr>
-                <w:rFonts w:ascii="Calibri" w:hAnsi="Calibri" w:eastAsia="Heiti TC"/>
+                <w:rFonts w:ascii="Calibri" w:hAnsi="Calibri" w:eastAsia="Songti SC"/>
                 <w:b w:val="0"/>
                 <w:color w:val="111827"/>
                 <w:sz w:val="16"/>
@@ -2843,12 +3279,12 @@
             <w:r/>
             <w:r>
               <w:rPr>
-                <w:rFonts w:ascii="Calibri" w:hAnsi="Calibri" w:eastAsia="Heiti TC"/>
+                <w:rFonts w:ascii="Calibri" w:hAnsi="Calibri" w:eastAsia="Songti SC"/>
                 <w:b w:val="0"/>
                 <w:color w:val="111827"/>
                 <w:sz w:val="17"/>
               </w:rPr>
-              <w:t>2026-06-18 压力测试：Hyperscaler 7 月 Capex、能源 TCO 压力与 AI 基础设施供应链确定性</w:t>
+              <w:t>AI 能源供应“弹性”评估：可再生能源并网对缓解算力缺口的有效性</w:t>
             </w:r>
           </w:p>
         </w:tc>
@@ -2864,7 +3300,7 @@
             <w:r/>
             <w:r>
               <w:rPr>
-                <w:rFonts w:ascii="Calibri" w:hAnsi="Calibri" w:eastAsia="Heiti TC"/>
+                <w:rFonts w:ascii="Calibri" w:hAnsi="Calibri" w:eastAsia="Songti SC"/>
                 <w:b w:val="0"/>
                 <w:color w:val="111827"/>
                 <w:sz w:val="16"/>
@@ -2885,7 +3321,7 @@
             <w:r/>
             <w:r>
               <w:rPr>
-                <w:rFonts w:ascii="Calibri" w:hAnsi="Calibri" w:eastAsia="Heiti TC"/>
+                <w:rFonts w:ascii="Calibri" w:hAnsi="Calibri" w:eastAsia="Songti SC"/>
                 <w:b w:val="0"/>
                 <w:color w:val="111827"/>
                 <w:sz w:val="16"/>
@@ -2907,12 +3343,12 @@
             <w:r/>
             <w:r>
               <w:rPr>
-                <w:rFonts w:ascii="Calibri" w:hAnsi="Calibri" w:eastAsia="Heiti TC"/>
+                <w:rFonts w:ascii="Calibri" w:hAnsi="Calibri" w:eastAsia="Songti SC"/>
                 <w:b/>
                 <w:color w:val="111827"/>
                 <w:sz w:val="17"/>
               </w:rPr>
-              <w:t>43.2</w:t>
+              <w:t>46.7</w:t>
             </w:r>
           </w:p>
         </w:tc>
@@ -2929,448 +3365,12 @@
             <w:r/>
             <w:r>
               <w:rPr>
-                <w:rFonts w:ascii="Calibri" w:hAnsi="Calibri" w:eastAsia="Heiti TC"/>
+                <w:rFonts w:ascii="Calibri" w:hAnsi="Calibri" w:eastAsia="Songti SC"/>
                 <w:b w:val="0"/>
                 <w:color w:val="111827"/>
                 <w:sz w:val="16"/>
               </w:rPr>
               <w:t>风险 1</w:t>
-            </w:r>
-          </w:p>
-        </w:tc>
-      </w:tr>
-      <w:tr>
-        <w:tc>
-          <w:tcPr>
-            <w:tcW w:type="dxa" w:w="3720"/>
-            <w:vAlign w:val="center"/>
-          </w:tcPr>
-          <w:p>
-            <w:pPr>
-              <w:spacing w:before="0" w:after="0"/>
-            </w:pPr>
-            <w:r/>
-            <w:r>
-              <w:rPr>
-                <w:rFonts w:ascii="Calibri" w:hAnsi="Calibri" w:eastAsia="Heiti TC"/>
-                <w:b w:val="0"/>
-                <w:color w:val="111827"/>
-                <w:sz w:val="17"/>
-              </w:rPr>
-              <w:t>电气设备出口的贸易壁垒与安全审查：对"压制论"的压力测试</w:t>
-            </w:r>
-          </w:p>
-        </w:tc>
-        <w:tc>
-          <w:tcPr>
-            <w:tcW w:type="dxa" w:w="1560"/>
-            <w:vAlign w:val="center"/>
-          </w:tcPr>
-          <w:p>
-            <w:pPr>
-              <w:spacing w:before="0" w:after="0"/>
-            </w:pPr>
-            <w:r/>
-            <w:r>
-              <w:rPr>
-                <w:rFonts w:ascii="Calibri" w:hAnsi="Calibri" w:eastAsia="Heiti TC"/>
-                <w:b w:val="0"/>
-                <w:color w:val="111827"/>
-                <w:sz w:val="16"/>
-              </w:rPr>
-              <w:t>未识别</w:t>
-            </w:r>
-          </w:p>
-        </w:tc>
-        <w:tc>
-          <w:tcPr>
-            <w:tcW w:type="dxa" w:w="1680"/>
-            <w:vAlign w:val="center"/>
-          </w:tcPr>
-          <w:p>
-            <w:pPr>
-              <w:spacing w:before="0" w:after="0"/>
-            </w:pPr>
-            <w:r/>
-            <w:r>
-              <w:rPr>
-                <w:rFonts w:ascii="Calibri" w:hAnsi="Calibri" w:eastAsia="Heiti TC"/>
-                <w:b w:val="0"/>
-                <w:color w:val="111827"/>
-                <w:sz w:val="16"/>
-              </w:rPr>
-              <w:t>宏观通胀传导</w:t>
-            </w:r>
-          </w:p>
-        </w:tc>
-        <w:tc>
-          <w:tcPr>
-            <w:tcW w:type="dxa" w:w="900"/>
-            <w:vAlign w:val="center"/>
-          </w:tcPr>
-          <w:p>
-            <w:pPr>
-              <w:spacing w:before="0" w:after="0"/>
-              <w:jc w:val="center"/>
-            </w:pPr>
-            <w:r/>
-            <w:r>
-              <w:rPr>
-                <w:rFonts w:ascii="Calibri" w:hAnsi="Calibri" w:eastAsia="Heiti TC"/>
-                <w:b/>
-                <w:color w:val="111827"/>
-                <w:sz w:val="17"/>
-              </w:rPr>
-              <w:t>43.1</w:t>
-            </w:r>
-          </w:p>
-        </w:tc>
-        <w:tc>
-          <w:tcPr>
-            <w:tcW w:type="dxa" w:w="1500"/>
-            <w:vAlign w:val="center"/>
-          </w:tcPr>
-          <w:p>
-            <w:pPr>
-              <w:spacing w:before="0" w:after="0"/>
-              <w:jc w:val="center"/>
-            </w:pPr>
-            <w:r/>
-            <w:r>
-              <w:rPr>
-                <w:rFonts w:ascii="Calibri" w:hAnsi="Calibri" w:eastAsia="Heiti TC"/>
-                <w:b w:val="0"/>
-                <w:color w:val="111827"/>
-                <w:sz w:val="16"/>
-              </w:rPr>
-              <w:t>风险 1</w:t>
-            </w:r>
-          </w:p>
-        </w:tc>
-      </w:tr>
-      <w:tr>
-        <w:tc>
-          <w:tcPr>
-            <w:tcW w:type="dxa" w:w="3720"/>
-            <w:vAlign w:val="center"/>
-          </w:tcPr>
-          <w:p>
-            <w:pPr>
-              <w:spacing w:before="0" w:after="0"/>
-            </w:pPr>
-            <w:r/>
-            <w:r>
-              <w:rPr>
-                <w:rFonts w:ascii="Calibri" w:hAnsi="Calibri" w:eastAsia="Heiti TC"/>
-                <w:b w:val="0"/>
-                <w:color w:val="111827"/>
-                <w:sz w:val="17"/>
-              </w:rPr>
-              <w:t>交叉验证报告</w:t>
-            </w:r>
-          </w:p>
-        </w:tc>
-        <w:tc>
-          <w:tcPr>
-            <w:tcW w:type="dxa" w:w="1560"/>
-            <w:vAlign w:val="center"/>
-          </w:tcPr>
-          <w:p>
-            <w:pPr>
-              <w:spacing w:before="0" w:after="0"/>
-            </w:pPr>
-            <w:r/>
-            <w:r>
-              <w:rPr>
-                <w:rFonts w:ascii="Calibri" w:hAnsi="Calibri" w:eastAsia="Heiti TC"/>
-                <w:b w:val="0"/>
-                <w:color w:val="111827"/>
-                <w:sz w:val="16"/>
-              </w:rPr>
-              <w:t>深研主编</w:t>
-            </w:r>
-          </w:p>
-        </w:tc>
-        <w:tc>
-          <w:tcPr>
-            <w:tcW w:type="dxa" w:w="1680"/>
-            <w:vAlign w:val="center"/>
-          </w:tcPr>
-          <w:p>
-            <w:pPr>
-              <w:spacing w:before="0" w:after="0"/>
-            </w:pPr>
-            <w:r/>
-            <w:r>
-              <w:rPr>
-                <w:rFonts w:ascii="Calibri" w:hAnsi="Calibri" w:eastAsia="Heiti TC"/>
-                <w:b w:val="0"/>
-                <w:color w:val="111827"/>
-                <w:sz w:val="16"/>
-              </w:rPr>
-              <w:t>AI 基础设施</w:t>
-            </w:r>
-          </w:p>
-        </w:tc>
-        <w:tc>
-          <w:tcPr>
-            <w:tcW w:type="dxa" w:w="900"/>
-            <w:vAlign w:val="center"/>
-          </w:tcPr>
-          <w:p>
-            <w:pPr>
-              <w:spacing w:before="0" w:after="0"/>
-              <w:jc w:val="center"/>
-            </w:pPr>
-            <w:r/>
-            <w:r>
-              <w:rPr>
-                <w:rFonts w:ascii="Calibri" w:hAnsi="Calibri" w:eastAsia="Heiti TC"/>
-                <w:b/>
-                <w:color w:val="111827"/>
-                <w:sz w:val="17"/>
-              </w:rPr>
-              <w:t>43.1</w:t>
-            </w:r>
-          </w:p>
-        </w:tc>
-        <w:tc>
-          <w:tcPr>
-            <w:tcW w:type="dxa" w:w="1500"/>
-            <w:vAlign w:val="center"/>
-          </w:tcPr>
-          <w:p>
-            <w:pPr>
-              <w:spacing w:before="0" w:after="0"/>
-              <w:jc w:val="center"/>
-            </w:pPr>
-            <w:r/>
-            <w:r>
-              <w:rPr>
-                <w:rFonts w:ascii="Calibri" w:hAnsi="Calibri" w:eastAsia="Heiti TC"/>
-                <w:b w:val="0"/>
-                <w:color w:val="111827"/>
-                <w:sz w:val="16"/>
-              </w:rPr>
-              <w:t>风险 1</w:t>
-            </w:r>
-          </w:p>
-        </w:tc>
-      </w:tr>
-      <w:tr>
-        <w:tc>
-          <w:tcPr>
-            <w:tcW w:type="dxa" w:w="3720"/>
-            <w:vAlign w:val="center"/>
-          </w:tcPr>
-          <w:p>
-            <w:pPr>
-              <w:spacing w:before="0" w:after="0"/>
-            </w:pPr>
-            <w:r/>
-            <w:r>
-              <w:rPr>
-                <w:rFonts w:ascii="Calibri" w:hAnsi="Calibri" w:eastAsia="Heiti TC"/>
-                <w:b w:val="0"/>
-                <w:color w:val="111827"/>
-                <w:sz w:val="17"/>
-              </w:rPr>
-              <w:t>prior research notes｜电气设备与液冷模块标准化的供应链瓶颈</w:t>
-            </w:r>
-          </w:p>
-        </w:tc>
-        <w:tc>
-          <w:tcPr>
-            <w:tcW w:type="dxa" w:w="1560"/>
-            <w:vAlign w:val="center"/>
-          </w:tcPr>
-          <w:p>
-            <w:pPr>
-              <w:spacing w:before="0" w:after="0"/>
-            </w:pPr>
-            <w:r/>
-            <w:r>
-              <w:rPr>
-                <w:rFonts w:ascii="Calibri" w:hAnsi="Calibri" w:eastAsia="Heiti TC"/>
-                <w:b w:val="0"/>
-                <w:color w:val="111827"/>
-                <w:sz w:val="16"/>
-              </w:rPr>
-              <w:t>未识别</w:t>
-            </w:r>
-          </w:p>
-        </w:tc>
-        <w:tc>
-          <w:tcPr>
-            <w:tcW w:type="dxa" w:w="1680"/>
-            <w:vAlign w:val="center"/>
-          </w:tcPr>
-          <w:p>
-            <w:pPr>
-              <w:spacing w:before="0" w:after="0"/>
-            </w:pPr>
-            <w:r/>
-            <w:r>
-              <w:rPr>
-                <w:rFonts w:ascii="Calibri" w:hAnsi="Calibri" w:eastAsia="Heiti TC"/>
-                <w:b w:val="0"/>
-                <w:color w:val="111827"/>
-                <w:sz w:val="16"/>
-              </w:rPr>
-              <w:t>工业供给瓶颈</w:t>
-            </w:r>
-          </w:p>
-        </w:tc>
-        <w:tc>
-          <w:tcPr>
-            <w:tcW w:type="dxa" w:w="900"/>
-            <w:vAlign w:val="center"/>
-          </w:tcPr>
-          <w:p>
-            <w:pPr>
-              <w:spacing w:before="0" w:after="0"/>
-              <w:jc w:val="center"/>
-            </w:pPr>
-            <w:r/>
-            <w:r>
-              <w:rPr>
-                <w:rFonts w:ascii="Calibri" w:hAnsi="Calibri" w:eastAsia="Heiti TC"/>
-                <w:b/>
-                <w:color w:val="111827"/>
-                <w:sz w:val="17"/>
-              </w:rPr>
-              <w:t>42.0</w:t>
-            </w:r>
-          </w:p>
-        </w:tc>
-        <w:tc>
-          <w:tcPr>
-            <w:tcW w:type="dxa" w:w="1500"/>
-            <w:vAlign w:val="center"/>
-          </w:tcPr>
-          <w:p>
-            <w:pPr>
-              <w:spacing w:before="0" w:after="0"/>
-              <w:jc w:val="center"/>
-            </w:pPr>
-            <w:r/>
-            <w:r>
-              <w:rPr>
-                <w:rFonts w:ascii="Calibri" w:hAnsi="Calibri" w:eastAsia="Heiti TC"/>
-                <w:b w:val="0"/>
-                <w:color w:val="111827"/>
-                <w:sz w:val="16"/>
-              </w:rPr>
-              <w:t>风险 2</w:t>
-            </w:r>
-          </w:p>
-        </w:tc>
-      </w:tr>
-      <w:tr>
-        <w:tc>
-          <w:tcPr>
-            <w:tcW w:type="dxa" w:w="3720"/>
-            <w:vAlign w:val="center"/>
-          </w:tcPr>
-          <w:p>
-            <w:pPr>
-              <w:spacing w:before="0" w:after="0"/>
-            </w:pPr>
-            <w:r/>
-            <w:r>
-              <w:rPr>
-                <w:rFonts w:ascii="Calibri" w:hAnsi="Calibri" w:eastAsia="Heiti TC"/>
-                <w:b w:val="0"/>
-                <w:color w:val="111827"/>
-                <w:sz w:val="17"/>
-              </w:rPr>
-              <w:t>三表模型</w:t>
-            </w:r>
-          </w:p>
-        </w:tc>
-        <w:tc>
-          <w:tcPr>
-            <w:tcW w:type="dxa" w:w="1560"/>
-            <w:vAlign w:val="center"/>
-          </w:tcPr>
-          <w:p>
-            <w:pPr>
-              <w:spacing w:before="0" w:after="0"/>
-            </w:pPr>
-            <w:r/>
-            <w:r>
-              <w:rPr>
-                <w:rFonts w:ascii="Calibri" w:hAnsi="Calibri" w:eastAsia="Heiti TC"/>
-                <w:b w:val="0"/>
-                <w:color w:val="111827"/>
-                <w:sz w:val="16"/>
-              </w:rPr>
-              <w:t>深研主编</w:t>
-            </w:r>
-          </w:p>
-        </w:tc>
-        <w:tc>
-          <w:tcPr>
-            <w:tcW w:type="dxa" w:w="1680"/>
-            <w:vAlign w:val="center"/>
-          </w:tcPr>
-          <w:p>
-            <w:pPr>
-              <w:spacing w:before="0" w:after="0"/>
-            </w:pPr>
-            <w:r/>
-            <w:r>
-              <w:rPr>
-                <w:rFonts w:ascii="Calibri" w:hAnsi="Calibri" w:eastAsia="Heiti TC"/>
-                <w:b w:val="0"/>
-                <w:color w:val="111827"/>
-                <w:sz w:val="16"/>
-              </w:rPr>
-              <w:t>AI 基础设施</w:t>
-            </w:r>
-          </w:p>
-        </w:tc>
-        <w:tc>
-          <w:tcPr>
-            <w:tcW w:type="dxa" w:w="900"/>
-            <w:vAlign w:val="center"/>
-          </w:tcPr>
-          <w:p>
-            <w:pPr>
-              <w:spacing w:before="0" w:after="0"/>
-              <w:jc w:val="center"/>
-            </w:pPr>
-            <w:r/>
-            <w:r>
-              <w:rPr>
-                <w:rFonts w:ascii="Calibri" w:hAnsi="Calibri" w:eastAsia="Heiti TC"/>
-                <w:b/>
-                <w:color w:val="111827"/>
-                <w:sz w:val="17"/>
-              </w:rPr>
-              <w:t>41.7</w:t>
-            </w:r>
-          </w:p>
-        </w:tc>
-        <w:tc>
-          <w:tcPr>
-            <w:tcW w:type="dxa" w:w="1500"/>
-            <w:vAlign w:val="center"/>
-          </w:tcPr>
-          <w:p>
-            <w:pPr>
-              <w:spacing w:before="0" w:after="0"/>
-              <w:jc w:val="center"/>
-            </w:pPr>
-            <w:r/>
-            <w:r>
-              <w:rPr>
-                <w:rFonts w:ascii="Calibri" w:hAnsi="Calibri" w:eastAsia="Heiti TC"/>
-                <w:b w:val="0"/>
-                <w:color w:val="111827"/>
-                <w:sz w:val="16"/>
-              </w:rPr>
-              <w:t>常规</w:t>
             </w:r>
           </w:p>
         </w:tc>
@@ -3382,7 +3382,7 @@
       </w:pPr>
       <w:r>
         <w:rPr>
-          <w:rFonts w:ascii="Calibri" w:hAnsi="Calibri" w:eastAsia="Heiti TC"/>
+          <w:rFonts w:ascii="Calibri" w:hAnsi="Calibri" w:eastAsia="Songti SC"/>
           <w:b w:val="0"/>
           <w:i/>
           <w:color w:val="667085"/>
@@ -3412,7 +3412,7 @@
     </w:pPr>
     <w:r>
       <w:rPr>
-        <w:rFonts w:ascii="Calibri" w:hAnsi="Calibri" w:eastAsia="Heiti TC"/>
+        <w:rFonts w:ascii="Calibri" w:hAnsi="Calibri" w:eastAsia="Songti SC"/>
         <w:color w:val="667085"/>
         <w:sz w:val="17"/>
       </w:rPr>
@@ -3431,7 +3431,7 @@
     <w:r/>
     <w:r>
       <w:rPr>
-        <w:rFonts w:ascii="Calibri" w:hAnsi="Calibri" w:eastAsia="Heiti TC"/>
+        <w:rFonts w:ascii="Calibri" w:hAnsi="Calibri" w:eastAsia="Songti SC"/>
         <w:color w:val="667085"/>
         <w:sz w:val="18"/>
       </w:rPr>
@@ -3808,7 +3808,7 @@
       <w:spacing w:after="120" w:line="264" w:lineRule="auto"/>
     </w:pPr>
     <w:rPr>
-      <w:rFonts w:ascii="Calibri" w:hAnsi="Calibri" w:eastAsia="Heiti TC"/>
+      <w:rFonts w:ascii="Calibri" w:hAnsi="Calibri" w:eastAsia="Songti SC"/>
       <w:b w:val="0"/>
       <w:color w:val="111827"/>
       <w:sz w:val="22"/>
@@ -3873,7 +3873,7 @@
       <w:outlineLvl w:val="0"/>
     </w:pPr>
     <w:rPr>
-      <w:rFonts w:asciiTheme="majorHAnsi" w:eastAsiaTheme="majorEastAsia" w:hAnsiTheme="majorHAnsi" w:cstheme="majorBidi" w:ascii="Calibri" w:hAnsi="Calibri" w:eastAsia="Heiti TC"/>
+      <w:rFonts w:asciiTheme="majorHAnsi" w:eastAsiaTheme="majorEastAsia" w:hAnsiTheme="majorHAnsi" w:cstheme="majorBidi" w:ascii="Calibri" w:hAnsi="Calibri" w:eastAsia="Songti SC"/>
       <w:b/>
       <w:bCs/>
       <w:color w:val="2E74B5"/>
@@ -3897,7 +3897,7 @@
       <w:outlineLvl w:val="1"/>
     </w:pPr>
     <w:rPr>
-      <w:rFonts w:asciiTheme="majorHAnsi" w:eastAsiaTheme="majorEastAsia" w:hAnsiTheme="majorHAnsi" w:cstheme="majorBidi" w:ascii="Calibri" w:hAnsi="Calibri" w:eastAsia="Heiti TC"/>
+      <w:rFonts w:asciiTheme="majorHAnsi" w:eastAsiaTheme="majorEastAsia" w:hAnsiTheme="majorHAnsi" w:cstheme="majorBidi" w:ascii="Calibri" w:hAnsi="Calibri" w:eastAsia="Songti SC"/>
       <w:b/>
       <w:bCs/>
       <w:color w:val="2E74B5"/>
@@ -3921,7 +3921,7 @@
       <w:outlineLvl w:val="2"/>
     </w:pPr>
     <w:rPr>
-      <w:rFonts w:asciiTheme="majorHAnsi" w:eastAsiaTheme="majorEastAsia" w:hAnsiTheme="majorHAnsi" w:cstheme="majorBidi" w:ascii="Calibri" w:hAnsi="Calibri" w:eastAsia="Heiti TC"/>
+      <w:rFonts w:asciiTheme="majorHAnsi" w:eastAsiaTheme="majorEastAsia" w:hAnsiTheme="majorHAnsi" w:cstheme="majorBidi" w:ascii="Calibri" w:hAnsi="Calibri" w:eastAsia="Songti SC"/>
       <w:b/>
       <w:bCs/>
       <w:color w:val="1F4D78"/>
@@ -4163,7 +4163,7 @@
       <w:contextualSpacing/>
     </w:pPr>
     <w:rPr>
-      <w:rFonts w:asciiTheme="majorHAnsi" w:eastAsiaTheme="majorEastAsia" w:hAnsiTheme="majorHAnsi" w:cstheme="majorBidi" w:ascii="Calibri" w:hAnsi="Calibri" w:eastAsia="Heiti TC"/>
+      <w:rFonts w:asciiTheme="majorHAnsi" w:eastAsiaTheme="majorEastAsia" w:hAnsiTheme="majorHAnsi" w:cstheme="majorBidi" w:ascii="Calibri" w:hAnsi="Calibri" w:eastAsia="Songti SC"/>
       <w:b/>
       <w:color w:val="0B2545"/>
       <w:spacing w:val="5"/>
@@ -4201,7 +4201,7 @@
       </w:numPr>
     </w:pPr>
     <w:rPr>
-      <w:rFonts w:asciiTheme="majorHAnsi" w:eastAsiaTheme="majorEastAsia" w:hAnsiTheme="majorHAnsi" w:cstheme="majorBidi" w:ascii="Calibri" w:hAnsi="Calibri" w:eastAsia="Heiti TC"/>
+      <w:rFonts w:asciiTheme="majorHAnsi" w:eastAsiaTheme="majorEastAsia" w:hAnsiTheme="majorHAnsi" w:cstheme="majorBidi" w:ascii="Calibri" w:hAnsi="Calibri" w:eastAsia="Songti SC"/>
       <w:b w:val="0"/>
       <w:i/>
       <w:iCs/>

--- a/public/investor-downloads/daily-brief-latest.docx
+++ b/public/investor-downloads/daily-brief-latest.docx
@@ -8,7 +8,7 @@
       </w:pPr>
       <w:r>
         <w:rPr>
-          <w:rFonts w:ascii="Calibri" w:hAnsi="Calibri" w:eastAsia="Songti SC"/>
+          <w:rFonts w:ascii="Calibri" w:hAnsi="Calibri" w:eastAsia="Hiragino Sans GB"/>
           <w:b/>
           <w:i w:val="0"/>
           <w:color w:val="285B9D"/>
@@ -24,7 +24,7 @@
       </w:pPr>
       <w:r>
         <w:rPr>
-          <w:rFonts w:ascii="Calibri" w:hAnsi="Calibri" w:eastAsia="Songti SC"/>
+          <w:rFonts w:ascii="Calibri" w:hAnsi="Calibri" w:eastAsia="Hiragino Sans GB"/>
           <w:b w:val="0"/>
           <w:i w:val="0"/>
         </w:rPr>
@@ -38,7 +38,7 @@
       </w:pPr>
       <w:r>
         <w:rPr>
-          <w:rFonts w:ascii="Calibri" w:hAnsi="Calibri" w:eastAsia="Songti SC"/>
+          <w:rFonts w:ascii="Calibri" w:hAnsi="Calibri" w:eastAsia="Hiragino Sans GB"/>
           <w:b w:val="0"/>
           <w:i w:val="0"/>
         </w:rPr>
@@ -51,7 +51,7 @@
       </w:pPr>
       <w:r>
         <w:rPr>
-          <w:rFonts w:ascii="Calibri" w:hAnsi="Calibri" w:eastAsia="Songti SC"/>
+          <w:rFonts w:ascii="Calibri" w:hAnsi="Calibri" w:eastAsia="Hiragino Sans GB"/>
           <w:b/>
           <w:i w:val="0"/>
           <w:color w:val="0B2545"/>
@@ -66,13 +66,13 @@
       </w:pPr>
       <w:r>
         <w:rPr>
-          <w:rFonts w:ascii="Calibri" w:hAnsi="Calibri" w:eastAsia="Songti SC"/>
+          <w:rFonts w:ascii="Calibri" w:hAnsi="Calibri" w:eastAsia="Hiragino Sans GB"/>
           <w:b w:val="0"/>
           <w:i w:val="0"/>
           <w:color w:val="334155"/>
           <w:sz w:val="22"/>
         </w:rPr>
-        <w:t>2026-07-10 共纳入 31 篇中文研究结果，覆盖 2 位活跃分析师和 2 条主要行业链，较 2026-07-09 的主题变化可在右侧动量表中核对。简报优先呈现可被报告链接追溯的结论，而不是孤立摘要。</w:t>
+        <w:t>2026-07-10 共纳入 88 篇中文研究结果，覆盖 9 位活跃分析师和 5 条主要行业链，较 2026-07-09 的主题变化可在右侧动量表中核对。简报优先呈现可被报告链接追溯的结论，而不是孤立摘要。</w:t>
       </w:r>
     </w:p>
     <w:tbl>
@@ -101,7 +101,7 @@
             </w:pPr>
             <w:r>
               <w:rPr>
-                <w:rFonts w:ascii="Calibri" w:hAnsi="Calibri" w:eastAsia="Songti SC"/>
+                <w:rFonts w:ascii="Calibri" w:hAnsi="Calibri" w:eastAsia="Hiragino Sans GB"/>
                 <w:b/>
                 <w:color w:val="667085"/>
                 <w:sz w:val="17"/>
@@ -111,12 +111,12 @@
             </w:r>
             <w:r>
               <w:rPr>
-                <w:rFonts w:ascii="Calibri" w:hAnsi="Calibri" w:eastAsia="Songti SC"/>
+                <w:rFonts w:ascii="Calibri" w:hAnsi="Calibri" w:eastAsia="Hiragino Sans GB"/>
                 <w:b/>
                 <w:color w:val="285B9D"/>
                 <w:sz w:val="36"/>
               </w:rPr>
-              <w:t>31</w:t>
+              <w:t>88</w:t>
             </w:r>
           </w:p>
         </w:tc>
@@ -132,7 +132,7 @@
             </w:pPr>
             <w:r>
               <w:rPr>
-                <w:rFonts w:ascii="Calibri" w:hAnsi="Calibri" w:eastAsia="Songti SC"/>
+                <w:rFonts w:ascii="Calibri" w:hAnsi="Calibri" w:eastAsia="Hiragino Sans GB"/>
                 <w:b/>
                 <w:color w:val="667085"/>
                 <w:sz w:val="17"/>
@@ -142,12 +142,12 @@
             </w:r>
             <w:r>
               <w:rPr>
-                <w:rFonts w:ascii="Calibri" w:hAnsi="Calibri" w:eastAsia="Songti SC"/>
+                <w:rFonts w:ascii="Calibri" w:hAnsi="Calibri" w:eastAsia="Hiragino Sans GB"/>
                 <w:b/>
                 <w:color w:val="237A5B"/>
                 <w:sz w:val="36"/>
               </w:rPr>
-              <w:t>2</w:t>
+              <w:t>9</w:t>
             </w:r>
           </w:p>
         </w:tc>
@@ -163,7 +163,7 @@
             </w:pPr>
             <w:r>
               <w:rPr>
-                <w:rFonts w:ascii="Calibri" w:hAnsi="Calibri" w:eastAsia="Songti SC"/>
+                <w:rFonts w:ascii="Calibri" w:hAnsi="Calibri" w:eastAsia="Hiragino Sans GB"/>
                 <w:b/>
                 <w:color w:val="667085"/>
                 <w:sz w:val="17"/>
@@ -173,12 +173,12 @@
             </w:r>
             <w:r>
               <w:rPr>
-                <w:rFonts w:ascii="Calibri" w:hAnsi="Calibri" w:eastAsia="Songti SC"/>
+                <w:rFonts w:ascii="Calibri" w:hAnsi="Calibri" w:eastAsia="Hiragino Sans GB"/>
                 <w:b/>
                 <w:color w:val="A8731B"/>
                 <w:sz w:val="36"/>
               </w:rPr>
-              <w:t>2</w:t>
+              <w:t>5</w:t>
             </w:r>
           </w:p>
         </w:tc>
@@ -194,7 +194,7 @@
             </w:pPr>
             <w:r>
               <w:rPr>
-                <w:rFonts w:ascii="Calibri" w:hAnsi="Calibri" w:eastAsia="Songti SC"/>
+                <w:rFonts w:ascii="Calibri" w:hAnsi="Calibri" w:eastAsia="Hiragino Sans GB"/>
                 <w:b/>
                 <w:color w:val="667085"/>
                 <w:sz w:val="17"/>
@@ -204,7 +204,7 @@
             </w:r>
             <w:r>
               <w:rPr>
-                <w:rFonts w:ascii="Calibri" w:hAnsi="Calibri" w:eastAsia="Songti SC"/>
+                <w:rFonts w:ascii="Calibri" w:hAnsi="Calibri" w:eastAsia="Hiragino Sans GB"/>
                 <w:b/>
                 <w:color w:val="B43D49"/>
                 <w:sz w:val="36"/>
@@ -268,7 +268,7 @@
       </w:pPr>
       <w:r>
         <w:rPr>
-          <w:rFonts w:ascii="Calibri" w:hAnsi="Calibri" w:eastAsia="Songti SC"/>
+          <w:rFonts w:ascii="Calibri" w:hAnsi="Calibri" w:eastAsia="Hiragino Sans GB"/>
           <w:b w:val="0"/>
           <w:i/>
           <w:color w:val="667085"/>
@@ -292,7 +292,7 @@
       </w:pPr>
       <w:r>
         <w:rPr>
-          <w:rFonts w:ascii="Calibri" w:hAnsi="Calibri" w:eastAsia="Songti SC"/>
+          <w:rFonts w:ascii="Calibri" w:hAnsi="Calibri" w:eastAsia="Hiragino Sans GB"/>
           <w:b/>
           <w:color w:val="285B9D"/>
           <w:sz w:val="21"/>
@@ -304,9 +304,9 @@
           <w:rPr>
             <w:color w:val="285B9D"/>
             <w:u w:val="single"/>
-            <w:rFonts w:eastAsia="Songti SC" w:ascii="Calibri" w:hAnsi="Calibri"/>
+            <w:rFonts w:eastAsia="Hiragino Sans GB" w:ascii="Calibri" w:hAnsi="Calibri"/>
           </w:rPr>
-          <w:t>全球宏观专题报告：通胀路径验证、美联储反应函数与权益估值压力测试 是今日最高权重结论，核心证据来自 未识别，关联 宏观通胀传导。</w:t>
+          <w:t>前序研究研究报告 — 2026-07-10 是今日最高权重结论，核心证据来自 未识别，关联 AI 基础设施。</w:t>
         </w:r>
       </w:hyperlink>
     </w:p>
@@ -317,7 +317,7 @@
       </w:pPr>
       <w:r>
         <w:rPr>
-          <w:rFonts w:ascii="Calibri" w:hAnsi="Calibri" w:eastAsia="Songti SC"/>
+          <w:rFonts w:ascii="Calibri" w:hAnsi="Calibri" w:eastAsia="Hiragino Sans GB"/>
           <w:b/>
           <w:color w:val="285B9D"/>
           <w:sz w:val="21"/>
@@ -326,11 +326,11 @@
       </w:r>
       <w:r>
         <w:rPr>
-          <w:rFonts w:ascii="Calibri" w:hAnsi="Calibri" w:eastAsia="Songti SC"/>
+          <w:rFonts w:ascii="Calibri" w:hAnsi="Calibri" w:eastAsia="Hiragino Sans GB"/>
           <w:color w:val="111827"/>
           <w:sz w:val="21"/>
         </w:rPr>
-        <w:t>AI 今日 降温，当日计数 20，前一日计数 318。</w:t>
+        <w:t>AI 今日 降温，当日计数 71，前一日计数 323。</w:t>
       </w:r>
     </w:p>
     <w:p>
@@ -340,7 +340,7 @@
       </w:pPr>
       <w:r>
         <w:rPr>
-          <w:rFonts w:ascii="Calibri" w:hAnsi="Calibri" w:eastAsia="Songti SC"/>
+          <w:rFonts w:ascii="Calibri" w:hAnsi="Calibri" w:eastAsia="Hiragino Sans GB"/>
           <w:b/>
           <w:color w:val="285B9D"/>
           <w:sz w:val="21"/>
@@ -352,7 +352,7 @@
           <w:rPr>
             <w:color w:val="285B9D"/>
             <w:u w:val="single"/>
-            <w:rFonts w:eastAsia="Songti SC" w:ascii="Calibri" w:hAnsi="Calibri"/>
+            <w:rFonts w:eastAsia="Hiragino Sans GB" w:ascii="Calibri" w:hAnsi="Calibri"/>
           </w:rPr>
           <w:t>风险矩阵最需要跟踪的是 AI 基础设施：AI 算力开支刚性与北美变压器及并网物理瓶颈的估值博弈。</w:t>
         </w:r>
@@ -365,7 +365,7 @@
       </w:pPr>
       <w:r>
         <w:rPr>
-          <w:rFonts w:ascii="Calibri" w:hAnsi="Calibri" w:eastAsia="Songti SC"/>
+          <w:rFonts w:ascii="Calibri" w:hAnsi="Calibri" w:eastAsia="Hiragino Sans GB"/>
           <w:b/>
           <w:color w:val="285B9D"/>
           <w:sz w:val="21"/>
@@ -377,9 +377,9 @@
           <w:rPr>
             <w:color w:val="285B9D"/>
             <w:u w:val="single"/>
-            <w:rFonts w:eastAsia="Songti SC" w:ascii="Calibri" w:hAnsi="Calibri"/>
+            <w:rFonts w:eastAsia="Hiragino Sans GB" w:ascii="Calibri" w:hAnsi="Calibri"/>
           </w:rPr>
-          <w:t>宏观通胀传导 今日 31 条、近七日 1505 条，风险信号 1075 条。</w:t>
+          <w:t>宏观通胀传导 今日 83 条、近七日 1564 条，风险信号 1113 条。</w:t>
         </w:r>
       </w:hyperlink>
     </w:p>
@@ -403,7 +403,7 @@
           <w:p>
             <w:r>
               <w:rPr>
-                <w:rFonts w:ascii="Calibri" w:hAnsi="Calibri" w:eastAsia="Songti SC"/>
+                <w:rFonts w:ascii="Calibri" w:hAnsi="Calibri" w:eastAsia="Hiragino Sans GB"/>
                 <w:b/>
                 <w:color w:val="7A5A00"/>
                 <w:sz w:val="21"/>
@@ -412,7 +412,7 @@
             </w:r>
             <w:r>
               <w:rPr>
-                <w:rFonts w:ascii="Calibri" w:hAnsi="Calibri" w:eastAsia="Songti SC"/>
+                <w:rFonts w:ascii="Calibri" w:hAnsi="Calibri" w:eastAsia="Hiragino Sans GB"/>
                 <w:color w:val="7C2D12"/>
                 <w:sz w:val="21"/>
               </w:rPr>
@@ -483,7 +483,7 @@
       </w:pPr>
       <w:r>
         <w:rPr>
-          <w:rFonts w:ascii="Calibri" w:hAnsi="Calibri" w:eastAsia="Songti SC"/>
+          <w:rFonts w:ascii="Calibri" w:hAnsi="Calibri" w:eastAsia="Hiragino Sans GB"/>
           <w:b w:val="0"/>
           <w:i/>
           <w:color w:val="667085"/>
@@ -540,7 +540,7 @@
       </w:pPr>
       <w:r>
         <w:rPr>
-          <w:rFonts w:ascii="Calibri" w:hAnsi="Calibri" w:eastAsia="Songti SC"/>
+          <w:rFonts w:ascii="Calibri" w:hAnsi="Calibri" w:eastAsia="Hiragino Sans GB"/>
           <w:b w:val="0"/>
           <w:i/>
           <w:color w:val="667085"/>
@@ -602,7 +602,7 @@
       </w:pPr>
       <w:r>
         <w:rPr>
-          <w:rFonts w:ascii="Calibri" w:hAnsi="Calibri" w:eastAsia="Songti SC"/>
+          <w:rFonts w:ascii="Calibri" w:hAnsi="Calibri" w:eastAsia="Hiragino Sans GB"/>
           <w:b w:val="0"/>
           <w:i/>
           <w:color w:val="667085"/>
@@ -664,7 +664,7 @@
       </w:pPr>
       <w:r>
         <w:rPr>
-          <w:rFonts w:ascii="Calibri" w:hAnsi="Calibri" w:eastAsia="Songti SC"/>
+          <w:rFonts w:ascii="Calibri" w:hAnsi="Calibri" w:eastAsia="Hiragino Sans GB"/>
           <w:b w:val="0"/>
           <w:i/>
           <w:color w:val="667085"/>
@@ -687,13 +687,13 @@
       </w:pPr>
       <w:r>
         <w:rPr>
-          <w:rFonts w:ascii="Calibri" w:hAnsi="Calibri" w:eastAsia="Songti SC"/>
+          <w:rFonts w:ascii="Calibri" w:hAnsi="Calibri" w:eastAsia="Hiragino Sans GB"/>
           <w:b/>
           <w:i w:val="0"/>
           <w:color w:val="0B2545"/>
           <w:sz w:val="23"/>
         </w:rPr>
-        <w:t>1. 全球宏观专题报告：通胀路径验证、美联储反应函数与权益估值压力测试</w:t>
+        <w:t>1. 前序研究研究报告 — 2026-07-10</w:t>
       </w:r>
     </w:p>
     <w:p>
@@ -702,7 +702,287 @@
       </w:pPr>
       <w:r>
         <w:rPr>
-          <w:rFonts w:ascii="Calibri" w:hAnsi="Calibri" w:eastAsia="Songti SC"/>
+          <w:rFonts w:ascii="Calibri" w:hAnsi="Calibri" w:eastAsia="Hiragino Sans GB"/>
+          <w:b w:val="0"/>
+          <w:i w:val="0"/>
+          <w:color w:val="667085"/>
+          <w:sz w:val="17"/>
+        </w:rPr>
+        <w:t>未识别 · AI 基础设施 · score 54.4</w:t>
+      </w:r>
+    </w:p>
+    <w:p>
+      <w:pPr>
+        <w:spacing w:before="0" w:after="100" w:line="264" w:lineRule="auto"/>
+      </w:pPr>
+      <w:r>
+        <w:rPr>
+          <w:rFonts w:ascii="Calibri" w:hAnsi="Calibri" w:eastAsia="Hiragino Sans GB"/>
+          <w:b w:val="0"/>
+          <w:i w:val="0"/>
+          <w:color w:val="334155"/>
+          <w:sz w:val="20"/>
+        </w:rPr>
+        <w:t>截至研究所工作日 2026-07-10，我对前序链条采取 综合 而非推翻：AI Capex 周期的需求韧性仍在，但可投资瓶颈已从“谁买 GPU”迁移到“谁掌握可交付电力、电网设备与抗通胀实物投入”。这支持研...</w:t>
+      </w:r>
+    </w:p>
+    <w:p>
+      <w:pPr>
+        <w:spacing w:before="0" w:after="160" w:line="264" w:lineRule="auto"/>
+      </w:pPr>
+      <w:r>
+        <w:rPr>
+          <w:rFonts w:ascii="Calibri" w:hAnsi="Calibri" w:eastAsia="Hiragino Sans GB"/>
+          <w:b w:val="0"/>
+          <w:i w:val="0"/>
+          <w:color w:val="667085"/>
+          <w:sz w:val="17"/>
+        </w:rPr>
+        <w:t xml:space="preserve">Report: </w:t>
+      </w:r>
+      <w:hyperlink r:id="rId12">
+        <w:r>
+          <w:rPr>
+            <w:color w:val="285B9D"/>
+            <w:u w:val="single"/>
+            <w:rFonts w:eastAsia="Hiragino Sans GB" w:ascii="Calibri" w:hAnsi="Calibri"/>
+          </w:rPr>
+          <w:t>reports/archive-ce309bb0c3fe</w:t>
+        </w:r>
+      </w:hyperlink>
+    </w:p>
+    <w:p>
+      <w:pPr>
+        <w:spacing w:before="0" w:after="40" w:line="264" w:lineRule="auto"/>
+      </w:pPr>
+      <w:r>
+        <w:rPr>
+          <w:rFonts w:ascii="Calibri" w:hAnsi="Calibri" w:eastAsia="Hiragino Sans GB"/>
+          <w:b/>
+          <w:i w:val="0"/>
+          <w:color w:val="0B2545"/>
+          <w:sz w:val="23"/>
+        </w:rPr>
+        <w:t>2. 能源与利率成本双重挤压：AI 算力基础设施的 Capex 韧性</w:t>
+      </w:r>
+    </w:p>
+    <w:p>
+      <w:pPr>
+        <w:spacing w:before="0" w:after="40" w:line="264" w:lineRule="auto"/>
+      </w:pPr>
+      <w:r>
+        <w:rPr>
+          <w:rFonts w:ascii="Calibri" w:hAnsi="Calibri" w:eastAsia="Hiragino Sans GB"/>
+          <w:b w:val="0"/>
+          <w:i w:val="0"/>
+          <w:color w:val="667085"/>
+          <w:sz w:val="17"/>
+        </w:rPr>
+        <w:t>未识别 · AI 基础设施 · score 47.0</w:t>
+      </w:r>
+    </w:p>
+    <w:p>
+      <w:pPr>
+        <w:spacing w:before="0" w:after="100" w:line="264" w:lineRule="auto"/>
+      </w:pPr>
+      <w:r>
+        <w:rPr>
+          <w:rFonts w:ascii="Calibri" w:hAnsi="Calibri" w:eastAsia="Hiragino Sans GB"/>
+          <w:b w:val="0"/>
+          <w:i w:val="0"/>
+          <w:color w:val="334155"/>
+          <w:sz w:val="20"/>
+        </w:rPr>
+        <w:t>研究记录 · AI 基础设施分析师 · 工作日期：2026-07-10（亚洲/新加坡） 立场： stress-test（压力测试）· 关联机构观点： th T01、th T11、th p cfd084a4</w:t>
+      </w:r>
+    </w:p>
+    <w:p>
+      <w:pPr>
+        <w:spacing w:before="0" w:after="160" w:line="264" w:lineRule="auto"/>
+      </w:pPr>
+      <w:r>
+        <w:rPr>
+          <w:rFonts w:ascii="Calibri" w:hAnsi="Calibri" w:eastAsia="Hiragino Sans GB"/>
+          <w:b w:val="0"/>
+          <w:i w:val="0"/>
+          <w:color w:val="667085"/>
+          <w:sz w:val="17"/>
+        </w:rPr>
+        <w:t xml:space="preserve">Report: </w:t>
+      </w:r>
+      <w:hyperlink r:id="rId19">
+        <w:r>
+          <w:rPr>
+            <w:color w:val="285B9D"/>
+            <w:u w:val="single"/>
+            <w:rFonts w:eastAsia="Hiragino Sans GB" w:ascii="Calibri" w:hAnsi="Calibri"/>
+          </w:rPr>
+          <w:t>reports/archive-ac86840616ac</w:t>
+        </w:r>
+      </w:hyperlink>
+    </w:p>
+    <w:p>
+      <w:pPr>
+        <w:spacing w:before="0" w:after="40" w:line="264" w:lineRule="auto"/>
+      </w:pPr>
+      <w:r>
+        <w:rPr>
+          <w:rFonts w:ascii="Calibri" w:hAnsi="Calibri" w:eastAsia="Hiragino Sans GB"/>
+          <w:b/>
+          <w:i w:val="0"/>
+          <w:color w:val="0B2545"/>
+          <w:sz w:val="23"/>
+        </w:rPr>
+        <w:t>3. 公用事业压力测试：电网接入、变压器、调峰电源与绿电交易能否支撑2026–2027年智算扩张？</w:t>
+      </w:r>
+    </w:p>
+    <w:p>
+      <w:pPr>
+        <w:spacing w:before="0" w:after="40" w:line="264" w:lineRule="auto"/>
+      </w:pPr>
+      <w:r>
+        <w:rPr>
+          <w:rFonts w:ascii="Calibri" w:hAnsi="Calibri" w:eastAsia="Hiragino Sans GB"/>
+          <w:b w:val="0"/>
+          <w:i w:val="0"/>
+          <w:color w:val="667085"/>
+          <w:sz w:val="17"/>
+        </w:rPr>
+        <w:t>未识别 · 电力与电网 · score 47.0</w:t>
+      </w:r>
+    </w:p>
+    <w:p>
+      <w:pPr>
+        <w:spacing w:before="0" w:after="100" w:line="264" w:lineRule="auto"/>
+      </w:pPr>
+      <w:r>
+        <w:rPr>
+          <w:rFonts w:ascii="Calibri" w:hAnsi="Calibri" w:eastAsia="Hiragino Sans GB"/>
+          <w:b w:val="0"/>
+          <w:i w:val="0"/>
+          <w:color w:val="334155"/>
+          <w:sz w:val="20"/>
+        </w:rPr>
+        <w:t>公用事业压力测试：电网接入、变压器、调峰电源与绿电交易能否支撑2026–2027年智算扩张？</w:t>
+      </w:r>
+    </w:p>
+    <w:p>
+      <w:pPr>
+        <w:spacing w:before="0" w:after="160" w:line="264" w:lineRule="auto"/>
+      </w:pPr>
+      <w:r>
+        <w:rPr>
+          <w:rFonts w:ascii="Calibri" w:hAnsi="Calibri" w:eastAsia="Hiragino Sans GB"/>
+          <w:b w:val="0"/>
+          <w:i w:val="0"/>
+          <w:color w:val="667085"/>
+          <w:sz w:val="17"/>
+        </w:rPr>
+        <w:t xml:space="preserve">Report: </w:t>
+      </w:r>
+      <w:hyperlink r:id="rId20">
+        <w:r>
+          <w:rPr>
+            <w:color w:val="285B9D"/>
+            <w:u w:val="single"/>
+            <w:rFonts w:eastAsia="Hiragino Sans GB" w:ascii="Calibri" w:hAnsi="Calibri"/>
+          </w:rPr>
+          <w:t>reports/archive-5de3cbdda63c</w:t>
+        </w:r>
+      </w:hyperlink>
+    </w:p>
+    <w:p>
+      <w:pPr>
+        <w:spacing w:before="0" w:after="40" w:line="264" w:lineRule="auto"/>
+      </w:pPr>
+      <w:r>
+        <w:rPr>
+          <w:rFonts w:ascii="Calibri" w:hAnsi="Calibri" w:eastAsia="Hiragino Sans GB"/>
+          <w:b/>
+          <w:i w:val="0"/>
+          <w:color w:val="0B2545"/>
+          <w:sz w:val="23"/>
+        </w:rPr>
+        <w:t>4. 压力测试：电力设备与温控出海链的机构筹码拥挤度 vs. 估值安全边际</w:t>
+      </w:r>
+    </w:p>
+    <w:p>
+      <w:pPr>
+        <w:spacing w:before="0" w:after="40" w:line="264" w:lineRule="auto"/>
+      </w:pPr>
+      <w:r>
+        <w:rPr>
+          <w:rFonts w:ascii="Calibri" w:hAnsi="Calibri" w:eastAsia="Hiragino Sans GB"/>
+          <w:b w:val="0"/>
+          <w:i w:val="0"/>
+          <w:color w:val="667085"/>
+          <w:sz w:val="17"/>
+        </w:rPr>
+        <w:t>未识别 · 宏观通胀传导 · score 45.2</w:t>
+      </w:r>
+    </w:p>
+    <w:p>
+      <w:pPr>
+        <w:spacing w:before="0" w:after="100" w:line="264" w:lineRule="auto"/>
+      </w:pPr>
+      <w:r>
+        <w:rPr>
+          <w:rFonts w:ascii="Calibri" w:hAnsi="Calibri" w:eastAsia="Hiragino Sans GB"/>
+          <w:b w:val="0"/>
+          <w:i w:val="0"/>
+          <w:color w:val="334155"/>
+          <w:sz w:val="20"/>
+        </w:rPr>
+        <w:t>研究记录 · 分析师： 首席策略师 · 立场： 压力测试（stress-test） - 工作日： 2026-07-10（Asia/Singapore） · 根议题： A股硬科技——结构性切换还是拥挤反弹 - 问题： 在资金重配电力设...</w:t>
+      </w:r>
+    </w:p>
+    <w:p>
+      <w:pPr>
+        <w:spacing w:before="0" w:after="160" w:line="264" w:lineRule="auto"/>
+      </w:pPr>
+      <w:r>
+        <w:rPr>
+          <w:rFonts w:ascii="Calibri" w:hAnsi="Calibri" w:eastAsia="Hiragino Sans GB"/>
+          <w:b w:val="0"/>
+          <w:i w:val="0"/>
+          <w:color w:val="667085"/>
+          <w:sz w:val="17"/>
+        </w:rPr>
+        <w:t xml:space="preserve">Report: </w:t>
+      </w:r>
+      <w:hyperlink r:id="rId21">
+        <w:r>
+          <w:rPr>
+            <w:color w:val="285B9D"/>
+            <w:u w:val="single"/>
+            <w:rFonts w:eastAsia="Hiragino Sans GB" w:ascii="Calibri" w:hAnsi="Calibri"/>
+          </w:rPr>
+          <w:t>reports/archive-103f5b3a2942</w:t>
+        </w:r>
+      </w:hyperlink>
+    </w:p>
+    <w:p>
+      <w:pPr>
+        <w:spacing w:before="0" w:after="40" w:line="264" w:lineRule="auto"/>
+      </w:pPr>
+      <w:r>
+        <w:rPr>
+          <w:rFonts w:ascii="Calibri" w:hAnsi="Calibri" w:eastAsia="Hiragino Sans GB"/>
+          <w:b/>
+          <w:i w:val="0"/>
+          <w:color w:val="0B2545"/>
+          <w:sz w:val="23"/>
+        </w:rPr>
+        <w:t>5. 全球宏观专题报告：通胀路径验证、美联储反应函数与权益估值压力测试</w:t>
+      </w:r>
+    </w:p>
+    <w:p>
+      <w:pPr>
+        <w:spacing w:before="0" w:after="40" w:line="264" w:lineRule="auto"/>
+      </w:pPr>
+      <w:r>
+        <w:rPr>
+          <w:rFonts w:ascii="Calibri" w:hAnsi="Calibri" w:eastAsia="Hiragino Sans GB"/>
           <w:b w:val="0"/>
           <w:i w:val="0"/>
           <w:color w:val="667085"/>
@@ -717,7 +997,7 @@
       </w:pPr>
       <w:r>
         <w:rPr>
-          <w:rFonts w:ascii="Calibri" w:hAnsi="Calibri" w:eastAsia="Songti SC"/>
+          <w:rFonts w:ascii="Calibri" w:hAnsi="Calibri" w:eastAsia="Hiragino Sans GB"/>
           <w:b w:val="0"/>
           <w:i w:val="0"/>
           <w:color w:val="334155"/>
@@ -732,7 +1012,7 @@
       </w:pPr>
       <w:r>
         <w:rPr>
-          <w:rFonts w:ascii="Calibri" w:hAnsi="Calibri" w:eastAsia="Songti SC"/>
+          <w:rFonts w:ascii="Calibri" w:hAnsi="Calibri" w:eastAsia="Hiragino Sans GB"/>
           <w:b w:val="0"/>
           <w:i w:val="0"/>
           <w:color w:val="667085"/>
@@ -740,12 +1020,12 @@
         </w:rPr>
         <w:t xml:space="preserve">Report: </w:t>
       </w:r>
-      <w:hyperlink r:id="rId12">
+      <w:hyperlink r:id="rId22">
         <w:r>
           <w:rPr>
             <w:color w:val="285B9D"/>
             <w:u w:val="single"/>
-            <w:rFonts w:eastAsia="Songti SC" w:ascii="Calibri" w:hAnsi="Calibri"/>
+            <w:rFonts w:eastAsia="Hiragino Sans GB" w:ascii="Calibri" w:hAnsi="Calibri"/>
           </w:rPr>
           <w:t>reports/archive-c7f866e26396</w:t>
         </w:r>
@@ -757,13 +1037,13 @@
       </w:pPr>
       <w:r>
         <w:rPr>
-          <w:rFonts w:ascii="Calibri" w:hAnsi="Calibri" w:eastAsia="Songti SC"/>
+          <w:rFonts w:ascii="Calibri" w:hAnsi="Calibri" w:eastAsia="Hiragino Sans GB"/>
           <w:b/>
           <w:i w:val="0"/>
           <w:color w:val="0B2545"/>
           <w:sz w:val="23"/>
         </w:rPr>
-        <w:t>2. 把央行流动性时钟转化为红利腿与组合风险预算的最终权重报告</w:t>
+        <w:t>6. 把央行流动性时钟转化为红利腿与组合风险预算的最终权重报告</w:t>
       </w:r>
     </w:p>
     <w:p>
@@ -772,7 +1052,7 @@
       </w:pPr>
       <w:r>
         <w:rPr>
-          <w:rFonts w:ascii="Calibri" w:hAnsi="Calibri" w:eastAsia="Songti SC"/>
+          <w:rFonts w:ascii="Calibri" w:hAnsi="Calibri" w:eastAsia="Hiragino Sans GB"/>
           <w:b w:val="0"/>
           <w:i w:val="0"/>
           <w:color w:val="667085"/>
@@ -787,7 +1067,7 @@
       </w:pPr>
       <w:r>
         <w:rPr>
-          <w:rFonts w:ascii="Calibri" w:hAnsi="Calibri" w:eastAsia="Songti SC"/>
+          <w:rFonts w:ascii="Calibri" w:hAnsi="Calibri" w:eastAsia="Hiragino Sans GB"/>
           <w:b w:val="0"/>
           <w:i w:val="0"/>
           <w:color w:val="334155"/>
@@ -802,7 +1082,7 @@
       </w:pPr>
       <w:r>
         <w:rPr>
-          <w:rFonts w:ascii="Calibri" w:hAnsi="Calibri" w:eastAsia="Songti SC"/>
+          <w:rFonts w:ascii="Calibri" w:hAnsi="Calibri" w:eastAsia="Hiragino Sans GB"/>
           <w:b w:val="0"/>
           <w:i w:val="0"/>
           <w:color w:val="667085"/>
@@ -810,294 +1090,14 @@
         </w:rPr>
         <w:t xml:space="preserve">Report: </w:t>
       </w:r>
-      <w:hyperlink r:id="rId19">
+      <w:hyperlink r:id="rId23">
         <w:r>
           <w:rPr>
             <w:color w:val="285B9D"/>
             <w:u w:val="single"/>
-            <w:rFonts w:eastAsia="Songti SC" w:ascii="Calibri" w:hAnsi="Calibri"/>
+            <w:rFonts w:eastAsia="Hiragino Sans GB" w:ascii="Calibri" w:hAnsi="Calibri"/>
           </w:rPr>
           <w:t>reports/archive-ccb12ffcda68</w:t>
-        </w:r>
-      </w:hyperlink>
-    </w:p>
-    <w:p>
-      <w:pPr>
-        <w:spacing w:before="0" w:after="40" w:line="264" w:lineRule="auto"/>
-      </w:pPr>
-      <w:r>
-        <w:rPr>
-          <w:rFonts w:ascii="Calibri" w:hAnsi="Calibri" w:eastAsia="Songti SC"/>
-          <w:b/>
-          <w:i w:val="0"/>
-          <w:color w:val="0B2545"/>
-          <w:sz w:val="23"/>
-        </w:rPr>
-        <w:t>3. 日元套利平仓冲击下的多资产组合风险预算重构与凸性防线</w:t>
-      </w:r>
-    </w:p>
-    <w:p>
-      <w:pPr>
-        <w:spacing w:before="0" w:after="40" w:line="264" w:lineRule="auto"/>
-      </w:pPr>
-      <w:r>
-        <w:rPr>
-          <w:rFonts w:ascii="Calibri" w:hAnsi="Calibri" w:eastAsia="Songti SC"/>
-          <w:b w:val="0"/>
-          <w:i w:val="0"/>
-          <w:color w:val="667085"/>
-          <w:sz w:val="17"/>
-        </w:rPr>
-        <w:t>未识别 · 宏观通胀传导 · score 43.2</w:t>
-      </w:r>
-    </w:p>
-    <w:p>
-      <w:pPr>
-        <w:spacing w:before="0" w:after="100" w:line="264" w:lineRule="auto"/>
-      </w:pPr>
-      <w:r>
-        <w:rPr>
-          <w:rFonts w:ascii="Calibri" w:hAnsi="Calibri" w:eastAsia="Songti SC"/>
-          <w:b w:val="0"/>
-          <w:i w:val="0"/>
-          <w:color w:val="334155"/>
-          <w:sz w:val="20"/>
-        </w:rPr>
-        <w:t>研究记录 — 研究 Board 5080a504-eef1-4115-a9f4-6f8091cc16b0 作者角色：大类资产配置师 · 立场：压力测试（STRESS-TEST） 工作日期：2026-07-10（Asia/Singapore） 会话根主题：VIX 17 与 2...</w:t>
-      </w:r>
-    </w:p>
-    <w:p>
-      <w:pPr>
-        <w:spacing w:before="0" w:after="160" w:line="264" w:lineRule="auto"/>
-      </w:pPr>
-      <w:r>
-        <w:rPr>
-          <w:rFonts w:ascii="Calibri" w:hAnsi="Calibri" w:eastAsia="Songti SC"/>
-          <w:b w:val="0"/>
-          <w:i w:val="0"/>
-          <w:color w:val="667085"/>
-          <w:sz w:val="17"/>
-        </w:rPr>
-        <w:t xml:space="preserve">Report: </w:t>
-      </w:r>
-      <w:hyperlink r:id="rId20">
-        <w:r>
-          <w:rPr>
-            <w:color w:val="285B9D"/>
-            <w:u w:val="single"/>
-            <w:rFonts w:eastAsia="Songti SC" w:ascii="Calibri" w:hAnsi="Calibri"/>
-          </w:rPr>
-          <w:t>reports/archive-72f14f51eff6</w:t>
-        </w:r>
-      </w:hyperlink>
-    </w:p>
-    <w:p>
-      <w:pPr>
-        <w:spacing w:before="0" w:after="40" w:line="264" w:lineRule="auto"/>
-      </w:pPr>
-      <w:r>
-        <w:rPr>
-          <w:rFonts w:ascii="Calibri" w:hAnsi="Calibri" w:eastAsia="Songti SC"/>
-          <w:b/>
-          <w:i w:val="0"/>
-          <w:color w:val="0B2545"/>
-          <w:sz w:val="23"/>
-        </w:rPr>
-        <w:t>4. 2026-07-10 策略研究记录：轻度滞胀压力下的防守再平衡</w:t>
-      </w:r>
-    </w:p>
-    <w:p>
-      <w:pPr>
-        <w:spacing w:before="0" w:after="40" w:line="264" w:lineRule="auto"/>
-      </w:pPr>
-      <w:r>
-        <w:rPr>
-          <w:rFonts w:ascii="Calibri" w:hAnsi="Calibri" w:eastAsia="Songti SC"/>
-          <w:b w:val="0"/>
-          <w:i w:val="0"/>
-          <w:color w:val="667085"/>
-          <w:sz w:val="17"/>
-        </w:rPr>
-        <w:t>未识别 · 宏观通胀传导 · score 42.4</w:t>
-      </w:r>
-    </w:p>
-    <w:p>
-      <w:pPr>
-        <w:spacing w:before="0" w:after="100" w:line="264" w:lineRule="auto"/>
-      </w:pPr>
-      <w:r>
-        <w:rPr>
-          <w:rFonts w:ascii="Calibri" w:hAnsi="Calibri" w:eastAsia="Songti SC"/>
-          <w:b w:val="0"/>
-          <w:i w:val="0"/>
-          <w:color w:val="334155"/>
-          <w:sz w:val="20"/>
-        </w:rPr>
-        <w:t>工作日期：2026-07-10，Asia/Singapore。本报告立场是 压力测试并给出执行方案：我支持prior research notes关于10年期美债收益率停留在4.6%附近、商品因地缘风险再起而反弹的“轻度滞胀”设定...</w:t>
-      </w:r>
-    </w:p>
-    <w:p>
-      <w:pPr>
-        <w:spacing w:before="0" w:after="160" w:line="264" w:lineRule="auto"/>
-      </w:pPr>
-      <w:r>
-        <w:rPr>
-          <w:rFonts w:ascii="Calibri" w:hAnsi="Calibri" w:eastAsia="Songti SC"/>
-          <w:b w:val="0"/>
-          <w:i w:val="0"/>
-          <w:color w:val="667085"/>
-          <w:sz w:val="17"/>
-        </w:rPr>
-        <w:t xml:space="preserve">Report: </w:t>
-      </w:r>
-      <w:hyperlink r:id="rId21">
-        <w:r>
-          <w:rPr>
-            <w:color w:val="285B9D"/>
-            <w:u w:val="single"/>
-            <w:rFonts w:eastAsia="Songti SC" w:ascii="Calibri" w:hAnsi="Calibri"/>
-          </w:rPr>
-          <w:t>reports/archive-96ab098c8b4e</w:t>
-        </w:r>
-      </w:hyperlink>
-    </w:p>
-    <w:p>
-      <w:pPr>
-        <w:spacing w:before="0" w:after="40" w:line="264" w:lineRule="auto"/>
-      </w:pPr>
-      <w:r>
-        <w:rPr>
-          <w:rFonts w:ascii="Calibri" w:hAnsi="Calibri" w:eastAsia="Songti SC"/>
-          <w:b/>
-          <w:i w:val="0"/>
-          <w:color w:val="0B2545"/>
-          <w:sz w:val="23"/>
-        </w:rPr>
-        <w:t>5. 研究院诊断报告</w:t>
-      </w:r>
-    </w:p>
-    <w:p>
-      <w:pPr>
-        <w:spacing w:before="0" w:after="40" w:line="264" w:lineRule="auto"/>
-      </w:pPr>
-      <w:r>
-        <w:rPr>
-          <w:rFonts w:ascii="Calibri" w:hAnsi="Calibri" w:eastAsia="Songti SC"/>
-          <w:b w:val="0"/>
-          <w:i w:val="0"/>
-          <w:color w:val="667085"/>
-          <w:sz w:val="17"/>
-        </w:rPr>
-        <w:t>研究院诊断师 · 宏观通胀传导 · score 40.9</w:t>
-      </w:r>
-    </w:p>
-    <w:p>
-      <w:pPr>
-        <w:spacing w:before="0" w:after="100" w:line="264" w:lineRule="auto"/>
-      </w:pPr>
-      <w:r>
-        <w:rPr>
-          <w:rFonts w:ascii="Calibri" w:hAnsi="Calibri" w:eastAsia="Songti SC"/>
-          <w:b w:val="0"/>
-          <w:i w:val="0"/>
-          <w:color w:val="334155"/>
-          <w:sz w:val="20"/>
-        </w:rPr>
-        <w:t>锚定日期：2026-07-10（shell date +%Y-%m-%d ）。未使用 web search；所有证据来自本工作区内的内部文件与端点快照。 fleet health.md 未在工作区出现，且提示中内联的 &lt;&lt;&lt;FLEET HEALTH 区块为...</w:t>
-      </w:r>
-    </w:p>
-    <w:p>
-      <w:pPr>
-        <w:spacing w:before="0" w:after="160" w:line="264" w:lineRule="auto"/>
-      </w:pPr>
-      <w:r>
-        <w:rPr>
-          <w:rFonts w:ascii="Calibri" w:hAnsi="Calibri" w:eastAsia="Songti SC"/>
-          <w:b w:val="0"/>
-          <w:i w:val="0"/>
-          <w:color w:val="667085"/>
-          <w:sz w:val="17"/>
-        </w:rPr>
-        <w:t xml:space="preserve">Report: </w:t>
-      </w:r>
-      <w:hyperlink r:id="rId14">
-        <w:r>
-          <w:rPr>
-            <w:color w:val="285B9D"/>
-            <w:u w:val="single"/>
-            <w:rFonts w:eastAsia="Songti SC" w:ascii="Calibri" w:hAnsi="Calibri"/>
-          </w:rPr>
-          <w:t>reports/archive-9cb3cc592c88</w:t>
-        </w:r>
-      </w:hyperlink>
-    </w:p>
-    <w:p>
-      <w:pPr>
-        <w:spacing w:before="0" w:after="40" w:line="264" w:lineRule="auto"/>
-      </w:pPr>
-      <w:r>
-        <w:rPr>
-          <w:rFonts w:ascii="Calibri" w:hAnsi="Calibri" w:eastAsia="Songti SC"/>
-          <w:b/>
-          <w:i w:val="0"/>
-          <w:color w:val="0B2545"/>
-          <w:sz w:val="23"/>
-        </w:rPr>
-        <w:t>6. 2883.HK 公司概况</w:t>
-      </w:r>
-    </w:p>
-    <w:p>
-      <w:pPr>
-        <w:spacing w:before="0" w:after="40" w:line="264" w:lineRule="auto"/>
-      </w:pPr>
-      <w:r>
-        <w:rPr>
-          <w:rFonts w:ascii="Calibri" w:hAnsi="Calibri" w:eastAsia="Songti SC"/>
-          <w:b w:val="0"/>
-          <w:i w:val="0"/>
-          <w:color w:val="667085"/>
-          <w:sz w:val="17"/>
-        </w:rPr>
-        <w:t>深研主编 · 宏观通胀传导 · score 40.5</w:t>
-      </w:r>
-    </w:p>
-    <w:p>
-      <w:pPr>
-        <w:spacing w:before="0" w:after="100" w:line="264" w:lineRule="auto"/>
-      </w:pPr>
-      <w:r>
-        <w:rPr>
-          <w:rFonts w:ascii="Calibri" w:hAnsi="Calibri" w:eastAsia="Songti SC"/>
-          <w:b w:val="0"/>
-          <w:i w:val="0"/>
-          <w:color w:val="334155"/>
-          <w:sz w:val="20"/>
-        </w:rPr>
-        <w:t>2883.HK 对应中海油田服务股份有限公司（China Oilfield Services Limited，简称“中海油服”或“COSL”），公司 H 股在香港联合交易所上市，股票代码为 2883，A 股在上海证券交易所上市，股票...</w:t>
-      </w:r>
-    </w:p>
-    <w:p>
-      <w:pPr>
-        <w:spacing w:before="0" w:after="160" w:line="264" w:lineRule="auto"/>
-      </w:pPr>
-      <w:r>
-        <w:rPr>
-          <w:rFonts w:ascii="Calibri" w:hAnsi="Calibri" w:eastAsia="Songti SC"/>
-          <w:b w:val="0"/>
-          <w:i w:val="0"/>
-          <w:color w:val="667085"/>
-          <w:sz w:val="17"/>
-        </w:rPr>
-        <w:t xml:space="preserve">Report: </w:t>
-      </w:r>
-      <w:hyperlink r:id="rId22">
-        <w:r>
-          <w:rPr>
-            <w:color w:val="285B9D"/>
-            <w:u w:val="single"/>
-            <w:rFonts w:eastAsia="Songti SC" w:ascii="Calibri" w:hAnsi="Calibri"/>
-          </w:rPr>
-          <w:t>reports/archive-35c211a2cff4</w:t>
         </w:r>
       </w:hyperlink>
     </w:p>
@@ -1115,7 +1115,7 @@
       </w:pPr>
       <w:r>
         <w:rPr>
-          <w:rFonts w:ascii="Calibri" w:hAnsi="Calibri" w:eastAsia="Songti SC"/>
+          <w:rFonts w:ascii="Calibri" w:hAnsi="Calibri" w:eastAsia="Hiragino Sans GB"/>
           <w:b/>
           <w:i w:val="0"/>
           <w:color w:val="0B2545"/>
@@ -1130,7 +1130,7 @@
       </w:pPr>
       <w:r>
         <w:rPr>
-          <w:rFonts w:ascii="Calibri" w:hAnsi="Calibri" w:eastAsia="Songti SC"/>
+          <w:rFonts w:ascii="Calibri" w:hAnsi="Calibri" w:eastAsia="Hiragino Sans GB"/>
           <w:b w:val="0"/>
           <w:i w:val="0"/>
           <w:color w:val="334155"/>
@@ -1145,7 +1145,7 @@
       </w:pPr>
       <w:r>
         <w:rPr>
-          <w:rFonts w:ascii="Calibri" w:hAnsi="Calibri" w:eastAsia="Songti SC"/>
+          <w:rFonts w:ascii="Calibri" w:hAnsi="Calibri" w:eastAsia="Hiragino Sans GB"/>
           <w:b w:val="0"/>
           <w:i w:val="0"/>
           <w:color w:val="667085"/>
@@ -1158,7 +1158,7 @@
           <w:rPr>
             <w:color w:val="285B9D"/>
             <w:u w:val="single"/>
-            <w:rFonts w:eastAsia="Songti SC" w:ascii="Calibri" w:hAnsi="Calibri"/>
+            <w:rFonts w:eastAsia="Hiragino Sans GB" w:ascii="Calibri" w:hAnsi="Calibri"/>
           </w:rPr>
           <w:t>reports/archive-db053b73b427</w:t>
         </w:r>
@@ -1170,7 +1170,7 @@
       </w:pPr>
       <w:r>
         <w:rPr>
-          <w:rFonts w:ascii="Calibri" w:hAnsi="Calibri" w:eastAsia="Songti SC"/>
+          <w:rFonts w:ascii="Calibri" w:hAnsi="Calibri" w:eastAsia="Hiragino Sans GB"/>
           <w:b/>
           <w:i w:val="0"/>
           <w:color w:val="0B2545"/>
@@ -1185,7 +1185,7 @@
       </w:pPr>
       <w:r>
         <w:rPr>
-          <w:rFonts w:ascii="Calibri" w:hAnsi="Calibri" w:eastAsia="Songti SC"/>
+          <w:rFonts w:ascii="Calibri" w:hAnsi="Calibri" w:eastAsia="Hiragino Sans GB"/>
           <w:b w:val="0"/>
           <w:i w:val="0"/>
           <w:color w:val="334155"/>
@@ -1200,7 +1200,7 @@
       </w:pPr>
       <w:r>
         <w:rPr>
-          <w:rFonts w:ascii="Calibri" w:hAnsi="Calibri" w:eastAsia="Songti SC"/>
+          <w:rFonts w:ascii="Calibri" w:hAnsi="Calibri" w:eastAsia="Hiragino Sans GB"/>
           <w:b w:val="0"/>
           <w:i w:val="0"/>
           <w:color w:val="667085"/>
@@ -1208,12 +1208,12 @@
         </w:rPr>
         <w:t xml:space="preserve">Report: </w:t>
       </w:r>
-      <w:hyperlink r:id="rId23">
+      <w:hyperlink r:id="rId24">
         <w:r>
           <w:rPr>
             <w:color w:val="285B9D"/>
             <w:u w:val="single"/>
-            <w:rFonts w:eastAsia="Songti SC" w:ascii="Calibri" w:hAnsi="Calibri"/>
+            <w:rFonts w:eastAsia="Hiragino Sans GB" w:ascii="Calibri" w:hAnsi="Calibri"/>
           </w:rPr>
           <w:t>reports/archive-710afaa90d12</w:t>
         </w:r>
@@ -1225,7 +1225,7 @@
       </w:pPr>
       <w:r>
         <w:rPr>
-          <w:rFonts w:ascii="Calibri" w:hAnsi="Calibri" w:eastAsia="Songti SC"/>
+          <w:rFonts w:ascii="Calibri" w:hAnsi="Calibri" w:eastAsia="Hiragino Sans GB"/>
           <w:b/>
           <w:i w:val="0"/>
           <w:color w:val="0B2545"/>
@@ -1240,7 +1240,7 @@
       </w:pPr>
       <w:r>
         <w:rPr>
-          <w:rFonts w:ascii="Calibri" w:hAnsi="Calibri" w:eastAsia="Songti SC"/>
+          <w:rFonts w:ascii="Calibri" w:hAnsi="Calibri" w:eastAsia="Hiragino Sans GB"/>
           <w:b w:val="0"/>
           <w:i w:val="0"/>
           <w:color w:val="334155"/>
@@ -1255,7 +1255,7 @@
       </w:pPr>
       <w:r>
         <w:rPr>
-          <w:rFonts w:ascii="Calibri" w:hAnsi="Calibri" w:eastAsia="Songti SC"/>
+          <w:rFonts w:ascii="Calibri" w:hAnsi="Calibri" w:eastAsia="Hiragino Sans GB"/>
           <w:b w:val="0"/>
           <w:i w:val="0"/>
           <w:color w:val="667085"/>
@@ -1263,12 +1263,12 @@
         </w:rPr>
         <w:t xml:space="preserve">Report: </w:t>
       </w:r>
-      <w:hyperlink r:id="rId24">
+      <w:hyperlink r:id="rId25">
         <w:r>
           <w:rPr>
             <w:color w:val="285B9D"/>
             <w:u w:val="single"/>
-            <w:rFonts w:eastAsia="Songti SC" w:ascii="Calibri" w:hAnsi="Calibri"/>
+            <w:rFonts w:eastAsia="Hiragino Sans GB" w:ascii="Calibri" w:hAnsi="Calibri"/>
           </w:rPr>
           <w:t>reports/archive-3cad4d3b9917</w:t>
         </w:r>
@@ -1311,7 +1311,7 @@
             <w:r/>
             <w:r>
               <w:rPr>
-                <w:rFonts w:ascii="Calibri" w:hAnsi="Calibri" w:eastAsia="Songti SC"/>
+                <w:rFonts w:ascii="Calibri" w:hAnsi="Calibri" w:eastAsia="Hiragino Sans GB"/>
                 <w:b/>
                 <w:color w:val="475569"/>
                 <w:sz w:val="18"/>
@@ -1334,7 +1334,7 @@
             <w:r/>
             <w:r>
               <w:rPr>
-                <w:rFonts w:ascii="Calibri" w:hAnsi="Calibri" w:eastAsia="Songti SC"/>
+                <w:rFonts w:ascii="Calibri" w:hAnsi="Calibri" w:eastAsia="Hiragino Sans GB"/>
                 <w:b/>
                 <w:color w:val="475569"/>
                 <w:sz w:val="18"/>
@@ -1357,7 +1357,7 @@
             <w:r/>
             <w:r>
               <w:rPr>
-                <w:rFonts w:ascii="Calibri" w:hAnsi="Calibri" w:eastAsia="Songti SC"/>
+                <w:rFonts w:ascii="Calibri" w:hAnsi="Calibri" w:eastAsia="Hiragino Sans GB"/>
                 <w:b/>
                 <w:color w:val="475569"/>
                 <w:sz w:val="18"/>
@@ -1380,7 +1380,7 @@
             <w:r/>
             <w:r>
               <w:rPr>
-                <w:rFonts w:ascii="Calibri" w:hAnsi="Calibri" w:eastAsia="Songti SC"/>
+                <w:rFonts w:ascii="Calibri" w:hAnsi="Calibri" w:eastAsia="Hiragino Sans GB"/>
                 <w:b/>
                 <w:color w:val="475569"/>
                 <w:sz w:val="18"/>
@@ -1403,7 +1403,7 @@
             <w:r/>
             <w:r>
               <w:rPr>
-                <w:rFonts w:ascii="Calibri" w:hAnsi="Calibri" w:eastAsia="Songti SC"/>
+                <w:rFonts w:ascii="Calibri" w:hAnsi="Calibri" w:eastAsia="Hiragino Sans GB"/>
                 <w:b/>
                 <w:color w:val="475569"/>
                 <w:sz w:val="18"/>
@@ -1426,12 +1426,12 @@
             <w:r/>
             <w:r>
               <w:rPr>
-                <w:rFonts w:ascii="Calibri" w:hAnsi="Calibri" w:eastAsia="Songti SC"/>
+                <w:rFonts w:ascii="Calibri" w:hAnsi="Calibri" w:eastAsia="Hiragino Sans GB"/>
                 <w:b w:val="0"/>
                 <w:color w:val="111827"/>
                 <w:sz w:val="17"/>
               </w:rPr>
-              <w:t>全球宏观专题报告：通胀路径验证、美联储反应函数与权益估值压力测试</w:t>
+              <w:t>前序研究研究报告 — 2026-07-10</w:t>
             </w:r>
           </w:p>
         </w:tc>
@@ -1447,7 +1447,7 @@
             <w:r/>
             <w:r>
               <w:rPr>
-                <w:rFonts w:ascii="Calibri" w:hAnsi="Calibri" w:eastAsia="Songti SC"/>
+                <w:rFonts w:ascii="Calibri" w:hAnsi="Calibri" w:eastAsia="Hiragino Sans GB"/>
                 <w:b w:val="0"/>
                 <w:color w:val="111827"/>
                 <w:sz w:val="16"/>
@@ -1468,12 +1468,12 @@
             <w:r/>
             <w:r>
               <w:rPr>
-                <w:rFonts w:ascii="Calibri" w:hAnsi="Calibri" w:eastAsia="Songti SC"/>
+                <w:rFonts w:ascii="Calibri" w:hAnsi="Calibri" w:eastAsia="Hiragino Sans GB"/>
                 <w:b w:val="0"/>
                 <w:color w:val="111827"/>
                 <w:sz w:val="16"/>
               </w:rPr>
-              <w:t>宏观通胀传导</w:t>
+              <w:t>AI 基础设施</w:t>
             </w:r>
           </w:p>
         </w:tc>
@@ -1490,12 +1490,12 @@
             <w:r/>
             <w:r>
               <w:rPr>
-                <w:rFonts w:ascii="Calibri" w:hAnsi="Calibri" w:eastAsia="Songti SC"/>
+                <w:rFonts w:ascii="Calibri" w:hAnsi="Calibri" w:eastAsia="Hiragino Sans GB"/>
                 <w:b/>
                 <w:color w:val="111827"/>
                 <w:sz w:val="17"/>
               </w:rPr>
-              <w:t>44.1</w:t>
+              <w:t>54.4</w:t>
             </w:r>
           </w:p>
         </w:tc>
@@ -1512,7 +1512,225 @@
             <w:r/>
             <w:r>
               <w:rPr>
-                <w:rFonts w:ascii="Calibri" w:hAnsi="Calibri" w:eastAsia="Songti SC"/>
+                <w:rFonts w:ascii="Calibri" w:hAnsi="Calibri" w:eastAsia="Hiragino Sans GB"/>
+                <w:b w:val="0"/>
+                <w:color w:val="111827"/>
+                <w:sz w:val="16"/>
+              </w:rPr>
+              <w:t>风险 1</w:t>
+            </w:r>
+          </w:p>
+        </w:tc>
+      </w:tr>
+      <w:tr>
+        <w:tc>
+          <w:tcPr>
+            <w:tcW w:type="dxa" w:w="3720"/>
+            <w:vAlign w:val="center"/>
+          </w:tcPr>
+          <w:p>
+            <w:pPr>
+              <w:spacing w:before="0" w:after="0"/>
+            </w:pPr>
+            <w:r/>
+            <w:r>
+              <w:rPr>
+                <w:rFonts w:ascii="Calibri" w:hAnsi="Calibri" w:eastAsia="Hiragino Sans GB"/>
+                <w:b w:val="0"/>
+                <w:color w:val="111827"/>
+                <w:sz w:val="17"/>
+              </w:rPr>
+              <w:t>能源与利率成本双重挤压：AI 算力基础设施的 Capex 韧性</w:t>
+            </w:r>
+          </w:p>
+        </w:tc>
+        <w:tc>
+          <w:tcPr>
+            <w:tcW w:type="dxa" w:w="1560"/>
+            <w:vAlign w:val="center"/>
+          </w:tcPr>
+          <w:p>
+            <w:pPr>
+              <w:spacing w:before="0" w:after="0"/>
+            </w:pPr>
+            <w:r/>
+            <w:r>
+              <w:rPr>
+                <w:rFonts w:ascii="Calibri" w:hAnsi="Calibri" w:eastAsia="Hiragino Sans GB"/>
+                <w:b w:val="0"/>
+                <w:color w:val="111827"/>
+                <w:sz w:val="16"/>
+              </w:rPr>
+              <w:t>未识别</w:t>
+            </w:r>
+          </w:p>
+        </w:tc>
+        <w:tc>
+          <w:tcPr>
+            <w:tcW w:type="dxa" w:w="1680"/>
+            <w:vAlign w:val="center"/>
+          </w:tcPr>
+          <w:p>
+            <w:pPr>
+              <w:spacing w:before="0" w:after="0"/>
+            </w:pPr>
+            <w:r/>
+            <w:r>
+              <w:rPr>
+                <w:rFonts w:ascii="Calibri" w:hAnsi="Calibri" w:eastAsia="Hiragino Sans GB"/>
+                <w:b w:val="0"/>
+                <w:color w:val="111827"/>
+                <w:sz w:val="16"/>
+              </w:rPr>
+              <w:t>AI 基础设施</w:t>
+            </w:r>
+          </w:p>
+        </w:tc>
+        <w:tc>
+          <w:tcPr>
+            <w:tcW w:type="dxa" w:w="900"/>
+            <w:vAlign w:val="center"/>
+          </w:tcPr>
+          <w:p>
+            <w:pPr>
+              <w:spacing w:before="0" w:after="0"/>
+              <w:jc w:val="center"/>
+            </w:pPr>
+            <w:r/>
+            <w:r>
+              <w:rPr>
+                <w:rFonts w:ascii="Calibri" w:hAnsi="Calibri" w:eastAsia="Hiragino Sans GB"/>
+                <w:b/>
+                <w:color w:val="111827"/>
+                <w:sz w:val="17"/>
+              </w:rPr>
+              <w:t>47.0</w:t>
+            </w:r>
+          </w:p>
+        </w:tc>
+        <w:tc>
+          <w:tcPr>
+            <w:tcW w:type="dxa" w:w="1500"/>
+            <w:vAlign w:val="center"/>
+          </w:tcPr>
+          <w:p>
+            <w:pPr>
+              <w:spacing w:before="0" w:after="0"/>
+              <w:jc w:val="center"/>
+            </w:pPr>
+            <w:r/>
+            <w:r>
+              <w:rPr>
+                <w:rFonts w:ascii="Calibri" w:hAnsi="Calibri" w:eastAsia="Hiragino Sans GB"/>
+                <w:b w:val="0"/>
+                <w:color w:val="111827"/>
+                <w:sz w:val="16"/>
+              </w:rPr>
+              <w:t>风险 1</w:t>
+            </w:r>
+          </w:p>
+        </w:tc>
+      </w:tr>
+      <w:tr>
+        <w:tc>
+          <w:tcPr>
+            <w:tcW w:type="dxa" w:w="3720"/>
+            <w:vAlign w:val="center"/>
+          </w:tcPr>
+          <w:p>
+            <w:pPr>
+              <w:spacing w:before="0" w:after="0"/>
+            </w:pPr>
+            <w:r/>
+            <w:r>
+              <w:rPr>
+                <w:rFonts w:ascii="Calibri" w:hAnsi="Calibri" w:eastAsia="Hiragino Sans GB"/>
+                <w:b w:val="0"/>
+                <w:color w:val="111827"/>
+                <w:sz w:val="17"/>
+              </w:rPr>
+              <w:t>公用事业压力测试：电网接入、变压器、调峰电源与绿电交易能否支撑2026–2027年智算扩张？</w:t>
+            </w:r>
+          </w:p>
+        </w:tc>
+        <w:tc>
+          <w:tcPr>
+            <w:tcW w:type="dxa" w:w="1560"/>
+            <w:vAlign w:val="center"/>
+          </w:tcPr>
+          <w:p>
+            <w:pPr>
+              <w:spacing w:before="0" w:after="0"/>
+            </w:pPr>
+            <w:r/>
+            <w:r>
+              <w:rPr>
+                <w:rFonts w:ascii="Calibri" w:hAnsi="Calibri" w:eastAsia="Hiragino Sans GB"/>
+                <w:b w:val="0"/>
+                <w:color w:val="111827"/>
+                <w:sz w:val="16"/>
+              </w:rPr>
+              <w:t>未识别</w:t>
+            </w:r>
+          </w:p>
+        </w:tc>
+        <w:tc>
+          <w:tcPr>
+            <w:tcW w:type="dxa" w:w="1680"/>
+            <w:vAlign w:val="center"/>
+          </w:tcPr>
+          <w:p>
+            <w:pPr>
+              <w:spacing w:before="0" w:after="0"/>
+            </w:pPr>
+            <w:r/>
+            <w:r>
+              <w:rPr>
+                <w:rFonts w:ascii="Calibri" w:hAnsi="Calibri" w:eastAsia="Hiragino Sans GB"/>
+                <w:b w:val="0"/>
+                <w:color w:val="111827"/>
+                <w:sz w:val="16"/>
+              </w:rPr>
+              <w:t>电力与电网</w:t>
+            </w:r>
+          </w:p>
+        </w:tc>
+        <w:tc>
+          <w:tcPr>
+            <w:tcW w:type="dxa" w:w="900"/>
+            <w:vAlign w:val="center"/>
+          </w:tcPr>
+          <w:p>
+            <w:pPr>
+              <w:spacing w:before="0" w:after="0"/>
+              <w:jc w:val="center"/>
+            </w:pPr>
+            <w:r/>
+            <w:r>
+              <w:rPr>
+                <w:rFonts w:ascii="Calibri" w:hAnsi="Calibri" w:eastAsia="Hiragino Sans GB"/>
+                <w:b/>
+                <w:color w:val="111827"/>
+                <w:sz w:val="17"/>
+              </w:rPr>
+              <w:t>47.0</w:t>
+            </w:r>
+          </w:p>
+        </w:tc>
+        <w:tc>
+          <w:tcPr>
+            <w:tcW w:type="dxa" w:w="1500"/>
+            <w:vAlign w:val="center"/>
+          </w:tcPr>
+          <w:p>
+            <w:pPr>
+              <w:spacing w:before="0" w:after="0"/>
+              <w:jc w:val="center"/>
+            </w:pPr>
+            <w:r/>
+            <w:r>
+              <w:rPr>
+                <w:rFonts w:ascii="Calibri" w:hAnsi="Calibri" w:eastAsia="Hiragino Sans GB"/>
                 <w:b w:val="0"/>
                 <w:color w:val="111827"/>
                 <w:sz w:val="16"/>
@@ -1535,12 +1753,12 @@
             <w:r/>
             <w:r>
               <w:rPr>
-                <w:rFonts w:ascii="Calibri" w:hAnsi="Calibri" w:eastAsia="Songti SC"/>
+                <w:rFonts w:ascii="Calibri" w:hAnsi="Calibri" w:eastAsia="Hiragino Sans GB"/>
                 <w:b w:val="0"/>
                 <w:color w:val="111827"/>
                 <w:sz w:val="17"/>
               </w:rPr>
-              <w:t>把央行流动性时钟转化为红利腿与组合风险预算的最终权重报告</w:t>
+              <w:t>压力测试：电力设备与温控出海链的机构筹码拥挤度 vs. 估值安全边际</w:t>
             </w:r>
           </w:p>
         </w:tc>
@@ -1556,7 +1774,7 @@
             <w:r/>
             <w:r>
               <w:rPr>
-                <w:rFonts w:ascii="Calibri" w:hAnsi="Calibri" w:eastAsia="Songti SC"/>
+                <w:rFonts w:ascii="Calibri" w:hAnsi="Calibri" w:eastAsia="Hiragino Sans GB"/>
                 <w:b w:val="0"/>
                 <w:color w:val="111827"/>
                 <w:sz w:val="16"/>
@@ -1577,7 +1795,7 @@
             <w:r/>
             <w:r>
               <w:rPr>
-                <w:rFonts w:ascii="Calibri" w:hAnsi="Calibri" w:eastAsia="Songti SC"/>
+                <w:rFonts w:ascii="Calibri" w:hAnsi="Calibri" w:eastAsia="Hiragino Sans GB"/>
                 <w:b w:val="0"/>
                 <w:color w:val="111827"/>
                 <w:sz w:val="16"/>
@@ -1599,12 +1817,12 @@
             <w:r/>
             <w:r>
               <w:rPr>
-                <w:rFonts w:ascii="Calibri" w:hAnsi="Calibri" w:eastAsia="Songti SC"/>
+                <w:rFonts w:ascii="Calibri" w:hAnsi="Calibri" w:eastAsia="Hiragino Sans GB"/>
                 <w:b/>
                 <w:color w:val="111827"/>
                 <w:sz w:val="17"/>
               </w:rPr>
-              <w:t>43.8</w:t>
+              <w:t>45.2</w:t>
             </w:r>
           </w:p>
         </w:tc>
@@ -1621,7 +1839,7 @@
             <w:r/>
             <w:r>
               <w:rPr>
-                <w:rFonts w:ascii="Calibri" w:hAnsi="Calibri" w:eastAsia="Songti SC"/>
+                <w:rFonts w:ascii="Calibri" w:hAnsi="Calibri" w:eastAsia="Hiragino Sans GB"/>
                 <w:b w:val="0"/>
                 <w:color w:val="111827"/>
                 <w:sz w:val="16"/>
@@ -1644,12 +1862,12 @@
             <w:r/>
             <w:r>
               <w:rPr>
-                <w:rFonts w:ascii="Calibri" w:hAnsi="Calibri" w:eastAsia="Songti SC"/>
+                <w:rFonts w:ascii="Calibri" w:hAnsi="Calibri" w:eastAsia="Hiragino Sans GB"/>
                 <w:b w:val="0"/>
                 <w:color w:val="111827"/>
                 <w:sz w:val="17"/>
               </w:rPr>
-              <w:t>日元套利平仓冲击下的多资产组合风险预算重构与凸性防线</w:t>
+              <w:t>全球宏观专题报告：通胀路径验证、美联储反应函数与权益估值压力测试</w:t>
             </w:r>
           </w:p>
         </w:tc>
@@ -1665,7 +1883,7 @@
             <w:r/>
             <w:r>
               <w:rPr>
-                <w:rFonts w:ascii="Calibri" w:hAnsi="Calibri" w:eastAsia="Songti SC"/>
+                <w:rFonts w:ascii="Calibri" w:hAnsi="Calibri" w:eastAsia="Hiragino Sans GB"/>
                 <w:b w:val="0"/>
                 <w:color w:val="111827"/>
                 <w:sz w:val="16"/>
@@ -1686,7 +1904,7 @@
             <w:r/>
             <w:r>
               <w:rPr>
-                <w:rFonts w:ascii="Calibri" w:hAnsi="Calibri" w:eastAsia="Songti SC"/>
+                <w:rFonts w:ascii="Calibri" w:hAnsi="Calibri" w:eastAsia="Hiragino Sans GB"/>
                 <w:b w:val="0"/>
                 <w:color w:val="111827"/>
                 <w:sz w:val="16"/>
@@ -1708,12 +1926,12 @@
             <w:r/>
             <w:r>
               <w:rPr>
-                <w:rFonts w:ascii="Calibri" w:hAnsi="Calibri" w:eastAsia="Songti SC"/>
+                <w:rFonts w:ascii="Calibri" w:hAnsi="Calibri" w:eastAsia="Hiragino Sans GB"/>
                 <w:b/>
                 <w:color w:val="111827"/>
                 <w:sz w:val="17"/>
               </w:rPr>
-              <w:t>43.2</w:t>
+              <w:t>44.1</w:t>
             </w:r>
           </w:p>
         </w:tc>
@@ -1730,7 +1948,7 @@
             <w:r/>
             <w:r>
               <w:rPr>
-                <w:rFonts w:ascii="Calibri" w:hAnsi="Calibri" w:eastAsia="Songti SC"/>
+                <w:rFonts w:ascii="Calibri" w:hAnsi="Calibri" w:eastAsia="Hiragino Sans GB"/>
                 <w:b w:val="0"/>
                 <w:color w:val="111827"/>
                 <w:sz w:val="16"/>
@@ -1753,12 +1971,12 @@
             <w:r/>
             <w:r>
               <w:rPr>
-                <w:rFonts w:ascii="Calibri" w:hAnsi="Calibri" w:eastAsia="Songti SC"/>
+                <w:rFonts w:ascii="Calibri" w:hAnsi="Calibri" w:eastAsia="Hiragino Sans GB"/>
                 <w:b w:val="0"/>
                 <w:color w:val="111827"/>
                 <w:sz w:val="17"/>
               </w:rPr>
-              <w:t>2026-07-10 策略研究记录：轻度滞胀压力下的防守再平衡</w:t>
+              <w:t>把央行流动性时钟转化为红利腿与组合风险预算的最终权重报告</w:t>
             </w:r>
           </w:p>
         </w:tc>
@@ -1774,7 +1992,7 @@
             <w:r/>
             <w:r>
               <w:rPr>
-                <w:rFonts w:ascii="Calibri" w:hAnsi="Calibri" w:eastAsia="Songti SC"/>
+                <w:rFonts w:ascii="Calibri" w:hAnsi="Calibri" w:eastAsia="Hiragino Sans GB"/>
                 <w:b w:val="0"/>
                 <w:color w:val="111827"/>
                 <w:sz w:val="16"/>
@@ -1795,7 +2013,7 @@
             <w:r/>
             <w:r>
               <w:rPr>
-                <w:rFonts w:ascii="Calibri" w:hAnsi="Calibri" w:eastAsia="Songti SC"/>
+                <w:rFonts w:ascii="Calibri" w:hAnsi="Calibri" w:eastAsia="Hiragino Sans GB"/>
                 <w:b w:val="0"/>
                 <w:color w:val="111827"/>
                 <w:sz w:val="16"/>
@@ -1817,12 +2035,12 @@
             <w:r/>
             <w:r>
               <w:rPr>
-                <w:rFonts w:ascii="Calibri" w:hAnsi="Calibri" w:eastAsia="Songti SC"/>
+                <w:rFonts w:ascii="Calibri" w:hAnsi="Calibri" w:eastAsia="Hiragino Sans GB"/>
                 <w:b/>
                 <w:color w:val="111827"/>
                 <w:sz w:val="17"/>
               </w:rPr>
-              <w:t>42.4</w:t>
+              <w:t>43.8</w:t>
             </w:r>
           </w:p>
         </w:tc>
@@ -1839,7 +2057,225 @@
             <w:r/>
             <w:r>
               <w:rPr>
-                <w:rFonts w:ascii="Calibri" w:hAnsi="Calibri" w:eastAsia="Songti SC"/>
+                <w:rFonts w:ascii="Calibri" w:hAnsi="Calibri" w:eastAsia="Hiragino Sans GB"/>
+                <w:b w:val="0"/>
+                <w:color w:val="111827"/>
+                <w:sz w:val="16"/>
+              </w:rPr>
+              <w:t>风险 1</w:t>
+            </w:r>
+          </w:p>
+        </w:tc>
+      </w:tr>
+      <w:tr>
+        <w:tc>
+          <w:tcPr>
+            <w:tcW w:type="dxa" w:w="3720"/>
+            <w:vAlign w:val="center"/>
+          </w:tcPr>
+          <w:p>
+            <w:pPr>
+              <w:spacing w:before="0" w:after="0"/>
+            </w:pPr>
+            <w:r/>
+            <w:r>
+              <w:rPr>
+                <w:rFonts w:ascii="Calibri" w:hAnsi="Calibri" w:eastAsia="Hiragino Sans GB"/>
+                <w:b w:val="0"/>
+                <w:color w:val="111827"/>
+                <w:sz w:val="17"/>
+              </w:rPr>
+              <w:t>容量电价与辅助服务市场化下电力运营商微观盈利模型重构</w:t>
+            </w:r>
+          </w:p>
+        </w:tc>
+        <w:tc>
+          <w:tcPr>
+            <w:tcW w:type="dxa" w:w="1560"/>
+            <w:vAlign w:val="center"/>
+          </w:tcPr>
+          <w:p>
+            <w:pPr>
+              <w:spacing w:before="0" w:after="0"/>
+            </w:pPr>
+            <w:r/>
+            <w:r>
+              <w:rPr>
+                <w:rFonts w:ascii="Calibri" w:hAnsi="Calibri" w:eastAsia="Hiragino Sans GB"/>
+                <w:b w:val="0"/>
+                <w:color w:val="111827"/>
+                <w:sz w:val="16"/>
+              </w:rPr>
+              <w:t>未识别</w:t>
+            </w:r>
+          </w:p>
+        </w:tc>
+        <w:tc>
+          <w:tcPr>
+            <w:tcW w:type="dxa" w:w="1680"/>
+            <w:vAlign w:val="center"/>
+          </w:tcPr>
+          <w:p>
+            <w:pPr>
+              <w:spacing w:before="0" w:after="0"/>
+            </w:pPr>
+            <w:r/>
+            <w:r>
+              <w:rPr>
+                <w:rFonts w:ascii="Calibri" w:hAnsi="Calibri" w:eastAsia="Hiragino Sans GB"/>
+                <w:b w:val="0"/>
+                <w:color w:val="111827"/>
+                <w:sz w:val="16"/>
+              </w:rPr>
+              <w:t>电力与电网</w:t>
+            </w:r>
+          </w:p>
+        </w:tc>
+        <w:tc>
+          <w:tcPr>
+            <w:tcW w:type="dxa" w:w="900"/>
+            <w:vAlign w:val="center"/>
+          </w:tcPr>
+          <w:p>
+            <w:pPr>
+              <w:spacing w:before="0" w:after="0"/>
+              <w:jc w:val="center"/>
+            </w:pPr>
+            <w:r/>
+            <w:r>
+              <w:rPr>
+                <w:rFonts w:ascii="Calibri" w:hAnsi="Calibri" w:eastAsia="Hiragino Sans GB"/>
+                <w:b/>
+                <w:color w:val="111827"/>
+                <w:sz w:val="17"/>
+              </w:rPr>
+              <w:t>43.7</w:t>
+            </w:r>
+          </w:p>
+        </w:tc>
+        <w:tc>
+          <w:tcPr>
+            <w:tcW w:type="dxa" w:w="1500"/>
+            <w:vAlign w:val="center"/>
+          </w:tcPr>
+          <w:p>
+            <w:pPr>
+              <w:spacing w:before="0" w:after="0"/>
+              <w:jc w:val="center"/>
+            </w:pPr>
+            <w:r/>
+            <w:r>
+              <w:rPr>
+                <w:rFonts w:ascii="Calibri" w:hAnsi="Calibri" w:eastAsia="Hiragino Sans GB"/>
+                <w:b w:val="0"/>
+                <w:color w:val="111827"/>
+                <w:sz w:val="16"/>
+              </w:rPr>
+              <w:t>常规</w:t>
+            </w:r>
+          </w:p>
+        </w:tc>
+      </w:tr>
+      <w:tr>
+        <w:tc>
+          <w:tcPr>
+            <w:tcW w:type="dxa" w:w="3720"/>
+            <w:vAlign w:val="center"/>
+          </w:tcPr>
+          <w:p>
+            <w:pPr>
+              <w:spacing w:before="0" w:after="0"/>
+            </w:pPr>
+            <w:r/>
+            <w:r>
+              <w:rPr>
+                <w:rFonts w:ascii="Calibri" w:hAnsi="Calibri" w:eastAsia="Hiragino Sans GB"/>
+                <w:b w:val="0"/>
+                <w:color w:val="111827"/>
+                <w:sz w:val="17"/>
+              </w:rPr>
+              <w:t>日元套利平仓冲击下的多资产组合风险预算重构与凸性防线</w:t>
+            </w:r>
+          </w:p>
+        </w:tc>
+        <w:tc>
+          <w:tcPr>
+            <w:tcW w:type="dxa" w:w="1560"/>
+            <w:vAlign w:val="center"/>
+          </w:tcPr>
+          <w:p>
+            <w:pPr>
+              <w:spacing w:before="0" w:after="0"/>
+            </w:pPr>
+            <w:r/>
+            <w:r>
+              <w:rPr>
+                <w:rFonts w:ascii="Calibri" w:hAnsi="Calibri" w:eastAsia="Hiragino Sans GB"/>
+                <w:b w:val="0"/>
+                <w:color w:val="111827"/>
+                <w:sz w:val="16"/>
+              </w:rPr>
+              <w:t>未识别</w:t>
+            </w:r>
+          </w:p>
+        </w:tc>
+        <w:tc>
+          <w:tcPr>
+            <w:tcW w:type="dxa" w:w="1680"/>
+            <w:vAlign w:val="center"/>
+          </w:tcPr>
+          <w:p>
+            <w:pPr>
+              <w:spacing w:before="0" w:after="0"/>
+            </w:pPr>
+            <w:r/>
+            <w:r>
+              <w:rPr>
+                <w:rFonts w:ascii="Calibri" w:hAnsi="Calibri" w:eastAsia="Hiragino Sans GB"/>
+                <w:b w:val="0"/>
+                <w:color w:val="111827"/>
+                <w:sz w:val="16"/>
+              </w:rPr>
+              <w:t>宏观通胀传导</w:t>
+            </w:r>
+          </w:p>
+        </w:tc>
+        <w:tc>
+          <w:tcPr>
+            <w:tcW w:type="dxa" w:w="900"/>
+            <w:vAlign w:val="center"/>
+          </w:tcPr>
+          <w:p>
+            <w:pPr>
+              <w:spacing w:before="0" w:after="0"/>
+              <w:jc w:val="center"/>
+            </w:pPr>
+            <w:r/>
+            <w:r>
+              <w:rPr>
+                <w:rFonts w:ascii="Calibri" w:hAnsi="Calibri" w:eastAsia="Hiragino Sans GB"/>
+                <w:b/>
+                <w:color w:val="111827"/>
+                <w:sz w:val="17"/>
+              </w:rPr>
+              <w:t>43.2</w:t>
+            </w:r>
+          </w:p>
+        </w:tc>
+        <w:tc>
+          <w:tcPr>
+            <w:tcW w:type="dxa" w:w="1500"/>
+            <w:vAlign w:val="center"/>
+          </w:tcPr>
+          <w:p>
+            <w:pPr>
+              <w:spacing w:before="0" w:after="0"/>
+              <w:jc w:val="center"/>
+            </w:pPr>
+            <w:r/>
+            <w:r>
+              <w:rPr>
+                <w:rFonts w:ascii="Calibri" w:hAnsi="Calibri" w:eastAsia="Hiragino Sans GB"/>
                 <w:b w:val="0"/>
                 <w:color w:val="111827"/>
                 <w:sz w:val="16"/>
@@ -1862,12 +2298,12 @@
             <w:r/>
             <w:r>
               <w:rPr>
-                <w:rFonts w:ascii="Calibri" w:hAnsi="Calibri" w:eastAsia="Songti SC"/>
+                <w:rFonts w:ascii="Calibri" w:hAnsi="Calibri" w:eastAsia="Hiragino Sans GB"/>
                 <w:b w:val="0"/>
                 <w:color w:val="111827"/>
                 <w:sz w:val="17"/>
               </w:rPr>
-              <w:t>研究院诊断报告</w:t>
+              <w:t>A股硬科技：从拥挤的AI芯片重配至订单可验证的电力设备、储能与液冷改造链</w:t>
             </w:r>
           </w:p>
         </w:tc>
@@ -1883,12 +2319,12 @@
             <w:r/>
             <w:r>
               <w:rPr>
-                <w:rFonts w:ascii="Calibri" w:hAnsi="Calibri" w:eastAsia="Songti SC"/>
+                <w:rFonts w:ascii="Calibri" w:hAnsi="Calibri" w:eastAsia="Hiragino Sans GB"/>
                 <w:b w:val="0"/>
                 <w:color w:val="111827"/>
                 <w:sz w:val="16"/>
               </w:rPr>
-              <w:t>研究院诊断师</w:t>
+              <w:t>未识别</w:t>
             </w:r>
           </w:p>
         </w:tc>
@@ -1904,7 +2340,7 @@
             <w:r/>
             <w:r>
               <w:rPr>
-                <w:rFonts w:ascii="Calibri" w:hAnsi="Calibri" w:eastAsia="Songti SC"/>
+                <w:rFonts w:ascii="Calibri" w:hAnsi="Calibri" w:eastAsia="Hiragino Sans GB"/>
                 <w:b w:val="0"/>
                 <w:color w:val="111827"/>
                 <w:sz w:val="16"/>
@@ -1926,7 +2362,661 @@
             <w:r/>
             <w:r>
               <w:rPr>
-                <w:rFonts w:ascii="Calibri" w:hAnsi="Calibri" w:eastAsia="Songti SC"/>
+                <w:rFonts w:ascii="Calibri" w:hAnsi="Calibri" w:eastAsia="Hiragino Sans GB"/>
+                <w:b/>
+                <w:color w:val="111827"/>
+                <w:sz w:val="17"/>
+              </w:rPr>
+              <w:t>42.7</w:t>
+            </w:r>
+          </w:p>
+        </w:tc>
+        <w:tc>
+          <w:tcPr>
+            <w:tcW w:type="dxa" w:w="1500"/>
+            <w:vAlign w:val="center"/>
+          </w:tcPr>
+          <w:p>
+            <w:pPr>
+              <w:spacing w:before="0" w:after="0"/>
+              <w:jc w:val="center"/>
+            </w:pPr>
+            <w:r/>
+            <w:r>
+              <w:rPr>
+                <w:rFonts w:ascii="Calibri" w:hAnsi="Calibri" w:eastAsia="Hiragino Sans GB"/>
+                <w:b w:val="0"/>
+                <w:color w:val="111827"/>
+                <w:sz w:val="16"/>
+              </w:rPr>
+              <w:t>常规</w:t>
+            </w:r>
+          </w:p>
+        </w:tc>
+      </w:tr>
+      <w:tr>
+        <w:tc>
+          <w:tcPr>
+            <w:tcW w:type="dxa" w:w="3720"/>
+            <w:vAlign w:val="center"/>
+          </w:tcPr>
+          <w:p>
+            <w:pPr>
+              <w:spacing w:before="0" w:after="0"/>
+            </w:pPr>
+            <w:r/>
+            <w:r>
+              <w:rPr>
+                <w:rFonts w:ascii="Calibri" w:hAnsi="Calibri" w:eastAsia="Hiragino Sans GB"/>
+                <w:b w:val="0"/>
+                <w:color w:val="111827"/>
+                <w:sz w:val="17"/>
+              </w:rPr>
+              <w:t>2026-07-10 半导体国产化向AI算力基础设施与电力需求的传导评估</w:t>
+            </w:r>
+          </w:p>
+        </w:tc>
+        <w:tc>
+          <w:tcPr>
+            <w:tcW w:type="dxa" w:w="1560"/>
+            <w:vAlign w:val="center"/>
+          </w:tcPr>
+          <w:p>
+            <w:pPr>
+              <w:spacing w:before="0" w:after="0"/>
+            </w:pPr>
+            <w:r/>
+            <w:r>
+              <w:rPr>
+                <w:rFonts w:ascii="Calibri" w:hAnsi="Calibri" w:eastAsia="Hiragino Sans GB"/>
+                <w:b w:val="0"/>
+                <w:color w:val="111827"/>
+                <w:sz w:val="16"/>
+              </w:rPr>
+              <w:t>未识别</w:t>
+            </w:r>
+          </w:p>
+        </w:tc>
+        <w:tc>
+          <w:tcPr>
+            <w:tcW w:type="dxa" w:w="1680"/>
+            <w:vAlign w:val="center"/>
+          </w:tcPr>
+          <w:p>
+            <w:pPr>
+              <w:spacing w:before="0" w:after="0"/>
+            </w:pPr>
+            <w:r/>
+            <w:r>
+              <w:rPr>
+                <w:rFonts w:ascii="Calibri" w:hAnsi="Calibri" w:eastAsia="Hiragino Sans GB"/>
+                <w:b w:val="0"/>
+                <w:color w:val="111827"/>
+                <w:sz w:val="16"/>
+              </w:rPr>
+              <w:t>AI 基础设施</w:t>
+            </w:r>
+          </w:p>
+        </w:tc>
+        <w:tc>
+          <w:tcPr>
+            <w:tcW w:type="dxa" w:w="900"/>
+            <w:vAlign w:val="center"/>
+          </w:tcPr>
+          <w:p>
+            <w:pPr>
+              <w:spacing w:before="0" w:after="0"/>
+              <w:jc w:val="center"/>
+            </w:pPr>
+            <w:r/>
+            <w:r>
+              <w:rPr>
+                <w:rFonts w:ascii="Calibri" w:hAnsi="Calibri" w:eastAsia="Hiragino Sans GB"/>
+                <w:b/>
+                <w:color w:val="111827"/>
+                <w:sz w:val="17"/>
+              </w:rPr>
+              <w:t>42.7</w:t>
+            </w:r>
+          </w:p>
+        </w:tc>
+        <w:tc>
+          <w:tcPr>
+            <w:tcW w:type="dxa" w:w="1500"/>
+            <w:vAlign w:val="center"/>
+          </w:tcPr>
+          <w:p>
+            <w:pPr>
+              <w:spacing w:before="0" w:after="0"/>
+              <w:jc w:val="center"/>
+            </w:pPr>
+            <w:r/>
+            <w:r>
+              <w:rPr>
+                <w:rFonts w:ascii="Calibri" w:hAnsi="Calibri" w:eastAsia="Hiragino Sans GB"/>
+                <w:b w:val="0"/>
+                <w:color w:val="111827"/>
+                <w:sz w:val="16"/>
+              </w:rPr>
+              <w:t>常规</w:t>
+            </w:r>
+          </w:p>
+        </w:tc>
+      </w:tr>
+      <w:tr>
+        <w:tc>
+          <w:tcPr>
+            <w:tcW w:type="dxa" w:w="3720"/>
+            <w:vAlign w:val="center"/>
+          </w:tcPr>
+          <w:p>
+            <w:pPr>
+              <w:spacing w:before="0" w:after="0"/>
+            </w:pPr>
+            <w:r/>
+            <w:r>
+              <w:rPr>
+                <w:rFonts w:ascii="Calibri" w:hAnsi="Calibri" w:eastAsia="Hiragino Sans GB"/>
+                <w:b w:val="0"/>
+                <w:color w:val="111827"/>
+                <w:sz w:val="17"/>
+              </w:rPr>
+              <w:t>前序研究研究报告 — 2026-07-10</w:t>
+            </w:r>
+          </w:p>
+        </w:tc>
+        <w:tc>
+          <w:tcPr>
+            <w:tcW w:type="dxa" w:w="1560"/>
+            <w:vAlign w:val="center"/>
+          </w:tcPr>
+          <w:p>
+            <w:pPr>
+              <w:spacing w:before="0" w:after="0"/>
+            </w:pPr>
+            <w:r/>
+            <w:r>
+              <w:rPr>
+                <w:rFonts w:ascii="Calibri" w:hAnsi="Calibri" w:eastAsia="Hiragino Sans GB"/>
+                <w:b w:val="0"/>
+                <w:color w:val="111827"/>
+                <w:sz w:val="16"/>
+              </w:rPr>
+              <w:t>未识别</w:t>
+            </w:r>
+          </w:p>
+        </w:tc>
+        <w:tc>
+          <w:tcPr>
+            <w:tcW w:type="dxa" w:w="1680"/>
+            <w:vAlign w:val="center"/>
+          </w:tcPr>
+          <w:p>
+            <w:pPr>
+              <w:spacing w:before="0" w:after="0"/>
+            </w:pPr>
+            <w:r/>
+            <w:r>
+              <w:rPr>
+                <w:rFonts w:ascii="Calibri" w:hAnsi="Calibri" w:eastAsia="Hiragino Sans GB"/>
+                <w:b w:val="0"/>
+                <w:color w:val="111827"/>
+                <w:sz w:val="16"/>
+              </w:rPr>
+              <w:t>电力与电网</w:t>
+            </w:r>
+          </w:p>
+        </w:tc>
+        <w:tc>
+          <w:tcPr>
+            <w:tcW w:type="dxa" w:w="900"/>
+            <w:vAlign w:val="center"/>
+          </w:tcPr>
+          <w:p>
+            <w:pPr>
+              <w:spacing w:before="0" w:after="0"/>
+              <w:jc w:val="center"/>
+            </w:pPr>
+            <w:r/>
+            <w:r>
+              <w:rPr>
+                <w:rFonts w:ascii="Calibri" w:hAnsi="Calibri" w:eastAsia="Hiragino Sans GB"/>
+                <w:b/>
+                <w:color w:val="111827"/>
+                <w:sz w:val="17"/>
+              </w:rPr>
+              <w:t>42.6</w:t>
+            </w:r>
+          </w:p>
+        </w:tc>
+        <w:tc>
+          <w:tcPr>
+            <w:tcW w:type="dxa" w:w="1500"/>
+            <w:vAlign w:val="center"/>
+          </w:tcPr>
+          <w:p>
+            <w:pPr>
+              <w:spacing w:before="0" w:after="0"/>
+              <w:jc w:val="center"/>
+            </w:pPr>
+            <w:r/>
+            <w:r>
+              <w:rPr>
+                <w:rFonts w:ascii="Calibri" w:hAnsi="Calibri" w:eastAsia="Hiragino Sans GB"/>
+                <w:b w:val="0"/>
+                <w:color w:val="111827"/>
+                <w:sz w:val="16"/>
+              </w:rPr>
+              <w:t>常规</w:t>
+            </w:r>
+          </w:p>
+        </w:tc>
+      </w:tr>
+      <w:tr>
+        <w:tc>
+          <w:tcPr>
+            <w:tcW w:type="dxa" w:w="3720"/>
+            <w:vAlign w:val="center"/>
+          </w:tcPr>
+          <w:p>
+            <w:pPr>
+              <w:spacing w:before="0" w:after="0"/>
+            </w:pPr>
+            <w:r/>
+            <w:r>
+              <w:rPr>
+                <w:rFonts w:ascii="Calibri" w:hAnsi="Calibri" w:eastAsia="Hiragino Sans GB"/>
+                <w:b w:val="0"/>
+                <w:color w:val="111827"/>
+                <w:sz w:val="17"/>
+              </w:rPr>
+              <w:t>2026-07-10 策略研究记录：轻度滞胀压力下的防守再平衡</w:t>
+            </w:r>
+          </w:p>
+        </w:tc>
+        <w:tc>
+          <w:tcPr>
+            <w:tcW w:type="dxa" w:w="1560"/>
+            <w:vAlign w:val="center"/>
+          </w:tcPr>
+          <w:p>
+            <w:pPr>
+              <w:spacing w:before="0" w:after="0"/>
+            </w:pPr>
+            <w:r/>
+            <w:r>
+              <w:rPr>
+                <w:rFonts w:ascii="Calibri" w:hAnsi="Calibri" w:eastAsia="Hiragino Sans GB"/>
+                <w:b w:val="0"/>
+                <w:color w:val="111827"/>
+                <w:sz w:val="16"/>
+              </w:rPr>
+              <w:t>未识别</w:t>
+            </w:r>
+          </w:p>
+        </w:tc>
+        <w:tc>
+          <w:tcPr>
+            <w:tcW w:type="dxa" w:w="1680"/>
+            <w:vAlign w:val="center"/>
+          </w:tcPr>
+          <w:p>
+            <w:pPr>
+              <w:spacing w:before="0" w:after="0"/>
+            </w:pPr>
+            <w:r/>
+            <w:r>
+              <w:rPr>
+                <w:rFonts w:ascii="Calibri" w:hAnsi="Calibri" w:eastAsia="Hiragino Sans GB"/>
+                <w:b w:val="0"/>
+                <w:color w:val="111827"/>
+                <w:sz w:val="16"/>
+              </w:rPr>
+              <w:t>宏观通胀传导</w:t>
+            </w:r>
+          </w:p>
+        </w:tc>
+        <w:tc>
+          <w:tcPr>
+            <w:tcW w:type="dxa" w:w="900"/>
+            <w:vAlign w:val="center"/>
+          </w:tcPr>
+          <w:p>
+            <w:pPr>
+              <w:spacing w:before="0" w:after="0"/>
+              <w:jc w:val="center"/>
+            </w:pPr>
+            <w:r/>
+            <w:r>
+              <w:rPr>
+                <w:rFonts w:ascii="Calibri" w:hAnsi="Calibri" w:eastAsia="Hiragino Sans GB"/>
+                <w:b/>
+                <w:color w:val="111827"/>
+                <w:sz w:val="17"/>
+              </w:rPr>
+              <w:t>42.4</w:t>
+            </w:r>
+          </w:p>
+        </w:tc>
+        <w:tc>
+          <w:tcPr>
+            <w:tcW w:type="dxa" w:w="1500"/>
+            <w:vAlign w:val="center"/>
+          </w:tcPr>
+          <w:p>
+            <w:pPr>
+              <w:spacing w:before="0" w:after="0"/>
+              <w:jc w:val="center"/>
+            </w:pPr>
+            <w:r/>
+            <w:r>
+              <w:rPr>
+                <w:rFonts w:ascii="Calibri" w:hAnsi="Calibri" w:eastAsia="Hiragino Sans GB"/>
+                <w:b w:val="0"/>
+                <w:color w:val="111827"/>
+                <w:sz w:val="16"/>
+              </w:rPr>
+              <w:t>风险 2</w:t>
+            </w:r>
+          </w:p>
+        </w:tc>
+      </w:tr>
+      <w:tr>
+        <w:tc>
+          <w:tcPr>
+            <w:tcW w:type="dxa" w:w="3720"/>
+            <w:vAlign w:val="center"/>
+          </w:tcPr>
+          <w:p>
+            <w:pPr>
+              <w:spacing w:before="0" w:after="0"/>
+            </w:pPr>
+            <w:r/>
+            <w:r>
+              <w:rPr>
+                <w:rFonts w:ascii="Calibri" w:hAnsi="Calibri" w:eastAsia="Hiragino Sans GB"/>
+                <w:b w:val="0"/>
+                <w:color w:val="111827"/>
+                <w:sz w:val="17"/>
+              </w:rPr>
+              <w:t>公用事业行业研究报告：2026年下半年电力公用事业底仓的分红质量、电价传导与拥挤度风险压力测试</w:t>
+            </w:r>
+          </w:p>
+        </w:tc>
+        <w:tc>
+          <w:tcPr>
+            <w:tcW w:type="dxa" w:w="1560"/>
+            <w:vAlign w:val="center"/>
+          </w:tcPr>
+          <w:p>
+            <w:pPr>
+              <w:spacing w:before="0" w:after="0"/>
+            </w:pPr>
+            <w:r/>
+            <w:r>
+              <w:rPr>
+                <w:rFonts w:ascii="Calibri" w:hAnsi="Calibri" w:eastAsia="Hiragino Sans GB"/>
+                <w:b w:val="0"/>
+                <w:color w:val="111827"/>
+                <w:sz w:val="16"/>
+              </w:rPr>
+              <w:t>未识别</w:t>
+            </w:r>
+          </w:p>
+        </w:tc>
+        <w:tc>
+          <w:tcPr>
+            <w:tcW w:type="dxa" w:w="1680"/>
+            <w:vAlign w:val="center"/>
+          </w:tcPr>
+          <w:p>
+            <w:pPr>
+              <w:spacing w:before="0" w:after="0"/>
+            </w:pPr>
+            <w:r/>
+            <w:r>
+              <w:rPr>
+                <w:rFonts w:ascii="Calibri" w:hAnsi="Calibri" w:eastAsia="Hiragino Sans GB"/>
+                <w:b w:val="0"/>
+                <w:color w:val="111827"/>
+                <w:sz w:val="16"/>
+              </w:rPr>
+              <w:t>电力与电网</w:t>
+            </w:r>
+          </w:p>
+        </w:tc>
+        <w:tc>
+          <w:tcPr>
+            <w:tcW w:type="dxa" w:w="900"/>
+            <w:vAlign w:val="center"/>
+          </w:tcPr>
+          <w:p>
+            <w:pPr>
+              <w:spacing w:before="0" w:after="0"/>
+              <w:jc w:val="center"/>
+            </w:pPr>
+            <w:r/>
+            <w:r>
+              <w:rPr>
+                <w:rFonts w:ascii="Calibri" w:hAnsi="Calibri" w:eastAsia="Hiragino Sans GB"/>
+                <w:b/>
+                <w:color w:val="111827"/>
+                <w:sz w:val="17"/>
+              </w:rPr>
+              <w:t>42.3</w:t>
+            </w:r>
+          </w:p>
+        </w:tc>
+        <w:tc>
+          <w:tcPr>
+            <w:tcW w:type="dxa" w:w="1500"/>
+            <w:vAlign w:val="center"/>
+          </w:tcPr>
+          <w:p>
+            <w:pPr>
+              <w:spacing w:before="0" w:after="0"/>
+              <w:jc w:val="center"/>
+            </w:pPr>
+            <w:r/>
+            <w:r>
+              <w:rPr>
+                <w:rFonts w:ascii="Calibri" w:hAnsi="Calibri" w:eastAsia="Hiragino Sans GB"/>
+                <w:b w:val="0"/>
+                <w:color w:val="111827"/>
+                <w:sz w:val="16"/>
+              </w:rPr>
+              <w:t>风险 2</w:t>
+            </w:r>
+          </w:p>
+        </w:tc>
+      </w:tr>
+      <w:tr>
+        <w:tc>
+          <w:tcPr>
+            <w:tcW w:type="dxa" w:w="3720"/>
+            <w:vAlign w:val="center"/>
+          </w:tcPr>
+          <w:p>
+            <w:pPr>
+              <w:spacing w:before="0" w:after="0"/>
+            </w:pPr>
+            <w:r/>
+            <w:r>
+              <w:rPr>
+                <w:rFonts w:ascii="Calibri" w:hAnsi="Calibri" w:eastAsia="Hiragino Sans GB"/>
+                <w:b w:val="0"/>
+                <w:color w:val="111827"/>
+                <w:sz w:val="17"/>
+              </w:rPr>
+              <w:t>03 行业定位</w:t>
+            </w:r>
+          </w:p>
+        </w:tc>
+        <w:tc>
+          <w:tcPr>
+            <w:tcW w:type="dxa" w:w="1560"/>
+            <w:vAlign w:val="center"/>
+          </w:tcPr>
+          <w:p>
+            <w:pPr>
+              <w:spacing w:before="0" w:after="0"/>
+            </w:pPr>
+            <w:r/>
+            <w:r>
+              <w:rPr>
+                <w:rFonts w:ascii="Calibri" w:hAnsi="Calibri" w:eastAsia="Hiragino Sans GB"/>
+                <w:b w:val="0"/>
+                <w:color w:val="111827"/>
+                <w:sz w:val="16"/>
+              </w:rPr>
+              <w:t>深研主编</w:t>
+            </w:r>
+          </w:p>
+        </w:tc>
+        <w:tc>
+          <w:tcPr>
+            <w:tcW w:type="dxa" w:w="1680"/>
+            <w:vAlign w:val="center"/>
+          </w:tcPr>
+          <w:p>
+            <w:pPr>
+              <w:spacing w:before="0" w:after="0"/>
+            </w:pPr>
+            <w:r/>
+            <w:r>
+              <w:rPr>
+                <w:rFonts w:ascii="Calibri" w:hAnsi="Calibri" w:eastAsia="Hiragino Sans GB"/>
+                <w:b w:val="0"/>
+                <w:color w:val="111827"/>
+                <w:sz w:val="16"/>
+              </w:rPr>
+              <w:t>宏观通胀传导</w:t>
+            </w:r>
+          </w:p>
+        </w:tc>
+        <w:tc>
+          <w:tcPr>
+            <w:tcW w:type="dxa" w:w="900"/>
+            <w:vAlign w:val="center"/>
+          </w:tcPr>
+          <w:p>
+            <w:pPr>
+              <w:spacing w:before="0" w:after="0"/>
+              <w:jc w:val="center"/>
+            </w:pPr>
+            <w:r/>
+            <w:r>
+              <w:rPr>
+                <w:rFonts w:ascii="Calibri" w:hAnsi="Calibri" w:eastAsia="Hiragino Sans GB"/>
+                <w:b/>
+                <w:color w:val="111827"/>
+                <w:sz w:val="17"/>
+              </w:rPr>
+              <w:t>42.1</w:t>
+            </w:r>
+          </w:p>
+        </w:tc>
+        <w:tc>
+          <w:tcPr>
+            <w:tcW w:type="dxa" w:w="1500"/>
+            <w:vAlign w:val="center"/>
+          </w:tcPr>
+          <w:p>
+            <w:pPr>
+              <w:spacing w:before="0" w:after="0"/>
+              <w:jc w:val="center"/>
+            </w:pPr>
+            <w:r/>
+            <w:r>
+              <w:rPr>
+                <w:rFonts w:ascii="Calibri" w:hAnsi="Calibri" w:eastAsia="Hiragino Sans GB"/>
+                <w:b w:val="0"/>
+                <w:color w:val="111827"/>
+                <w:sz w:val="16"/>
+              </w:rPr>
+              <w:t>风险 2</w:t>
+            </w:r>
+          </w:p>
+        </w:tc>
+      </w:tr>
+      <w:tr>
+        <w:tc>
+          <w:tcPr>
+            <w:tcW w:type="dxa" w:w="3720"/>
+            <w:vAlign w:val="center"/>
+          </w:tcPr>
+          <w:p>
+            <w:pPr>
+              <w:spacing w:before="0" w:after="0"/>
+            </w:pPr>
+            <w:r/>
+            <w:r>
+              <w:rPr>
+                <w:rFonts w:ascii="Calibri" w:hAnsi="Calibri" w:eastAsia="Hiragino Sans GB"/>
+                <w:b w:val="0"/>
+                <w:color w:val="111827"/>
+                <w:sz w:val="17"/>
+              </w:rPr>
+              <w:t>研究院诊断报告</w:t>
+            </w:r>
+          </w:p>
+        </w:tc>
+        <w:tc>
+          <w:tcPr>
+            <w:tcW w:type="dxa" w:w="1560"/>
+            <w:vAlign w:val="center"/>
+          </w:tcPr>
+          <w:p>
+            <w:pPr>
+              <w:spacing w:before="0" w:after="0"/>
+            </w:pPr>
+            <w:r/>
+            <w:r>
+              <w:rPr>
+                <w:rFonts w:ascii="Calibri" w:hAnsi="Calibri" w:eastAsia="Hiragino Sans GB"/>
+                <w:b w:val="0"/>
+                <w:color w:val="111827"/>
+                <w:sz w:val="16"/>
+              </w:rPr>
+              <w:t>研究院诊断师</w:t>
+            </w:r>
+          </w:p>
+        </w:tc>
+        <w:tc>
+          <w:tcPr>
+            <w:tcW w:type="dxa" w:w="1680"/>
+            <w:vAlign w:val="center"/>
+          </w:tcPr>
+          <w:p>
+            <w:pPr>
+              <w:spacing w:before="0" w:after="0"/>
+            </w:pPr>
+            <w:r/>
+            <w:r>
+              <w:rPr>
+                <w:rFonts w:ascii="Calibri" w:hAnsi="Calibri" w:eastAsia="Hiragino Sans GB"/>
+                <w:b w:val="0"/>
+                <w:color w:val="111827"/>
+                <w:sz w:val="16"/>
+              </w:rPr>
+              <w:t>宏观通胀传导</w:t>
+            </w:r>
+          </w:p>
+        </w:tc>
+        <w:tc>
+          <w:tcPr>
+            <w:tcW w:type="dxa" w:w="900"/>
+            <w:vAlign w:val="center"/>
+          </w:tcPr>
+          <w:p>
+            <w:pPr>
+              <w:spacing w:before="0" w:after="0"/>
+              <w:jc w:val="center"/>
+            </w:pPr>
+            <w:r/>
+            <w:r>
+              <w:rPr>
+                <w:rFonts w:ascii="Calibri" w:hAnsi="Calibri" w:eastAsia="Hiragino Sans GB"/>
                 <w:b/>
                 <w:color w:val="111827"/>
                 <w:sz w:val="17"/>
@@ -1948,7 +3038,7 @@
             <w:r/>
             <w:r>
               <w:rPr>
-                <w:rFonts w:ascii="Calibri" w:hAnsi="Calibri" w:eastAsia="Songti SC"/>
+                <w:rFonts w:ascii="Calibri" w:hAnsi="Calibri" w:eastAsia="Hiragino Sans GB"/>
                 <w:b w:val="0"/>
                 <w:color w:val="111827"/>
                 <w:sz w:val="16"/>
@@ -1971,12 +3061,12 @@
             <w:r/>
             <w:r>
               <w:rPr>
-                <w:rFonts w:ascii="Calibri" w:hAnsi="Calibri" w:eastAsia="Songti SC"/>
+                <w:rFonts w:ascii="Calibri" w:hAnsi="Calibri" w:eastAsia="Hiragino Sans GB"/>
                 <w:b w:val="0"/>
                 <w:color w:val="111827"/>
                 <w:sz w:val="17"/>
               </w:rPr>
-              <w:t>2883.HK 公司概况</w:t>
+              <w:t>前序研究研究报告 — 2026-07-10</w:t>
             </w:r>
           </w:p>
         </w:tc>
@@ -1992,12 +3082,12 @@
             <w:r/>
             <w:r>
               <w:rPr>
-                <w:rFonts w:ascii="Calibri" w:hAnsi="Calibri" w:eastAsia="Songti SC"/>
+                <w:rFonts w:ascii="Calibri" w:hAnsi="Calibri" w:eastAsia="Hiragino Sans GB"/>
                 <w:b w:val="0"/>
                 <w:color w:val="111827"/>
                 <w:sz w:val="16"/>
               </w:rPr>
-              <w:t>深研主编</w:t>
+              <w:t>未识别</w:t>
             </w:r>
           </w:p>
         </w:tc>
@@ -2013,7 +3103,7 @@
             <w:r/>
             <w:r>
               <w:rPr>
-                <w:rFonts w:ascii="Calibri" w:hAnsi="Calibri" w:eastAsia="Songti SC"/>
+                <w:rFonts w:ascii="Calibri" w:hAnsi="Calibri" w:eastAsia="Hiragino Sans GB"/>
                 <w:b w:val="0"/>
                 <w:color w:val="111827"/>
                 <w:sz w:val="16"/>
@@ -2035,12 +3125,12 @@
             <w:r/>
             <w:r>
               <w:rPr>
-                <w:rFonts w:ascii="Calibri" w:hAnsi="Calibri" w:eastAsia="Songti SC"/>
+                <w:rFonts w:ascii="Calibri" w:hAnsi="Calibri" w:eastAsia="Hiragino Sans GB"/>
                 <w:b/>
                 <w:color w:val="111827"/>
                 <w:sz w:val="17"/>
               </w:rPr>
-              <w:t>40.5</w:t>
+              <w:t>40.9</w:t>
             </w:r>
           </w:p>
         </w:tc>
@@ -2057,116 +3147,7 @@
             <w:r/>
             <w:r>
               <w:rPr>
-                <w:rFonts w:ascii="Calibri" w:hAnsi="Calibri" w:eastAsia="Songti SC"/>
-                <w:b w:val="0"/>
-                <w:color w:val="111827"/>
-                <w:sz w:val="16"/>
-              </w:rPr>
-              <w:t>风险 1</w:t>
-            </w:r>
-          </w:p>
-        </w:tc>
-      </w:tr>
-      <w:tr>
-        <w:tc>
-          <w:tcPr>
-            <w:tcW w:type="dxa" w:w="3720"/>
-            <w:vAlign w:val="center"/>
-          </w:tcPr>
-          <w:p>
-            <w:pPr>
-              <w:spacing w:before="0" w:after="0"/>
-            </w:pPr>
-            <w:r/>
-            <w:r>
-              <w:rPr>
-                <w:rFonts w:ascii="Calibri" w:hAnsi="Calibri" w:eastAsia="Songti SC"/>
-                <w:b w:val="0"/>
-                <w:color w:val="111827"/>
-                <w:sz w:val="17"/>
-              </w:rPr>
-              <w:t>2026-07-10 全球宏观报告：中国生产资料PPI再通胀能否传导至核心CPI？</w:t>
-            </w:r>
-          </w:p>
-        </w:tc>
-        <w:tc>
-          <w:tcPr>
-            <w:tcW w:type="dxa" w:w="1560"/>
-            <w:vAlign w:val="center"/>
-          </w:tcPr>
-          <w:p>
-            <w:pPr>
-              <w:spacing w:before="0" w:after="0"/>
-            </w:pPr>
-            <w:r/>
-            <w:r>
-              <w:rPr>
-                <w:rFonts w:ascii="Calibri" w:hAnsi="Calibri" w:eastAsia="Songti SC"/>
-                <w:b w:val="0"/>
-                <w:color w:val="111827"/>
-                <w:sz w:val="16"/>
-              </w:rPr>
-              <w:t>未识别</w:t>
-            </w:r>
-          </w:p>
-        </w:tc>
-        <w:tc>
-          <w:tcPr>
-            <w:tcW w:type="dxa" w:w="1680"/>
-            <w:vAlign w:val="center"/>
-          </w:tcPr>
-          <w:p>
-            <w:pPr>
-              <w:spacing w:before="0" w:after="0"/>
-            </w:pPr>
-            <w:r/>
-            <w:r>
-              <w:rPr>
-                <w:rFonts w:ascii="Calibri" w:hAnsi="Calibri" w:eastAsia="Songti SC"/>
-                <w:b w:val="0"/>
-                <w:color w:val="111827"/>
-                <w:sz w:val="16"/>
-              </w:rPr>
-              <w:t>宏观通胀传导</w:t>
-            </w:r>
-          </w:p>
-        </w:tc>
-        <w:tc>
-          <w:tcPr>
-            <w:tcW w:type="dxa" w:w="900"/>
-            <w:vAlign w:val="center"/>
-          </w:tcPr>
-          <w:p>
-            <w:pPr>
-              <w:spacing w:before="0" w:after="0"/>
-              <w:jc w:val="center"/>
-            </w:pPr>
-            <w:r/>
-            <w:r>
-              <w:rPr>
-                <w:rFonts w:ascii="Calibri" w:hAnsi="Calibri" w:eastAsia="Songti SC"/>
-                <w:b/>
-                <w:color w:val="111827"/>
-                <w:sz w:val="17"/>
-              </w:rPr>
-              <w:t>40.5</w:t>
-            </w:r>
-          </w:p>
-        </w:tc>
-        <w:tc>
-          <w:tcPr>
-            <w:tcW w:type="dxa" w:w="1500"/>
-            <w:vAlign w:val="center"/>
-          </w:tcPr>
-          <w:p>
-            <w:pPr>
-              <w:spacing w:before="0" w:after="0"/>
-              <w:jc w:val="center"/>
-            </w:pPr>
-            <w:r/>
-            <w:r>
-              <w:rPr>
-                <w:rFonts w:ascii="Calibri" w:hAnsi="Calibri" w:eastAsia="Songti SC"/>
+                <w:rFonts w:ascii="Calibri" w:hAnsi="Calibri" w:eastAsia="Hiragino Sans GB"/>
                 <w:b w:val="0"/>
                 <w:color w:val="111827"/>
                 <w:sz w:val="16"/>
@@ -2189,12 +3170,12 @@
             <w:r/>
             <w:r>
               <w:rPr>
-                <w:rFonts w:ascii="Calibri" w:hAnsi="Calibri" w:eastAsia="Songti SC"/>
+                <w:rFonts w:ascii="Calibri" w:hAnsi="Calibri" w:eastAsia="Hiragino Sans GB"/>
                 <w:b w:val="0"/>
                 <w:color w:val="111827"/>
                 <w:sz w:val="17"/>
               </w:rPr>
-              <w:t>USD/CNH 6.87 阈值后的动态套保与离岸美元流动性监控</w:t>
+              <w:t>04 催化剂</w:t>
             </w:r>
           </w:p>
         </w:tc>
@@ -2210,12 +3191,12 @@
             <w:r/>
             <w:r>
               <w:rPr>
-                <w:rFonts w:ascii="Calibri" w:hAnsi="Calibri" w:eastAsia="Songti SC"/>
+                <w:rFonts w:ascii="Calibri" w:hAnsi="Calibri" w:eastAsia="Hiragino Sans GB"/>
                 <w:b w:val="0"/>
                 <w:color w:val="111827"/>
                 <w:sz w:val="16"/>
               </w:rPr>
-              <w:t>未识别</w:t>
+              <w:t>深研主编</w:t>
             </w:r>
           </w:p>
         </w:tc>
@@ -2231,116 +3212,7 @@
             <w:r/>
             <w:r>
               <w:rPr>
-                <w:rFonts w:ascii="Calibri" w:hAnsi="Calibri" w:eastAsia="Songti SC"/>
-                <w:b w:val="0"/>
-                <w:color w:val="111827"/>
-                <w:sz w:val="16"/>
-              </w:rPr>
-              <w:t>AI 基础设施</w:t>
-            </w:r>
-          </w:p>
-        </w:tc>
-        <w:tc>
-          <w:tcPr>
-            <w:tcW w:type="dxa" w:w="900"/>
-            <w:vAlign w:val="center"/>
-          </w:tcPr>
-          <w:p>
-            <w:pPr>
-              <w:spacing w:before="0" w:after="0"/>
-              <w:jc w:val="center"/>
-            </w:pPr>
-            <w:r/>
-            <w:r>
-              <w:rPr>
-                <w:rFonts w:ascii="Calibri" w:hAnsi="Calibri" w:eastAsia="Songti SC"/>
-                <w:b/>
-                <w:color w:val="111827"/>
-                <w:sz w:val="17"/>
-              </w:rPr>
-              <w:t>40.2</w:t>
-            </w:r>
-          </w:p>
-        </w:tc>
-        <w:tc>
-          <w:tcPr>
-            <w:tcW w:type="dxa" w:w="1500"/>
-            <w:vAlign w:val="center"/>
-          </w:tcPr>
-          <w:p>
-            <w:pPr>
-              <w:spacing w:before="0" w:after="0"/>
-              <w:jc w:val="center"/>
-            </w:pPr>
-            <w:r/>
-            <w:r>
-              <w:rPr>
-                <w:rFonts w:ascii="Calibri" w:hAnsi="Calibri" w:eastAsia="Songti SC"/>
-                <w:b w:val="0"/>
-                <w:color w:val="111827"/>
-                <w:sz w:val="16"/>
-              </w:rPr>
-              <w:t>风险 2</w:t>
-            </w:r>
-          </w:p>
-        </w:tc>
-      </w:tr>
-      <w:tr>
-        <w:tc>
-          <w:tcPr>
-            <w:tcW w:type="dxa" w:w="3720"/>
-            <w:vAlign w:val="center"/>
-          </w:tcPr>
-          <w:p>
-            <w:pPr>
-              <w:spacing w:before="0" w:after="0"/>
-            </w:pPr>
-            <w:r/>
-            <w:r>
-              <w:rPr>
-                <w:rFonts w:ascii="Calibri" w:hAnsi="Calibri" w:eastAsia="Songti SC"/>
-                <w:b w:val="0"/>
-                <w:color w:val="111827"/>
-                <w:sz w:val="17"/>
-              </w:rPr>
-              <w:t>10Y CGB跌破1.70%的利率曲线与久期反转压力测试 — 2026-07-10</w:t>
-            </w:r>
-          </w:p>
-        </w:tc>
-        <w:tc>
-          <w:tcPr>
-            <w:tcW w:type="dxa" w:w="1560"/>
-            <w:vAlign w:val="center"/>
-          </w:tcPr>
-          <w:p>
-            <w:pPr>
-              <w:spacing w:before="0" w:after="0"/>
-            </w:pPr>
-            <w:r/>
-            <w:r>
-              <w:rPr>
-                <w:rFonts w:ascii="Calibri" w:hAnsi="Calibri" w:eastAsia="Songti SC"/>
-                <w:b w:val="0"/>
-                <w:color w:val="111827"/>
-                <w:sz w:val="16"/>
-              </w:rPr>
-              <w:t>未识别</w:t>
-            </w:r>
-          </w:p>
-        </w:tc>
-        <w:tc>
-          <w:tcPr>
-            <w:tcW w:type="dxa" w:w="1680"/>
-            <w:vAlign w:val="center"/>
-          </w:tcPr>
-          <w:p>
-            <w:pPr>
-              <w:spacing w:before="0" w:after="0"/>
-            </w:pPr>
-            <w:r/>
-            <w:r>
-              <w:rPr>
-                <w:rFonts w:ascii="Calibri" w:hAnsi="Calibri" w:eastAsia="Songti SC"/>
+                <w:rFonts w:ascii="Calibri" w:hAnsi="Calibri" w:eastAsia="Hiragino Sans GB"/>
                 <w:b w:val="0"/>
                 <w:color w:val="111827"/>
                 <w:sz w:val="16"/>
@@ -2362,12 +3234,12 @@
             <w:r/>
             <w:r>
               <w:rPr>
-                <w:rFonts w:ascii="Calibri" w:hAnsi="Calibri" w:eastAsia="Songti SC"/>
+                <w:rFonts w:ascii="Calibri" w:hAnsi="Calibri" w:eastAsia="Hiragino Sans GB"/>
                 <w:b/>
                 <w:color w:val="111827"/>
                 <w:sz w:val="17"/>
               </w:rPr>
-              <w:t>40.1</w:t>
+              <w:t>40.9</w:t>
             </w:r>
           </w:p>
         </w:tc>
@@ -2384,225 +3256,7 @@
             <w:r/>
             <w:r>
               <w:rPr>
-                <w:rFonts w:ascii="Calibri" w:hAnsi="Calibri" w:eastAsia="Songti SC"/>
-                <w:b w:val="0"/>
-                <w:color w:val="111827"/>
-                <w:sz w:val="16"/>
-              </w:rPr>
-              <w:t>风险 1</w:t>
-            </w:r>
-          </w:p>
-        </w:tc>
-      </w:tr>
-      <w:tr>
-        <w:tc>
-          <w:tcPr>
-            <w:tcW w:type="dxa" w:w="3720"/>
-            <w:vAlign w:val="center"/>
-          </w:tcPr>
-          <w:p>
-            <w:pPr>
-              <w:spacing w:before="0" w:after="0"/>
-            </w:pPr>
-            <w:r/>
-            <w:r>
-              <w:rPr>
-                <w:rFonts w:ascii="Calibri" w:hAnsi="Calibri" w:eastAsia="Songti SC"/>
-                <w:b w:val="0"/>
-                <w:color w:val="111827"/>
-                <w:sz w:val="17"/>
-              </w:rPr>
-              <w:t>2026-07-10 宏观研究记录：油价冲击为何没有引发典型避险？</w:t>
-            </w:r>
-          </w:p>
-        </w:tc>
-        <w:tc>
-          <w:tcPr>
-            <w:tcW w:type="dxa" w:w="1560"/>
-            <w:vAlign w:val="center"/>
-          </w:tcPr>
-          <w:p>
-            <w:pPr>
-              <w:spacing w:before="0" w:after="0"/>
-            </w:pPr>
-            <w:r/>
-            <w:r>
-              <w:rPr>
-                <w:rFonts w:ascii="Calibri" w:hAnsi="Calibri" w:eastAsia="Songti SC"/>
-                <w:b w:val="0"/>
-                <w:color w:val="111827"/>
-                <w:sz w:val="16"/>
-              </w:rPr>
-              <w:t>未识别</w:t>
-            </w:r>
-          </w:p>
-        </w:tc>
-        <w:tc>
-          <w:tcPr>
-            <w:tcW w:type="dxa" w:w="1680"/>
-            <w:vAlign w:val="center"/>
-          </w:tcPr>
-          <w:p>
-            <w:pPr>
-              <w:spacing w:before="0" w:after="0"/>
-            </w:pPr>
-            <w:r/>
-            <w:r>
-              <w:rPr>
-                <w:rFonts w:ascii="Calibri" w:hAnsi="Calibri" w:eastAsia="Songti SC"/>
-                <w:b w:val="0"/>
-                <w:color w:val="111827"/>
-                <w:sz w:val="16"/>
-              </w:rPr>
-              <w:t>AI 基础设施</w:t>
-            </w:r>
-          </w:p>
-        </w:tc>
-        <w:tc>
-          <w:tcPr>
-            <w:tcW w:type="dxa" w:w="900"/>
-            <w:vAlign w:val="center"/>
-          </w:tcPr>
-          <w:p>
-            <w:pPr>
-              <w:spacing w:before="0" w:after="0"/>
-              <w:jc w:val="center"/>
-            </w:pPr>
-            <w:r/>
-            <w:r>
-              <w:rPr>
-                <w:rFonts w:ascii="Calibri" w:hAnsi="Calibri" w:eastAsia="Songti SC"/>
-                <w:b/>
-                <w:color w:val="111827"/>
-                <w:sz w:val="17"/>
-              </w:rPr>
-              <w:t>39.6</w:t>
-            </w:r>
-          </w:p>
-        </w:tc>
-        <w:tc>
-          <w:tcPr>
-            <w:tcW w:type="dxa" w:w="1500"/>
-            <w:vAlign w:val="center"/>
-          </w:tcPr>
-          <w:p>
-            <w:pPr>
-              <w:spacing w:before="0" w:after="0"/>
-              <w:jc w:val="center"/>
-            </w:pPr>
-            <w:r/>
-            <w:r>
-              <w:rPr>
-                <w:rFonts w:ascii="Calibri" w:hAnsi="Calibri" w:eastAsia="Songti SC"/>
-                <w:b w:val="0"/>
-                <w:color w:val="111827"/>
-                <w:sz w:val="16"/>
-              </w:rPr>
-              <w:t>风险 2</w:t>
-            </w:r>
-          </w:p>
-        </w:tc>
-      </w:tr>
-      <w:tr>
-        <w:tc>
-          <w:tcPr>
-            <w:tcW w:type="dxa" w:w="3720"/>
-            <w:vAlign w:val="center"/>
-          </w:tcPr>
-          <w:p>
-            <w:pPr>
-              <w:spacing w:before="0" w:after="0"/>
-            </w:pPr>
-            <w:r/>
-            <w:r>
-              <w:rPr>
-                <w:rFonts w:ascii="Calibri" w:hAnsi="Calibri" w:eastAsia="Songti SC"/>
-                <w:b w:val="0"/>
-                <w:color w:val="111827"/>
-                <w:sz w:val="17"/>
-              </w:rPr>
-              <w:t>Recent operator-action digest</w:t>
-            </w:r>
-          </w:p>
-        </w:tc>
-        <w:tc>
-          <w:tcPr>
-            <w:tcW w:type="dxa" w:w="1560"/>
-            <w:vAlign w:val="center"/>
-          </w:tcPr>
-          <w:p>
-            <w:pPr>
-              <w:spacing w:before="0" w:after="0"/>
-            </w:pPr>
-            <w:r/>
-            <w:r>
-              <w:rPr>
-                <w:rFonts w:ascii="Calibri" w:hAnsi="Calibri" w:eastAsia="Songti SC"/>
-                <w:b w:val="0"/>
-                <w:color w:val="111827"/>
-                <w:sz w:val="16"/>
-              </w:rPr>
-              <w:t>研究院诊断师</w:t>
-            </w:r>
-          </w:p>
-        </w:tc>
-        <w:tc>
-          <w:tcPr>
-            <w:tcW w:type="dxa" w:w="1680"/>
-            <w:vAlign w:val="center"/>
-          </w:tcPr>
-          <w:p>
-            <w:pPr>
-              <w:spacing w:before="0" w:after="0"/>
-            </w:pPr>
-            <w:r/>
-            <w:r>
-              <w:rPr>
-                <w:rFonts w:ascii="Calibri" w:hAnsi="Calibri" w:eastAsia="Songti SC"/>
-                <w:b w:val="0"/>
-                <w:color w:val="111827"/>
-                <w:sz w:val="16"/>
-              </w:rPr>
-              <w:t>宏观通胀传导</w:t>
-            </w:r>
-          </w:p>
-        </w:tc>
-        <w:tc>
-          <w:tcPr>
-            <w:tcW w:type="dxa" w:w="900"/>
-            <w:vAlign w:val="center"/>
-          </w:tcPr>
-          <w:p>
-            <w:pPr>
-              <w:spacing w:before="0" w:after="0"/>
-              <w:jc w:val="center"/>
-            </w:pPr>
-            <w:r/>
-            <w:r>
-              <w:rPr>
-                <w:rFonts w:ascii="Calibri" w:hAnsi="Calibri" w:eastAsia="Songti SC"/>
-                <w:b/>
-                <w:color w:val="111827"/>
-                <w:sz w:val="17"/>
-              </w:rPr>
-              <w:t>39.1</w:t>
-            </w:r>
-          </w:p>
-        </w:tc>
-        <w:tc>
-          <w:tcPr>
-            <w:tcW w:type="dxa" w:w="1500"/>
-            <w:vAlign w:val="center"/>
-          </w:tcPr>
-          <w:p>
-            <w:pPr>
-              <w:spacing w:before="0" w:after="0"/>
-              <w:jc w:val="center"/>
-            </w:pPr>
-            <w:r/>
-            <w:r>
-              <w:rPr>
-                <w:rFonts w:ascii="Calibri" w:hAnsi="Calibri" w:eastAsia="Songti SC"/>
+                <w:rFonts w:ascii="Calibri" w:hAnsi="Calibri" w:eastAsia="Hiragino Sans GB"/>
                 <w:b w:val="0"/>
                 <w:color w:val="111827"/>
                 <w:sz w:val="16"/>
@@ -2625,12 +3279,12 @@
             <w:r/>
             <w:r>
               <w:rPr>
-                <w:rFonts w:ascii="Calibri" w:hAnsi="Calibri" w:eastAsia="Songti SC"/>
+                <w:rFonts w:ascii="Calibri" w:hAnsi="Calibri" w:eastAsia="Hiragino Sans GB"/>
                 <w:b w:val="0"/>
                 <w:color w:val="111827"/>
                 <w:sz w:val="17"/>
               </w:rPr>
-              <w:t>2026-07-10 研究报告：分化再通胀下的跨资产配置——久期、CNY、A股风格与商品的系统配置</w:t>
+              <w:t>10 目标价</w:t>
             </w:r>
           </w:p>
         </w:tc>
@@ -2646,12 +3300,12 @@
             <w:r/>
             <w:r>
               <w:rPr>
-                <w:rFonts w:ascii="Calibri" w:hAnsi="Calibri" w:eastAsia="Songti SC"/>
+                <w:rFonts w:ascii="Calibri" w:hAnsi="Calibri" w:eastAsia="Hiragino Sans GB"/>
                 <w:b w:val="0"/>
                 <w:color w:val="111827"/>
                 <w:sz w:val="16"/>
               </w:rPr>
-              <w:t>未识别</w:t>
+              <w:t>深研主编</w:t>
             </w:r>
           </w:p>
         </w:tc>
@@ -2667,552 +3321,7 @@
             <w:r/>
             <w:r>
               <w:rPr>
-                <w:rFonts w:ascii="Calibri" w:hAnsi="Calibri" w:eastAsia="Songti SC"/>
-                <w:b w:val="0"/>
-                <w:color w:val="111827"/>
-                <w:sz w:val="16"/>
-              </w:rPr>
-              <w:t>宏观通胀传导</w:t>
-            </w:r>
-          </w:p>
-        </w:tc>
-        <w:tc>
-          <w:tcPr>
-            <w:tcW w:type="dxa" w:w="900"/>
-            <w:vAlign w:val="center"/>
-          </w:tcPr>
-          <w:p>
-            <w:pPr>
-              <w:spacing w:before="0" w:after="0"/>
-              <w:jc w:val="center"/>
-            </w:pPr>
-            <w:r/>
-            <w:r>
-              <w:rPr>
-                <w:rFonts w:ascii="Calibri" w:hAnsi="Calibri" w:eastAsia="Songti SC"/>
-                <w:b/>
-                <w:color w:val="111827"/>
-                <w:sz w:val="17"/>
-              </w:rPr>
-              <w:t>38.4</w:t>
-            </w:r>
-          </w:p>
-        </w:tc>
-        <w:tc>
-          <w:tcPr>
-            <w:tcW w:type="dxa" w:w="1500"/>
-            <w:vAlign w:val="center"/>
-          </w:tcPr>
-          <w:p>
-            <w:pPr>
-              <w:spacing w:before="0" w:after="0"/>
-              <w:jc w:val="center"/>
-            </w:pPr>
-            <w:r/>
-            <w:r>
-              <w:rPr>
-                <w:rFonts w:ascii="Calibri" w:hAnsi="Calibri" w:eastAsia="Songti SC"/>
-                <w:b w:val="0"/>
-                <w:color w:val="111827"/>
-                <w:sz w:val="16"/>
-              </w:rPr>
-              <w:t>常规</w:t>
-            </w:r>
-          </w:p>
-        </w:tc>
-      </w:tr>
-      <w:tr>
-        <w:tc>
-          <w:tcPr>
-            <w:tcW w:type="dxa" w:w="3720"/>
-            <w:vAlign w:val="center"/>
-          </w:tcPr>
-          <w:p>
-            <w:pPr>
-              <w:spacing w:before="0" w:after="0"/>
-            </w:pPr>
-            <w:r/>
-            <w:r>
-              <w:rPr>
-                <w:rFonts w:ascii="Calibri" w:hAnsi="Calibri" w:eastAsia="Songti SC"/>
-                <w:b w:val="0"/>
-                <w:color w:val="111827"/>
-                <w:sz w:val="17"/>
-              </w:rPr>
-              <w:t>极度牛平与久期反转情景下的多资产风险平价重塑与套保优化 — 2026-07-10</w:t>
-            </w:r>
-          </w:p>
-        </w:tc>
-        <w:tc>
-          <w:tcPr>
-            <w:tcW w:type="dxa" w:w="1560"/>
-            <w:vAlign w:val="center"/>
-          </w:tcPr>
-          <w:p>
-            <w:pPr>
-              <w:spacing w:before="0" w:after="0"/>
-            </w:pPr>
-            <w:r/>
-            <w:r>
-              <w:rPr>
-                <w:rFonts w:ascii="Calibri" w:hAnsi="Calibri" w:eastAsia="Songti SC"/>
-                <w:b w:val="0"/>
-                <w:color w:val="111827"/>
-                <w:sz w:val="16"/>
-              </w:rPr>
-              <w:t>未识别</w:t>
-            </w:r>
-          </w:p>
-        </w:tc>
-        <w:tc>
-          <w:tcPr>
-            <w:tcW w:type="dxa" w:w="1680"/>
-            <w:vAlign w:val="center"/>
-          </w:tcPr>
-          <w:p>
-            <w:pPr>
-              <w:spacing w:before="0" w:after="0"/>
-            </w:pPr>
-            <w:r/>
-            <w:r>
-              <w:rPr>
-                <w:rFonts w:ascii="Calibri" w:hAnsi="Calibri" w:eastAsia="Songti SC"/>
-                <w:b w:val="0"/>
-                <w:color w:val="111827"/>
-                <w:sz w:val="16"/>
-              </w:rPr>
-              <w:t>宏观通胀传导</w:t>
-            </w:r>
-          </w:p>
-        </w:tc>
-        <w:tc>
-          <w:tcPr>
-            <w:tcW w:type="dxa" w:w="900"/>
-            <w:vAlign w:val="center"/>
-          </w:tcPr>
-          <w:p>
-            <w:pPr>
-              <w:spacing w:before="0" w:after="0"/>
-              <w:jc w:val="center"/>
-            </w:pPr>
-            <w:r/>
-            <w:r>
-              <w:rPr>
-                <w:rFonts w:ascii="Calibri" w:hAnsi="Calibri" w:eastAsia="Songti SC"/>
-                <w:b/>
-                <w:color w:val="111827"/>
-                <w:sz w:val="17"/>
-              </w:rPr>
-              <w:t>37.6</w:t>
-            </w:r>
-          </w:p>
-        </w:tc>
-        <w:tc>
-          <w:tcPr>
-            <w:tcW w:type="dxa" w:w="1500"/>
-            <w:vAlign w:val="center"/>
-          </w:tcPr>
-          <w:p>
-            <w:pPr>
-              <w:spacing w:before="0" w:after="0"/>
-              <w:jc w:val="center"/>
-            </w:pPr>
-            <w:r/>
-            <w:r>
-              <w:rPr>
-                <w:rFonts w:ascii="Calibri" w:hAnsi="Calibri" w:eastAsia="Songti SC"/>
-                <w:b w:val="0"/>
-                <w:color w:val="111827"/>
-                <w:sz w:val="16"/>
-              </w:rPr>
-              <w:t>风险 1</w:t>
-            </w:r>
-          </w:p>
-        </w:tc>
-      </w:tr>
-      <w:tr>
-        <w:tc>
-          <w:tcPr>
-            <w:tcW w:type="dxa" w:w="3720"/>
-            <w:vAlign w:val="center"/>
-          </w:tcPr>
-          <w:p>
-            <w:pPr>
-              <w:spacing w:before="0" w:after="0"/>
-            </w:pPr>
-            <w:r/>
-            <w:r>
-              <w:rPr>
-                <w:rFonts w:ascii="Calibri" w:hAnsi="Calibri" w:eastAsia="Songti SC"/>
-                <w:b w:val="0"/>
-                <w:color w:val="111827"/>
-                <w:sz w:val="17"/>
-              </w:rPr>
-              <w:t>全球宏观研究报告：美联储鹰派路径下的美日/美德利差与全球套利交易压力测试</w:t>
-            </w:r>
-          </w:p>
-        </w:tc>
-        <w:tc>
-          <w:tcPr>
-            <w:tcW w:type="dxa" w:w="1560"/>
-            <w:vAlign w:val="center"/>
-          </w:tcPr>
-          <w:p>
-            <w:pPr>
-              <w:spacing w:before="0" w:after="0"/>
-            </w:pPr>
-            <w:r/>
-            <w:r>
-              <w:rPr>
-                <w:rFonts w:ascii="Calibri" w:hAnsi="Calibri" w:eastAsia="Songti SC"/>
-                <w:b w:val="0"/>
-                <w:color w:val="111827"/>
-                <w:sz w:val="16"/>
-              </w:rPr>
-              <w:t>未识别</w:t>
-            </w:r>
-          </w:p>
-        </w:tc>
-        <w:tc>
-          <w:tcPr>
-            <w:tcW w:type="dxa" w:w="1680"/>
-            <w:vAlign w:val="center"/>
-          </w:tcPr>
-          <w:p>
-            <w:pPr>
-              <w:spacing w:before="0" w:after="0"/>
-            </w:pPr>
-            <w:r/>
-            <w:r>
-              <w:rPr>
-                <w:rFonts w:ascii="Calibri" w:hAnsi="Calibri" w:eastAsia="Songti SC"/>
-                <w:b w:val="0"/>
-                <w:color w:val="111827"/>
-                <w:sz w:val="16"/>
-              </w:rPr>
-              <w:t>宏观通胀传导</w:t>
-            </w:r>
-          </w:p>
-        </w:tc>
-        <w:tc>
-          <w:tcPr>
-            <w:tcW w:type="dxa" w:w="900"/>
-            <w:vAlign w:val="center"/>
-          </w:tcPr>
-          <w:p>
-            <w:pPr>
-              <w:spacing w:before="0" w:after="0"/>
-              <w:jc w:val="center"/>
-            </w:pPr>
-            <w:r/>
-            <w:r>
-              <w:rPr>
-                <w:rFonts w:ascii="Calibri" w:hAnsi="Calibri" w:eastAsia="Songti SC"/>
-                <w:b/>
-                <w:color w:val="111827"/>
-                <w:sz w:val="17"/>
-              </w:rPr>
-              <w:t>37.5</w:t>
-            </w:r>
-          </w:p>
-        </w:tc>
-        <w:tc>
-          <w:tcPr>
-            <w:tcW w:type="dxa" w:w="1500"/>
-            <w:vAlign w:val="center"/>
-          </w:tcPr>
-          <w:p>
-            <w:pPr>
-              <w:spacing w:before="0" w:after="0"/>
-              <w:jc w:val="center"/>
-            </w:pPr>
-            <w:r/>
-            <w:r>
-              <w:rPr>
-                <w:rFonts w:ascii="Calibri" w:hAnsi="Calibri" w:eastAsia="Songti SC"/>
-                <w:b w:val="0"/>
-                <w:color w:val="111827"/>
-                <w:sz w:val="16"/>
-              </w:rPr>
-              <w:t>风险 1</w:t>
-            </w:r>
-          </w:p>
-        </w:tc>
-      </w:tr>
-      <w:tr>
-        <w:tc>
-          <w:tcPr>
-            <w:tcW w:type="dxa" w:w="3720"/>
-            <w:vAlign w:val="center"/>
-          </w:tcPr>
-          <w:p>
-            <w:pPr>
-              <w:spacing w:before="0" w:after="0"/>
-            </w:pPr>
-            <w:r/>
-            <w:r>
-              <w:rPr>
-                <w:rFonts w:ascii="Calibri" w:hAnsi="Calibri" w:eastAsia="Songti SC"/>
-                <w:b w:val="0"/>
-                <w:color w:val="111827"/>
-                <w:sz w:val="17"/>
-              </w:rPr>
-              <w:t>2026-07-10最终统一房观：油价冲击、离岸美元与carry尾部</w:t>
-            </w:r>
-          </w:p>
-        </w:tc>
-        <w:tc>
-          <w:tcPr>
-            <w:tcW w:type="dxa" w:w="1560"/>
-            <w:vAlign w:val="center"/>
-          </w:tcPr>
-          <w:p>
-            <w:pPr>
-              <w:spacing w:before="0" w:after="0"/>
-            </w:pPr>
-            <w:r/>
-            <w:r>
-              <w:rPr>
-                <w:rFonts w:ascii="Calibri" w:hAnsi="Calibri" w:eastAsia="Songti SC"/>
-                <w:b w:val="0"/>
-                <w:color w:val="111827"/>
-                <w:sz w:val="16"/>
-              </w:rPr>
-              <w:t>未识别</w:t>
-            </w:r>
-          </w:p>
-        </w:tc>
-        <w:tc>
-          <w:tcPr>
-            <w:tcW w:type="dxa" w:w="1680"/>
-            <w:vAlign w:val="center"/>
-          </w:tcPr>
-          <w:p>
-            <w:pPr>
-              <w:spacing w:before="0" w:after="0"/>
-            </w:pPr>
-            <w:r/>
-            <w:r>
-              <w:rPr>
-                <w:rFonts w:ascii="Calibri" w:hAnsi="Calibri" w:eastAsia="Songti SC"/>
-                <w:b w:val="0"/>
-                <w:color w:val="111827"/>
-                <w:sz w:val="16"/>
-              </w:rPr>
-              <w:t>宏观通胀传导</w:t>
-            </w:r>
-          </w:p>
-        </w:tc>
-        <w:tc>
-          <w:tcPr>
-            <w:tcW w:type="dxa" w:w="900"/>
-            <w:vAlign w:val="center"/>
-          </w:tcPr>
-          <w:p>
-            <w:pPr>
-              <w:spacing w:before="0" w:after="0"/>
-              <w:jc w:val="center"/>
-            </w:pPr>
-            <w:r/>
-            <w:r>
-              <w:rPr>
-                <w:rFonts w:ascii="Calibri" w:hAnsi="Calibri" w:eastAsia="Songti SC"/>
-                <w:b/>
-                <w:color w:val="111827"/>
-                <w:sz w:val="17"/>
-              </w:rPr>
-              <w:t>37.5</w:t>
-            </w:r>
-          </w:p>
-        </w:tc>
-        <w:tc>
-          <w:tcPr>
-            <w:tcW w:type="dxa" w:w="1500"/>
-            <w:vAlign w:val="center"/>
-          </w:tcPr>
-          <w:p>
-            <w:pPr>
-              <w:spacing w:before="0" w:after="0"/>
-              <w:jc w:val="center"/>
-            </w:pPr>
-            <w:r/>
-            <w:r>
-              <w:rPr>
-                <w:rFonts w:ascii="Calibri" w:hAnsi="Calibri" w:eastAsia="Songti SC"/>
-                <w:b w:val="0"/>
-                <w:color w:val="111827"/>
-                <w:sz w:val="16"/>
-              </w:rPr>
-              <w:t>常规</w:t>
-            </w:r>
-          </w:p>
-        </w:tc>
-      </w:tr>
-      <w:tr>
-        <w:tc>
-          <w:tcPr>
-            <w:tcW w:type="dxa" w:w="3720"/>
-            <w:vAlign w:val="center"/>
-          </w:tcPr>
-          <w:p>
-            <w:pPr>
-              <w:spacing w:before="0" w:after="0"/>
-            </w:pPr>
-            <w:r/>
-            <w:r>
-              <w:rPr>
-                <w:rFonts w:ascii="Calibri" w:hAnsi="Calibri" w:eastAsia="Songti SC"/>
-                <w:b w:val="0"/>
-                <w:color w:val="111827"/>
-                <w:sz w:val="17"/>
-              </w:rPr>
-              <w:t>2026-07-10 策略研究记录：39%债券仓位内的久期结构与USD/CNH套保</w:t>
-            </w:r>
-          </w:p>
-        </w:tc>
-        <w:tc>
-          <w:tcPr>
-            <w:tcW w:type="dxa" w:w="1560"/>
-            <w:vAlign w:val="center"/>
-          </w:tcPr>
-          <w:p>
-            <w:pPr>
-              <w:spacing w:before="0" w:after="0"/>
-            </w:pPr>
-            <w:r/>
-            <w:r>
-              <w:rPr>
-                <w:rFonts w:ascii="Calibri" w:hAnsi="Calibri" w:eastAsia="Songti SC"/>
-                <w:b w:val="0"/>
-                <w:color w:val="111827"/>
-                <w:sz w:val="16"/>
-              </w:rPr>
-              <w:t>未识别</w:t>
-            </w:r>
-          </w:p>
-        </w:tc>
-        <w:tc>
-          <w:tcPr>
-            <w:tcW w:type="dxa" w:w="1680"/>
-            <w:vAlign w:val="center"/>
-          </w:tcPr>
-          <w:p>
-            <w:pPr>
-              <w:spacing w:before="0" w:after="0"/>
-            </w:pPr>
-            <w:r/>
-            <w:r>
-              <w:rPr>
-                <w:rFonts w:ascii="Calibri" w:hAnsi="Calibri" w:eastAsia="Songti SC"/>
-                <w:b w:val="0"/>
-                <w:color w:val="111827"/>
-                <w:sz w:val="16"/>
-              </w:rPr>
-              <w:t>宏观通胀传导</w:t>
-            </w:r>
-          </w:p>
-        </w:tc>
-        <w:tc>
-          <w:tcPr>
-            <w:tcW w:type="dxa" w:w="900"/>
-            <w:vAlign w:val="center"/>
-          </w:tcPr>
-          <w:p>
-            <w:pPr>
-              <w:spacing w:before="0" w:after="0"/>
-              <w:jc w:val="center"/>
-            </w:pPr>
-            <w:r/>
-            <w:r>
-              <w:rPr>
-                <w:rFonts w:ascii="Calibri" w:hAnsi="Calibri" w:eastAsia="Songti SC"/>
-                <w:b/>
-                <w:color w:val="111827"/>
-                <w:sz w:val="17"/>
-              </w:rPr>
-              <w:t>35.7</w:t>
-            </w:r>
-          </w:p>
-        </w:tc>
-        <w:tc>
-          <w:tcPr>
-            <w:tcW w:type="dxa" w:w="1500"/>
-            <w:vAlign w:val="center"/>
-          </w:tcPr>
-          <w:p>
-            <w:pPr>
-              <w:spacing w:before="0" w:after="0"/>
-              <w:jc w:val="center"/>
-            </w:pPr>
-            <w:r/>
-            <w:r>
-              <w:rPr>
-                <w:rFonts w:ascii="Calibri" w:hAnsi="Calibri" w:eastAsia="Songti SC"/>
-                <w:b w:val="0"/>
-                <w:color w:val="111827"/>
-                <w:sz w:val="16"/>
-              </w:rPr>
-              <w:t>常规</w:t>
-            </w:r>
-          </w:p>
-        </w:tc>
-      </w:tr>
-      <w:tr>
-        <w:tc>
-          <w:tcPr>
-            <w:tcW w:type="dxa" w:w="3720"/>
-            <w:vAlign w:val="center"/>
-          </w:tcPr>
-          <w:p>
-            <w:pPr>
-              <w:spacing w:before="0" w:after="0"/>
-            </w:pPr>
-            <w:r/>
-            <w:r>
-              <w:rPr>
-                <w:rFonts w:ascii="Calibri" w:hAnsi="Calibri" w:eastAsia="Songti SC"/>
-                <w:b w:val="0"/>
-                <w:color w:val="111827"/>
-                <w:sz w:val="17"/>
-              </w:rPr>
-              <w:t>2026-07-10 首席策略师研究记录：把65/25/10主权债子仓、FX对冲、payer swaption与JPY凸性并入完整...</w:t>
-            </w:r>
-          </w:p>
-        </w:tc>
-        <w:tc>
-          <w:tcPr>
-            <w:tcW w:type="dxa" w:w="1560"/>
-            <w:vAlign w:val="center"/>
-          </w:tcPr>
-          <w:p>
-            <w:pPr>
-              <w:spacing w:before="0" w:after="0"/>
-            </w:pPr>
-            <w:r/>
-            <w:r>
-              <w:rPr>
-                <w:rFonts w:ascii="Calibri" w:hAnsi="Calibri" w:eastAsia="Songti SC"/>
-                <w:b w:val="0"/>
-                <w:color w:val="111827"/>
-                <w:sz w:val="16"/>
-              </w:rPr>
-              <w:t>未识别</w:t>
-            </w:r>
-          </w:p>
-        </w:tc>
-        <w:tc>
-          <w:tcPr>
-            <w:tcW w:type="dxa" w:w="1680"/>
-            <w:vAlign w:val="center"/>
-          </w:tcPr>
-          <w:p>
-            <w:pPr>
-              <w:spacing w:before="0" w:after="0"/>
-            </w:pPr>
-            <w:r/>
-            <w:r>
-              <w:rPr>
-                <w:rFonts w:ascii="Calibri" w:hAnsi="Calibri" w:eastAsia="Songti SC"/>
+                <w:rFonts w:ascii="Calibri" w:hAnsi="Calibri" w:eastAsia="Hiragino Sans GB"/>
                 <w:b w:val="0"/>
                 <w:color w:val="111827"/>
                 <w:sz w:val="16"/>
@@ -3234,12 +3343,12 @@
             <w:r/>
             <w:r>
               <w:rPr>
-                <w:rFonts w:ascii="Calibri" w:hAnsi="Calibri" w:eastAsia="Songti SC"/>
+                <w:rFonts w:ascii="Calibri" w:hAnsi="Calibri" w:eastAsia="Hiragino Sans GB"/>
                 <w:b/>
                 <w:color w:val="111827"/>
                 <w:sz w:val="17"/>
               </w:rPr>
-              <w:t>34.4</w:t>
+              <w:t>40.8</w:t>
             </w:r>
           </w:p>
         </w:tc>
@@ -3256,121 +3365,12 @@
             <w:r/>
             <w:r>
               <w:rPr>
-                <w:rFonts w:ascii="Calibri" w:hAnsi="Calibri" w:eastAsia="Songti SC"/>
+                <w:rFonts w:ascii="Calibri" w:hAnsi="Calibri" w:eastAsia="Hiragino Sans GB"/>
                 <w:b w:val="0"/>
                 <w:color w:val="111827"/>
                 <w:sz w:val="16"/>
               </w:rPr>
               <w:t>风险 1</w:t>
-            </w:r>
-          </w:p>
-        </w:tc>
-      </w:tr>
-      <w:tr>
-        <w:tc>
-          <w:tcPr>
-            <w:tcW w:type="dxa" w:w="3720"/>
-            <w:vAlign w:val="center"/>
-          </w:tcPr>
-          <w:p>
-            <w:pPr>
-              <w:spacing w:before="0" w:after="0"/>
-            </w:pPr>
-            <w:r/>
-            <w:r>
-              <w:rPr>
-                <w:rFonts w:ascii="Calibri" w:hAnsi="Calibri" w:eastAsia="Songti SC"/>
-                <w:b w:val="0"/>
-                <w:color w:val="111827"/>
-                <w:sz w:val="17"/>
-              </w:rPr>
-              <w:t>40/25/25/10 杠铃治理手册发布前 QA 审计</w:t>
-            </w:r>
-          </w:p>
-        </w:tc>
-        <w:tc>
-          <w:tcPr>
-            <w:tcW w:type="dxa" w:w="1560"/>
-            <w:vAlign w:val="center"/>
-          </w:tcPr>
-          <w:p>
-            <w:pPr>
-              <w:spacing w:before="0" w:after="0"/>
-            </w:pPr>
-            <w:r/>
-            <w:r>
-              <w:rPr>
-                <w:rFonts w:ascii="Calibri" w:hAnsi="Calibri" w:eastAsia="Songti SC"/>
-                <w:b w:val="0"/>
-                <w:color w:val="111827"/>
-                <w:sz w:val="16"/>
-              </w:rPr>
-              <w:t>未识别</w:t>
-            </w:r>
-          </w:p>
-        </w:tc>
-        <w:tc>
-          <w:tcPr>
-            <w:tcW w:type="dxa" w:w="1680"/>
-            <w:vAlign w:val="center"/>
-          </w:tcPr>
-          <w:p>
-            <w:pPr>
-              <w:spacing w:before="0" w:after="0"/>
-            </w:pPr>
-            <w:r/>
-            <w:r>
-              <w:rPr>
-                <w:rFonts w:ascii="Calibri" w:hAnsi="Calibri" w:eastAsia="Songti SC"/>
-                <w:b w:val="0"/>
-                <w:color w:val="111827"/>
-                <w:sz w:val="16"/>
-              </w:rPr>
-              <w:t>宏观通胀传导</w:t>
-            </w:r>
-          </w:p>
-        </w:tc>
-        <w:tc>
-          <w:tcPr>
-            <w:tcW w:type="dxa" w:w="900"/>
-            <w:vAlign w:val="center"/>
-          </w:tcPr>
-          <w:p>
-            <w:pPr>
-              <w:spacing w:before="0" w:after="0"/>
-              <w:jc w:val="center"/>
-            </w:pPr>
-            <w:r/>
-            <w:r>
-              <w:rPr>
-                <w:rFonts w:ascii="Calibri" w:hAnsi="Calibri" w:eastAsia="Songti SC"/>
-                <w:b/>
-                <w:color w:val="111827"/>
-                <w:sz w:val="17"/>
-              </w:rPr>
-              <w:t>33.9</w:t>
-            </w:r>
-          </w:p>
-        </w:tc>
-        <w:tc>
-          <w:tcPr>
-            <w:tcW w:type="dxa" w:w="1500"/>
-            <w:vAlign w:val="center"/>
-          </w:tcPr>
-          <w:p>
-            <w:pPr>
-              <w:spacing w:before="0" w:after="0"/>
-              <w:jc w:val="center"/>
-            </w:pPr>
-            <w:r/>
-            <w:r>
-              <w:rPr>
-                <w:rFonts w:ascii="Calibri" w:hAnsi="Calibri" w:eastAsia="Songti SC"/>
-                <w:b w:val="0"/>
-                <w:color w:val="111827"/>
-                <w:sz w:val="16"/>
-              </w:rPr>
-              <w:t>风险 2</w:t>
             </w:r>
           </w:p>
         </w:tc>
@@ -3382,7 +3382,7 @@
       </w:pPr>
       <w:r>
         <w:rPr>
-          <w:rFonts w:ascii="Calibri" w:hAnsi="Calibri" w:eastAsia="Songti SC"/>
+          <w:rFonts w:ascii="Calibri" w:hAnsi="Calibri" w:eastAsia="Hiragino Sans GB"/>
           <w:b w:val="0"/>
           <w:i/>
           <w:color w:val="667085"/>
@@ -3412,7 +3412,7 @@
     </w:pPr>
     <w:r>
       <w:rPr>
-        <w:rFonts w:ascii="Calibri" w:hAnsi="Calibri" w:eastAsia="Songti SC"/>
+        <w:rFonts w:ascii="Calibri" w:hAnsi="Calibri" w:eastAsia="Hiragino Sans GB"/>
         <w:color w:val="667085"/>
         <w:sz w:val="17"/>
       </w:rPr>
@@ -3431,7 +3431,7 @@
     <w:r/>
     <w:r>
       <w:rPr>
-        <w:rFonts w:ascii="Calibri" w:hAnsi="Calibri" w:eastAsia="Songti SC"/>
+        <w:rFonts w:ascii="Calibri" w:hAnsi="Calibri" w:eastAsia="Hiragino Sans GB"/>
         <w:color w:val="667085"/>
         <w:sz w:val="18"/>
       </w:rPr>
@@ -3808,7 +3808,7 @@
       <w:spacing w:after="120" w:line="264" w:lineRule="auto"/>
     </w:pPr>
     <w:rPr>
-      <w:rFonts w:ascii="Calibri" w:hAnsi="Calibri" w:eastAsia="Songti SC"/>
+      <w:rFonts w:ascii="Calibri" w:hAnsi="Calibri" w:eastAsia="Hiragino Sans GB"/>
       <w:b w:val="0"/>
       <w:color w:val="111827"/>
       <w:sz w:val="22"/>
@@ -3873,7 +3873,7 @@
       <w:outlineLvl w:val="0"/>
     </w:pPr>
     <w:rPr>
-      <w:rFonts w:asciiTheme="majorHAnsi" w:eastAsiaTheme="majorEastAsia" w:hAnsiTheme="majorHAnsi" w:cstheme="majorBidi" w:ascii="Calibri" w:hAnsi="Calibri" w:eastAsia="Songti SC"/>
+      <w:rFonts w:asciiTheme="majorHAnsi" w:eastAsiaTheme="majorEastAsia" w:hAnsiTheme="majorHAnsi" w:cstheme="majorBidi" w:ascii="Calibri" w:hAnsi="Calibri" w:eastAsia="Hiragino Sans GB"/>
       <w:b/>
       <w:bCs/>
       <w:color w:val="2E74B5"/>
@@ -3897,7 +3897,7 @@
       <w:outlineLvl w:val="1"/>
     </w:pPr>
     <w:rPr>
-      <w:rFonts w:asciiTheme="majorHAnsi" w:eastAsiaTheme="majorEastAsia" w:hAnsiTheme="majorHAnsi" w:cstheme="majorBidi" w:ascii="Calibri" w:hAnsi="Calibri" w:eastAsia="Songti SC"/>
+      <w:rFonts w:asciiTheme="majorHAnsi" w:eastAsiaTheme="majorEastAsia" w:hAnsiTheme="majorHAnsi" w:cstheme="majorBidi" w:ascii="Calibri" w:hAnsi="Calibri" w:eastAsia="Hiragino Sans GB"/>
       <w:b/>
       <w:bCs/>
       <w:color w:val="2E74B5"/>
@@ -3921,7 +3921,7 @@
       <w:outlineLvl w:val="2"/>
     </w:pPr>
     <w:rPr>
-      <w:rFonts w:asciiTheme="majorHAnsi" w:eastAsiaTheme="majorEastAsia" w:hAnsiTheme="majorHAnsi" w:cstheme="majorBidi" w:ascii="Calibri" w:hAnsi="Calibri" w:eastAsia="Songti SC"/>
+      <w:rFonts w:asciiTheme="majorHAnsi" w:eastAsiaTheme="majorEastAsia" w:hAnsiTheme="majorHAnsi" w:cstheme="majorBidi" w:ascii="Calibri" w:hAnsi="Calibri" w:eastAsia="Hiragino Sans GB"/>
       <w:b/>
       <w:bCs/>
       <w:color w:val="1F4D78"/>
@@ -4163,7 +4163,7 @@
       <w:contextualSpacing/>
     </w:pPr>
     <w:rPr>
-      <w:rFonts w:asciiTheme="majorHAnsi" w:eastAsiaTheme="majorEastAsia" w:hAnsiTheme="majorHAnsi" w:cstheme="majorBidi" w:ascii="Calibri" w:hAnsi="Calibri" w:eastAsia="Songti SC"/>
+      <w:rFonts w:asciiTheme="majorHAnsi" w:eastAsiaTheme="majorEastAsia" w:hAnsiTheme="majorHAnsi" w:cstheme="majorBidi" w:ascii="Calibri" w:hAnsi="Calibri" w:eastAsia="Hiragino Sans GB"/>
       <w:b/>
       <w:color w:val="0B2545"/>
       <w:spacing w:val="5"/>
@@ -4201,7 +4201,7 @@
       </w:numPr>
     </w:pPr>
     <w:rPr>
-      <w:rFonts w:asciiTheme="majorHAnsi" w:eastAsiaTheme="majorEastAsia" w:hAnsiTheme="majorHAnsi" w:cstheme="majorBidi" w:ascii="Calibri" w:hAnsi="Calibri" w:eastAsia="Songti SC"/>
+      <w:rFonts w:asciiTheme="majorHAnsi" w:eastAsiaTheme="majorEastAsia" w:hAnsiTheme="majorHAnsi" w:cstheme="majorBidi" w:ascii="Calibri" w:hAnsi="Calibri" w:eastAsia="Hiragino Sans GB"/>
       <w:b w:val="0"/>
       <w:i/>
       <w:iCs/>

--- a/public/investor-downloads/daily-brief-latest.docx
+++ b/public/investor-downloads/daily-brief-latest.docx
@@ -8,7 +8,7 @@
       </w:pPr>
       <w:r>
         <w:rPr>
-          <w:rFonts w:ascii="Calibri" w:hAnsi="Calibri" w:eastAsia="Heiti TC"/>
+          <w:rFonts w:ascii="Calibri" w:hAnsi="Calibri" w:eastAsia="Arial Unicode MS"/>
           <w:b/>
           <w:i w:val="0"/>
           <w:color w:val="285B9D"/>
@@ -24,7 +24,7 @@
       </w:pPr>
       <w:r>
         <w:rPr>
-          <w:rFonts w:ascii="Calibri" w:hAnsi="Calibri" w:eastAsia="Heiti TC"/>
+          <w:rFonts w:ascii="Calibri" w:hAnsi="Calibri" w:eastAsia="Arial Unicode MS"/>
           <w:b w:val="0"/>
           <w:i w:val="0"/>
         </w:rPr>
@@ -38,7 +38,7 @@
       </w:pPr>
       <w:r>
         <w:rPr>
-          <w:rFonts w:ascii="Calibri" w:hAnsi="Calibri" w:eastAsia="Heiti TC"/>
+          <w:rFonts w:ascii="Calibri" w:hAnsi="Calibri" w:eastAsia="Arial Unicode MS"/>
           <w:b w:val="0"/>
           <w:i w:val="0"/>
         </w:rPr>
@@ -51,7 +51,7 @@
       </w:pPr>
       <w:r>
         <w:rPr>
-          <w:rFonts w:ascii="Calibri" w:hAnsi="Calibri" w:eastAsia="Heiti TC"/>
+          <w:rFonts w:ascii="Calibri" w:hAnsi="Calibri" w:eastAsia="Arial Unicode MS"/>
           <w:b/>
           <w:i w:val="0"/>
           <w:color w:val="0B2545"/>
@@ -66,13 +66,13 @@
       </w:pPr>
       <w:r>
         <w:rPr>
-          <w:rFonts w:ascii="Calibri" w:hAnsi="Calibri" w:eastAsia="Heiti TC"/>
+          <w:rFonts w:ascii="Calibri" w:hAnsi="Calibri" w:eastAsia="Arial Unicode MS"/>
           <w:b w:val="0"/>
           <w:i w:val="0"/>
           <w:color w:val="334155"/>
           <w:sz w:val="22"/>
         </w:rPr>
-        <w:t>2026-07-18 共纳入 47 篇中文研究结果，覆盖 0 位活跃分析师和 5 条主要行业链，较 2026-07-17 的主题变化可在右侧动量表中核对。简报优先呈现可被报告链接追溯的结论，而不是孤立摘要。</w:t>
+        <w:t>2026-07-18 共纳入 92 篇中文研究结果，覆盖 0 位活跃分析师和 5 条主要行业链，较 2026-07-17 的主题变化可在右侧动量表中核对。简报优先呈现可被报告链接追溯的结论，而不是孤立摘要。</w:t>
       </w:r>
     </w:p>
     <w:tbl>
@@ -101,7 +101,7 @@
             </w:pPr>
             <w:r>
               <w:rPr>
-                <w:rFonts w:ascii="Calibri" w:hAnsi="Calibri" w:eastAsia="Heiti TC"/>
+                <w:rFonts w:ascii="Calibri" w:hAnsi="Calibri" w:eastAsia="Arial Unicode MS"/>
                 <w:b/>
                 <w:color w:val="667085"/>
                 <w:sz w:val="17"/>
@@ -111,12 +111,12 @@
             </w:r>
             <w:r>
               <w:rPr>
-                <w:rFonts w:ascii="Calibri" w:hAnsi="Calibri" w:eastAsia="Heiti TC"/>
+                <w:rFonts w:ascii="Calibri" w:hAnsi="Calibri" w:eastAsia="Arial Unicode MS"/>
                 <w:b/>
                 <w:color w:val="285B9D"/>
                 <w:sz w:val="36"/>
               </w:rPr>
-              <w:t>47</w:t>
+              <w:t>92</w:t>
             </w:r>
           </w:p>
         </w:tc>
@@ -132,7 +132,7 @@
             </w:pPr>
             <w:r>
               <w:rPr>
-                <w:rFonts w:ascii="Calibri" w:hAnsi="Calibri" w:eastAsia="Heiti TC"/>
+                <w:rFonts w:ascii="Calibri" w:hAnsi="Calibri" w:eastAsia="Arial Unicode MS"/>
                 <w:b/>
                 <w:color w:val="667085"/>
                 <w:sz w:val="17"/>
@@ -142,7 +142,7 @@
             </w:r>
             <w:r>
               <w:rPr>
-                <w:rFonts w:ascii="Calibri" w:hAnsi="Calibri" w:eastAsia="Heiti TC"/>
+                <w:rFonts w:ascii="Calibri" w:hAnsi="Calibri" w:eastAsia="Arial Unicode MS"/>
                 <w:b/>
                 <w:color w:val="237A5B"/>
                 <w:sz w:val="36"/>
@@ -163,7 +163,7 @@
             </w:pPr>
             <w:r>
               <w:rPr>
-                <w:rFonts w:ascii="Calibri" w:hAnsi="Calibri" w:eastAsia="Heiti TC"/>
+                <w:rFonts w:ascii="Calibri" w:hAnsi="Calibri" w:eastAsia="Arial Unicode MS"/>
                 <w:b/>
                 <w:color w:val="667085"/>
                 <w:sz w:val="17"/>
@@ -173,7 +173,7 @@
             </w:r>
             <w:r>
               <w:rPr>
-                <w:rFonts w:ascii="Calibri" w:hAnsi="Calibri" w:eastAsia="Heiti TC"/>
+                <w:rFonts w:ascii="Calibri" w:hAnsi="Calibri" w:eastAsia="Arial Unicode MS"/>
                 <w:b/>
                 <w:color w:val="A8731B"/>
                 <w:sz w:val="36"/>
@@ -194,7 +194,7 @@
             </w:pPr>
             <w:r>
               <w:rPr>
-                <w:rFonts w:ascii="Calibri" w:hAnsi="Calibri" w:eastAsia="Heiti TC"/>
+                <w:rFonts w:ascii="Calibri" w:hAnsi="Calibri" w:eastAsia="Arial Unicode MS"/>
                 <w:b/>
                 <w:color w:val="667085"/>
                 <w:sz w:val="17"/>
@@ -204,7 +204,7 @@
             </w:r>
             <w:r>
               <w:rPr>
-                <w:rFonts w:ascii="Calibri" w:hAnsi="Calibri" w:eastAsia="Heiti TC"/>
+                <w:rFonts w:ascii="Calibri" w:hAnsi="Calibri" w:eastAsia="Arial Unicode MS"/>
                 <w:b/>
                 <w:color w:val="B43D49"/>
                 <w:sz w:val="36"/>
@@ -268,7 +268,7 @@
       </w:pPr>
       <w:r>
         <w:rPr>
-          <w:rFonts w:ascii="Calibri" w:hAnsi="Calibri" w:eastAsia="Heiti TC"/>
+          <w:rFonts w:ascii="Calibri" w:hAnsi="Calibri" w:eastAsia="Arial Unicode MS"/>
           <w:b w:val="0"/>
           <w:i/>
           <w:color w:val="667085"/>
@@ -292,7 +292,7 @@
       </w:pPr>
       <w:r>
         <w:rPr>
-          <w:rFonts w:ascii="Calibri" w:hAnsi="Calibri" w:eastAsia="Heiti TC"/>
+          <w:rFonts w:ascii="Calibri" w:hAnsi="Calibri" w:eastAsia="Arial Unicode MS"/>
           <w:b/>
           <w:color w:val="285B9D"/>
           <w:sz w:val="21"/>
@@ -304,7 +304,7 @@
           <w:rPr>
             <w:color w:val="285B9D"/>
             <w:u w:val="single"/>
-            <w:rFonts w:eastAsia="Heiti TC" w:ascii="Calibri" w:hAnsi="Calibri"/>
+            <w:rFonts w:eastAsia="Arial Unicode MS" w:ascii="Calibri" w:hAnsi="Calibri"/>
           </w:rPr>
           <w:t>AI 电力瓶颈租金由谁捕获、成本由谁承担？ 是今日最高权重结论，核心证据来自 未识别，关联 AI 基础设施。</w:t>
         </w:r>
@@ -317,7 +317,7 @@
       </w:pPr>
       <w:r>
         <w:rPr>
-          <w:rFonts w:ascii="Calibri" w:hAnsi="Calibri" w:eastAsia="Heiti TC"/>
+          <w:rFonts w:ascii="Calibri" w:hAnsi="Calibri" w:eastAsia="Arial Unicode MS"/>
           <w:b/>
           <w:color w:val="285B9D"/>
           <w:sz w:val="21"/>
@@ -326,11 +326,11 @@
       </w:r>
       <w:r>
         <w:rPr>
-          <w:rFonts w:ascii="Calibri" w:hAnsi="Calibri" w:eastAsia="Heiti TC"/>
+          <w:rFonts w:ascii="Calibri" w:hAnsi="Calibri" w:eastAsia="Arial Unicode MS"/>
           <w:color w:val="111827"/>
           <w:sz w:val="21"/>
         </w:rPr>
-        <w:t>通胀 今日 降温，当日计数 42，前一日计数 288。</w:t>
+        <w:t>通胀 今日 降温，当日计数 83，前一日计数 293。</w:t>
       </w:r>
     </w:p>
     <w:p>
@@ -340,7 +340,7 @@
       </w:pPr>
       <w:r>
         <w:rPr>
-          <w:rFonts w:ascii="Calibri" w:hAnsi="Calibri" w:eastAsia="Heiti TC"/>
+          <w:rFonts w:ascii="Calibri" w:hAnsi="Calibri" w:eastAsia="Arial Unicode MS"/>
           <w:b/>
           <w:color w:val="285B9D"/>
           <w:sz w:val="21"/>
@@ -352,7 +352,7 @@
           <w:rPr>
             <w:color w:val="285B9D"/>
             <w:u w:val="single"/>
-            <w:rFonts w:eastAsia="Heiti TC" w:ascii="Calibri" w:hAnsi="Calibri"/>
+            <w:rFonts w:eastAsia="Arial Unicode MS" w:ascii="Calibri" w:hAnsi="Calibri"/>
           </w:rPr>
           <w:t>风险矩阵最需要跟踪的是 AI 基础设施：挑战："Exit code 0"。</w:t>
         </w:r>
@@ -365,7 +365,7 @@
       </w:pPr>
       <w:r>
         <w:rPr>
-          <w:rFonts w:ascii="Calibri" w:hAnsi="Calibri" w:eastAsia="Heiti TC"/>
+          <w:rFonts w:ascii="Calibri" w:hAnsi="Calibri" w:eastAsia="Arial Unicode MS"/>
           <w:b/>
           <w:color w:val="285B9D"/>
           <w:sz w:val="21"/>
@@ -377,9 +377,9 @@
           <w:rPr>
             <w:color w:val="285B9D"/>
             <w:u w:val="single"/>
-            <w:rFonts w:eastAsia="Heiti TC" w:ascii="Calibri" w:hAnsi="Calibri"/>
+            <w:rFonts w:eastAsia="Arial Unicode MS" w:ascii="Calibri" w:hAnsi="Calibri"/>
           </w:rPr>
-          <w:t>宏观通胀传导 今日 44 条、近七日 1365 条，风险信号 852 条。</w:t>
+          <w:t>宏观通胀传导 今日 86 条、近七日 1415 条，风险信号 883 条。</w:t>
         </w:r>
       </w:hyperlink>
     </w:p>
@@ -403,7 +403,7 @@
           <w:p>
             <w:r>
               <w:rPr>
-                <w:rFonts w:ascii="Calibri" w:hAnsi="Calibri" w:eastAsia="Heiti TC"/>
+                <w:rFonts w:ascii="Calibri" w:hAnsi="Calibri" w:eastAsia="Arial Unicode MS"/>
                 <w:b/>
                 <w:color w:val="7A5A00"/>
                 <w:sz w:val="21"/>
@@ -412,7 +412,7 @@
             </w:r>
             <w:r>
               <w:rPr>
-                <w:rFonts w:ascii="Calibri" w:hAnsi="Calibri" w:eastAsia="Heiti TC"/>
+                <w:rFonts w:ascii="Calibri" w:hAnsi="Calibri" w:eastAsia="Arial Unicode MS"/>
                 <w:color w:val="7C2D12"/>
                 <w:sz w:val="21"/>
               </w:rPr>
@@ -483,7 +483,7 @@
       </w:pPr>
       <w:r>
         <w:rPr>
-          <w:rFonts w:ascii="Calibri" w:hAnsi="Calibri" w:eastAsia="Heiti TC"/>
+          <w:rFonts w:ascii="Calibri" w:hAnsi="Calibri" w:eastAsia="Arial Unicode MS"/>
           <w:b w:val="0"/>
           <w:i/>
           <w:color w:val="667085"/>
@@ -540,7 +540,7 @@
       </w:pPr>
       <w:r>
         <w:rPr>
-          <w:rFonts w:ascii="Calibri" w:hAnsi="Calibri" w:eastAsia="Heiti TC"/>
+          <w:rFonts w:ascii="Calibri" w:hAnsi="Calibri" w:eastAsia="Arial Unicode MS"/>
           <w:b w:val="0"/>
           <w:i/>
           <w:color w:val="667085"/>
@@ -602,7 +602,7 @@
       </w:pPr>
       <w:r>
         <w:rPr>
-          <w:rFonts w:ascii="Calibri" w:hAnsi="Calibri" w:eastAsia="Heiti TC"/>
+          <w:rFonts w:ascii="Calibri" w:hAnsi="Calibri" w:eastAsia="Arial Unicode MS"/>
           <w:b w:val="0"/>
           <w:i/>
           <w:color w:val="667085"/>
@@ -664,7 +664,7 @@
       </w:pPr>
       <w:r>
         <w:rPr>
-          <w:rFonts w:ascii="Calibri" w:hAnsi="Calibri" w:eastAsia="Heiti TC"/>
+          <w:rFonts w:ascii="Calibri" w:hAnsi="Calibri" w:eastAsia="Arial Unicode MS"/>
           <w:b w:val="0"/>
           <w:i/>
           <w:color w:val="667085"/>
@@ -687,7 +687,7 @@
       </w:pPr>
       <w:r>
         <w:rPr>
-          <w:rFonts w:ascii="Calibri" w:hAnsi="Calibri" w:eastAsia="Heiti TC"/>
+          <w:rFonts w:ascii="Calibri" w:hAnsi="Calibri" w:eastAsia="Arial Unicode MS"/>
           <w:b/>
           <w:i w:val="0"/>
           <w:color w:val="0B2545"/>
@@ -702,7 +702,7 @@
       </w:pPr>
       <w:r>
         <w:rPr>
-          <w:rFonts w:ascii="Calibri" w:hAnsi="Calibri" w:eastAsia="Heiti TC"/>
+          <w:rFonts w:ascii="Calibri" w:hAnsi="Calibri" w:eastAsia="Arial Unicode MS"/>
           <w:b w:val="0"/>
           <w:i w:val="0"/>
           <w:color w:val="667085"/>
@@ -717,7 +717,7 @@
       </w:pPr>
       <w:r>
         <w:rPr>
-          <w:rFonts w:ascii="Calibri" w:hAnsi="Calibri" w:eastAsia="Heiti TC"/>
+          <w:rFonts w:ascii="Calibri" w:hAnsi="Calibri" w:eastAsia="Arial Unicode MS"/>
           <w:b w:val="0"/>
           <w:i w:val="0"/>
           <w:color w:val="334155"/>
@@ -732,7 +732,7 @@
       </w:pPr>
       <w:r>
         <w:rPr>
-          <w:rFonts w:ascii="Calibri" w:hAnsi="Calibri" w:eastAsia="Heiti TC"/>
+          <w:rFonts w:ascii="Calibri" w:hAnsi="Calibri" w:eastAsia="Arial Unicode MS"/>
           <w:b w:val="0"/>
           <w:i w:val="0"/>
           <w:color w:val="667085"/>
@@ -745,7 +745,7 @@
           <w:rPr>
             <w:color w:val="285B9D"/>
             <w:u w:val="single"/>
-            <w:rFonts w:eastAsia="Heiti TC" w:ascii="Calibri" w:hAnsi="Calibri"/>
+            <w:rFonts w:eastAsia="Arial Unicode MS" w:ascii="Calibri" w:hAnsi="Calibri"/>
           </w:rPr>
           <w:t>reports/archive-2b1708473d38</w:t>
         </w:r>
@@ -757,13 +757,13 @@
       </w:pPr>
       <w:r>
         <w:rPr>
-          <w:rFonts w:ascii="Calibri" w:hAnsi="Calibri" w:eastAsia="Heiti TC"/>
+          <w:rFonts w:ascii="Calibri" w:hAnsi="Calibri" w:eastAsia="Arial Unicode MS"/>
           <w:b/>
           <w:i w:val="0"/>
           <w:color w:val="0B2545"/>
           <w:sz w:val="23"/>
         </w:rPr>
-        <w:t>2. 自备电源只是把 time-to-power 瓶颈搬家，并没有消除它</w:t>
+        <w:t>2. 2026-07-18｜AI基础设施压力测试：capex、GPU集群利用率与电力约束</w:t>
       </w:r>
     </w:p>
     <w:p>
@@ -772,7 +772,77 @@
       </w:pPr>
       <w:r>
         <w:rPr>
-          <w:rFonts w:ascii="Calibri" w:hAnsi="Calibri" w:eastAsia="Heiti TC"/>
+          <w:rFonts w:ascii="Calibri" w:hAnsi="Calibri" w:eastAsia="Arial Unicode MS"/>
+          <w:b w:val="0"/>
+          <w:i w:val="0"/>
+          <w:color w:val="667085"/>
+          <w:sz w:val="17"/>
+        </w:rPr>
+        <w:t>未识别 · AI 基础设施 · score 46.9</w:t>
+      </w:r>
+    </w:p>
+    <w:p>
+      <w:pPr>
+        <w:spacing w:before="0" w:after="100" w:line="264" w:lineRule="auto"/>
+      </w:pPr>
+      <w:r>
+        <w:rPr>
+          <w:rFonts w:ascii="Calibri" w:hAnsi="Calibri" w:eastAsia="Arial Unicode MS"/>
+          <w:b w:val="0"/>
+          <w:i w:val="0"/>
+          <w:color w:val="334155"/>
+          <w:sz w:val="20"/>
+        </w:rPr>
+        <w:t>2026-07-18｜AI基础设施压力测试：capex、GPU集群利用率与电力约束</w:t>
+      </w:r>
+    </w:p>
+    <w:p>
+      <w:pPr>
+        <w:spacing w:before="0" w:after="160" w:line="264" w:lineRule="auto"/>
+      </w:pPr>
+      <w:r>
+        <w:rPr>
+          <w:rFonts w:ascii="Calibri" w:hAnsi="Calibri" w:eastAsia="Arial Unicode MS"/>
+          <w:b w:val="0"/>
+          <w:i w:val="0"/>
+          <w:color w:val="667085"/>
+          <w:sz w:val="17"/>
+        </w:rPr>
+        <w:t xml:space="preserve">Report: </w:t>
+      </w:r>
+      <w:hyperlink r:id="rId19">
+        <w:r>
+          <w:rPr>
+            <w:color w:val="285B9D"/>
+            <w:u w:val="single"/>
+            <w:rFonts w:eastAsia="Arial Unicode MS" w:ascii="Calibri" w:hAnsi="Calibri"/>
+          </w:rPr>
+          <w:t>reports/archive-5fd507219068</w:t>
+        </w:r>
+      </w:hyperlink>
+    </w:p>
+    <w:p>
+      <w:pPr>
+        <w:spacing w:before="0" w:after="40" w:line="264" w:lineRule="auto"/>
+      </w:pPr>
+      <w:r>
+        <w:rPr>
+          <w:rFonts w:ascii="Calibri" w:hAnsi="Calibri" w:eastAsia="Arial Unicode MS"/>
+          <w:b/>
+          <w:i w:val="0"/>
+          <w:color w:val="0B2545"/>
+          <w:sz w:val="23"/>
+        </w:rPr>
+        <w:t>3. 自备电源只是把 time-to-power 瓶颈搬家，并没有消除它</w:t>
+      </w:r>
+    </w:p>
+    <w:p>
+      <w:pPr>
+        <w:spacing w:before="0" w:after="40" w:line="264" w:lineRule="auto"/>
+      </w:pPr>
+      <w:r>
+        <w:rPr>
+          <w:rFonts w:ascii="Calibri" w:hAnsi="Calibri" w:eastAsia="Arial Unicode MS"/>
           <w:b w:val="0"/>
           <w:i w:val="0"/>
           <w:color w:val="667085"/>
@@ -787,7 +857,7 @@
       </w:pPr>
       <w:r>
         <w:rPr>
-          <w:rFonts w:ascii="Calibri" w:hAnsi="Calibri" w:eastAsia="Heiti TC"/>
+          <w:rFonts w:ascii="Calibri" w:hAnsi="Calibri" w:eastAsia="Arial Unicode MS"/>
           <w:b w:val="0"/>
           <w:i w:val="0"/>
           <w:color w:val="334155"/>
@@ -802,7 +872,7 @@
       </w:pPr>
       <w:r>
         <w:rPr>
-          <w:rFonts w:ascii="Calibri" w:hAnsi="Calibri" w:eastAsia="Heiti TC"/>
+          <w:rFonts w:ascii="Calibri" w:hAnsi="Calibri" w:eastAsia="Arial Unicode MS"/>
           <w:b w:val="0"/>
           <w:i w:val="0"/>
           <w:color w:val="667085"/>
@@ -810,12 +880,12 @@
         </w:rPr>
         <w:t xml:space="preserve">Report: </w:t>
       </w:r>
-      <w:hyperlink r:id="rId19">
+      <w:hyperlink r:id="rId20">
         <w:r>
           <w:rPr>
             <w:color w:val="285B9D"/>
             <w:u w:val="single"/>
-            <w:rFonts w:eastAsia="Heiti TC" w:ascii="Calibri" w:hAnsi="Calibri"/>
+            <w:rFonts w:eastAsia="Arial Unicode MS" w:ascii="Calibri" w:hAnsi="Calibri"/>
           </w:rPr>
           <w:t>reports/archive-a18cc6271319</w:t>
         </w:r>
@@ -827,13 +897,13 @@
       </w:pPr>
       <w:r>
         <w:rPr>
-          <w:rFonts w:ascii="Calibri" w:hAnsi="Calibri" w:eastAsia="Heiti TC"/>
+          <w:rFonts w:ascii="Calibri" w:hAnsi="Calibri" w:eastAsia="Arial Unicode MS"/>
           <w:b/>
           <w:i w:val="0"/>
           <w:color w:val="0B2545"/>
           <w:sz w:val="23"/>
         </w:rPr>
-        <w:t>3. 电力与电网瓶颈已成为 AI 算力的稀缺期权 - 工作日 2026-07-18</w:t>
+        <w:t>4. 电力与电网瓶颈已成为 AI 算力的稀缺期权 - 工作日 2026-07-18</w:t>
       </w:r>
     </w:p>
     <w:p>
@@ -842,7 +912,7 @@
       </w:pPr>
       <w:r>
         <w:rPr>
-          <w:rFonts w:ascii="Calibri" w:hAnsi="Calibri" w:eastAsia="Heiti TC"/>
+          <w:rFonts w:ascii="Calibri" w:hAnsi="Calibri" w:eastAsia="Arial Unicode MS"/>
           <w:b w:val="0"/>
           <w:i w:val="0"/>
           <w:color w:val="667085"/>
@@ -857,7 +927,7 @@
       </w:pPr>
       <w:r>
         <w:rPr>
-          <w:rFonts w:ascii="Calibri" w:hAnsi="Calibri" w:eastAsia="Heiti TC"/>
+          <w:rFonts w:ascii="Calibri" w:hAnsi="Calibri" w:eastAsia="Arial Unicode MS"/>
           <w:b w:val="0"/>
           <w:i w:val="0"/>
           <w:color w:val="334155"/>
@@ -872,7 +942,7 @@
       </w:pPr>
       <w:r>
         <w:rPr>
-          <w:rFonts w:ascii="Calibri" w:hAnsi="Calibri" w:eastAsia="Heiti TC"/>
+          <w:rFonts w:ascii="Calibri" w:hAnsi="Calibri" w:eastAsia="Arial Unicode MS"/>
           <w:b w:val="0"/>
           <w:i w:val="0"/>
           <w:color w:val="667085"/>
@@ -880,12 +950,12 @@
         </w:rPr>
         <w:t xml:space="preserve">Report: </w:t>
       </w:r>
-      <w:hyperlink r:id="rId20">
+      <w:hyperlink r:id="rId21">
         <w:r>
           <w:rPr>
             <w:color w:val="285B9D"/>
             <w:u w:val="single"/>
-            <w:rFonts w:eastAsia="Heiti TC" w:ascii="Calibri" w:hAnsi="Calibri"/>
+            <w:rFonts w:eastAsia="Arial Unicode MS" w:ascii="Calibri" w:hAnsi="Calibri"/>
           </w:rPr>
           <w:t>reports/archive-1e9f3da9f615</w:t>
         </w:r>
@@ -897,13 +967,13 @@
       </w:pPr>
       <w:r>
         <w:rPr>
-          <w:rFonts w:ascii="Calibri" w:hAnsi="Calibri" w:eastAsia="Heiti TC"/>
+          <w:rFonts w:ascii="Calibri" w:hAnsi="Calibri" w:eastAsia="Arial Unicode MS"/>
           <w:b/>
           <w:i w:val="0"/>
           <w:color w:val="0B2545"/>
           <w:sz w:val="23"/>
         </w:rPr>
-        <w:t>4. research discussion Session Brief</w:t>
+        <w:t>5. research discussion Session Brief</w:t>
       </w:r>
     </w:p>
     <w:p>
@@ -912,7 +982,7 @@
       </w:pPr>
       <w:r>
         <w:rPr>
-          <w:rFonts w:ascii="Calibri" w:hAnsi="Calibri" w:eastAsia="Heiti TC"/>
+          <w:rFonts w:ascii="Calibri" w:hAnsi="Calibri" w:eastAsia="Arial Unicode MS"/>
           <w:b w:val="0"/>
           <w:i w:val="0"/>
           <w:color w:val="667085"/>
@@ -927,7 +997,7 @@
       </w:pPr>
       <w:r>
         <w:rPr>
-          <w:rFonts w:ascii="Calibri" w:hAnsi="Calibri" w:eastAsia="Heiti TC"/>
+          <w:rFonts w:ascii="Calibri" w:hAnsi="Calibri" w:eastAsia="Arial Unicode MS"/>
           <w:b w:val="0"/>
           <w:i w:val="0"/>
           <w:color w:val="334155"/>
@@ -942,7 +1012,7 @@
       </w:pPr>
       <w:r>
         <w:rPr>
-          <w:rFonts w:ascii="Calibri" w:hAnsi="Calibri" w:eastAsia="Heiti TC"/>
+          <w:rFonts w:ascii="Calibri" w:hAnsi="Calibri" w:eastAsia="Arial Unicode MS"/>
           <w:b w:val="0"/>
           <w:i w:val="0"/>
           <w:color w:val="667085"/>
@@ -950,12 +1020,12 @@
         </w:rPr>
         <w:t xml:space="preserve">Report: </w:t>
       </w:r>
-      <w:hyperlink r:id="rId21">
+      <w:hyperlink r:id="rId22">
         <w:r>
           <w:rPr>
             <w:color w:val="285B9D"/>
             <w:u w:val="single"/>
-            <w:rFonts w:eastAsia="Heiti TC" w:ascii="Calibri" w:hAnsi="Calibri"/>
+            <w:rFonts w:eastAsia="Arial Unicode MS" w:ascii="Calibri" w:hAnsi="Calibri"/>
           </w:rPr>
           <w:t>reports/archive-b2ac921675b5</w:t>
         </w:r>
@@ -967,13 +1037,13 @@
       </w:pPr>
       <w:r>
         <w:rPr>
-          <w:rFonts w:ascii="Calibri" w:hAnsi="Calibri" w:eastAsia="Heiti TC"/>
+          <w:rFonts w:ascii="Calibri" w:hAnsi="Calibri" w:eastAsia="Arial Unicode MS"/>
           <w:b/>
           <w:i w:val="0"/>
           <w:color w:val="0B2545"/>
           <w:sz w:val="23"/>
         </w:rPr>
-        <w:t>5. 2026-07-18：+600 bps AI电力篮子的因子与拥挤度监控</w:t>
+        <w:t>6. 2026-07-18：+600 bps AI电力篮子的因子与拥挤度监控</w:t>
       </w:r>
     </w:p>
     <w:p>
@@ -982,7 +1052,7 @@
       </w:pPr>
       <w:r>
         <w:rPr>
-          <w:rFonts w:ascii="Calibri" w:hAnsi="Calibri" w:eastAsia="Heiti TC"/>
+          <w:rFonts w:ascii="Calibri" w:hAnsi="Calibri" w:eastAsia="Arial Unicode MS"/>
           <w:b w:val="0"/>
           <w:i w:val="0"/>
           <w:color w:val="667085"/>
@@ -997,7 +1067,7 @@
       </w:pPr>
       <w:r>
         <w:rPr>
-          <w:rFonts w:ascii="Calibri" w:hAnsi="Calibri" w:eastAsia="Heiti TC"/>
+          <w:rFonts w:ascii="Calibri" w:hAnsi="Calibri" w:eastAsia="Arial Unicode MS"/>
           <w:b w:val="0"/>
           <w:i w:val="0"/>
           <w:color w:val="334155"/>
@@ -1012,77 +1082,7 @@
       </w:pPr>
       <w:r>
         <w:rPr>
-          <w:rFonts w:ascii="Calibri" w:hAnsi="Calibri" w:eastAsia="Heiti TC"/>
-          <w:b w:val="0"/>
-          <w:i w:val="0"/>
-          <w:color w:val="667085"/>
-          <w:sz w:val="17"/>
-        </w:rPr>
-        <w:t xml:space="preserve">Report: </w:t>
-      </w:r>
-      <w:hyperlink r:id="rId22">
-        <w:r>
-          <w:rPr>
-            <w:color w:val="285B9D"/>
-            <w:u w:val="single"/>
-            <w:rFonts w:eastAsia="Heiti TC" w:ascii="Calibri" w:hAnsi="Calibri"/>
-          </w:rPr>
-          <w:t>reports/archive-c2ebdfb52193</w:t>
-        </w:r>
-      </w:hyperlink>
-    </w:p>
-    <w:p>
-      <w:pPr>
-        <w:spacing w:before="0" w:after="40" w:line="264" w:lineRule="auto"/>
-      </w:pPr>
-      <w:r>
-        <w:rPr>
-          <w:rFonts w:ascii="Calibri" w:hAnsi="Calibri" w:eastAsia="Heiti TC"/>
-          <w:b/>
-          <w:i w:val="0"/>
-          <w:color w:val="0B2545"/>
-          <w:sz w:val="23"/>
-        </w:rPr>
-        <w:t>6. AI 芯片风险降档后的跨资产杠铃配置 - 2026-07-18</w:t>
-      </w:r>
-    </w:p>
-    <w:p>
-      <w:pPr>
-        <w:spacing w:before="0" w:after="40" w:line="264" w:lineRule="auto"/>
-      </w:pPr>
-      <w:r>
-        <w:rPr>
-          <w:rFonts w:ascii="Calibri" w:hAnsi="Calibri" w:eastAsia="Heiti TC"/>
-          <w:b w:val="0"/>
-          <w:i w:val="0"/>
-          <w:color w:val="667085"/>
-          <w:sz w:val="17"/>
-        </w:rPr>
-        <w:t>未识别 · 半导体与存储 · score 43.5</w:t>
-      </w:r>
-    </w:p>
-    <w:p>
-      <w:pPr>
-        <w:spacing w:before="0" w:after="100" w:line="264" w:lineRule="auto"/>
-      </w:pPr>
-      <w:r>
-        <w:rPr>
-          <w:rFonts w:ascii="Calibri" w:hAnsi="Calibri" w:eastAsia="Heiti TC"/>
-          <w:b w:val="0"/>
-          <w:i w:val="0"/>
-          <w:color w:val="334155"/>
-          <w:sz w:val="20"/>
-        </w:rPr>
-        <w:t>工作日期：2026-07-18，Asia/Singapore，已用 date +%Y-%m-%d 确认返回 2026-07-18 [自测算：shell 命令输出]。本报告综合 prior research notes从 100 单位半导体风险降到 65 单位风险的行业结...</w:t>
-      </w:r>
-    </w:p>
-    <w:p>
-      <w:pPr>
-        <w:spacing w:before="0" w:after="160" w:line="264" w:lineRule="auto"/>
-      </w:pPr>
-      <w:r>
-        <w:rPr>
-          <w:rFonts w:ascii="Calibri" w:hAnsi="Calibri" w:eastAsia="Heiti TC"/>
+          <w:rFonts w:ascii="Calibri" w:hAnsi="Calibri" w:eastAsia="Arial Unicode MS"/>
           <w:b w:val="0"/>
           <w:i w:val="0"/>
           <w:color w:val="667085"/>
@@ -1095,9 +1095,9 @@
           <w:rPr>
             <w:color w:val="285B9D"/>
             <w:u w:val="single"/>
-            <w:rFonts w:eastAsia="Heiti TC" w:ascii="Calibri" w:hAnsi="Calibri"/>
+            <w:rFonts w:eastAsia="Arial Unicode MS" w:ascii="Calibri" w:hAnsi="Calibri"/>
           </w:rPr>
-          <w:t>reports/archive-021bbf175011</w:t>
+          <w:t>reports/archive-c2ebdfb52193</w:t>
         </w:r>
       </w:hyperlink>
     </w:p>
@@ -1115,7 +1115,7 @@
       </w:pPr>
       <w:r>
         <w:rPr>
-          <w:rFonts w:ascii="Calibri" w:hAnsi="Calibri" w:eastAsia="Heiti TC"/>
+          <w:rFonts w:ascii="Calibri" w:hAnsi="Calibri" w:eastAsia="Arial Unicode MS"/>
           <w:b/>
           <w:i w:val="0"/>
           <w:color w:val="0B2545"/>
@@ -1130,7 +1130,7 @@
       </w:pPr>
       <w:r>
         <w:rPr>
-          <w:rFonts w:ascii="Calibri" w:hAnsi="Calibri" w:eastAsia="Heiti TC"/>
+          <w:rFonts w:ascii="Calibri" w:hAnsi="Calibri" w:eastAsia="Arial Unicode MS"/>
           <w:b w:val="0"/>
           <w:i w:val="0"/>
           <w:color w:val="334155"/>
@@ -1145,7 +1145,7 @@
       </w:pPr>
       <w:r>
         <w:rPr>
-          <w:rFonts w:ascii="Calibri" w:hAnsi="Calibri" w:eastAsia="Heiti TC"/>
+          <w:rFonts w:ascii="Calibri" w:hAnsi="Calibri" w:eastAsia="Arial Unicode MS"/>
           <w:b w:val="0"/>
           <w:i w:val="0"/>
           <w:color w:val="667085"/>
@@ -1158,7 +1158,7 @@
           <w:rPr>
             <w:color w:val="285B9D"/>
             <w:u w:val="single"/>
-            <w:rFonts w:eastAsia="Heiti TC" w:ascii="Calibri" w:hAnsi="Calibri"/>
+            <w:rFonts w:eastAsia="Arial Unicode MS" w:ascii="Calibri" w:hAnsi="Calibri"/>
           </w:rPr>
           <w:t>reports/archive-349ffb9e27d6</w:t>
         </w:r>
@@ -1170,7 +1170,7 @@
       </w:pPr>
       <w:r>
         <w:rPr>
-          <w:rFonts w:ascii="Calibri" w:hAnsi="Calibri" w:eastAsia="Heiti TC"/>
+          <w:rFonts w:ascii="Calibri" w:hAnsi="Calibri" w:eastAsia="Arial Unicode MS"/>
           <w:b/>
           <w:i w:val="0"/>
           <w:color w:val="0B2545"/>
@@ -1185,7 +1185,7 @@
       </w:pPr>
       <w:r>
         <w:rPr>
-          <w:rFonts w:ascii="Calibri" w:hAnsi="Calibri" w:eastAsia="Heiti TC"/>
+          <w:rFonts w:ascii="Calibri" w:hAnsi="Calibri" w:eastAsia="Arial Unicode MS"/>
           <w:b w:val="0"/>
           <w:i w:val="0"/>
           <w:color w:val="334155"/>
@@ -1200,7 +1200,7 @@
       </w:pPr>
       <w:r>
         <w:rPr>
-          <w:rFonts w:ascii="Calibri" w:hAnsi="Calibri" w:eastAsia="Heiti TC"/>
+          <w:rFonts w:ascii="Calibri" w:hAnsi="Calibri" w:eastAsia="Arial Unicode MS"/>
           <w:b w:val="0"/>
           <w:i w:val="0"/>
           <w:color w:val="667085"/>
@@ -1213,7 +1213,7 @@
           <w:rPr>
             <w:color w:val="285B9D"/>
             <w:u w:val="single"/>
-            <w:rFonts w:eastAsia="Heiti TC" w:ascii="Calibri" w:hAnsi="Calibri"/>
+            <w:rFonts w:eastAsia="Arial Unicode MS" w:ascii="Calibri" w:hAnsi="Calibri"/>
           </w:rPr>
           <w:t>reports/archive-0b2a1e542de3</w:t>
         </w:r>
@@ -1225,7 +1225,7 @@
       </w:pPr>
       <w:r>
         <w:rPr>
-          <w:rFonts w:ascii="Calibri" w:hAnsi="Calibri" w:eastAsia="Heiti TC"/>
+          <w:rFonts w:ascii="Calibri" w:hAnsi="Calibri" w:eastAsia="Arial Unicode MS"/>
           <w:b/>
           <w:i w:val="0"/>
           <w:color w:val="0B2545"/>
@@ -1240,7 +1240,7 @@
       </w:pPr>
       <w:r>
         <w:rPr>
-          <w:rFonts w:ascii="Calibri" w:hAnsi="Calibri" w:eastAsia="Heiti TC"/>
+          <w:rFonts w:ascii="Calibri" w:hAnsi="Calibri" w:eastAsia="Arial Unicode MS"/>
           <w:b w:val="0"/>
           <w:i w:val="0"/>
           <w:color w:val="334155"/>
@@ -1255,7 +1255,7 @@
       </w:pPr>
       <w:r>
         <w:rPr>
-          <w:rFonts w:ascii="Calibri" w:hAnsi="Calibri" w:eastAsia="Heiti TC"/>
+          <w:rFonts w:ascii="Calibri" w:hAnsi="Calibri" w:eastAsia="Arial Unicode MS"/>
           <w:b w:val="0"/>
           <w:i w:val="0"/>
           <w:color w:val="667085"/>
@@ -1268,7 +1268,7 @@
           <w:rPr>
             <w:color w:val="285B9D"/>
             <w:u w:val="single"/>
-            <w:rFonts w:eastAsia="Heiti TC" w:ascii="Calibri" w:hAnsi="Calibri"/>
+            <w:rFonts w:eastAsia="Arial Unicode MS" w:ascii="Calibri" w:hAnsi="Calibri"/>
           </w:rPr>
           <w:t>reports/archive-623f725af36d</w:t>
         </w:r>
@@ -1311,7 +1311,7 @@
             <w:r/>
             <w:r>
               <w:rPr>
-                <w:rFonts w:ascii="Calibri" w:hAnsi="Calibri" w:eastAsia="Heiti TC"/>
+                <w:rFonts w:ascii="Calibri" w:hAnsi="Calibri" w:eastAsia="Arial Unicode MS"/>
                 <w:b/>
                 <w:color w:val="475569"/>
                 <w:sz w:val="18"/>
@@ -1334,7 +1334,7 @@
             <w:r/>
             <w:r>
               <w:rPr>
-                <w:rFonts w:ascii="Calibri" w:hAnsi="Calibri" w:eastAsia="Heiti TC"/>
+                <w:rFonts w:ascii="Calibri" w:hAnsi="Calibri" w:eastAsia="Arial Unicode MS"/>
                 <w:b/>
                 <w:color w:val="475569"/>
                 <w:sz w:val="18"/>
@@ -1357,7 +1357,7 @@
             <w:r/>
             <w:r>
               <w:rPr>
-                <w:rFonts w:ascii="Calibri" w:hAnsi="Calibri" w:eastAsia="Heiti TC"/>
+                <w:rFonts w:ascii="Calibri" w:hAnsi="Calibri" w:eastAsia="Arial Unicode MS"/>
                 <w:b/>
                 <w:color w:val="475569"/>
                 <w:sz w:val="18"/>
@@ -1380,7 +1380,7 @@
             <w:r/>
             <w:r>
               <w:rPr>
-                <w:rFonts w:ascii="Calibri" w:hAnsi="Calibri" w:eastAsia="Heiti TC"/>
+                <w:rFonts w:ascii="Calibri" w:hAnsi="Calibri" w:eastAsia="Arial Unicode MS"/>
                 <w:b/>
                 <w:color w:val="475569"/>
                 <w:sz w:val="18"/>
@@ -1403,7 +1403,7 @@
             <w:r/>
             <w:r>
               <w:rPr>
-                <w:rFonts w:ascii="Calibri" w:hAnsi="Calibri" w:eastAsia="Heiti TC"/>
+                <w:rFonts w:ascii="Calibri" w:hAnsi="Calibri" w:eastAsia="Arial Unicode MS"/>
                 <w:b/>
                 <w:color w:val="475569"/>
                 <w:sz w:val="18"/>
@@ -1426,7 +1426,7 @@
             <w:r/>
             <w:r>
               <w:rPr>
-                <w:rFonts w:ascii="Calibri" w:hAnsi="Calibri" w:eastAsia="Heiti TC"/>
+                <w:rFonts w:ascii="Calibri" w:hAnsi="Calibri" w:eastAsia="Arial Unicode MS"/>
                 <w:b w:val="0"/>
                 <w:color w:val="111827"/>
                 <w:sz w:val="17"/>
@@ -1447,7 +1447,7 @@
             <w:r/>
             <w:r>
               <w:rPr>
-                <w:rFonts w:ascii="Calibri" w:hAnsi="Calibri" w:eastAsia="Heiti TC"/>
+                <w:rFonts w:ascii="Calibri" w:hAnsi="Calibri" w:eastAsia="Arial Unicode MS"/>
                 <w:b w:val="0"/>
                 <w:color w:val="111827"/>
                 <w:sz w:val="16"/>
@@ -1468,7 +1468,7 @@
             <w:r/>
             <w:r>
               <w:rPr>
-                <w:rFonts w:ascii="Calibri" w:hAnsi="Calibri" w:eastAsia="Heiti TC"/>
+                <w:rFonts w:ascii="Calibri" w:hAnsi="Calibri" w:eastAsia="Arial Unicode MS"/>
                 <w:b w:val="0"/>
                 <w:color w:val="111827"/>
                 <w:sz w:val="16"/>
@@ -1490,7 +1490,7 @@
             <w:r/>
             <w:r>
               <w:rPr>
-                <w:rFonts w:ascii="Calibri" w:hAnsi="Calibri" w:eastAsia="Heiti TC"/>
+                <w:rFonts w:ascii="Calibri" w:hAnsi="Calibri" w:eastAsia="Arial Unicode MS"/>
                 <w:b/>
                 <w:color w:val="111827"/>
                 <w:sz w:val="17"/>
@@ -1512,7 +1512,7 @@
             <w:r/>
             <w:r>
               <w:rPr>
-                <w:rFonts w:ascii="Calibri" w:hAnsi="Calibri" w:eastAsia="Heiti TC"/>
+                <w:rFonts w:ascii="Calibri" w:hAnsi="Calibri" w:eastAsia="Arial Unicode MS"/>
                 <w:b w:val="0"/>
                 <w:color w:val="111827"/>
                 <w:sz w:val="16"/>
@@ -1535,12 +1535,12 @@
             <w:r/>
             <w:r>
               <w:rPr>
-                <w:rFonts w:ascii="Calibri" w:hAnsi="Calibri" w:eastAsia="Heiti TC"/>
+                <w:rFonts w:ascii="Calibri" w:hAnsi="Calibri" w:eastAsia="Arial Unicode MS"/>
                 <w:b w:val="0"/>
                 <w:color w:val="111827"/>
                 <w:sz w:val="17"/>
               </w:rPr>
-              <w:t>自备电源只是把 time-to-power 瓶颈搬家，并没有消除它</w:t>
+              <w:t>2026-07-18｜AI基础设施压力测试：capex、GPU集群利用率与电力约束</w:t>
             </w:r>
           </w:p>
         </w:tc>
@@ -1556,7 +1556,7 @@
             <w:r/>
             <w:r>
               <w:rPr>
-                <w:rFonts w:ascii="Calibri" w:hAnsi="Calibri" w:eastAsia="Heiti TC"/>
+                <w:rFonts w:ascii="Calibri" w:hAnsi="Calibri" w:eastAsia="Arial Unicode MS"/>
                 <w:b w:val="0"/>
                 <w:color w:val="111827"/>
                 <w:sz w:val="16"/>
@@ -1577,12 +1577,12 @@
             <w:r/>
             <w:r>
               <w:rPr>
-                <w:rFonts w:ascii="Calibri" w:hAnsi="Calibri" w:eastAsia="Heiti TC"/>
+                <w:rFonts w:ascii="Calibri" w:hAnsi="Calibri" w:eastAsia="Arial Unicode MS"/>
                 <w:b w:val="0"/>
                 <w:color w:val="111827"/>
                 <w:sz w:val="16"/>
               </w:rPr>
-              <w:t>宏观通胀传导</w:t>
+              <w:t>AI 基础设施</w:t>
             </w:r>
           </w:p>
         </w:tc>
@@ -1599,12 +1599,12 @@
             <w:r/>
             <w:r>
               <w:rPr>
-                <w:rFonts w:ascii="Calibri" w:hAnsi="Calibri" w:eastAsia="Heiti TC"/>
+                <w:rFonts w:ascii="Calibri" w:hAnsi="Calibri" w:eastAsia="Arial Unicode MS"/>
                 <w:b/>
                 <w:color w:val="111827"/>
                 <w:sz w:val="17"/>
               </w:rPr>
-              <w:t>45.1</w:t>
+              <w:t>46.9</w:t>
             </w:r>
           </w:p>
         </w:tc>
@@ -1621,7 +1621,7 @@
             <w:r/>
             <w:r>
               <w:rPr>
-                <w:rFonts w:ascii="Calibri" w:hAnsi="Calibri" w:eastAsia="Heiti TC"/>
+                <w:rFonts w:ascii="Calibri" w:hAnsi="Calibri" w:eastAsia="Arial Unicode MS"/>
                 <w:b w:val="0"/>
                 <w:color w:val="111827"/>
                 <w:sz w:val="16"/>
@@ -1644,7 +1644,116 @@
             <w:r/>
             <w:r>
               <w:rPr>
-                <w:rFonts w:ascii="Calibri" w:hAnsi="Calibri" w:eastAsia="Heiti TC"/>
+                <w:rFonts w:ascii="Calibri" w:hAnsi="Calibri" w:eastAsia="Arial Unicode MS"/>
+                <w:b w:val="0"/>
+                <w:color w:val="111827"/>
+                <w:sz w:val="17"/>
+              </w:rPr>
+              <w:t>自备电源只是把 time-to-power 瓶颈搬家，并没有消除它</w:t>
+            </w:r>
+          </w:p>
+        </w:tc>
+        <w:tc>
+          <w:tcPr>
+            <w:tcW w:type="dxa" w:w="1560"/>
+            <w:vAlign w:val="center"/>
+          </w:tcPr>
+          <w:p>
+            <w:pPr>
+              <w:spacing w:before="0" w:after="0"/>
+            </w:pPr>
+            <w:r/>
+            <w:r>
+              <w:rPr>
+                <w:rFonts w:ascii="Calibri" w:hAnsi="Calibri" w:eastAsia="Arial Unicode MS"/>
+                <w:b w:val="0"/>
+                <w:color w:val="111827"/>
+                <w:sz w:val="16"/>
+              </w:rPr>
+              <w:t>未识别</w:t>
+            </w:r>
+          </w:p>
+        </w:tc>
+        <w:tc>
+          <w:tcPr>
+            <w:tcW w:type="dxa" w:w="1680"/>
+            <w:vAlign w:val="center"/>
+          </w:tcPr>
+          <w:p>
+            <w:pPr>
+              <w:spacing w:before="0" w:after="0"/>
+            </w:pPr>
+            <w:r/>
+            <w:r>
+              <w:rPr>
+                <w:rFonts w:ascii="Calibri" w:hAnsi="Calibri" w:eastAsia="Arial Unicode MS"/>
+                <w:b w:val="0"/>
+                <w:color w:val="111827"/>
+                <w:sz w:val="16"/>
+              </w:rPr>
+              <w:t>宏观通胀传导</w:t>
+            </w:r>
+          </w:p>
+        </w:tc>
+        <w:tc>
+          <w:tcPr>
+            <w:tcW w:type="dxa" w:w="900"/>
+            <w:vAlign w:val="center"/>
+          </w:tcPr>
+          <w:p>
+            <w:pPr>
+              <w:spacing w:before="0" w:after="0"/>
+              <w:jc w:val="center"/>
+            </w:pPr>
+            <w:r/>
+            <w:r>
+              <w:rPr>
+                <w:rFonts w:ascii="Calibri" w:hAnsi="Calibri" w:eastAsia="Arial Unicode MS"/>
+                <w:b/>
+                <w:color w:val="111827"/>
+                <w:sz w:val="17"/>
+              </w:rPr>
+              <w:t>45.1</w:t>
+            </w:r>
+          </w:p>
+        </w:tc>
+        <w:tc>
+          <w:tcPr>
+            <w:tcW w:type="dxa" w:w="1500"/>
+            <w:vAlign w:val="center"/>
+          </w:tcPr>
+          <w:p>
+            <w:pPr>
+              <w:spacing w:before="0" w:after="0"/>
+              <w:jc w:val="center"/>
+            </w:pPr>
+            <w:r/>
+            <w:r>
+              <w:rPr>
+                <w:rFonts w:ascii="Calibri" w:hAnsi="Calibri" w:eastAsia="Arial Unicode MS"/>
+                <w:b w:val="0"/>
+                <w:color w:val="111827"/>
+                <w:sz w:val="16"/>
+              </w:rPr>
+              <w:t>风险 2</w:t>
+            </w:r>
+          </w:p>
+        </w:tc>
+      </w:tr>
+      <w:tr>
+        <w:tc>
+          <w:tcPr>
+            <w:tcW w:type="dxa" w:w="3720"/>
+            <w:vAlign w:val="center"/>
+          </w:tcPr>
+          <w:p>
+            <w:pPr>
+              <w:spacing w:before="0" w:after="0"/>
+            </w:pPr>
+            <w:r/>
+            <w:r>
+              <w:rPr>
+                <w:rFonts w:ascii="Calibri" w:hAnsi="Calibri" w:eastAsia="Arial Unicode MS"/>
                 <w:b w:val="0"/>
                 <w:color w:val="111827"/>
                 <w:sz w:val="17"/>
@@ -1665,7 +1774,7 @@
             <w:r/>
             <w:r>
               <w:rPr>
-                <w:rFonts w:ascii="Calibri" w:hAnsi="Calibri" w:eastAsia="Heiti TC"/>
+                <w:rFonts w:ascii="Calibri" w:hAnsi="Calibri" w:eastAsia="Arial Unicode MS"/>
                 <w:b w:val="0"/>
                 <w:color w:val="111827"/>
                 <w:sz w:val="16"/>
@@ -1686,7 +1795,7 @@
             <w:r/>
             <w:r>
               <w:rPr>
-                <w:rFonts w:ascii="Calibri" w:hAnsi="Calibri" w:eastAsia="Heiti TC"/>
+                <w:rFonts w:ascii="Calibri" w:hAnsi="Calibri" w:eastAsia="Arial Unicode MS"/>
                 <w:b w:val="0"/>
                 <w:color w:val="111827"/>
                 <w:sz w:val="16"/>
@@ -1708,7 +1817,7 @@
             <w:r/>
             <w:r>
               <w:rPr>
-                <w:rFonts w:ascii="Calibri" w:hAnsi="Calibri" w:eastAsia="Heiti TC"/>
+                <w:rFonts w:ascii="Calibri" w:hAnsi="Calibri" w:eastAsia="Arial Unicode MS"/>
                 <w:b/>
                 <w:color w:val="111827"/>
                 <w:sz w:val="17"/>
@@ -1730,7 +1839,7 @@
             <w:r/>
             <w:r>
               <w:rPr>
-                <w:rFonts w:ascii="Calibri" w:hAnsi="Calibri" w:eastAsia="Heiti TC"/>
+                <w:rFonts w:ascii="Calibri" w:hAnsi="Calibri" w:eastAsia="Arial Unicode MS"/>
                 <w:b w:val="0"/>
                 <w:color w:val="111827"/>
                 <w:sz w:val="16"/>
@@ -1753,7 +1862,7 @@
             <w:r/>
             <w:r>
               <w:rPr>
-                <w:rFonts w:ascii="Calibri" w:hAnsi="Calibri" w:eastAsia="Heiti TC"/>
+                <w:rFonts w:ascii="Calibri" w:hAnsi="Calibri" w:eastAsia="Arial Unicode MS"/>
                 <w:b w:val="0"/>
                 <w:color w:val="111827"/>
                 <w:sz w:val="17"/>
@@ -1774,7 +1883,7 @@
             <w:r/>
             <w:r>
               <w:rPr>
-                <w:rFonts w:ascii="Calibri" w:hAnsi="Calibri" w:eastAsia="Heiti TC"/>
+                <w:rFonts w:ascii="Calibri" w:hAnsi="Calibri" w:eastAsia="Arial Unicode MS"/>
                 <w:b w:val="0"/>
                 <w:color w:val="111827"/>
                 <w:sz w:val="16"/>
@@ -1795,7 +1904,7 @@
             <w:r/>
             <w:r>
               <w:rPr>
-                <w:rFonts w:ascii="Calibri" w:hAnsi="Calibri" w:eastAsia="Heiti TC"/>
+                <w:rFonts w:ascii="Calibri" w:hAnsi="Calibri" w:eastAsia="Arial Unicode MS"/>
                 <w:b w:val="0"/>
                 <w:color w:val="111827"/>
                 <w:sz w:val="16"/>
@@ -1817,7 +1926,7 @@
             <w:r/>
             <w:r>
               <w:rPr>
-                <w:rFonts w:ascii="Calibri" w:hAnsi="Calibri" w:eastAsia="Heiti TC"/>
+                <w:rFonts w:ascii="Calibri" w:hAnsi="Calibri" w:eastAsia="Arial Unicode MS"/>
                 <w:b/>
                 <w:color w:val="111827"/>
                 <w:sz w:val="17"/>
@@ -1839,7 +1948,7 @@
             <w:r/>
             <w:r>
               <w:rPr>
-                <w:rFonts w:ascii="Calibri" w:hAnsi="Calibri" w:eastAsia="Heiti TC"/>
+                <w:rFonts w:ascii="Calibri" w:hAnsi="Calibri" w:eastAsia="Arial Unicode MS"/>
                 <w:b w:val="0"/>
                 <w:color w:val="111827"/>
                 <w:sz w:val="16"/>
@@ -1862,7 +1971,7 @@
             <w:r/>
             <w:r>
               <w:rPr>
-                <w:rFonts w:ascii="Calibri" w:hAnsi="Calibri" w:eastAsia="Heiti TC"/>
+                <w:rFonts w:ascii="Calibri" w:hAnsi="Calibri" w:eastAsia="Arial Unicode MS"/>
                 <w:b w:val="0"/>
                 <w:color w:val="111827"/>
                 <w:sz w:val="17"/>
@@ -1883,7 +1992,7 @@
             <w:r/>
             <w:r>
               <w:rPr>
-                <w:rFonts w:ascii="Calibri" w:hAnsi="Calibri" w:eastAsia="Heiti TC"/>
+                <w:rFonts w:ascii="Calibri" w:hAnsi="Calibri" w:eastAsia="Arial Unicode MS"/>
                 <w:b w:val="0"/>
                 <w:color w:val="111827"/>
                 <w:sz w:val="16"/>
@@ -1904,7 +2013,7 @@
             <w:r/>
             <w:r>
               <w:rPr>
-                <w:rFonts w:ascii="Calibri" w:hAnsi="Calibri" w:eastAsia="Heiti TC"/>
+                <w:rFonts w:ascii="Calibri" w:hAnsi="Calibri" w:eastAsia="Arial Unicode MS"/>
                 <w:b w:val="0"/>
                 <w:color w:val="111827"/>
                 <w:sz w:val="16"/>
@@ -1926,7 +2035,7 @@
             <w:r/>
             <w:r>
               <w:rPr>
-                <w:rFonts w:ascii="Calibri" w:hAnsi="Calibri" w:eastAsia="Heiti TC"/>
+                <w:rFonts w:ascii="Calibri" w:hAnsi="Calibri" w:eastAsia="Arial Unicode MS"/>
                 <w:b/>
                 <w:color w:val="111827"/>
                 <w:sz w:val="17"/>
@@ -1948,7 +2057,7 @@
             <w:r/>
             <w:r>
               <w:rPr>
-                <w:rFonts w:ascii="Calibri" w:hAnsi="Calibri" w:eastAsia="Heiti TC"/>
+                <w:rFonts w:ascii="Calibri" w:hAnsi="Calibri" w:eastAsia="Arial Unicode MS"/>
                 <w:b w:val="0"/>
                 <w:color w:val="111827"/>
                 <w:sz w:val="16"/>
@@ -1971,7 +2080,7 @@
             <w:r/>
             <w:r>
               <w:rPr>
-                <w:rFonts w:ascii="Calibri" w:hAnsi="Calibri" w:eastAsia="Heiti TC"/>
+                <w:rFonts w:ascii="Calibri" w:hAnsi="Calibri" w:eastAsia="Arial Unicode MS"/>
                 <w:b w:val="0"/>
                 <w:color w:val="111827"/>
                 <w:sz w:val="17"/>
@@ -1992,7 +2101,7 @@
             <w:r/>
             <w:r>
               <w:rPr>
-                <w:rFonts w:ascii="Calibri" w:hAnsi="Calibri" w:eastAsia="Heiti TC"/>
+                <w:rFonts w:ascii="Calibri" w:hAnsi="Calibri" w:eastAsia="Arial Unicode MS"/>
                 <w:b w:val="0"/>
                 <w:color w:val="111827"/>
                 <w:sz w:val="16"/>
@@ -2013,7 +2122,7 @@
             <w:r/>
             <w:r>
               <w:rPr>
-                <w:rFonts w:ascii="Calibri" w:hAnsi="Calibri" w:eastAsia="Heiti TC"/>
+                <w:rFonts w:ascii="Calibri" w:hAnsi="Calibri" w:eastAsia="Arial Unicode MS"/>
                 <w:b w:val="0"/>
                 <w:color w:val="111827"/>
                 <w:sz w:val="16"/>
@@ -2035,7 +2144,7 @@
             <w:r/>
             <w:r>
               <w:rPr>
-                <w:rFonts w:ascii="Calibri" w:hAnsi="Calibri" w:eastAsia="Heiti TC"/>
+                <w:rFonts w:ascii="Calibri" w:hAnsi="Calibri" w:eastAsia="Arial Unicode MS"/>
                 <w:b/>
                 <w:color w:val="111827"/>
                 <w:sz w:val="17"/>
@@ -2057,7 +2166,7 @@
             <w:r/>
             <w:r>
               <w:rPr>
-                <w:rFonts w:ascii="Calibri" w:hAnsi="Calibri" w:eastAsia="Heiti TC"/>
+                <w:rFonts w:ascii="Calibri" w:hAnsi="Calibri" w:eastAsia="Arial Unicode MS"/>
                 <w:b w:val="0"/>
                 <w:color w:val="111827"/>
                 <w:sz w:val="16"/>
@@ -2080,7 +2189,7 @@
             <w:r/>
             <w:r>
               <w:rPr>
-                <w:rFonts w:ascii="Calibri" w:hAnsi="Calibri" w:eastAsia="Heiti TC"/>
+                <w:rFonts w:ascii="Calibri" w:hAnsi="Calibri" w:eastAsia="Arial Unicode MS"/>
                 <w:b w:val="0"/>
                 <w:color w:val="111827"/>
                 <w:sz w:val="17"/>
@@ -2101,7 +2210,7 @@
             <w:r/>
             <w:r>
               <w:rPr>
-                <w:rFonts w:ascii="Calibri" w:hAnsi="Calibri" w:eastAsia="Heiti TC"/>
+                <w:rFonts w:ascii="Calibri" w:hAnsi="Calibri" w:eastAsia="Arial Unicode MS"/>
                 <w:b w:val="0"/>
                 <w:color w:val="111827"/>
                 <w:sz w:val="16"/>
@@ -2122,7 +2231,7 @@
             <w:r/>
             <w:r>
               <w:rPr>
-                <w:rFonts w:ascii="Calibri" w:hAnsi="Calibri" w:eastAsia="Heiti TC"/>
+                <w:rFonts w:ascii="Calibri" w:hAnsi="Calibri" w:eastAsia="Arial Unicode MS"/>
                 <w:b w:val="0"/>
                 <w:color w:val="111827"/>
                 <w:sz w:val="16"/>
@@ -2144,7 +2253,7 @@
             <w:r/>
             <w:r>
               <w:rPr>
-                <w:rFonts w:ascii="Calibri" w:hAnsi="Calibri" w:eastAsia="Heiti TC"/>
+                <w:rFonts w:ascii="Calibri" w:hAnsi="Calibri" w:eastAsia="Arial Unicode MS"/>
                 <w:b/>
                 <w:color w:val="111827"/>
                 <w:sz w:val="17"/>
@@ -2166,7 +2275,7 @@
             <w:r/>
             <w:r>
               <w:rPr>
-                <w:rFonts w:ascii="Calibri" w:hAnsi="Calibri" w:eastAsia="Heiti TC"/>
+                <w:rFonts w:ascii="Calibri" w:hAnsi="Calibri" w:eastAsia="Arial Unicode MS"/>
                 <w:b w:val="0"/>
                 <w:color w:val="111827"/>
                 <w:sz w:val="16"/>
@@ -2189,12 +2298,12 @@
             <w:r/>
             <w:r>
               <w:rPr>
-                <w:rFonts w:ascii="Calibri" w:hAnsi="Calibri" w:eastAsia="Heiti TC"/>
+                <w:rFonts w:ascii="Calibri" w:hAnsi="Calibri" w:eastAsia="Arial Unicode MS"/>
                 <w:b w:val="0"/>
                 <w:color w:val="111827"/>
                 <w:sz w:val="17"/>
               </w:rPr>
-              <w:t>压力测试13%火电灵活性仓位：容量电价、辅助服务、煤价传导，还是迁往受监管公用事业/高股息防御？</w:t>
+              <w:t>能源冲击、美元走强与亚洲央行的政策边界</w:t>
             </w:r>
           </w:p>
         </w:tc>
@@ -2210,7 +2319,7 @@
             <w:r/>
             <w:r>
               <w:rPr>
-                <w:rFonts w:ascii="Calibri" w:hAnsi="Calibri" w:eastAsia="Heiti TC"/>
+                <w:rFonts w:ascii="Calibri" w:hAnsi="Calibri" w:eastAsia="Arial Unicode MS"/>
                 <w:b w:val="0"/>
                 <w:color w:val="111827"/>
                 <w:sz w:val="16"/>
@@ -2231,7 +2340,7 @@
             <w:r/>
             <w:r>
               <w:rPr>
-                <w:rFonts w:ascii="Calibri" w:hAnsi="Calibri" w:eastAsia="Heiti TC"/>
+                <w:rFonts w:ascii="Calibri" w:hAnsi="Calibri" w:eastAsia="Arial Unicode MS"/>
                 <w:b w:val="0"/>
                 <w:color w:val="111827"/>
                 <w:sz w:val="16"/>
@@ -2253,7 +2362,116 @@
             <w:r/>
             <w:r>
               <w:rPr>
-                <w:rFonts w:ascii="Calibri" w:hAnsi="Calibri" w:eastAsia="Heiti TC"/>
+                <w:rFonts w:ascii="Calibri" w:hAnsi="Calibri" w:eastAsia="Arial Unicode MS"/>
+                <w:b/>
+                <w:color w:val="111827"/>
+                <w:sz w:val="17"/>
+              </w:rPr>
+              <w:t>42.8</w:t>
+            </w:r>
+          </w:p>
+        </w:tc>
+        <w:tc>
+          <w:tcPr>
+            <w:tcW w:type="dxa" w:w="1500"/>
+            <w:vAlign w:val="center"/>
+          </w:tcPr>
+          <w:p>
+            <w:pPr>
+              <w:spacing w:before="0" w:after="0"/>
+              <w:jc w:val="center"/>
+            </w:pPr>
+            <w:r/>
+            <w:r>
+              <w:rPr>
+                <w:rFonts w:ascii="Calibri" w:hAnsi="Calibri" w:eastAsia="Arial Unicode MS"/>
+                <w:b w:val="0"/>
+                <w:color w:val="111827"/>
+                <w:sz w:val="16"/>
+              </w:rPr>
+              <w:t>常规</w:t>
+            </w:r>
+          </w:p>
+        </w:tc>
+      </w:tr>
+      <w:tr>
+        <w:tc>
+          <w:tcPr>
+            <w:tcW w:type="dxa" w:w="3720"/>
+            <w:vAlign w:val="center"/>
+          </w:tcPr>
+          <w:p>
+            <w:pPr>
+              <w:spacing w:before="0" w:after="0"/>
+            </w:pPr>
+            <w:r/>
+            <w:r>
+              <w:rPr>
+                <w:rFonts w:ascii="Calibri" w:hAnsi="Calibri" w:eastAsia="Arial Unicode MS"/>
+                <w:b w:val="0"/>
+                <w:color w:val="111827"/>
+                <w:sz w:val="17"/>
+              </w:rPr>
+              <w:t>压力测试13%火电灵活性仓位：容量电价、辅助服务、煤价传导，还是迁往受监管公用事业/高股息防御？</w:t>
+            </w:r>
+          </w:p>
+        </w:tc>
+        <w:tc>
+          <w:tcPr>
+            <w:tcW w:type="dxa" w:w="1560"/>
+            <w:vAlign w:val="center"/>
+          </w:tcPr>
+          <w:p>
+            <w:pPr>
+              <w:spacing w:before="0" w:after="0"/>
+            </w:pPr>
+            <w:r/>
+            <w:r>
+              <w:rPr>
+                <w:rFonts w:ascii="Calibri" w:hAnsi="Calibri" w:eastAsia="Arial Unicode MS"/>
+                <w:b w:val="0"/>
+                <w:color w:val="111827"/>
+                <w:sz w:val="16"/>
+              </w:rPr>
+              <w:t>未识别</w:t>
+            </w:r>
+          </w:p>
+        </w:tc>
+        <w:tc>
+          <w:tcPr>
+            <w:tcW w:type="dxa" w:w="1680"/>
+            <w:vAlign w:val="center"/>
+          </w:tcPr>
+          <w:p>
+            <w:pPr>
+              <w:spacing w:before="0" w:after="0"/>
+            </w:pPr>
+            <w:r/>
+            <w:r>
+              <w:rPr>
+                <w:rFonts w:ascii="Calibri" w:hAnsi="Calibri" w:eastAsia="Arial Unicode MS"/>
+                <w:b w:val="0"/>
+                <w:color w:val="111827"/>
+                <w:sz w:val="16"/>
+              </w:rPr>
+              <w:t>宏观通胀传导</w:t>
+            </w:r>
+          </w:p>
+        </w:tc>
+        <w:tc>
+          <w:tcPr>
+            <w:tcW w:type="dxa" w:w="900"/>
+            <w:vAlign w:val="center"/>
+          </w:tcPr>
+          <w:p>
+            <w:pPr>
+              <w:spacing w:before="0" w:after="0"/>
+              <w:jc w:val="center"/>
+            </w:pPr>
+            <w:r/>
+            <w:r>
+              <w:rPr>
+                <w:rFonts w:ascii="Calibri" w:hAnsi="Calibri" w:eastAsia="Arial Unicode MS"/>
                 <w:b/>
                 <w:color w:val="111827"/>
                 <w:sz w:val="17"/>
@@ -2275,7 +2493,7 @@
             <w:r/>
             <w:r>
               <w:rPr>
-                <w:rFonts w:ascii="Calibri" w:hAnsi="Calibri" w:eastAsia="Heiti TC"/>
+                <w:rFonts w:ascii="Calibri" w:hAnsi="Calibri" w:eastAsia="Arial Unicode MS"/>
                 <w:b w:val="0"/>
                 <w:color w:val="111827"/>
                 <w:sz w:val="16"/>
@@ -2298,12 +2516,12 @@
             <w:r/>
             <w:r>
               <w:rPr>
-                <w:rFonts w:ascii="Calibri" w:hAnsi="Calibri" w:eastAsia="Heiti TC"/>
+                <w:rFonts w:ascii="Calibri" w:hAnsi="Calibri" w:eastAsia="Arial Unicode MS"/>
                 <w:b w:val="0"/>
                 <w:color w:val="111827"/>
                 <w:sz w:val="17"/>
               </w:rPr>
-              <w:t>2026-07-18：维持20% AI电力封顶下的A股再平衡规则</w:t>
+              <w:t>AI硬件卖压外溢至亚洲半导体开盘 — 2026-07-18</w:t>
             </w:r>
           </w:p>
         </w:tc>
@@ -2319,7 +2537,7 @@
             <w:r/>
             <w:r>
               <w:rPr>
-                <w:rFonts w:ascii="Calibri" w:hAnsi="Calibri" w:eastAsia="Heiti TC"/>
+                <w:rFonts w:ascii="Calibri" w:hAnsi="Calibri" w:eastAsia="Arial Unicode MS"/>
                 <w:b w:val="0"/>
                 <w:color w:val="111827"/>
                 <w:sz w:val="16"/>
@@ -2340,7 +2558,7 @@
             <w:r/>
             <w:r>
               <w:rPr>
-                <w:rFonts w:ascii="Calibri" w:hAnsi="Calibri" w:eastAsia="Heiti TC"/>
+                <w:rFonts w:ascii="Calibri" w:hAnsi="Calibri" w:eastAsia="Arial Unicode MS"/>
                 <w:b w:val="0"/>
                 <w:color w:val="111827"/>
                 <w:sz w:val="16"/>
@@ -2362,7 +2580,116 @@
             <w:r/>
             <w:r>
               <w:rPr>
-                <w:rFonts w:ascii="Calibri" w:hAnsi="Calibri" w:eastAsia="Heiti TC"/>
+                <w:rFonts w:ascii="Calibri" w:hAnsi="Calibri" w:eastAsia="Arial Unicode MS"/>
+                <w:b/>
+                <w:color w:val="111827"/>
+                <w:sz w:val="17"/>
+              </w:rPr>
+              <w:t>42.2</w:t>
+            </w:r>
+          </w:p>
+        </w:tc>
+        <w:tc>
+          <w:tcPr>
+            <w:tcW w:type="dxa" w:w="1500"/>
+            <w:vAlign w:val="center"/>
+          </w:tcPr>
+          <w:p>
+            <w:pPr>
+              <w:spacing w:before="0" w:after="0"/>
+              <w:jc w:val="center"/>
+            </w:pPr>
+            <w:r/>
+            <w:r>
+              <w:rPr>
+                <w:rFonts w:ascii="Calibri" w:hAnsi="Calibri" w:eastAsia="Arial Unicode MS"/>
+                <w:b w:val="0"/>
+                <w:color w:val="111827"/>
+                <w:sz w:val="16"/>
+              </w:rPr>
+              <w:t>风险 1</w:t>
+            </w:r>
+          </w:p>
+        </w:tc>
+      </w:tr>
+      <w:tr>
+        <w:tc>
+          <w:tcPr>
+            <w:tcW w:type="dxa" w:w="3720"/>
+            <w:vAlign w:val="center"/>
+          </w:tcPr>
+          <w:p>
+            <w:pPr>
+              <w:spacing w:before="0" w:after="0"/>
+            </w:pPr>
+            <w:r/>
+            <w:r>
+              <w:rPr>
+                <w:rFonts w:ascii="Calibri" w:hAnsi="Calibri" w:eastAsia="Arial Unicode MS"/>
+                <w:b w:val="0"/>
+                <w:color w:val="111827"/>
+                <w:sz w:val="17"/>
+              </w:rPr>
+              <w:t>2026-07-18：维持20% AI电力封顶下的A股再平衡规则</w:t>
+            </w:r>
+          </w:p>
+        </w:tc>
+        <w:tc>
+          <w:tcPr>
+            <w:tcW w:type="dxa" w:w="1560"/>
+            <w:vAlign w:val="center"/>
+          </w:tcPr>
+          <w:p>
+            <w:pPr>
+              <w:spacing w:before="0" w:after="0"/>
+            </w:pPr>
+            <w:r/>
+            <w:r>
+              <w:rPr>
+                <w:rFonts w:ascii="Calibri" w:hAnsi="Calibri" w:eastAsia="Arial Unicode MS"/>
+                <w:b w:val="0"/>
+                <w:color w:val="111827"/>
+                <w:sz w:val="16"/>
+              </w:rPr>
+              <w:t>未识别</w:t>
+            </w:r>
+          </w:p>
+        </w:tc>
+        <w:tc>
+          <w:tcPr>
+            <w:tcW w:type="dxa" w:w="1680"/>
+            <w:vAlign w:val="center"/>
+          </w:tcPr>
+          <w:p>
+            <w:pPr>
+              <w:spacing w:before="0" w:after="0"/>
+            </w:pPr>
+            <w:r/>
+            <w:r>
+              <w:rPr>
+                <w:rFonts w:ascii="Calibri" w:hAnsi="Calibri" w:eastAsia="Arial Unicode MS"/>
+                <w:b w:val="0"/>
+                <w:color w:val="111827"/>
+                <w:sz w:val="16"/>
+              </w:rPr>
+              <w:t>宏观通胀传导</w:t>
+            </w:r>
+          </w:p>
+        </w:tc>
+        <w:tc>
+          <w:tcPr>
+            <w:tcW w:type="dxa" w:w="900"/>
+            <w:vAlign w:val="center"/>
+          </w:tcPr>
+          <w:p>
+            <w:pPr>
+              <w:spacing w:before="0" w:after="0"/>
+              <w:jc w:val="center"/>
+            </w:pPr>
+            <w:r/>
+            <w:r>
+              <w:rPr>
+                <w:rFonts w:ascii="Calibri" w:hAnsi="Calibri" w:eastAsia="Arial Unicode MS"/>
                 <w:b/>
                 <w:color w:val="111827"/>
                 <w:sz w:val="17"/>
@@ -2384,7 +2711,7 @@
             <w:r/>
             <w:r>
               <w:rPr>
-                <w:rFonts w:ascii="Calibri" w:hAnsi="Calibri" w:eastAsia="Heiti TC"/>
+                <w:rFonts w:ascii="Calibri" w:hAnsi="Calibri" w:eastAsia="Arial Unicode MS"/>
                 <w:b w:val="0"/>
                 <w:color w:val="111827"/>
                 <w:sz w:val="16"/>
@@ -2407,7 +2734,116 @@
             <w:r/>
             <w:r>
               <w:rPr>
-                <w:rFonts w:ascii="Calibri" w:hAnsi="Calibri" w:eastAsia="Heiti TC"/>
+                <w:rFonts w:ascii="Calibri" w:hAnsi="Calibri" w:eastAsia="Arial Unicode MS"/>
+                <w:b w:val="0"/>
+                <w:color w:val="111827"/>
+                <w:sz w:val="17"/>
+              </w:rPr>
+              <w:t>外汇防御与两融去杠杆共振下的A股防线排序</w:t>
+            </w:r>
+          </w:p>
+        </w:tc>
+        <w:tc>
+          <w:tcPr>
+            <w:tcW w:type="dxa" w:w="1560"/>
+            <w:vAlign w:val="center"/>
+          </w:tcPr>
+          <w:p>
+            <w:pPr>
+              <w:spacing w:before="0" w:after="0"/>
+            </w:pPr>
+            <w:r/>
+            <w:r>
+              <w:rPr>
+                <w:rFonts w:ascii="Calibri" w:hAnsi="Calibri" w:eastAsia="Arial Unicode MS"/>
+                <w:b w:val="0"/>
+                <w:color w:val="111827"/>
+                <w:sz w:val="16"/>
+              </w:rPr>
+              <w:t>未识别</w:t>
+            </w:r>
+          </w:p>
+        </w:tc>
+        <w:tc>
+          <w:tcPr>
+            <w:tcW w:type="dxa" w:w="1680"/>
+            <w:vAlign w:val="center"/>
+          </w:tcPr>
+          <w:p>
+            <w:pPr>
+              <w:spacing w:before="0" w:after="0"/>
+            </w:pPr>
+            <w:r/>
+            <w:r>
+              <w:rPr>
+                <w:rFonts w:ascii="Calibri" w:hAnsi="Calibri" w:eastAsia="Arial Unicode MS"/>
+                <w:b w:val="0"/>
+                <w:color w:val="111827"/>
+                <w:sz w:val="16"/>
+              </w:rPr>
+              <w:t>宏观通胀传导</w:t>
+            </w:r>
+          </w:p>
+        </w:tc>
+        <w:tc>
+          <w:tcPr>
+            <w:tcW w:type="dxa" w:w="900"/>
+            <w:vAlign w:val="center"/>
+          </w:tcPr>
+          <w:p>
+            <w:pPr>
+              <w:spacing w:before="0" w:after="0"/>
+              <w:jc w:val="center"/>
+            </w:pPr>
+            <w:r/>
+            <w:r>
+              <w:rPr>
+                <w:rFonts w:ascii="Calibri" w:hAnsi="Calibri" w:eastAsia="Arial Unicode MS"/>
+                <w:b/>
+                <w:color w:val="111827"/>
+                <w:sz w:val="17"/>
+              </w:rPr>
+              <w:t>41.7</w:t>
+            </w:r>
+          </w:p>
+        </w:tc>
+        <w:tc>
+          <w:tcPr>
+            <w:tcW w:type="dxa" w:w="1500"/>
+            <w:vAlign w:val="center"/>
+          </w:tcPr>
+          <w:p>
+            <w:pPr>
+              <w:spacing w:before="0" w:after="0"/>
+              <w:jc w:val="center"/>
+            </w:pPr>
+            <w:r/>
+            <w:r>
+              <w:rPr>
+                <w:rFonts w:ascii="Calibri" w:hAnsi="Calibri" w:eastAsia="Arial Unicode MS"/>
+                <w:b w:val="0"/>
+                <w:color w:val="111827"/>
+                <w:sz w:val="16"/>
+              </w:rPr>
+              <w:t>风险 1</w:t>
+            </w:r>
+          </w:p>
+        </w:tc>
+      </w:tr>
+      <w:tr>
+        <w:tc>
+          <w:tcPr>
+            <w:tcW w:type="dxa" w:w="3720"/>
+            <w:vAlign w:val="center"/>
+          </w:tcPr>
+          <w:p>
+            <w:pPr>
+              <w:spacing w:before="0" w:after="0"/>
+            </w:pPr>
+            <w:r/>
+            <w:r>
+              <w:rPr>
+                <w:rFonts w:ascii="Calibri" w:hAnsi="Calibri" w:eastAsia="Arial Unicode MS"/>
                 <w:b w:val="0"/>
                 <w:color w:val="111827"/>
                 <w:sz w:val="17"/>
@@ -2428,7 +2864,7 @@
             <w:r/>
             <w:r>
               <w:rPr>
-                <w:rFonts w:ascii="Calibri" w:hAnsi="Calibri" w:eastAsia="Heiti TC"/>
+                <w:rFonts w:ascii="Calibri" w:hAnsi="Calibri" w:eastAsia="Arial Unicode MS"/>
                 <w:b w:val="0"/>
                 <w:color w:val="111827"/>
                 <w:sz w:val="16"/>
@@ -2449,7 +2885,7 @@
             <w:r/>
             <w:r>
               <w:rPr>
-                <w:rFonts w:ascii="Calibri" w:hAnsi="Calibri" w:eastAsia="Heiti TC"/>
+                <w:rFonts w:ascii="Calibri" w:hAnsi="Calibri" w:eastAsia="Arial Unicode MS"/>
                 <w:b w:val="0"/>
                 <w:color w:val="111827"/>
                 <w:sz w:val="16"/>
@@ -2471,7 +2907,7 @@
             <w:r/>
             <w:r>
               <w:rPr>
-                <w:rFonts w:ascii="Calibri" w:hAnsi="Calibri" w:eastAsia="Heiti TC"/>
+                <w:rFonts w:ascii="Calibri" w:hAnsi="Calibri" w:eastAsia="Arial Unicode MS"/>
                 <w:b/>
                 <w:color w:val="111827"/>
                 <w:sz w:val="17"/>
@@ -2493,7 +2929,7 @@
             <w:r/>
             <w:r>
               <w:rPr>
-                <w:rFonts w:ascii="Calibri" w:hAnsi="Calibri" w:eastAsia="Heiti TC"/>
+                <w:rFonts w:ascii="Calibri" w:hAnsi="Calibri" w:eastAsia="Arial Unicode MS"/>
                 <w:b w:val="0"/>
                 <w:color w:val="111827"/>
                 <w:sz w:val="16"/>
@@ -2516,7 +2952,7 @@
             <w:r/>
             <w:r>
               <w:rPr>
-                <w:rFonts w:ascii="Calibri" w:hAnsi="Calibri" w:eastAsia="Heiti TC"/>
+                <w:rFonts w:ascii="Calibri" w:hAnsi="Calibri" w:eastAsia="Arial Unicode MS"/>
                 <w:b w:val="0"/>
                 <w:color w:val="111827"/>
                 <w:sz w:val="17"/>
@@ -2537,7 +2973,7 @@
             <w:r/>
             <w:r>
               <w:rPr>
-                <w:rFonts w:ascii="Calibri" w:hAnsi="Calibri" w:eastAsia="Heiti TC"/>
+                <w:rFonts w:ascii="Calibri" w:hAnsi="Calibri" w:eastAsia="Arial Unicode MS"/>
                 <w:b w:val="0"/>
                 <w:color w:val="111827"/>
                 <w:sz w:val="16"/>
@@ -2558,7 +2994,7 @@
             <w:r/>
             <w:r>
               <w:rPr>
-                <w:rFonts w:ascii="Calibri" w:hAnsi="Calibri" w:eastAsia="Heiti TC"/>
+                <w:rFonts w:ascii="Calibri" w:hAnsi="Calibri" w:eastAsia="Arial Unicode MS"/>
                 <w:b w:val="0"/>
                 <w:color w:val="111827"/>
                 <w:sz w:val="16"/>
@@ -2580,7 +3016,7 @@
             <w:r/>
             <w:r>
               <w:rPr>
-                <w:rFonts w:ascii="Calibri" w:hAnsi="Calibri" w:eastAsia="Heiti TC"/>
+                <w:rFonts w:ascii="Calibri" w:hAnsi="Calibri" w:eastAsia="Arial Unicode MS"/>
                 <w:b/>
                 <w:color w:val="111827"/>
                 <w:sz w:val="17"/>
@@ -2602,7 +3038,7 @@
             <w:r/>
             <w:r>
               <w:rPr>
-                <w:rFonts w:ascii="Calibri" w:hAnsi="Calibri" w:eastAsia="Heiti TC"/>
+                <w:rFonts w:ascii="Calibri" w:hAnsi="Calibri" w:eastAsia="Arial Unicode MS"/>
                 <w:b w:val="0"/>
                 <w:color w:val="111827"/>
                 <w:sz w:val="16"/>
@@ -2625,7 +3061,7 @@
             <w:r/>
             <w:r>
               <w:rPr>
-                <w:rFonts w:ascii="Calibri" w:hAnsi="Calibri" w:eastAsia="Heiti TC"/>
+                <w:rFonts w:ascii="Calibri" w:hAnsi="Calibri" w:eastAsia="Arial Unicode MS"/>
                 <w:b w:val="0"/>
                 <w:color w:val="111827"/>
                 <w:sz w:val="17"/>
@@ -2646,7 +3082,7 @@
             <w:r/>
             <w:r>
               <w:rPr>
-                <w:rFonts w:ascii="Calibri" w:hAnsi="Calibri" w:eastAsia="Heiti TC"/>
+                <w:rFonts w:ascii="Calibri" w:hAnsi="Calibri" w:eastAsia="Arial Unicode MS"/>
                 <w:b w:val="0"/>
                 <w:color w:val="111827"/>
                 <w:sz w:val="16"/>
@@ -2667,7 +3103,7 @@
             <w:r/>
             <w:r>
               <w:rPr>
-                <w:rFonts w:ascii="Calibri" w:hAnsi="Calibri" w:eastAsia="Heiti TC"/>
+                <w:rFonts w:ascii="Calibri" w:hAnsi="Calibri" w:eastAsia="Arial Unicode MS"/>
                 <w:b w:val="0"/>
                 <w:color w:val="111827"/>
                 <w:sz w:val="16"/>
@@ -2689,7 +3125,7 @@
             <w:r/>
             <w:r>
               <w:rPr>
-                <w:rFonts w:ascii="Calibri" w:hAnsi="Calibri" w:eastAsia="Heiti TC"/>
+                <w:rFonts w:ascii="Calibri" w:hAnsi="Calibri" w:eastAsia="Arial Unicode MS"/>
                 <w:b/>
                 <w:color w:val="111827"/>
                 <w:sz w:val="17"/>
@@ -2711,7 +3147,7 @@
             <w:r/>
             <w:r>
               <w:rPr>
-                <w:rFonts w:ascii="Calibri" w:hAnsi="Calibri" w:eastAsia="Heiti TC"/>
+                <w:rFonts w:ascii="Calibri" w:hAnsi="Calibri" w:eastAsia="Arial Unicode MS"/>
                 <w:b w:val="0"/>
                 <w:color w:val="111827"/>
                 <w:sz w:val="16"/>
@@ -2734,7 +3170,7 @@
             <w:r/>
             <w:r>
               <w:rPr>
-                <w:rFonts w:ascii="Calibri" w:hAnsi="Calibri" w:eastAsia="Heiti TC"/>
+                <w:rFonts w:ascii="Calibri" w:hAnsi="Calibri" w:eastAsia="Arial Unicode MS"/>
                 <w:b w:val="0"/>
                 <w:color w:val="111827"/>
                 <w:sz w:val="17"/>
@@ -2755,7 +3191,7 @@
             <w:r/>
             <w:r>
               <w:rPr>
-                <w:rFonts w:ascii="Calibri" w:hAnsi="Calibri" w:eastAsia="Heiti TC"/>
+                <w:rFonts w:ascii="Calibri" w:hAnsi="Calibri" w:eastAsia="Arial Unicode MS"/>
                 <w:b w:val="0"/>
                 <w:color w:val="111827"/>
                 <w:sz w:val="16"/>
@@ -2776,7 +3212,7 @@
             <w:r/>
             <w:r>
               <w:rPr>
-                <w:rFonts w:ascii="Calibri" w:hAnsi="Calibri" w:eastAsia="Heiti TC"/>
+                <w:rFonts w:ascii="Calibri" w:hAnsi="Calibri" w:eastAsia="Arial Unicode MS"/>
                 <w:b w:val="0"/>
                 <w:color w:val="111827"/>
                 <w:sz w:val="16"/>
@@ -2798,7 +3234,7 @@
             <w:r/>
             <w:r>
               <w:rPr>
-                <w:rFonts w:ascii="Calibri" w:hAnsi="Calibri" w:eastAsia="Heiti TC"/>
+                <w:rFonts w:ascii="Calibri" w:hAnsi="Calibri" w:eastAsia="Arial Unicode MS"/>
                 <w:b/>
                 <w:color w:val="111827"/>
                 <w:sz w:val="17"/>
@@ -2820,7 +3256,7 @@
             <w:r/>
             <w:r>
               <w:rPr>
-                <w:rFonts w:ascii="Calibri" w:hAnsi="Calibri" w:eastAsia="Heiti TC"/>
+                <w:rFonts w:ascii="Calibri" w:hAnsi="Calibri" w:eastAsia="Arial Unicode MS"/>
                 <w:b w:val="0"/>
                 <w:color w:val="111827"/>
                 <w:sz w:val="16"/>
@@ -2843,7 +3279,7 @@
             <w:r/>
             <w:r>
               <w:rPr>
-                <w:rFonts w:ascii="Calibri" w:hAnsi="Calibri" w:eastAsia="Heiti TC"/>
+                <w:rFonts w:ascii="Calibri" w:hAnsi="Calibri" w:eastAsia="Arial Unicode MS"/>
                 <w:b w:val="0"/>
                 <w:color w:val="111827"/>
                 <w:sz w:val="17"/>
@@ -2864,7 +3300,7 @@
             <w:r/>
             <w:r>
               <w:rPr>
-                <w:rFonts w:ascii="Calibri" w:hAnsi="Calibri" w:eastAsia="Heiti TC"/>
+                <w:rFonts w:ascii="Calibri" w:hAnsi="Calibri" w:eastAsia="Arial Unicode MS"/>
                 <w:b w:val="0"/>
                 <w:color w:val="111827"/>
                 <w:sz w:val="16"/>
@@ -2885,7 +3321,7 @@
             <w:r/>
             <w:r>
               <w:rPr>
-                <w:rFonts w:ascii="Calibri" w:hAnsi="Calibri" w:eastAsia="Heiti TC"/>
+                <w:rFonts w:ascii="Calibri" w:hAnsi="Calibri" w:eastAsia="Arial Unicode MS"/>
                 <w:b w:val="0"/>
                 <w:color w:val="111827"/>
                 <w:sz w:val="16"/>
@@ -2907,7 +3343,7 @@
             <w:r/>
             <w:r>
               <w:rPr>
-                <w:rFonts w:ascii="Calibri" w:hAnsi="Calibri" w:eastAsia="Heiti TC"/>
+                <w:rFonts w:ascii="Calibri" w:hAnsi="Calibri" w:eastAsia="Arial Unicode MS"/>
                 <w:b/>
                 <w:color w:val="111827"/>
                 <w:sz w:val="17"/>
@@ -2929,448 +3365,12 @@
             <w:r/>
             <w:r>
               <w:rPr>
-                <w:rFonts w:ascii="Calibri" w:hAnsi="Calibri" w:eastAsia="Heiti TC"/>
+                <w:rFonts w:ascii="Calibri" w:hAnsi="Calibri" w:eastAsia="Arial Unicode MS"/>
                 <w:b w:val="0"/>
                 <w:color w:val="111827"/>
                 <w:sz w:val="16"/>
               </w:rPr>
               <w:t>常规</w:t>
-            </w:r>
-          </w:p>
-        </w:tc>
-      </w:tr>
-      <w:tr>
-        <w:tc>
-          <w:tcPr>
-            <w:tcW w:type="dxa" w:w="3720"/>
-            <w:vAlign w:val="center"/>
-          </w:tcPr>
-          <w:p>
-            <w:pPr>
-              <w:spacing w:before="0" w:after="0"/>
-            </w:pPr>
-            <w:r/>
-            <w:r>
-              <w:rPr>
-                <w:rFonts w:ascii="Calibri" w:hAnsi="Calibri" w:eastAsia="Heiti TC"/>
-                <w:b w:val="0"/>
-                <w:color w:val="111827"/>
-                <w:sz w:val="17"/>
-              </w:rPr>
-              <w:t>从可融资储能收入堆栈到组合权重（工作日：2026-07-18）</w:t>
-            </w:r>
-          </w:p>
-        </w:tc>
-        <w:tc>
-          <w:tcPr>
-            <w:tcW w:type="dxa" w:w="1560"/>
-            <w:vAlign w:val="center"/>
-          </w:tcPr>
-          <w:p>
-            <w:pPr>
-              <w:spacing w:before="0" w:after="0"/>
-            </w:pPr>
-            <w:r/>
-            <w:r>
-              <w:rPr>
-                <w:rFonts w:ascii="Calibri" w:hAnsi="Calibri" w:eastAsia="Heiti TC"/>
-                <w:b w:val="0"/>
-                <w:color w:val="111827"/>
-                <w:sz w:val="16"/>
-              </w:rPr>
-              <w:t>未识别</w:t>
-            </w:r>
-          </w:p>
-        </w:tc>
-        <w:tc>
-          <w:tcPr>
-            <w:tcW w:type="dxa" w:w="1680"/>
-            <w:vAlign w:val="center"/>
-          </w:tcPr>
-          <w:p>
-            <w:pPr>
-              <w:spacing w:before="0" w:after="0"/>
-            </w:pPr>
-            <w:r/>
-            <w:r>
-              <w:rPr>
-                <w:rFonts w:ascii="Calibri" w:hAnsi="Calibri" w:eastAsia="Heiti TC"/>
-                <w:b w:val="0"/>
-                <w:color w:val="111827"/>
-                <w:sz w:val="16"/>
-              </w:rPr>
-              <w:t>宏观通胀传导</w:t>
-            </w:r>
-          </w:p>
-        </w:tc>
-        <w:tc>
-          <w:tcPr>
-            <w:tcW w:type="dxa" w:w="900"/>
-            <w:vAlign w:val="center"/>
-          </w:tcPr>
-          <w:p>
-            <w:pPr>
-              <w:spacing w:before="0" w:after="0"/>
-              <w:jc w:val="center"/>
-            </w:pPr>
-            <w:r/>
-            <w:r>
-              <w:rPr>
-                <w:rFonts w:ascii="Calibri" w:hAnsi="Calibri" w:eastAsia="Heiti TC"/>
-                <w:b/>
-                <w:color w:val="111827"/>
-                <w:sz w:val="17"/>
-              </w:rPr>
-              <w:t>40.8</w:t>
-            </w:r>
-          </w:p>
-        </w:tc>
-        <w:tc>
-          <w:tcPr>
-            <w:tcW w:type="dxa" w:w="1500"/>
-            <w:vAlign w:val="center"/>
-          </w:tcPr>
-          <w:p>
-            <w:pPr>
-              <w:spacing w:before="0" w:after="0"/>
-              <w:jc w:val="center"/>
-            </w:pPr>
-            <w:r/>
-            <w:r>
-              <w:rPr>
-                <w:rFonts w:ascii="Calibri" w:hAnsi="Calibri" w:eastAsia="Heiti TC"/>
-                <w:b w:val="0"/>
-                <w:color w:val="111827"/>
-                <w:sz w:val="16"/>
-              </w:rPr>
-              <w:t>风险 1</w:t>
-            </w:r>
-          </w:p>
-        </w:tc>
-      </w:tr>
-      <w:tr>
-        <w:tc>
-          <w:tcPr>
-            <w:tcW w:type="dxa" w:w="3720"/>
-            <w:vAlign w:val="center"/>
-          </w:tcPr>
-          <w:p>
-            <w:pPr>
-              <w:spacing w:before="0" w:after="0"/>
-            </w:pPr>
-            <w:r/>
-            <w:r>
-              <w:rPr>
-                <w:rFonts w:ascii="Calibri" w:hAnsi="Calibri" w:eastAsia="Heiti TC"/>
-                <w:b w:val="0"/>
-                <w:color w:val="111827"/>
-                <w:sz w:val="17"/>
-              </w:rPr>
-              <w:t>深度研究报告</w:t>
-            </w:r>
-          </w:p>
-        </w:tc>
-        <w:tc>
-          <w:tcPr>
-            <w:tcW w:type="dxa" w:w="1560"/>
-            <w:vAlign w:val="center"/>
-          </w:tcPr>
-          <w:p>
-            <w:pPr>
-              <w:spacing w:before="0" w:after="0"/>
-            </w:pPr>
-            <w:r/>
-            <w:r>
-              <w:rPr>
-                <w:rFonts w:ascii="Calibri" w:hAnsi="Calibri" w:eastAsia="Heiti TC"/>
-                <w:b w:val="0"/>
-                <w:color w:val="111827"/>
-                <w:sz w:val="16"/>
-              </w:rPr>
-              <w:t>未识别</w:t>
-            </w:r>
-          </w:p>
-        </w:tc>
-        <w:tc>
-          <w:tcPr>
-            <w:tcW w:type="dxa" w:w="1680"/>
-            <w:vAlign w:val="center"/>
-          </w:tcPr>
-          <w:p>
-            <w:pPr>
-              <w:spacing w:before="0" w:after="0"/>
-            </w:pPr>
-            <w:r/>
-            <w:r>
-              <w:rPr>
-                <w:rFonts w:ascii="Calibri" w:hAnsi="Calibri" w:eastAsia="Heiti TC"/>
-                <w:b w:val="0"/>
-                <w:color w:val="111827"/>
-                <w:sz w:val="16"/>
-              </w:rPr>
-              <w:t>宏观通胀传导</w:t>
-            </w:r>
-          </w:p>
-        </w:tc>
-        <w:tc>
-          <w:tcPr>
-            <w:tcW w:type="dxa" w:w="900"/>
-            <w:vAlign w:val="center"/>
-          </w:tcPr>
-          <w:p>
-            <w:pPr>
-              <w:spacing w:before="0" w:after="0"/>
-              <w:jc w:val="center"/>
-            </w:pPr>
-            <w:r/>
-            <w:r>
-              <w:rPr>
-                <w:rFonts w:ascii="Calibri" w:hAnsi="Calibri" w:eastAsia="Heiti TC"/>
-                <w:b/>
-                <w:color w:val="111827"/>
-                <w:sz w:val="17"/>
-              </w:rPr>
-              <w:t>40.7</w:t>
-            </w:r>
-          </w:p>
-        </w:tc>
-        <w:tc>
-          <w:tcPr>
-            <w:tcW w:type="dxa" w:w="1500"/>
-            <w:vAlign w:val="center"/>
-          </w:tcPr>
-          <w:p>
-            <w:pPr>
-              <w:spacing w:before="0" w:after="0"/>
-              <w:jc w:val="center"/>
-            </w:pPr>
-            <w:r/>
-            <w:r>
-              <w:rPr>
-                <w:rFonts w:ascii="Calibri" w:hAnsi="Calibri" w:eastAsia="Heiti TC"/>
-                <w:b w:val="0"/>
-                <w:color w:val="111827"/>
-                <w:sz w:val="16"/>
-              </w:rPr>
-              <w:t>风险 1</w:t>
-            </w:r>
-          </w:p>
-        </w:tc>
-      </w:tr>
-      <w:tr>
-        <w:tc>
-          <w:tcPr>
-            <w:tcW w:type="dxa" w:w="3720"/>
-            <w:vAlign w:val="center"/>
-          </w:tcPr>
-          <w:p>
-            <w:pPr>
-              <w:spacing w:before="0" w:after="0"/>
-            </w:pPr>
-            <w:r/>
-            <w:r>
-              <w:rPr>
-                <w:rFonts w:ascii="Calibri" w:hAnsi="Calibri" w:eastAsia="Heiti TC"/>
-                <w:b w:val="0"/>
-                <w:color w:val="111827"/>
-                <w:sz w:val="17"/>
-              </w:rPr>
-              <w:t>AI Capex 路径分化：从芯片驱动到内制芯片与"算力即可交易资产"</w:t>
-            </w:r>
-          </w:p>
-        </w:tc>
-        <w:tc>
-          <w:tcPr>
-            <w:tcW w:type="dxa" w:w="1560"/>
-            <w:vAlign w:val="center"/>
-          </w:tcPr>
-          <w:p>
-            <w:pPr>
-              <w:spacing w:before="0" w:after="0"/>
-            </w:pPr>
-            <w:r/>
-            <w:r>
-              <w:rPr>
-                <w:rFonts w:ascii="Calibri" w:hAnsi="Calibri" w:eastAsia="Heiti TC"/>
-                <w:b w:val="0"/>
-                <w:color w:val="111827"/>
-                <w:sz w:val="16"/>
-              </w:rPr>
-              <w:t>未识别</w:t>
-            </w:r>
-          </w:p>
-        </w:tc>
-        <w:tc>
-          <w:tcPr>
-            <w:tcW w:type="dxa" w:w="1680"/>
-            <w:vAlign w:val="center"/>
-          </w:tcPr>
-          <w:p>
-            <w:pPr>
-              <w:spacing w:before="0" w:after="0"/>
-            </w:pPr>
-            <w:r/>
-            <w:r>
-              <w:rPr>
-                <w:rFonts w:ascii="Calibri" w:hAnsi="Calibri" w:eastAsia="Heiti TC"/>
-                <w:b w:val="0"/>
-                <w:color w:val="111827"/>
-                <w:sz w:val="16"/>
-              </w:rPr>
-              <w:t>AI 基础设施</w:t>
-            </w:r>
-          </w:p>
-        </w:tc>
-        <w:tc>
-          <w:tcPr>
-            <w:tcW w:type="dxa" w:w="900"/>
-            <w:vAlign w:val="center"/>
-          </w:tcPr>
-          <w:p>
-            <w:pPr>
-              <w:spacing w:before="0" w:after="0"/>
-              <w:jc w:val="center"/>
-            </w:pPr>
-            <w:r/>
-            <w:r>
-              <w:rPr>
-                <w:rFonts w:ascii="Calibri" w:hAnsi="Calibri" w:eastAsia="Heiti TC"/>
-                <w:b/>
-                <w:color w:val="111827"/>
-                <w:sz w:val="17"/>
-              </w:rPr>
-              <w:t>40.5</w:t>
-            </w:r>
-          </w:p>
-        </w:tc>
-        <w:tc>
-          <w:tcPr>
-            <w:tcW w:type="dxa" w:w="1500"/>
-            <w:vAlign w:val="center"/>
-          </w:tcPr>
-          <w:p>
-            <w:pPr>
-              <w:spacing w:before="0" w:after="0"/>
-              <w:jc w:val="center"/>
-            </w:pPr>
-            <w:r/>
-            <w:r>
-              <w:rPr>
-                <w:rFonts w:ascii="Calibri" w:hAnsi="Calibri" w:eastAsia="Heiti TC"/>
-                <w:b w:val="0"/>
-                <w:color w:val="111827"/>
-                <w:sz w:val="16"/>
-              </w:rPr>
-              <w:t>风险 1</w:t>
-            </w:r>
-          </w:p>
-        </w:tc>
-      </w:tr>
-      <w:tr>
-        <w:tc>
-          <w:tcPr>
-            <w:tcW w:type="dxa" w:w="3720"/>
-            <w:vAlign w:val="center"/>
-          </w:tcPr>
-          <w:p>
-            <w:pPr>
-              <w:spacing w:before="0" w:after="0"/>
-            </w:pPr>
-            <w:r/>
-            <w:r>
-              <w:rPr>
-                <w:rFonts w:ascii="Calibri" w:hAnsi="Calibri" w:eastAsia="Heiti TC"/>
-                <w:b w:val="0"/>
-                <w:color w:val="111827"/>
-                <w:sz w:val="17"/>
-              </w:rPr>
-              <w:t>把因子监控转成最终A股执行表</w:t>
-            </w:r>
-          </w:p>
-        </w:tc>
-        <w:tc>
-          <w:tcPr>
-            <w:tcW w:type="dxa" w:w="1560"/>
-            <w:vAlign w:val="center"/>
-          </w:tcPr>
-          <w:p>
-            <w:pPr>
-              <w:spacing w:before="0" w:after="0"/>
-            </w:pPr>
-            <w:r/>
-            <w:r>
-              <w:rPr>
-                <w:rFonts w:ascii="Calibri" w:hAnsi="Calibri" w:eastAsia="Heiti TC"/>
-                <w:b w:val="0"/>
-                <w:color w:val="111827"/>
-                <w:sz w:val="16"/>
-              </w:rPr>
-              <w:t>未识别</w:t>
-            </w:r>
-          </w:p>
-        </w:tc>
-        <w:tc>
-          <w:tcPr>
-            <w:tcW w:type="dxa" w:w="1680"/>
-            <w:vAlign w:val="center"/>
-          </w:tcPr>
-          <w:p>
-            <w:pPr>
-              <w:spacing w:before="0" w:after="0"/>
-            </w:pPr>
-            <w:r/>
-            <w:r>
-              <w:rPr>
-                <w:rFonts w:ascii="Calibri" w:hAnsi="Calibri" w:eastAsia="Heiti TC"/>
-                <w:b w:val="0"/>
-                <w:color w:val="111827"/>
-                <w:sz w:val="16"/>
-              </w:rPr>
-              <w:t>宏观通胀传导</w:t>
-            </w:r>
-          </w:p>
-        </w:tc>
-        <w:tc>
-          <w:tcPr>
-            <w:tcW w:type="dxa" w:w="900"/>
-            <w:vAlign w:val="center"/>
-          </w:tcPr>
-          <w:p>
-            <w:pPr>
-              <w:spacing w:before="0" w:after="0"/>
-              <w:jc w:val="center"/>
-            </w:pPr>
-            <w:r/>
-            <w:r>
-              <w:rPr>
-                <w:rFonts w:ascii="Calibri" w:hAnsi="Calibri" w:eastAsia="Heiti TC"/>
-                <w:b/>
-                <w:color w:val="111827"/>
-                <w:sz w:val="17"/>
-              </w:rPr>
-              <w:t>40.4</w:t>
-            </w:r>
-          </w:p>
-        </w:tc>
-        <w:tc>
-          <w:tcPr>
-            <w:tcW w:type="dxa" w:w="1500"/>
-            <w:vAlign w:val="center"/>
-          </w:tcPr>
-          <w:p>
-            <w:pPr>
-              <w:spacing w:before="0" w:after="0"/>
-              <w:jc w:val="center"/>
-            </w:pPr>
-            <w:r/>
-            <w:r>
-              <w:rPr>
-                <w:rFonts w:ascii="Calibri" w:hAnsi="Calibri" w:eastAsia="Heiti TC"/>
-                <w:b w:val="0"/>
-                <w:color w:val="111827"/>
-                <w:sz w:val="16"/>
-              </w:rPr>
-              <w:t>风险 1</w:t>
             </w:r>
           </w:p>
         </w:tc>
@@ -3382,7 +3382,7 @@
       </w:pPr>
       <w:r>
         <w:rPr>
-          <w:rFonts w:ascii="Calibri" w:hAnsi="Calibri" w:eastAsia="Heiti TC"/>
+          <w:rFonts w:ascii="Calibri" w:hAnsi="Calibri" w:eastAsia="Arial Unicode MS"/>
           <w:b w:val="0"/>
           <w:i/>
           <w:color w:val="667085"/>
@@ -3412,7 +3412,7 @@
     </w:pPr>
     <w:r>
       <w:rPr>
-        <w:rFonts w:ascii="Calibri" w:hAnsi="Calibri" w:eastAsia="Heiti TC"/>
+        <w:rFonts w:ascii="Calibri" w:hAnsi="Calibri" w:eastAsia="Arial Unicode MS"/>
         <w:color w:val="667085"/>
         <w:sz w:val="17"/>
       </w:rPr>
@@ -3431,7 +3431,7 @@
     <w:r/>
     <w:r>
       <w:rPr>
-        <w:rFonts w:ascii="Calibri" w:hAnsi="Calibri" w:eastAsia="Heiti TC"/>
+        <w:rFonts w:ascii="Calibri" w:hAnsi="Calibri" w:eastAsia="Arial Unicode MS"/>
         <w:color w:val="667085"/>
         <w:sz w:val="18"/>
       </w:rPr>
@@ -3808,7 +3808,7 @@
       <w:spacing w:after="120" w:line="264" w:lineRule="auto"/>
     </w:pPr>
     <w:rPr>
-      <w:rFonts w:ascii="Calibri" w:hAnsi="Calibri" w:eastAsia="Heiti TC"/>
+      <w:rFonts w:ascii="Calibri" w:hAnsi="Calibri" w:eastAsia="Arial Unicode MS"/>
       <w:b w:val="0"/>
       <w:color w:val="111827"/>
       <w:sz w:val="22"/>
@@ -3873,7 +3873,7 @@
       <w:outlineLvl w:val="0"/>
     </w:pPr>
     <w:rPr>
-      <w:rFonts w:asciiTheme="majorHAnsi" w:eastAsiaTheme="majorEastAsia" w:hAnsiTheme="majorHAnsi" w:cstheme="majorBidi" w:ascii="Calibri" w:hAnsi="Calibri" w:eastAsia="Heiti TC"/>
+      <w:rFonts w:asciiTheme="majorHAnsi" w:eastAsiaTheme="majorEastAsia" w:hAnsiTheme="majorHAnsi" w:cstheme="majorBidi" w:ascii="Calibri" w:hAnsi="Calibri" w:eastAsia="Arial Unicode MS"/>
       <w:b/>
       <w:bCs/>
       <w:color w:val="2E74B5"/>
@@ -3897,7 +3897,7 @@
       <w:outlineLvl w:val="1"/>
     </w:pPr>
     <w:rPr>
-      <w:rFonts w:asciiTheme="majorHAnsi" w:eastAsiaTheme="majorEastAsia" w:hAnsiTheme="majorHAnsi" w:cstheme="majorBidi" w:ascii="Calibri" w:hAnsi="Calibri" w:eastAsia="Heiti TC"/>
+      <w:rFonts w:asciiTheme="majorHAnsi" w:eastAsiaTheme="majorEastAsia" w:hAnsiTheme="majorHAnsi" w:cstheme="majorBidi" w:ascii="Calibri" w:hAnsi="Calibri" w:eastAsia="Arial Unicode MS"/>
       <w:b/>
       <w:bCs/>
       <w:color w:val="2E74B5"/>
@@ -3921,7 +3921,7 @@
       <w:outlineLvl w:val="2"/>
     </w:pPr>
     <w:rPr>
-      <w:rFonts w:asciiTheme="majorHAnsi" w:eastAsiaTheme="majorEastAsia" w:hAnsiTheme="majorHAnsi" w:cstheme="majorBidi" w:ascii="Calibri" w:hAnsi="Calibri" w:eastAsia="Heiti TC"/>
+      <w:rFonts w:asciiTheme="majorHAnsi" w:eastAsiaTheme="majorEastAsia" w:hAnsiTheme="majorHAnsi" w:cstheme="majorBidi" w:ascii="Calibri" w:hAnsi="Calibri" w:eastAsia="Arial Unicode MS"/>
       <w:b/>
       <w:bCs/>
       <w:color w:val="1F4D78"/>
@@ -4163,7 +4163,7 @@
       <w:contextualSpacing/>
     </w:pPr>
     <w:rPr>
-      <w:rFonts w:asciiTheme="majorHAnsi" w:eastAsiaTheme="majorEastAsia" w:hAnsiTheme="majorHAnsi" w:cstheme="majorBidi" w:ascii="Calibri" w:hAnsi="Calibri" w:eastAsia="Heiti TC"/>
+      <w:rFonts w:asciiTheme="majorHAnsi" w:eastAsiaTheme="majorEastAsia" w:hAnsiTheme="majorHAnsi" w:cstheme="majorBidi" w:ascii="Calibri" w:hAnsi="Calibri" w:eastAsia="Arial Unicode MS"/>
       <w:b/>
       <w:color w:val="0B2545"/>
       <w:spacing w:val="5"/>
@@ -4201,7 +4201,7 @@
       </w:numPr>
     </w:pPr>
     <w:rPr>
-      <w:rFonts w:asciiTheme="majorHAnsi" w:eastAsiaTheme="majorEastAsia" w:hAnsiTheme="majorHAnsi" w:cstheme="majorBidi" w:ascii="Calibri" w:hAnsi="Calibri" w:eastAsia="Heiti TC"/>
+      <w:rFonts w:asciiTheme="majorHAnsi" w:eastAsiaTheme="majorEastAsia" w:hAnsiTheme="majorHAnsi" w:cstheme="majorBidi" w:ascii="Calibri" w:hAnsi="Calibri" w:eastAsia="Arial Unicode MS"/>
       <w:b w:val="0"/>
       <w:i/>
       <w:iCs/>

--- a/public/investor-downloads/daily-brief-latest.docx
+++ b/public/investor-downloads/daily-brief-latest.docx
@@ -72,7 +72,7 @@
           <w:color w:val="334155"/>
           <w:sz w:val="22"/>
         </w:rPr>
-        <w:t>2026-07-20 共纳入 69 篇中文研究结果，覆盖 0 位活跃分析师和 5 条主要行业链，较 2026-07-19 的主题变化可在右侧动量表中核对。简报优先呈现可被报告链接追溯的结论，而不是孤立摘要。</w:t>
+        <w:t>2026-07-20 共纳入 295 篇中文研究结果，覆盖 0 位活跃分析师和 6 条主要行业链，较 2026-07-19 的主题变化可在右侧动量表中核对。简报优先呈现可被报告链接追溯的结论，而不是孤立摘要。</w:t>
       </w:r>
     </w:p>
     <w:tbl>
@@ -116,7 +116,7 @@
                 <w:color w:val="285B9D"/>
                 <w:sz w:val="36"/>
               </w:rPr>
-              <w:t>69</w:t>
+              <w:t>295</w:t>
             </w:r>
           </w:p>
         </w:tc>
@@ -178,7 +178,7 @@
                 <w:color w:val="A8731B"/>
                 <w:sz w:val="36"/>
               </w:rPr>
-              <w:t>5</w:t>
+              <w:t>6</w:t>
             </w:r>
           </w:p>
         </w:tc>
@@ -306,7 +306,7 @@
             <w:u w:val="single"/>
             <w:rFonts w:eastAsia="Arial Unicode MS" w:ascii="Calibri" w:hAnsi="Calibri"/>
           </w:rPr>
-          <w:t>2026-07-20 — 美国更高终端利率与全球电网设备短缺对中国的双向传导：人民币约束、政策空间与A股... 是今日最高权重结论，核心证据来自 未识别，关联 宏观通胀传导。</w:t>
+          <w:t>策略工作日期 2026-07-20 是今日最高权重结论，核心证据来自 未识别，关联 电力与电网。</w:t>
         </w:r>
       </w:hyperlink>
     </w:p>
@@ -330,7 +330,7 @@
           <w:color w:val="111827"/>
           <w:sz w:val="21"/>
         </w:rPr>
-        <w:t>通胀 今日 降温，当日计数 58，前一日计数 268。</w:t>
+        <w:t>能源 今日 降温，当日计数 137，前一日计数 175。</w:t>
       </w:r>
     </w:p>
     <w:p>
@@ -379,7 +379,7 @@
             <w:u w:val="single"/>
             <w:rFonts w:eastAsia="Arial Unicode MS" w:ascii="Calibri" w:hAnsi="Calibri"/>
           </w:rPr>
-          <w:t>宏观通胀传导 今日 60 条、近七日 1635 条，风险信号 1064 条。</w:t>
+          <w:t>宏观通胀传导 今日 271 条、近七日 1860 条，风险信号 1201 条。</w:t>
         </w:r>
       </w:hyperlink>
     </w:p>
@@ -693,7 +693,147 @@
           <w:color w:val="0B2545"/>
           <w:sz w:val="23"/>
         </w:rPr>
-        <w:t>1. 2026-07-20 — 美国更高终端利率与全球电网设备短缺对中国的双向传导：人民币约束、政策空间与A股...</w:t>
+        <w:t>1. 策略工作日期 2026-07-20</w:t>
+      </w:r>
+    </w:p>
+    <w:p>
+      <w:pPr>
+        <w:spacing w:before="0" w:after="40" w:line="264" w:lineRule="auto"/>
+      </w:pPr>
+      <w:r>
+        <w:rPr>
+          <w:rFonts w:ascii="Calibri" w:hAnsi="Calibri" w:eastAsia="Arial Unicode MS"/>
+          <w:b w:val="0"/>
+          <w:i w:val="0"/>
+          <w:color w:val="667085"/>
+          <w:sz w:val="17"/>
+        </w:rPr>
+        <w:t>未识别 · 电力与电网 · score 52.0</w:t>
+      </w:r>
+    </w:p>
+    <w:p>
+      <w:pPr>
+        <w:spacing w:before="0" w:after="100" w:line="264" w:lineRule="auto"/>
+      </w:pPr>
+      <w:r>
+        <w:rPr>
+          <w:rFonts w:ascii="Calibri" w:hAnsi="Calibri" w:eastAsia="Arial Unicode MS"/>
+          <w:b w:val="0"/>
+          <w:i w:val="0"/>
+          <w:color w:val="334155"/>
+          <w:sz w:val="20"/>
+        </w:rPr>
+        <w:t>所选分析师： global-macro 所选主题：AI电力与电网瓶颈对中国高硬科技与电网设备链的出口拉动与宏观传导 研究问题：当全球电网设备面临1.4万亿美元的设备通胀型Capex周期与长并网等待时，中国...</w:t>
+      </w:r>
+    </w:p>
+    <w:p>
+      <w:pPr>
+        <w:spacing w:before="0" w:after="160" w:line="264" w:lineRule="auto"/>
+      </w:pPr>
+      <w:r>
+        <w:rPr>
+          <w:rFonts w:ascii="Calibri" w:hAnsi="Calibri" w:eastAsia="Arial Unicode MS"/>
+          <w:b w:val="0"/>
+          <w:i w:val="0"/>
+          <w:color w:val="667085"/>
+          <w:sz w:val="17"/>
+        </w:rPr>
+        <w:t xml:space="preserve">Report: </w:t>
+      </w:r>
+      <w:hyperlink r:id="rId12">
+        <w:r>
+          <w:rPr>
+            <w:color w:val="285B9D"/>
+            <w:u w:val="single"/>
+            <w:rFonts w:eastAsia="Arial Unicode MS" w:ascii="Calibri" w:hAnsi="Calibri"/>
+          </w:rPr>
+          <w:t>reports/archive-aacf648641e0</w:t>
+        </w:r>
+      </w:hyperlink>
+    </w:p>
+    <w:p>
+      <w:pPr>
+        <w:spacing w:before="0" w:after="40" w:line="264" w:lineRule="auto"/>
+      </w:pPr>
+      <w:r>
+        <w:rPr>
+          <w:rFonts w:ascii="Calibri" w:hAnsi="Calibri" w:eastAsia="Arial Unicode MS"/>
+          <w:b/>
+          <w:i w:val="0"/>
+          <w:color w:val="0B2545"/>
+          <w:sz w:val="23"/>
+        </w:rPr>
+        <w:t>2. AI基础设施工作日期 2026-07-20</w:t>
+      </w:r>
+    </w:p>
+    <w:p>
+      <w:pPr>
+        <w:spacing w:before="0" w:after="40" w:line="264" w:lineRule="auto"/>
+      </w:pPr>
+      <w:r>
+        <w:rPr>
+          <w:rFonts w:ascii="Calibri" w:hAnsi="Calibri" w:eastAsia="Arial Unicode MS"/>
+          <w:b w:val="0"/>
+          <w:i w:val="0"/>
+          <w:color w:val="667085"/>
+          <w:sz w:val="17"/>
+        </w:rPr>
+        <w:t>未识别 · AI 基础设施 · score 50.5</w:t>
+      </w:r>
+    </w:p>
+    <w:p>
+      <w:pPr>
+        <w:spacing w:before="0" w:after="100" w:line="264" w:lineRule="auto"/>
+      </w:pPr>
+      <w:r>
+        <w:rPr>
+          <w:rFonts w:ascii="Calibri" w:hAnsi="Calibri" w:eastAsia="Arial Unicode MS"/>
+          <w:b w:val="0"/>
+          <w:i w:val="0"/>
+          <w:color w:val="334155"/>
+          <w:sz w:val="20"/>
+        </w:rPr>
+        <w:t>所选分析师： ai-infrastructure-analyst 所选主题：AI数据中心电力瓶颈与算力增长重估 研究问题：电力接入是否已经成为美国AI基础设施扩张的关键约束？</w:t>
+      </w:r>
+    </w:p>
+    <w:p>
+      <w:pPr>
+        <w:spacing w:before="0" w:after="160" w:line="264" w:lineRule="auto"/>
+      </w:pPr>
+      <w:r>
+        <w:rPr>
+          <w:rFonts w:ascii="Calibri" w:hAnsi="Calibri" w:eastAsia="Arial Unicode MS"/>
+          <w:b w:val="0"/>
+          <w:i w:val="0"/>
+          <w:color w:val="667085"/>
+          <w:sz w:val="17"/>
+        </w:rPr>
+        <w:t xml:space="preserve">Report: </w:t>
+      </w:r>
+      <w:hyperlink r:id="rId19">
+        <w:r>
+          <w:rPr>
+            <w:color w:val="285B9D"/>
+            <w:u w:val="single"/>
+            <w:rFonts w:eastAsia="Arial Unicode MS" w:ascii="Calibri" w:hAnsi="Calibri"/>
+          </w:rPr>
+          <w:t>reports/archive-778da304d57a</w:t>
+        </w:r>
+      </w:hyperlink>
+    </w:p>
+    <w:p>
+      <w:pPr>
+        <w:spacing w:before="0" w:after="40" w:line="264" w:lineRule="auto"/>
+      </w:pPr>
+      <w:r>
+        <w:rPr>
+          <w:rFonts w:ascii="Calibri" w:hAnsi="Calibri" w:eastAsia="Arial Unicode MS"/>
+          <w:b/>
+          <w:i w:val="0"/>
+          <w:color w:val="0B2545"/>
+          <w:sz w:val="23"/>
+        </w:rPr>
+        <w:t>3. 2026-07-20 — 美国更高终端利率与全球电网设备短缺对中国的双向传导：人民币约束、政策空间与A股...</w:t>
       </w:r>
     </w:p>
     <w:p>
@@ -740,7 +880,7 @@
         </w:rPr>
         <w:t xml:space="preserve">Report: </w:t>
       </w:r>
-      <w:hyperlink r:id="rId12">
+      <w:hyperlink r:id="rId20">
         <w:r>
           <w:rPr>
             <w:color w:val="285B9D"/>
@@ -763,7 +903,147 @@
           <w:color w:val="0B2545"/>
           <w:sz w:val="23"/>
         </w:rPr>
-        <w:t>2. prior research notes— AI基础设施电力与信用瓶颈的宏观通胀与资本开支效应：对美国结构性通胀、...</w:t>
+        <w:t>4. 硅电锁死与再通胀：AI算力电力通胀向核心PCE的传导路径与降息周期的利率定价博弈</w:t>
+      </w:r>
+    </w:p>
+    <w:p>
+      <w:pPr>
+        <w:spacing w:before="0" w:after="40" w:line="264" w:lineRule="auto"/>
+      </w:pPr>
+      <w:r>
+        <w:rPr>
+          <w:rFonts w:ascii="Calibri" w:hAnsi="Calibri" w:eastAsia="Arial Unicode MS"/>
+          <w:b w:val="0"/>
+          <w:i w:val="0"/>
+          <w:color w:val="667085"/>
+          <w:sz w:val="17"/>
+        </w:rPr>
+        <w:t>未识别 · 宏观通胀传导 · score 49.6</w:t>
+      </w:r>
+    </w:p>
+    <w:p>
+      <w:pPr>
+        <w:spacing w:before="0" w:after="100" w:line="264" w:lineRule="auto"/>
+      </w:pPr>
+      <w:r>
+        <w:rPr>
+          <w:rFonts w:ascii="Calibri" w:hAnsi="Calibri" w:eastAsia="Arial Unicode MS"/>
+          <w:b w:val="0"/>
+          <w:i w:val="0"/>
+          <w:color w:val="334155"/>
+          <w:sz w:val="20"/>
+        </w:rPr>
+        <w:t>硅电锁死与再通胀：AI算力电力通胀向核心PCE的传导路径与降息周期的利率定价博弈</w:t>
+      </w:r>
+    </w:p>
+    <w:p>
+      <w:pPr>
+        <w:spacing w:before="0" w:after="160" w:line="264" w:lineRule="auto"/>
+      </w:pPr>
+      <w:r>
+        <w:rPr>
+          <w:rFonts w:ascii="Calibri" w:hAnsi="Calibri" w:eastAsia="Arial Unicode MS"/>
+          <w:b w:val="0"/>
+          <w:i w:val="0"/>
+          <w:color w:val="667085"/>
+          <w:sz w:val="17"/>
+        </w:rPr>
+        <w:t xml:space="preserve">Report: </w:t>
+      </w:r>
+      <w:hyperlink r:id="rId21">
+        <w:r>
+          <w:rPr>
+            <w:color w:val="285B9D"/>
+            <w:u w:val="single"/>
+            <w:rFonts w:eastAsia="Arial Unicode MS" w:ascii="Calibri" w:hAnsi="Calibri"/>
+          </w:rPr>
+          <w:t>reports/archive-8d3e283c741e</w:t>
+        </w:r>
+      </w:hyperlink>
+    </w:p>
+    <w:p>
+      <w:pPr>
+        <w:spacing w:before="0" w:after="40" w:line="264" w:lineRule="auto"/>
+      </w:pPr>
+      <w:r>
+        <w:rPr>
+          <w:rFonts w:ascii="Calibri" w:hAnsi="Calibri" w:eastAsia="Arial Unicode MS"/>
+          <w:b/>
+          <w:i w:val="0"/>
+          <w:color w:val="0B2545"/>
+          <w:sz w:val="23"/>
+        </w:rPr>
+        <w:t>5. AI 产业动态追踪报告 (AI Industry Tracker)</w:t>
+      </w:r>
+    </w:p>
+    <w:p>
+      <w:pPr>
+        <w:spacing w:before="0" w:after="40" w:line="264" w:lineRule="auto"/>
+      </w:pPr>
+      <w:r>
+        <w:rPr>
+          <w:rFonts w:ascii="Calibri" w:hAnsi="Calibri" w:eastAsia="Arial Unicode MS"/>
+          <w:b w:val="0"/>
+          <w:i w:val="0"/>
+          <w:color w:val="667085"/>
+          <w:sz w:val="17"/>
+        </w:rPr>
+        <w:t>未识别 · 宏观通胀传导 · score 49.5</w:t>
+      </w:r>
+    </w:p>
+    <w:p>
+      <w:pPr>
+        <w:spacing w:before="0" w:after="100" w:line="264" w:lineRule="auto"/>
+      </w:pPr>
+      <w:r>
+        <w:rPr>
+          <w:rFonts w:ascii="Calibri" w:hAnsi="Calibri" w:eastAsia="Arial Unicode MS"/>
+          <w:b w:val="0"/>
+          <w:i w:val="0"/>
+          <w:color w:val="334155"/>
+          <w:sz w:val="20"/>
+        </w:rPr>
+        <w:t>模型侧价格战与商业化分化： 2026年7月，头部大模型厂商（OpenAI、Meta、xAI、Anthropic）在经历6月的监管/出口管制风波后，于本月密集发布或重新部署新一代模型，降本增效和Agent化（Agentic c...</w:t>
+      </w:r>
+    </w:p>
+    <w:p>
+      <w:pPr>
+        <w:spacing w:before="0" w:after="160" w:line="264" w:lineRule="auto"/>
+      </w:pPr>
+      <w:r>
+        <w:rPr>
+          <w:rFonts w:ascii="Calibri" w:hAnsi="Calibri" w:eastAsia="Arial Unicode MS"/>
+          <w:b w:val="0"/>
+          <w:i w:val="0"/>
+          <w:color w:val="667085"/>
+          <w:sz w:val="17"/>
+        </w:rPr>
+        <w:t xml:space="preserve">Report: </w:t>
+      </w:r>
+      <w:hyperlink r:id="rId22">
+        <w:r>
+          <w:rPr>
+            <w:color w:val="285B9D"/>
+            <w:u w:val="single"/>
+            <w:rFonts w:eastAsia="Arial Unicode MS" w:ascii="Calibri" w:hAnsi="Calibri"/>
+          </w:rPr>
+          <w:t>reports/archive-fc9245e72f9f</w:t>
+        </w:r>
+      </w:hyperlink>
+    </w:p>
+    <w:p>
+      <w:pPr>
+        <w:spacing w:before="0" w:after="40" w:line="264" w:lineRule="auto"/>
+      </w:pPr>
+      <w:r>
+        <w:rPr>
+          <w:rFonts w:ascii="Calibri" w:hAnsi="Calibri" w:eastAsia="Arial Unicode MS"/>
+          <w:b/>
+          <w:i w:val="0"/>
+          <w:color w:val="0B2545"/>
+          <w:sz w:val="23"/>
+        </w:rPr>
+        <w:t>6. prior research notes— AI基础设施电力与信用瓶颈的宏观通胀与资本开支效应：对美国结构性通胀、...</w:t>
       </w:r>
     </w:p>
     <w:p>
@@ -810,7 +1090,7 @@
         </w:rPr>
         <w:t xml:space="preserve">Report: </w:t>
       </w:r>
-      <w:hyperlink r:id="rId19">
+      <w:hyperlink r:id="rId23">
         <w:r>
           <w:rPr>
             <w:color w:val="285B9D"/>
@@ -818,286 +1098,6 @@
             <w:rFonts w:eastAsia="Arial Unicode MS" w:ascii="Calibri" w:hAnsi="Calibri"/>
           </w:rPr>
           <w:t>reports/archive-047daba6b595</w:t>
-        </w:r>
-      </w:hyperlink>
-    </w:p>
-    <w:p>
-      <w:pPr>
-        <w:spacing w:before="0" w:after="40" w:line="264" w:lineRule="auto"/>
-      </w:pPr>
-      <w:r>
-        <w:rPr>
-          <w:rFonts w:ascii="Calibri" w:hAnsi="Calibri" w:eastAsia="Arial Unicode MS"/>
-          <w:b/>
-          <w:i w:val="0"/>
-          <w:color w:val="0B2545"/>
-          <w:sz w:val="23"/>
-        </w:rPr>
-        <w:t>3. 压力测试CPO对冲方案：先进封装瓶颈是否会从逻辑芯片传导至光电集成领域？</w:t>
-      </w:r>
-    </w:p>
-    <w:p>
-      <w:pPr>
-        <w:spacing w:before="0" w:after="40" w:line="264" w:lineRule="auto"/>
-      </w:pPr>
-      <w:r>
-        <w:rPr>
-          <w:rFonts w:ascii="Calibri" w:hAnsi="Calibri" w:eastAsia="Arial Unicode MS"/>
-          <w:b w:val="0"/>
-          <w:i w:val="0"/>
-          <w:color w:val="667085"/>
-          <w:sz w:val="17"/>
-        </w:rPr>
-        <w:t>未识别 · 半导体与存储 · score 46.7</w:t>
-      </w:r>
-    </w:p>
-    <w:p>
-      <w:pPr>
-        <w:spacing w:before="0" w:after="100" w:line="264" w:lineRule="auto"/>
-      </w:pPr>
-      <w:r>
-        <w:rPr>
-          <w:rFonts w:ascii="Calibri" w:hAnsi="Calibri" w:eastAsia="Arial Unicode MS"/>
-          <w:b w:val="0"/>
-          <w:i w:val="0"/>
-          <w:color w:val="334155"/>
-          <w:sz w:val="20"/>
-        </w:rPr>
-        <w:t>压力测试CPO对冲方案：先进封装瓶颈是否会从逻辑芯片传导至光电集成领域？</w:t>
-      </w:r>
-    </w:p>
-    <w:p>
-      <w:pPr>
-        <w:spacing w:before="0" w:after="160" w:line="264" w:lineRule="auto"/>
-      </w:pPr>
-      <w:r>
-        <w:rPr>
-          <w:rFonts w:ascii="Calibri" w:hAnsi="Calibri" w:eastAsia="Arial Unicode MS"/>
-          <w:b w:val="0"/>
-          <w:i w:val="0"/>
-          <w:color w:val="667085"/>
-          <w:sz w:val="17"/>
-        </w:rPr>
-        <w:t xml:space="preserve">Report: </w:t>
-      </w:r>
-      <w:hyperlink r:id="rId20">
-        <w:r>
-          <w:rPr>
-            <w:color w:val="285B9D"/>
-            <w:u w:val="single"/>
-            <w:rFonts w:eastAsia="Arial Unicode MS" w:ascii="Calibri" w:hAnsi="Calibri"/>
-          </w:rPr>
-          <w:t>reports/archive-e3b11ed1d035</w:t>
-        </w:r>
-      </w:hyperlink>
-    </w:p>
-    <w:p>
-      <w:pPr>
-        <w:spacing w:before="0" w:after="40" w:line="264" w:lineRule="auto"/>
-      </w:pPr>
-      <w:r>
-        <w:rPr>
-          <w:rFonts w:ascii="Calibri" w:hAnsi="Calibri" w:eastAsia="Arial Unicode MS"/>
-          <w:b/>
-          <w:i w:val="0"/>
-          <w:color w:val="0B2545"/>
-          <w:sz w:val="23"/>
-        </w:rPr>
-        <w:t>4. 2026-07-20 压力测试：数据中心照付不议电力合同的信用工具属性</w:t>
-      </w:r>
-    </w:p>
-    <w:p>
-      <w:pPr>
-        <w:spacing w:before="0" w:after="40" w:line="264" w:lineRule="auto"/>
-      </w:pPr>
-      <w:r>
-        <w:rPr>
-          <w:rFonts w:ascii="Calibri" w:hAnsi="Calibri" w:eastAsia="Arial Unicode MS"/>
-          <w:b w:val="0"/>
-          <w:i w:val="0"/>
-          <w:color w:val="667085"/>
-          <w:sz w:val="17"/>
-        </w:rPr>
-        <w:t>未识别 · AI 基础设施 · score 46.2</w:t>
-      </w:r>
-    </w:p>
-    <w:p>
-      <w:pPr>
-        <w:spacing w:before="0" w:after="100" w:line="264" w:lineRule="auto"/>
-      </w:pPr>
-      <w:r>
-        <w:rPr>
-          <w:rFonts w:ascii="Calibri" w:hAnsi="Calibri" w:eastAsia="Arial Unicode MS"/>
-          <w:b w:val="0"/>
-          <w:i w:val="0"/>
-          <w:color w:val="334155"/>
-          <w:sz w:val="20"/>
-        </w:rPr>
-        <w:t>作者： credit-analyst · 立场： stress-test 主题： 数据中心照付不议电力合同的交易对手信用与抵押结构 工作日期： 2026-07-20 （亚洲/新加坡）</w:t>
-      </w:r>
-    </w:p>
-    <w:p>
-      <w:pPr>
-        <w:spacing w:before="0" w:after="160" w:line="264" w:lineRule="auto"/>
-      </w:pPr>
-      <w:r>
-        <w:rPr>
-          <w:rFonts w:ascii="Calibri" w:hAnsi="Calibri" w:eastAsia="Arial Unicode MS"/>
-          <w:b w:val="0"/>
-          <w:i w:val="0"/>
-          <w:color w:val="667085"/>
-          <w:sz w:val="17"/>
-        </w:rPr>
-        <w:t xml:space="preserve">Report: </w:t>
-      </w:r>
-      <w:hyperlink r:id="rId21">
-        <w:r>
-          <w:rPr>
-            <w:color w:val="285B9D"/>
-            <w:u w:val="single"/>
-            <w:rFonts w:eastAsia="Arial Unicode MS" w:ascii="Calibri" w:hAnsi="Calibri"/>
-          </w:rPr>
-          <w:t>reports/archive-ae5de291c389</w:t>
-        </w:r>
-      </w:hyperlink>
-    </w:p>
-    <w:p>
-      <w:pPr>
-        <w:spacing w:before="0" w:after="40" w:line="264" w:lineRule="auto"/>
-      </w:pPr>
-      <w:r>
-        <w:rPr>
-          <w:rFonts w:ascii="Calibri" w:hAnsi="Calibri" w:eastAsia="Arial Unicode MS"/>
-          <w:b/>
-          <w:i w:val="0"/>
-          <w:color w:val="0B2545"/>
-          <w:sz w:val="23"/>
-        </w:rPr>
-        <w:t>5. 2026-07-20 压力测试：PJM 数据中心容量成本、零售传导与大负荷电价机制</w:t>
-      </w:r>
-    </w:p>
-    <w:p>
-      <w:pPr>
-        <w:spacing w:before="0" w:after="40" w:line="264" w:lineRule="auto"/>
-      </w:pPr>
-      <w:r>
-        <w:rPr>
-          <w:rFonts w:ascii="Calibri" w:hAnsi="Calibri" w:eastAsia="Arial Unicode MS"/>
-          <w:b w:val="0"/>
-          <w:i w:val="0"/>
-          <w:color w:val="667085"/>
-          <w:sz w:val="17"/>
-        </w:rPr>
-        <w:t>未识别 · AI 基础设施 · score 44.5</w:t>
-      </w:r>
-    </w:p>
-    <w:p>
-      <w:pPr>
-        <w:spacing w:before="0" w:after="100" w:line="264" w:lineRule="auto"/>
-      </w:pPr>
-      <w:r>
-        <w:rPr>
-          <w:rFonts w:ascii="Calibri" w:hAnsi="Calibri" w:eastAsia="Arial Unicode MS"/>
-          <w:b w:val="0"/>
-          <w:i w:val="0"/>
-          <w:color w:val="334155"/>
-          <w:sz w:val="20"/>
-        </w:rPr>
-        <w:t>2026-07-20 压力测试：PJM 数据中心容量成本、零售传导与大负荷电价机制</w:t>
-      </w:r>
-    </w:p>
-    <w:p>
-      <w:pPr>
-        <w:spacing w:before="0" w:after="160" w:line="264" w:lineRule="auto"/>
-      </w:pPr>
-      <w:r>
-        <w:rPr>
-          <w:rFonts w:ascii="Calibri" w:hAnsi="Calibri" w:eastAsia="Arial Unicode MS"/>
-          <w:b w:val="0"/>
-          <w:i w:val="0"/>
-          <w:color w:val="667085"/>
-          <w:sz w:val="17"/>
-        </w:rPr>
-        <w:t xml:space="preserve">Report: </w:t>
-      </w:r>
-      <w:hyperlink r:id="rId22">
-        <w:r>
-          <w:rPr>
-            <w:color w:val="285B9D"/>
-            <w:u w:val="single"/>
-            <w:rFonts w:eastAsia="Arial Unicode MS" w:ascii="Calibri" w:hAnsi="Calibri"/>
-          </w:rPr>
-          <w:t>reports/archive-0371be527599</w:t>
-        </w:r>
-      </w:hyperlink>
-    </w:p>
-    <w:p>
-      <w:pPr>
-        <w:spacing w:before="0" w:after="40" w:line="264" w:lineRule="auto"/>
-      </w:pPr>
-      <w:r>
-        <w:rPr>
-          <w:rFonts w:ascii="Calibri" w:hAnsi="Calibri" w:eastAsia="Arial Unicode MS"/>
-          <w:b/>
-          <w:i w:val="0"/>
-          <w:color w:val="0B2545"/>
-          <w:sz w:val="23"/>
-        </w:rPr>
-        <w:t>6. 2026年7月20日 — 压力测试：电力缺口能否支撑超大规模厂商扩容？电网重定价是否真的削弱了公用事...</w:t>
-      </w:r>
-    </w:p>
-    <w:p>
-      <w:pPr>
-        <w:spacing w:before="0" w:after="40" w:line="264" w:lineRule="auto"/>
-      </w:pPr>
-      <w:r>
-        <w:rPr>
-          <w:rFonts w:ascii="Calibri" w:hAnsi="Calibri" w:eastAsia="Arial Unicode MS"/>
-          <w:b w:val="0"/>
-          <w:i w:val="0"/>
-          <w:color w:val="667085"/>
-          <w:sz w:val="17"/>
-        </w:rPr>
-        <w:t>未识别 · 电力与电网 · score 43.4</w:t>
-      </w:r>
-    </w:p>
-    <w:p>
-      <w:pPr>
-        <w:spacing w:before="0" w:after="100" w:line="264" w:lineRule="auto"/>
-      </w:pPr>
-      <w:r>
-        <w:rPr>
-          <w:rFonts w:ascii="Calibri" w:hAnsi="Calibri" w:eastAsia="Arial Unicode MS"/>
-          <w:b w:val="0"/>
-          <w:i w:val="0"/>
-          <w:color w:val="334155"/>
-          <w:sz w:val="20"/>
-        </w:rPr>
-        <w:t>2026年7月20日 — 压力测试：电力缺口能否支撑超大规模厂商扩容？电网重定价是否真的削弱了公用事业多空中的"AI资本开支因子"？</w:t>
-      </w:r>
-    </w:p>
-    <w:p>
-      <w:pPr>
-        <w:spacing w:before="0" w:after="160" w:line="264" w:lineRule="auto"/>
-      </w:pPr>
-      <w:r>
-        <w:rPr>
-          <w:rFonts w:ascii="Calibri" w:hAnsi="Calibri" w:eastAsia="Arial Unicode MS"/>
-          <w:b w:val="0"/>
-          <w:i w:val="0"/>
-          <w:color w:val="667085"/>
-          <w:sz w:val="17"/>
-        </w:rPr>
-        <w:t xml:space="preserve">Report: </w:t>
-      </w:r>
-      <w:hyperlink r:id="rId23">
-        <w:r>
-          <w:rPr>
-            <w:color w:val="285B9D"/>
-            <w:u w:val="single"/>
-            <w:rFonts w:eastAsia="Arial Unicode MS" w:ascii="Calibri" w:hAnsi="Calibri"/>
-          </w:rPr>
-          <w:t>reports/archive-0802fd46e5d1</w:t>
         </w:r>
       </w:hyperlink>
     </w:p>
@@ -1431,6 +1431,224 @@
                 <w:color w:val="111827"/>
                 <w:sz w:val="17"/>
               </w:rPr>
+              <w:t>策略工作日期 2026-07-20</w:t>
+            </w:r>
+          </w:p>
+        </w:tc>
+        <w:tc>
+          <w:tcPr>
+            <w:tcW w:type="dxa" w:w="1560"/>
+            <w:vAlign w:val="center"/>
+          </w:tcPr>
+          <w:p>
+            <w:pPr>
+              <w:spacing w:before="0" w:after="0"/>
+            </w:pPr>
+            <w:r/>
+            <w:r>
+              <w:rPr>
+                <w:rFonts w:ascii="Calibri" w:hAnsi="Calibri" w:eastAsia="Arial Unicode MS"/>
+                <w:b w:val="0"/>
+                <w:color w:val="111827"/>
+                <w:sz w:val="16"/>
+              </w:rPr>
+              <w:t>未识别</w:t>
+            </w:r>
+          </w:p>
+        </w:tc>
+        <w:tc>
+          <w:tcPr>
+            <w:tcW w:type="dxa" w:w="1680"/>
+            <w:vAlign w:val="center"/>
+          </w:tcPr>
+          <w:p>
+            <w:pPr>
+              <w:spacing w:before="0" w:after="0"/>
+            </w:pPr>
+            <w:r/>
+            <w:r>
+              <w:rPr>
+                <w:rFonts w:ascii="Calibri" w:hAnsi="Calibri" w:eastAsia="Arial Unicode MS"/>
+                <w:b w:val="0"/>
+                <w:color w:val="111827"/>
+                <w:sz w:val="16"/>
+              </w:rPr>
+              <w:t>电力与电网</w:t>
+            </w:r>
+          </w:p>
+        </w:tc>
+        <w:tc>
+          <w:tcPr>
+            <w:tcW w:type="dxa" w:w="900"/>
+            <w:vAlign w:val="center"/>
+          </w:tcPr>
+          <w:p>
+            <w:pPr>
+              <w:spacing w:before="0" w:after="0"/>
+              <w:jc w:val="center"/>
+            </w:pPr>
+            <w:r/>
+            <w:r>
+              <w:rPr>
+                <w:rFonts w:ascii="Calibri" w:hAnsi="Calibri" w:eastAsia="Arial Unicode MS"/>
+                <w:b/>
+                <w:color w:val="111827"/>
+                <w:sz w:val="17"/>
+              </w:rPr>
+              <w:t>52.0</w:t>
+            </w:r>
+          </w:p>
+        </w:tc>
+        <w:tc>
+          <w:tcPr>
+            <w:tcW w:type="dxa" w:w="1500"/>
+            <w:vAlign w:val="center"/>
+          </w:tcPr>
+          <w:p>
+            <w:pPr>
+              <w:spacing w:before="0" w:after="0"/>
+              <w:jc w:val="center"/>
+            </w:pPr>
+            <w:r/>
+            <w:r>
+              <w:rPr>
+                <w:rFonts w:ascii="Calibri" w:hAnsi="Calibri" w:eastAsia="Arial Unicode MS"/>
+                <w:b w:val="0"/>
+                <w:color w:val="111827"/>
+                <w:sz w:val="16"/>
+              </w:rPr>
+              <w:t>风险 1</w:t>
+            </w:r>
+          </w:p>
+        </w:tc>
+      </w:tr>
+      <w:tr>
+        <w:tc>
+          <w:tcPr>
+            <w:tcW w:type="dxa" w:w="3720"/>
+            <w:vAlign w:val="center"/>
+          </w:tcPr>
+          <w:p>
+            <w:pPr>
+              <w:spacing w:before="0" w:after="0"/>
+            </w:pPr>
+            <w:r/>
+            <w:r>
+              <w:rPr>
+                <w:rFonts w:ascii="Calibri" w:hAnsi="Calibri" w:eastAsia="Arial Unicode MS"/>
+                <w:b w:val="0"/>
+                <w:color w:val="111827"/>
+                <w:sz w:val="17"/>
+              </w:rPr>
+              <w:t>AI基础设施工作日期 2026-07-20</w:t>
+            </w:r>
+          </w:p>
+        </w:tc>
+        <w:tc>
+          <w:tcPr>
+            <w:tcW w:type="dxa" w:w="1560"/>
+            <w:vAlign w:val="center"/>
+          </w:tcPr>
+          <w:p>
+            <w:pPr>
+              <w:spacing w:before="0" w:after="0"/>
+            </w:pPr>
+            <w:r/>
+            <w:r>
+              <w:rPr>
+                <w:rFonts w:ascii="Calibri" w:hAnsi="Calibri" w:eastAsia="Arial Unicode MS"/>
+                <w:b w:val="0"/>
+                <w:color w:val="111827"/>
+                <w:sz w:val="16"/>
+              </w:rPr>
+              <w:t>未识别</w:t>
+            </w:r>
+          </w:p>
+        </w:tc>
+        <w:tc>
+          <w:tcPr>
+            <w:tcW w:type="dxa" w:w="1680"/>
+            <w:vAlign w:val="center"/>
+          </w:tcPr>
+          <w:p>
+            <w:pPr>
+              <w:spacing w:before="0" w:after="0"/>
+            </w:pPr>
+            <w:r/>
+            <w:r>
+              <w:rPr>
+                <w:rFonts w:ascii="Calibri" w:hAnsi="Calibri" w:eastAsia="Arial Unicode MS"/>
+                <w:b w:val="0"/>
+                <w:color w:val="111827"/>
+                <w:sz w:val="16"/>
+              </w:rPr>
+              <w:t>AI 基础设施</w:t>
+            </w:r>
+          </w:p>
+        </w:tc>
+        <w:tc>
+          <w:tcPr>
+            <w:tcW w:type="dxa" w:w="900"/>
+            <w:vAlign w:val="center"/>
+          </w:tcPr>
+          <w:p>
+            <w:pPr>
+              <w:spacing w:before="0" w:after="0"/>
+              <w:jc w:val="center"/>
+            </w:pPr>
+            <w:r/>
+            <w:r>
+              <w:rPr>
+                <w:rFonts w:ascii="Calibri" w:hAnsi="Calibri" w:eastAsia="Arial Unicode MS"/>
+                <w:b/>
+                <w:color w:val="111827"/>
+                <w:sz w:val="17"/>
+              </w:rPr>
+              <w:t>50.5</w:t>
+            </w:r>
+          </w:p>
+        </w:tc>
+        <w:tc>
+          <w:tcPr>
+            <w:tcW w:type="dxa" w:w="1500"/>
+            <w:vAlign w:val="center"/>
+          </w:tcPr>
+          <w:p>
+            <w:pPr>
+              <w:spacing w:before="0" w:after="0"/>
+              <w:jc w:val="center"/>
+            </w:pPr>
+            <w:r/>
+            <w:r>
+              <w:rPr>
+                <w:rFonts w:ascii="Calibri" w:hAnsi="Calibri" w:eastAsia="Arial Unicode MS"/>
+                <w:b w:val="0"/>
+                <w:color w:val="111827"/>
+                <w:sz w:val="16"/>
+              </w:rPr>
+              <w:t>风险 3</w:t>
+            </w:r>
+          </w:p>
+        </w:tc>
+      </w:tr>
+      <w:tr>
+        <w:tc>
+          <w:tcPr>
+            <w:tcW w:type="dxa" w:w="3720"/>
+            <w:vAlign w:val="center"/>
+          </w:tcPr>
+          <w:p>
+            <w:pPr>
+              <w:spacing w:before="0" w:after="0"/>
+            </w:pPr>
+            <w:r/>
+            <w:r>
+              <w:rPr>
+                <w:rFonts w:ascii="Calibri" w:hAnsi="Calibri" w:eastAsia="Arial Unicode MS"/>
+                <w:b w:val="0"/>
+                <w:color w:val="111827"/>
+                <w:sz w:val="17"/>
+              </w:rPr>
               <w:t>2026-07-20 — 美国更高终端利率与全球电网设备短缺对中国的双向传导：人民币约束、政策空间与A股...</w:t>
             </w:r>
           </w:p>
@@ -1540,6 +1758,224 @@
                 <w:color w:val="111827"/>
                 <w:sz w:val="17"/>
               </w:rPr>
+              <w:t>硅电锁死与再通胀：AI算力电力通胀向核心PCE的传导路径与降息周期的利率定价博弈</w:t>
+            </w:r>
+          </w:p>
+        </w:tc>
+        <w:tc>
+          <w:tcPr>
+            <w:tcW w:type="dxa" w:w="1560"/>
+            <w:vAlign w:val="center"/>
+          </w:tcPr>
+          <w:p>
+            <w:pPr>
+              <w:spacing w:before="0" w:after="0"/>
+            </w:pPr>
+            <w:r/>
+            <w:r>
+              <w:rPr>
+                <w:rFonts w:ascii="Calibri" w:hAnsi="Calibri" w:eastAsia="Arial Unicode MS"/>
+                <w:b w:val="0"/>
+                <w:color w:val="111827"/>
+                <w:sz w:val="16"/>
+              </w:rPr>
+              <w:t>未识别</w:t>
+            </w:r>
+          </w:p>
+        </w:tc>
+        <w:tc>
+          <w:tcPr>
+            <w:tcW w:type="dxa" w:w="1680"/>
+            <w:vAlign w:val="center"/>
+          </w:tcPr>
+          <w:p>
+            <w:pPr>
+              <w:spacing w:before="0" w:after="0"/>
+            </w:pPr>
+            <w:r/>
+            <w:r>
+              <w:rPr>
+                <w:rFonts w:ascii="Calibri" w:hAnsi="Calibri" w:eastAsia="Arial Unicode MS"/>
+                <w:b w:val="0"/>
+                <w:color w:val="111827"/>
+                <w:sz w:val="16"/>
+              </w:rPr>
+              <w:t>宏观通胀传导</w:t>
+            </w:r>
+          </w:p>
+        </w:tc>
+        <w:tc>
+          <w:tcPr>
+            <w:tcW w:type="dxa" w:w="900"/>
+            <w:vAlign w:val="center"/>
+          </w:tcPr>
+          <w:p>
+            <w:pPr>
+              <w:spacing w:before="0" w:after="0"/>
+              <w:jc w:val="center"/>
+            </w:pPr>
+            <w:r/>
+            <w:r>
+              <w:rPr>
+                <w:rFonts w:ascii="Calibri" w:hAnsi="Calibri" w:eastAsia="Arial Unicode MS"/>
+                <w:b/>
+                <w:color w:val="111827"/>
+                <w:sz w:val="17"/>
+              </w:rPr>
+              <w:t>49.6</w:t>
+            </w:r>
+          </w:p>
+        </w:tc>
+        <w:tc>
+          <w:tcPr>
+            <w:tcW w:type="dxa" w:w="1500"/>
+            <w:vAlign w:val="center"/>
+          </w:tcPr>
+          <w:p>
+            <w:pPr>
+              <w:spacing w:before="0" w:after="0"/>
+              <w:jc w:val="center"/>
+            </w:pPr>
+            <w:r/>
+            <w:r>
+              <w:rPr>
+                <w:rFonts w:ascii="Calibri" w:hAnsi="Calibri" w:eastAsia="Arial Unicode MS"/>
+                <w:b w:val="0"/>
+                <w:color w:val="111827"/>
+                <w:sz w:val="16"/>
+              </w:rPr>
+              <w:t>风险 1</w:t>
+            </w:r>
+          </w:p>
+        </w:tc>
+      </w:tr>
+      <w:tr>
+        <w:tc>
+          <w:tcPr>
+            <w:tcW w:type="dxa" w:w="3720"/>
+            <w:vAlign w:val="center"/>
+          </w:tcPr>
+          <w:p>
+            <w:pPr>
+              <w:spacing w:before="0" w:after="0"/>
+            </w:pPr>
+            <w:r/>
+            <w:r>
+              <w:rPr>
+                <w:rFonts w:ascii="Calibri" w:hAnsi="Calibri" w:eastAsia="Arial Unicode MS"/>
+                <w:b w:val="0"/>
+                <w:color w:val="111827"/>
+                <w:sz w:val="17"/>
+              </w:rPr>
+              <w:t>AI 产业动态追踪报告 (AI Industry Tracker)</w:t>
+            </w:r>
+          </w:p>
+        </w:tc>
+        <w:tc>
+          <w:tcPr>
+            <w:tcW w:type="dxa" w:w="1560"/>
+            <w:vAlign w:val="center"/>
+          </w:tcPr>
+          <w:p>
+            <w:pPr>
+              <w:spacing w:before="0" w:after="0"/>
+            </w:pPr>
+            <w:r/>
+            <w:r>
+              <w:rPr>
+                <w:rFonts w:ascii="Calibri" w:hAnsi="Calibri" w:eastAsia="Arial Unicode MS"/>
+                <w:b w:val="0"/>
+                <w:color w:val="111827"/>
+                <w:sz w:val="16"/>
+              </w:rPr>
+              <w:t>未识别</w:t>
+            </w:r>
+          </w:p>
+        </w:tc>
+        <w:tc>
+          <w:tcPr>
+            <w:tcW w:type="dxa" w:w="1680"/>
+            <w:vAlign w:val="center"/>
+          </w:tcPr>
+          <w:p>
+            <w:pPr>
+              <w:spacing w:before="0" w:after="0"/>
+            </w:pPr>
+            <w:r/>
+            <w:r>
+              <w:rPr>
+                <w:rFonts w:ascii="Calibri" w:hAnsi="Calibri" w:eastAsia="Arial Unicode MS"/>
+                <w:b w:val="0"/>
+                <w:color w:val="111827"/>
+                <w:sz w:val="16"/>
+              </w:rPr>
+              <w:t>宏观通胀传导</w:t>
+            </w:r>
+          </w:p>
+        </w:tc>
+        <w:tc>
+          <w:tcPr>
+            <w:tcW w:type="dxa" w:w="900"/>
+            <w:vAlign w:val="center"/>
+          </w:tcPr>
+          <w:p>
+            <w:pPr>
+              <w:spacing w:before="0" w:after="0"/>
+              <w:jc w:val="center"/>
+            </w:pPr>
+            <w:r/>
+            <w:r>
+              <w:rPr>
+                <w:rFonts w:ascii="Calibri" w:hAnsi="Calibri" w:eastAsia="Arial Unicode MS"/>
+                <w:b/>
+                <w:color w:val="111827"/>
+                <w:sz w:val="17"/>
+              </w:rPr>
+              <w:t>49.5</w:t>
+            </w:r>
+          </w:p>
+        </w:tc>
+        <w:tc>
+          <w:tcPr>
+            <w:tcW w:type="dxa" w:w="1500"/>
+            <w:vAlign w:val="center"/>
+          </w:tcPr>
+          <w:p>
+            <w:pPr>
+              <w:spacing w:before="0" w:after="0"/>
+              <w:jc w:val="center"/>
+            </w:pPr>
+            <w:r/>
+            <w:r>
+              <w:rPr>
+                <w:rFonts w:ascii="Calibri" w:hAnsi="Calibri" w:eastAsia="Arial Unicode MS"/>
+                <w:b w:val="0"/>
+                <w:color w:val="111827"/>
+                <w:sz w:val="16"/>
+              </w:rPr>
+              <w:t>风险 2</w:t>
+            </w:r>
+          </w:p>
+        </w:tc>
+      </w:tr>
+      <w:tr>
+        <w:tc>
+          <w:tcPr>
+            <w:tcW w:type="dxa" w:w="3720"/>
+            <w:vAlign w:val="center"/>
+          </w:tcPr>
+          <w:p>
+            <w:pPr>
+              <w:spacing w:before="0" w:after="0"/>
+            </w:pPr>
+            <w:r/>
+            <w:r>
+              <w:rPr>
+                <w:rFonts w:ascii="Calibri" w:hAnsi="Calibri" w:eastAsia="Arial Unicode MS"/>
+                <w:b w:val="0"/>
+                <w:color w:val="111827"/>
+                <w:sz w:val="17"/>
+              </w:rPr>
               <w:t>prior research notes— AI基础设施电力与信用瓶颈的宏观通胀与资本开支效应：对美国结构性通胀、...</w:t>
             </w:r>
           </w:p>
@@ -1605,6 +2041,224 @@
                 <w:sz w:val="17"/>
               </w:rPr>
               <w:t>48.6</w:t>
+            </w:r>
+          </w:p>
+        </w:tc>
+        <w:tc>
+          <w:tcPr>
+            <w:tcW w:type="dxa" w:w="1500"/>
+            <w:vAlign w:val="center"/>
+          </w:tcPr>
+          <w:p>
+            <w:pPr>
+              <w:spacing w:before="0" w:after="0"/>
+              <w:jc w:val="center"/>
+            </w:pPr>
+            <w:r/>
+            <w:r>
+              <w:rPr>
+                <w:rFonts w:ascii="Calibri" w:hAnsi="Calibri" w:eastAsia="Arial Unicode MS"/>
+                <w:b w:val="0"/>
+                <w:color w:val="111827"/>
+                <w:sz w:val="16"/>
+              </w:rPr>
+              <w:t>风险 1</w:t>
+            </w:r>
+          </w:p>
+        </w:tc>
+      </w:tr>
+      <w:tr>
+        <w:tc>
+          <w:tcPr>
+            <w:tcW w:type="dxa" w:w="3720"/>
+            <w:vAlign w:val="center"/>
+          </w:tcPr>
+          <w:p>
+            <w:pPr>
+              <w:spacing w:before="0" w:after="0"/>
+            </w:pPr>
+            <w:r/>
+            <w:r>
+              <w:rPr>
+                <w:rFonts w:ascii="Calibri" w:hAnsi="Calibri" w:eastAsia="Arial Unicode MS"/>
+                <w:b w:val="0"/>
+                <w:color w:val="111827"/>
+                <w:sz w:val="17"/>
+              </w:rPr>
+              <w:t>策略工作日期 2026-07-20</w:t>
+            </w:r>
+          </w:p>
+        </w:tc>
+        <w:tc>
+          <w:tcPr>
+            <w:tcW w:type="dxa" w:w="1560"/>
+            <w:vAlign w:val="center"/>
+          </w:tcPr>
+          <w:p>
+            <w:pPr>
+              <w:spacing w:before="0" w:after="0"/>
+            </w:pPr>
+            <w:r/>
+            <w:r>
+              <w:rPr>
+                <w:rFonts w:ascii="Calibri" w:hAnsi="Calibri" w:eastAsia="Arial Unicode MS"/>
+                <w:b w:val="0"/>
+                <w:color w:val="111827"/>
+                <w:sz w:val="16"/>
+              </w:rPr>
+              <w:t>未识别</w:t>
+            </w:r>
+          </w:p>
+        </w:tc>
+        <w:tc>
+          <w:tcPr>
+            <w:tcW w:type="dxa" w:w="1680"/>
+            <w:vAlign w:val="center"/>
+          </w:tcPr>
+          <w:p>
+            <w:pPr>
+              <w:spacing w:before="0" w:after="0"/>
+            </w:pPr>
+            <w:r/>
+            <w:r>
+              <w:rPr>
+                <w:rFonts w:ascii="Calibri" w:hAnsi="Calibri" w:eastAsia="Arial Unicode MS"/>
+                <w:b w:val="0"/>
+                <w:color w:val="111827"/>
+                <w:sz w:val="16"/>
+              </w:rPr>
+              <w:t>电力与电网</w:t>
+            </w:r>
+          </w:p>
+        </w:tc>
+        <w:tc>
+          <w:tcPr>
+            <w:tcW w:type="dxa" w:w="900"/>
+            <w:vAlign w:val="center"/>
+          </w:tcPr>
+          <w:p>
+            <w:pPr>
+              <w:spacing w:before="0" w:after="0"/>
+              <w:jc w:val="center"/>
+            </w:pPr>
+            <w:r/>
+            <w:r>
+              <w:rPr>
+                <w:rFonts w:ascii="Calibri" w:hAnsi="Calibri" w:eastAsia="Arial Unicode MS"/>
+                <w:b/>
+                <w:color w:val="111827"/>
+                <w:sz w:val="17"/>
+              </w:rPr>
+              <w:t>47.3</w:t>
+            </w:r>
+          </w:p>
+        </w:tc>
+        <w:tc>
+          <w:tcPr>
+            <w:tcW w:type="dxa" w:w="1500"/>
+            <w:vAlign w:val="center"/>
+          </w:tcPr>
+          <w:p>
+            <w:pPr>
+              <w:spacing w:before="0" w:after="0"/>
+              <w:jc w:val="center"/>
+            </w:pPr>
+            <w:r/>
+            <w:r>
+              <w:rPr>
+                <w:rFonts w:ascii="Calibri" w:hAnsi="Calibri" w:eastAsia="Arial Unicode MS"/>
+                <w:b w:val="0"/>
+                <w:color w:val="111827"/>
+                <w:sz w:val="16"/>
+              </w:rPr>
+              <w:t>风险 1</w:t>
+            </w:r>
+          </w:p>
+        </w:tc>
+      </w:tr>
+      <w:tr>
+        <w:tc>
+          <w:tcPr>
+            <w:tcW w:type="dxa" w:w="3720"/>
+            <w:vAlign w:val="center"/>
+          </w:tcPr>
+          <w:p>
+            <w:pPr>
+              <w:spacing w:before="0" w:after="0"/>
+            </w:pPr>
+            <w:r/>
+            <w:r>
+              <w:rPr>
+                <w:rFonts w:ascii="Calibri" w:hAnsi="Calibri" w:eastAsia="Arial Unicode MS"/>
+                <w:b w:val="0"/>
+                <w:color w:val="111827"/>
+                <w:sz w:val="17"/>
+              </w:rPr>
+              <w:t>research discussion Session Brief</w:t>
+            </w:r>
+          </w:p>
+        </w:tc>
+        <w:tc>
+          <w:tcPr>
+            <w:tcW w:type="dxa" w:w="1560"/>
+            <w:vAlign w:val="center"/>
+          </w:tcPr>
+          <w:p>
+            <w:pPr>
+              <w:spacing w:before="0" w:after="0"/>
+            </w:pPr>
+            <w:r/>
+            <w:r>
+              <w:rPr>
+                <w:rFonts w:ascii="Calibri" w:hAnsi="Calibri" w:eastAsia="Arial Unicode MS"/>
+                <w:b w:val="0"/>
+                <w:color w:val="111827"/>
+                <w:sz w:val="16"/>
+              </w:rPr>
+              <w:t>未识别</w:t>
+            </w:r>
+          </w:p>
+        </w:tc>
+        <w:tc>
+          <w:tcPr>
+            <w:tcW w:type="dxa" w:w="1680"/>
+            <w:vAlign w:val="center"/>
+          </w:tcPr>
+          <w:p>
+            <w:pPr>
+              <w:spacing w:before="0" w:after="0"/>
+            </w:pPr>
+            <w:r/>
+            <w:r>
+              <w:rPr>
+                <w:rFonts w:ascii="Calibri" w:hAnsi="Calibri" w:eastAsia="Arial Unicode MS"/>
+                <w:b w:val="0"/>
+                <w:color w:val="111827"/>
+                <w:sz w:val="16"/>
+              </w:rPr>
+              <w:t>AI 基础设施</w:t>
+            </w:r>
+          </w:p>
+        </w:tc>
+        <w:tc>
+          <w:tcPr>
+            <w:tcW w:type="dxa" w:w="900"/>
+            <w:vAlign w:val="center"/>
+          </w:tcPr>
+          <w:p>
+            <w:pPr>
+              <w:spacing w:before="0" w:after="0"/>
+              <w:jc w:val="center"/>
+            </w:pPr>
+            <w:r/>
+            <w:r>
+              <w:rPr>
+                <w:rFonts w:ascii="Calibri" w:hAnsi="Calibri" w:eastAsia="Arial Unicode MS"/>
+                <w:b/>
+                <w:color w:val="111827"/>
+                <w:sz w:val="17"/>
+              </w:rPr>
+              <w:t>47.0</w:t>
             </w:r>
           </w:p>
         </w:tc>
@@ -1867,6 +2521,660 @@
                 <w:color w:val="111827"/>
                 <w:sz w:val="17"/>
               </w:rPr>
+              <w:t>AI 算力电力死锁与硅-电脱耦：A股半导体估值重构与电网设备出口策略</w:t>
+            </w:r>
+          </w:p>
+        </w:tc>
+        <w:tc>
+          <w:tcPr>
+            <w:tcW w:type="dxa" w:w="1560"/>
+            <w:vAlign w:val="center"/>
+          </w:tcPr>
+          <w:p>
+            <w:pPr>
+              <w:spacing w:before="0" w:after="0"/>
+            </w:pPr>
+            <w:r/>
+            <w:r>
+              <w:rPr>
+                <w:rFonts w:ascii="Calibri" w:hAnsi="Calibri" w:eastAsia="Arial Unicode MS"/>
+                <w:b w:val="0"/>
+                <w:color w:val="111827"/>
+                <w:sz w:val="16"/>
+              </w:rPr>
+              <w:t>未识别</w:t>
+            </w:r>
+          </w:p>
+        </w:tc>
+        <w:tc>
+          <w:tcPr>
+            <w:tcW w:type="dxa" w:w="1680"/>
+            <w:vAlign w:val="center"/>
+          </w:tcPr>
+          <w:p>
+            <w:pPr>
+              <w:spacing w:before="0" w:after="0"/>
+            </w:pPr>
+            <w:r/>
+            <w:r>
+              <w:rPr>
+                <w:rFonts w:ascii="Calibri" w:hAnsi="Calibri" w:eastAsia="Arial Unicode MS"/>
+                <w:b w:val="0"/>
+                <w:color w:val="111827"/>
+                <w:sz w:val="16"/>
+              </w:rPr>
+              <w:t>AI 基础设施</w:t>
+            </w:r>
+          </w:p>
+        </w:tc>
+        <w:tc>
+          <w:tcPr>
+            <w:tcW w:type="dxa" w:w="900"/>
+            <w:vAlign w:val="center"/>
+          </w:tcPr>
+          <w:p>
+            <w:pPr>
+              <w:spacing w:before="0" w:after="0"/>
+              <w:jc w:val="center"/>
+            </w:pPr>
+            <w:r/>
+            <w:r>
+              <w:rPr>
+                <w:rFonts w:ascii="Calibri" w:hAnsi="Calibri" w:eastAsia="Arial Unicode MS"/>
+                <w:b/>
+                <w:color w:val="111827"/>
+                <w:sz w:val="17"/>
+              </w:rPr>
+              <w:t>46.0</w:t>
+            </w:r>
+          </w:p>
+        </w:tc>
+        <w:tc>
+          <w:tcPr>
+            <w:tcW w:type="dxa" w:w="1500"/>
+            <w:vAlign w:val="center"/>
+          </w:tcPr>
+          <w:p>
+            <w:pPr>
+              <w:spacing w:before="0" w:after="0"/>
+              <w:jc w:val="center"/>
+            </w:pPr>
+            <w:r/>
+            <w:r>
+              <w:rPr>
+                <w:rFonts w:ascii="Calibri" w:hAnsi="Calibri" w:eastAsia="Arial Unicode MS"/>
+                <w:b w:val="0"/>
+                <w:color w:val="111827"/>
+                <w:sz w:val="16"/>
+              </w:rPr>
+              <w:t>常规</w:t>
+            </w:r>
+          </w:p>
+        </w:tc>
+      </w:tr>
+      <w:tr>
+        <w:tc>
+          <w:tcPr>
+            <w:tcW w:type="dxa" w:w="3720"/>
+            <w:vAlign w:val="center"/>
+          </w:tcPr>
+          <w:p>
+            <w:pPr>
+              <w:spacing w:before="0" w:after="0"/>
+            </w:pPr>
+            <w:r/>
+            <w:r>
+              <w:rPr>
+                <w:rFonts w:ascii="Calibri" w:hAnsi="Calibri" w:eastAsia="Arial Unicode MS"/>
+                <w:b w:val="0"/>
+                <w:color w:val="111827"/>
+                <w:sz w:val="17"/>
+              </w:rPr>
+              <w:t>半导体工作日期 2026-07-20</w:t>
+            </w:r>
+          </w:p>
+        </w:tc>
+        <w:tc>
+          <w:tcPr>
+            <w:tcW w:type="dxa" w:w="1560"/>
+            <w:vAlign w:val="center"/>
+          </w:tcPr>
+          <w:p>
+            <w:pPr>
+              <w:spacing w:before="0" w:after="0"/>
+            </w:pPr>
+            <w:r/>
+            <w:r>
+              <w:rPr>
+                <w:rFonts w:ascii="Calibri" w:hAnsi="Calibri" w:eastAsia="Arial Unicode MS"/>
+                <w:b w:val="0"/>
+                <w:color w:val="111827"/>
+                <w:sz w:val="16"/>
+              </w:rPr>
+              <w:t>未识别</w:t>
+            </w:r>
+          </w:p>
+        </w:tc>
+        <w:tc>
+          <w:tcPr>
+            <w:tcW w:type="dxa" w:w="1680"/>
+            <w:vAlign w:val="center"/>
+          </w:tcPr>
+          <w:p>
+            <w:pPr>
+              <w:spacing w:before="0" w:after="0"/>
+            </w:pPr>
+            <w:r/>
+            <w:r>
+              <w:rPr>
+                <w:rFonts w:ascii="Calibri" w:hAnsi="Calibri" w:eastAsia="Arial Unicode MS"/>
+                <w:b w:val="0"/>
+                <w:color w:val="111827"/>
+                <w:sz w:val="16"/>
+              </w:rPr>
+              <w:t>宏观通胀传导</w:t>
+            </w:r>
+          </w:p>
+        </w:tc>
+        <w:tc>
+          <w:tcPr>
+            <w:tcW w:type="dxa" w:w="900"/>
+            <w:vAlign w:val="center"/>
+          </w:tcPr>
+          <w:p>
+            <w:pPr>
+              <w:spacing w:before="0" w:after="0"/>
+              <w:jc w:val="center"/>
+            </w:pPr>
+            <w:r/>
+            <w:r>
+              <w:rPr>
+                <w:rFonts w:ascii="Calibri" w:hAnsi="Calibri" w:eastAsia="Arial Unicode MS"/>
+                <w:b/>
+                <w:color w:val="111827"/>
+                <w:sz w:val="17"/>
+              </w:rPr>
+              <w:t>45.4</w:t>
+            </w:r>
+          </w:p>
+        </w:tc>
+        <w:tc>
+          <w:tcPr>
+            <w:tcW w:type="dxa" w:w="1500"/>
+            <w:vAlign w:val="center"/>
+          </w:tcPr>
+          <w:p>
+            <w:pPr>
+              <w:spacing w:before="0" w:after="0"/>
+              <w:jc w:val="center"/>
+            </w:pPr>
+            <w:r/>
+            <w:r>
+              <w:rPr>
+                <w:rFonts w:ascii="Calibri" w:hAnsi="Calibri" w:eastAsia="Arial Unicode MS"/>
+                <w:b w:val="0"/>
+                <w:color w:val="111827"/>
+                <w:sz w:val="16"/>
+              </w:rPr>
+              <w:t>风险 1</w:t>
+            </w:r>
+          </w:p>
+        </w:tc>
+      </w:tr>
+      <w:tr>
+        <w:tc>
+          <w:tcPr>
+            <w:tcW w:type="dxa" w:w="3720"/>
+            <w:vAlign w:val="center"/>
+          </w:tcPr>
+          <w:p>
+            <w:pPr>
+              <w:spacing w:before="0" w:after="0"/>
+            </w:pPr>
+            <w:r/>
+            <w:r>
+              <w:rPr>
+                <w:rFonts w:ascii="Calibri" w:hAnsi="Calibri" w:eastAsia="Arial Unicode MS"/>
+                <w:b w:val="0"/>
+                <w:color w:val="111827"/>
+                <w:sz w:val="17"/>
+              </w:rPr>
+              <w:t>2026-07-20 — 全球宏观研究记录：7月FOMC降息检验</w:t>
+            </w:r>
+          </w:p>
+        </w:tc>
+        <w:tc>
+          <w:tcPr>
+            <w:tcW w:type="dxa" w:w="1560"/>
+            <w:vAlign w:val="center"/>
+          </w:tcPr>
+          <w:p>
+            <w:pPr>
+              <w:spacing w:before="0" w:after="0"/>
+            </w:pPr>
+            <w:r/>
+            <w:r>
+              <w:rPr>
+                <w:rFonts w:ascii="Calibri" w:hAnsi="Calibri" w:eastAsia="Arial Unicode MS"/>
+                <w:b w:val="0"/>
+                <w:color w:val="111827"/>
+                <w:sz w:val="16"/>
+              </w:rPr>
+              <w:t>未识别</w:t>
+            </w:r>
+          </w:p>
+        </w:tc>
+        <w:tc>
+          <w:tcPr>
+            <w:tcW w:type="dxa" w:w="1680"/>
+            <w:vAlign w:val="center"/>
+          </w:tcPr>
+          <w:p>
+            <w:pPr>
+              <w:spacing w:before="0" w:after="0"/>
+            </w:pPr>
+            <w:r/>
+            <w:r>
+              <w:rPr>
+                <w:rFonts w:ascii="Calibri" w:hAnsi="Calibri" w:eastAsia="Arial Unicode MS"/>
+                <w:b w:val="0"/>
+                <w:color w:val="111827"/>
+                <w:sz w:val="16"/>
+              </w:rPr>
+              <w:t>宏观通胀传导</w:t>
+            </w:r>
+          </w:p>
+        </w:tc>
+        <w:tc>
+          <w:tcPr>
+            <w:tcW w:type="dxa" w:w="900"/>
+            <w:vAlign w:val="center"/>
+          </w:tcPr>
+          <w:p>
+            <w:pPr>
+              <w:spacing w:before="0" w:after="0"/>
+              <w:jc w:val="center"/>
+            </w:pPr>
+            <w:r/>
+            <w:r>
+              <w:rPr>
+                <w:rFonts w:ascii="Calibri" w:hAnsi="Calibri" w:eastAsia="Arial Unicode MS"/>
+                <w:b/>
+                <w:color w:val="111827"/>
+                <w:sz w:val="17"/>
+              </w:rPr>
+              <w:t>45.3</w:t>
+            </w:r>
+          </w:p>
+        </w:tc>
+        <w:tc>
+          <w:tcPr>
+            <w:tcW w:type="dxa" w:w="1500"/>
+            <w:vAlign w:val="center"/>
+          </w:tcPr>
+          <w:p>
+            <w:pPr>
+              <w:spacing w:before="0" w:after="0"/>
+              <w:jc w:val="center"/>
+            </w:pPr>
+            <w:r/>
+            <w:r>
+              <w:rPr>
+                <w:rFonts w:ascii="Calibri" w:hAnsi="Calibri" w:eastAsia="Arial Unicode MS"/>
+                <w:b w:val="0"/>
+                <w:color w:val="111827"/>
+                <w:sz w:val="16"/>
+              </w:rPr>
+              <w:t>风险 1</w:t>
+            </w:r>
+          </w:p>
+        </w:tc>
+      </w:tr>
+      <w:tr>
+        <w:tc>
+          <w:tcPr>
+            <w:tcW w:type="dxa" w:w="3720"/>
+            <w:vAlign w:val="center"/>
+          </w:tcPr>
+          <w:p>
+            <w:pPr>
+              <w:spacing w:before="0" w:after="0"/>
+            </w:pPr>
+            <w:r/>
+            <w:r>
+              <w:rPr>
+                <w:rFonts w:ascii="Calibri" w:hAnsi="Calibri" w:eastAsia="Arial Unicode MS"/>
+                <w:b w:val="0"/>
+                <w:color w:val="111827"/>
+                <w:sz w:val="17"/>
+              </w:rPr>
+              <w:t>公用事业分析工作日期 2026-07-20</w:t>
+            </w:r>
+          </w:p>
+        </w:tc>
+        <w:tc>
+          <w:tcPr>
+            <w:tcW w:type="dxa" w:w="1560"/>
+            <w:vAlign w:val="center"/>
+          </w:tcPr>
+          <w:p>
+            <w:pPr>
+              <w:spacing w:before="0" w:after="0"/>
+            </w:pPr>
+            <w:r/>
+            <w:r>
+              <w:rPr>
+                <w:rFonts w:ascii="Calibri" w:hAnsi="Calibri" w:eastAsia="Arial Unicode MS"/>
+                <w:b w:val="0"/>
+                <w:color w:val="111827"/>
+                <w:sz w:val="16"/>
+              </w:rPr>
+              <w:t>未识别</w:t>
+            </w:r>
+          </w:p>
+        </w:tc>
+        <w:tc>
+          <w:tcPr>
+            <w:tcW w:type="dxa" w:w="1680"/>
+            <w:vAlign w:val="center"/>
+          </w:tcPr>
+          <w:p>
+            <w:pPr>
+              <w:spacing w:before="0" w:after="0"/>
+            </w:pPr>
+            <w:r/>
+            <w:r>
+              <w:rPr>
+                <w:rFonts w:ascii="Calibri" w:hAnsi="Calibri" w:eastAsia="Arial Unicode MS"/>
+                <w:b w:val="0"/>
+                <w:color w:val="111827"/>
+                <w:sz w:val="16"/>
+              </w:rPr>
+              <w:t>电力与电网</w:t>
+            </w:r>
+          </w:p>
+        </w:tc>
+        <w:tc>
+          <w:tcPr>
+            <w:tcW w:type="dxa" w:w="900"/>
+            <w:vAlign w:val="center"/>
+          </w:tcPr>
+          <w:p>
+            <w:pPr>
+              <w:spacing w:before="0" w:after="0"/>
+              <w:jc w:val="center"/>
+            </w:pPr>
+            <w:r/>
+            <w:r>
+              <w:rPr>
+                <w:rFonts w:ascii="Calibri" w:hAnsi="Calibri" w:eastAsia="Arial Unicode MS"/>
+                <w:b/>
+                <w:color w:val="111827"/>
+                <w:sz w:val="17"/>
+              </w:rPr>
+              <w:t>45.2</w:t>
+            </w:r>
+          </w:p>
+        </w:tc>
+        <w:tc>
+          <w:tcPr>
+            <w:tcW w:type="dxa" w:w="1500"/>
+            <w:vAlign w:val="center"/>
+          </w:tcPr>
+          <w:p>
+            <w:pPr>
+              <w:spacing w:before="0" w:after="0"/>
+              <w:jc w:val="center"/>
+            </w:pPr>
+            <w:r/>
+            <w:r>
+              <w:rPr>
+                <w:rFonts w:ascii="Calibri" w:hAnsi="Calibri" w:eastAsia="Arial Unicode MS"/>
+                <w:b w:val="0"/>
+                <w:color w:val="111827"/>
+                <w:sz w:val="16"/>
+              </w:rPr>
+              <w:t>常规</w:t>
+            </w:r>
+          </w:p>
+        </w:tc>
+      </w:tr>
+      <w:tr>
+        <w:tc>
+          <w:tcPr>
+            <w:tcW w:type="dxa" w:w="3720"/>
+            <w:vAlign w:val="center"/>
+          </w:tcPr>
+          <w:p>
+            <w:pPr>
+              <w:spacing w:before="0" w:after="0"/>
+            </w:pPr>
+            <w:r/>
+            <w:r>
+              <w:rPr>
+                <w:rFonts w:ascii="Calibri" w:hAnsi="Calibri" w:eastAsia="Arial Unicode MS"/>
+                <w:b w:val="0"/>
+                <w:color w:val="111827"/>
+                <w:sz w:val="17"/>
+              </w:rPr>
+              <w:t>2026-07-20 半导体研究记录 02：先进封装良率压力、国内 Fab 毛利率与设备验证速度</w:t>
+            </w:r>
+          </w:p>
+        </w:tc>
+        <w:tc>
+          <w:tcPr>
+            <w:tcW w:type="dxa" w:w="1560"/>
+            <w:vAlign w:val="center"/>
+          </w:tcPr>
+          <w:p>
+            <w:pPr>
+              <w:spacing w:before="0" w:after="0"/>
+            </w:pPr>
+            <w:r/>
+            <w:r>
+              <w:rPr>
+                <w:rFonts w:ascii="Calibri" w:hAnsi="Calibri" w:eastAsia="Arial Unicode MS"/>
+                <w:b w:val="0"/>
+                <w:color w:val="111827"/>
+                <w:sz w:val="16"/>
+              </w:rPr>
+              <w:t>未识别</w:t>
+            </w:r>
+          </w:p>
+        </w:tc>
+        <w:tc>
+          <w:tcPr>
+            <w:tcW w:type="dxa" w:w="1680"/>
+            <w:vAlign w:val="center"/>
+          </w:tcPr>
+          <w:p>
+            <w:pPr>
+              <w:spacing w:before="0" w:after="0"/>
+            </w:pPr>
+            <w:r/>
+            <w:r>
+              <w:rPr>
+                <w:rFonts w:ascii="Calibri" w:hAnsi="Calibri" w:eastAsia="Arial Unicode MS"/>
+                <w:b w:val="0"/>
+                <w:color w:val="111827"/>
+                <w:sz w:val="16"/>
+              </w:rPr>
+              <w:t>半导体与存储</w:t>
+            </w:r>
+          </w:p>
+        </w:tc>
+        <w:tc>
+          <w:tcPr>
+            <w:tcW w:type="dxa" w:w="900"/>
+            <w:vAlign w:val="center"/>
+          </w:tcPr>
+          <w:p>
+            <w:pPr>
+              <w:spacing w:before="0" w:after="0"/>
+              <w:jc w:val="center"/>
+            </w:pPr>
+            <w:r/>
+            <w:r>
+              <w:rPr>
+                <w:rFonts w:ascii="Calibri" w:hAnsi="Calibri" w:eastAsia="Arial Unicode MS"/>
+                <w:b/>
+                <w:color w:val="111827"/>
+                <w:sz w:val="17"/>
+              </w:rPr>
+              <w:t>45.1</w:t>
+            </w:r>
+          </w:p>
+        </w:tc>
+        <w:tc>
+          <w:tcPr>
+            <w:tcW w:type="dxa" w:w="1500"/>
+            <w:vAlign w:val="center"/>
+          </w:tcPr>
+          <w:p>
+            <w:pPr>
+              <w:spacing w:before="0" w:after="0"/>
+              <w:jc w:val="center"/>
+            </w:pPr>
+            <w:r/>
+            <w:r>
+              <w:rPr>
+                <w:rFonts w:ascii="Calibri" w:hAnsi="Calibri" w:eastAsia="Arial Unicode MS"/>
+                <w:b w:val="0"/>
+                <w:color w:val="111827"/>
+                <w:sz w:val="16"/>
+              </w:rPr>
+              <w:t>风险 1</w:t>
+            </w:r>
+          </w:p>
+        </w:tc>
+      </w:tr>
+      <w:tr>
+        <w:tc>
+          <w:tcPr>
+            <w:tcW w:type="dxa" w:w="3720"/>
+            <w:vAlign w:val="center"/>
+          </w:tcPr>
+          <w:p>
+            <w:pPr>
+              <w:spacing w:before="0" w:after="0"/>
+            </w:pPr>
+            <w:r/>
+            <w:r>
+              <w:rPr>
+                <w:rFonts w:ascii="Calibri" w:hAnsi="Calibri" w:eastAsia="Arial Unicode MS"/>
+                <w:b w:val="0"/>
+                <w:color w:val="111827"/>
+                <w:sz w:val="17"/>
+              </w:rPr>
+              <w:t>A股市场结构压力测试：AI电力交付重配下的流动性与交易拥挤约束</w:t>
+            </w:r>
+          </w:p>
+        </w:tc>
+        <w:tc>
+          <w:tcPr>
+            <w:tcW w:type="dxa" w:w="1560"/>
+            <w:vAlign w:val="center"/>
+          </w:tcPr>
+          <w:p>
+            <w:pPr>
+              <w:spacing w:before="0" w:after="0"/>
+            </w:pPr>
+            <w:r/>
+            <w:r>
+              <w:rPr>
+                <w:rFonts w:ascii="Calibri" w:hAnsi="Calibri" w:eastAsia="Arial Unicode MS"/>
+                <w:b w:val="0"/>
+                <w:color w:val="111827"/>
+                <w:sz w:val="16"/>
+              </w:rPr>
+              <w:t>未识别</w:t>
+            </w:r>
+          </w:p>
+        </w:tc>
+        <w:tc>
+          <w:tcPr>
+            <w:tcW w:type="dxa" w:w="1680"/>
+            <w:vAlign w:val="center"/>
+          </w:tcPr>
+          <w:p>
+            <w:pPr>
+              <w:spacing w:before="0" w:after="0"/>
+            </w:pPr>
+            <w:r/>
+            <w:r>
+              <w:rPr>
+                <w:rFonts w:ascii="Calibri" w:hAnsi="Calibri" w:eastAsia="Arial Unicode MS"/>
+                <w:b w:val="0"/>
+                <w:color w:val="111827"/>
+                <w:sz w:val="16"/>
+              </w:rPr>
+              <w:t>宏观通胀传导</w:t>
+            </w:r>
+          </w:p>
+        </w:tc>
+        <w:tc>
+          <w:tcPr>
+            <w:tcW w:type="dxa" w:w="900"/>
+            <w:vAlign w:val="center"/>
+          </w:tcPr>
+          <w:p>
+            <w:pPr>
+              <w:spacing w:before="0" w:after="0"/>
+              <w:jc w:val="center"/>
+            </w:pPr>
+            <w:r/>
+            <w:r>
+              <w:rPr>
+                <w:rFonts w:ascii="Calibri" w:hAnsi="Calibri" w:eastAsia="Arial Unicode MS"/>
+                <w:b/>
+                <w:color w:val="111827"/>
+                <w:sz w:val="17"/>
+              </w:rPr>
+              <w:t>44.8</w:t>
+            </w:r>
+          </w:p>
+        </w:tc>
+        <w:tc>
+          <w:tcPr>
+            <w:tcW w:type="dxa" w:w="1500"/>
+            <w:vAlign w:val="center"/>
+          </w:tcPr>
+          <w:p>
+            <w:pPr>
+              <w:spacing w:before="0" w:after="0"/>
+              <w:jc w:val="center"/>
+            </w:pPr>
+            <w:r/>
+            <w:r>
+              <w:rPr>
+                <w:rFonts w:ascii="Calibri" w:hAnsi="Calibri" w:eastAsia="Arial Unicode MS"/>
+                <w:b w:val="0"/>
+                <w:color w:val="111827"/>
+                <w:sz w:val="16"/>
+              </w:rPr>
+              <w:t>风险 2</w:t>
+            </w:r>
+          </w:p>
+        </w:tc>
+      </w:tr>
+      <w:tr>
+        <w:tc>
+          <w:tcPr>
+            <w:tcW w:type="dxa" w:w="3720"/>
+            <w:vAlign w:val="center"/>
+          </w:tcPr>
+          <w:p>
+            <w:pPr>
+              <w:spacing w:before="0" w:after="0"/>
+            </w:pPr>
+            <w:r/>
+            <w:r>
+              <w:rPr>
+                <w:rFonts w:ascii="Calibri" w:hAnsi="Calibri" w:eastAsia="Arial Unicode MS"/>
+                <w:b w:val="0"/>
+                <w:color w:val="111827"/>
+                <w:sz w:val="17"/>
+              </w:rPr>
               <w:t>2026-07-20 压力测试：PJM 数据中心容量成本、零售传导与大负荷电价机制</w:t>
             </w:r>
           </w:p>
@@ -1976,334 +3284,7 @@
                 <w:color w:val="111827"/>
                 <w:sz w:val="17"/>
               </w:rPr>
-              <w:t>2026年7月20日 — 压力测试：电力缺口能否支撑超大规模厂商扩容？电网重定价是否真的削弱了公用事...</w:t>
-            </w:r>
-          </w:p>
-        </w:tc>
-        <w:tc>
-          <w:tcPr>
-            <w:tcW w:type="dxa" w:w="1560"/>
-            <w:vAlign w:val="center"/>
-          </w:tcPr>
-          <w:p>
-            <w:pPr>
-              <w:spacing w:before="0" w:after="0"/>
-            </w:pPr>
-            <w:r/>
-            <w:r>
-              <w:rPr>
-                <w:rFonts w:ascii="Calibri" w:hAnsi="Calibri" w:eastAsia="Arial Unicode MS"/>
-                <w:b w:val="0"/>
-                <w:color w:val="111827"/>
-                <w:sz w:val="16"/>
-              </w:rPr>
-              <w:t>未识别</w:t>
-            </w:r>
-          </w:p>
-        </w:tc>
-        <w:tc>
-          <w:tcPr>
-            <w:tcW w:type="dxa" w:w="1680"/>
-            <w:vAlign w:val="center"/>
-          </w:tcPr>
-          <w:p>
-            <w:pPr>
-              <w:spacing w:before="0" w:after="0"/>
-            </w:pPr>
-            <w:r/>
-            <w:r>
-              <w:rPr>
-                <w:rFonts w:ascii="Calibri" w:hAnsi="Calibri" w:eastAsia="Arial Unicode MS"/>
-                <w:b w:val="0"/>
-                <w:color w:val="111827"/>
-                <w:sz w:val="16"/>
-              </w:rPr>
-              <w:t>电力与电网</w:t>
-            </w:r>
-          </w:p>
-        </w:tc>
-        <w:tc>
-          <w:tcPr>
-            <w:tcW w:type="dxa" w:w="900"/>
-            <w:vAlign w:val="center"/>
-          </w:tcPr>
-          <w:p>
-            <w:pPr>
-              <w:spacing w:before="0" w:after="0"/>
-              <w:jc w:val="center"/>
-            </w:pPr>
-            <w:r/>
-            <w:r>
-              <w:rPr>
-                <w:rFonts w:ascii="Calibri" w:hAnsi="Calibri" w:eastAsia="Arial Unicode MS"/>
-                <w:b/>
-                <w:color w:val="111827"/>
-                <w:sz w:val="17"/>
-              </w:rPr>
-              <w:t>43.4</w:t>
-            </w:r>
-          </w:p>
-        </w:tc>
-        <w:tc>
-          <w:tcPr>
-            <w:tcW w:type="dxa" w:w="1500"/>
-            <w:vAlign w:val="center"/>
-          </w:tcPr>
-          <w:p>
-            <w:pPr>
-              <w:spacing w:before="0" w:after="0"/>
-              <w:jc w:val="center"/>
-            </w:pPr>
-            <w:r/>
-            <w:r>
-              <w:rPr>
-                <w:rFonts w:ascii="Calibri" w:hAnsi="Calibri" w:eastAsia="Arial Unicode MS"/>
-                <w:b w:val="0"/>
-                <w:color w:val="111827"/>
-                <w:sz w:val="16"/>
-              </w:rPr>
-              <w:t>风险 1</w:t>
-            </w:r>
-          </w:p>
-        </w:tc>
-      </w:tr>
-      <w:tr>
-        <w:tc>
-          <w:tcPr>
-            <w:tcW w:type="dxa" w:w="3720"/>
-            <w:vAlign w:val="center"/>
-          </w:tcPr>
-          <w:p>
-            <w:pPr>
-              <w:spacing w:before="0" w:after="0"/>
-            </w:pPr>
-            <w:r/>
-            <w:r>
-              <w:rPr>
-                <w:rFonts w:ascii="Calibri" w:hAnsi="Calibri" w:eastAsia="Arial Unicode MS"/>
-                <w:b w:val="0"/>
-                <w:color w:val="111827"/>
-                <w:sz w:val="17"/>
-              </w:rPr>
-              <w:t>2026-07-20 压力测试：AI 数据中心滑期、美国固定投资与 CPI 能源服务</w:t>
-            </w:r>
-          </w:p>
-        </w:tc>
-        <w:tc>
-          <w:tcPr>
-            <w:tcW w:type="dxa" w:w="1560"/>
-            <w:vAlign w:val="center"/>
-          </w:tcPr>
-          <w:p>
-            <w:pPr>
-              <w:spacing w:before="0" w:after="0"/>
-            </w:pPr>
-            <w:r/>
-            <w:r>
-              <w:rPr>
-                <w:rFonts w:ascii="Calibri" w:hAnsi="Calibri" w:eastAsia="Arial Unicode MS"/>
-                <w:b w:val="0"/>
-                <w:color w:val="111827"/>
-                <w:sz w:val="16"/>
-              </w:rPr>
-              <w:t>未识别</w:t>
-            </w:r>
-          </w:p>
-        </w:tc>
-        <w:tc>
-          <w:tcPr>
-            <w:tcW w:type="dxa" w:w="1680"/>
-            <w:vAlign w:val="center"/>
-          </w:tcPr>
-          <w:p>
-            <w:pPr>
-              <w:spacing w:before="0" w:after="0"/>
-            </w:pPr>
-            <w:r/>
-            <w:r>
-              <w:rPr>
-                <w:rFonts w:ascii="Calibri" w:hAnsi="Calibri" w:eastAsia="Arial Unicode MS"/>
-                <w:b w:val="0"/>
-                <w:color w:val="111827"/>
-                <w:sz w:val="16"/>
-              </w:rPr>
-              <w:t>宏观通胀传导</w:t>
-            </w:r>
-          </w:p>
-        </w:tc>
-        <w:tc>
-          <w:tcPr>
-            <w:tcW w:type="dxa" w:w="900"/>
-            <w:vAlign w:val="center"/>
-          </w:tcPr>
-          <w:p>
-            <w:pPr>
-              <w:spacing w:before="0" w:after="0"/>
-              <w:jc w:val="center"/>
-            </w:pPr>
-            <w:r/>
-            <w:r>
-              <w:rPr>
-                <w:rFonts w:ascii="Calibri" w:hAnsi="Calibri" w:eastAsia="Arial Unicode MS"/>
-                <w:b/>
-                <w:color w:val="111827"/>
-                <w:sz w:val="17"/>
-              </w:rPr>
-              <w:t>42.5</w:t>
-            </w:r>
-          </w:p>
-        </w:tc>
-        <w:tc>
-          <w:tcPr>
-            <w:tcW w:type="dxa" w:w="1500"/>
-            <w:vAlign w:val="center"/>
-          </w:tcPr>
-          <w:p>
-            <w:pPr>
-              <w:spacing w:before="0" w:after="0"/>
-              <w:jc w:val="center"/>
-            </w:pPr>
-            <w:r/>
-            <w:r>
-              <w:rPr>
-                <w:rFonts w:ascii="Calibri" w:hAnsi="Calibri" w:eastAsia="Arial Unicode MS"/>
-                <w:b w:val="0"/>
-                <w:color w:val="111827"/>
-                <w:sz w:val="16"/>
-              </w:rPr>
-              <w:t>风险 1</w:t>
-            </w:r>
-          </w:p>
-        </w:tc>
-      </w:tr>
-      <w:tr>
-        <w:tc>
-          <w:tcPr>
-            <w:tcW w:type="dxa" w:w="3720"/>
-            <w:vAlign w:val="center"/>
-          </w:tcPr>
-          <w:p>
-            <w:pPr>
-              <w:spacing w:before="0" w:after="0"/>
-            </w:pPr>
-            <w:r/>
-            <w:r>
-              <w:rPr>
-                <w:rFonts w:ascii="Calibri" w:hAnsi="Calibri" w:eastAsia="Arial Unicode MS"/>
-                <w:b w:val="0"/>
-                <w:color w:val="111827"/>
-                <w:sz w:val="17"/>
-              </w:rPr>
-              <w:t>半导体行业分析报告：去杠杆周期下国产替代产能验证、叠层良率挤压与组合压力测试</w:t>
-            </w:r>
-          </w:p>
-        </w:tc>
-        <w:tc>
-          <w:tcPr>
-            <w:tcW w:type="dxa" w:w="1560"/>
-            <w:vAlign w:val="center"/>
-          </w:tcPr>
-          <w:p>
-            <w:pPr>
-              <w:spacing w:before="0" w:after="0"/>
-            </w:pPr>
-            <w:r/>
-            <w:r>
-              <w:rPr>
-                <w:rFonts w:ascii="Calibri" w:hAnsi="Calibri" w:eastAsia="Arial Unicode MS"/>
-                <w:b w:val="0"/>
-                <w:color w:val="111827"/>
-                <w:sz w:val="16"/>
-              </w:rPr>
-              <w:t>未识别</w:t>
-            </w:r>
-          </w:p>
-        </w:tc>
-        <w:tc>
-          <w:tcPr>
-            <w:tcW w:type="dxa" w:w="1680"/>
-            <w:vAlign w:val="center"/>
-          </w:tcPr>
-          <w:p>
-            <w:pPr>
-              <w:spacing w:before="0" w:after="0"/>
-            </w:pPr>
-            <w:r/>
-            <w:r>
-              <w:rPr>
-                <w:rFonts w:ascii="Calibri" w:hAnsi="Calibri" w:eastAsia="Arial Unicode MS"/>
-                <w:b w:val="0"/>
-                <w:color w:val="111827"/>
-                <w:sz w:val="16"/>
-              </w:rPr>
-              <w:t>宏观通胀传导</w:t>
-            </w:r>
-          </w:p>
-        </w:tc>
-        <w:tc>
-          <w:tcPr>
-            <w:tcW w:type="dxa" w:w="900"/>
-            <w:vAlign w:val="center"/>
-          </w:tcPr>
-          <w:p>
-            <w:pPr>
-              <w:spacing w:before="0" w:after="0"/>
-              <w:jc w:val="center"/>
-            </w:pPr>
-            <w:r/>
-            <w:r>
-              <w:rPr>
-                <w:rFonts w:ascii="Calibri" w:hAnsi="Calibri" w:eastAsia="Arial Unicode MS"/>
-                <w:b/>
-                <w:color w:val="111827"/>
-                <w:sz w:val="17"/>
-              </w:rPr>
-              <w:t>42.4</w:t>
-            </w:r>
-          </w:p>
-        </w:tc>
-        <w:tc>
-          <w:tcPr>
-            <w:tcW w:type="dxa" w:w="1500"/>
-            <w:vAlign w:val="center"/>
-          </w:tcPr>
-          <w:p>
-            <w:pPr>
-              <w:spacing w:before="0" w:after="0"/>
-              <w:jc w:val="center"/>
-            </w:pPr>
-            <w:r/>
-            <w:r>
-              <w:rPr>
-                <w:rFonts w:ascii="Calibri" w:hAnsi="Calibri" w:eastAsia="Arial Unicode MS"/>
-                <w:b w:val="0"/>
-                <w:color w:val="111827"/>
-                <w:sz w:val="16"/>
-              </w:rPr>
-              <w:t>风险 1</w:t>
-            </w:r>
-          </w:p>
-        </w:tc>
-      </w:tr>
-      <w:tr>
-        <w:tc>
-          <w:tcPr>
-            <w:tcW w:type="dxa" w:w="3720"/>
-            <w:vAlign w:val="center"/>
-          </w:tcPr>
-          <w:p>
-            <w:pPr>
-              <w:spacing w:before="0" w:after="0"/>
-            </w:pPr>
-            <w:r/>
-            <w:r>
-              <w:rPr>
-                <w:rFonts w:ascii="Calibri" w:hAnsi="Calibri" w:eastAsia="Arial Unicode MS"/>
-                <w:b w:val="0"/>
-                <w:color w:val="111827"/>
-                <w:sz w:val="17"/>
-              </w:rPr>
-              <w:t>2026-07-20 策略报告：将数据中心电力合同信用折扣转化为跨资产仓位</w:t>
+              <w:t>research discussion Session Brief</w:t>
             </w:r>
           </w:p>
         </w:tc>
@@ -2367,988 +3348,7 @@
                 <w:color w:val="111827"/>
                 <w:sz w:val="17"/>
               </w:rPr>
-              <w:t>42.3</w:t>
-            </w:r>
-          </w:p>
-        </w:tc>
-        <w:tc>
-          <w:tcPr>
-            <w:tcW w:type="dxa" w:w="1500"/>
-            <w:vAlign w:val="center"/>
-          </w:tcPr>
-          <w:p>
-            <w:pPr>
-              <w:spacing w:before="0" w:after="0"/>
-              <w:jc w:val="center"/>
-            </w:pPr>
-            <w:r/>
-            <w:r>
-              <w:rPr>
-                <w:rFonts w:ascii="Calibri" w:hAnsi="Calibri" w:eastAsia="Arial Unicode MS"/>
-                <w:b w:val="0"/>
-                <w:color w:val="111827"/>
-                <w:sz w:val="16"/>
-              </w:rPr>
-              <w:t>风险 1</w:t>
-            </w:r>
-          </w:p>
-        </w:tc>
-      </w:tr>
-      <w:tr>
-        <w:tc>
-          <w:tcPr>
-            <w:tcW w:type="dxa" w:w="3720"/>
-            <w:vAlign w:val="center"/>
-          </w:tcPr>
-          <w:p>
-            <w:pPr>
-              <w:spacing w:before="0" w:after="0"/>
-            </w:pPr>
-            <w:r/>
-            <w:r>
-              <w:rPr>
-                <w:rFonts w:ascii="Calibri" w:hAnsi="Calibri" w:eastAsia="Arial Unicode MS"/>
-                <w:b w:val="0"/>
-                <w:color w:val="111827"/>
-                <w:sz w:val="17"/>
-              </w:rPr>
-              <w:t>能源压力测试：表后自建、地理外迁与容量市场租金捕获</w:t>
-            </w:r>
-          </w:p>
-        </w:tc>
-        <w:tc>
-          <w:tcPr>
-            <w:tcW w:type="dxa" w:w="1560"/>
-            <w:vAlign w:val="center"/>
-          </w:tcPr>
-          <w:p>
-            <w:pPr>
-              <w:spacing w:before="0" w:after="0"/>
-            </w:pPr>
-            <w:r/>
-            <w:r>
-              <w:rPr>
-                <w:rFonts w:ascii="Calibri" w:hAnsi="Calibri" w:eastAsia="Arial Unicode MS"/>
-                <w:b w:val="0"/>
-                <w:color w:val="111827"/>
-                <w:sz w:val="16"/>
-              </w:rPr>
-              <w:t>未识别</w:t>
-            </w:r>
-          </w:p>
-        </w:tc>
-        <w:tc>
-          <w:tcPr>
-            <w:tcW w:type="dxa" w:w="1680"/>
-            <w:vAlign w:val="center"/>
-          </w:tcPr>
-          <w:p>
-            <w:pPr>
-              <w:spacing w:before="0" w:after="0"/>
-            </w:pPr>
-            <w:r/>
-            <w:r>
-              <w:rPr>
-                <w:rFonts w:ascii="Calibri" w:hAnsi="Calibri" w:eastAsia="Arial Unicode MS"/>
-                <w:b w:val="0"/>
-                <w:color w:val="111827"/>
-                <w:sz w:val="16"/>
-              </w:rPr>
-              <w:t>宏观通胀传导</w:t>
-            </w:r>
-          </w:p>
-        </w:tc>
-        <w:tc>
-          <w:tcPr>
-            <w:tcW w:type="dxa" w:w="900"/>
-            <w:vAlign w:val="center"/>
-          </w:tcPr>
-          <w:p>
-            <w:pPr>
-              <w:spacing w:before="0" w:after="0"/>
-              <w:jc w:val="center"/>
-            </w:pPr>
-            <w:r/>
-            <w:r>
-              <w:rPr>
-                <w:rFonts w:ascii="Calibri" w:hAnsi="Calibri" w:eastAsia="Arial Unicode MS"/>
-                <w:b/>
-                <w:color w:val="111827"/>
-                <w:sz w:val="17"/>
-              </w:rPr>
-              <w:t>42.2</w:t>
-            </w:r>
-          </w:p>
-        </w:tc>
-        <w:tc>
-          <w:tcPr>
-            <w:tcW w:type="dxa" w:w="1500"/>
-            <w:vAlign w:val="center"/>
-          </w:tcPr>
-          <w:p>
-            <w:pPr>
-              <w:spacing w:before="0" w:after="0"/>
-              <w:jc w:val="center"/>
-            </w:pPr>
-            <w:r/>
-            <w:r>
-              <w:rPr>
-                <w:rFonts w:ascii="Calibri" w:hAnsi="Calibri" w:eastAsia="Arial Unicode MS"/>
-                <w:b w:val="0"/>
-                <w:color w:val="111827"/>
-                <w:sz w:val="16"/>
-              </w:rPr>
-              <w:t>风险 2</w:t>
-            </w:r>
-          </w:p>
-        </w:tc>
-      </w:tr>
-      <w:tr>
-        <w:tc>
-          <w:tcPr>
-            <w:tcW w:type="dxa" w:w="3720"/>
-            <w:vAlign w:val="center"/>
-          </w:tcPr>
-          <w:p>
-            <w:pPr>
-              <w:spacing w:before="0" w:after="0"/>
-            </w:pPr>
-            <w:r/>
-            <w:r>
-              <w:rPr>
-                <w:rFonts w:ascii="Calibri" w:hAnsi="Calibri" w:eastAsia="Arial Unicode MS"/>
-                <w:b w:val="0"/>
-                <w:color w:val="111827"/>
-                <w:sz w:val="17"/>
-              </w:rPr>
-              <w:t>压力测试：FERC 的大负荷成本归因规则能否补上州级零售费率缺口？</w:t>
-            </w:r>
-          </w:p>
-        </w:tc>
-        <w:tc>
-          <w:tcPr>
-            <w:tcW w:type="dxa" w:w="1560"/>
-            <w:vAlign w:val="center"/>
-          </w:tcPr>
-          <w:p>
-            <w:pPr>
-              <w:spacing w:before="0" w:after="0"/>
-            </w:pPr>
-            <w:r/>
-            <w:r>
-              <w:rPr>
-                <w:rFonts w:ascii="Calibri" w:hAnsi="Calibri" w:eastAsia="Arial Unicode MS"/>
-                <w:b w:val="0"/>
-                <w:color w:val="111827"/>
-                <w:sz w:val="16"/>
-              </w:rPr>
-              <w:t>未识别</w:t>
-            </w:r>
-          </w:p>
-        </w:tc>
-        <w:tc>
-          <w:tcPr>
-            <w:tcW w:type="dxa" w:w="1680"/>
-            <w:vAlign w:val="center"/>
-          </w:tcPr>
-          <w:p>
-            <w:pPr>
-              <w:spacing w:before="0" w:after="0"/>
-            </w:pPr>
-            <w:r/>
-            <w:r>
-              <w:rPr>
-                <w:rFonts w:ascii="Calibri" w:hAnsi="Calibri" w:eastAsia="Arial Unicode MS"/>
-                <w:b w:val="0"/>
-                <w:color w:val="111827"/>
-                <w:sz w:val="16"/>
-              </w:rPr>
-              <w:t>宏观通胀传导</w:t>
-            </w:r>
-          </w:p>
-        </w:tc>
-        <w:tc>
-          <w:tcPr>
-            <w:tcW w:type="dxa" w:w="900"/>
-            <w:vAlign w:val="center"/>
-          </w:tcPr>
-          <w:p>
-            <w:pPr>
-              <w:spacing w:before="0" w:after="0"/>
-              <w:jc w:val="center"/>
-            </w:pPr>
-            <w:r/>
-            <w:r>
-              <w:rPr>
-                <w:rFonts w:ascii="Calibri" w:hAnsi="Calibri" w:eastAsia="Arial Unicode MS"/>
-                <w:b/>
-                <w:color w:val="111827"/>
-                <w:sz w:val="17"/>
-              </w:rPr>
-              <w:t>41.7</w:t>
-            </w:r>
-          </w:p>
-        </w:tc>
-        <w:tc>
-          <w:tcPr>
-            <w:tcW w:type="dxa" w:w="1500"/>
-            <w:vAlign w:val="center"/>
-          </w:tcPr>
-          <w:p>
-            <w:pPr>
-              <w:spacing w:before="0" w:after="0"/>
-              <w:jc w:val="center"/>
-            </w:pPr>
-            <w:r/>
-            <w:r>
-              <w:rPr>
-                <w:rFonts w:ascii="Calibri" w:hAnsi="Calibri" w:eastAsia="Arial Unicode MS"/>
-                <w:b w:val="0"/>
-                <w:color w:val="111827"/>
-                <w:sz w:val="16"/>
-              </w:rPr>
-              <w:t>风险 2</w:t>
-            </w:r>
-          </w:p>
-        </w:tc>
-      </w:tr>
-      <w:tr>
-        <w:tc>
-          <w:tcPr>
-            <w:tcW w:type="dxa" w:w="3720"/>
-            <w:vAlign w:val="center"/>
-          </w:tcPr>
-          <w:p>
-            <w:pPr>
-              <w:spacing w:before="0" w:after="0"/>
-            </w:pPr>
-            <w:r/>
-            <w:r>
-              <w:rPr>
-                <w:rFonts w:ascii="Calibri" w:hAnsi="Calibri" w:eastAsia="Arial Unicode MS"/>
-                <w:b w:val="0"/>
-                <w:color w:val="111827"/>
-                <w:sz w:val="17"/>
-              </w:rPr>
-              <w:t>并不存在的进口能源传导：中国油品账单在下降、人民币在升值、政策偏向宽松</w:t>
-            </w:r>
-          </w:p>
-        </w:tc>
-        <w:tc>
-          <w:tcPr>
-            <w:tcW w:type="dxa" w:w="1560"/>
-            <w:vAlign w:val="center"/>
-          </w:tcPr>
-          <w:p>
-            <w:pPr>
-              <w:spacing w:before="0" w:after="0"/>
-            </w:pPr>
-            <w:r/>
-            <w:r>
-              <w:rPr>
-                <w:rFonts w:ascii="Calibri" w:hAnsi="Calibri" w:eastAsia="Arial Unicode MS"/>
-                <w:b w:val="0"/>
-                <w:color w:val="111827"/>
-                <w:sz w:val="16"/>
-              </w:rPr>
-              <w:t>未识别</w:t>
-            </w:r>
-          </w:p>
-        </w:tc>
-        <w:tc>
-          <w:tcPr>
-            <w:tcW w:type="dxa" w:w="1680"/>
-            <w:vAlign w:val="center"/>
-          </w:tcPr>
-          <w:p>
-            <w:pPr>
-              <w:spacing w:before="0" w:after="0"/>
-            </w:pPr>
-            <w:r/>
-            <w:r>
-              <w:rPr>
-                <w:rFonts w:ascii="Calibri" w:hAnsi="Calibri" w:eastAsia="Arial Unicode MS"/>
-                <w:b w:val="0"/>
-                <w:color w:val="111827"/>
-                <w:sz w:val="16"/>
-              </w:rPr>
-              <w:t>宏观通胀传导</w:t>
-            </w:r>
-          </w:p>
-        </w:tc>
-        <w:tc>
-          <w:tcPr>
-            <w:tcW w:type="dxa" w:w="900"/>
-            <w:vAlign w:val="center"/>
-          </w:tcPr>
-          <w:p>
-            <w:pPr>
-              <w:spacing w:before="0" w:after="0"/>
-              <w:jc w:val="center"/>
-            </w:pPr>
-            <w:r/>
-            <w:r>
-              <w:rPr>
-                <w:rFonts w:ascii="Calibri" w:hAnsi="Calibri" w:eastAsia="Arial Unicode MS"/>
-                <w:b/>
-                <w:color w:val="111827"/>
-                <w:sz w:val="17"/>
-              </w:rPr>
-              <w:t>41.0</w:t>
-            </w:r>
-          </w:p>
-        </w:tc>
-        <w:tc>
-          <w:tcPr>
-            <w:tcW w:type="dxa" w:w="1500"/>
-            <w:vAlign w:val="center"/>
-          </w:tcPr>
-          <w:p>
-            <w:pPr>
-              <w:spacing w:before="0" w:after="0"/>
-              <w:jc w:val="center"/>
-            </w:pPr>
-            <w:r/>
-            <w:r>
-              <w:rPr>
-                <w:rFonts w:ascii="Calibri" w:hAnsi="Calibri" w:eastAsia="Arial Unicode MS"/>
-                <w:b w:val="0"/>
-                <w:color w:val="111827"/>
-                <w:sz w:val="16"/>
-              </w:rPr>
-              <w:t>风险 1</w:t>
-            </w:r>
-          </w:p>
-        </w:tc>
-      </w:tr>
-      <w:tr>
-        <w:tc>
-          <w:tcPr>
-            <w:tcW w:type="dxa" w:w="3720"/>
-            <w:vAlign w:val="center"/>
-          </w:tcPr>
-          <w:p>
-            <w:pPr>
-              <w:spacing w:before="0" w:after="0"/>
-            </w:pPr>
-            <w:r/>
-            <w:r>
-              <w:rPr>
-                <w:rFonts w:ascii="Calibri" w:hAnsi="Calibri" w:eastAsia="Arial Unicode MS"/>
-                <w:b w:val="0"/>
-                <w:color w:val="111827"/>
-                <w:sz w:val="17"/>
-              </w:rPr>
-              <w:t>多资产配置重构与22%国债（CGB）汇率风险剥离对冲的执行方案</w:t>
-            </w:r>
-          </w:p>
-        </w:tc>
-        <w:tc>
-          <w:tcPr>
-            <w:tcW w:type="dxa" w:w="1560"/>
-            <w:vAlign w:val="center"/>
-          </w:tcPr>
-          <w:p>
-            <w:pPr>
-              <w:spacing w:before="0" w:after="0"/>
-            </w:pPr>
-            <w:r/>
-            <w:r>
-              <w:rPr>
-                <w:rFonts w:ascii="Calibri" w:hAnsi="Calibri" w:eastAsia="Arial Unicode MS"/>
-                <w:b w:val="0"/>
-                <w:color w:val="111827"/>
-                <w:sz w:val="16"/>
-              </w:rPr>
-              <w:t>未识别</w:t>
-            </w:r>
-          </w:p>
-        </w:tc>
-        <w:tc>
-          <w:tcPr>
-            <w:tcW w:type="dxa" w:w="1680"/>
-            <w:vAlign w:val="center"/>
-          </w:tcPr>
-          <w:p>
-            <w:pPr>
-              <w:spacing w:before="0" w:after="0"/>
-            </w:pPr>
-            <w:r/>
-            <w:r>
-              <w:rPr>
-                <w:rFonts w:ascii="Calibri" w:hAnsi="Calibri" w:eastAsia="Arial Unicode MS"/>
-                <w:b w:val="0"/>
-                <w:color w:val="111827"/>
-                <w:sz w:val="16"/>
-              </w:rPr>
-              <w:t>宏观通胀传导</w:t>
-            </w:r>
-          </w:p>
-        </w:tc>
-        <w:tc>
-          <w:tcPr>
-            <w:tcW w:type="dxa" w:w="900"/>
-            <w:vAlign w:val="center"/>
-          </w:tcPr>
-          <w:p>
-            <w:pPr>
-              <w:spacing w:before="0" w:after="0"/>
-              <w:jc w:val="center"/>
-            </w:pPr>
-            <w:r/>
-            <w:r>
-              <w:rPr>
-                <w:rFonts w:ascii="Calibri" w:hAnsi="Calibri" w:eastAsia="Arial Unicode MS"/>
-                <w:b/>
-                <w:color w:val="111827"/>
-                <w:sz w:val="17"/>
-              </w:rPr>
-              <w:t>41.0</w:t>
-            </w:r>
-          </w:p>
-        </w:tc>
-        <w:tc>
-          <w:tcPr>
-            <w:tcW w:type="dxa" w:w="1500"/>
-            <w:vAlign w:val="center"/>
-          </w:tcPr>
-          <w:p>
-            <w:pPr>
-              <w:spacing w:before="0" w:after="0"/>
-              <w:jc w:val="center"/>
-            </w:pPr>
-            <w:r/>
-            <w:r>
-              <w:rPr>
-                <w:rFonts w:ascii="Calibri" w:hAnsi="Calibri" w:eastAsia="Arial Unicode MS"/>
-                <w:b w:val="0"/>
-                <w:color w:val="111827"/>
-                <w:sz w:val="16"/>
-              </w:rPr>
-              <w:t>风险 1</w:t>
-            </w:r>
-          </w:p>
-        </w:tc>
-      </w:tr>
-      <w:tr>
-        <w:tc>
-          <w:tcPr>
-            <w:tcW w:type="dxa" w:w="3720"/>
-            <w:vAlign w:val="center"/>
-          </w:tcPr>
-          <w:p>
-            <w:pPr>
-              <w:spacing w:before="0" w:after="0"/>
-            </w:pPr>
-            <w:r/>
-            <w:r>
-              <w:rPr>
-                <w:rFonts w:ascii="Calibri" w:hAnsi="Calibri" w:eastAsia="Arial Unicode MS"/>
-                <w:b w:val="0"/>
-                <w:color w:val="111827"/>
-                <w:sz w:val="17"/>
-              </w:rPr>
-              <w:t>中国电动化改变的是能源路径，不是9月FOMC问题本身</w:t>
-            </w:r>
-          </w:p>
-        </w:tc>
-        <w:tc>
-          <w:tcPr>
-            <w:tcW w:type="dxa" w:w="1560"/>
-            <w:vAlign w:val="center"/>
-          </w:tcPr>
-          <w:p>
-            <w:pPr>
-              <w:spacing w:before="0" w:after="0"/>
-            </w:pPr>
-            <w:r/>
-            <w:r>
-              <w:rPr>
-                <w:rFonts w:ascii="Calibri" w:hAnsi="Calibri" w:eastAsia="Arial Unicode MS"/>
-                <w:b w:val="0"/>
-                <w:color w:val="111827"/>
-                <w:sz w:val="16"/>
-              </w:rPr>
-              <w:t>未识别</w:t>
-            </w:r>
-          </w:p>
-        </w:tc>
-        <w:tc>
-          <w:tcPr>
-            <w:tcW w:type="dxa" w:w="1680"/>
-            <w:vAlign w:val="center"/>
-          </w:tcPr>
-          <w:p>
-            <w:pPr>
-              <w:spacing w:before="0" w:after="0"/>
-            </w:pPr>
-            <w:r/>
-            <w:r>
-              <w:rPr>
-                <w:rFonts w:ascii="Calibri" w:hAnsi="Calibri" w:eastAsia="Arial Unicode MS"/>
-                <w:b w:val="0"/>
-                <w:color w:val="111827"/>
-                <w:sz w:val="16"/>
-              </w:rPr>
-              <w:t>宏观通胀传导</w:t>
-            </w:r>
-          </w:p>
-        </w:tc>
-        <w:tc>
-          <w:tcPr>
-            <w:tcW w:type="dxa" w:w="900"/>
-            <w:vAlign w:val="center"/>
-          </w:tcPr>
-          <w:p>
-            <w:pPr>
-              <w:spacing w:before="0" w:after="0"/>
-              <w:jc w:val="center"/>
-            </w:pPr>
-            <w:r/>
-            <w:r>
-              <w:rPr>
-                <w:rFonts w:ascii="Calibri" w:hAnsi="Calibri" w:eastAsia="Arial Unicode MS"/>
-                <w:b/>
-                <w:color w:val="111827"/>
-                <w:sz w:val="17"/>
-              </w:rPr>
-              <w:t>40.7</w:t>
-            </w:r>
-          </w:p>
-        </w:tc>
-        <w:tc>
-          <w:tcPr>
-            <w:tcW w:type="dxa" w:w="1500"/>
-            <w:vAlign w:val="center"/>
-          </w:tcPr>
-          <w:p>
-            <w:pPr>
-              <w:spacing w:before="0" w:after="0"/>
-              <w:jc w:val="center"/>
-            </w:pPr>
-            <w:r/>
-            <w:r>
-              <w:rPr>
-                <w:rFonts w:ascii="Calibri" w:hAnsi="Calibri" w:eastAsia="Arial Unicode MS"/>
-                <w:b w:val="0"/>
-                <w:color w:val="111827"/>
-                <w:sz w:val="16"/>
-              </w:rPr>
-              <w:t>风险 1</w:t>
-            </w:r>
-          </w:p>
-        </w:tc>
-      </w:tr>
-      <w:tr>
-        <w:tc>
-          <w:tcPr>
-            <w:tcW w:type="dxa" w:w="3720"/>
-            <w:vAlign w:val="center"/>
-          </w:tcPr>
-          <w:p>
-            <w:pPr>
-              <w:spacing w:before="0" w:after="0"/>
-            </w:pPr>
-            <w:r/>
-            <w:r>
-              <w:rPr>
-                <w:rFonts w:ascii="Calibri" w:hAnsi="Calibri" w:eastAsia="Arial Unicode MS"/>
-                <w:b w:val="0"/>
-                <w:color w:val="111827"/>
-                <w:sz w:val="17"/>
-              </w:rPr>
-              <w:t>既非缓冲亦非套息：人民币是一场正被官方主动刹车的逼空</w:t>
-            </w:r>
-          </w:p>
-        </w:tc>
-        <w:tc>
-          <w:tcPr>
-            <w:tcW w:type="dxa" w:w="1560"/>
-            <w:vAlign w:val="center"/>
-          </w:tcPr>
-          <w:p>
-            <w:pPr>
-              <w:spacing w:before="0" w:after="0"/>
-            </w:pPr>
-            <w:r/>
-            <w:r>
-              <w:rPr>
-                <w:rFonts w:ascii="Calibri" w:hAnsi="Calibri" w:eastAsia="Arial Unicode MS"/>
-                <w:b w:val="0"/>
-                <w:color w:val="111827"/>
-                <w:sz w:val="16"/>
-              </w:rPr>
-              <w:t>未识别</w:t>
-            </w:r>
-          </w:p>
-        </w:tc>
-        <w:tc>
-          <w:tcPr>
-            <w:tcW w:type="dxa" w:w="1680"/>
-            <w:vAlign w:val="center"/>
-          </w:tcPr>
-          <w:p>
-            <w:pPr>
-              <w:spacing w:before="0" w:after="0"/>
-            </w:pPr>
-            <w:r/>
-            <w:r>
-              <w:rPr>
-                <w:rFonts w:ascii="Calibri" w:hAnsi="Calibri" w:eastAsia="Arial Unicode MS"/>
-                <w:b w:val="0"/>
-                <w:color w:val="111827"/>
-                <w:sz w:val="16"/>
-              </w:rPr>
-              <w:t>AI 基础设施</w:t>
-            </w:r>
-          </w:p>
-        </w:tc>
-        <w:tc>
-          <w:tcPr>
-            <w:tcW w:type="dxa" w:w="900"/>
-            <w:vAlign w:val="center"/>
-          </w:tcPr>
-          <w:p>
-            <w:pPr>
-              <w:spacing w:before="0" w:after="0"/>
-              <w:jc w:val="center"/>
-            </w:pPr>
-            <w:r/>
-            <w:r>
-              <w:rPr>
-                <w:rFonts w:ascii="Calibri" w:hAnsi="Calibri" w:eastAsia="Arial Unicode MS"/>
-                <w:b/>
-                <w:color w:val="111827"/>
-                <w:sz w:val="17"/>
-              </w:rPr>
-              <w:t>40.4</w:t>
-            </w:r>
-          </w:p>
-        </w:tc>
-        <w:tc>
-          <w:tcPr>
-            <w:tcW w:type="dxa" w:w="1500"/>
-            <w:vAlign w:val="center"/>
-          </w:tcPr>
-          <w:p>
-            <w:pPr>
-              <w:spacing w:before="0" w:after="0"/>
-              <w:jc w:val="center"/>
-            </w:pPr>
-            <w:r/>
-            <w:r>
-              <w:rPr>
-                <w:rFonts w:ascii="Calibri" w:hAnsi="Calibri" w:eastAsia="Arial Unicode MS"/>
-                <w:b w:val="0"/>
-                <w:color w:val="111827"/>
-                <w:sz w:val="16"/>
-              </w:rPr>
-              <w:t>风险 2</w:t>
-            </w:r>
-          </w:p>
-        </w:tc>
-      </w:tr>
-      <w:tr>
-        <w:tc>
-          <w:tcPr>
-            <w:tcW w:type="dxa" w:w="3720"/>
-            <w:vAlign w:val="center"/>
-          </w:tcPr>
-          <w:p>
-            <w:pPr>
-              <w:spacing w:before="0" w:after="0"/>
-            </w:pPr>
-            <w:r/>
-            <w:r>
-              <w:rPr>
-                <w:rFonts w:ascii="Calibri" w:hAnsi="Calibri" w:eastAsia="Arial Unicode MS"/>
-                <w:b w:val="0"/>
-                <w:color w:val="111827"/>
-                <w:sz w:val="17"/>
-              </w:rPr>
-              <w:t>组合级收敛：当半导体与CPO坍缩为同一AI硬件因子后，真正低相关资产是什么</w:t>
-            </w:r>
-          </w:p>
-        </w:tc>
-        <w:tc>
-          <w:tcPr>
-            <w:tcW w:type="dxa" w:w="1560"/>
-            <w:vAlign w:val="center"/>
-          </w:tcPr>
-          <w:p>
-            <w:pPr>
-              <w:spacing w:before="0" w:after="0"/>
-            </w:pPr>
-            <w:r/>
-            <w:r>
-              <w:rPr>
-                <w:rFonts w:ascii="Calibri" w:hAnsi="Calibri" w:eastAsia="Arial Unicode MS"/>
-                <w:b w:val="0"/>
-                <w:color w:val="111827"/>
-                <w:sz w:val="16"/>
-              </w:rPr>
-              <w:t>未识别</w:t>
-            </w:r>
-          </w:p>
-        </w:tc>
-        <w:tc>
-          <w:tcPr>
-            <w:tcW w:type="dxa" w:w="1680"/>
-            <w:vAlign w:val="center"/>
-          </w:tcPr>
-          <w:p>
-            <w:pPr>
-              <w:spacing w:before="0" w:after="0"/>
-            </w:pPr>
-            <w:r/>
-            <w:r>
-              <w:rPr>
-                <w:rFonts w:ascii="Calibri" w:hAnsi="Calibri" w:eastAsia="Arial Unicode MS"/>
-                <w:b w:val="0"/>
-                <w:color w:val="111827"/>
-                <w:sz w:val="16"/>
-              </w:rPr>
-              <w:t>半导体与存储</w:t>
-            </w:r>
-          </w:p>
-        </w:tc>
-        <w:tc>
-          <w:tcPr>
-            <w:tcW w:type="dxa" w:w="900"/>
-            <w:vAlign w:val="center"/>
-          </w:tcPr>
-          <w:p>
-            <w:pPr>
-              <w:spacing w:before="0" w:after="0"/>
-              <w:jc w:val="center"/>
-            </w:pPr>
-            <w:r/>
-            <w:r>
-              <w:rPr>
-                <w:rFonts w:ascii="Calibri" w:hAnsi="Calibri" w:eastAsia="Arial Unicode MS"/>
-                <w:b/>
-                <w:color w:val="111827"/>
-                <w:sz w:val="17"/>
-              </w:rPr>
-              <w:t>39.9</w:t>
-            </w:r>
-          </w:p>
-        </w:tc>
-        <w:tc>
-          <w:tcPr>
-            <w:tcW w:type="dxa" w:w="1500"/>
-            <w:vAlign w:val="center"/>
-          </w:tcPr>
-          <w:p>
-            <w:pPr>
-              <w:spacing w:before="0" w:after="0"/>
-              <w:jc w:val="center"/>
-            </w:pPr>
-            <w:r/>
-            <w:r>
-              <w:rPr>
-                <w:rFonts w:ascii="Calibri" w:hAnsi="Calibri" w:eastAsia="Arial Unicode MS"/>
-                <w:b w:val="0"/>
-                <w:color w:val="111827"/>
-                <w:sz w:val="16"/>
-              </w:rPr>
-              <w:t>风险 1</w:t>
-            </w:r>
-          </w:p>
-        </w:tc>
-      </w:tr>
-      <w:tr>
-        <w:tc>
-          <w:tcPr>
-            <w:tcW w:type="dxa" w:w="3720"/>
-            <w:vAlign w:val="center"/>
-          </w:tcPr>
-          <w:p>
-            <w:pPr>
-              <w:spacing w:before="0" w:after="0"/>
-            </w:pPr>
-            <w:r/>
-            <w:r>
-              <w:rPr>
-                <w:rFonts w:ascii="Calibri" w:hAnsi="Calibri" w:eastAsia="Arial Unicode MS"/>
-                <w:b w:val="0"/>
-                <w:color w:val="111827"/>
-                <w:sz w:val="17"/>
-              </w:rPr>
-              <w:t>PJM容量价格剧烈波动下AI相关高级ABS的信用利差扩张与回收率压力测试</w:t>
-            </w:r>
-          </w:p>
-        </w:tc>
-        <w:tc>
-          <w:tcPr>
-            <w:tcW w:type="dxa" w:w="1560"/>
-            <w:vAlign w:val="center"/>
-          </w:tcPr>
-          <w:p>
-            <w:pPr>
-              <w:spacing w:before="0" w:after="0"/>
-            </w:pPr>
-            <w:r/>
-            <w:r>
-              <w:rPr>
-                <w:rFonts w:ascii="Calibri" w:hAnsi="Calibri" w:eastAsia="Arial Unicode MS"/>
-                <w:b w:val="0"/>
-                <w:color w:val="111827"/>
-                <w:sz w:val="16"/>
-              </w:rPr>
-              <w:t>未识别</w:t>
-            </w:r>
-          </w:p>
-        </w:tc>
-        <w:tc>
-          <w:tcPr>
-            <w:tcW w:type="dxa" w:w="1680"/>
-            <w:vAlign w:val="center"/>
-          </w:tcPr>
-          <w:p>
-            <w:pPr>
-              <w:spacing w:before="0" w:after="0"/>
-            </w:pPr>
-            <w:r/>
-            <w:r>
-              <w:rPr>
-                <w:rFonts w:ascii="Calibri" w:hAnsi="Calibri" w:eastAsia="Arial Unicode MS"/>
-                <w:b w:val="0"/>
-                <w:color w:val="111827"/>
-                <w:sz w:val="16"/>
-              </w:rPr>
-              <w:t>宏观通胀传导</w:t>
-            </w:r>
-          </w:p>
-        </w:tc>
-        <w:tc>
-          <w:tcPr>
-            <w:tcW w:type="dxa" w:w="900"/>
-            <w:vAlign w:val="center"/>
-          </w:tcPr>
-          <w:p>
-            <w:pPr>
-              <w:spacing w:before="0" w:after="0"/>
-              <w:jc w:val="center"/>
-            </w:pPr>
-            <w:r/>
-            <w:r>
-              <w:rPr>
-                <w:rFonts w:ascii="Calibri" w:hAnsi="Calibri" w:eastAsia="Arial Unicode MS"/>
-                <w:b/>
-                <w:color w:val="111827"/>
-                <w:sz w:val="17"/>
-              </w:rPr>
-              <w:t>39.9</w:t>
-            </w:r>
-          </w:p>
-        </w:tc>
-        <w:tc>
-          <w:tcPr>
-            <w:tcW w:type="dxa" w:w="1500"/>
-            <w:vAlign w:val="center"/>
-          </w:tcPr>
-          <w:p>
-            <w:pPr>
-              <w:spacing w:before="0" w:after="0"/>
-              <w:jc w:val="center"/>
-            </w:pPr>
-            <w:r/>
-            <w:r>
-              <w:rPr>
-                <w:rFonts w:ascii="Calibri" w:hAnsi="Calibri" w:eastAsia="Arial Unicode MS"/>
-                <w:b w:val="0"/>
-                <w:color w:val="111827"/>
-                <w:sz w:val="16"/>
-              </w:rPr>
-              <w:t>风险 1</w:t>
-            </w:r>
-          </w:p>
-        </w:tc>
-      </w:tr>
-      <w:tr>
-        <w:tc>
-          <w:tcPr>
-            <w:tcW w:type="dxa" w:w="3720"/>
-            <w:vAlign w:val="center"/>
-          </w:tcPr>
-          <w:p>
-            <w:pPr>
-              <w:spacing w:before="0" w:after="0"/>
-            </w:pPr>
-            <w:r/>
-            <w:r>
-              <w:rPr>
-                <w:rFonts w:ascii="Calibri" w:hAnsi="Calibri" w:eastAsia="Arial Unicode MS"/>
-                <w:b w:val="0"/>
-                <w:color w:val="111827"/>
-                <w:sz w:val="17"/>
-              </w:rPr>
-              <w:t>AI电力与算力资产的跨资产敞口重定尺：约束性合同缺口下的头寸规模与对冲结构</w:t>
-            </w:r>
-          </w:p>
-        </w:tc>
-        <w:tc>
-          <w:tcPr>
-            <w:tcW w:type="dxa" w:w="1560"/>
-            <w:vAlign w:val="center"/>
-          </w:tcPr>
-          <w:p>
-            <w:pPr>
-              <w:spacing w:before="0" w:after="0"/>
-            </w:pPr>
-            <w:r/>
-            <w:r>
-              <w:rPr>
-                <w:rFonts w:ascii="Calibri" w:hAnsi="Calibri" w:eastAsia="Arial Unicode MS"/>
-                <w:b w:val="0"/>
-                <w:color w:val="111827"/>
-                <w:sz w:val="16"/>
-              </w:rPr>
-              <w:t>未识别</w:t>
-            </w:r>
-          </w:p>
-        </w:tc>
-        <w:tc>
-          <w:tcPr>
-            <w:tcW w:type="dxa" w:w="1680"/>
-            <w:vAlign w:val="center"/>
-          </w:tcPr>
-          <w:p>
-            <w:pPr>
-              <w:spacing w:before="0" w:after="0"/>
-            </w:pPr>
-            <w:r/>
-            <w:r>
-              <w:rPr>
-                <w:rFonts w:ascii="Calibri" w:hAnsi="Calibri" w:eastAsia="Arial Unicode MS"/>
-                <w:b w:val="0"/>
-                <w:color w:val="111827"/>
-                <w:sz w:val="16"/>
-              </w:rPr>
-              <w:t>AI 基础设施</w:t>
-            </w:r>
-          </w:p>
-        </w:tc>
-        <w:tc>
-          <w:tcPr>
-            <w:tcW w:type="dxa" w:w="900"/>
-            <w:vAlign w:val="center"/>
-          </w:tcPr>
-          <w:p>
-            <w:pPr>
-              <w:spacing w:before="0" w:after="0"/>
-              <w:jc w:val="center"/>
-            </w:pPr>
-            <w:r/>
-            <w:r>
-              <w:rPr>
-                <w:rFonts w:ascii="Calibri" w:hAnsi="Calibri" w:eastAsia="Arial Unicode MS"/>
-                <w:b/>
-                <w:color w:val="111827"/>
-                <w:sz w:val="17"/>
-              </w:rPr>
-              <w:t>39.9</w:t>
+              <w:t>44.4</w:t>
             </w:r>
           </w:p>
         </w:tc>

--- a/public/investor-downloads/daily-brief-latest.docx
+++ b/public/investor-downloads/daily-brief-latest.docx
@@ -8,7 +8,7 @@
       </w:pPr>
       <w:r>
         <w:rPr>
-          <w:rFonts w:ascii="Calibri" w:hAnsi="Calibri" w:eastAsia="Heiti TC"/>
+          <w:rFonts w:ascii="Calibri" w:hAnsi="Calibri" w:eastAsia="Arial Unicode MS"/>
           <w:b/>
           <w:i w:val="0"/>
           <w:color w:val="285B9D"/>
@@ -24,7 +24,7 @@
       </w:pPr>
       <w:r>
         <w:rPr>
-          <w:rFonts w:ascii="Calibri" w:hAnsi="Calibri" w:eastAsia="Heiti TC"/>
+          <w:rFonts w:ascii="Calibri" w:hAnsi="Calibri" w:eastAsia="Arial Unicode MS"/>
           <w:b w:val="0"/>
           <w:i w:val="0"/>
         </w:rPr>
@@ -38,7 +38,7 @@
       </w:pPr>
       <w:r>
         <w:rPr>
-          <w:rFonts w:ascii="Calibri" w:hAnsi="Calibri" w:eastAsia="Heiti TC"/>
+          <w:rFonts w:ascii="Calibri" w:hAnsi="Calibri" w:eastAsia="Arial Unicode MS"/>
           <w:b w:val="0"/>
           <w:i w:val="0"/>
         </w:rPr>
@@ -51,7 +51,7 @@
       </w:pPr>
       <w:r>
         <w:rPr>
-          <w:rFonts w:ascii="Calibri" w:hAnsi="Calibri" w:eastAsia="Heiti TC"/>
+          <w:rFonts w:ascii="Calibri" w:hAnsi="Calibri" w:eastAsia="Arial Unicode MS"/>
           <w:b/>
           <w:i w:val="0"/>
           <w:color w:val="0B2545"/>
@@ -66,7 +66,7 @@
       </w:pPr>
       <w:r>
         <w:rPr>
-          <w:rFonts w:ascii="Calibri" w:hAnsi="Calibri" w:eastAsia="Heiti TC"/>
+          <w:rFonts w:ascii="Calibri" w:hAnsi="Calibri" w:eastAsia="Arial Unicode MS"/>
           <w:b w:val="0"/>
           <w:i w:val="0"/>
           <w:color w:val="334155"/>
@@ -101,7 +101,7 @@
             </w:pPr>
             <w:r>
               <w:rPr>
-                <w:rFonts w:ascii="Calibri" w:hAnsi="Calibri" w:eastAsia="Heiti TC"/>
+                <w:rFonts w:ascii="Calibri" w:hAnsi="Calibri" w:eastAsia="Arial Unicode MS"/>
                 <w:b/>
                 <w:color w:val="667085"/>
                 <w:sz w:val="17"/>
@@ -111,7 +111,7 @@
             </w:r>
             <w:r>
               <w:rPr>
-                <w:rFonts w:ascii="Calibri" w:hAnsi="Calibri" w:eastAsia="Heiti TC"/>
+                <w:rFonts w:ascii="Calibri" w:hAnsi="Calibri" w:eastAsia="Arial Unicode MS"/>
                 <w:b/>
                 <w:color w:val="285B9D"/>
                 <w:sz w:val="36"/>
@@ -132,7 +132,7 @@
             </w:pPr>
             <w:r>
               <w:rPr>
-                <w:rFonts w:ascii="Calibri" w:hAnsi="Calibri" w:eastAsia="Heiti TC"/>
+                <w:rFonts w:ascii="Calibri" w:hAnsi="Calibri" w:eastAsia="Arial Unicode MS"/>
                 <w:b/>
                 <w:color w:val="667085"/>
                 <w:sz w:val="17"/>
@@ -142,7 +142,7 @@
             </w:r>
             <w:r>
               <w:rPr>
-                <w:rFonts w:ascii="Calibri" w:hAnsi="Calibri" w:eastAsia="Heiti TC"/>
+                <w:rFonts w:ascii="Calibri" w:hAnsi="Calibri" w:eastAsia="Arial Unicode MS"/>
                 <w:b/>
                 <w:color w:val="237A5B"/>
                 <w:sz w:val="36"/>
@@ -163,7 +163,7 @@
             </w:pPr>
             <w:r>
               <w:rPr>
-                <w:rFonts w:ascii="Calibri" w:hAnsi="Calibri" w:eastAsia="Heiti TC"/>
+                <w:rFonts w:ascii="Calibri" w:hAnsi="Calibri" w:eastAsia="Arial Unicode MS"/>
                 <w:b/>
                 <w:color w:val="667085"/>
                 <w:sz w:val="17"/>
@@ -173,7 +173,7 @@
             </w:r>
             <w:r>
               <w:rPr>
-                <w:rFonts w:ascii="Calibri" w:hAnsi="Calibri" w:eastAsia="Heiti TC"/>
+                <w:rFonts w:ascii="Calibri" w:hAnsi="Calibri" w:eastAsia="Arial Unicode MS"/>
                 <w:b/>
                 <w:color w:val="A8731B"/>
                 <w:sz w:val="36"/>
@@ -194,7 +194,7 @@
             </w:pPr>
             <w:r>
               <w:rPr>
-                <w:rFonts w:ascii="Calibri" w:hAnsi="Calibri" w:eastAsia="Heiti TC"/>
+                <w:rFonts w:ascii="Calibri" w:hAnsi="Calibri" w:eastAsia="Arial Unicode MS"/>
                 <w:b/>
                 <w:color w:val="667085"/>
                 <w:sz w:val="17"/>
@@ -204,7 +204,7 @@
             </w:r>
             <w:r>
               <w:rPr>
-                <w:rFonts w:ascii="Calibri" w:hAnsi="Calibri" w:eastAsia="Heiti TC"/>
+                <w:rFonts w:ascii="Calibri" w:hAnsi="Calibri" w:eastAsia="Arial Unicode MS"/>
                 <w:b/>
                 <w:color w:val="B43D49"/>
                 <w:sz w:val="36"/>
@@ -268,7 +268,7 @@
       </w:pPr>
       <w:r>
         <w:rPr>
-          <w:rFonts w:ascii="Calibri" w:hAnsi="Calibri" w:eastAsia="Heiti TC"/>
+          <w:rFonts w:ascii="Calibri" w:hAnsi="Calibri" w:eastAsia="Arial Unicode MS"/>
           <w:b w:val="0"/>
           <w:i/>
           <w:color w:val="667085"/>
@@ -292,7 +292,7 @@
       </w:pPr>
       <w:r>
         <w:rPr>
-          <w:rFonts w:ascii="Calibri" w:hAnsi="Calibri" w:eastAsia="Heiti TC"/>
+          <w:rFonts w:ascii="Calibri" w:hAnsi="Calibri" w:eastAsia="Arial Unicode MS"/>
           <w:b/>
           <w:color w:val="285B9D"/>
           <w:sz w:val="21"/>
@@ -304,7 +304,7 @@
           <w:rPr>
             <w:color w:val="285B9D"/>
             <w:u w:val="single"/>
-            <w:rFonts w:eastAsia="Heiti TC" w:ascii="Calibri" w:hAnsi="Calibri"/>
+            <w:rFonts w:eastAsia="Arial Unicode MS" w:ascii="Calibri" w:hAnsi="Calibri"/>
           </w:rPr>
           <w:t>电网关键设备供应链压力测试：变压器产能缺口、开关柜瓶颈与AI数据中心交付风险 是今日最高权重结论，核心证据来自 未识别，关联 工业供给瓶颈。</w:t>
         </w:r>
@@ -317,7 +317,7 @@
       </w:pPr>
       <w:r>
         <w:rPr>
-          <w:rFonts w:ascii="Calibri" w:hAnsi="Calibri" w:eastAsia="Heiti TC"/>
+          <w:rFonts w:ascii="Calibri" w:hAnsi="Calibri" w:eastAsia="Arial Unicode MS"/>
           <w:b/>
           <w:color w:val="285B9D"/>
           <w:sz w:val="21"/>
@@ -326,7 +326,7 @@
       </w:r>
       <w:r>
         <w:rPr>
-          <w:rFonts w:ascii="Calibri" w:hAnsi="Calibri" w:eastAsia="Heiti TC"/>
+          <w:rFonts w:ascii="Calibri" w:hAnsi="Calibri" w:eastAsia="Arial Unicode MS"/>
           <w:color w:val="111827"/>
           <w:sz w:val="21"/>
         </w:rPr>
@@ -340,7 +340,7 @@
       </w:pPr>
       <w:r>
         <w:rPr>
-          <w:rFonts w:ascii="Calibri" w:hAnsi="Calibri" w:eastAsia="Heiti TC"/>
+          <w:rFonts w:ascii="Calibri" w:hAnsi="Calibri" w:eastAsia="Arial Unicode MS"/>
           <w:b/>
           <w:color w:val="285B9D"/>
           <w:sz w:val="21"/>
@@ -352,7 +352,7 @@
           <w:rPr>
             <w:color w:val="285B9D"/>
             <w:u w:val="single"/>
-            <w:rFonts w:eastAsia="Heiti TC" w:ascii="Calibri" w:hAnsi="Calibri"/>
+            <w:rFonts w:eastAsia="Arial Unicode MS" w:ascii="Calibri" w:hAnsi="Calibri"/>
           </w:rPr>
           <w:t>风险矩阵最需要跟踪的是 AI 基础设施：AI 电力篮子相关性风险：公用事业分析师研究记录，2026-07-19。</w:t>
         </w:r>
@@ -365,7 +365,7 @@
       </w:pPr>
       <w:r>
         <w:rPr>
-          <w:rFonts w:ascii="Calibri" w:hAnsi="Calibri" w:eastAsia="Heiti TC"/>
+          <w:rFonts w:ascii="Calibri" w:hAnsi="Calibri" w:eastAsia="Arial Unicode MS"/>
           <w:b/>
           <w:color w:val="285B9D"/>
           <w:sz w:val="21"/>
@@ -377,7 +377,7 @@
           <w:rPr>
             <w:color w:val="285B9D"/>
             <w:u w:val="single"/>
-            <w:rFonts w:eastAsia="Heiti TC" w:ascii="Calibri" w:hAnsi="Calibri"/>
+            <w:rFonts w:eastAsia="Arial Unicode MS" w:ascii="Calibri" w:hAnsi="Calibri"/>
           </w:rPr>
           <w:t>宏观通胀传导 今日 70 条、近七日 1828 条，风险信号 1100 条。</w:t>
         </w:r>
@@ -403,7 +403,7 @@
           <w:p>
             <w:r>
               <w:rPr>
-                <w:rFonts w:ascii="Calibri" w:hAnsi="Calibri" w:eastAsia="Heiti TC"/>
+                <w:rFonts w:ascii="Calibri" w:hAnsi="Calibri" w:eastAsia="Arial Unicode MS"/>
                 <w:b/>
                 <w:color w:val="7A5A00"/>
                 <w:sz w:val="21"/>
@@ -412,7 +412,7 @@
             </w:r>
             <w:r>
               <w:rPr>
-                <w:rFonts w:ascii="Calibri" w:hAnsi="Calibri" w:eastAsia="Heiti TC"/>
+                <w:rFonts w:ascii="Calibri" w:hAnsi="Calibri" w:eastAsia="Arial Unicode MS"/>
                 <w:color w:val="7C2D12"/>
                 <w:sz w:val="21"/>
               </w:rPr>
@@ -483,7 +483,7 @@
       </w:pPr>
       <w:r>
         <w:rPr>
-          <w:rFonts w:ascii="Calibri" w:hAnsi="Calibri" w:eastAsia="Heiti TC"/>
+          <w:rFonts w:ascii="Calibri" w:hAnsi="Calibri" w:eastAsia="Arial Unicode MS"/>
           <w:b w:val="0"/>
           <w:i/>
           <w:color w:val="667085"/>
@@ -540,7 +540,7 @@
       </w:pPr>
       <w:r>
         <w:rPr>
-          <w:rFonts w:ascii="Calibri" w:hAnsi="Calibri" w:eastAsia="Heiti TC"/>
+          <w:rFonts w:ascii="Calibri" w:hAnsi="Calibri" w:eastAsia="Arial Unicode MS"/>
           <w:b w:val="0"/>
           <w:i/>
           <w:color w:val="667085"/>
@@ -602,7 +602,7 @@
       </w:pPr>
       <w:r>
         <w:rPr>
-          <w:rFonts w:ascii="Calibri" w:hAnsi="Calibri" w:eastAsia="Heiti TC"/>
+          <w:rFonts w:ascii="Calibri" w:hAnsi="Calibri" w:eastAsia="Arial Unicode MS"/>
           <w:b w:val="0"/>
           <w:i/>
           <w:color w:val="667085"/>
@@ -664,7 +664,7 @@
       </w:pPr>
       <w:r>
         <w:rPr>
-          <w:rFonts w:ascii="Calibri" w:hAnsi="Calibri" w:eastAsia="Heiti TC"/>
+          <w:rFonts w:ascii="Calibri" w:hAnsi="Calibri" w:eastAsia="Arial Unicode MS"/>
           <w:b w:val="0"/>
           <w:i/>
           <w:color w:val="667085"/>
@@ -687,7 +687,7 @@
       </w:pPr>
       <w:r>
         <w:rPr>
-          <w:rFonts w:ascii="Calibri" w:hAnsi="Calibri" w:eastAsia="Heiti TC"/>
+          <w:rFonts w:ascii="Calibri" w:hAnsi="Calibri" w:eastAsia="Arial Unicode MS"/>
           <w:b/>
           <w:i w:val="0"/>
           <w:color w:val="0B2545"/>
@@ -702,7 +702,7 @@
       </w:pPr>
       <w:r>
         <w:rPr>
-          <w:rFonts w:ascii="Calibri" w:hAnsi="Calibri" w:eastAsia="Heiti TC"/>
+          <w:rFonts w:ascii="Calibri" w:hAnsi="Calibri" w:eastAsia="Arial Unicode MS"/>
           <w:b w:val="0"/>
           <w:i w:val="0"/>
           <w:color w:val="667085"/>
@@ -717,7 +717,7 @@
       </w:pPr>
       <w:r>
         <w:rPr>
-          <w:rFonts w:ascii="Calibri" w:hAnsi="Calibri" w:eastAsia="Heiti TC"/>
+          <w:rFonts w:ascii="Calibri" w:hAnsi="Calibri" w:eastAsia="Arial Unicode MS"/>
           <w:b w:val="0"/>
           <w:i w:val="0"/>
           <w:color w:val="334155"/>
@@ -732,7 +732,7 @@
       </w:pPr>
       <w:r>
         <w:rPr>
-          <w:rFonts w:ascii="Calibri" w:hAnsi="Calibri" w:eastAsia="Heiti TC"/>
+          <w:rFonts w:ascii="Calibri" w:hAnsi="Calibri" w:eastAsia="Arial Unicode MS"/>
           <w:b w:val="0"/>
           <w:i w:val="0"/>
           <w:color w:val="667085"/>
@@ -745,7 +745,7 @@
           <w:rPr>
             <w:color w:val="285B9D"/>
             <w:u w:val="single"/>
-            <w:rFonts w:eastAsia="Heiti TC" w:ascii="Calibri" w:hAnsi="Calibri"/>
+            <w:rFonts w:eastAsia="Arial Unicode MS" w:ascii="Calibri" w:hAnsi="Calibri"/>
           </w:rPr>
           <w:t>reports/archive-2edfd7e782e3</w:t>
         </w:r>
@@ -757,7 +757,7 @@
       </w:pPr>
       <w:r>
         <w:rPr>
-          <w:rFonts w:ascii="Calibri" w:hAnsi="Calibri" w:eastAsia="Heiti TC"/>
+          <w:rFonts w:ascii="Calibri" w:hAnsi="Calibri" w:eastAsia="Arial Unicode MS"/>
           <w:b/>
           <w:i w:val="0"/>
           <w:color w:val="0B2545"/>
@@ -772,7 +772,7 @@
       </w:pPr>
       <w:r>
         <w:rPr>
-          <w:rFonts w:ascii="Calibri" w:hAnsi="Calibri" w:eastAsia="Heiti TC"/>
+          <w:rFonts w:ascii="Calibri" w:hAnsi="Calibri" w:eastAsia="Arial Unicode MS"/>
           <w:b w:val="0"/>
           <w:i w:val="0"/>
           <w:color w:val="667085"/>
@@ -787,7 +787,7 @@
       </w:pPr>
       <w:r>
         <w:rPr>
-          <w:rFonts w:ascii="Calibri" w:hAnsi="Calibri" w:eastAsia="Heiti TC"/>
+          <w:rFonts w:ascii="Calibri" w:hAnsi="Calibri" w:eastAsia="Arial Unicode MS"/>
           <w:b w:val="0"/>
           <w:i w:val="0"/>
           <w:color w:val="334155"/>
@@ -802,7 +802,7 @@
       </w:pPr>
       <w:r>
         <w:rPr>
-          <w:rFonts w:ascii="Calibri" w:hAnsi="Calibri" w:eastAsia="Heiti TC"/>
+          <w:rFonts w:ascii="Calibri" w:hAnsi="Calibri" w:eastAsia="Arial Unicode MS"/>
           <w:b w:val="0"/>
           <w:i w:val="0"/>
           <w:color w:val="667085"/>
@@ -815,7 +815,7 @@
           <w:rPr>
             <w:color w:val="285B9D"/>
             <w:u w:val="single"/>
-            <w:rFonts w:eastAsia="Heiti TC" w:ascii="Calibri" w:hAnsi="Calibri"/>
+            <w:rFonts w:eastAsia="Arial Unicode MS" w:ascii="Calibri" w:hAnsi="Calibri"/>
           </w:rPr>
           <w:t>reports/archive-38082c85b96a</w:t>
         </w:r>
@@ -827,7 +827,7 @@
       </w:pPr>
       <w:r>
         <w:rPr>
-          <w:rFonts w:ascii="Calibri" w:hAnsi="Calibri" w:eastAsia="Heiti TC"/>
+          <w:rFonts w:ascii="Calibri" w:hAnsi="Calibri" w:eastAsia="Arial Unicode MS"/>
           <w:b/>
           <w:i w:val="0"/>
           <w:color w:val="0B2545"/>
@@ -842,7 +842,7 @@
       </w:pPr>
       <w:r>
         <w:rPr>
-          <w:rFonts w:ascii="Calibri" w:hAnsi="Calibri" w:eastAsia="Heiti TC"/>
+          <w:rFonts w:ascii="Calibri" w:hAnsi="Calibri" w:eastAsia="Arial Unicode MS"/>
           <w:b w:val="0"/>
           <w:i w:val="0"/>
           <w:color w:val="667085"/>
@@ -857,7 +857,7 @@
       </w:pPr>
       <w:r>
         <w:rPr>
-          <w:rFonts w:ascii="Calibri" w:hAnsi="Calibri" w:eastAsia="Heiti TC"/>
+          <w:rFonts w:ascii="Calibri" w:hAnsi="Calibri" w:eastAsia="Arial Unicode MS"/>
           <w:b w:val="0"/>
           <w:i w:val="0"/>
           <w:color w:val="334155"/>
@@ -872,7 +872,7 @@
       </w:pPr>
       <w:r>
         <w:rPr>
-          <w:rFonts w:ascii="Calibri" w:hAnsi="Calibri" w:eastAsia="Heiti TC"/>
+          <w:rFonts w:ascii="Calibri" w:hAnsi="Calibri" w:eastAsia="Arial Unicode MS"/>
           <w:b w:val="0"/>
           <w:i w:val="0"/>
           <w:color w:val="667085"/>
@@ -885,7 +885,7 @@
           <w:rPr>
             <w:color w:val="285B9D"/>
             <w:u w:val="single"/>
-            <w:rFonts w:eastAsia="Heiti TC" w:ascii="Calibri" w:hAnsi="Calibri"/>
+            <w:rFonts w:eastAsia="Arial Unicode MS" w:ascii="Calibri" w:hAnsi="Calibri"/>
           </w:rPr>
           <w:t>reports/archive-0ad2bb3b60e1</w:t>
         </w:r>
@@ -897,7 +897,7 @@
       </w:pPr>
       <w:r>
         <w:rPr>
-          <w:rFonts w:ascii="Calibri" w:hAnsi="Calibri" w:eastAsia="Heiti TC"/>
+          <w:rFonts w:ascii="Calibri" w:hAnsi="Calibri" w:eastAsia="Arial Unicode MS"/>
           <w:b/>
           <w:i w:val="0"/>
           <w:color w:val="0B2545"/>
@@ -912,7 +912,7 @@
       </w:pPr>
       <w:r>
         <w:rPr>
-          <w:rFonts w:ascii="Calibri" w:hAnsi="Calibri" w:eastAsia="Heiti TC"/>
+          <w:rFonts w:ascii="Calibri" w:hAnsi="Calibri" w:eastAsia="Arial Unicode MS"/>
           <w:b w:val="0"/>
           <w:i w:val="0"/>
           <w:color w:val="667085"/>
@@ -927,7 +927,7 @@
       </w:pPr>
       <w:r>
         <w:rPr>
-          <w:rFonts w:ascii="Calibri" w:hAnsi="Calibri" w:eastAsia="Heiti TC"/>
+          <w:rFonts w:ascii="Calibri" w:hAnsi="Calibri" w:eastAsia="Arial Unicode MS"/>
           <w:b w:val="0"/>
           <w:i w:val="0"/>
           <w:color w:val="334155"/>
@@ -942,7 +942,7 @@
       </w:pPr>
       <w:r>
         <w:rPr>
-          <w:rFonts w:ascii="Calibri" w:hAnsi="Calibri" w:eastAsia="Heiti TC"/>
+          <w:rFonts w:ascii="Calibri" w:hAnsi="Calibri" w:eastAsia="Arial Unicode MS"/>
           <w:b w:val="0"/>
           <w:i w:val="0"/>
           <w:color w:val="667085"/>
@@ -955,7 +955,7 @@
           <w:rPr>
             <w:color w:val="285B9D"/>
             <w:u w:val="single"/>
-            <w:rFonts w:eastAsia="Heiti TC" w:ascii="Calibri" w:hAnsi="Calibri"/>
+            <w:rFonts w:eastAsia="Arial Unicode MS" w:ascii="Calibri" w:hAnsi="Calibri"/>
           </w:rPr>
           <w:t>reports/archive-5c570dc15b07</w:t>
         </w:r>
@@ -967,7 +967,7 @@
       </w:pPr>
       <w:r>
         <w:rPr>
-          <w:rFonts w:ascii="Calibri" w:hAnsi="Calibri" w:eastAsia="Heiti TC"/>
+          <w:rFonts w:ascii="Calibri" w:hAnsi="Calibri" w:eastAsia="Arial Unicode MS"/>
           <w:b/>
           <w:i w:val="0"/>
           <w:color w:val="0B2545"/>
@@ -982,7 +982,7 @@
       </w:pPr>
       <w:r>
         <w:rPr>
-          <w:rFonts w:ascii="Calibri" w:hAnsi="Calibri" w:eastAsia="Heiti TC"/>
+          <w:rFonts w:ascii="Calibri" w:hAnsi="Calibri" w:eastAsia="Arial Unicode MS"/>
           <w:b w:val="0"/>
           <w:i w:val="0"/>
           <w:color w:val="667085"/>
@@ -997,7 +997,7 @@
       </w:pPr>
       <w:r>
         <w:rPr>
-          <w:rFonts w:ascii="Calibri" w:hAnsi="Calibri" w:eastAsia="Heiti TC"/>
+          <w:rFonts w:ascii="Calibri" w:hAnsi="Calibri" w:eastAsia="Arial Unicode MS"/>
           <w:b w:val="0"/>
           <w:i w:val="0"/>
           <w:color w:val="334155"/>
@@ -1012,7 +1012,7 @@
       </w:pPr>
       <w:r>
         <w:rPr>
-          <w:rFonts w:ascii="Calibri" w:hAnsi="Calibri" w:eastAsia="Heiti TC"/>
+          <w:rFonts w:ascii="Calibri" w:hAnsi="Calibri" w:eastAsia="Arial Unicode MS"/>
           <w:b w:val="0"/>
           <w:i w:val="0"/>
           <w:color w:val="667085"/>
@@ -1025,7 +1025,7 @@
           <w:rPr>
             <w:color w:val="285B9D"/>
             <w:u w:val="single"/>
-            <w:rFonts w:eastAsia="Heiti TC" w:ascii="Calibri" w:hAnsi="Calibri"/>
+            <w:rFonts w:eastAsia="Arial Unicode MS" w:ascii="Calibri" w:hAnsi="Calibri"/>
           </w:rPr>
           <w:t>reports/archive-3a08992a429f</w:t>
         </w:r>
@@ -1037,7 +1037,7 @@
       </w:pPr>
       <w:r>
         <w:rPr>
-          <w:rFonts w:ascii="Calibri" w:hAnsi="Calibri" w:eastAsia="Heiti TC"/>
+          <w:rFonts w:ascii="Calibri" w:hAnsi="Calibri" w:eastAsia="Arial Unicode MS"/>
           <w:b/>
           <w:i w:val="0"/>
           <w:color w:val="0B2545"/>
@@ -1052,7 +1052,7 @@
       </w:pPr>
       <w:r>
         <w:rPr>
-          <w:rFonts w:ascii="Calibri" w:hAnsi="Calibri" w:eastAsia="Heiti TC"/>
+          <w:rFonts w:ascii="Calibri" w:hAnsi="Calibri" w:eastAsia="Arial Unicode MS"/>
           <w:b w:val="0"/>
           <w:i w:val="0"/>
           <w:color w:val="667085"/>
@@ -1067,7 +1067,7 @@
       </w:pPr>
       <w:r>
         <w:rPr>
-          <w:rFonts w:ascii="Calibri" w:hAnsi="Calibri" w:eastAsia="Heiti TC"/>
+          <w:rFonts w:ascii="Calibri" w:hAnsi="Calibri" w:eastAsia="Arial Unicode MS"/>
           <w:b w:val="0"/>
           <w:i w:val="0"/>
           <w:color w:val="334155"/>
@@ -1082,7 +1082,7 @@
       </w:pPr>
       <w:r>
         <w:rPr>
-          <w:rFonts w:ascii="Calibri" w:hAnsi="Calibri" w:eastAsia="Heiti TC"/>
+          <w:rFonts w:ascii="Calibri" w:hAnsi="Calibri" w:eastAsia="Arial Unicode MS"/>
           <w:b w:val="0"/>
           <w:i w:val="0"/>
           <w:color w:val="667085"/>
@@ -1095,7 +1095,7 @@
           <w:rPr>
             <w:color w:val="285B9D"/>
             <w:u w:val="single"/>
-            <w:rFonts w:eastAsia="Heiti TC" w:ascii="Calibri" w:hAnsi="Calibri"/>
+            <w:rFonts w:eastAsia="Arial Unicode MS" w:ascii="Calibri" w:hAnsi="Calibri"/>
           </w:rPr>
           <w:t>reports/archive-13561fd6d514</w:t>
         </w:r>
@@ -1115,7 +1115,7 @@
       </w:pPr>
       <w:r>
         <w:rPr>
-          <w:rFonts w:ascii="Calibri" w:hAnsi="Calibri" w:eastAsia="Heiti TC"/>
+          <w:rFonts w:ascii="Calibri" w:hAnsi="Calibri" w:eastAsia="Arial Unicode MS"/>
           <w:b/>
           <w:i w:val="0"/>
           <w:color w:val="0B2545"/>
@@ -1130,7 +1130,7 @@
       </w:pPr>
       <w:r>
         <w:rPr>
-          <w:rFonts w:ascii="Calibri" w:hAnsi="Calibri" w:eastAsia="Heiti TC"/>
+          <w:rFonts w:ascii="Calibri" w:hAnsi="Calibri" w:eastAsia="Arial Unicode MS"/>
           <w:b w:val="0"/>
           <w:i w:val="0"/>
           <w:color w:val="334155"/>
@@ -1145,7 +1145,7 @@
       </w:pPr>
       <w:r>
         <w:rPr>
-          <w:rFonts w:ascii="Calibri" w:hAnsi="Calibri" w:eastAsia="Heiti TC"/>
+          <w:rFonts w:ascii="Calibri" w:hAnsi="Calibri" w:eastAsia="Arial Unicode MS"/>
           <w:b w:val="0"/>
           <w:i w:val="0"/>
           <w:color w:val="667085"/>
@@ -1158,7 +1158,7 @@
           <w:rPr>
             <w:color w:val="285B9D"/>
             <w:u w:val="single"/>
-            <w:rFonts w:eastAsia="Heiti TC" w:ascii="Calibri" w:hAnsi="Calibri"/>
+            <w:rFonts w:eastAsia="Arial Unicode MS" w:ascii="Calibri" w:hAnsi="Calibri"/>
           </w:rPr>
           <w:t>reports/archive-220e9e773378</w:t>
         </w:r>
@@ -1170,7 +1170,7 @@
       </w:pPr>
       <w:r>
         <w:rPr>
-          <w:rFonts w:ascii="Calibri" w:hAnsi="Calibri" w:eastAsia="Heiti TC"/>
+          <w:rFonts w:ascii="Calibri" w:hAnsi="Calibri" w:eastAsia="Arial Unicode MS"/>
           <w:b/>
           <w:i w:val="0"/>
           <w:color w:val="0B2545"/>
@@ -1185,7 +1185,7 @@
       </w:pPr>
       <w:r>
         <w:rPr>
-          <w:rFonts w:ascii="Calibri" w:hAnsi="Calibri" w:eastAsia="Heiti TC"/>
+          <w:rFonts w:ascii="Calibri" w:hAnsi="Calibri" w:eastAsia="Arial Unicode MS"/>
           <w:b w:val="0"/>
           <w:i w:val="0"/>
           <w:color w:val="334155"/>
@@ -1200,7 +1200,7 @@
       </w:pPr>
       <w:r>
         <w:rPr>
-          <w:rFonts w:ascii="Calibri" w:hAnsi="Calibri" w:eastAsia="Heiti TC"/>
+          <w:rFonts w:ascii="Calibri" w:hAnsi="Calibri" w:eastAsia="Arial Unicode MS"/>
           <w:b w:val="0"/>
           <w:i w:val="0"/>
           <w:color w:val="667085"/>
@@ -1213,7 +1213,7 @@
           <w:rPr>
             <w:color w:val="285B9D"/>
             <w:u w:val="single"/>
-            <w:rFonts w:eastAsia="Heiti TC" w:ascii="Calibri" w:hAnsi="Calibri"/>
+            <w:rFonts w:eastAsia="Arial Unicode MS" w:ascii="Calibri" w:hAnsi="Calibri"/>
           </w:rPr>
           <w:t>reports/archive-29627640e1a7</w:t>
         </w:r>
@@ -1225,7 +1225,7 @@
       </w:pPr>
       <w:r>
         <w:rPr>
-          <w:rFonts w:ascii="Calibri" w:hAnsi="Calibri" w:eastAsia="Heiti TC"/>
+          <w:rFonts w:ascii="Calibri" w:hAnsi="Calibri" w:eastAsia="Arial Unicode MS"/>
           <w:b/>
           <w:i w:val="0"/>
           <w:color w:val="0B2545"/>
@@ -1240,7 +1240,7 @@
       </w:pPr>
       <w:r>
         <w:rPr>
-          <w:rFonts w:ascii="Calibri" w:hAnsi="Calibri" w:eastAsia="Heiti TC"/>
+          <w:rFonts w:ascii="Calibri" w:hAnsi="Calibri" w:eastAsia="Arial Unicode MS"/>
           <w:b w:val="0"/>
           <w:i w:val="0"/>
           <w:color w:val="334155"/>
@@ -1255,7 +1255,7 @@
       </w:pPr>
       <w:r>
         <w:rPr>
-          <w:rFonts w:ascii="Calibri" w:hAnsi="Calibri" w:eastAsia="Heiti TC"/>
+          <w:rFonts w:ascii="Calibri" w:hAnsi="Calibri" w:eastAsia="Arial Unicode MS"/>
           <w:b w:val="0"/>
           <w:i w:val="0"/>
           <w:color w:val="667085"/>
@@ -1268,7 +1268,7 @@
           <w:rPr>
             <w:color w:val="285B9D"/>
             <w:u w:val="single"/>
-            <w:rFonts w:eastAsia="Heiti TC" w:ascii="Calibri" w:hAnsi="Calibri"/>
+            <w:rFonts w:eastAsia="Arial Unicode MS" w:ascii="Calibri" w:hAnsi="Calibri"/>
           </w:rPr>
           <w:t>reports/archive-2edfd7e782e3</w:t>
         </w:r>
@@ -1311,7 +1311,7 @@
             <w:r/>
             <w:r>
               <w:rPr>
-                <w:rFonts w:ascii="Calibri" w:hAnsi="Calibri" w:eastAsia="Heiti TC"/>
+                <w:rFonts w:ascii="Calibri" w:hAnsi="Calibri" w:eastAsia="Arial Unicode MS"/>
                 <w:b/>
                 <w:color w:val="475569"/>
                 <w:sz w:val="18"/>
@@ -1334,7 +1334,7 @@
             <w:r/>
             <w:r>
               <w:rPr>
-                <w:rFonts w:ascii="Calibri" w:hAnsi="Calibri" w:eastAsia="Heiti TC"/>
+                <w:rFonts w:ascii="Calibri" w:hAnsi="Calibri" w:eastAsia="Arial Unicode MS"/>
                 <w:b/>
                 <w:color w:val="475569"/>
                 <w:sz w:val="18"/>
@@ -1357,7 +1357,7 @@
             <w:r/>
             <w:r>
               <w:rPr>
-                <w:rFonts w:ascii="Calibri" w:hAnsi="Calibri" w:eastAsia="Heiti TC"/>
+                <w:rFonts w:ascii="Calibri" w:hAnsi="Calibri" w:eastAsia="Arial Unicode MS"/>
                 <w:b/>
                 <w:color w:val="475569"/>
                 <w:sz w:val="18"/>
@@ -1380,7 +1380,7 @@
             <w:r/>
             <w:r>
               <w:rPr>
-                <w:rFonts w:ascii="Calibri" w:hAnsi="Calibri" w:eastAsia="Heiti TC"/>
+                <w:rFonts w:ascii="Calibri" w:hAnsi="Calibri" w:eastAsia="Arial Unicode MS"/>
                 <w:b/>
                 <w:color w:val="475569"/>
                 <w:sz w:val="18"/>
@@ -1403,7 +1403,7 @@
             <w:r/>
             <w:r>
               <w:rPr>
-                <w:rFonts w:ascii="Calibri" w:hAnsi="Calibri" w:eastAsia="Heiti TC"/>
+                <w:rFonts w:ascii="Calibri" w:hAnsi="Calibri" w:eastAsia="Arial Unicode MS"/>
                 <w:b/>
                 <w:color w:val="475569"/>
                 <w:sz w:val="18"/>
@@ -1426,7 +1426,7 @@
             <w:r/>
             <w:r>
               <w:rPr>
-                <w:rFonts w:ascii="Calibri" w:hAnsi="Calibri" w:eastAsia="Heiti TC"/>
+                <w:rFonts w:ascii="Calibri" w:hAnsi="Calibri" w:eastAsia="Arial Unicode MS"/>
                 <w:b w:val="0"/>
                 <w:color w:val="111827"/>
                 <w:sz w:val="17"/>
@@ -1447,7 +1447,7 @@
             <w:r/>
             <w:r>
               <w:rPr>
-                <w:rFonts w:ascii="Calibri" w:hAnsi="Calibri" w:eastAsia="Heiti TC"/>
+                <w:rFonts w:ascii="Calibri" w:hAnsi="Calibri" w:eastAsia="Arial Unicode MS"/>
                 <w:b w:val="0"/>
                 <w:color w:val="111827"/>
                 <w:sz w:val="16"/>
@@ -1468,7 +1468,7 @@
             <w:r/>
             <w:r>
               <w:rPr>
-                <w:rFonts w:ascii="Calibri" w:hAnsi="Calibri" w:eastAsia="Heiti TC"/>
+                <w:rFonts w:ascii="Calibri" w:hAnsi="Calibri" w:eastAsia="Arial Unicode MS"/>
                 <w:b w:val="0"/>
                 <w:color w:val="111827"/>
                 <w:sz w:val="16"/>
@@ -1490,7 +1490,7 @@
             <w:r/>
             <w:r>
               <w:rPr>
-                <w:rFonts w:ascii="Calibri" w:hAnsi="Calibri" w:eastAsia="Heiti TC"/>
+                <w:rFonts w:ascii="Calibri" w:hAnsi="Calibri" w:eastAsia="Arial Unicode MS"/>
                 <w:b/>
                 <w:color w:val="111827"/>
                 <w:sz w:val="17"/>
@@ -1512,7 +1512,7 @@
             <w:r/>
             <w:r>
               <w:rPr>
-                <w:rFonts w:ascii="Calibri" w:hAnsi="Calibri" w:eastAsia="Heiti TC"/>
+                <w:rFonts w:ascii="Calibri" w:hAnsi="Calibri" w:eastAsia="Arial Unicode MS"/>
                 <w:b w:val="0"/>
                 <w:color w:val="111827"/>
                 <w:sz w:val="16"/>
@@ -1535,7 +1535,7 @@
             <w:r/>
             <w:r>
               <w:rPr>
-                <w:rFonts w:ascii="Calibri" w:hAnsi="Calibri" w:eastAsia="Heiti TC"/>
+                <w:rFonts w:ascii="Calibri" w:hAnsi="Calibri" w:eastAsia="Arial Unicode MS"/>
                 <w:b w:val="0"/>
                 <w:color w:val="111827"/>
                 <w:sz w:val="17"/>
@@ -1556,7 +1556,7 @@
             <w:r/>
             <w:r>
               <w:rPr>
-                <w:rFonts w:ascii="Calibri" w:hAnsi="Calibri" w:eastAsia="Heiti TC"/>
+                <w:rFonts w:ascii="Calibri" w:hAnsi="Calibri" w:eastAsia="Arial Unicode MS"/>
                 <w:b w:val="0"/>
                 <w:color w:val="111827"/>
                 <w:sz w:val="16"/>
@@ -1577,7 +1577,7 @@
             <w:r/>
             <w:r>
               <w:rPr>
-                <w:rFonts w:ascii="Calibri" w:hAnsi="Calibri" w:eastAsia="Heiti TC"/>
+                <w:rFonts w:ascii="Calibri" w:hAnsi="Calibri" w:eastAsia="Arial Unicode MS"/>
                 <w:b w:val="0"/>
                 <w:color w:val="111827"/>
                 <w:sz w:val="16"/>
@@ -1599,7 +1599,7 @@
             <w:r/>
             <w:r>
               <w:rPr>
-                <w:rFonts w:ascii="Calibri" w:hAnsi="Calibri" w:eastAsia="Heiti TC"/>
+                <w:rFonts w:ascii="Calibri" w:hAnsi="Calibri" w:eastAsia="Arial Unicode MS"/>
                 <w:b/>
                 <w:color w:val="111827"/>
                 <w:sz w:val="17"/>
@@ -1621,7 +1621,7 @@
             <w:r/>
             <w:r>
               <w:rPr>
-                <w:rFonts w:ascii="Calibri" w:hAnsi="Calibri" w:eastAsia="Heiti TC"/>
+                <w:rFonts w:ascii="Calibri" w:hAnsi="Calibri" w:eastAsia="Arial Unicode MS"/>
                 <w:b w:val="0"/>
                 <w:color w:val="111827"/>
                 <w:sz w:val="16"/>
@@ -1644,7 +1644,7 @@
             <w:r/>
             <w:r>
               <w:rPr>
-                <w:rFonts w:ascii="Calibri" w:hAnsi="Calibri" w:eastAsia="Heiti TC"/>
+                <w:rFonts w:ascii="Calibri" w:hAnsi="Calibri" w:eastAsia="Arial Unicode MS"/>
                 <w:b w:val="0"/>
                 <w:color w:val="111827"/>
                 <w:sz w:val="17"/>
@@ -1665,7 +1665,7 @@
             <w:r/>
             <w:r>
               <w:rPr>
-                <w:rFonts w:ascii="Calibri" w:hAnsi="Calibri" w:eastAsia="Heiti TC"/>
+                <w:rFonts w:ascii="Calibri" w:hAnsi="Calibri" w:eastAsia="Arial Unicode MS"/>
                 <w:b w:val="0"/>
                 <w:color w:val="111827"/>
                 <w:sz w:val="16"/>
@@ -1686,7 +1686,7 @@
             <w:r/>
             <w:r>
               <w:rPr>
-                <w:rFonts w:ascii="Calibri" w:hAnsi="Calibri" w:eastAsia="Heiti TC"/>
+                <w:rFonts w:ascii="Calibri" w:hAnsi="Calibri" w:eastAsia="Arial Unicode MS"/>
                 <w:b w:val="0"/>
                 <w:color w:val="111827"/>
                 <w:sz w:val="16"/>
@@ -1708,7 +1708,7 @@
             <w:r/>
             <w:r>
               <w:rPr>
-                <w:rFonts w:ascii="Calibri" w:hAnsi="Calibri" w:eastAsia="Heiti TC"/>
+                <w:rFonts w:ascii="Calibri" w:hAnsi="Calibri" w:eastAsia="Arial Unicode MS"/>
                 <w:b/>
                 <w:color w:val="111827"/>
                 <w:sz w:val="17"/>
@@ -1730,7 +1730,7 @@
             <w:r/>
             <w:r>
               <w:rPr>
-                <w:rFonts w:ascii="Calibri" w:hAnsi="Calibri" w:eastAsia="Heiti TC"/>
+                <w:rFonts w:ascii="Calibri" w:hAnsi="Calibri" w:eastAsia="Arial Unicode MS"/>
                 <w:b w:val="0"/>
                 <w:color w:val="111827"/>
                 <w:sz w:val="16"/>
@@ -1753,7 +1753,7 @@
             <w:r/>
             <w:r>
               <w:rPr>
-                <w:rFonts w:ascii="Calibri" w:hAnsi="Calibri" w:eastAsia="Heiti TC"/>
+                <w:rFonts w:ascii="Calibri" w:hAnsi="Calibri" w:eastAsia="Arial Unicode MS"/>
                 <w:b w:val="0"/>
                 <w:color w:val="111827"/>
                 <w:sz w:val="17"/>
@@ -1774,7 +1774,7 @@
             <w:r/>
             <w:r>
               <w:rPr>
-                <w:rFonts w:ascii="Calibri" w:hAnsi="Calibri" w:eastAsia="Heiti TC"/>
+                <w:rFonts w:ascii="Calibri" w:hAnsi="Calibri" w:eastAsia="Arial Unicode MS"/>
                 <w:b w:val="0"/>
                 <w:color w:val="111827"/>
                 <w:sz w:val="16"/>
@@ -1795,7 +1795,7 @@
             <w:r/>
             <w:r>
               <w:rPr>
-                <w:rFonts w:ascii="Calibri" w:hAnsi="Calibri" w:eastAsia="Heiti TC"/>
+                <w:rFonts w:ascii="Calibri" w:hAnsi="Calibri" w:eastAsia="Arial Unicode MS"/>
                 <w:b w:val="0"/>
                 <w:color w:val="111827"/>
                 <w:sz w:val="16"/>
@@ -1817,7 +1817,7 @@
             <w:r/>
             <w:r>
               <w:rPr>
-                <w:rFonts w:ascii="Calibri" w:hAnsi="Calibri" w:eastAsia="Heiti TC"/>
+                <w:rFonts w:ascii="Calibri" w:hAnsi="Calibri" w:eastAsia="Arial Unicode MS"/>
                 <w:b/>
                 <w:color w:val="111827"/>
                 <w:sz w:val="17"/>
@@ -1839,7 +1839,7 @@
             <w:r/>
             <w:r>
               <w:rPr>
-                <w:rFonts w:ascii="Calibri" w:hAnsi="Calibri" w:eastAsia="Heiti TC"/>
+                <w:rFonts w:ascii="Calibri" w:hAnsi="Calibri" w:eastAsia="Arial Unicode MS"/>
                 <w:b w:val="0"/>
                 <w:color w:val="111827"/>
                 <w:sz w:val="16"/>
@@ -1862,7 +1862,7 @@
             <w:r/>
             <w:r>
               <w:rPr>
-                <w:rFonts w:ascii="Calibri" w:hAnsi="Calibri" w:eastAsia="Heiti TC"/>
+                <w:rFonts w:ascii="Calibri" w:hAnsi="Calibri" w:eastAsia="Arial Unicode MS"/>
                 <w:b w:val="0"/>
                 <w:color w:val="111827"/>
                 <w:sz w:val="17"/>
@@ -1883,7 +1883,7 @@
             <w:r/>
             <w:r>
               <w:rPr>
-                <w:rFonts w:ascii="Calibri" w:hAnsi="Calibri" w:eastAsia="Heiti TC"/>
+                <w:rFonts w:ascii="Calibri" w:hAnsi="Calibri" w:eastAsia="Arial Unicode MS"/>
                 <w:b w:val="0"/>
                 <w:color w:val="111827"/>
                 <w:sz w:val="16"/>
@@ -1904,7 +1904,7 @@
             <w:r/>
             <w:r>
               <w:rPr>
-                <w:rFonts w:ascii="Calibri" w:hAnsi="Calibri" w:eastAsia="Heiti TC"/>
+                <w:rFonts w:ascii="Calibri" w:hAnsi="Calibri" w:eastAsia="Arial Unicode MS"/>
                 <w:b w:val="0"/>
                 <w:color w:val="111827"/>
                 <w:sz w:val="16"/>
@@ -1926,7 +1926,7 @@
             <w:r/>
             <w:r>
               <w:rPr>
-                <w:rFonts w:ascii="Calibri" w:hAnsi="Calibri" w:eastAsia="Heiti TC"/>
+                <w:rFonts w:ascii="Calibri" w:hAnsi="Calibri" w:eastAsia="Arial Unicode MS"/>
                 <w:b/>
                 <w:color w:val="111827"/>
                 <w:sz w:val="17"/>
@@ -1948,7 +1948,7 @@
             <w:r/>
             <w:r>
               <w:rPr>
-                <w:rFonts w:ascii="Calibri" w:hAnsi="Calibri" w:eastAsia="Heiti TC"/>
+                <w:rFonts w:ascii="Calibri" w:hAnsi="Calibri" w:eastAsia="Arial Unicode MS"/>
                 <w:b w:val="0"/>
                 <w:color w:val="111827"/>
                 <w:sz w:val="16"/>
@@ -1971,7 +1971,7 @@
             <w:r/>
             <w:r>
               <w:rPr>
-                <w:rFonts w:ascii="Calibri" w:hAnsi="Calibri" w:eastAsia="Heiti TC"/>
+                <w:rFonts w:ascii="Calibri" w:hAnsi="Calibri" w:eastAsia="Arial Unicode MS"/>
                 <w:b w:val="0"/>
                 <w:color w:val="111827"/>
                 <w:sz w:val="17"/>
@@ -1992,7 +1992,7 @@
             <w:r/>
             <w:r>
               <w:rPr>
-                <w:rFonts w:ascii="Calibri" w:hAnsi="Calibri" w:eastAsia="Heiti TC"/>
+                <w:rFonts w:ascii="Calibri" w:hAnsi="Calibri" w:eastAsia="Arial Unicode MS"/>
                 <w:b w:val="0"/>
                 <w:color w:val="111827"/>
                 <w:sz w:val="16"/>
@@ -2013,7 +2013,7 @@
             <w:r/>
             <w:r>
               <w:rPr>
-                <w:rFonts w:ascii="Calibri" w:hAnsi="Calibri" w:eastAsia="Heiti TC"/>
+                <w:rFonts w:ascii="Calibri" w:hAnsi="Calibri" w:eastAsia="Arial Unicode MS"/>
                 <w:b w:val="0"/>
                 <w:color w:val="111827"/>
                 <w:sz w:val="16"/>
@@ -2035,7 +2035,7 @@
             <w:r/>
             <w:r>
               <w:rPr>
-                <w:rFonts w:ascii="Calibri" w:hAnsi="Calibri" w:eastAsia="Heiti TC"/>
+                <w:rFonts w:ascii="Calibri" w:hAnsi="Calibri" w:eastAsia="Arial Unicode MS"/>
                 <w:b/>
                 <w:color w:val="111827"/>
                 <w:sz w:val="17"/>
@@ -2057,7 +2057,7 @@
             <w:r/>
             <w:r>
               <w:rPr>
-                <w:rFonts w:ascii="Calibri" w:hAnsi="Calibri" w:eastAsia="Heiti TC"/>
+                <w:rFonts w:ascii="Calibri" w:hAnsi="Calibri" w:eastAsia="Arial Unicode MS"/>
                 <w:b w:val="0"/>
                 <w:color w:val="111827"/>
                 <w:sz w:val="16"/>
@@ -2080,7 +2080,7 @@
             <w:r/>
             <w:r>
               <w:rPr>
-                <w:rFonts w:ascii="Calibri" w:hAnsi="Calibri" w:eastAsia="Heiti TC"/>
+                <w:rFonts w:ascii="Calibri" w:hAnsi="Calibri" w:eastAsia="Arial Unicode MS"/>
                 <w:b w:val="0"/>
                 <w:color w:val="111827"/>
                 <w:sz w:val="17"/>
@@ -2101,7 +2101,7 @@
             <w:r/>
             <w:r>
               <w:rPr>
-                <w:rFonts w:ascii="Calibri" w:hAnsi="Calibri" w:eastAsia="Heiti TC"/>
+                <w:rFonts w:ascii="Calibri" w:hAnsi="Calibri" w:eastAsia="Arial Unicode MS"/>
                 <w:b w:val="0"/>
                 <w:color w:val="111827"/>
                 <w:sz w:val="16"/>
@@ -2122,7 +2122,7 @@
             <w:r/>
             <w:r>
               <w:rPr>
-                <w:rFonts w:ascii="Calibri" w:hAnsi="Calibri" w:eastAsia="Heiti TC"/>
+                <w:rFonts w:ascii="Calibri" w:hAnsi="Calibri" w:eastAsia="Arial Unicode MS"/>
                 <w:b w:val="0"/>
                 <w:color w:val="111827"/>
                 <w:sz w:val="16"/>
@@ -2144,7 +2144,7 @@
             <w:r/>
             <w:r>
               <w:rPr>
-                <w:rFonts w:ascii="Calibri" w:hAnsi="Calibri" w:eastAsia="Heiti TC"/>
+                <w:rFonts w:ascii="Calibri" w:hAnsi="Calibri" w:eastAsia="Arial Unicode MS"/>
                 <w:b/>
                 <w:color w:val="111827"/>
                 <w:sz w:val="17"/>
@@ -2166,7 +2166,7 @@
             <w:r/>
             <w:r>
               <w:rPr>
-                <w:rFonts w:ascii="Calibri" w:hAnsi="Calibri" w:eastAsia="Heiti TC"/>
+                <w:rFonts w:ascii="Calibri" w:hAnsi="Calibri" w:eastAsia="Arial Unicode MS"/>
                 <w:b w:val="0"/>
                 <w:color w:val="111827"/>
                 <w:sz w:val="16"/>
@@ -2189,7 +2189,7 @@
             <w:r/>
             <w:r>
               <w:rPr>
-                <w:rFonts w:ascii="Calibri" w:hAnsi="Calibri" w:eastAsia="Heiti TC"/>
+                <w:rFonts w:ascii="Calibri" w:hAnsi="Calibri" w:eastAsia="Arial Unicode MS"/>
                 <w:b w:val="0"/>
                 <w:color w:val="111827"/>
                 <w:sz w:val="17"/>
@@ -2210,7 +2210,7 @@
             <w:r/>
             <w:r>
               <w:rPr>
-                <w:rFonts w:ascii="Calibri" w:hAnsi="Calibri" w:eastAsia="Heiti TC"/>
+                <w:rFonts w:ascii="Calibri" w:hAnsi="Calibri" w:eastAsia="Arial Unicode MS"/>
                 <w:b w:val="0"/>
                 <w:color w:val="111827"/>
                 <w:sz w:val="16"/>
@@ -2231,7 +2231,7 @@
             <w:r/>
             <w:r>
               <w:rPr>
-                <w:rFonts w:ascii="Calibri" w:hAnsi="Calibri" w:eastAsia="Heiti TC"/>
+                <w:rFonts w:ascii="Calibri" w:hAnsi="Calibri" w:eastAsia="Arial Unicode MS"/>
                 <w:b w:val="0"/>
                 <w:color w:val="111827"/>
                 <w:sz w:val="16"/>
@@ -2253,7 +2253,7 @@
             <w:r/>
             <w:r>
               <w:rPr>
-                <w:rFonts w:ascii="Calibri" w:hAnsi="Calibri" w:eastAsia="Heiti TC"/>
+                <w:rFonts w:ascii="Calibri" w:hAnsi="Calibri" w:eastAsia="Arial Unicode MS"/>
                 <w:b/>
                 <w:color w:val="111827"/>
                 <w:sz w:val="17"/>
@@ -2275,7 +2275,7 @@
             <w:r/>
             <w:r>
               <w:rPr>
-                <w:rFonts w:ascii="Calibri" w:hAnsi="Calibri" w:eastAsia="Heiti TC"/>
+                <w:rFonts w:ascii="Calibri" w:hAnsi="Calibri" w:eastAsia="Arial Unicode MS"/>
                 <w:b w:val="0"/>
                 <w:color w:val="111827"/>
                 <w:sz w:val="16"/>
@@ -2298,7 +2298,7 @@
             <w:r/>
             <w:r>
               <w:rPr>
-                <w:rFonts w:ascii="Calibri" w:hAnsi="Calibri" w:eastAsia="Heiti TC"/>
+                <w:rFonts w:ascii="Calibri" w:hAnsi="Calibri" w:eastAsia="Arial Unicode MS"/>
                 <w:b w:val="0"/>
                 <w:color w:val="111827"/>
                 <w:sz w:val="17"/>
@@ -2319,7 +2319,7 @@
             <w:r/>
             <w:r>
               <w:rPr>
-                <w:rFonts w:ascii="Calibri" w:hAnsi="Calibri" w:eastAsia="Heiti TC"/>
+                <w:rFonts w:ascii="Calibri" w:hAnsi="Calibri" w:eastAsia="Arial Unicode MS"/>
                 <w:b w:val="0"/>
                 <w:color w:val="111827"/>
                 <w:sz w:val="16"/>
@@ -2340,7 +2340,7 @@
             <w:r/>
             <w:r>
               <w:rPr>
-                <w:rFonts w:ascii="Calibri" w:hAnsi="Calibri" w:eastAsia="Heiti TC"/>
+                <w:rFonts w:ascii="Calibri" w:hAnsi="Calibri" w:eastAsia="Arial Unicode MS"/>
                 <w:b w:val="0"/>
                 <w:color w:val="111827"/>
                 <w:sz w:val="16"/>
@@ -2362,7 +2362,7 @@
             <w:r/>
             <w:r>
               <w:rPr>
-                <w:rFonts w:ascii="Calibri" w:hAnsi="Calibri" w:eastAsia="Heiti TC"/>
+                <w:rFonts w:ascii="Calibri" w:hAnsi="Calibri" w:eastAsia="Arial Unicode MS"/>
                 <w:b/>
                 <w:color w:val="111827"/>
                 <w:sz w:val="17"/>
@@ -2384,7 +2384,7 @@
             <w:r/>
             <w:r>
               <w:rPr>
-                <w:rFonts w:ascii="Calibri" w:hAnsi="Calibri" w:eastAsia="Heiti TC"/>
+                <w:rFonts w:ascii="Calibri" w:hAnsi="Calibri" w:eastAsia="Arial Unicode MS"/>
                 <w:b w:val="0"/>
                 <w:color w:val="111827"/>
                 <w:sz w:val="16"/>
@@ -2407,7 +2407,7 @@
             <w:r/>
             <w:r>
               <w:rPr>
-                <w:rFonts w:ascii="Calibri" w:hAnsi="Calibri" w:eastAsia="Heiti TC"/>
+                <w:rFonts w:ascii="Calibri" w:hAnsi="Calibri" w:eastAsia="Arial Unicode MS"/>
                 <w:b w:val="0"/>
                 <w:color w:val="111827"/>
                 <w:sz w:val="17"/>
@@ -2428,7 +2428,7 @@
             <w:r/>
             <w:r>
               <w:rPr>
-                <w:rFonts w:ascii="Calibri" w:hAnsi="Calibri" w:eastAsia="Heiti TC"/>
+                <w:rFonts w:ascii="Calibri" w:hAnsi="Calibri" w:eastAsia="Arial Unicode MS"/>
                 <w:b w:val="0"/>
                 <w:color w:val="111827"/>
                 <w:sz w:val="16"/>
@@ -2449,7 +2449,7 @@
             <w:r/>
             <w:r>
               <w:rPr>
-                <w:rFonts w:ascii="Calibri" w:hAnsi="Calibri" w:eastAsia="Heiti TC"/>
+                <w:rFonts w:ascii="Calibri" w:hAnsi="Calibri" w:eastAsia="Arial Unicode MS"/>
                 <w:b w:val="0"/>
                 <w:color w:val="111827"/>
                 <w:sz w:val="16"/>
@@ -2471,7 +2471,7 @@
             <w:r/>
             <w:r>
               <w:rPr>
-                <w:rFonts w:ascii="Calibri" w:hAnsi="Calibri" w:eastAsia="Heiti TC"/>
+                <w:rFonts w:ascii="Calibri" w:hAnsi="Calibri" w:eastAsia="Arial Unicode MS"/>
                 <w:b/>
                 <w:color w:val="111827"/>
                 <w:sz w:val="17"/>
@@ -2493,7 +2493,7 @@
             <w:r/>
             <w:r>
               <w:rPr>
-                <w:rFonts w:ascii="Calibri" w:hAnsi="Calibri" w:eastAsia="Heiti TC"/>
+                <w:rFonts w:ascii="Calibri" w:hAnsi="Calibri" w:eastAsia="Arial Unicode MS"/>
                 <w:b w:val="0"/>
                 <w:color w:val="111827"/>
                 <w:sz w:val="16"/>
@@ -2516,7 +2516,7 @@
             <w:r/>
             <w:r>
               <w:rPr>
-                <w:rFonts w:ascii="Calibri" w:hAnsi="Calibri" w:eastAsia="Heiti TC"/>
+                <w:rFonts w:ascii="Calibri" w:hAnsi="Calibri" w:eastAsia="Arial Unicode MS"/>
                 <w:b w:val="0"/>
                 <w:color w:val="111827"/>
                 <w:sz w:val="17"/>
@@ -2537,7 +2537,7 @@
             <w:r/>
             <w:r>
               <w:rPr>
-                <w:rFonts w:ascii="Calibri" w:hAnsi="Calibri" w:eastAsia="Heiti TC"/>
+                <w:rFonts w:ascii="Calibri" w:hAnsi="Calibri" w:eastAsia="Arial Unicode MS"/>
                 <w:b w:val="0"/>
                 <w:color w:val="111827"/>
                 <w:sz w:val="16"/>
@@ -2558,7 +2558,7 @@
             <w:r/>
             <w:r>
               <w:rPr>
-                <w:rFonts w:ascii="Calibri" w:hAnsi="Calibri" w:eastAsia="Heiti TC"/>
+                <w:rFonts w:ascii="Calibri" w:hAnsi="Calibri" w:eastAsia="Arial Unicode MS"/>
                 <w:b w:val="0"/>
                 <w:color w:val="111827"/>
                 <w:sz w:val="16"/>
@@ -2580,7 +2580,7 @@
             <w:r/>
             <w:r>
               <w:rPr>
-                <w:rFonts w:ascii="Calibri" w:hAnsi="Calibri" w:eastAsia="Heiti TC"/>
+                <w:rFonts w:ascii="Calibri" w:hAnsi="Calibri" w:eastAsia="Arial Unicode MS"/>
                 <w:b/>
                 <w:color w:val="111827"/>
                 <w:sz w:val="17"/>
@@ -2602,7 +2602,7 @@
             <w:r/>
             <w:r>
               <w:rPr>
-                <w:rFonts w:ascii="Calibri" w:hAnsi="Calibri" w:eastAsia="Heiti TC"/>
+                <w:rFonts w:ascii="Calibri" w:hAnsi="Calibri" w:eastAsia="Arial Unicode MS"/>
                 <w:b w:val="0"/>
                 <w:color w:val="111827"/>
                 <w:sz w:val="16"/>
@@ -2625,7 +2625,7 @@
             <w:r/>
             <w:r>
               <w:rPr>
-                <w:rFonts w:ascii="Calibri" w:hAnsi="Calibri" w:eastAsia="Heiti TC"/>
+                <w:rFonts w:ascii="Calibri" w:hAnsi="Calibri" w:eastAsia="Arial Unicode MS"/>
                 <w:b w:val="0"/>
                 <w:color w:val="111827"/>
                 <w:sz w:val="17"/>
@@ -2646,7 +2646,7 @@
             <w:r/>
             <w:r>
               <w:rPr>
-                <w:rFonts w:ascii="Calibri" w:hAnsi="Calibri" w:eastAsia="Heiti TC"/>
+                <w:rFonts w:ascii="Calibri" w:hAnsi="Calibri" w:eastAsia="Arial Unicode MS"/>
                 <w:b w:val="0"/>
                 <w:color w:val="111827"/>
                 <w:sz w:val="16"/>
@@ -2667,7 +2667,7 @@
             <w:r/>
             <w:r>
               <w:rPr>
-                <w:rFonts w:ascii="Calibri" w:hAnsi="Calibri" w:eastAsia="Heiti TC"/>
+                <w:rFonts w:ascii="Calibri" w:hAnsi="Calibri" w:eastAsia="Arial Unicode MS"/>
                 <w:b w:val="0"/>
                 <w:color w:val="111827"/>
                 <w:sz w:val="16"/>
@@ -2689,7 +2689,7 @@
             <w:r/>
             <w:r>
               <w:rPr>
-                <w:rFonts w:ascii="Calibri" w:hAnsi="Calibri" w:eastAsia="Heiti TC"/>
+                <w:rFonts w:ascii="Calibri" w:hAnsi="Calibri" w:eastAsia="Arial Unicode MS"/>
                 <w:b/>
                 <w:color w:val="111827"/>
                 <w:sz w:val="17"/>
@@ -2711,7 +2711,7 @@
             <w:r/>
             <w:r>
               <w:rPr>
-                <w:rFonts w:ascii="Calibri" w:hAnsi="Calibri" w:eastAsia="Heiti TC"/>
+                <w:rFonts w:ascii="Calibri" w:hAnsi="Calibri" w:eastAsia="Arial Unicode MS"/>
                 <w:b w:val="0"/>
                 <w:color w:val="111827"/>
                 <w:sz w:val="16"/>
@@ -2734,7 +2734,7 @@
             <w:r/>
             <w:r>
               <w:rPr>
-                <w:rFonts w:ascii="Calibri" w:hAnsi="Calibri" w:eastAsia="Heiti TC"/>
+                <w:rFonts w:ascii="Calibri" w:hAnsi="Calibri" w:eastAsia="Arial Unicode MS"/>
                 <w:b w:val="0"/>
                 <w:color w:val="111827"/>
                 <w:sz w:val="17"/>
@@ -2755,7 +2755,7 @@
             <w:r/>
             <w:r>
               <w:rPr>
-                <w:rFonts w:ascii="Calibri" w:hAnsi="Calibri" w:eastAsia="Heiti TC"/>
+                <w:rFonts w:ascii="Calibri" w:hAnsi="Calibri" w:eastAsia="Arial Unicode MS"/>
                 <w:b w:val="0"/>
                 <w:color w:val="111827"/>
                 <w:sz w:val="16"/>
@@ -2776,7 +2776,7 @@
             <w:r/>
             <w:r>
               <w:rPr>
-                <w:rFonts w:ascii="Calibri" w:hAnsi="Calibri" w:eastAsia="Heiti TC"/>
+                <w:rFonts w:ascii="Calibri" w:hAnsi="Calibri" w:eastAsia="Arial Unicode MS"/>
                 <w:b w:val="0"/>
                 <w:color w:val="111827"/>
                 <w:sz w:val="16"/>
@@ -2798,7 +2798,7 @@
             <w:r/>
             <w:r>
               <w:rPr>
-                <w:rFonts w:ascii="Calibri" w:hAnsi="Calibri" w:eastAsia="Heiti TC"/>
+                <w:rFonts w:ascii="Calibri" w:hAnsi="Calibri" w:eastAsia="Arial Unicode MS"/>
                 <w:b/>
                 <w:color w:val="111827"/>
                 <w:sz w:val="17"/>
@@ -2820,7 +2820,7 @@
             <w:r/>
             <w:r>
               <w:rPr>
-                <w:rFonts w:ascii="Calibri" w:hAnsi="Calibri" w:eastAsia="Heiti TC"/>
+                <w:rFonts w:ascii="Calibri" w:hAnsi="Calibri" w:eastAsia="Arial Unicode MS"/>
                 <w:b w:val="0"/>
                 <w:color w:val="111827"/>
                 <w:sz w:val="16"/>
@@ -2843,7 +2843,7 @@
             <w:r/>
             <w:r>
               <w:rPr>
-                <w:rFonts w:ascii="Calibri" w:hAnsi="Calibri" w:eastAsia="Heiti TC"/>
+                <w:rFonts w:ascii="Calibri" w:hAnsi="Calibri" w:eastAsia="Arial Unicode MS"/>
                 <w:b w:val="0"/>
                 <w:color w:val="111827"/>
                 <w:sz w:val="17"/>
@@ -2864,7 +2864,7 @@
             <w:r/>
             <w:r>
               <w:rPr>
-                <w:rFonts w:ascii="Calibri" w:hAnsi="Calibri" w:eastAsia="Heiti TC"/>
+                <w:rFonts w:ascii="Calibri" w:hAnsi="Calibri" w:eastAsia="Arial Unicode MS"/>
                 <w:b w:val="0"/>
                 <w:color w:val="111827"/>
                 <w:sz w:val="16"/>
@@ -2885,7 +2885,7 @@
             <w:r/>
             <w:r>
               <w:rPr>
-                <w:rFonts w:ascii="Calibri" w:hAnsi="Calibri" w:eastAsia="Heiti TC"/>
+                <w:rFonts w:ascii="Calibri" w:hAnsi="Calibri" w:eastAsia="Arial Unicode MS"/>
                 <w:b w:val="0"/>
                 <w:color w:val="111827"/>
                 <w:sz w:val="16"/>
@@ -2907,7 +2907,7 @@
             <w:r/>
             <w:r>
               <w:rPr>
-                <w:rFonts w:ascii="Calibri" w:hAnsi="Calibri" w:eastAsia="Heiti TC"/>
+                <w:rFonts w:ascii="Calibri" w:hAnsi="Calibri" w:eastAsia="Arial Unicode MS"/>
                 <w:b/>
                 <w:color w:val="111827"/>
                 <w:sz w:val="17"/>
@@ -2929,7 +2929,7 @@
             <w:r/>
             <w:r>
               <w:rPr>
-                <w:rFonts w:ascii="Calibri" w:hAnsi="Calibri" w:eastAsia="Heiti TC"/>
+                <w:rFonts w:ascii="Calibri" w:hAnsi="Calibri" w:eastAsia="Arial Unicode MS"/>
                 <w:b w:val="0"/>
                 <w:color w:val="111827"/>
                 <w:sz w:val="16"/>
@@ -2952,7 +2952,7 @@
             <w:r/>
             <w:r>
               <w:rPr>
-                <w:rFonts w:ascii="Calibri" w:hAnsi="Calibri" w:eastAsia="Heiti TC"/>
+                <w:rFonts w:ascii="Calibri" w:hAnsi="Calibri" w:eastAsia="Arial Unicode MS"/>
                 <w:b w:val="0"/>
                 <w:color w:val="111827"/>
                 <w:sz w:val="17"/>
@@ -2973,7 +2973,7 @@
             <w:r/>
             <w:r>
               <w:rPr>
-                <w:rFonts w:ascii="Calibri" w:hAnsi="Calibri" w:eastAsia="Heiti TC"/>
+                <w:rFonts w:ascii="Calibri" w:hAnsi="Calibri" w:eastAsia="Arial Unicode MS"/>
                 <w:b w:val="0"/>
                 <w:color w:val="111827"/>
                 <w:sz w:val="16"/>
@@ -2994,7 +2994,7 @@
             <w:r/>
             <w:r>
               <w:rPr>
-                <w:rFonts w:ascii="Calibri" w:hAnsi="Calibri" w:eastAsia="Heiti TC"/>
+                <w:rFonts w:ascii="Calibri" w:hAnsi="Calibri" w:eastAsia="Arial Unicode MS"/>
                 <w:b w:val="0"/>
                 <w:color w:val="111827"/>
                 <w:sz w:val="16"/>
@@ -3016,7 +3016,7 @@
             <w:r/>
             <w:r>
               <w:rPr>
-                <w:rFonts w:ascii="Calibri" w:hAnsi="Calibri" w:eastAsia="Heiti TC"/>
+                <w:rFonts w:ascii="Calibri" w:hAnsi="Calibri" w:eastAsia="Arial Unicode MS"/>
                 <w:b/>
                 <w:color w:val="111827"/>
                 <w:sz w:val="17"/>
@@ -3038,7 +3038,7 @@
             <w:r/>
             <w:r>
               <w:rPr>
-                <w:rFonts w:ascii="Calibri" w:hAnsi="Calibri" w:eastAsia="Heiti TC"/>
+                <w:rFonts w:ascii="Calibri" w:hAnsi="Calibri" w:eastAsia="Arial Unicode MS"/>
                 <w:b w:val="0"/>
                 <w:color w:val="111827"/>
                 <w:sz w:val="16"/>
@@ -3061,7 +3061,7 @@
             <w:r/>
             <w:r>
               <w:rPr>
-                <w:rFonts w:ascii="Calibri" w:hAnsi="Calibri" w:eastAsia="Heiti TC"/>
+                <w:rFonts w:ascii="Calibri" w:hAnsi="Calibri" w:eastAsia="Arial Unicode MS"/>
                 <w:b w:val="0"/>
                 <w:color w:val="111827"/>
                 <w:sz w:val="17"/>
@@ -3082,7 +3082,7 @@
             <w:r/>
             <w:r>
               <w:rPr>
-                <w:rFonts w:ascii="Calibri" w:hAnsi="Calibri" w:eastAsia="Heiti TC"/>
+                <w:rFonts w:ascii="Calibri" w:hAnsi="Calibri" w:eastAsia="Arial Unicode MS"/>
                 <w:b w:val="0"/>
                 <w:color w:val="111827"/>
                 <w:sz w:val="16"/>
@@ -3103,7 +3103,7 @@
             <w:r/>
             <w:r>
               <w:rPr>
-                <w:rFonts w:ascii="Calibri" w:hAnsi="Calibri" w:eastAsia="Heiti TC"/>
+                <w:rFonts w:ascii="Calibri" w:hAnsi="Calibri" w:eastAsia="Arial Unicode MS"/>
                 <w:b w:val="0"/>
                 <w:color w:val="111827"/>
                 <w:sz w:val="16"/>
@@ -3125,7 +3125,7 @@
             <w:r/>
             <w:r>
               <w:rPr>
-                <w:rFonts w:ascii="Calibri" w:hAnsi="Calibri" w:eastAsia="Heiti TC"/>
+                <w:rFonts w:ascii="Calibri" w:hAnsi="Calibri" w:eastAsia="Arial Unicode MS"/>
                 <w:b/>
                 <w:color w:val="111827"/>
                 <w:sz w:val="17"/>
@@ -3147,7 +3147,7 @@
             <w:r/>
             <w:r>
               <w:rPr>
-                <w:rFonts w:ascii="Calibri" w:hAnsi="Calibri" w:eastAsia="Heiti TC"/>
+                <w:rFonts w:ascii="Calibri" w:hAnsi="Calibri" w:eastAsia="Arial Unicode MS"/>
                 <w:b w:val="0"/>
                 <w:color w:val="111827"/>
                 <w:sz w:val="16"/>
@@ -3170,7 +3170,7 @@
             <w:r/>
             <w:r>
               <w:rPr>
-                <w:rFonts w:ascii="Calibri" w:hAnsi="Calibri" w:eastAsia="Heiti TC"/>
+                <w:rFonts w:ascii="Calibri" w:hAnsi="Calibri" w:eastAsia="Arial Unicode MS"/>
                 <w:b w:val="0"/>
                 <w:color w:val="111827"/>
                 <w:sz w:val="17"/>
@@ -3191,7 +3191,7 @@
             <w:r/>
             <w:r>
               <w:rPr>
-                <w:rFonts w:ascii="Calibri" w:hAnsi="Calibri" w:eastAsia="Heiti TC"/>
+                <w:rFonts w:ascii="Calibri" w:hAnsi="Calibri" w:eastAsia="Arial Unicode MS"/>
                 <w:b w:val="0"/>
                 <w:color w:val="111827"/>
                 <w:sz w:val="16"/>
@@ -3212,7 +3212,7 @@
             <w:r/>
             <w:r>
               <w:rPr>
-                <w:rFonts w:ascii="Calibri" w:hAnsi="Calibri" w:eastAsia="Heiti TC"/>
+                <w:rFonts w:ascii="Calibri" w:hAnsi="Calibri" w:eastAsia="Arial Unicode MS"/>
                 <w:b w:val="0"/>
                 <w:color w:val="111827"/>
                 <w:sz w:val="16"/>
@@ -3234,7 +3234,7 @@
             <w:r/>
             <w:r>
               <w:rPr>
-                <w:rFonts w:ascii="Calibri" w:hAnsi="Calibri" w:eastAsia="Heiti TC"/>
+                <w:rFonts w:ascii="Calibri" w:hAnsi="Calibri" w:eastAsia="Arial Unicode MS"/>
                 <w:b/>
                 <w:color w:val="111827"/>
                 <w:sz w:val="17"/>
@@ -3256,7 +3256,7 @@
             <w:r/>
             <w:r>
               <w:rPr>
-                <w:rFonts w:ascii="Calibri" w:hAnsi="Calibri" w:eastAsia="Heiti TC"/>
+                <w:rFonts w:ascii="Calibri" w:hAnsi="Calibri" w:eastAsia="Arial Unicode MS"/>
                 <w:b w:val="0"/>
                 <w:color w:val="111827"/>
                 <w:sz w:val="16"/>
@@ -3279,7 +3279,7 @@
             <w:r/>
             <w:r>
               <w:rPr>
-                <w:rFonts w:ascii="Calibri" w:hAnsi="Calibri" w:eastAsia="Heiti TC"/>
+                <w:rFonts w:ascii="Calibri" w:hAnsi="Calibri" w:eastAsia="Arial Unicode MS"/>
                 <w:b w:val="0"/>
                 <w:color w:val="111827"/>
                 <w:sz w:val="17"/>
@@ -3300,7 +3300,7 @@
             <w:r/>
             <w:r>
               <w:rPr>
-                <w:rFonts w:ascii="Calibri" w:hAnsi="Calibri" w:eastAsia="Heiti TC"/>
+                <w:rFonts w:ascii="Calibri" w:hAnsi="Calibri" w:eastAsia="Arial Unicode MS"/>
                 <w:b w:val="0"/>
                 <w:color w:val="111827"/>
                 <w:sz w:val="16"/>
@@ -3321,7 +3321,7 @@
             <w:r/>
             <w:r>
               <w:rPr>
-                <w:rFonts w:ascii="Calibri" w:hAnsi="Calibri" w:eastAsia="Heiti TC"/>
+                <w:rFonts w:ascii="Calibri" w:hAnsi="Calibri" w:eastAsia="Arial Unicode MS"/>
                 <w:b w:val="0"/>
                 <w:color w:val="111827"/>
                 <w:sz w:val="16"/>
@@ -3343,7 +3343,7 @@
             <w:r/>
             <w:r>
               <w:rPr>
-                <w:rFonts w:ascii="Calibri" w:hAnsi="Calibri" w:eastAsia="Heiti TC"/>
+                <w:rFonts w:ascii="Calibri" w:hAnsi="Calibri" w:eastAsia="Arial Unicode MS"/>
                 <w:b/>
                 <w:color w:val="111827"/>
                 <w:sz w:val="17"/>
@@ -3365,7 +3365,7 @@
             <w:r/>
             <w:r>
               <w:rPr>
-                <w:rFonts w:ascii="Calibri" w:hAnsi="Calibri" w:eastAsia="Heiti TC"/>
+                <w:rFonts w:ascii="Calibri" w:hAnsi="Calibri" w:eastAsia="Arial Unicode MS"/>
                 <w:b w:val="0"/>
                 <w:color w:val="111827"/>
                 <w:sz w:val="16"/>
@@ -3382,7 +3382,7 @@
       </w:pPr>
       <w:r>
         <w:rPr>
-          <w:rFonts w:ascii="Calibri" w:hAnsi="Calibri" w:eastAsia="Heiti TC"/>
+          <w:rFonts w:ascii="Calibri" w:hAnsi="Calibri" w:eastAsia="Arial Unicode MS"/>
           <w:b w:val="0"/>
           <w:i/>
           <w:color w:val="667085"/>
@@ -3412,7 +3412,7 @@
     </w:pPr>
     <w:r>
       <w:rPr>
-        <w:rFonts w:ascii="Calibri" w:hAnsi="Calibri" w:eastAsia="Heiti TC"/>
+        <w:rFonts w:ascii="Calibri" w:hAnsi="Calibri" w:eastAsia="Arial Unicode MS"/>
         <w:color w:val="667085"/>
         <w:sz w:val="17"/>
       </w:rPr>
@@ -3431,7 +3431,7 @@
     <w:r/>
     <w:r>
       <w:rPr>
-        <w:rFonts w:ascii="Calibri" w:hAnsi="Calibri" w:eastAsia="Heiti TC"/>
+        <w:rFonts w:ascii="Calibri" w:hAnsi="Calibri" w:eastAsia="Arial Unicode MS"/>
         <w:color w:val="667085"/>
         <w:sz w:val="18"/>
       </w:rPr>
@@ -3808,7 +3808,7 @@
       <w:spacing w:after="120" w:line="264" w:lineRule="auto"/>
     </w:pPr>
     <w:rPr>
-      <w:rFonts w:ascii="Calibri" w:hAnsi="Calibri" w:eastAsia="Heiti TC"/>
+      <w:rFonts w:ascii="Calibri" w:hAnsi="Calibri" w:eastAsia="Arial Unicode MS"/>
       <w:b w:val="0"/>
       <w:color w:val="111827"/>
       <w:sz w:val="22"/>
@@ -3873,7 +3873,7 @@
       <w:outlineLvl w:val="0"/>
     </w:pPr>
     <w:rPr>
-      <w:rFonts w:asciiTheme="majorHAnsi" w:eastAsiaTheme="majorEastAsia" w:hAnsiTheme="majorHAnsi" w:cstheme="majorBidi" w:ascii="Calibri" w:hAnsi="Calibri" w:eastAsia="Heiti TC"/>
+      <w:rFonts w:asciiTheme="majorHAnsi" w:eastAsiaTheme="majorEastAsia" w:hAnsiTheme="majorHAnsi" w:cstheme="majorBidi" w:ascii="Calibri" w:hAnsi="Calibri" w:eastAsia="Arial Unicode MS"/>
       <w:b/>
       <w:bCs/>
       <w:color w:val="2E74B5"/>
@@ -3897,7 +3897,7 @@
       <w:outlineLvl w:val="1"/>
     </w:pPr>
     <w:rPr>
-      <w:rFonts w:asciiTheme="majorHAnsi" w:eastAsiaTheme="majorEastAsia" w:hAnsiTheme="majorHAnsi" w:cstheme="majorBidi" w:ascii="Calibri" w:hAnsi="Calibri" w:eastAsia="Heiti TC"/>
+      <w:rFonts w:asciiTheme="majorHAnsi" w:eastAsiaTheme="majorEastAsia" w:hAnsiTheme="majorHAnsi" w:cstheme="majorBidi" w:ascii="Calibri" w:hAnsi="Calibri" w:eastAsia="Arial Unicode MS"/>
       <w:b/>
       <w:bCs/>
       <w:color w:val="2E74B5"/>
@@ -3921,7 +3921,7 @@
       <w:outlineLvl w:val="2"/>
     </w:pPr>
     <w:rPr>
-      <w:rFonts w:asciiTheme="majorHAnsi" w:eastAsiaTheme="majorEastAsia" w:hAnsiTheme="majorHAnsi" w:cstheme="majorBidi" w:ascii="Calibri" w:hAnsi="Calibri" w:eastAsia="Heiti TC"/>
+      <w:rFonts w:asciiTheme="majorHAnsi" w:eastAsiaTheme="majorEastAsia" w:hAnsiTheme="majorHAnsi" w:cstheme="majorBidi" w:ascii="Calibri" w:hAnsi="Calibri" w:eastAsia="Arial Unicode MS"/>
       <w:b/>
       <w:bCs/>
       <w:color w:val="1F4D78"/>
@@ -4163,7 +4163,7 @@
       <w:contextualSpacing/>
     </w:pPr>
     <w:rPr>
-      <w:rFonts w:asciiTheme="majorHAnsi" w:eastAsiaTheme="majorEastAsia" w:hAnsiTheme="majorHAnsi" w:cstheme="majorBidi" w:ascii="Calibri" w:hAnsi="Calibri" w:eastAsia="Heiti TC"/>
+      <w:rFonts w:asciiTheme="majorHAnsi" w:eastAsiaTheme="majorEastAsia" w:hAnsiTheme="majorHAnsi" w:cstheme="majorBidi" w:ascii="Calibri" w:hAnsi="Calibri" w:eastAsia="Arial Unicode MS"/>
       <w:b/>
       <w:color w:val="0B2545"/>
       <w:spacing w:val="5"/>
@@ -4201,7 +4201,7 @@
       </w:numPr>
     </w:pPr>
     <w:rPr>
-      <w:rFonts w:asciiTheme="majorHAnsi" w:eastAsiaTheme="majorEastAsia" w:hAnsiTheme="majorHAnsi" w:cstheme="majorBidi" w:ascii="Calibri" w:hAnsi="Calibri" w:eastAsia="Heiti TC"/>
+      <w:rFonts w:asciiTheme="majorHAnsi" w:eastAsiaTheme="majorEastAsia" w:hAnsiTheme="majorHAnsi" w:cstheme="majorBidi" w:ascii="Calibri" w:hAnsi="Calibri" w:eastAsia="Arial Unicode MS"/>
       <w:b w:val="0"/>
       <w:i/>
       <w:iCs/>

--- a/public/investor-downloads/daily-brief-latest.docx
+++ b/public/investor-downloads/daily-brief-latest.docx
@@ -8,7 +8,7 @@
       </w:pPr>
       <w:r>
         <w:rPr>
-          <w:rFonts w:ascii="Calibri" w:hAnsi="Calibri" w:eastAsia="Heiti TC"/>
+          <w:rFonts w:ascii="Calibri" w:hAnsi="Calibri" w:eastAsia="Arial Unicode MS"/>
           <w:b/>
           <w:i w:val="0"/>
           <w:color w:val="285B9D"/>
@@ -24,7 +24,7 @@
       </w:pPr>
       <w:r>
         <w:rPr>
-          <w:rFonts w:ascii="Calibri" w:hAnsi="Calibri" w:eastAsia="Heiti TC"/>
+          <w:rFonts w:ascii="Calibri" w:hAnsi="Calibri" w:eastAsia="Arial Unicode MS"/>
           <w:b w:val="0"/>
           <w:i w:val="0"/>
         </w:rPr>
@@ -38,7 +38,7 @@
       </w:pPr>
       <w:r>
         <w:rPr>
-          <w:rFonts w:ascii="Calibri" w:hAnsi="Calibri" w:eastAsia="Heiti TC"/>
+          <w:rFonts w:ascii="Calibri" w:hAnsi="Calibri" w:eastAsia="Arial Unicode MS"/>
           <w:b w:val="0"/>
           <w:i w:val="0"/>
         </w:rPr>
@@ -51,7 +51,7 @@
       </w:pPr>
       <w:r>
         <w:rPr>
-          <w:rFonts w:ascii="Calibri" w:hAnsi="Calibri" w:eastAsia="Heiti TC"/>
+          <w:rFonts w:ascii="Calibri" w:hAnsi="Calibri" w:eastAsia="Arial Unicode MS"/>
           <w:b/>
           <w:i w:val="0"/>
           <w:color w:val="0B2545"/>
@@ -66,13 +66,13 @@
       </w:pPr>
       <w:r>
         <w:rPr>
-          <w:rFonts w:ascii="Calibri" w:hAnsi="Calibri" w:eastAsia="Heiti TC"/>
+          <w:rFonts w:ascii="Calibri" w:hAnsi="Calibri" w:eastAsia="Arial Unicode MS"/>
           <w:b w:val="0"/>
           <w:i w:val="0"/>
           <w:color w:val="334155"/>
           <w:sz w:val="22"/>
         </w:rPr>
-        <w:t>2026-07-30 共纳入 66 篇中文研究结果，覆盖 0 位活跃分析师和 5 条主要行业链，较 2026-07-29 的主题变化可在右侧动量表中核对。简报优先呈现可被报告链接追溯的结论，而不是孤立摘要。</w:t>
+        <w:t>2026-07-30 共纳入 185 篇中文研究结果，覆盖 0 位活跃分析师和 6 条主要行业链，较 2026-07-29 的主题变化可在右侧动量表中核对。简报优先呈现可被报告链接追溯的结论，而不是孤立摘要。</w:t>
       </w:r>
     </w:p>
     <w:tbl>
@@ -101,7 +101,7 @@
             </w:pPr>
             <w:r>
               <w:rPr>
-                <w:rFonts w:ascii="Calibri" w:hAnsi="Calibri" w:eastAsia="Heiti TC"/>
+                <w:rFonts w:ascii="Calibri" w:hAnsi="Calibri" w:eastAsia="Arial Unicode MS"/>
                 <w:b/>
                 <w:color w:val="667085"/>
                 <w:sz w:val="17"/>
@@ -111,12 +111,12 @@
             </w:r>
             <w:r>
               <w:rPr>
-                <w:rFonts w:ascii="Calibri" w:hAnsi="Calibri" w:eastAsia="Heiti TC"/>
+                <w:rFonts w:ascii="Calibri" w:hAnsi="Calibri" w:eastAsia="Arial Unicode MS"/>
                 <w:b/>
                 <w:color w:val="285B9D"/>
                 <w:sz w:val="36"/>
               </w:rPr>
-              <w:t>66</w:t>
+              <w:t>185</w:t>
             </w:r>
           </w:p>
         </w:tc>
@@ -132,7 +132,7 @@
             </w:pPr>
             <w:r>
               <w:rPr>
-                <w:rFonts w:ascii="Calibri" w:hAnsi="Calibri" w:eastAsia="Heiti TC"/>
+                <w:rFonts w:ascii="Calibri" w:hAnsi="Calibri" w:eastAsia="Arial Unicode MS"/>
                 <w:b/>
                 <w:color w:val="667085"/>
                 <w:sz w:val="17"/>
@@ -142,7 +142,7 @@
             </w:r>
             <w:r>
               <w:rPr>
-                <w:rFonts w:ascii="Calibri" w:hAnsi="Calibri" w:eastAsia="Heiti TC"/>
+                <w:rFonts w:ascii="Calibri" w:hAnsi="Calibri" w:eastAsia="Arial Unicode MS"/>
                 <w:b/>
                 <w:color w:val="237A5B"/>
                 <w:sz w:val="36"/>
@@ -163,7 +163,7 @@
             </w:pPr>
             <w:r>
               <w:rPr>
-                <w:rFonts w:ascii="Calibri" w:hAnsi="Calibri" w:eastAsia="Heiti TC"/>
+                <w:rFonts w:ascii="Calibri" w:hAnsi="Calibri" w:eastAsia="Arial Unicode MS"/>
                 <w:b/>
                 <w:color w:val="667085"/>
                 <w:sz w:val="17"/>
@@ -173,12 +173,12 @@
             </w:r>
             <w:r>
               <w:rPr>
-                <w:rFonts w:ascii="Calibri" w:hAnsi="Calibri" w:eastAsia="Heiti TC"/>
+                <w:rFonts w:ascii="Calibri" w:hAnsi="Calibri" w:eastAsia="Arial Unicode MS"/>
                 <w:b/>
                 <w:color w:val="A8731B"/>
                 <w:sz w:val="36"/>
               </w:rPr>
-              <w:t>5</w:t>
+              <w:t>6</w:t>
             </w:r>
           </w:p>
         </w:tc>
@@ -194,7 +194,7 @@
             </w:pPr>
             <w:r>
               <w:rPr>
-                <w:rFonts w:ascii="Calibri" w:hAnsi="Calibri" w:eastAsia="Heiti TC"/>
+                <w:rFonts w:ascii="Calibri" w:hAnsi="Calibri" w:eastAsia="Arial Unicode MS"/>
                 <w:b/>
                 <w:color w:val="667085"/>
                 <w:sz w:val="17"/>
@@ -204,7 +204,7 @@
             </w:r>
             <w:r>
               <w:rPr>
-                <w:rFonts w:ascii="Calibri" w:hAnsi="Calibri" w:eastAsia="Heiti TC"/>
+                <w:rFonts w:ascii="Calibri" w:hAnsi="Calibri" w:eastAsia="Arial Unicode MS"/>
                 <w:b/>
                 <w:color w:val="B43D49"/>
                 <w:sz w:val="36"/>
@@ -268,7 +268,7 @@
       </w:pPr>
       <w:r>
         <w:rPr>
-          <w:rFonts w:ascii="Calibri" w:hAnsi="Calibri" w:eastAsia="Heiti TC"/>
+          <w:rFonts w:ascii="Calibri" w:hAnsi="Calibri" w:eastAsia="Arial Unicode MS"/>
           <w:b w:val="0"/>
           <w:i/>
           <w:color w:val="667085"/>
@@ -292,7 +292,7 @@
       </w:pPr>
       <w:r>
         <w:rPr>
-          <w:rFonts w:ascii="Calibri" w:hAnsi="Calibri" w:eastAsia="Heiti TC"/>
+          <w:rFonts w:ascii="Calibri" w:hAnsi="Calibri" w:eastAsia="Arial Unicode MS"/>
           <w:b/>
           <w:color w:val="285B9D"/>
           <w:sz w:val="21"/>
@@ -304,7 +304,7 @@
           <w:rPr>
             <w:color w:val="285B9D"/>
             <w:u w:val="single"/>
-            <w:rFonts w:eastAsia="Heiti TC" w:ascii="Calibri" w:hAnsi="Calibri"/>
+            <w:rFonts w:eastAsia="Arial Unicode MS" w:ascii="Calibri" w:hAnsi="Calibri"/>
           </w:rPr>
           <w:t>2026-07-30 — 解除电力节流的现实节奏 是今日最高权重结论，核心证据来自 未识别，关联 AI 基础设施。</w:t>
         </w:r>
@@ -317,7 +317,7 @@
       </w:pPr>
       <w:r>
         <w:rPr>
-          <w:rFonts w:ascii="Calibri" w:hAnsi="Calibri" w:eastAsia="Heiti TC"/>
+          <w:rFonts w:ascii="Calibri" w:hAnsi="Calibri" w:eastAsia="Arial Unicode MS"/>
           <w:b/>
           <w:color w:val="285B9D"/>
           <w:sz w:val="21"/>
@@ -326,11 +326,11 @@
       </w:r>
       <w:r>
         <w:rPr>
-          <w:rFonts w:ascii="Calibri" w:hAnsi="Calibri" w:eastAsia="Heiti TC"/>
+          <w:rFonts w:ascii="Calibri" w:hAnsi="Calibri" w:eastAsia="Arial Unicode MS"/>
           <w:color w:val="111827"/>
           <w:sz w:val="21"/>
         </w:rPr>
-        <w:t>通胀 今日 降温，当日计数 62，前一日计数 342。</w:t>
+        <w:t>通胀 今日 降温，当日计数 176，前一日计数 347。</w:t>
       </w:r>
     </w:p>
     <w:p>
@@ -340,7 +340,7 @@
       </w:pPr>
       <w:r>
         <w:rPr>
-          <w:rFonts w:ascii="Calibri" w:hAnsi="Calibri" w:eastAsia="Heiti TC"/>
+          <w:rFonts w:ascii="Calibri" w:hAnsi="Calibri" w:eastAsia="Arial Unicode MS"/>
           <w:b/>
           <w:color w:val="285B9D"/>
           <w:sz w:val="21"/>
@@ -352,7 +352,7 @@
           <w:rPr>
             <w:color w:val="285B9D"/>
             <w:u w:val="single"/>
-            <w:rFonts w:eastAsia="Heiti TC" w:ascii="Calibri" w:hAnsi="Calibri"/>
+            <w:rFonts w:eastAsia="Arial Unicode MS" w:ascii="Calibri" w:hAnsi="Calibri"/>
           </w:rPr>
           <w:t>风险矩阵最需要跟踪的是 AI 基础设施：数据中心电力、电网和部署瓶颈对TSMC需求兑现的约束。</w:t>
         </w:r>
@@ -365,7 +365,7 @@
       </w:pPr>
       <w:r>
         <w:rPr>
-          <w:rFonts w:ascii="Calibri" w:hAnsi="Calibri" w:eastAsia="Heiti TC"/>
+          <w:rFonts w:ascii="Calibri" w:hAnsi="Calibri" w:eastAsia="Arial Unicode MS"/>
           <w:b/>
           <w:color w:val="285B9D"/>
           <w:sz w:val="21"/>
@@ -377,9 +377,9 @@
           <w:rPr>
             <w:color w:val="285B9D"/>
             <w:u w:val="single"/>
-            <w:rFonts w:eastAsia="Heiti TC" w:ascii="Calibri" w:hAnsi="Calibri"/>
+            <w:rFonts w:eastAsia="Arial Unicode MS" w:ascii="Calibri" w:hAnsi="Calibri"/>
           </w:rPr>
-          <w:t>宏观通胀传导 今日 64 条、近七日 2104 条，风险信号 1321 条。</w:t>
+          <w:t>宏观通胀传导 今日 178 条、近七日 2230 条，风险信号 1375 条。</w:t>
         </w:r>
       </w:hyperlink>
     </w:p>
@@ -403,7 +403,7 @@
           <w:p>
             <w:r>
               <w:rPr>
-                <w:rFonts w:ascii="Calibri" w:hAnsi="Calibri" w:eastAsia="Heiti TC"/>
+                <w:rFonts w:ascii="Calibri" w:hAnsi="Calibri" w:eastAsia="Arial Unicode MS"/>
                 <w:b/>
                 <w:color w:val="7A5A00"/>
                 <w:sz w:val="21"/>
@@ -412,7 +412,7 @@
             </w:r>
             <w:r>
               <w:rPr>
-                <w:rFonts w:ascii="Calibri" w:hAnsi="Calibri" w:eastAsia="Heiti TC"/>
+                <w:rFonts w:ascii="Calibri" w:hAnsi="Calibri" w:eastAsia="Arial Unicode MS"/>
                 <w:color w:val="7C2D12"/>
                 <w:sz w:val="21"/>
               </w:rPr>
@@ -483,7 +483,7 @@
       </w:pPr>
       <w:r>
         <w:rPr>
-          <w:rFonts w:ascii="Calibri" w:hAnsi="Calibri" w:eastAsia="Heiti TC"/>
+          <w:rFonts w:ascii="Calibri" w:hAnsi="Calibri" w:eastAsia="Arial Unicode MS"/>
           <w:b w:val="0"/>
           <w:i/>
           <w:color w:val="667085"/>
@@ -540,7 +540,7 @@
       </w:pPr>
       <w:r>
         <w:rPr>
-          <w:rFonts w:ascii="Calibri" w:hAnsi="Calibri" w:eastAsia="Heiti TC"/>
+          <w:rFonts w:ascii="Calibri" w:hAnsi="Calibri" w:eastAsia="Arial Unicode MS"/>
           <w:b w:val="0"/>
           <w:i/>
           <w:color w:val="667085"/>
@@ -602,7 +602,7 @@
       </w:pPr>
       <w:r>
         <w:rPr>
-          <w:rFonts w:ascii="Calibri" w:hAnsi="Calibri" w:eastAsia="Heiti TC"/>
+          <w:rFonts w:ascii="Calibri" w:hAnsi="Calibri" w:eastAsia="Arial Unicode MS"/>
           <w:b w:val="0"/>
           <w:i/>
           <w:color w:val="667085"/>
@@ -664,7 +664,7 @@
       </w:pPr>
       <w:r>
         <w:rPr>
-          <w:rFonts w:ascii="Calibri" w:hAnsi="Calibri" w:eastAsia="Heiti TC"/>
+          <w:rFonts w:ascii="Calibri" w:hAnsi="Calibri" w:eastAsia="Arial Unicode MS"/>
           <w:b w:val="0"/>
           <w:i/>
           <w:color w:val="667085"/>
@@ -687,7 +687,7 @@
       </w:pPr>
       <w:r>
         <w:rPr>
-          <w:rFonts w:ascii="Calibri" w:hAnsi="Calibri" w:eastAsia="Heiti TC"/>
+          <w:rFonts w:ascii="Calibri" w:hAnsi="Calibri" w:eastAsia="Arial Unicode MS"/>
           <w:b/>
           <w:i w:val="0"/>
           <w:color w:val="0B2545"/>
@@ -702,7 +702,7 @@
       </w:pPr>
       <w:r>
         <w:rPr>
-          <w:rFonts w:ascii="Calibri" w:hAnsi="Calibri" w:eastAsia="Heiti TC"/>
+          <w:rFonts w:ascii="Calibri" w:hAnsi="Calibri" w:eastAsia="Arial Unicode MS"/>
           <w:b w:val="0"/>
           <w:i w:val="0"/>
           <w:color w:val="667085"/>
@@ -717,7 +717,7 @@
       </w:pPr>
       <w:r>
         <w:rPr>
-          <w:rFonts w:ascii="Calibri" w:hAnsi="Calibri" w:eastAsia="Heiti TC"/>
+          <w:rFonts w:ascii="Calibri" w:hAnsi="Calibri" w:eastAsia="Arial Unicode MS"/>
           <w:b w:val="0"/>
           <w:i w:val="0"/>
           <w:color w:val="334155"/>
@@ -732,7 +732,7 @@
       </w:pPr>
       <w:r>
         <w:rPr>
-          <w:rFonts w:ascii="Calibri" w:hAnsi="Calibri" w:eastAsia="Heiti TC"/>
+          <w:rFonts w:ascii="Calibri" w:hAnsi="Calibri" w:eastAsia="Arial Unicode MS"/>
           <w:b w:val="0"/>
           <w:i w:val="0"/>
           <w:color w:val="667085"/>
@@ -745,7 +745,7 @@
           <w:rPr>
             <w:color w:val="285B9D"/>
             <w:u w:val="single"/>
-            <w:rFonts w:eastAsia="Heiti TC" w:ascii="Calibri" w:hAnsi="Calibri"/>
+            <w:rFonts w:eastAsia="Arial Unicode MS" w:ascii="Calibri" w:hAnsi="Calibri"/>
           </w:rPr>
           <w:t>reports/archive-0e65fe1c87bb</w:t>
         </w:r>
@@ -757,13 +757,13 @@
       </w:pPr>
       <w:r>
         <w:rPr>
-          <w:rFonts w:ascii="Calibri" w:hAnsi="Calibri" w:eastAsia="Heiti TC"/>
+          <w:rFonts w:ascii="Calibri" w:hAnsi="Calibri" w:eastAsia="Arial Unicode MS"/>
           <w:b/>
           <w:i w:val="0"/>
           <w:color w:val="0B2545"/>
           <w:sz w:val="23"/>
         </w:rPr>
-        <w:t>2. 2026-07-30 美股AI电力设备仓位压力测试</w:t>
+        <w:t>2. 压力测试：五步现金释放瀑布下能源杠铃的执行压力与流动性约束</w:t>
       </w:r>
     </w:p>
     <w:p>
@@ -772,7 +772,147 @@
       </w:pPr>
       <w:r>
         <w:rPr>
-          <w:rFonts w:ascii="Calibri" w:hAnsi="Calibri" w:eastAsia="Heiti TC"/>
+          <w:rFonts w:ascii="Calibri" w:hAnsi="Calibri" w:eastAsia="Arial Unicode MS"/>
+          <w:b w:val="0"/>
+          <w:i w:val="0"/>
+          <w:color w:val="667085"/>
+          <w:sz w:val="17"/>
+        </w:rPr>
+        <w:t>未识别 · 宏观通胀传导 · score 45.4</w:t>
+      </w:r>
+    </w:p>
+    <w:p>
+      <w:pPr>
+        <w:spacing w:before="0" w:after="100" w:line="264" w:lineRule="auto"/>
+      </w:pPr>
+      <w:r>
+        <w:rPr>
+          <w:rFonts w:ascii="Calibri" w:hAnsi="Calibri" w:eastAsia="Arial Unicode MS"/>
+          <w:b w:val="0"/>
+          <w:i w:val="0"/>
+          <w:color w:val="334155"/>
+          <w:sz w:val="20"/>
+        </w:rPr>
+        <w:t>研究 Board 6686cc8b-c32d-49b5-b1db-44363039c885 · 研究记录 分析师 energy-analyst（能源行业分析师）· 工作日 2026-07-30（Asia/Singapore）[S0] · 立场 stress-test（压力测试） 工作区...</w:t>
+      </w:r>
+    </w:p>
+    <w:p>
+      <w:pPr>
+        <w:spacing w:before="0" w:after="160" w:line="264" w:lineRule="auto"/>
+      </w:pPr>
+      <w:r>
+        <w:rPr>
+          <w:rFonts w:ascii="Calibri" w:hAnsi="Calibri" w:eastAsia="Arial Unicode MS"/>
+          <w:b w:val="0"/>
+          <w:i w:val="0"/>
+          <w:color w:val="667085"/>
+          <w:sz w:val="17"/>
+        </w:rPr>
+        <w:t xml:space="preserve">Report: </w:t>
+      </w:r>
+      <w:hyperlink r:id="rId19">
+        <w:r>
+          <w:rPr>
+            <w:color w:val="285B9D"/>
+            <w:u w:val="single"/>
+            <w:rFonts w:eastAsia="Arial Unicode MS" w:ascii="Calibri" w:hAnsi="Calibri"/>
+          </w:rPr>
+          <w:t>reports/archive-feecdb4d7ba1</w:t>
+        </w:r>
+      </w:hyperlink>
+    </w:p>
+    <w:p>
+      <w:pPr>
+        <w:spacing w:before="0" w:after="40" w:line="264" w:lineRule="auto"/>
+      </w:pPr>
+      <w:r>
+        <w:rPr>
+          <w:rFonts w:ascii="Calibri" w:hAnsi="Calibri" w:eastAsia="Arial Unicode MS"/>
+          <w:b/>
+          <w:i w:val="0"/>
+          <w:color w:val="0B2545"/>
+          <w:sz w:val="23"/>
+        </w:rPr>
+        <w:t>3. 霍尔木兹石油溢价:可持续性与情景油价路径</w:t>
+      </w:r>
+    </w:p>
+    <w:p>
+      <w:pPr>
+        <w:spacing w:before="0" w:after="40" w:line="264" w:lineRule="auto"/>
+      </w:pPr>
+      <w:r>
+        <w:rPr>
+          <w:rFonts w:ascii="Calibri" w:hAnsi="Calibri" w:eastAsia="Arial Unicode MS"/>
+          <w:b w:val="0"/>
+          <w:i w:val="0"/>
+          <w:color w:val="667085"/>
+          <w:sz w:val="17"/>
+        </w:rPr>
+        <w:t>未识别 · 宏观通胀传导 · score 45.3</w:t>
+      </w:r>
+    </w:p>
+    <w:p>
+      <w:pPr>
+        <w:spacing w:before="0" w:after="100" w:line="264" w:lineRule="auto"/>
+      </w:pPr>
+      <w:r>
+        <w:rPr>
+          <w:rFonts w:ascii="Calibri" w:hAnsi="Calibri" w:eastAsia="Arial Unicode MS"/>
+          <w:b w:val="0"/>
+          <w:i w:val="0"/>
+          <w:color w:val="334155"/>
+          <w:sz w:val="20"/>
+        </w:rPr>
+        <w:t>研究记录 · 分析师: 能源行业分析师( energy-analyst ) 工作日期: 2026-07-30(Asia/Singapore) · 立场: 压力测试(stress-test) 根主题: 失去前瞻指引缓冲垫的 Warsh 美联储遭遇霍尔木兹石油冲...</w:t>
+      </w:r>
+    </w:p>
+    <w:p>
+      <w:pPr>
+        <w:spacing w:before="0" w:after="160" w:line="264" w:lineRule="auto"/>
+      </w:pPr>
+      <w:r>
+        <w:rPr>
+          <w:rFonts w:ascii="Calibri" w:hAnsi="Calibri" w:eastAsia="Arial Unicode MS"/>
+          <w:b w:val="0"/>
+          <w:i w:val="0"/>
+          <w:color w:val="667085"/>
+          <w:sz w:val="17"/>
+        </w:rPr>
+        <w:t xml:space="preserve">Report: </w:t>
+      </w:r>
+      <w:hyperlink r:id="rId20">
+        <w:r>
+          <w:rPr>
+            <w:color w:val="285B9D"/>
+            <w:u w:val="single"/>
+            <w:rFonts w:eastAsia="Arial Unicode MS" w:ascii="Calibri" w:hAnsi="Calibri"/>
+          </w:rPr>
+          <w:t>reports/archive-389911d91c38</w:t>
+        </w:r>
+      </w:hyperlink>
+    </w:p>
+    <w:p>
+      <w:pPr>
+        <w:spacing w:before="0" w:after="40" w:line="264" w:lineRule="auto"/>
+      </w:pPr>
+      <w:r>
+        <w:rPr>
+          <w:rFonts w:ascii="Calibri" w:hAnsi="Calibri" w:eastAsia="Arial Unicode MS"/>
+          <w:b/>
+          <w:i w:val="0"/>
+          <w:color w:val="0B2545"/>
+          <w:sz w:val="23"/>
+        </w:rPr>
+        <w:t>4. 2026-07-30 美股AI电力设备仓位压力测试</w:t>
+      </w:r>
+    </w:p>
+    <w:p>
+      <w:pPr>
+        <w:spacing w:before="0" w:after="40" w:line="264" w:lineRule="auto"/>
+      </w:pPr>
+      <w:r>
+        <w:rPr>
+          <w:rFonts w:ascii="Calibri" w:hAnsi="Calibri" w:eastAsia="Arial Unicode MS"/>
           <w:b w:val="0"/>
           <w:i w:val="0"/>
           <w:color w:val="667085"/>
@@ -787,7 +927,7 @@
       </w:pPr>
       <w:r>
         <w:rPr>
-          <w:rFonts w:ascii="Calibri" w:hAnsi="Calibri" w:eastAsia="Heiti TC"/>
+          <w:rFonts w:ascii="Calibri" w:hAnsi="Calibri" w:eastAsia="Arial Unicode MS"/>
           <w:b w:val="0"/>
           <w:i w:val="0"/>
           <w:color w:val="334155"/>
@@ -802,147 +942,7 @@
       </w:pPr>
       <w:r>
         <w:rPr>
-          <w:rFonts w:ascii="Calibri" w:hAnsi="Calibri" w:eastAsia="Heiti TC"/>
-          <w:b w:val="0"/>
-          <w:i w:val="0"/>
-          <w:color w:val="667085"/>
-          <w:sz w:val="17"/>
-        </w:rPr>
-        <w:t xml:space="preserve">Report: </w:t>
-      </w:r>
-      <w:hyperlink r:id="rId19">
-        <w:r>
-          <w:rPr>
-            <w:color w:val="285B9D"/>
-            <w:u w:val="single"/>
-            <w:rFonts w:eastAsia="Heiti TC" w:ascii="Calibri" w:hAnsi="Calibri"/>
-          </w:rPr>
-          <w:t>reports/archive-72b276b899e5</w:t>
-        </w:r>
-      </w:hyperlink>
-    </w:p>
-    <w:p>
-      <w:pPr>
-        <w:spacing w:before="0" w:after="40" w:line="264" w:lineRule="auto"/>
-      </w:pPr>
-      <w:r>
-        <w:rPr>
-          <w:rFonts w:ascii="Calibri" w:hAnsi="Calibri" w:eastAsia="Heiti TC"/>
-          <w:b/>
-          <w:i w:val="0"/>
-          <w:color w:val="0B2545"/>
-          <w:sz w:val="23"/>
-        </w:rPr>
-        <w:t>3. 2026-07-30 — A 股市场结构下的 HBM 与 AI 电力链交易表达</w:t>
-      </w:r>
-    </w:p>
-    <w:p>
-      <w:pPr>
-        <w:spacing w:before="0" w:after="40" w:line="264" w:lineRule="auto"/>
-      </w:pPr>
-      <w:r>
-        <w:rPr>
-          <w:rFonts w:ascii="Calibri" w:hAnsi="Calibri" w:eastAsia="Heiti TC"/>
-          <w:b w:val="0"/>
-          <w:i w:val="0"/>
-          <w:color w:val="667085"/>
-          <w:sz w:val="17"/>
-        </w:rPr>
-        <w:t>未识别 · AI 基础设施 · score 42.8</w:t>
-      </w:r>
-    </w:p>
-    <w:p>
-      <w:pPr>
-        <w:spacing w:before="0" w:after="100" w:line="264" w:lineRule="auto"/>
-      </w:pPr>
-      <w:r>
-        <w:rPr>
-          <w:rFonts w:ascii="Calibri" w:hAnsi="Calibri" w:eastAsia="Heiti TC"/>
-          <w:b w:val="0"/>
-          <w:i w:val="0"/>
-          <w:color w:val="334155"/>
-          <w:sz w:val="20"/>
-        </w:rPr>
-        <w:t>2026-07-30 — A 股市场结构下的 HBM 与 AI 电力链交易表达</w:t>
-      </w:r>
-    </w:p>
-    <w:p>
-      <w:pPr>
-        <w:spacing w:before="0" w:after="160" w:line="264" w:lineRule="auto"/>
-      </w:pPr>
-      <w:r>
-        <w:rPr>
-          <w:rFonts w:ascii="Calibri" w:hAnsi="Calibri" w:eastAsia="Heiti TC"/>
-          <w:b w:val="0"/>
-          <w:i w:val="0"/>
-          <w:color w:val="667085"/>
-          <w:sz w:val="17"/>
-        </w:rPr>
-        <w:t xml:space="preserve">Report: </w:t>
-      </w:r>
-      <w:hyperlink r:id="rId20">
-        <w:r>
-          <w:rPr>
-            <w:color w:val="285B9D"/>
-            <w:u w:val="single"/>
-            <w:rFonts w:eastAsia="Heiti TC" w:ascii="Calibri" w:hAnsi="Calibri"/>
-          </w:rPr>
-          <w:t>reports/archive-9e10df86d89a</w:t>
-        </w:r>
-      </w:hyperlink>
-    </w:p>
-    <w:p>
-      <w:pPr>
-        <w:spacing w:before="0" w:after="40" w:line="264" w:lineRule="auto"/>
-      </w:pPr>
-      <w:r>
-        <w:rPr>
-          <w:rFonts w:ascii="Calibri" w:hAnsi="Calibri" w:eastAsia="Heiti TC"/>
-          <w:b/>
-          <w:i w:val="0"/>
-          <w:color w:val="0B2545"/>
-          <w:sz w:val="23"/>
-        </w:rPr>
-        <w:t>4. research discussion Session Brief</w:t>
-      </w:r>
-    </w:p>
-    <w:p>
-      <w:pPr>
-        <w:spacing w:before="0" w:after="40" w:line="264" w:lineRule="auto"/>
-      </w:pPr>
-      <w:r>
-        <w:rPr>
-          <w:rFonts w:ascii="Calibri" w:hAnsi="Calibri" w:eastAsia="Heiti TC"/>
-          <w:b w:val="0"/>
-          <w:i w:val="0"/>
-          <w:color w:val="667085"/>
-          <w:sz w:val="17"/>
-        </w:rPr>
-        <w:t>未识别 · 宏观通胀传导 · score 42.1</w:t>
-      </w:r>
-    </w:p>
-    <w:p>
-      <w:pPr>
-        <w:spacing w:before="0" w:after="100" w:line="264" w:lineRule="auto"/>
-      </w:pPr>
-      <w:r>
-        <w:rPr>
-          <w:rFonts w:ascii="Calibri" w:hAnsi="Calibri" w:eastAsia="Heiti TC"/>
-          <w:b w:val="0"/>
-          <w:i w:val="0"/>
-          <w:color w:val="334155"/>
-          <w:sz w:val="20"/>
-        </w:rPr>
-        <w:t>Board ID: 35cd6124-1630-47e3-a761-a575c5349265 - Shared Agent Route session: 575ea309-1a63-46cf-ad01-f59065594984 - Root topic: 2026-07-30美国7月FOMC按兵不动后的全球利率与美元风险...</w:t>
-      </w:r>
-    </w:p>
-    <w:p>
-      <w:pPr>
-        <w:spacing w:before="0" w:after="160" w:line="264" w:lineRule="auto"/>
-      </w:pPr>
-      <w:r>
-        <w:rPr>
-          <w:rFonts w:ascii="Calibri" w:hAnsi="Calibri" w:eastAsia="Heiti TC"/>
+          <w:rFonts w:ascii="Calibri" w:hAnsi="Calibri" w:eastAsia="Arial Unicode MS"/>
           <w:b w:val="0"/>
           <w:i w:val="0"/>
           <w:color w:val="667085"/>
@@ -955,9 +955,9 @@
           <w:rPr>
             <w:color w:val="285B9D"/>
             <w:u w:val="single"/>
-            <w:rFonts w:eastAsia="Heiti TC" w:ascii="Calibri" w:hAnsi="Calibri"/>
+            <w:rFonts w:eastAsia="Arial Unicode MS" w:ascii="Calibri" w:hAnsi="Calibri"/>
           </w:rPr>
-          <w:t>reports/archive-6e4c2775eb89</w:t>
+          <w:t>reports/archive-72b276b899e5</w:t>
         </w:r>
       </w:hyperlink>
     </w:p>
@@ -967,13 +967,13 @@
       </w:pPr>
       <w:r>
         <w:rPr>
-          <w:rFonts w:ascii="Calibri" w:hAnsi="Calibri" w:eastAsia="Heiti TC"/>
+          <w:rFonts w:ascii="Calibri" w:hAnsi="Calibri" w:eastAsia="Arial Unicode MS"/>
           <w:b/>
           <w:i w:val="0"/>
           <w:color w:val="0B2545"/>
           <w:sz w:val="23"/>
         </w:rPr>
-        <w:t>5. 日报总编晨间标题核查：跨分析师议题提案</w:t>
+        <w:t>5. 2026-07-30 全球宏观开局卡：BEA数据前的Fed鹰派按兵不动</w:t>
       </w:r>
     </w:p>
     <w:p>
@@ -982,13 +982,13 @@
       </w:pPr>
       <w:r>
         <w:rPr>
-          <w:rFonts w:ascii="Calibri" w:hAnsi="Calibri" w:eastAsia="Heiti TC"/>
+          <w:rFonts w:ascii="Calibri" w:hAnsi="Calibri" w:eastAsia="Arial Unicode MS"/>
           <w:b w:val="0"/>
           <w:i w:val="0"/>
           <w:color w:val="667085"/>
           <w:sz w:val="17"/>
         </w:rPr>
-        <w:t>未识别 · 宏观通胀传导 · score 40.7</w:t>
+        <w:t>未识别 · 宏观通胀传导 · score 43.6</w:t>
       </w:r>
     </w:p>
     <w:p>
@@ -997,13 +997,13 @@
       </w:pPr>
       <w:r>
         <w:rPr>
-          <w:rFonts w:ascii="Calibri" w:hAnsi="Calibri" w:eastAsia="Heiti TC"/>
+          <w:rFonts w:ascii="Calibri" w:hAnsi="Calibri" w:eastAsia="Arial Unicode MS"/>
           <w:b w:val="0"/>
           <w:i w:val="0"/>
           <w:color w:val="334155"/>
           <w:sz w:val="20"/>
         </w:rPr>
-        <w:t>锚定日期：2026-07-30（本地 shell date +%Y-%m-%d ）。本报告中的“今日 / 隔夜 / 上一交易日 / 本周”均按该日期解释。上游分析师包 recent reports.md 已成功拉取并逐段阅读，文件为 922 行...</w:t>
+        <w:t>工作日期：2026-07-30，Asia/Singapore，已用本地命令 date +%Y-%m-%d 确认。本报告由 global-macro 撰写，研究问题是：Federal Reserve 在 2026-07-29 维持利率后，进入 2026-07-30 美国数据发...</w:t>
       </w:r>
     </w:p>
     <w:p>
@@ -1012,7 +1012,7 @@
       </w:pPr>
       <w:r>
         <w:rPr>
-          <w:rFonts w:ascii="Calibri" w:hAnsi="Calibri" w:eastAsia="Heiti TC"/>
+          <w:rFonts w:ascii="Calibri" w:hAnsi="Calibri" w:eastAsia="Arial Unicode MS"/>
           <w:b w:val="0"/>
           <w:i w:val="0"/>
           <w:color w:val="667085"/>
@@ -1025,9 +1025,9 @@
           <w:rPr>
             <w:color w:val="285B9D"/>
             <w:u w:val="single"/>
-            <w:rFonts w:eastAsia="Heiti TC" w:ascii="Calibri" w:hAnsi="Calibri"/>
+            <w:rFonts w:eastAsia="Arial Unicode MS" w:ascii="Calibri" w:hAnsi="Calibri"/>
           </w:rPr>
-          <w:t>reports/archive-43fa58ad1ed2</w:t>
+          <w:t>reports/archive-6a38fe8caa40</w:t>
         </w:r>
       </w:hyperlink>
     </w:p>
@@ -1037,13 +1037,13 @@
       </w:pPr>
       <w:r>
         <w:rPr>
-          <w:rFonts w:ascii="Calibri" w:hAnsi="Calibri" w:eastAsia="Heiti TC"/>
+          <w:rFonts w:ascii="Calibri" w:hAnsi="Calibri" w:eastAsia="Arial Unicode MS"/>
           <w:b/>
           <w:i w:val="0"/>
           <w:color w:val="0B2545"/>
           <w:sz w:val="23"/>
         </w:rPr>
-        <w:t>6. 偏鹰Fed按兵不动后的美元传导</w:t>
+        <w:t>6. 失去缓冲垫的 Warsh 美联储：把"加息尾部"定价进霍尔木兹石油冲击</w:t>
       </w:r>
     </w:p>
     <w:p>
@@ -1052,13 +1052,13 @@
       </w:pPr>
       <w:r>
         <w:rPr>
-          <w:rFonts w:ascii="Calibri" w:hAnsi="Calibri" w:eastAsia="Heiti TC"/>
+          <w:rFonts w:ascii="Calibri" w:hAnsi="Calibri" w:eastAsia="Arial Unicode MS"/>
           <w:b w:val="0"/>
           <w:i w:val="0"/>
           <w:color w:val="667085"/>
           <w:sz w:val="17"/>
         </w:rPr>
-        <w:t>未识别 · AI 基础设施 · score 40.2</w:t>
+        <w:t>未识别 · 宏观通胀传导 · score 43.5</w:t>
       </w:r>
     </w:p>
     <w:p>
@@ -1067,13 +1067,13 @@
       </w:pPr>
       <w:r>
         <w:rPr>
-          <w:rFonts w:ascii="Calibri" w:hAnsi="Calibri" w:eastAsia="Heiti TC"/>
+          <w:rFonts w:ascii="Calibri" w:hAnsi="Calibri" w:eastAsia="Arial Unicode MS"/>
           <w:b w:val="0"/>
           <w:i w:val="0"/>
           <w:color w:val="334155"/>
           <w:sz w:val="20"/>
         </w:rPr>
-        <w:t>研究记录 分析师： 全球宏观分析师（ global-macro ） · 立场： 压力测试（stress-test） 工作日期（Asia/Singapore）： 2026-07-30 问题： 如果7月Fed按兵不动是偏鹰而非偏鸽，哪些汇率对最容...</w:t>
+        <w:t>研究 Board 6686cc8b-c32d-49b5-b1db-44363039c885 · 研究记录 分析师 global-macro（全球宏观分析师）· 任务 central bank watch 工作日 2026-07-30（亚洲/新加坡）· 立场 initial</w:t>
       </w:r>
     </w:p>
     <w:p>
@@ -1082,7 +1082,7 @@
       </w:pPr>
       <w:r>
         <w:rPr>
-          <w:rFonts w:ascii="Calibri" w:hAnsi="Calibri" w:eastAsia="Heiti TC"/>
+          <w:rFonts w:ascii="Calibri" w:hAnsi="Calibri" w:eastAsia="Arial Unicode MS"/>
           <w:b w:val="0"/>
           <w:i w:val="0"/>
           <w:color w:val="667085"/>
@@ -1095,9 +1095,9 @@
           <w:rPr>
             <w:color w:val="285B9D"/>
             <w:u w:val="single"/>
-            <w:rFonts w:eastAsia="Heiti TC" w:ascii="Calibri" w:hAnsi="Calibri"/>
+            <w:rFonts w:eastAsia="Arial Unicode MS" w:ascii="Calibri" w:hAnsi="Calibri"/>
           </w:rPr>
-          <w:t>reports/archive-8f84ccc58f7a</w:t>
+          <w:t>reports/archive-e8b0abe5c727</w:t>
         </w:r>
       </w:hyperlink>
     </w:p>
@@ -1115,7 +1115,7 @@
       </w:pPr>
       <w:r>
         <w:rPr>
-          <w:rFonts w:ascii="Calibri" w:hAnsi="Calibri" w:eastAsia="Heiti TC"/>
+          <w:rFonts w:ascii="Calibri" w:hAnsi="Calibri" w:eastAsia="Arial Unicode MS"/>
           <w:b/>
           <w:i w:val="0"/>
           <w:color w:val="0B2545"/>
@@ -1130,7 +1130,7 @@
       </w:pPr>
       <w:r>
         <w:rPr>
-          <w:rFonts w:ascii="Calibri" w:hAnsi="Calibri" w:eastAsia="Heiti TC"/>
+          <w:rFonts w:ascii="Calibri" w:hAnsi="Calibri" w:eastAsia="Arial Unicode MS"/>
           <w:b w:val="0"/>
           <w:i w:val="0"/>
           <w:color w:val="334155"/>
@@ -1145,7 +1145,7 @@
       </w:pPr>
       <w:r>
         <w:rPr>
-          <w:rFonts w:ascii="Calibri" w:hAnsi="Calibri" w:eastAsia="Heiti TC"/>
+          <w:rFonts w:ascii="Calibri" w:hAnsi="Calibri" w:eastAsia="Arial Unicode MS"/>
           <w:b w:val="0"/>
           <w:i w:val="0"/>
           <w:color w:val="667085"/>
@@ -1158,7 +1158,7 @@
           <w:rPr>
             <w:color w:val="285B9D"/>
             <w:u w:val="single"/>
-            <w:rFonts w:eastAsia="Heiti TC" w:ascii="Calibri" w:hAnsi="Calibri"/>
+            <w:rFonts w:eastAsia="Arial Unicode MS" w:ascii="Calibri" w:hAnsi="Calibri"/>
           </w:rPr>
           <w:t>reports/archive-878095100273</w:t>
         </w:r>
@@ -1170,7 +1170,7 @@
       </w:pPr>
       <w:r>
         <w:rPr>
-          <w:rFonts w:ascii="Calibri" w:hAnsi="Calibri" w:eastAsia="Heiti TC"/>
+          <w:rFonts w:ascii="Calibri" w:hAnsi="Calibri" w:eastAsia="Arial Unicode MS"/>
           <w:b/>
           <w:i w:val="0"/>
           <w:color w:val="0B2545"/>
@@ -1185,7 +1185,7 @@
       </w:pPr>
       <w:r>
         <w:rPr>
-          <w:rFonts w:ascii="Calibri" w:hAnsi="Calibri" w:eastAsia="Heiti TC"/>
+          <w:rFonts w:ascii="Calibri" w:hAnsi="Calibri" w:eastAsia="Arial Unicode MS"/>
           <w:b w:val="0"/>
           <w:i w:val="0"/>
           <w:color w:val="334155"/>
@@ -1200,7 +1200,7 @@
       </w:pPr>
       <w:r>
         <w:rPr>
-          <w:rFonts w:ascii="Calibri" w:hAnsi="Calibri" w:eastAsia="Heiti TC"/>
+          <w:rFonts w:ascii="Calibri" w:hAnsi="Calibri" w:eastAsia="Arial Unicode MS"/>
           <w:b w:val="0"/>
           <w:i w:val="0"/>
           <w:color w:val="667085"/>
@@ -1213,7 +1213,7 @@
           <w:rPr>
             <w:color w:val="285B9D"/>
             <w:u w:val="single"/>
-            <w:rFonts w:eastAsia="Heiti TC" w:ascii="Calibri" w:hAnsi="Calibri"/>
+            <w:rFonts w:eastAsia="Arial Unicode MS" w:ascii="Calibri" w:hAnsi="Calibri"/>
           </w:rPr>
           <w:t>reports/archive-2edfd7e782e3</w:t>
         </w:r>
@@ -1225,7 +1225,7 @@
       </w:pPr>
       <w:r>
         <w:rPr>
-          <w:rFonts w:ascii="Calibri" w:hAnsi="Calibri" w:eastAsia="Heiti TC"/>
+          <w:rFonts w:ascii="Calibri" w:hAnsi="Calibri" w:eastAsia="Arial Unicode MS"/>
           <w:b/>
           <w:i w:val="0"/>
           <w:color w:val="0B2545"/>
@@ -1240,7 +1240,7 @@
       </w:pPr>
       <w:r>
         <w:rPr>
-          <w:rFonts w:ascii="Calibri" w:hAnsi="Calibri" w:eastAsia="Heiti TC"/>
+          <w:rFonts w:ascii="Calibri" w:hAnsi="Calibri" w:eastAsia="Arial Unicode MS"/>
           <w:b w:val="0"/>
           <w:i w:val="0"/>
           <w:color w:val="334155"/>
@@ -1255,7 +1255,7 @@
       </w:pPr>
       <w:r>
         <w:rPr>
-          <w:rFonts w:ascii="Calibri" w:hAnsi="Calibri" w:eastAsia="Heiti TC"/>
+          <w:rFonts w:ascii="Calibri" w:hAnsi="Calibri" w:eastAsia="Arial Unicode MS"/>
           <w:b w:val="0"/>
           <w:i w:val="0"/>
           <w:color w:val="667085"/>
@@ -1268,7 +1268,7 @@
           <w:rPr>
             <w:color w:val="285B9D"/>
             <w:u w:val="single"/>
-            <w:rFonts w:eastAsia="Heiti TC" w:ascii="Calibri" w:hAnsi="Calibri"/>
+            <w:rFonts w:eastAsia="Arial Unicode MS" w:ascii="Calibri" w:hAnsi="Calibri"/>
           </w:rPr>
           <w:t>reports/archive-38082c85b96a</w:t>
         </w:r>
@@ -1311,7 +1311,7 @@
             <w:r/>
             <w:r>
               <w:rPr>
-                <w:rFonts w:ascii="Calibri" w:hAnsi="Calibri" w:eastAsia="Heiti TC"/>
+                <w:rFonts w:ascii="Calibri" w:hAnsi="Calibri" w:eastAsia="Arial Unicode MS"/>
                 <w:b/>
                 <w:color w:val="475569"/>
                 <w:sz w:val="18"/>
@@ -1334,7 +1334,7 @@
             <w:r/>
             <w:r>
               <w:rPr>
-                <w:rFonts w:ascii="Calibri" w:hAnsi="Calibri" w:eastAsia="Heiti TC"/>
+                <w:rFonts w:ascii="Calibri" w:hAnsi="Calibri" w:eastAsia="Arial Unicode MS"/>
                 <w:b/>
                 <w:color w:val="475569"/>
                 <w:sz w:val="18"/>
@@ -1357,7 +1357,7 @@
             <w:r/>
             <w:r>
               <w:rPr>
-                <w:rFonts w:ascii="Calibri" w:hAnsi="Calibri" w:eastAsia="Heiti TC"/>
+                <w:rFonts w:ascii="Calibri" w:hAnsi="Calibri" w:eastAsia="Arial Unicode MS"/>
                 <w:b/>
                 <w:color w:val="475569"/>
                 <w:sz w:val="18"/>
@@ -1380,7 +1380,7 @@
             <w:r/>
             <w:r>
               <w:rPr>
-                <w:rFonts w:ascii="Calibri" w:hAnsi="Calibri" w:eastAsia="Heiti TC"/>
+                <w:rFonts w:ascii="Calibri" w:hAnsi="Calibri" w:eastAsia="Arial Unicode MS"/>
                 <w:b/>
                 <w:color w:val="475569"/>
                 <w:sz w:val="18"/>
@@ -1403,7 +1403,7 @@
             <w:r/>
             <w:r>
               <w:rPr>
-                <w:rFonts w:ascii="Calibri" w:hAnsi="Calibri" w:eastAsia="Heiti TC"/>
+                <w:rFonts w:ascii="Calibri" w:hAnsi="Calibri" w:eastAsia="Arial Unicode MS"/>
                 <w:b/>
                 <w:color w:val="475569"/>
                 <w:sz w:val="18"/>
@@ -1426,7 +1426,7 @@
             <w:r/>
             <w:r>
               <w:rPr>
-                <w:rFonts w:ascii="Calibri" w:hAnsi="Calibri" w:eastAsia="Heiti TC"/>
+                <w:rFonts w:ascii="Calibri" w:hAnsi="Calibri" w:eastAsia="Arial Unicode MS"/>
                 <w:b w:val="0"/>
                 <w:color w:val="111827"/>
                 <w:sz w:val="17"/>
@@ -1447,7 +1447,7 @@
             <w:r/>
             <w:r>
               <w:rPr>
-                <w:rFonts w:ascii="Calibri" w:hAnsi="Calibri" w:eastAsia="Heiti TC"/>
+                <w:rFonts w:ascii="Calibri" w:hAnsi="Calibri" w:eastAsia="Arial Unicode MS"/>
                 <w:b w:val="0"/>
                 <w:color w:val="111827"/>
                 <w:sz w:val="16"/>
@@ -1468,7 +1468,7 @@
             <w:r/>
             <w:r>
               <w:rPr>
-                <w:rFonts w:ascii="Calibri" w:hAnsi="Calibri" w:eastAsia="Heiti TC"/>
+                <w:rFonts w:ascii="Calibri" w:hAnsi="Calibri" w:eastAsia="Arial Unicode MS"/>
                 <w:b w:val="0"/>
                 <w:color w:val="111827"/>
                 <w:sz w:val="16"/>
@@ -1490,7 +1490,7 @@
             <w:r/>
             <w:r>
               <w:rPr>
-                <w:rFonts w:ascii="Calibri" w:hAnsi="Calibri" w:eastAsia="Heiti TC"/>
+                <w:rFonts w:ascii="Calibri" w:hAnsi="Calibri" w:eastAsia="Arial Unicode MS"/>
                 <w:b/>
                 <w:color w:val="111827"/>
                 <w:sz w:val="17"/>
@@ -1512,7 +1512,7 @@
             <w:r/>
             <w:r>
               <w:rPr>
-                <w:rFonts w:ascii="Calibri" w:hAnsi="Calibri" w:eastAsia="Heiti TC"/>
+                <w:rFonts w:ascii="Calibri" w:hAnsi="Calibri" w:eastAsia="Arial Unicode MS"/>
                 <w:b w:val="0"/>
                 <w:color w:val="111827"/>
                 <w:sz w:val="16"/>
@@ -1535,12 +1535,12 @@
             <w:r/>
             <w:r>
               <w:rPr>
-                <w:rFonts w:ascii="Calibri" w:hAnsi="Calibri" w:eastAsia="Heiti TC"/>
+                <w:rFonts w:ascii="Calibri" w:hAnsi="Calibri" w:eastAsia="Arial Unicode MS"/>
                 <w:b w:val="0"/>
                 <w:color w:val="111827"/>
                 <w:sz w:val="17"/>
               </w:rPr>
-              <w:t>2026-07-30 美股AI电力设备仓位压力测试</w:t>
+              <w:t>压力测试：五步现金释放瀑布下能源杠铃的执行压力与流动性约束</w:t>
             </w:r>
           </w:p>
         </w:tc>
@@ -1556,7 +1556,7 @@
             <w:r/>
             <w:r>
               <w:rPr>
-                <w:rFonts w:ascii="Calibri" w:hAnsi="Calibri" w:eastAsia="Heiti TC"/>
+                <w:rFonts w:ascii="Calibri" w:hAnsi="Calibri" w:eastAsia="Arial Unicode MS"/>
                 <w:b w:val="0"/>
                 <w:color w:val="111827"/>
                 <w:sz w:val="16"/>
@@ -1577,7 +1577,7 @@
             <w:r/>
             <w:r>
               <w:rPr>
-                <w:rFonts w:ascii="Calibri" w:hAnsi="Calibri" w:eastAsia="Heiti TC"/>
+                <w:rFonts w:ascii="Calibri" w:hAnsi="Calibri" w:eastAsia="Arial Unicode MS"/>
                 <w:b w:val="0"/>
                 <w:color w:val="111827"/>
                 <w:sz w:val="16"/>
@@ -1599,7 +1599,225 @@
             <w:r/>
             <w:r>
               <w:rPr>
-                <w:rFonts w:ascii="Calibri" w:hAnsi="Calibri" w:eastAsia="Heiti TC"/>
+                <w:rFonts w:ascii="Calibri" w:hAnsi="Calibri" w:eastAsia="Arial Unicode MS"/>
+                <w:b/>
+                <w:color w:val="111827"/>
+                <w:sz w:val="17"/>
+              </w:rPr>
+              <w:t>45.4</w:t>
+            </w:r>
+          </w:p>
+        </w:tc>
+        <w:tc>
+          <w:tcPr>
+            <w:tcW w:type="dxa" w:w="1500"/>
+            <w:vAlign w:val="center"/>
+          </w:tcPr>
+          <w:p>
+            <w:pPr>
+              <w:spacing w:before="0" w:after="0"/>
+              <w:jc w:val="center"/>
+            </w:pPr>
+            <w:r/>
+            <w:r>
+              <w:rPr>
+                <w:rFonts w:ascii="Calibri" w:hAnsi="Calibri" w:eastAsia="Arial Unicode MS"/>
+                <w:b w:val="0"/>
+                <w:color w:val="111827"/>
+                <w:sz w:val="16"/>
+              </w:rPr>
+              <w:t>风险 3</w:t>
+            </w:r>
+          </w:p>
+        </w:tc>
+      </w:tr>
+      <w:tr>
+        <w:tc>
+          <w:tcPr>
+            <w:tcW w:type="dxa" w:w="3720"/>
+            <w:vAlign w:val="center"/>
+          </w:tcPr>
+          <w:p>
+            <w:pPr>
+              <w:spacing w:before="0" w:after="0"/>
+            </w:pPr>
+            <w:r/>
+            <w:r>
+              <w:rPr>
+                <w:rFonts w:ascii="Calibri" w:hAnsi="Calibri" w:eastAsia="Arial Unicode MS"/>
+                <w:b w:val="0"/>
+                <w:color w:val="111827"/>
+                <w:sz w:val="17"/>
+              </w:rPr>
+              <w:t>霍尔木兹石油溢价:可持续性与情景油价路径</w:t>
+            </w:r>
+          </w:p>
+        </w:tc>
+        <w:tc>
+          <w:tcPr>
+            <w:tcW w:type="dxa" w:w="1560"/>
+            <w:vAlign w:val="center"/>
+          </w:tcPr>
+          <w:p>
+            <w:pPr>
+              <w:spacing w:before="0" w:after="0"/>
+            </w:pPr>
+            <w:r/>
+            <w:r>
+              <w:rPr>
+                <w:rFonts w:ascii="Calibri" w:hAnsi="Calibri" w:eastAsia="Arial Unicode MS"/>
+                <w:b w:val="0"/>
+                <w:color w:val="111827"/>
+                <w:sz w:val="16"/>
+              </w:rPr>
+              <w:t>未识别</w:t>
+            </w:r>
+          </w:p>
+        </w:tc>
+        <w:tc>
+          <w:tcPr>
+            <w:tcW w:type="dxa" w:w="1680"/>
+            <w:vAlign w:val="center"/>
+          </w:tcPr>
+          <w:p>
+            <w:pPr>
+              <w:spacing w:before="0" w:after="0"/>
+            </w:pPr>
+            <w:r/>
+            <w:r>
+              <w:rPr>
+                <w:rFonts w:ascii="Calibri" w:hAnsi="Calibri" w:eastAsia="Arial Unicode MS"/>
+                <w:b w:val="0"/>
+                <w:color w:val="111827"/>
+                <w:sz w:val="16"/>
+              </w:rPr>
+              <w:t>宏观通胀传导</w:t>
+            </w:r>
+          </w:p>
+        </w:tc>
+        <w:tc>
+          <w:tcPr>
+            <w:tcW w:type="dxa" w:w="900"/>
+            <w:vAlign w:val="center"/>
+          </w:tcPr>
+          <w:p>
+            <w:pPr>
+              <w:spacing w:before="0" w:after="0"/>
+              <w:jc w:val="center"/>
+            </w:pPr>
+            <w:r/>
+            <w:r>
+              <w:rPr>
+                <w:rFonts w:ascii="Calibri" w:hAnsi="Calibri" w:eastAsia="Arial Unicode MS"/>
+                <w:b/>
+                <w:color w:val="111827"/>
+                <w:sz w:val="17"/>
+              </w:rPr>
+              <w:t>45.3</w:t>
+            </w:r>
+          </w:p>
+        </w:tc>
+        <w:tc>
+          <w:tcPr>
+            <w:tcW w:type="dxa" w:w="1500"/>
+            <w:vAlign w:val="center"/>
+          </w:tcPr>
+          <w:p>
+            <w:pPr>
+              <w:spacing w:before="0" w:after="0"/>
+              <w:jc w:val="center"/>
+            </w:pPr>
+            <w:r/>
+            <w:r>
+              <w:rPr>
+                <w:rFonts w:ascii="Calibri" w:hAnsi="Calibri" w:eastAsia="Arial Unicode MS"/>
+                <w:b w:val="0"/>
+                <w:color w:val="111827"/>
+                <w:sz w:val="16"/>
+              </w:rPr>
+              <w:t>风险 2</w:t>
+            </w:r>
+          </w:p>
+        </w:tc>
+      </w:tr>
+      <w:tr>
+        <w:tc>
+          <w:tcPr>
+            <w:tcW w:type="dxa" w:w="3720"/>
+            <w:vAlign w:val="center"/>
+          </w:tcPr>
+          <w:p>
+            <w:pPr>
+              <w:spacing w:before="0" w:after="0"/>
+            </w:pPr>
+            <w:r/>
+            <w:r>
+              <w:rPr>
+                <w:rFonts w:ascii="Calibri" w:hAnsi="Calibri" w:eastAsia="Arial Unicode MS"/>
+                <w:b w:val="0"/>
+                <w:color w:val="111827"/>
+                <w:sz w:val="17"/>
+              </w:rPr>
+              <w:t>2026-07-30 美股AI电力设备仓位压力测试</w:t>
+            </w:r>
+          </w:p>
+        </w:tc>
+        <w:tc>
+          <w:tcPr>
+            <w:tcW w:type="dxa" w:w="1560"/>
+            <w:vAlign w:val="center"/>
+          </w:tcPr>
+          <w:p>
+            <w:pPr>
+              <w:spacing w:before="0" w:after="0"/>
+            </w:pPr>
+            <w:r/>
+            <w:r>
+              <w:rPr>
+                <w:rFonts w:ascii="Calibri" w:hAnsi="Calibri" w:eastAsia="Arial Unicode MS"/>
+                <w:b w:val="0"/>
+                <w:color w:val="111827"/>
+                <w:sz w:val="16"/>
+              </w:rPr>
+              <w:t>未识别</w:t>
+            </w:r>
+          </w:p>
+        </w:tc>
+        <w:tc>
+          <w:tcPr>
+            <w:tcW w:type="dxa" w:w="1680"/>
+            <w:vAlign w:val="center"/>
+          </w:tcPr>
+          <w:p>
+            <w:pPr>
+              <w:spacing w:before="0" w:after="0"/>
+            </w:pPr>
+            <w:r/>
+            <w:r>
+              <w:rPr>
+                <w:rFonts w:ascii="Calibri" w:hAnsi="Calibri" w:eastAsia="Arial Unicode MS"/>
+                <w:b w:val="0"/>
+                <w:color w:val="111827"/>
+                <w:sz w:val="16"/>
+              </w:rPr>
+              <w:t>宏观通胀传导</w:t>
+            </w:r>
+          </w:p>
+        </w:tc>
+        <w:tc>
+          <w:tcPr>
+            <w:tcW w:type="dxa" w:w="900"/>
+            <w:vAlign w:val="center"/>
+          </w:tcPr>
+          <w:p>
+            <w:pPr>
+              <w:spacing w:before="0" w:after="0"/>
+              <w:jc w:val="center"/>
+            </w:pPr>
+            <w:r/>
+            <w:r>
+              <w:rPr>
+                <w:rFonts w:ascii="Calibri" w:hAnsi="Calibri" w:eastAsia="Arial Unicode MS"/>
                 <w:b/>
                 <w:color w:val="111827"/>
                 <w:sz w:val="17"/>
@@ -1621,7 +1839,7 @@
             <w:r/>
             <w:r>
               <w:rPr>
-                <w:rFonts w:ascii="Calibri" w:hAnsi="Calibri" w:eastAsia="Heiti TC"/>
+                <w:rFonts w:ascii="Calibri" w:hAnsi="Calibri" w:eastAsia="Arial Unicode MS"/>
                 <w:b w:val="0"/>
                 <w:color w:val="111827"/>
                 <w:sz w:val="16"/>
@@ -1644,7 +1862,443 @@
             <w:r/>
             <w:r>
               <w:rPr>
-                <w:rFonts w:ascii="Calibri" w:hAnsi="Calibri" w:eastAsia="Heiti TC"/>
+                <w:rFonts w:ascii="Calibri" w:hAnsi="Calibri" w:eastAsia="Arial Unicode MS"/>
+                <w:b w:val="0"/>
+                <w:color w:val="111827"/>
+                <w:sz w:val="17"/>
+              </w:rPr>
+              <w:t>2026-07-30 全球宏观开局卡：BEA数据前的Fed鹰派按兵不动</w:t>
+            </w:r>
+          </w:p>
+        </w:tc>
+        <w:tc>
+          <w:tcPr>
+            <w:tcW w:type="dxa" w:w="1560"/>
+            <w:vAlign w:val="center"/>
+          </w:tcPr>
+          <w:p>
+            <w:pPr>
+              <w:spacing w:before="0" w:after="0"/>
+            </w:pPr>
+            <w:r/>
+            <w:r>
+              <w:rPr>
+                <w:rFonts w:ascii="Calibri" w:hAnsi="Calibri" w:eastAsia="Arial Unicode MS"/>
+                <w:b w:val="0"/>
+                <w:color w:val="111827"/>
+                <w:sz w:val="16"/>
+              </w:rPr>
+              <w:t>未识别</w:t>
+            </w:r>
+          </w:p>
+        </w:tc>
+        <w:tc>
+          <w:tcPr>
+            <w:tcW w:type="dxa" w:w="1680"/>
+            <w:vAlign w:val="center"/>
+          </w:tcPr>
+          <w:p>
+            <w:pPr>
+              <w:spacing w:before="0" w:after="0"/>
+            </w:pPr>
+            <w:r/>
+            <w:r>
+              <w:rPr>
+                <w:rFonts w:ascii="Calibri" w:hAnsi="Calibri" w:eastAsia="Arial Unicode MS"/>
+                <w:b w:val="0"/>
+                <w:color w:val="111827"/>
+                <w:sz w:val="16"/>
+              </w:rPr>
+              <w:t>宏观通胀传导</w:t>
+            </w:r>
+          </w:p>
+        </w:tc>
+        <w:tc>
+          <w:tcPr>
+            <w:tcW w:type="dxa" w:w="900"/>
+            <w:vAlign w:val="center"/>
+          </w:tcPr>
+          <w:p>
+            <w:pPr>
+              <w:spacing w:before="0" w:after="0"/>
+              <w:jc w:val="center"/>
+            </w:pPr>
+            <w:r/>
+            <w:r>
+              <w:rPr>
+                <w:rFonts w:ascii="Calibri" w:hAnsi="Calibri" w:eastAsia="Arial Unicode MS"/>
+                <w:b/>
+                <w:color w:val="111827"/>
+                <w:sz w:val="17"/>
+              </w:rPr>
+              <w:t>43.6</w:t>
+            </w:r>
+          </w:p>
+        </w:tc>
+        <w:tc>
+          <w:tcPr>
+            <w:tcW w:type="dxa" w:w="1500"/>
+            <w:vAlign w:val="center"/>
+          </w:tcPr>
+          <w:p>
+            <w:pPr>
+              <w:spacing w:before="0" w:after="0"/>
+              <w:jc w:val="center"/>
+            </w:pPr>
+            <w:r/>
+            <w:r>
+              <w:rPr>
+                <w:rFonts w:ascii="Calibri" w:hAnsi="Calibri" w:eastAsia="Arial Unicode MS"/>
+                <w:b w:val="0"/>
+                <w:color w:val="111827"/>
+                <w:sz w:val="16"/>
+              </w:rPr>
+              <w:t>风险 1</w:t>
+            </w:r>
+          </w:p>
+        </w:tc>
+      </w:tr>
+      <w:tr>
+        <w:tc>
+          <w:tcPr>
+            <w:tcW w:type="dxa" w:w="3720"/>
+            <w:vAlign w:val="center"/>
+          </w:tcPr>
+          <w:p>
+            <w:pPr>
+              <w:spacing w:before="0" w:after="0"/>
+            </w:pPr>
+            <w:r/>
+            <w:r>
+              <w:rPr>
+                <w:rFonts w:ascii="Calibri" w:hAnsi="Calibri" w:eastAsia="Arial Unicode MS"/>
+                <w:b w:val="0"/>
+                <w:color w:val="111827"/>
+                <w:sz w:val="17"/>
+              </w:rPr>
+              <w:t>失去缓冲垫的 Warsh 美联储：把"加息尾部"定价进霍尔木兹石油冲击</w:t>
+            </w:r>
+          </w:p>
+        </w:tc>
+        <w:tc>
+          <w:tcPr>
+            <w:tcW w:type="dxa" w:w="1560"/>
+            <w:vAlign w:val="center"/>
+          </w:tcPr>
+          <w:p>
+            <w:pPr>
+              <w:spacing w:before="0" w:after="0"/>
+            </w:pPr>
+            <w:r/>
+            <w:r>
+              <w:rPr>
+                <w:rFonts w:ascii="Calibri" w:hAnsi="Calibri" w:eastAsia="Arial Unicode MS"/>
+                <w:b w:val="0"/>
+                <w:color w:val="111827"/>
+                <w:sz w:val="16"/>
+              </w:rPr>
+              <w:t>未识别</w:t>
+            </w:r>
+          </w:p>
+        </w:tc>
+        <w:tc>
+          <w:tcPr>
+            <w:tcW w:type="dxa" w:w="1680"/>
+            <w:vAlign w:val="center"/>
+          </w:tcPr>
+          <w:p>
+            <w:pPr>
+              <w:spacing w:before="0" w:after="0"/>
+            </w:pPr>
+            <w:r/>
+            <w:r>
+              <w:rPr>
+                <w:rFonts w:ascii="Calibri" w:hAnsi="Calibri" w:eastAsia="Arial Unicode MS"/>
+                <w:b w:val="0"/>
+                <w:color w:val="111827"/>
+                <w:sz w:val="16"/>
+              </w:rPr>
+              <w:t>宏观通胀传导</w:t>
+            </w:r>
+          </w:p>
+        </w:tc>
+        <w:tc>
+          <w:tcPr>
+            <w:tcW w:type="dxa" w:w="900"/>
+            <w:vAlign w:val="center"/>
+          </w:tcPr>
+          <w:p>
+            <w:pPr>
+              <w:spacing w:before="0" w:after="0"/>
+              <w:jc w:val="center"/>
+            </w:pPr>
+            <w:r/>
+            <w:r>
+              <w:rPr>
+                <w:rFonts w:ascii="Calibri" w:hAnsi="Calibri" w:eastAsia="Arial Unicode MS"/>
+                <w:b/>
+                <w:color w:val="111827"/>
+                <w:sz w:val="17"/>
+              </w:rPr>
+              <w:t>43.5</w:t>
+            </w:r>
+          </w:p>
+        </w:tc>
+        <w:tc>
+          <w:tcPr>
+            <w:tcW w:type="dxa" w:w="1500"/>
+            <w:vAlign w:val="center"/>
+          </w:tcPr>
+          <w:p>
+            <w:pPr>
+              <w:spacing w:before="0" w:after="0"/>
+              <w:jc w:val="center"/>
+            </w:pPr>
+            <w:r/>
+            <w:r>
+              <w:rPr>
+                <w:rFonts w:ascii="Calibri" w:hAnsi="Calibri" w:eastAsia="Arial Unicode MS"/>
+                <w:b w:val="0"/>
+                <w:color w:val="111827"/>
+                <w:sz w:val="16"/>
+              </w:rPr>
+              <w:t>风险 1</w:t>
+            </w:r>
+          </w:p>
+        </w:tc>
+      </w:tr>
+      <w:tr>
+        <w:tc>
+          <w:tcPr>
+            <w:tcW w:type="dxa" w:w="3720"/>
+            <w:vAlign w:val="center"/>
+          </w:tcPr>
+          <w:p>
+            <w:pPr>
+              <w:spacing w:before="0" w:after="0"/>
+            </w:pPr>
+            <w:r/>
+            <w:r>
+              <w:rPr>
+                <w:rFonts w:ascii="Calibri" w:hAnsi="Calibri" w:eastAsia="Arial Unicode MS"/>
+                <w:b w:val="0"/>
+                <w:color w:val="111827"/>
+                <w:sz w:val="17"/>
+              </w:rPr>
+              <w:t>从曲线判断→油价分布→反应函数，综合为一套按风险定量的跨资产头寸</w:t>
+            </w:r>
+          </w:p>
+        </w:tc>
+        <w:tc>
+          <w:tcPr>
+            <w:tcW w:type="dxa" w:w="1560"/>
+            <w:vAlign w:val="center"/>
+          </w:tcPr>
+          <w:p>
+            <w:pPr>
+              <w:spacing w:before="0" w:after="0"/>
+            </w:pPr>
+            <w:r/>
+            <w:r>
+              <w:rPr>
+                <w:rFonts w:ascii="Calibri" w:hAnsi="Calibri" w:eastAsia="Arial Unicode MS"/>
+                <w:b w:val="0"/>
+                <w:color w:val="111827"/>
+                <w:sz w:val="16"/>
+              </w:rPr>
+              <w:t>未识别</w:t>
+            </w:r>
+          </w:p>
+        </w:tc>
+        <w:tc>
+          <w:tcPr>
+            <w:tcW w:type="dxa" w:w="1680"/>
+            <w:vAlign w:val="center"/>
+          </w:tcPr>
+          <w:p>
+            <w:pPr>
+              <w:spacing w:before="0" w:after="0"/>
+            </w:pPr>
+            <w:r/>
+            <w:r>
+              <w:rPr>
+                <w:rFonts w:ascii="Calibri" w:hAnsi="Calibri" w:eastAsia="Arial Unicode MS"/>
+                <w:b w:val="0"/>
+                <w:color w:val="111827"/>
+                <w:sz w:val="16"/>
+              </w:rPr>
+              <w:t>宏观通胀传导</w:t>
+            </w:r>
+          </w:p>
+        </w:tc>
+        <w:tc>
+          <w:tcPr>
+            <w:tcW w:type="dxa" w:w="900"/>
+            <w:vAlign w:val="center"/>
+          </w:tcPr>
+          <w:p>
+            <w:pPr>
+              <w:spacing w:before="0" w:after="0"/>
+              <w:jc w:val="center"/>
+            </w:pPr>
+            <w:r/>
+            <w:r>
+              <w:rPr>
+                <w:rFonts w:ascii="Calibri" w:hAnsi="Calibri" w:eastAsia="Arial Unicode MS"/>
+                <w:b/>
+                <w:color w:val="111827"/>
+                <w:sz w:val="17"/>
+              </w:rPr>
+              <w:t>43.1</w:t>
+            </w:r>
+          </w:p>
+        </w:tc>
+        <w:tc>
+          <w:tcPr>
+            <w:tcW w:type="dxa" w:w="1500"/>
+            <w:vAlign w:val="center"/>
+          </w:tcPr>
+          <w:p>
+            <w:pPr>
+              <w:spacing w:before="0" w:after="0"/>
+              <w:jc w:val="center"/>
+            </w:pPr>
+            <w:r/>
+            <w:r>
+              <w:rPr>
+                <w:rFonts w:ascii="Calibri" w:hAnsi="Calibri" w:eastAsia="Arial Unicode MS"/>
+                <w:b w:val="0"/>
+                <w:color w:val="111827"/>
+                <w:sz w:val="16"/>
+              </w:rPr>
+              <w:t>风险 1</w:t>
+            </w:r>
+          </w:p>
+        </w:tc>
+      </w:tr>
+      <w:tr>
+        <w:tc>
+          <w:tcPr>
+            <w:tcW w:type="dxa" w:w="3720"/>
+            <w:vAlign w:val="center"/>
+          </w:tcPr>
+          <w:p>
+            <w:pPr>
+              <w:spacing w:before="0" w:after="0"/>
+            </w:pPr>
+            <w:r/>
+            <w:r>
+              <w:rPr>
+                <w:rFonts w:ascii="Calibri" w:hAnsi="Calibri" w:eastAsia="Arial Unicode MS"/>
+                <w:b w:val="0"/>
+                <w:color w:val="111827"/>
+                <w:sz w:val="17"/>
+              </w:rPr>
+              <w:t>2026-07-30 — 压力测试"不动 AI/出口收益核心"这一假设</w:t>
+            </w:r>
+          </w:p>
+        </w:tc>
+        <w:tc>
+          <w:tcPr>
+            <w:tcW w:type="dxa" w:w="1560"/>
+            <w:vAlign w:val="center"/>
+          </w:tcPr>
+          <w:p>
+            <w:pPr>
+              <w:spacing w:before="0" w:after="0"/>
+            </w:pPr>
+            <w:r/>
+            <w:r>
+              <w:rPr>
+                <w:rFonts w:ascii="Calibri" w:hAnsi="Calibri" w:eastAsia="Arial Unicode MS"/>
+                <w:b w:val="0"/>
+                <w:color w:val="111827"/>
+                <w:sz w:val="16"/>
+              </w:rPr>
+              <w:t>未识别</w:t>
+            </w:r>
+          </w:p>
+        </w:tc>
+        <w:tc>
+          <w:tcPr>
+            <w:tcW w:type="dxa" w:w="1680"/>
+            <w:vAlign w:val="center"/>
+          </w:tcPr>
+          <w:p>
+            <w:pPr>
+              <w:spacing w:before="0" w:after="0"/>
+            </w:pPr>
+            <w:r/>
+            <w:r>
+              <w:rPr>
+                <w:rFonts w:ascii="Calibri" w:hAnsi="Calibri" w:eastAsia="Arial Unicode MS"/>
+                <w:b w:val="0"/>
+                <w:color w:val="111827"/>
+                <w:sz w:val="16"/>
+              </w:rPr>
+              <w:t>宏观通胀传导</w:t>
+            </w:r>
+          </w:p>
+        </w:tc>
+        <w:tc>
+          <w:tcPr>
+            <w:tcW w:type="dxa" w:w="900"/>
+            <w:vAlign w:val="center"/>
+          </w:tcPr>
+          <w:p>
+            <w:pPr>
+              <w:spacing w:before="0" w:after="0"/>
+              <w:jc w:val="center"/>
+            </w:pPr>
+            <w:r/>
+            <w:r>
+              <w:rPr>
+                <w:rFonts w:ascii="Calibri" w:hAnsi="Calibri" w:eastAsia="Arial Unicode MS"/>
+                <w:b/>
+                <w:color w:val="111827"/>
+                <w:sz w:val="17"/>
+              </w:rPr>
+              <w:t>42.9</w:t>
+            </w:r>
+          </w:p>
+        </w:tc>
+        <w:tc>
+          <w:tcPr>
+            <w:tcW w:type="dxa" w:w="1500"/>
+            <w:vAlign w:val="center"/>
+          </w:tcPr>
+          <w:p>
+            <w:pPr>
+              <w:spacing w:before="0" w:after="0"/>
+              <w:jc w:val="center"/>
+            </w:pPr>
+            <w:r/>
+            <w:r>
+              <w:rPr>
+                <w:rFonts w:ascii="Calibri" w:hAnsi="Calibri" w:eastAsia="Arial Unicode MS"/>
+                <w:b w:val="0"/>
+                <w:color w:val="111827"/>
+                <w:sz w:val="16"/>
+              </w:rPr>
+              <w:t>风险 1</w:t>
+            </w:r>
+          </w:p>
+        </w:tc>
+      </w:tr>
+      <w:tr>
+        <w:tc>
+          <w:tcPr>
+            <w:tcW w:type="dxa" w:w="3720"/>
+            <w:vAlign w:val="center"/>
+          </w:tcPr>
+          <w:p>
+            <w:pPr>
+              <w:spacing w:before="0" w:after="0"/>
+            </w:pPr>
+            <w:r/>
+            <w:r>
+              <w:rPr>
+                <w:rFonts w:ascii="Calibri" w:hAnsi="Calibri" w:eastAsia="Arial Unicode MS"/>
                 <w:b w:val="0"/>
                 <w:color w:val="111827"/>
                 <w:sz w:val="17"/>
@@ -1665,7 +2319,7 @@
             <w:r/>
             <w:r>
               <w:rPr>
-                <w:rFonts w:ascii="Calibri" w:hAnsi="Calibri" w:eastAsia="Heiti TC"/>
+                <w:rFonts w:ascii="Calibri" w:hAnsi="Calibri" w:eastAsia="Arial Unicode MS"/>
                 <w:b w:val="0"/>
                 <w:color w:val="111827"/>
                 <w:sz w:val="16"/>
@@ -1686,7 +2340,7 @@
             <w:r/>
             <w:r>
               <w:rPr>
-                <w:rFonts w:ascii="Calibri" w:hAnsi="Calibri" w:eastAsia="Heiti TC"/>
+                <w:rFonts w:ascii="Calibri" w:hAnsi="Calibri" w:eastAsia="Arial Unicode MS"/>
                 <w:b w:val="0"/>
                 <w:color w:val="111827"/>
                 <w:sz w:val="16"/>
@@ -1708,7 +2362,7 @@
             <w:r/>
             <w:r>
               <w:rPr>
-                <w:rFonts w:ascii="Calibri" w:hAnsi="Calibri" w:eastAsia="Heiti TC"/>
+                <w:rFonts w:ascii="Calibri" w:hAnsi="Calibri" w:eastAsia="Arial Unicode MS"/>
                 <w:b/>
                 <w:color w:val="111827"/>
                 <w:sz w:val="17"/>
@@ -1730,7 +2384,7 @@
             <w:r/>
             <w:r>
               <w:rPr>
-                <w:rFonts w:ascii="Calibri" w:hAnsi="Calibri" w:eastAsia="Heiti TC"/>
+                <w:rFonts w:ascii="Calibri" w:hAnsi="Calibri" w:eastAsia="Arial Unicode MS"/>
                 <w:b w:val="0"/>
                 <w:color w:val="111827"/>
                 <w:sz w:val="16"/>
@@ -1753,12 +2407,12 @@
             <w:r/>
             <w:r>
               <w:rPr>
-                <w:rFonts w:ascii="Calibri" w:hAnsi="Calibri" w:eastAsia="Heiti TC"/>
+                <w:rFonts w:ascii="Calibri" w:hAnsi="Calibri" w:eastAsia="Arial Unicode MS"/>
                 <w:b w:val="0"/>
                 <w:color w:val="111827"/>
                 <w:sz w:val="17"/>
               </w:rPr>
-              <w:t>research discussion Session Brief</w:t>
+              <w:t>主要大宗商品价格走势及供需变化</w:t>
             </w:r>
           </w:p>
         </w:tc>
@@ -1774,7 +2428,7 @@
             <w:r/>
             <w:r>
               <w:rPr>
-                <w:rFonts w:ascii="Calibri" w:hAnsi="Calibri" w:eastAsia="Heiti TC"/>
+                <w:rFonts w:ascii="Calibri" w:hAnsi="Calibri" w:eastAsia="Arial Unicode MS"/>
                 <w:b w:val="0"/>
                 <w:color w:val="111827"/>
                 <w:sz w:val="16"/>
@@ -1795,7 +2449,7 @@
             <w:r/>
             <w:r>
               <w:rPr>
-                <w:rFonts w:ascii="Calibri" w:hAnsi="Calibri" w:eastAsia="Heiti TC"/>
+                <w:rFonts w:ascii="Calibri" w:hAnsi="Calibri" w:eastAsia="Arial Unicode MS"/>
                 <w:b w:val="0"/>
                 <w:color w:val="111827"/>
                 <w:sz w:val="16"/>
@@ -1817,12 +2471,12 @@
             <w:r/>
             <w:r>
               <w:rPr>
-                <w:rFonts w:ascii="Calibri" w:hAnsi="Calibri" w:eastAsia="Heiti TC"/>
+                <w:rFonts w:ascii="Calibri" w:hAnsi="Calibri" w:eastAsia="Arial Unicode MS"/>
                 <w:b/>
                 <w:color w:val="111827"/>
                 <w:sz w:val="17"/>
               </w:rPr>
-              <w:t>42.1</w:t>
+              <w:t>42.7</w:t>
             </w:r>
           </w:p>
         </w:tc>
@@ -1839,7 +2493,7 @@
             <w:r/>
             <w:r>
               <w:rPr>
-                <w:rFonts w:ascii="Calibri" w:hAnsi="Calibri" w:eastAsia="Heiti TC"/>
+                <w:rFonts w:ascii="Calibri" w:hAnsi="Calibri" w:eastAsia="Arial Unicode MS"/>
                 <w:b w:val="0"/>
                 <w:color w:val="111827"/>
                 <w:sz w:val="16"/>
@@ -1862,12 +2516,12 @@
             <w:r/>
             <w:r>
               <w:rPr>
-                <w:rFonts w:ascii="Calibri" w:hAnsi="Calibri" w:eastAsia="Heiti TC"/>
+                <w:rFonts w:ascii="Calibri" w:hAnsi="Calibri" w:eastAsia="Arial Unicode MS"/>
                 <w:b w:val="0"/>
                 <w:color w:val="111827"/>
                 <w:sz w:val="17"/>
               </w:rPr>
-              <w:t>日报总编晨间标题核查：跨分析师议题提案</w:t>
+              <w:t>研究记录 03 GDP/PCE 对利率与信用的验证窗口 - 2026-07-30 [S1]</w:t>
             </w:r>
           </w:p>
         </w:tc>
@@ -1883,7 +2537,7 @@
             <w:r/>
             <w:r>
               <w:rPr>
-                <w:rFonts w:ascii="Calibri" w:hAnsi="Calibri" w:eastAsia="Heiti TC"/>
+                <w:rFonts w:ascii="Calibri" w:hAnsi="Calibri" w:eastAsia="Arial Unicode MS"/>
                 <w:b w:val="0"/>
                 <w:color w:val="111827"/>
                 <w:sz w:val="16"/>
@@ -1904,7 +2558,7 @@
             <w:r/>
             <w:r>
               <w:rPr>
-                <w:rFonts w:ascii="Calibri" w:hAnsi="Calibri" w:eastAsia="Heiti TC"/>
+                <w:rFonts w:ascii="Calibri" w:hAnsi="Calibri" w:eastAsia="Arial Unicode MS"/>
                 <w:b w:val="0"/>
                 <w:color w:val="111827"/>
                 <w:sz w:val="16"/>
@@ -1926,12 +2580,12 @@
             <w:r/>
             <w:r>
               <w:rPr>
-                <w:rFonts w:ascii="Calibri" w:hAnsi="Calibri" w:eastAsia="Heiti TC"/>
+                <w:rFonts w:ascii="Calibri" w:hAnsi="Calibri" w:eastAsia="Arial Unicode MS"/>
                 <w:b/>
                 <w:color w:val="111827"/>
                 <w:sz w:val="17"/>
               </w:rPr>
-              <w:t>40.7</w:t>
+              <w:t>42.6</w:t>
             </w:r>
           </w:p>
         </w:tc>
@@ -1948,7 +2602,7 @@
             <w:r/>
             <w:r>
               <w:rPr>
-                <w:rFonts w:ascii="Calibri" w:hAnsi="Calibri" w:eastAsia="Heiti TC"/>
+                <w:rFonts w:ascii="Calibri" w:hAnsi="Calibri" w:eastAsia="Arial Unicode MS"/>
                 <w:b w:val="0"/>
                 <w:color w:val="111827"/>
                 <w:sz w:val="16"/>
@@ -1971,12 +2625,12 @@
             <w:r/>
             <w:r>
               <w:rPr>
-                <w:rFonts w:ascii="Calibri" w:hAnsi="Calibri" w:eastAsia="Heiti TC"/>
+                <w:rFonts w:ascii="Calibri" w:hAnsi="Calibri" w:eastAsia="Arial Unicode MS"/>
                 <w:b w:val="0"/>
                 <w:color w:val="111827"/>
                 <w:sz w:val="17"/>
               </w:rPr>
-              <w:t>偏鹰Fed按兵不动后的美元传导</w:t>
+              <w:t>2026-07-30 全球宏观压力测试：油价、利率与美国高收益利差</w:t>
             </w:r>
           </w:p>
         </w:tc>
@@ -1992,7 +2646,7 @@
             <w:r/>
             <w:r>
               <w:rPr>
-                <w:rFonts w:ascii="Calibri" w:hAnsi="Calibri" w:eastAsia="Heiti TC"/>
+                <w:rFonts w:ascii="Calibri" w:hAnsi="Calibri" w:eastAsia="Arial Unicode MS"/>
                 <w:b w:val="0"/>
                 <w:color w:val="111827"/>
                 <w:sz w:val="16"/>
@@ -2013,116 +2667,7 @@
             <w:r/>
             <w:r>
               <w:rPr>
-                <w:rFonts w:ascii="Calibri" w:hAnsi="Calibri" w:eastAsia="Heiti TC"/>
-                <w:b w:val="0"/>
-                <w:color w:val="111827"/>
-                <w:sz w:val="16"/>
-              </w:rPr>
-              <w:t>AI 基础设施</w:t>
-            </w:r>
-          </w:p>
-        </w:tc>
-        <w:tc>
-          <w:tcPr>
-            <w:tcW w:type="dxa" w:w="900"/>
-            <w:vAlign w:val="center"/>
-          </w:tcPr>
-          <w:p>
-            <w:pPr>
-              <w:spacing w:before="0" w:after="0"/>
-              <w:jc w:val="center"/>
-            </w:pPr>
-            <w:r/>
-            <w:r>
-              <w:rPr>
-                <w:rFonts w:ascii="Calibri" w:hAnsi="Calibri" w:eastAsia="Heiti TC"/>
-                <w:b/>
-                <w:color w:val="111827"/>
-                <w:sz w:val="17"/>
-              </w:rPr>
-              <w:t>40.2</w:t>
-            </w:r>
-          </w:p>
-        </w:tc>
-        <w:tc>
-          <w:tcPr>
-            <w:tcW w:type="dxa" w:w="1500"/>
-            <w:vAlign w:val="center"/>
-          </w:tcPr>
-          <w:p>
-            <w:pPr>
-              <w:spacing w:before="0" w:after="0"/>
-              <w:jc w:val="center"/>
-            </w:pPr>
-            <w:r/>
-            <w:r>
-              <w:rPr>
-                <w:rFonts w:ascii="Calibri" w:hAnsi="Calibri" w:eastAsia="Heiti TC"/>
-                <w:b w:val="0"/>
-                <w:color w:val="111827"/>
-                <w:sz w:val="16"/>
-              </w:rPr>
-              <w:t>风险 2</w:t>
-            </w:r>
-          </w:p>
-        </w:tc>
-      </w:tr>
-      <w:tr>
-        <w:tc>
-          <w:tcPr>
-            <w:tcW w:type="dxa" w:w="3720"/>
-            <w:vAlign w:val="center"/>
-          </w:tcPr>
-          <w:p>
-            <w:pPr>
-              <w:spacing w:before="0" w:after="0"/>
-            </w:pPr>
-            <w:r/>
-            <w:r>
-              <w:rPr>
-                <w:rFonts w:ascii="Calibri" w:hAnsi="Calibri" w:eastAsia="Heiti TC"/>
-                <w:b w:val="0"/>
-                <w:color w:val="111827"/>
-                <w:sz w:val="17"/>
-              </w:rPr>
-              <w:t>Recent analyst reports</w:t>
-            </w:r>
-          </w:p>
-        </w:tc>
-        <w:tc>
-          <w:tcPr>
-            <w:tcW w:type="dxa" w:w="1560"/>
-            <w:vAlign w:val="center"/>
-          </w:tcPr>
-          <w:p>
-            <w:pPr>
-              <w:spacing w:before="0" w:after="0"/>
-            </w:pPr>
-            <w:r/>
-            <w:r>
-              <w:rPr>
-                <w:rFonts w:ascii="Calibri" w:hAnsi="Calibri" w:eastAsia="Heiti TC"/>
-                <w:b w:val="0"/>
-                <w:color w:val="111827"/>
-                <w:sz w:val="16"/>
-              </w:rPr>
-              <w:t>未识别</w:t>
-            </w:r>
-          </w:p>
-        </w:tc>
-        <w:tc>
-          <w:tcPr>
-            <w:tcW w:type="dxa" w:w="1680"/>
-            <w:vAlign w:val="center"/>
-          </w:tcPr>
-          <w:p>
-            <w:pPr>
-              <w:spacing w:before="0" w:after="0"/>
-            </w:pPr>
-            <w:r/>
-            <w:r>
-              <w:rPr>
-                <w:rFonts w:ascii="Calibri" w:hAnsi="Calibri" w:eastAsia="Heiti TC"/>
+                <w:rFonts w:ascii="Calibri" w:hAnsi="Calibri" w:eastAsia="Arial Unicode MS"/>
                 <w:b w:val="0"/>
                 <w:color w:val="111827"/>
                 <w:sz w:val="16"/>
@@ -2144,12 +2689,12 @@
             <w:r/>
             <w:r>
               <w:rPr>
-                <w:rFonts w:ascii="Calibri" w:hAnsi="Calibri" w:eastAsia="Heiti TC"/>
+                <w:rFonts w:ascii="Calibri" w:hAnsi="Calibri" w:eastAsia="Arial Unicode MS"/>
                 <w:b/>
                 <w:color w:val="111827"/>
                 <w:sz w:val="17"/>
               </w:rPr>
-              <w:t>39.9</w:t>
+              <w:t>42.6</w:t>
             </w:r>
           </w:p>
         </w:tc>
@@ -2166,7 +2711,116 @@
             <w:r/>
             <w:r>
               <w:rPr>
-                <w:rFonts w:ascii="Calibri" w:hAnsi="Calibri" w:eastAsia="Heiti TC"/>
+                <w:rFonts w:ascii="Calibri" w:hAnsi="Calibri" w:eastAsia="Arial Unicode MS"/>
+                <w:b w:val="0"/>
+                <w:color w:val="111827"/>
+                <w:sz w:val="16"/>
+              </w:rPr>
+              <w:t>风险 1</w:t>
+            </w:r>
+          </w:p>
+        </w:tc>
+      </w:tr>
+      <w:tr>
+        <w:tc>
+          <w:tcPr>
+            <w:tcW w:type="dxa" w:w="3720"/>
+            <w:vAlign w:val="center"/>
+          </w:tcPr>
+          <w:p>
+            <w:pPr>
+              <w:spacing w:before="0" w:after="0"/>
+            </w:pPr>
+            <w:r/>
+            <w:r>
+              <w:rPr>
+                <w:rFonts w:ascii="Calibri" w:hAnsi="Calibri" w:eastAsia="Arial Unicode MS"/>
+                <w:b w:val="0"/>
+                <w:color w:val="111827"/>
+                <w:sz w:val="17"/>
+              </w:rPr>
+              <w:t>research discussion Session Brief</w:t>
+            </w:r>
+          </w:p>
+        </w:tc>
+        <w:tc>
+          <w:tcPr>
+            <w:tcW w:type="dxa" w:w="1560"/>
+            <w:vAlign w:val="center"/>
+          </w:tcPr>
+          <w:p>
+            <w:pPr>
+              <w:spacing w:before="0" w:after="0"/>
+            </w:pPr>
+            <w:r/>
+            <w:r>
+              <w:rPr>
+                <w:rFonts w:ascii="Calibri" w:hAnsi="Calibri" w:eastAsia="Arial Unicode MS"/>
+                <w:b w:val="0"/>
+                <w:color w:val="111827"/>
+                <w:sz w:val="16"/>
+              </w:rPr>
+              <w:t>未识别</w:t>
+            </w:r>
+          </w:p>
+        </w:tc>
+        <w:tc>
+          <w:tcPr>
+            <w:tcW w:type="dxa" w:w="1680"/>
+            <w:vAlign w:val="center"/>
+          </w:tcPr>
+          <w:p>
+            <w:pPr>
+              <w:spacing w:before="0" w:after="0"/>
+            </w:pPr>
+            <w:r/>
+            <w:r>
+              <w:rPr>
+                <w:rFonts w:ascii="Calibri" w:hAnsi="Calibri" w:eastAsia="Arial Unicode MS"/>
+                <w:b w:val="0"/>
+                <w:color w:val="111827"/>
+                <w:sz w:val="16"/>
+              </w:rPr>
+              <w:t>宏观通胀传导</w:t>
+            </w:r>
+          </w:p>
+        </w:tc>
+        <w:tc>
+          <w:tcPr>
+            <w:tcW w:type="dxa" w:w="900"/>
+            <w:vAlign w:val="center"/>
+          </w:tcPr>
+          <w:p>
+            <w:pPr>
+              <w:spacing w:before="0" w:after="0"/>
+              <w:jc w:val="center"/>
+            </w:pPr>
+            <w:r/>
+            <w:r>
+              <w:rPr>
+                <w:rFonts w:ascii="Calibri" w:hAnsi="Calibri" w:eastAsia="Arial Unicode MS"/>
+                <w:b/>
+                <w:color w:val="111827"/>
+                <w:sz w:val="17"/>
+              </w:rPr>
+              <w:t>42.4</w:t>
+            </w:r>
+          </w:p>
+        </w:tc>
+        <w:tc>
+          <w:tcPr>
+            <w:tcW w:type="dxa" w:w="1500"/>
+            <w:vAlign w:val="center"/>
+          </w:tcPr>
+          <w:p>
+            <w:pPr>
+              <w:spacing w:before="0" w:after="0"/>
+              <w:jc w:val="center"/>
+            </w:pPr>
+            <w:r/>
+            <w:r>
+              <w:rPr>
+                <w:rFonts w:ascii="Calibri" w:hAnsi="Calibri" w:eastAsia="Arial Unicode MS"/>
                 <w:b w:val="0"/>
                 <w:color w:val="111827"/>
                 <w:sz w:val="16"/>
@@ -2189,12 +2843,12 @@
             <w:r/>
             <w:r>
               <w:rPr>
-                <w:rFonts w:ascii="Calibri" w:hAnsi="Calibri" w:eastAsia="Heiti TC"/>
+                <w:rFonts w:ascii="Calibri" w:hAnsi="Calibri" w:eastAsia="Arial Unicode MS"/>
                 <w:b w:val="0"/>
                 <w:color w:val="111827"/>
                 <w:sz w:val="17"/>
               </w:rPr>
-              <w:t>2026-07-30 - HBM 与 AI 电力链配置排序</w:t>
+              <w:t>research discussion Session Brief</w:t>
             </w:r>
           </w:p>
         </w:tc>
@@ -2210,7 +2864,7 @@
             <w:r/>
             <w:r>
               <w:rPr>
-                <w:rFonts w:ascii="Calibri" w:hAnsi="Calibri" w:eastAsia="Heiti TC"/>
+                <w:rFonts w:ascii="Calibri" w:hAnsi="Calibri" w:eastAsia="Arial Unicode MS"/>
                 <w:b w:val="0"/>
                 <w:color w:val="111827"/>
                 <w:sz w:val="16"/>
@@ -2231,12 +2885,12 @@
             <w:r/>
             <w:r>
               <w:rPr>
-                <w:rFonts w:ascii="Calibri" w:hAnsi="Calibri" w:eastAsia="Heiti TC"/>
+                <w:rFonts w:ascii="Calibri" w:hAnsi="Calibri" w:eastAsia="Arial Unicode MS"/>
                 <w:b w:val="0"/>
                 <w:color w:val="111827"/>
                 <w:sz w:val="16"/>
               </w:rPr>
-              <w:t>AI 基础设施</w:t>
+              <w:t>宏观通胀传导</w:t>
             </w:r>
           </w:p>
         </w:tc>
@@ -2253,12 +2907,12 @@
             <w:r/>
             <w:r>
               <w:rPr>
-                <w:rFonts w:ascii="Calibri" w:hAnsi="Calibri" w:eastAsia="Heiti TC"/>
+                <w:rFonts w:ascii="Calibri" w:hAnsi="Calibri" w:eastAsia="Arial Unicode MS"/>
                 <w:b/>
                 <w:color w:val="111827"/>
                 <w:sz w:val="17"/>
               </w:rPr>
-              <w:t>39.8</w:t>
+              <w:t>42.1</w:t>
             </w:r>
           </w:p>
         </w:tc>
@@ -2275,7 +2929,7 @@
             <w:r/>
             <w:r>
               <w:rPr>
-                <w:rFonts w:ascii="Calibri" w:hAnsi="Calibri" w:eastAsia="Heiti TC"/>
+                <w:rFonts w:ascii="Calibri" w:hAnsi="Calibri" w:eastAsia="Arial Unicode MS"/>
                 <w:b w:val="0"/>
                 <w:color w:val="111827"/>
                 <w:sz w:val="16"/>
@@ -2298,12 +2952,12 @@
             <w:r/>
             <w:r>
               <w:rPr>
-                <w:rFonts w:ascii="Calibri" w:hAnsi="Calibri" w:eastAsia="Heiti TC"/>
+                <w:rFonts w:ascii="Calibri" w:hAnsi="Calibri" w:eastAsia="Arial Unicode MS"/>
                 <w:b w:val="0"/>
                 <w:color w:val="111827"/>
                 <w:sz w:val="17"/>
               </w:rPr>
-              <w:t>2026-07-30 电子与 AI 硬件拥挤度的因子化减仓阈值</w:t>
+              <w:t>Recent analyst reports</w:t>
             </w:r>
           </w:p>
         </w:tc>
@@ -2319,7 +2973,7 @@
             <w:r/>
             <w:r>
               <w:rPr>
-                <w:rFonts w:ascii="Calibri" w:hAnsi="Calibri" w:eastAsia="Heiti TC"/>
+                <w:rFonts w:ascii="Calibri" w:hAnsi="Calibri" w:eastAsia="Arial Unicode MS"/>
                 <w:b w:val="0"/>
                 <w:color w:val="111827"/>
                 <w:sz w:val="16"/>
@@ -2340,7 +2994,7 @@
             <w:r/>
             <w:r>
               <w:rPr>
-                <w:rFonts w:ascii="Calibri" w:hAnsi="Calibri" w:eastAsia="Heiti TC"/>
+                <w:rFonts w:ascii="Calibri" w:hAnsi="Calibri" w:eastAsia="Arial Unicode MS"/>
                 <w:b w:val="0"/>
                 <w:color w:val="111827"/>
                 <w:sz w:val="16"/>
@@ -2362,12 +3016,12 @@
             <w:r/>
             <w:r>
               <w:rPr>
-                <w:rFonts w:ascii="Calibri" w:hAnsi="Calibri" w:eastAsia="Heiti TC"/>
+                <w:rFonts w:ascii="Calibri" w:hAnsi="Calibri" w:eastAsia="Arial Unicode MS"/>
                 <w:b/>
                 <w:color w:val="111827"/>
                 <w:sz w:val="17"/>
               </w:rPr>
-              <w:t>39.3</w:t>
+              <w:t>41.9</w:t>
             </w:r>
           </w:p>
         </w:tc>
@@ -2384,7 +3038,7 @@
             <w:r/>
             <w:r>
               <w:rPr>
-                <w:rFonts w:ascii="Calibri" w:hAnsi="Calibri" w:eastAsia="Heiti TC"/>
+                <w:rFonts w:ascii="Calibri" w:hAnsi="Calibri" w:eastAsia="Arial Unicode MS"/>
                 <w:b w:val="0"/>
                 <w:color w:val="111827"/>
                 <w:sz w:val="16"/>
@@ -2407,12 +3061,12 @@
             <w:r/>
             <w:r>
               <w:rPr>
-                <w:rFonts w:ascii="Calibri" w:hAnsi="Calibri" w:eastAsia="Heiti TC"/>
+                <w:rFonts w:ascii="Calibri" w:hAnsi="Calibri" w:eastAsia="Arial Unicode MS"/>
                 <w:b w:val="0"/>
                 <w:color w:val="111827"/>
                 <w:sz w:val="17"/>
               </w:rPr>
-              <w:t>把宏观分化判断转成 3 个月跨资产立场</w:t>
+              <w:t>研究报告：2026-07-30</w:t>
             </w:r>
           </w:p>
         </w:tc>
@@ -2428,7 +3082,7 @@
             <w:r/>
             <w:r>
               <w:rPr>
-                <w:rFonts w:ascii="Calibri" w:hAnsi="Calibri" w:eastAsia="Heiti TC"/>
+                <w:rFonts w:ascii="Calibri" w:hAnsi="Calibri" w:eastAsia="Arial Unicode MS"/>
                 <w:b w:val="0"/>
                 <w:color w:val="111827"/>
                 <w:sz w:val="16"/>
@@ -2449,7 +3103,7 @@
             <w:r/>
             <w:r>
               <w:rPr>
-                <w:rFonts w:ascii="Calibri" w:hAnsi="Calibri" w:eastAsia="Heiti TC"/>
+                <w:rFonts w:ascii="Calibri" w:hAnsi="Calibri" w:eastAsia="Arial Unicode MS"/>
                 <w:b w:val="0"/>
                 <w:color w:val="111827"/>
                 <w:sz w:val="16"/>
@@ -2471,12 +3125,12 @@
             <w:r/>
             <w:r>
               <w:rPr>
-                <w:rFonts w:ascii="Calibri" w:hAnsi="Calibri" w:eastAsia="Heiti TC"/>
+                <w:rFonts w:ascii="Calibri" w:hAnsi="Calibri" w:eastAsia="Arial Unicode MS"/>
                 <w:b/>
                 <w:color w:val="111827"/>
                 <w:sz w:val="17"/>
               </w:rPr>
-              <w:t>39.0</w:t>
+              <w:t>41.4</w:t>
             </w:r>
           </w:p>
         </w:tc>
@@ -2493,225 +3147,7 @@
             <w:r/>
             <w:r>
               <w:rPr>
-                <w:rFonts w:ascii="Calibri" w:hAnsi="Calibri" w:eastAsia="Heiti TC"/>
-                <w:b w:val="0"/>
-                <w:color w:val="111827"/>
-                <w:sz w:val="16"/>
-              </w:rPr>
-              <w:t>常规</w:t>
-            </w:r>
-          </w:p>
-        </w:tc>
-      </w:tr>
-      <w:tr>
-        <w:tc>
-          <w:tcPr>
-            <w:tcW w:type="dxa" w:w="3720"/>
-            <w:vAlign w:val="center"/>
-          </w:tcPr>
-          <w:p>
-            <w:pPr>
-              <w:spacing w:before="0" w:after="0"/>
-            </w:pPr>
-            <w:r/>
-            <w:r>
-              <w:rPr>
-                <w:rFonts w:ascii="Calibri" w:hAnsi="Calibri" w:eastAsia="Heiti TC"/>
-                <w:b w:val="0"/>
-                <w:color w:val="111827"/>
-                <w:sz w:val="17"/>
-              </w:rPr>
-              <w:t>已融资capex向已上电芯片的转化率（2027–2028）</w:t>
-            </w:r>
-          </w:p>
-        </w:tc>
-        <w:tc>
-          <w:tcPr>
-            <w:tcW w:type="dxa" w:w="1560"/>
-            <w:vAlign w:val="center"/>
-          </w:tcPr>
-          <w:p>
-            <w:pPr>
-              <w:spacing w:before="0" w:after="0"/>
-            </w:pPr>
-            <w:r/>
-            <w:r>
-              <w:rPr>
-                <w:rFonts w:ascii="Calibri" w:hAnsi="Calibri" w:eastAsia="Heiti TC"/>
-                <w:b w:val="0"/>
-                <w:color w:val="111827"/>
-                <w:sz w:val="16"/>
-              </w:rPr>
-              <w:t>未识别</w:t>
-            </w:r>
-          </w:p>
-        </w:tc>
-        <w:tc>
-          <w:tcPr>
-            <w:tcW w:type="dxa" w:w="1680"/>
-            <w:vAlign w:val="center"/>
-          </w:tcPr>
-          <w:p>
-            <w:pPr>
-              <w:spacing w:before="0" w:after="0"/>
-            </w:pPr>
-            <w:r/>
-            <w:r>
-              <w:rPr>
-                <w:rFonts w:ascii="Calibri" w:hAnsi="Calibri" w:eastAsia="Heiti TC"/>
-                <w:b w:val="0"/>
-                <w:color w:val="111827"/>
-                <w:sz w:val="16"/>
-              </w:rPr>
-              <w:t>AI 基础设施</w:t>
-            </w:r>
-          </w:p>
-        </w:tc>
-        <w:tc>
-          <w:tcPr>
-            <w:tcW w:type="dxa" w:w="900"/>
-            <w:vAlign w:val="center"/>
-          </w:tcPr>
-          <w:p>
-            <w:pPr>
-              <w:spacing w:before="0" w:after="0"/>
-              <w:jc w:val="center"/>
-            </w:pPr>
-            <w:r/>
-            <w:r>
-              <w:rPr>
-                <w:rFonts w:ascii="Calibri" w:hAnsi="Calibri" w:eastAsia="Heiti TC"/>
-                <w:b/>
-                <w:color w:val="111827"/>
-                <w:sz w:val="17"/>
-              </w:rPr>
-              <w:t>38.9</w:t>
-            </w:r>
-          </w:p>
-        </w:tc>
-        <w:tc>
-          <w:tcPr>
-            <w:tcW w:type="dxa" w:w="1500"/>
-            <w:vAlign w:val="center"/>
-          </w:tcPr>
-          <w:p>
-            <w:pPr>
-              <w:spacing w:before="0" w:after="0"/>
-              <w:jc w:val="center"/>
-            </w:pPr>
-            <w:r/>
-            <w:r>
-              <w:rPr>
-                <w:rFonts w:ascii="Calibri" w:hAnsi="Calibri" w:eastAsia="Heiti TC"/>
-                <w:b w:val="0"/>
-                <w:color w:val="111827"/>
-                <w:sz w:val="16"/>
-              </w:rPr>
-              <w:t>风险 2</w:t>
-            </w:r>
-          </w:p>
-        </w:tc>
-      </w:tr>
-      <w:tr>
-        <w:tc>
-          <w:tcPr>
-            <w:tcW w:type="dxa" w:w="3720"/>
-            <w:vAlign w:val="center"/>
-          </w:tcPr>
-          <w:p>
-            <w:pPr>
-              <w:spacing w:before="0" w:after="0"/>
-            </w:pPr>
-            <w:r/>
-            <w:r>
-              <w:rPr>
-                <w:rFonts w:ascii="Calibri" w:hAnsi="Calibri" w:eastAsia="Heiti TC"/>
-                <w:b w:val="0"/>
-                <w:color w:val="111827"/>
-                <w:sz w:val="17"/>
-              </w:rPr>
-              <w:t>2026-07-30 GDP/PCE 数据后，是否仍支持 3–4 年久期与 3–5% 现金，还是应转向显性利率对冲？</w:t>
-            </w:r>
-          </w:p>
-        </w:tc>
-        <w:tc>
-          <w:tcPr>
-            <w:tcW w:type="dxa" w:w="1560"/>
-            <w:vAlign w:val="center"/>
-          </w:tcPr>
-          <w:p>
-            <w:pPr>
-              <w:spacing w:before="0" w:after="0"/>
-            </w:pPr>
-            <w:r/>
-            <w:r>
-              <w:rPr>
-                <w:rFonts w:ascii="Calibri" w:hAnsi="Calibri" w:eastAsia="Heiti TC"/>
-                <w:b w:val="0"/>
-                <w:color w:val="111827"/>
-                <w:sz w:val="16"/>
-              </w:rPr>
-              <w:t>未识别</w:t>
-            </w:r>
-          </w:p>
-        </w:tc>
-        <w:tc>
-          <w:tcPr>
-            <w:tcW w:type="dxa" w:w="1680"/>
-            <w:vAlign w:val="center"/>
-          </w:tcPr>
-          <w:p>
-            <w:pPr>
-              <w:spacing w:before="0" w:after="0"/>
-            </w:pPr>
-            <w:r/>
-            <w:r>
-              <w:rPr>
-                <w:rFonts w:ascii="Calibri" w:hAnsi="Calibri" w:eastAsia="Heiti TC"/>
-                <w:b w:val="0"/>
-                <w:color w:val="111827"/>
-                <w:sz w:val="16"/>
-              </w:rPr>
-              <w:t>宏观通胀传导</w:t>
-            </w:r>
-          </w:p>
-        </w:tc>
-        <w:tc>
-          <w:tcPr>
-            <w:tcW w:type="dxa" w:w="900"/>
-            <w:vAlign w:val="center"/>
-          </w:tcPr>
-          <w:p>
-            <w:pPr>
-              <w:spacing w:before="0" w:after="0"/>
-              <w:jc w:val="center"/>
-            </w:pPr>
-            <w:r/>
-            <w:r>
-              <w:rPr>
-                <w:rFonts w:ascii="Calibri" w:hAnsi="Calibri" w:eastAsia="Heiti TC"/>
-                <w:b/>
-                <w:color w:val="111827"/>
-                <w:sz w:val="17"/>
-              </w:rPr>
-              <w:t>38.9</w:t>
-            </w:r>
-          </w:p>
-        </w:tc>
-        <w:tc>
-          <w:tcPr>
-            <w:tcW w:type="dxa" w:w="1500"/>
-            <w:vAlign w:val="center"/>
-          </w:tcPr>
-          <w:p>
-            <w:pPr>
-              <w:spacing w:before="0" w:after="0"/>
-              <w:jc w:val="center"/>
-            </w:pPr>
-            <w:r/>
-            <w:r>
-              <w:rPr>
-                <w:rFonts w:ascii="Calibri" w:hAnsi="Calibri" w:eastAsia="Heiti TC"/>
+                <w:rFonts w:ascii="Calibri" w:hAnsi="Calibri" w:eastAsia="Arial Unicode MS"/>
                 <w:b w:val="0"/>
                 <w:color w:val="111827"/>
                 <w:sz w:val="16"/>
@@ -2734,12 +3170,12 @@
             <w:r/>
             <w:r>
               <w:rPr>
-                <w:rFonts w:ascii="Calibri" w:hAnsi="Calibri" w:eastAsia="Heiti TC"/>
+                <w:rFonts w:ascii="Calibri" w:hAnsi="Calibri" w:eastAsia="Arial Unicode MS"/>
                 <w:b w:val="0"/>
                 <w:color w:val="111827"/>
                 <w:sz w:val="17"/>
               </w:rPr>
-              <w:t>2026-07-30 AI出口超配组合中的做多美元尾部对冲</w:t>
+              <w:t>材料行业午间同步简报（2026-07-30）</w:t>
             </w:r>
           </w:p>
         </w:tc>
@@ -2755,7 +3191,7 @@
             <w:r/>
             <w:r>
               <w:rPr>
-                <w:rFonts w:ascii="Calibri" w:hAnsi="Calibri" w:eastAsia="Heiti TC"/>
+                <w:rFonts w:ascii="Calibri" w:hAnsi="Calibri" w:eastAsia="Arial Unicode MS"/>
                 <w:b w:val="0"/>
                 <w:color w:val="111827"/>
                 <w:sz w:val="16"/>
@@ -2776,7 +3212,7 @@
             <w:r/>
             <w:r>
               <w:rPr>
-                <w:rFonts w:ascii="Calibri" w:hAnsi="Calibri" w:eastAsia="Heiti TC"/>
+                <w:rFonts w:ascii="Calibri" w:hAnsi="Calibri" w:eastAsia="Arial Unicode MS"/>
                 <w:b w:val="0"/>
                 <w:color w:val="111827"/>
                 <w:sz w:val="16"/>
@@ -2798,12 +3234,12 @@
             <w:r/>
             <w:r>
               <w:rPr>
-                <w:rFonts w:ascii="Calibri" w:hAnsi="Calibri" w:eastAsia="Heiti TC"/>
+                <w:rFonts w:ascii="Calibri" w:hAnsi="Calibri" w:eastAsia="Arial Unicode MS"/>
                 <w:b/>
                 <w:color w:val="111827"/>
                 <w:sz w:val="17"/>
               </w:rPr>
-              <w:t>38.9</w:t>
+              <w:t>41.0</w:t>
             </w:r>
           </w:p>
         </w:tc>
@@ -2820,116 +3256,7 @@
             <w:r/>
             <w:r>
               <w:rPr>
-                <w:rFonts w:ascii="Calibri" w:hAnsi="Calibri" w:eastAsia="Heiti TC"/>
-                <w:b w:val="0"/>
-                <w:color w:val="111827"/>
-                <w:sz w:val="16"/>
-              </w:rPr>
-              <w:t>常规</w:t>
-            </w:r>
-          </w:p>
-        </w:tc>
-      </w:tr>
-      <w:tr>
-        <w:tc>
-          <w:tcPr>
-            <w:tcW w:type="dxa" w:w="3720"/>
-            <w:vAlign w:val="center"/>
-          </w:tcPr>
-          <w:p>
-            <w:pPr>
-              <w:spacing w:before="0" w:after="0"/>
-            </w:pPr>
-            <w:r/>
-            <w:r>
-              <w:rPr>
-                <w:rFonts w:ascii="Calibri" w:hAnsi="Calibri" w:eastAsia="Heiti TC"/>
-                <w:b w:val="0"/>
-                <w:color w:val="111827"/>
-                <w:sz w:val="17"/>
-              </w:rPr>
-              <w:t>央行终于动了，汇率却拒绝跟随</w:t>
-            </w:r>
-          </w:p>
-        </w:tc>
-        <w:tc>
-          <w:tcPr>
-            <w:tcW w:type="dxa" w:w="1560"/>
-            <w:vAlign w:val="center"/>
-          </w:tcPr>
-          <w:p>
-            <w:pPr>
-              <w:spacing w:before="0" w:after="0"/>
-            </w:pPr>
-            <w:r/>
-            <w:r>
-              <w:rPr>
-                <w:rFonts w:ascii="Calibri" w:hAnsi="Calibri" w:eastAsia="Heiti TC"/>
-                <w:b w:val="0"/>
-                <w:color w:val="111827"/>
-                <w:sz w:val="16"/>
-              </w:rPr>
-              <w:t>未识别</w:t>
-            </w:r>
-          </w:p>
-        </w:tc>
-        <w:tc>
-          <w:tcPr>
-            <w:tcW w:type="dxa" w:w="1680"/>
-            <w:vAlign w:val="center"/>
-          </w:tcPr>
-          <w:p>
-            <w:pPr>
-              <w:spacing w:before="0" w:after="0"/>
-            </w:pPr>
-            <w:r/>
-            <w:r>
-              <w:rPr>
-                <w:rFonts w:ascii="Calibri" w:hAnsi="Calibri" w:eastAsia="Heiti TC"/>
-                <w:b w:val="0"/>
-                <w:color w:val="111827"/>
-                <w:sz w:val="16"/>
-              </w:rPr>
-              <w:t>宏观通胀传导</w:t>
-            </w:r>
-          </w:p>
-        </w:tc>
-        <w:tc>
-          <w:tcPr>
-            <w:tcW w:type="dxa" w:w="900"/>
-            <w:vAlign w:val="center"/>
-          </w:tcPr>
-          <w:p>
-            <w:pPr>
-              <w:spacing w:before="0" w:after="0"/>
-              <w:jc w:val="center"/>
-            </w:pPr>
-            <w:r/>
-            <w:r>
-              <w:rPr>
-                <w:rFonts w:ascii="Calibri" w:hAnsi="Calibri" w:eastAsia="Heiti TC"/>
-                <w:b/>
-                <w:color w:val="111827"/>
-                <w:sz w:val="17"/>
-              </w:rPr>
-              <w:t>38.6</w:t>
-            </w:r>
-          </w:p>
-        </w:tc>
-        <w:tc>
-          <w:tcPr>
-            <w:tcW w:type="dxa" w:w="1500"/>
-            <w:vAlign w:val="center"/>
-          </w:tcPr>
-          <w:p>
-            <w:pPr>
-              <w:spacing w:before="0" w:after="0"/>
-              <w:jc w:val="center"/>
-            </w:pPr>
-            <w:r/>
-            <w:r>
-              <w:rPr>
-                <w:rFonts w:ascii="Calibri" w:hAnsi="Calibri" w:eastAsia="Heiti TC"/>
+                <w:rFonts w:ascii="Calibri" w:hAnsi="Calibri" w:eastAsia="Arial Unicode MS"/>
                 <w:b w:val="0"/>
                 <w:color w:val="111827"/>
                 <w:sz w:val="16"/>
@@ -2952,12 +3279,12 @@
             <w:r/>
             <w:r>
               <w:rPr>
-                <w:rFonts w:ascii="Calibri" w:hAnsi="Calibri" w:eastAsia="Heiti TC"/>
+                <w:rFonts w:ascii="Calibri" w:hAnsi="Calibri" w:eastAsia="Arial Unicode MS"/>
                 <w:b w:val="0"/>
                 <w:color w:val="111827"/>
                 <w:sz w:val="17"/>
               </w:rPr>
-              <w:t>2026-07-30 久期降至0-5%后的再平衡</w:t>
+              <w:t>风控裁定后的最终全天候配置 — 2026-07-30</w:t>
             </w:r>
           </w:p>
         </w:tc>
@@ -2973,7 +3300,7 @@
             <w:r/>
             <w:r>
               <w:rPr>
-                <w:rFonts w:ascii="Calibri" w:hAnsi="Calibri" w:eastAsia="Heiti TC"/>
+                <w:rFonts w:ascii="Calibri" w:hAnsi="Calibri" w:eastAsia="Arial Unicode MS"/>
                 <w:b w:val="0"/>
                 <w:color w:val="111827"/>
                 <w:sz w:val="16"/>
@@ -2994,7 +3321,7 @@
             <w:r/>
             <w:r>
               <w:rPr>
-                <w:rFonts w:ascii="Calibri" w:hAnsi="Calibri" w:eastAsia="Heiti TC"/>
+                <w:rFonts w:ascii="Calibri" w:hAnsi="Calibri" w:eastAsia="Arial Unicode MS"/>
                 <w:b w:val="0"/>
                 <w:color w:val="111827"/>
                 <w:sz w:val="16"/>
@@ -3016,12 +3343,12 @@
             <w:r/>
             <w:r>
               <w:rPr>
-                <w:rFonts w:ascii="Calibri" w:hAnsi="Calibri" w:eastAsia="Heiti TC"/>
+                <w:rFonts w:ascii="Calibri" w:hAnsi="Calibri" w:eastAsia="Arial Unicode MS"/>
                 <w:b/>
                 <w:color w:val="111827"/>
                 <w:sz w:val="17"/>
               </w:rPr>
-              <w:t>38.5</w:t>
+              <w:t>40.7</w:t>
             </w:r>
           </w:p>
         </w:tc>
@@ -3038,339 +3365,12 @@
             <w:r/>
             <w:r>
               <w:rPr>
-                <w:rFonts w:ascii="Calibri" w:hAnsi="Calibri" w:eastAsia="Heiti TC"/>
-                <w:b w:val="0"/>
-                <w:color w:val="111827"/>
-                <w:sz w:val="16"/>
-              </w:rPr>
-              <w:t>风险 1</w:t>
-            </w:r>
-          </w:p>
-        </w:tc>
-      </w:tr>
-      <w:tr>
-        <w:tc>
-          <w:tcPr>
-            <w:tcW w:type="dxa" w:w="3720"/>
-            <w:vAlign w:val="center"/>
-          </w:tcPr>
-          <w:p>
-            <w:pPr>
-              <w:spacing w:before="0" w:after="0"/>
-            </w:pPr>
-            <w:r/>
-            <w:r>
-              <w:rPr>
-                <w:rFonts w:ascii="Calibri" w:hAnsi="Calibri" w:eastAsia="Heiti TC"/>
-                <w:b w:val="0"/>
-                <w:color w:val="111827"/>
-                <w:sz w:val="17"/>
-              </w:rPr>
-              <w:t>隔夜情绪与资金流扫描</w:t>
-            </w:r>
-          </w:p>
-        </w:tc>
-        <w:tc>
-          <w:tcPr>
-            <w:tcW w:type="dxa" w:w="1560"/>
-            <w:vAlign w:val="center"/>
-          </w:tcPr>
-          <w:p>
-            <w:pPr>
-              <w:spacing w:before="0" w:after="0"/>
-            </w:pPr>
-            <w:r/>
-            <w:r>
-              <w:rPr>
-                <w:rFonts w:ascii="Calibri" w:hAnsi="Calibri" w:eastAsia="Heiti TC"/>
-                <w:b w:val="0"/>
-                <w:color w:val="111827"/>
-                <w:sz w:val="16"/>
-              </w:rPr>
-              <w:t>未识别</w:t>
-            </w:r>
-          </w:p>
-        </w:tc>
-        <w:tc>
-          <w:tcPr>
-            <w:tcW w:type="dxa" w:w="1680"/>
-            <w:vAlign w:val="center"/>
-          </w:tcPr>
-          <w:p>
-            <w:pPr>
-              <w:spacing w:before="0" w:after="0"/>
-            </w:pPr>
-            <w:r/>
-            <w:r>
-              <w:rPr>
-                <w:rFonts w:ascii="Calibri" w:hAnsi="Calibri" w:eastAsia="Heiti TC"/>
-                <w:b w:val="0"/>
-                <w:color w:val="111827"/>
-                <w:sz w:val="16"/>
-              </w:rPr>
-              <w:t>AI 基础设施</w:t>
-            </w:r>
-          </w:p>
-        </w:tc>
-        <w:tc>
-          <w:tcPr>
-            <w:tcW w:type="dxa" w:w="900"/>
-            <w:vAlign w:val="center"/>
-          </w:tcPr>
-          <w:p>
-            <w:pPr>
-              <w:spacing w:before="0" w:after="0"/>
-              <w:jc w:val="center"/>
-            </w:pPr>
-            <w:r/>
-            <w:r>
-              <w:rPr>
-                <w:rFonts w:ascii="Calibri" w:hAnsi="Calibri" w:eastAsia="Heiti TC"/>
-                <w:b/>
-                <w:color w:val="111827"/>
-                <w:sz w:val="17"/>
-              </w:rPr>
-              <w:t>38.4</w:t>
-            </w:r>
-          </w:p>
-        </w:tc>
-        <w:tc>
-          <w:tcPr>
-            <w:tcW w:type="dxa" w:w="1500"/>
-            <w:vAlign w:val="center"/>
-          </w:tcPr>
-          <w:p>
-            <w:pPr>
-              <w:spacing w:before="0" w:after="0"/>
-              <w:jc w:val="center"/>
-            </w:pPr>
-            <w:r/>
-            <w:r>
-              <w:rPr>
-                <w:rFonts w:ascii="Calibri" w:hAnsi="Calibri" w:eastAsia="Heiti TC"/>
-                <w:b w:val="0"/>
-                <w:color w:val="111827"/>
-                <w:sz w:val="16"/>
-              </w:rPr>
-              <w:t>风险 1</w:t>
-            </w:r>
-          </w:p>
-        </w:tc>
-      </w:tr>
-      <w:tr>
-        <w:tc>
-          <w:tcPr>
-            <w:tcW w:type="dxa" w:w="3720"/>
-            <w:vAlign w:val="center"/>
-          </w:tcPr>
-          <w:p>
-            <w:pPr>
-              <w:spacing w:before="0" w:after="0"/>
-            </w:pPr>
-            <w:r/>
-            <w:r>
-              <w:rPr>
-                <w:rFonts w:ascii="Calibri" w:hAnsi="Calibri" w:eastAsia="Heiti TC"/>
-                <w:b w:val="0"/>
-                <w:color w:val="111827"/>
-                <w:sz w:val="17"/>
-              </w:rPr>
-              <w:t>2026-07-30 研究记录08：猪肉基数抬升下的2026-2027年CPI中枢与人民银行路径</w:t>
-            </w:r>
-          </w:p>
-        </w:tc>
-        <w:tc>
-          <w:tcPr>
-            <w:tcW w:type="dxa" w:w="1560"/>
-            <w:vAlign w:val="center"/>
-          </w:tcPr>
-          <w:p>
-            <w:pPr>
-              <w:spacing w:before="0" w:after="0"/>
-            </w:pPr>
-            <w:r/>
-            <w:r>
-              <w:rPr>
-                <w:rFonts w:ascii="Calibri" w:hAnsi="Calibri" w:eastAsia="Heiti TC"/>
-                <w:b w:val="0"/>
-                <w:color w:val="111827"/>
-                <w:sz w:val="16"/>
-              </w:rPr>
-              <w:t>未识别</w:t>
-            </w:r>
-          </w:p>
-        </w:tc>
-        <w:tc>
-          <w:tcPr>
-            <w:tcW w:type="dxa" w:w="1680"/>
-            <w:vAlign w:val="center"/>
-          </w:tcPr>
-          <w:p>
-            <w:pPr>
-              <w:spacing w:before="0" w:after="0"/>
-            </w:pPr>
-            <w:r/>
-            <w:r>
-              <w:rPr>
-                <w:rFonts w:ascii="Calibri" w:hAnsi="Calibri" w:eastAsia="Heiti TC"/>
-                <w:b w:val="0"/>
-                <w:color w:val="111827"/>
-                <w:sz w:val="16"/>
-              </w:rPr>
-              <w:t>宏观通胀传导</w:t>
-            </w:r>
-          </w:p>
-        </w:tc>
-        <w:tc>
-          <w:tcPr>
-            <w:tcW w:type="dxa" w:w="900"/>
-            <w:vAlign w:val="center"/>
-          </w:tcPr>
-          <w:p>
-            <w:pPr>
-              <w:spacing w:before="0" w:after="0"/>
-              <w:jc w:val="center"/>
-            </w:pPr>
-            <w:r/>
-            <w:r>
-              <w:rPr>
-                <w:rFonts w:ascii="Calibri" w:hAnsi="Calibri" w:eastAsia="Heiti TC"/>
-                <w:b/>
-                <w:color w:val="111827"/>
-                <w:sz w:val="17"/>
-              </w:rPr>
-              <w:t>38.3</w:t>
-            </w:r>
-          </w:p>
-        </w:tc>
-        <w:tc>
-          <w:tcPr>
-            <w:tcW w:type="dxa" w:w="1500"/>
-            <w:vAlign w:val="center"/>
-          </w:tcPr>
-          <w:p>
-            <w:pPr>
-              <w:spacing w:before="0" w:after="0"/>
-              <w:jc w:val="center"/>
-            </w:pPr>
-            <w:r/>
-            <w:r>
-              <w:rPr>
-                <w:rFonts w:ascii="Calibri" w:hAnsi="Calibri" w:eastAsia="Heiti TC"/>
+                <w:rFonts w:ascii="Calibri" w:hAnsi="Calibri" w:eastAsia="Arial Unicode MS"/>
                 <w:b w:val="0"/>
                 <w:color w:val="111827"/>
                 <w:sz w:val="16"/>
               </w:rPr>
               <w:t>常规</w:t>
-            </w:r>
-          </w:p>
-        </w:tc>
-      </w:tr>
-      <w:tr>
-        <w:tc>
-          <w:tcPr>
-            <w:tcW w:type="dxa" w:w="3720"/>
-            <w:vAlign w:val="center"/>
-          </w:tcPr>
-          <w:p>
-            <w:pPr>
-              <w:spacing w:before="0" w:after="0"/>
-            </w:pPr>
-            <w:r/>
-            <w:r>
-              <w:rPr>
-                <w:rFonts w:ascii="Calibri" w:hAnsi="Calibri" w:eastAsia="Heiti TC"/>
-                <w:b w:val="0"/>
-                <w:color w:val="111827"/>
-                <w:sz w:val="17"/>
-              </w:rPr>
-              <w:t>2026-07-30 FX 对冲的组合风险预算：保留 delta-one，不把 carry 花掉</w:t>
-            </w:r>
-          </w:p>
-        </w:tc>
-        <w:tc>
-          <w:tcPr>
-            <w:tcW w:type="dxa" w:w="1560"/>
-            <w:vAlign w:val="center"/>
-          </w:tcPr>
-          <w:p>
-            <w:pPr>
-              <w:spacing w:before="0" w:after="0"/>
-            </w:pPr>
-            <w:r/>
-            <w:r>
-              <w:rPr>
-                <w:rFonts w:ascii="Calibri" w:hAnsi="Calibri" w:eastAsia="Heiti TC"/>
-                <w:b w:val="0"/>
-                <w:color w:val="111827"/>
-                <w:sz w:val="16"/>
-              </w:rPr>
-              <w:t>未识别</w:t>
-            </w:r>
-          </w:p>
-        </w:tc>
-        <w:tc>
-          <w:tcPr>
-            <w:tcW w:type="dxa" w:w="1680"/>
-            <w:vAlign w:val="center"/>
-          </w:tcPr>
-          <w:p>
-            <w:pPr>
-              <w:spacing w:before="0" w:after="0"/>
-            </w:pPr>
-            <w:r/>
-            <w:r>
-              <w:rPr>
-                <w:rFonts w:ascii="Calibri" w:hAnsi="Calibri" w:eastAsia="Heiti TC"/>
-                <w:b w:val="0"/>
-                <w:color w:val="111827"/>
-                <w:sz w:val="16"/>
-              </w:rPr>
-              <w:t>宏观通胀传导</w:t>
-            </w:r>
-          </w:p>
-        </w:tc>
-        <w:tc>
-          <w:tcPr>
-            <w:tcW w:type="dxa" w:w="900"/>
-            <w:vAlign w:val="center"/>
-          </w:tcPr>
-          <w:p>
-            <w:pPr>
-              <w:spacing w:before="0" w:after="0"/>
-              <w:jc w:val="center"/>
-            </w:pPr>
-            <w:r/>
-            <w:r>
-              <w:rPr>
-                <w:rFonts w:ascii="Calibri" w:hAnsi="Calibri" w:eastAsia="Heiti TC"/>
-                <w:b/>
-                <w:color w:val="111827"/>
-                <w:sz w:val="17"/>
-              </w:rPr>
-              <w:t>37.9</w:t>
-            </w:r>
-          </w:p>
-        </w:tc>
-        <w:tc>
-          <w:tcPr>
-            <w:tcW w:type="dxa" w:w="1500"/>
-            <w:vAlign w:val="center"/>
-          </w:tcPr>
-          <w:p>
-            <w:pPr>
-              <w:spacing w:before="0" w:after="0"/>
-              <w:jc w:val="center"/>
-            </w:pPr>
-            <w:r/>
-            <w:r>
-              <w:rPr>
-                <w:rFonts w:ascii="Calibri" w:hAnsi="Calibri" w:eastAsia="Heiti TC"/>
-                <w:b w:val="0"/>
-                <w:color w:val="111827"/>
-                <w:sz w:val="16"/>
-              </w:rPr>
-              <w:t>风险 1</w:t>
             </w:r>
           </w:p>
         </w:tc>
@@ -3382,7 +3382,7 @@
       </w:pPr>
       <w:r>
         <w:rPr>
-          <w:rFonts w:ascii="Calibri" w:hAnsi="Calibri" w:eastAsia="Heiti TC"/>
+          <w:rFonts w:ascii="Calibri" w:hAnsi="Calibri" w:eastAsia="Arial Unicode MS"/>
           <w:b w:val="0"/>
           <w:i/>
           <w:color w:val="667085"/>
@@ -3412,7 +3412,7 @@
     </w:pPr>
     <w:r>
       <w:rPr>
-        <w:rFonts w:ascii="Calibri" w:hAnsi="Calibri" w:eastAsia="Heiti TC"/>
+        <w:rFonts w:ascii="Calibri" w:hAnsi="Calibri" w:eastAsia="Arial Unicode MS"/>
         <w:color w:val="667085"/>
         <w:sz w:val="17"/>
       </w:rPr>
@@ -3431,7 +3431,7 @@
     <w:r/>
     <w:r>
       <w:rPr>
-        <w:rFonts w:ascii="Calibri" w:hAnsi="Calibri" w:eastAsia="Heiti TC"/>
+        <w:rFonts w:ascii="Calibri" w:hAnsi="Calibri" w:eastAsia="Arial Unicode MS"/>
         <w:color w:val="667085"/>
         <w:sz w:val="18"/>
       </w:rPr>
@@ -3808,7 +3808,7 @@
       <w:spacing w:after="120" w:line="264" w:lineRule="auto"/>
     </w:pPr>
     <w:rPr>
-      <w:rFonts w:ascii="Calibri" w:hAnsi="Calibri" w:eastAsia="Heiti TC"/>
+      <w:rFonts w:ascii="Calibri" w:hAnsi="Calibri" w:eastAsia="Arial Unicode MS"/>
       <w:b w:val="0"/>
       <w:color w:val="111827"/>
       <w:sz w:val="22"/>
@@ -3873,7 +3873,7 @@
       <w:outlineLvl w:val="0"/>
     </w:pPr>
     <w:rPr>
-      <w:rFonts w:asciiTheme="majorHAnsi" w:eastAsiaTheme="majorEastAsia" w:hAnsiTheme="majorHAnsi" w:cstheme="majorBidi" w:ascii="Calibri" w:hAnsi="Calibri" w:eastAsia="Heiti TC"/>
+      <w:rFonts w:asciiTheme="majorHAnsi" w:eastAsiaTheme="majorEastAsia" w:hAnsiTheme="majorHAnsi" w:cstheme="majorBidi" w:ascii="Calibri" w:hAnsi="Calibri" w:eastAsia="Arial Unicode MS"/>
       <w:b/>
       <w:bCs/>
       <w:color w:val="2E74B5"/>
@@ -3897,7 +3897,7 @@
       <w:outlineLvl w:val="1"/>
     </w:pPr>
     <w:rPr>
-      <w:rFonts w:asciiTheme="majorHAnsi" w:eastAsiaTheme="majorEastAsia" w:hAnsiTheme="majorHAnsi" w:cstheme="majorBidi" w:ascii="Calibri" w:hAnsi="Calibri" w:eastAsia="Heiti TC"/>
+      <w:rFonts w:asciiTheme="majorHAnsi" w:eastAsiaTheme="majorEastAsia" w:hAnsiTheme="majorHAnsi" w:cstheme="majorBidi" w:ascii="Calibri" w:hAnsi="Calibri" w:eastAsia="Arial Unicode MS"/>
       <w:b/>
       <w:bCs/>
       <w:color w:val="2E74B5"/>
@@ -3921,7 +3921,7 @@
       <w:outlineLvl w:val="2"/>
     </w:pPr>
     <w:rPr>
-      <w:rFonts w:asciiTheme="majorHAnsi" w:eastAsiaTheme="majorEastAsia" w:hAnsiTheme="majorHAnsi" w:cstheme="majorBidi" w:ascii="Calibri" w:hAnsi="Calibri" w:eastAsia="Heiti TC"/>
+      <w:rFonts w:asciiTheme="majorHAnsi" w:eastAsiaTheme="majorEastAsia" w:hAnsiTheme="majorHAnsi" w:cstheme="majorBidi" w:ascii="Calibri" w:hAnsi="Calibri" w:eastAsia="Arial Unicode MS"/>
       <w:b/>
       <w:bCs/>
       <w:color w:val="1F4D78"/>
@@ -4163,7 +4163,7 @@
       <w:contextualSpacing/>
     </w:pPr>
     <w:rPr>
-      <w:rFonts w:asciiTheme="majorHAnsi" w:eastAsiaTheme="majorEastAsia" w:hAnsiTheme="majorHAnsi" w:cstheme="majorBidi" w:ascii="Calibri" w:hAnsi="Calibri" w:eastAsia="Heiti TC"/>
+      <w:rFonts w:asciiTheme="majorHAnsi" w:eastAsiaTheme="majorEastAsia" w:hAnsiTheme="majorHAnsi" w:cstheme="majorBidi" w:ascii="Calibri" w:hAnsi="Calibri" w:eastAsia="Arial Unicode MS"/>
       <w:b/>
       <w:color w:val="0B2545"/>
       <w:spacing w:val="5"/>
@@ -4201,7 +4201,7 @@
       </w:numPr>
     </w:pPr>
     <w:rPr>
-      <w:rFonts w:asciiTheme="majorHAnsi" w:eastAsiaTheme="majorEastAsia" w:hAnsiTheme="majorHAnsi" w:cstheme="majorBidi" w:ascii="Calibri" w:hAnsi="Calibri" w:eastAsia="Heiti TC"/>
+      <w:rFonts w:asciiTheme="majorHAnsi" w:eastAsiaTheme="majorEastAsia" w:hAnsiTheme="majorHAnsi" w:cstheme="majorBidi" w:ascii="Calibri" w:hAnsi="Calibri" w:eastAsia="Arial Unicode MS"/>
       <w:b w:val="0"/>
       <w:i/>
       <w:iCs/>

--- a/public/investor-downloads/daily-brief-latest.docx
+++ b/public/investor-downloads/daily-brief-latest.docx
@@ -8,7 +8,7 @@
       </w:pPr>
       <w:r>
         <w:rPr>
-          <w:rFonts w:ascii="Calibri" w:hAnsi="Calibri" w:eastAsia="Heiti TC"/>
+          <w:rFonts w:ascii="Calibri" w:hAnsi="Calibri" w:eastAsia="Hiragino Sans GB"/>
           <w:b/>
           <w:i w:val="0"/>
           <w:color w:val="285B9D"/>
@@ -24,7 +24,7 @@
       </w:pPr>
       <w:r>
         <w:rPr>
-          <w:rFonts w:ascii="Calibri" w:hAnsi="Calibri" w:eastAsia="Heiti TC"/>
+          <w:rFonts w:ascii="Calibri" w:hAnsi="Calibri" w:eastAsia="Hiragino Sans GB"/>
           <w:b w:val="0"/>
           <w:i w:val="0"/>
         </w:rPr>
@@ -38,7 +38,7 @@
       </w:pPr>
       <w:r>
         <w:rPr>
-          <w:rFonts w:ascii="Calibri" w:hAnsi="Calibri" w:eastAsia="Heiti TC"/>
+          <w:rFonts w:ascii="Calibri" w:hAnsi="Calibri" w:eastAsia="Hiragino Sans GB"/>
           <w:b w:val="0"/>
           <w:i w:val="0"/>
         </w:rPr>
@@ -51,7 +51,7 @@
       </w:pPr>
       <w:r>
         <w:rPr>
-          <w:rFonts w:ascii="Calibri" w:hAnsi="Calibri" w:eastAsia="Heiti TC"/>
+          <w:rFonts w:ascii="Calibri" w:hAnsi="Calibri" w:eastAsia="Hiragino Sans GB"/>
           <w:b/>
           <w:i w:val="0"/>
           <w:color w:val="0B2545"/>
@@ -66,13 +66,13 @@
       </w:pPr>
       <w:r>
         <w:rPr>
-          <w:rFonts w:ascii="Calibri" w:hAnsi="Calibri" w:eastAsia="Heiti TC"/>
+          <w:rFonts w:ascii="Calibri" w:hAnsi="Calibri" w:eastAsia="Hiragino Sans GB"/>
           <w:b w:val="0"/>
           <w:i w:val="0"/>
           <w:color w:val="334155"/>
           <w:sz w:val="22"/>
         </w:rPr>
-        <w:t>2026-08-09 共纳入 76 篇中文研究结果，覆盖 0 位活跃分析师和 3 条主要行业链，较 2026-08-08 的主题变化可在右侧动量表中核对。简报优先呈现可被报告链接追溯的结论，而不是孤立摘要。</w:t>
+        <w:t>2026-08-09 共纳入 255 篇中文研究结果，覆盖 0 位活跃分析师和 5 条主要行业链，较 2026-08-08 的主题变化可在右侧动量表中核对。简报优先呈现可被报告链接追溯的结论，而不是孤立摘要。</w:t>
       </w:r>
     </w:p>
     <w:tbl>
@@ -101,7 +101,7 @@
             </w:pPr>
             <w:r>
               <w:rPr>
-                <w:rFonts w:ascii="Calibri" w:hAnsi="Calibri" w:eastAsia="Heiti TC"/>
+                <w:rFonts w:ascii="Calibri" w:hAnsi="Calibri" w:eastAsia="Hiragino Sans GB"/>
                 <w:b/>
                 <w:color w:val="667085"/>
                 <w:sz w:val="17"/>
@@ -111,12 +111,12 @@
             </w:r>
             <w:r>
               <w:rPr>
-                <w:rFonts w:ascii="Calibri" w:hAnsi="Calibri" w:eastAsia="Heiti TC"/>
+                <w:rFonts w:ascii="Calibri" w:hAnsi="Calibri" w:eastAsia="Hiragino Sans GB"/>
                 <w:b/>
                 <w:color w:val="285B9D"/>
                 <w:sz w:val="36"/>
               </w:rPr>
-              <w:t>76</w:t>
+              <w:t>255</w:t>
             </w:r>
           </w:p>
         </w:tc>
@@ -132,7 +132,7 @@
             </w:pPr>
             <w:r>
               <w:rPr>
-                <w:rFonts w:ascii="Calibri" w:hAnsi="Calibri" w:eastAsia="Heiti TC"/>
+                <w:rFonts w:ascii="Calibri" w:hAnsi="Calibri" w:eastAsia="Hiragino Sans GB"/>
                 <w:b/>
                 <w:color w:val="667085"/>
                 <w:sz w:val="17"/>
@@ -142,7 +142,7 @@
             </w:r>
             <w:r>
               <w:rPr>
-                <w:rFonts w:ascii="Calibri" w:hAnsi="Calibri" w:eastAsia="Heiti TC"/>
+                <w:rFonts w:ascii="Calibri" w:hAnsi="Calibri" w:eastAsia="Hiragino Sans GB"/>
                 <w:b/>
                 <w:color w:val="237A5B"/>
                 <w:sz w:val="36"/>
@@ -163,7 +163,7 @@
             </w:pPr>
             <w:r>
               <w:rPr>
-                <w:rFonts w:ascii="Calibri" w:hAnsi="Calibri" w:eastAsia="Heiti TC"/>
+                <w:rFonts w:ascii="Calibri" w:hAnsi="Calibri" w:eastAsia="Hiragino Sans GB"/>
                 <w:b/>
                 <w:color w:val="667085"/>
                 <w:sz w:val="17"/>
@@ -173,12 +173,12 @@
             </w:r>
             <w:r>
               <w:rPr>
-                <w:rFonts w:ascii="Calibri" w:hAnsi="Calibri" w:eastAsia="Heiti TC"/>
+                <w:rFonts w:ascii="Calibri" w:hAnsi="Calibri" w:eastAsia="Hiragino Sans GB"/>
                 <w:b/>
                 <w:color w:val="A8731B"/>
                 <w:sz w:val="36"/>
               </w:rPr>
-              <w:t>3</w:t>
+              <w:t>5</w:t>
             </w:r>
           </w:p>
         </w:tc>
@@ -194,7 +194,7 @@
             </w:pPr>
             <w:r>
               <w:rPr>
-                <w:rFonts w:ascii="Calibri" w:hAnsi="Calibri" w:eastAsia="Heiti TC"/>
+                <w:rFonts w:ascii="Calibri" w:hAnsi="Calibri" w:eastAsia="Hiragino Sans GB"/>
                 <w:b/>
                 <w:color w:val="667085"/>
                 <w:sz w:val="17"/>
@@ -204,7 +204,7 @@
             </w:r>
             <w:r>
               <w:rPr>
-                <w:rFonts w:ascii="Calibri" w:hAnsi="Calibri" w:eastAsia="Heiti TC"/>
+                <w:rFonts w:ascii="Calibri" w:hAnsi="Calibri" w:eastAsia="Hiragino Sans GB"/>
                 <w:b/>
                 <w:color w:val="B43D49"/>
                 <w:sz w:val="36"/>
@@ -268,7 +268,7 @@
       </w:pPr>
       <w:r>
         <w:rPr>
-          <w:rFonts w:ascii="Calibri" w:hAnsi="Calibri" w:eastAsia="Heiti TC"/>
+          <w:rFonts w:ascii="Calibri" w:hAnsi="Calibri" w:eastAsia="Hiragino Sans GB"/>
           <w:b w:val="0"/>
           <w:i/>
           <w:color w:val="667085"/>
@@ -292,7 +292,7 @@
       </w:pPr>
       <w:r>
         <w:rPr>
-          <w:rFonts w:ascii="Calibri" w:hAnsi="Calibri" w:eastAsia="Heiti TC"/>
+          <w:rFonts w:ascii="Calibri" w:hAnsi="Calibri" w:eastAsia="Hiragino Sans GB"/>
           <w:b/>
           <w:color w:val="285B9D"/>
           <w:sz w:val="21"/>
@@ -304,9 +304,9 @@
           <w:rPr>
             <w:color w:val="285B9D"/>
             <w:u w:val="single"/>
-            <w:rFonts w:eastAsia="Heiti TC" w:ascii="Calibri" w:hAnsi="Calibri"/>
+            <w:rFonts w:eastAsia="Hiragino Sans GB" w:ascii="Calibri" w:hAnsi="Calibri"/>
           </w:rPr>
-          <w:t>工业制造周报研究 是今日最高权重结论，核心证据来自 未识别，关联 宏观通胀传导。</w:t>
+          <w:t>research discussion Session Brief 是今日最高权重结论，核心证据来自 未识别，关联 AI 基础设施。</w:t>
         </w:r>
       </w:hyperlink>
     </w:p>
@@ -317,7 +317,7 @@
       </w:pPr>
       <w:r>
         <w:rPr>
-          <w:rFonts w:ascii="Calibri" w:hAnsi="Calibri" w:eastAsia="Heiti TC"/>
+          <w:rFonts w:ascii="Calibri" w:hAnsi="Calibri" w:eastAsia="Hiragino Sans GB"/>
           <w:b/>
           <w:color w:val="285B9D"/>
           <w:sz w:val="21"/>
@@ -326,11 +326,11 @@
       </w:r>
       <w:r>
         <w:rPr>
-          <w:rFonts w:ascii="Calibri" w:hAnsi="Calibri" w:eastAsia="Heiti TC"/>
+          <w:rFonts w:ascii="Calibri" w:hAnsi="Calibri" w:eastAsia="Hiragino Sans GB"/>
           <w:color w:val="111827"/>
           <w:sz w:val="21"/>
         </w:rPr>
-        <w:t>AI 今日 降温，当日计数 54，前一日计数 210。</w:t>
+        <w:t>通胀 今日 升温，当日计数 237，前一日计数 205。</w:t>
       </w:r>
     </w:p>
     <w:p>
@@ -340,21 +340,21 @@
       </w:pPr>
       <w:r>
         <w:rPr>
-          <w:rFonts w:ascii="Calibri" w:hAnsi="Calibri" w:eastAsia="Heiti TC"/>
+          <w:rFonts w:ascii="Calibri" w:hAnsi="Calibri" w:eastAsia="Hiragino Sans GB"/>
           <w:b/>
           <w:color w:val="285B9D"/>
           <w:sz w:val="21"/>
         </w:rPr>
         <w:t xml:space="preserve">风险焦点: </w:t>
       </w:r>
-      <w:hyperlink r:id="rId13">
+      <w:hyperlink r:id="rId12">
         <w:r>
           <w:rPr>
             <w:color w:val="285B9D"/>
             <w:u w:val="single"/>
-            <w:rFonts w:eastAsia="Heiti TC" w:ascii="Calibri" w:hAnsi="Calibri"/>
+            <w:rFonts w:eastAsia="Hiragino Sans GB" w:ascii="Calibri" w:hAnsi="Calibri"/>
           </w:rPr>
-          <w:t>风险矩阵最需要跟踪的是 电力与电网：AI电力瓶颈第二阶段重估，2026-08-06。</w:t>
+          <w:t>风险矩阵最需要跟踪的是 AI 基础设施：research discussion Session Brief。</w:t>
         </w:r>
       </w:hyperlink>
     </w:p>
@@ -365,21 +365,21 @@
       </w:pPr>
       <w:r>
         <w:rPr>
-          <w:rFonts w:ascii="Calibri" w:hAnsi="Calibri" w:eastAsia="Heiti TC"/>
+          <w:rFonts w:ascii="Calibri" w:hAnsi="Calibri" w:eastAsia="Hiragino Sans GB"/>
           <w:b/>
           <w:color w:val="285B9D"/>
           <w:sz w:val="21"/>
         </w:rPr>
         <w:t xml:space="preserve">证据密度: </w:t>
       </w:r>
-      <w:hyperlink r:id="rId14">
+      <w:hyperlink r:id="rId13">
         <w:r>
           <w:rPr>
             <w:color w:val="285B9D"/>
             <w:u w:val="single"/>
-            <w:rFonts w:eastAsia="Heiti TC" w:ascii="Calibri" w:hAnsi="Calibri"/>
+            <w:rFonts w:eastAsia="Hiragino Sans GB" w:ascii="Calibri" w:hAnsi="Calibri"/>
           </w:rPr>
-          <w:t>宏观通胀传导 今日 68 条、近七日 1793 条，风险信号 1242 条。</w:t>
+          <w:t>宏观通胀传导 今日 241 条、近七日 2004 条，风险信号 1385 条。</w:t>
         </w:r>
       </w:hyperlink>
     </w:p>
@@ -403,7 +403,7 @@
           <w:p>
             <w:r>
               <w:rPr>
-                <w:rFonts w:ascii="Calibri" w:hAnsi="Calibri" w:eastAsia="Heiti TC"/>
+                <w:rFonts w:ascii="Calibri" w:hAnsi="Calibri" w:eastAsia="Hiragino Sans GB"/>
                 <w:b/>
                 <w:color w:val="7A5A00"/>
                 <w:sz w:val="21"/>
@@ -412,7 +412,7 @@
             </w:r>
             <w:r>
               <w:rPr>
-                <w:rFonts w:ascii="Calibri" w:hAnsi="Calibri" w:eastAsia="Heiti TC"/>
+                <w:rFonts w:ascii="Calibri" w:hAnsi="Calibri" w:eastAsia="Hiragino Sans GB"/>
                 <w:color w:val="7C2D12"/>
                 <w:sz w:val="21"/>
               </w:rPr>
@@ -456,7 +456,7 @@
                     <pic:cNvPicPr/>
                   </pic:nvPicPr>
                   <pic:blipFill>
-                    <a:blip r:embed="rId15"/>
+                    <a:blip r:embed="rId14"/>
                     <a:stretch>
                       <a:fillRect/>
                     </a:stretch>
@@ -483,7 +483,7 @@
       </w:pPr>
       <w:r>
         <w:rPr>
-          <w:rFonts w:ascii="Calibri" w:hAnsi="Calibri" w:eastAsia="Heiti TC"/>
+          <w:rFonts w:ascii="Calibri" w:hAnsi="Calibri" w:eastAsia="Hiragino Sans GB"/>
           <w:b w:val="0"/>
           <w:i/>
           <w:color w:val="667085"/>
@@ -513,7 +513,7 @@
                     <pic:cNvPicPr/>
                   </pic:nvPicPr>
                   <pic:blipFill>
-                    <a:blip r:embed="rId16"/>
+                    <a:blip r:embed="rId15"/>
                     <a:stretch>
                       <a:fillRect/>
                     </a:stretch>
@@ -540,7 +540,7 @@
       </w:pPr>
       <w:r>
         <w:rPr>
-          <w:rFonts w:ascii="Calibri" w:hAnsi="Calibri" w:eastAsia="Heiti TC"/>
+          <w:rFonts w:ascii="Calibri" w:hAnsi="Calibri" w:eastAsia="Hiragino Sans GB"/>
           <w:b w:val="0"/>
           <w:i/>
           <w:color w:val="667085"/>
@@ -575,7 +575,7 @@
                     <pic:cNvPicPr/>
                   </pic:nvPicPr>
                   <pic:blipFill>
-                    <a:blip r:embed="rId17"/>
+                    <a:blip r:embed="rId16"/>
                     <a:stretch>
                       <a:fillRect/>
                     </a:stretch>
@@ -602,7 +602,7 @@
       </w:pPr>
       <w:r>
         <w:rPr>
-          <w:rFonts w:ascii="Calibri" w:hAnsi="Calibri" w:eastAsia="Heiti TC"/>
+          <w:rFonts w:ascii="Calibri" w:hAnsi="Calibri" w:eastAsia="Hiragino Sans GB"/>
           <w:b w:val="0"/>
           <w:i/>
           <w:color w:val="667085"/>
@@ -637,7 +637,7 @@
                     <pic:cNvPicPr/>
                   </pic:nvPicPr>
                   <pic:blipFill>
-                    <a:blip r:embed="rId18"/>
+                    <a:blip r:embed="rId17"/>
                     <a:stretch>
                       <a:fillRect/>
                     </a:stretch>
@@ -664,7 +664,7 @@
       </w:pPr>
       <w:r>
         <w:rPr>
-          <w:rFonts w:ascii="Calibri" w:hAnsi="Calibri" w:eastAsia="Heiti TC"/>
+          <w:rFonts w:ascii="Calibri" w:hAnsi="Calibri" w:eastAsia="Hiragino Sans GB"/>
           <w:b w:val="0"/>
           <w:i/>
           <w:color w:val="667085"/>
@@ -687,13 +687,13 @@
       </w:pPr>
       <w:r>
         <w:rPr>
-          <w:rFonts w:ascii="Calibri" w:hAnsi="Calibri" w:eastAsia="Heiti TC"/>
+          <w:rFonts w:ascii="Calibri" w:hAnsi="Calibri" w:eastAsia="Hiragino Sans GB"/>
           <w:b/>
           <w:i w:val="0"/>
           <w:color w:val="0B2545"/>
           <w:sz w:val="23"/>
         </w:rPr>
-        <w:t>1. 工业制造周报研究</w:t>
+        <w:t>1. research discussion Session Brief</w:t>
       </w:r>
     </w:p>
     <w:p>
@@ -702,13 +702,13 @@
       </w:pPr>
       <w:r>
         <w:rPr>
-          <w:rFonts w:ascii="Calibri" w:hAnsi="Calibri" w:eastAsia="Heiti TC"/>
+          <w:rFonts w:ascii="Calibri" w:hAnsi="Calibri" w:eastAsia="Hiragino Sans GB"/>
           <w:b w:val="0"/>
           <w:i w:val="0"/>
           <w:color w:val="667085"/>
           <w:sz w:val="17"/>
         </w:rPr>
-        <w:t>未识别 · 宏观通胀传导 · score 43.0</w:t>
+        <w:t>未识别 · AI 基础设施 · score 58.6</w:t>
       </w:r>
     </w:p>
     <w:p>
@@ -717,13 +717,13 @@
       </w:pPr>
       <w:r>
         <w:rPr>
-          <w:rFonts w:ascii="Calibri" w:hAnsi="Calibri" w:eastAsia="Heiti TC"/>
+          <w:rFonts w:ascii="Calibri" w:hAnsi="Calibri" w:eastAsia="Hiragino Sans GB"/>
           <w:b w:val="0"/>
           <w:i w:val="0"/>
           <w:color w:val="334155"/>
           <w:sz w:val="20"/>
         </w:rPr>
-        <w:t>锚定日期： date +%Y-%m-%d 返回 2026-08-09。覆盖窗口为最近完成交易周 2026-08-03 至 2026-08-07，美国股票市场五个交易日均纳入。上游文件 01 weekly plan.md 已读取并作为研究清单来源。</w:t>
+        <w:t>Board ID: 88eb7f72-5e9f-4027-8bb7-5607dedcda9e - Shared Agent Route session: 5010a8b7-9fa0-4940-af26-3139102b7151 - Root topic: AI 算力交付瓶颈：从 GPU 到电力/电网转型 - Current ca...</w:t>
       </w:r>
     </w:p>
     <w:p>
@@ -732,7 +732,7 @@
       </w:pPr>
       <w:r>
         <w:rPr>
-          <w:rFonts w:ascii="Calibri" w:hAnsi="Calibri" w:eastAsia="Heiti TC"/>
+          <w:rFonts w:ascii="Calibri" w:hAnsi="Calibri" w:eastAsia="Hiragino Sans GB"/>
           <w:b w:val="0"/>
           <w:i w:val="0"/>
           <w:color w:val="667085"/>
@@ -745,9 +745,9 @@
           <w:rPr>
             <w:color w:val="285B9D"/>
             <w:u w:val="single"/>
-            <w:rFonts w:eastAsia="Heiti TC" w:ascii="Calibri" w:hAnsi="Calibri"/>
+            <w:rFonts w:eastAsia="Hiragino Sans GB" w:ascii="Calibri" w:hAnsi="Calibri"/>
           </w:rPr>
-          <w:t>reports/archive-6ffd4b5d63a8</w:t>
+          <w:t>reports/archive-d7796555327c</w:t>
         </w:r>
       </w:hyperlink>
     </w:p>
@@ -757,13 +757,13 @@
       </w:pPr>
       <w:r>
         <w:rPr>
-          <w:rFonts w:ascii="Calibri" w:hAnsi="Calibri" w:eastAsia="Heiti TC"/>
+          <w:rFonts w:ascii="Calibri" w:hAnsi="Calibri" w:eastAsia="Hiragino Sans GB"/>
           <w:b/>
           <w:i w:val="0"/>
           <w:color w:val="0B2545"/>
           <w:sz w:val="23"/>
         </w:rPr>
-        <w:t>2. 研究记录 — 人民币汇率阈值与中国政策对冲空间</w:t>
+        <w:t>2. GOES供给：Cleveland-Cliffs之外的扩产能否打破变压器瓶颈？</w:t>
       </w:r>
     </w:p>
     <w:p>
@@ -772,13 +772,13 @@
       </w:pPr>
       <w:r>
         <w:rPr>
-          <w:rFonts w:ascii="Calibri" w:hAnsi="Calibri" w:eastAsia="Heiti TC"/>
+          <w:rFonts w:ascii="Calibri" w:hAnsi="Calibri" w:eastAsia="Hiragino Sans GB"/>
           <w:b w:val="0"/>
           <w:i w:val="0"/>
           <w:color w:val="667085"/>
           <w:sz w:val="17"/>
         </w:rPr>
-        <w:t>未识别 · 宏观通胀传导 · score 42.7</w:t>
+        <w:t>未识别 · 工业供给瓶颈 · score 52.8</w:t>
       </w:r>
     </w:p>
     <w:p>
@@ -787,13 +787,13 @@
       </w:pPr>
       <w:r>
         <w:rPr>
-          <w:rFonts w:ascii="Calibri" w:hAnsi="Calibri" w:eastAsia="Heiti TC"/>
+          <w:rFonts w:ascii="Calibri" w:hAnsi="Calibri" w:eastAsia="Hiragino Sans GB"/>
           <w:b w:val="0"/>
           <w:i w:val="0"/>
           <w:color w:val="334155"/>
           <w:sz w:val="20"/>
         </w:rPr>
-        <w:t>研究记录 — 人民币汇率阈值与中国政策对冲空间 作者： 全球宏观分析师 日期： 2026-08-09 立场： synthesize（综合） 问题： 在美联储9月鹰派维持利率的情形下，USD/CNY或USD/CNH到达什么阈值...</w:t>
+        <w:t>GOES供给：Cleveland-Cliffs之外的扩产能否打破变压器瓶颈？ 材料行业分析师 工作日期：2026-08-09 立场：support</w:t>
       </w:r>
     </w:p>
     <w:p>
@@ -802,7 +802,77 @@
       </w:pPr>
       <w:r>
         <w:rPr>
-          <w:rFonts w:ascii="Calibri" w:hAnsi="Calibri" w:eastAsia="Heiti TC"/>
+          <w:rFonts w:ascii="Calibri" w:hAnsi="Calibri" w:eastAsia="Hiragino Sans GB"/>
+          <w:b w:val="0"/>
+          <w:i w:val="0"/>
+          <w:color w:val="667085"/>
+          <w:sz w:val="17"/>
+        </w:rPr>
+        <w:t xml:space="preserve">Report: </w:t>
+      </w:r>
+      <w:hyperlink r:id="rId18">
+        <w:r>
+          <w:rPr>
+            <w:color w:val="285B9D"/>
+            <w:u w:val="single"/>
+            <w:rFonts w:eastAsia="Hiragino Sans GB" w:ascii="Calibri" w:hAnsi="Calibri"/>
+          </w:rPr>
+          <w:t>reports/archive-8aa2f6ba2610</w:t>
+        </w:r>
+      </w:hyperlink>
+    </w:p>
+    <w:p>
+      <w:pPr>
+        <w:spacing w:before="0" w:after="40" w:line="264" w:lineRule="auto"/>
+      </w:pPr>
+      <w:r>
+        <w:rPr>
+          <w:rFonts w:ascii="Calibri" w:hAnsi="Calibri" w:eastAsia="Hiragino Sans GB"/>
+          <w:b/>
+          <w:i w:val="0"/>
+          <w:color w:val="0B2545"/>
+          <w:sz w:val="23"/>
+        </w:rPr>
+        <w:t>3. GOES约束下的变压器交付曲线：哪些已公告AI数据中心MW最可能送电延期，以及如何量化ROIC与估值折价</w:t>
+      </w:r>
+    </w:p>
+    <w:p>
+      <w:pPr>
+        <w:spacing w:before="0" w:after="40" w:line="264" w:lineRule="auto"/>
+      </w:pPr>
+      <w:r>
+        <w:rPr>
+          <w:rFonts w:ascii="Calibri" w:hAnsi="Calibri" w:eastAsia="Hiragino Sans GB"/>
+          <w:b w:val="0"/>
+          <w:i w:val="0"/>
+          <w:color w:val="667085"/>
+          <w:sz w:val="17"/>
+        </w:rPr>
+        <w:t>未识别 · 工业供给瓶颈 · score 47.7</w:t>
+      </w:r>
+    </w:p>
+    <w:p>
+      <w:pPr>
+        <w:spacing w:before="0" w:after="100" w:line="264" w:lineRule="auto"/>
+      </w:pPr>
+      <w:r>
+        <w:rPr>
+          <w:rFonts w:ascii="Calibri" w:hAnsi="Calibri" w:eastAsia="Hiragino Sans GB"/>
+          <w:b w:val="0"/>
+          <w:i w:val="0"/>
+          <w:color w:val="334155"/>
+          <w:sz w:val="20"/>
+        </w:rPr>
+        <w:t>GOES约束下的变压器交付曲线：哪些已公告AI数据中心MW最可能送电延期，以及如何量化ROIC与估值折价</w:t>
+      </w:r>
+    </w:p>
+    <w:p>
+      <w:pPr>
+        <w:spacing w:before="0" w:after="160" w:line="264" w:lineRule="auto"/>
+      </w:pPr>
+      <w:r>
+        <w:rPr>
+          <w:rFonts w:ascii="Calibri" w:hAnsi="Calibri" w:eastAsia="Hiragino Sans GB"/>
           <w:b w:val="0"/>
           <w:i w:val="0"/>
           <w:color w:val="667085"/>
@@ -815,9 +885,9 @@
           <w:rPr>
             <w:color w:val="285B9D"/>
             <w:u w:val="single"/>
-            <w:rFonts w:eastAsia="Heiti TC" w:ascii="Calibri" w:hAnsi="Calibri"/>
+            <w:rFonts w:eastAsia="Hiragino Sans GB" w:ascii="Calibri" w:hAnsi="Calibri"/>
           </w:rPr>
-          <w:t>reports/archive-e7ac06933f52</w:t>
+          <w:t>reports/archive-329bb005940f</w:t>
         </w:r>
       </w:hyperlink>
     </w:p>
@@ -827,13 +897,13 @@
       </w:pPr>
       <w:r>
         <w:rPr>
-          <w:rFonts w:ascii="Calibri" w:hAnsi="Calibri" w:eastAsia="Heiti TC"/>
+          <w:rFonts w:ascii="Calibri" w:hAnsi="Calibri" w:eastAsia="Hiragino Sans GB"/>
           <w:b/>
           <w:i w:val="0"/>
           <w:color w:val="0B2545"/>
           <w:sz w:val="23"/>
         </w:rPr>
-        <w:t>3. 2026-08-09 美联储9月维持利率但保留鹰派指引下的跨资产配置</w:t>
+        <w:t>4. AI 算力交付瓶颈：从 GPU 稀缺到 Time-to-Power，2026-08-09</w:t>
       </w:r>
     </w:p>
     <w:p>
@@ -842,13 +912,13 @@
       </w:pPr>
       <w:r>
         <w:rPr>
-          <w:rFonts w:ascii="Calibri" w:hAnsi="Calibri" w:eastAsia="Heiti TC"/>
+          <w:rFonts w:ascii="Calibri" w:hAnsi="Calibri" w:eastAsia="Hiragino Sans GB"/>
           <w:b w:val="0"/>
           <w:i w:val="0"/>
           <w:color w:val="667085"/>
           <w:sz w:val="17"/>
         </w:rPr>
-        <w:t>未识别 · 宏观通胀传导 · score 42.7</w:t>
+        <w:t>未识别 · AI 基础设施 · score 47.6</w:t>
       </w:r>
     </w:p>
     <w:p>
@@ -857,13 +927,13 @@
       </w:pPr>
       <w:r>
         <w:rPr>
-          <w:rFonts w:ascii="Calibri" w:hAnsi="Calibri" w:eastAsia="Heiti TC"/>
+          <w:rFonts w:ascii="Calibri" w:hAnsi="Calibri" w:eastAsia="Hiragino Sans GB"/>
           <w:b w:val="0"/>
           <w:i w:val="0"/>
           <w:color w:val="334155"/>
           <w:sz w:val="20"/>
         </w:rPr>
-        <w:t>截至研究所工作日 2026-08-09，本报告由 asset-allocator （大类资产配置师）视角撰写，并为 chief-strategist （首席策略师）做跨资产综合：如果基准情形是美联储9月维持利率不变但保留鹰派指...</w:t>
+        <w:t>AI 算力交付瓶颈：从 GPU 稀缺到 Time-to-Power，2026-08-09</w:t>
       </w:r>
     </w:p>
     <w:p>
@@ -872,7 +942,7 @@
       </w:pPr>
       <w:r>
         <w:rPr>
-          <w:rFonts w:ascii="Calibri" w:hAnsi="Calibri" w:eastAsia="Heiti TC"/>
+          <w:rFonts w:ascii="Calibri" w:hAnsi="Calibri" w:eastAsia="Hiragino Sans GB"/>
           <w:b w:val="0"/>
           <w:i w:val="0"/>
           <w:color w:val="667085"/>
@@ -885,9 +955,9 @@
           <w:rPr>
             <w:color w:val="285B9D"/>
             <w:u w:val="single"/>
-            <w:rFonts w:eastAsia="Heiti TC" w:ascii="Calibri" w:hAnsi="Calibri"/>
+            <w:rFonts w:eastAsia="Hiragino Sans GB" w:ascii="Calibri" w:hAnsi="Calibri"/>
           </w:rPr>
-          <w:t>reports/archive-416507da46e1</w:t>
+          <w:t>reports/archive-8d9a70989126</w:t>
         </w:r>
       </w:hyperlink>
     </w:p>
@@ -897,13 +967,13 @@
       </w:pPr>
       <w:r>
         <w:rPr>
-          <w:rFonts w:ascii="Calibri" w:hAnsi="Calibri" w:eastAsia="Heiti TC"/>
+          <w:rFonts w:ascii="Calibri" w:hAnsi="Calibri" w:eastAsia="Hiragino Sans GB"/>
           <w:b/>
           <w:i w:val="0"/>
           <w:color w:val="0B2545"/>
           <w:sz w:val="23"/>
         </w:rPr>
-        <w:t>4. 前序研究片 — 9月美联储加息压力测试下的人民币与央行政策空间</w:t>
+        <w:t>5. AI数据中心物理瓶颈可投资排序，2026-08-09</w:t>
       </w:r>
     </w:p>
     <w:p>
@@ -912,13 +982,13 @@
       </w:pPr>
       <w:r>
         <w:rPr>
-          <w:rFonts w:ascii="Calibri" w:hAnsi="Calibri" w:eastAsia="Heiti TC"/>
+          <w:rFonts w:ascii="Calibri" w:hAnsi="Calibri" w:eastAsia="Hiragino Sans GB"/>
           <w:b w:val="0"/>
           <w:i w:val="0"/>
           <w:color w:val="667085"/>
           <w:sz w:val="17"/>
         </w:rPr>
-        <w:t>未识别 · 宏观通胀传导 · score 42.4</w:t>
+        <w:t>未识别 · AI 基础设施 · score 47.4</w:t>
       </w:r>
     </w:p>
     <w:p>
@@ -927,13 +997,13 @@
       </w:pPr>
       <w:r>
         <w:rPr>
-          <w:rFonts w:ascii="Calibri" w:hAnsi="Calibri" w:eastAsia="Heiti TC"/>
+          <w:rFonts w:ascii="Calibri" w:hAnsi="Calibri" w:eastAsia="Hiragino Sans GB"/>
           <w:b w:val="0"/>
           <w:i w:val="0"/>
           <w:color w:val="334155"/>
           <w:sz w:val="20"/>
         </w:rPr>
-        <w:t>分析师: global-macro(全球宏观分析师) 日期: 2026-08-09(新加坡时区) 片</w:t>
+        <w:t>截至研究所工作日期2026-08-09，shell date +%Y-%m-%d 返回 2026-08-09 [自测算: shell date]，本报告对研究记录1的结论做压力测试而非推翻：美国电网接入是最深的物理瓶颈，但若同时考察订单能...</w:t>
       </w:r>
     </w:p>
     <w:p>
@@ -942,7 +1012,7 @@
       </w:pPr>
       <w:r>
         <w:rPr>
-          <w:rFonts w:ascii="Calibri" w:hAnsi="Calibri" w:eastAsia="Heiti TC"/>
+          <w:rFonts w:ascii="Calibri" w:hAnsi="Calibri" w:eastAsia="Hiragino Sans GB"/>
           <w:b w:val="0"/>
           <w:i w:val="0"/>
           <w:color w:val="667085"/>
@@ -955,9 +1025,9 @@
           <w:rPr>
             <w:color w:val="285B9D"/>
             <w:u w:val="single"/>
-            <w:rFonts w:eastAsia="Heiti TC" w:ascii="Calibri" w:hAnsi="Calibri"/>
+            <w:rFonts w:eastAsia="Hiragino Sans GB" w:ascii="Calibri" w:hAnsi="Calibri"/>
           </w:rPr>
-          <w:t>reports/archive-ae24d4974c93</w:t>
+          <w:t>reports/archive-b9e428065099</w:t>
         </w:r>
       </w:hyperlink>
     </w:p>
@@ -967,13 +1037,13 @@
       </w:pPr>
       <w:r>
         <w:rPr>
-          <w:rFonts w:ascii="Calibri" w:hAnsi="Calibri" w:eastAsia="Heiti TC"/>
+          <w:rFonts w:ascii="Calibri" w:hAnsi="Calibri" w:eastAsia="Hiragino Sans GB"/>
           <w:b/>
           <w:i w:val="0"/>
           <w:color w:val="0B2545"/>
           <w:sz w:val="23"/>
         </w:rPr>
-        <w:t>5. 研究记录 — 汇率防御升级对在岸利率的被动收紧约束</w:t>
+        <w:t>6. prior research notes— 电网设备制造商：产能扩张周期与订单质量</w:t>
       </w:r>
     </w:p>
     <w:p>
@@ -982,13 +1052,13 @@
       </w:pPr>
       <w:r>
         <w:rPr>
-          <w:rFonts w:ascii="Calibri" w:hAnsi="Calibri" w:eastAsia="Heiti TC"/>
+          <w:rFonts w:ascii="Calibri" w:hAnsi="Calibri" w:eastAsia="Hiragino Sans GB"/>
           <w:b w:val="0"/>
           <w:i w:val="0"/>
           <w:color w:val="667085"/>
           <w:sz w:val="17"/>
         </w:rPr>
-        <w:t>未识别 · 宏观通胀传导 · score 42.1</w:t>
+        <w:t>未识别 · 工业供给瓶颈 · score 46.3</w:t>
       </w:r>
     </w:p>
     <w:p>
@@ -997,13 +1067,13 @@
       </w:pPr>
       <w:r>
         <w:rPr>
-          <w:rFonts w:ascii="Calibri" w:hAnsi="Calibri" w:eastAsia="Heiti TC"/>
+          <w:rFonts w:ascii="Calibri" w:hAnsi="Calibri" w:eastAsia="Hiragino Sans GB"/>
           <w:b w:val="0"/>
           <w:i w:val="0"/>
           <w:color w:val="334155"/>
           <w:sz w:val="20"/>
         </w:rPr>
-        <w:t>工作日期：2026-08-09（新加坡时区） 分析师：全球宏观分析师（汇率/利率压力测试） 立场：压力测试</w:t>
+        <w:t>prior research notes— 电网设备制造商：产能扩张周期与订单质量 工业制造分析师 工作日期：2026-08-09 立场：支持</w:t>
       </w:r>
     </w:p>
     <w:p>
@@ -1012,7 +1082,7 @@
       </w:pPr>
       <w:r>
         <w:rPr>
-          <w:rFonts w:ascii="Calibri" w:hAnsi="Calibri" w:eastAsia="Heiti TC"/>
+          <w:rFonts w:ascii="Calibri" w:hAnsi="Calibri" w:eastAsia="Hiragino Sans GB"/>
           <w:b w:val="0"/>
           <w:i w:val="0"/>
           <w:color w:val="667085"/>
@@ -1025,79 +1095,9 @@
           <w:rPr>
             <w:color w:val="285B9D"/>
             <w:u w:val="single"/>
-            <w:rFonts w:eastAsia="Heiti TC" w:ascii="Calibri" w:hAnsi="Calibri"/>
+            <w:rFonts w:eastAsia="Hiragino Sans GB" w:ascii="Calibri" w:hAnsi="Calibri"/>
           </w:rPr>
-          <w:t>reports/archive-ddbccfcf290f</w:t>
-        </w:r>
-      </w:hyperlink>
-    </w:p>
-    <w:p>
-      <w:pPr>
-        <w:spacing w:before="0" w:after="40" w:line="264" w:lineRule="auto"/>
-      </w:pPr>
-      <w:r>
-        <w:rPr>
-          <w:rFonts w:ascii="Calibri" w:hAnsi="Calibri" w:eastAsia="Heiti TC"/>
-          <w:b/>
-          <w:i w:val="0"/>
-          <w:color w:val="0B2545"/>
-          <w:sz w:val="23"/>
-        </w:rPr>
-        <w:t>6. 2026-08-09 压力测试：若9月16日美联储加息，中国央行政策空间与人民币应对</w:t>
-      </w:r>
-    </w:p>
-    <w:p>
-      <w:pPr>
-        <w:spacing w:before="0" w:after="40" w:line="264" w:lineRule="auto"/>
-      </w:pPr>
-      <w:r>
-        <w:rPr>
-          <w:rFonts w:ascii="Calibri" w:hAnsi="Calibri" w:eastAsia="Heiti TC"/>
-          <w:b w:val="0"/>
-          <w:i w:val="0"/>
-          <w:color w:val="667085"/>
-          <w:sz w:val="17"/>
-        </w:rPr>
-        <w:t>未识别 · 宏观通胀传导 · score 42.1</w:t>
-      </w:r>
-    </w:p>
-    <w:p>
-      <w:pPr>
-        <w:spacing w:before="0" w:after="100" w:line="264" w:lineRule="auto"/>
-      </w:pPr>
-      <w:r>
-        <w:rPr>
-          <w:rFonts w:ascii="Calibri" w:hAnsi="Calibri" w:eastAsia="Heiti TC"/>
-          <w:b w:val="0"/>
-          <w:i w:val="0"/>
-          <w:color w:val="334155"/>
-          <w:sz w:val="20"/>
-        </w:rPr>
-        <w:t>2026-08-09 压力测试：若9月16日美联储加息，中国央行政策空间与人民币应对</w:t>
-      </w:r>
-    </w:p>
-    <w:p>
-      <w:pPr>
-        <w:spacing w:before="0" w:after="160" w:line="264" w:lineRule="auto"/>
-      </w:pPr>
-      <w:r>
-        <w:rPr>
-          <w:rFonts w:ascii="Calibri" w:hAnsi="Calibri" w:eastAsia="Heiti TC"/>
-          <w:b w:val="0"/>
-          <w:i w:val="0"/>
-          <w:color w:val="667085"/>
-          <w:sz w:val="17"/>
-        </w:rPr>
-        <w:t xml:space="preserve">Report: </w:t>
-      </w:r>
-      <w:hyperlink r:id="rId23">
-        <w:r>
-          <w:rPr>
-            <w:color w:val="285B9D"/>
-            <w:u w:val="single"/>
-            <w:rFonts w:eastAsia="Heiti TC" w:ascii="Calibri" w:hAnsi="Calibri"/>
-          </w:rPr>
-          <w:t>reports/archive-587adbd2cd19</w:t>
+          <w:t>reports/archive-e608616ed57d</w:t>
         </w:r>
       </w:hyperlink>
     </w:p>
@@ -1115,7 +1115,62 @@
       </w:pPr>
       <w:r>
         <w:rPr>
-          <w:rFonts w:ascii="Calibri" w:hAnsi="Calibri" w:eastAsia="Heiti TC"/>
+          <w:rFonts w:ascii="Calibri" w:hAnsi="Calibri" w:eastAsia="Hiragino Sans GB"/>
+          <w:b/>
+          <w:i w:val="0"/>
+          <w:color w:val="0B2545"/>
+          <w:sz w:val="22"/>
+        </w:rPr>
+        <w:t>research discussion Session Brief</w:t>
+      </w:r>
+    </w:p>
+    <w:p>
+      <w:pPr>
+        <w:spacing w:before="0" w:after="60" w:line="264" w:lineRule="auto"/>
+      </w:pPr>
+      <w:r>
+        <w:rPr>
+          <w:rFonts w:ascii="Calibri" w:hAnsi="Calibri" w:eastAsia="Hiragino Sans GB"/>
+          <w:b w:val="0"/>
+          <w:i w:val="0"/>
+          <w:color w:val="334155"/>
+          <w:sz w:val="20"/>
+        </w:rPr>
+        <w:t>AI 基础设施，影响 5 / 概率 4</w:t>
+      </w:r>
+    </w:p>
+    <w:p>
+      <w:pPr>
+        <w:spacing w:before="0" w:after="160" w:line="264" w:lineRule="auto"/>
+      </w:pPr>
+      <w:r>
+        <w:rPr>
+          <w:rFonts w:ascii="Calibri" w:hAnsi="Calibri" w:eastAsia="Hiragino Sans GB"/>
+          <w:b w:val="0"/>
+          <w:i w:val="0"/>
+          <w:color w:val="667085"/>
+          <w:sz w:val="17"/>
+        </w:rPr>
+        <w:t xml:space="preserve">Report: </w:t>
+      </w:r>
+      <w:hyperlink r:id="rId12">
+        <w:r>
+          <w:rPr>
+            <w:color w:val="285B9D"/>
+            <w:u w:val="single"/>
+            <w:rFonts w:eastAsia="Hiragino Sans GB" w:ascii="Calibri" w:hAnsi="Calibri"/>
+          </w:rPr>
+          <w:t>reports/archive-d7796555327c</w:t>
+        </w:r>
+      </w:hyperlink>
+    </w:p>
+    <w:p>
+      <w:pPr>
+        <w:spacing w:before="0" w:after="40" w:line="264" w:lineRule="auto"/>
+      </w:pPr>
+      <w:r>
+        <w:rPr>
+          <w:rFonts w:ascii="Calibri" w:hAnsi="Calibri" w:eastAsia="Hiragino Sans GB"/>
           <w:b/>
           <w:i w:val="0"/>
           <w:color w:val="0B2545"/>
@@ -1130,7 +1185,7 @@
       </w:pPr>
       <w:r>
         <w:rPr>
-          <w:rFonts w:ascii="Calibri" w:hAnsi="Calibri" w:eastAsia="Heiti TC"/>
+          <w:rFonts w:ascii="Calibri" w:hAnsi="Calibri" w:eastAsia="Hiragino Sans GB"/>
           <w:b w:val="0"/>
           <w:i w:val="0"/>
           <w:color w:val="334155"/>
@@ -1145,7 +1200,7 @@
       </w:pPr>
       <w:r>
         <w:rPr>
-          <w:rFonts w:ascii="Calibri" w:hAnsi="Calibri" w:eastAsia="Heiti TC"/>
+          <w:rFonts w:ascii="Calibri" w:hAnsi="Calibri" w:eastAsia="Hiragino Sans GB"/>
           <w:b w:val="0"/>
           <w:i w:val="0"/>
           <w:color w:val="667085"/>
@@ -1153,12 +1208,12 @@
         </w:rPr>
         <w:t xml:space="preserve">Report: </w:t>
       </w:r>
-      <w:hyperlink r:id="rId13">
+      <w:hyperlink r:id="rId23">
         <w:r>
           <w:rPr>
             <w:color w:val="285B9D"/>
             <w:u w:val="single"/>
-            <w:rFonts w:eastAsia="Heiti TC" w:ascii="Calibri" w:hAnsi="Calibri"/>
+            <w:rFonts w:eastAsia="Hiragino Sans GB" w:ascii="Calibri" w:hAnsi="Calibri"/>
           </w:rPr>
           <w:t>reports/archive-959d0a1ef2ce</w:t>
         </w:r>
@@ -1170,7 +1225,7 @@
       </w:pPr>
       <w:r>
         <w:rPr>
-          <w:rFonts w:ascii="Calibri" w:hAnsi="Calibri" w:eastAsia="Heiti TC"/>
+          <w:rFonts w:ascii="Calibri" w:hAnsi="Calibri" w:eastAsia="Hiragino Sans GB"/>
           <w:b/>
           <w:i w:val="0"/>
           <w:color w:val="0B2545"/>
@@ -1185,7 +1240,7 @@
       </w:pPr>
       <w:r>
         <w:rPr>
-          <w:rFonts w:ascii="Calibri" w:hAnsi="Calibri" w:eastAsia="Heiti TC"/>
+          <w:rFonts w:ascii="Calibri" w:hAnsi="Calibri" w:eastAsia="Hiragino Sans GB"/>
           <w:b w:val="0"/>
           <w:i w:val="0"/>
           <w:color w:val="334155"/>
@@ -1200,7 +1255,7 @@
       </w:pPr>
       <w:r>
         <w:rPr>
-          <w:rFonts w:ascii="Calibri" w:hAnsi="Calibri" w:eastAsia="Heiti TC"/>
+          <w:rFonts w:ascii="Calibri" w:hAnsi="Calibri" w:eastAsia="Hiragino Sans GB"/>
           <w:b w:val="0"/>
           <w:i w:val="0"/>
           <w:color w:val="667085"/>
@@ -1213,64 +1268,9 @@
           <w:rPr>
             <w:color w:val="285B9D"/>
             <w:u w:val="single"/>
-            <w:rFonts w:eastAsia="Heiti TC" w:ascii="Calibri" w:hAnsi="Calibri"/>
+            <w:rFonts w:eastAsia="Hiragino Sans GB" w:ascii="Calibri" w:hAnsi="Calibri"/>
           </w:rPr>
           <w:t>reports/archive-0ca16e22b75f</w:t>
-        </w:r>
-      </w:hyperlink>
-    </w:p>
-    <w:p>
-      <w:pPr>
-        <w:spacing w:before="0" w:after="40" w:line="264" w:lineRule="auto"/>
-      </w:pPr>
-      <w:r>
-        <w:rPr>
-          <w:rFonts w:ascii="Calibri" w:hAnsi="Calibri" w:eastAsia="Heiti TC"/>
-          <w:b/>
-          <w:i w:val="0"/>
-          <w:color w:val="0B2545"/>
-          <w:sz w:val="22"/>
-        </w:rPr>
-        <w:t>边缘AI芯片供应链与工业自动化竞争格局 - 2026-08-07</w:t>
-      </w:r>
-    </w:p>
-    <w:p>
-      <w:pPr>
-        <w:spacing w:before="0" w:after="60" w:line="264" w:lineRule="auto"/>
-      </w:pPr>
-      <w:r>
-        <w:rPr>
-          <w:rFonts w:ascii="Calibri" w:hAnsi="Calibri" w:eastAsia="Heiti TC"/>
-          <w:b w:val="0"/>
-          <w:i w:val="0"/>
-          <w:color w:val="334155"/>
-          <w:sz w:val="20"/>
-        </w:rPr>
-        <w:t>AI 基础设施，影响 5 / 概率 4</w:t>
-      </w:r>
-    </w:p>
-    <w:p>
-      <w:pPr>
-        <w:spacing w:before="0" w:after="160" w:line="264" w:lineRule="auto"/>
-      </w:pPr>
-      <w:r>
-        <w:rPr>
-          <w:rFonts w:ascii="Calibri" w:hAnsi="Calibri" w:eastAsia="Heiti TC"/>
-          <w:b w:val="0"/>
-          <w:i w:val="0"/>
-          <w:color w:val="667085"/>
-          <w:sz w:val="17"/>
-        </w:rPr>
-        <w:t xml:space="preserve">Report: </w:t>
-      </w:r>
-      <w:hyperlink r:id="rId25">
-        <w:r>
-          <w:rPr>
-            <w:color w:val="285B9D"/>
-            <w:u w:val="single"/>
-            <w:rFonts w:eastAsia="Heiti TC" w:ascii="Calibri" w:hAnsi="Calibri"/>
-          </w:rPr>
-          <w:t>reports/archive-8ccc817d3859</w:t>
         </w:r>
       </w:hyperlink>
     </w:p>
@@ -1311,7 +1311,7 @@
             <w:r/>
             <w:r>
               <w:rPr>
-                <w:rFonts w:ascii="Calibri" w:hAnsi="Calibri" w:eastAsia="Heiti TC"/>
+                <w:rFonts w:ascii="Calibri" w:hAnsi="Calibri" w:eastAsia="Hiragino Sans GB"/>
                 <w:b/>
                 <w:color w:val="475569"/>
                 <w:sz w:val="18"/>
@@ -1334,7 +1334,7 @@
             <w:r/>
             <w:r>
               <w:rPr>
-                <w:rFonts w:ascii="Calibri" w:hAnsi="Calibri" w:eastAsia="Heiti TC"/>
+                <w:rFonts w:ascii="Calibri" w:hAnsi="Calibri" w:eastAsia="Hiragino Sans GB"/>
                 <w:b/>
                 <w:color w:val="475569"/>
                 <w:sz w:val="18"/>
@@ -1357,7 +1357,7 @@
             <w:r/>
             <w:r>
               <w:rPr>
-                <w:rFonts w:ascii="Calibri" w:hAnsi="Calibri" w:eastAsia="Heiti TC"/>
+                <w:rFonts w:ascii="Calibri" w:hAnsi="Calibri" w:eastAsia="Hiragino Sans GB"/>
                 <w:b/>
                 <w:color w:val="475569"/>
                 <w:sz w:val="18"/>
@@ -1380,7 +1380,7 @@
             <w:r/>
             <w:r>
               <w:rPr>
-                <w:rFonts w:ascii="Calibri" w:hAnsi="Calibri" w:eastAsia="Heiti TC"/>
+                <w:rFonts w:ascii="Calibri" w:hAnsi="Calibri" w:eastAsia="Hiragino Sans GB"/>
                 <w:b/>
                 <w:color w:val="475569"/>
                 <w:sz w:val="18"/>
@@ -1403,7 +1403,7 @@
             <w:r/>
             <w:r>
               <w:rPr>
-                <w:rFonts w:ascii="Calibri" w:hAnsi="Calibri" w:eastAsia="Heiti TC"/>
+                <w:rFonts w:ascii="Calibri" w:hAnsi="Calibri" w:eastAsia="Hiragino Sans GB"/>
                 <w:b/>
                 <w:color w:val="475569"/>
                 <w:sz w:val="18"/>
@@ -1426,12 +1426,12 @@
             <w:r/>
             <w:r>
               <w:rPr>
-                <w:rFonts w:ascii="Calibri" w:hAnsi="Calibri" w:eastAsia="Heiti TC"/>
+                <w:rFonts w:ascii="Calibri" w:hAnsi="Calibri" w:eastAsia="Hiragino Sans GB"/>
                 <w:b w:val="0"/>
                 <w:color w:val="111827"/>
                 <w:sz w:val="17"/>
               </w:rPr>
-              <w:t>工业制造周报研究</w:t>
+              <w:t>research discussion Session Brief</w:t>
             </w:r>
           </w:p>
         </w:tc>
@@ -1447,7 +1447,7 @@
             <w:r/>
             <w:r>
               <w:rPr>
-                <w:rFonts w:ascii="Calibri" w:hAnsi="Calibri" w:eastAsia="Heiti TC"/>
+                <w:rFonts w:ascii="Calibri" w:hAnsi="Calibri" w:eastAsia="Hiragino Sans GB"/>
                 <w:b w:val="0"/>
                 <w:color w:val="111827"/>
                 <w:sz w:val="16"/>
@@ -1468,12 +1468,12 @@
             <w:r/>
             <w:r>
               <w:rPr>
-                <w:rFonts w:ascii="Calibri" w:hAnsi="Calibri" w:eastAsia="Heiti TC"/>
+                <w:rFonts w:ascii="Calibri" w:hAnsi="Calibri" w:eastAsia="Hiragino Sans GB"/>
                 <w:b w:val="0"/>
                 <w:color w:val="111827"/>
                 <w:sz w:val="16"/>
               </w:rPr>
-              <w:t>宏观通胀传导</w:t>
+              <w:t>AI 基础设施</w:t>
             </w:r>
           </w:p>
         </w:tc>
@@ -1490,12 +1490,12 @@
             <w:r/>
             <w:r>
               <w:rPr>
-                <w:rFonts w:ascii="Calibri" w:hAnsi="Calibri" w:eastAsia="Heiti TC"/>
+                <w:rFonts w:ascii="Calibri" w:hAnsi="Calibri" w:eastAsia="Hiragino Sans GB"/>
                 <w:b/>
                 <w:color w:val="111827"/>
                 <w:sz w:val="17"/>
               </w:rPr>
-              <w:t>43.0</w:t>
+              <w:t>58.6</w:t>
             </w:r>
           </w:p>
         </w:tc>
@@ -1512,7 +1512,225 @@
             <w:r/>
             <w:r>
               <w:rPr>
-                <w:rFonts w:ascii="Calibri" w:hAnsi="Calibri" w:eastAsia="Heiti TC"/>
+                <w:rFonts w:ascii="Calibri" w:hAnsi="Calibri" w:eastAsia="Hiragino Sans GB"/>
+                <w:b w:val="0"/>
+                <w:color w:val="111827"/>
+                <w:sz w:val="16"/>
+              </w:rPr>
+              <w:t>风险 2</w:t>
+            </w:r>
+          </w:p>
+        </w:tc>
+      </w:tr>
+      <w:tr>
+        <w:tc>
+          <w:tcPr>
+            <w:tcW w:type="dxa" w:w="3720"/>
+            <w:vAlign w:val="center"/>
+          </w:tcPr>
+          <w:p>
+            <w:pPr>
+              <w:spacing w:before="0" w:after="0"/>
+            </w:pPr>
+            <w:r/>
+            <w:r>
+              <w:rPr>
+                <w:rFonts w:ascii="Calibri" w:hAnsi="Calibri" w:eastAsia="Hiragino Sans GB"/>
+                <w:b w:val="0"/>
+                <w:color w:val="111827"/>
+                <w:sz w:val="17"/>
+              </w:rPr>
+              <w:t>GOES供给：Cleveland-Cliffs之外的扩产能否打破变压器瓶颈？</w:t>
+            </w:r>
+          </w:p>
+        </w:tc>
+        <w:tc>
+          <w:tcPr>
+            <w:tcW w:type="dxa" w:w="1560"/>
+            <w:vAlign w:val="center"/>
+          </w:tcPr>
+          <w:p>
+            <w:pPr>
+              <w:spacing w:before="0" w:after="0"/>
+            </w:pPr>
+            <w:r/>
+            <w:r>
+              <w:rPr>
+                <w:rFonts w:ascii="Calibri" w:hAnsi="Calibri" w:eastAsia="Hiragino Sans GB"/>
+                <w:b w:val="0"/>
+                <w:color w:val="111827"/>
+                <w:sz w:val="16"/>
+              </w:rPr>
+              <w:t>未识别</w:t>
+            </w:r>
+          </w:p>
+        </w:tc>
+        <w:tc>
+          <w:tcPr>
+            <w:tcW w:type="dxa" w:w="1680"/>
+            <w:vAlign w:val="center"/>
+          </w:tcPr>
+          <w:p>
+            <w:pPr>
+              <w:spacing w:before="0" w:after="0"/>
+            </w:pPr>
+            <w:r/>
+            <w:r>
+              <w:rPr>
+                <w:rFonts w:ascii="Calibri" w:hAnsi="Calibri" w:eastAsia="Hiragino Sans GB"/>
+                <w:b w:val="0"/>
+                <w:color w:val="111827"/>
+                <w:sz w:val="16"/>
+              </w:rPr>
+              <w:t>工业供给瓶颈</w:t>
+            </w:r>
+          </w:p>
+        </w:tc>
+        <w:tc>
+          <w:tcPr>
+            <w:tcW w:type="dxa" w:w="900"/>
+            <w:vAlign w:val="center"/>
+          </w:tcPr>
+          <w:p>
+            <w:pPr>
+              <w:spacing w:before="0" w:after="0"/>
+              <w:jc w:val="center"/>
+            </w:pPr>
+            <w:r/>
+            <w:r>
+              <w:rPr>
+                <w:rFonts w:ascii="Calibri" w:hAnsi="Calibri" w:eastAsia="Hiragino Sans GB"/>
+                <w:b/>
+                <w:color w:val="111827"/>
+                <w:sz w:val="17"/>
+              </w:rPr>
+              <w:t>52.8</w:t>
+            </w:r>
+          </w:p>
+        </w:tc>
+        <w:tc>
+          <w:tcPr>
+            <w:tcW w:type="dxa" w:w="1500"/>
+            <w:vAlign w:val="center"/>
+          </w:tcPr>
+          <w:p>
+            <w:pPr>
+              <w:spacing w:before="0" w:after="0"/>
+              <w:jc w:val="center"/>
+            </w:pPr>
+            <w:r/>
+            <w:r>
+              <w:rPr>
+                <w:rFonts w:ascii="Calibri" w:hAnsi="Calibri" w:eastAsia="Hiragino Sans GB"/>
+                <w:b w:val="0"/>
+                <w:color w:val="111827"/>
+                <w:sz w:val="16"/>
+              </w:rPr>
+              <w:t>风险 2</w:t>
+            </w:r>
+          </w:p>
+        </w:tc>
+      </w:tr>
+      <w:tr>
+        <w:tc>
+          <w:tcPr>
+            <w:tcW w:type="dxa" w:w="3720"/>
+            <w:vAlign w:val="center"/>
+          </w:tcPr>
+          <w:p>
+            <w:pPr>
+              <w:spacing w:before="0" w:after="0"/>
+            </w:pPr>
+            <w:r/>
+            <w:r>
+              <w:rPr>
+                <w:rFonts w:ascii="Calibri" w:hAnsi="Calibri" w:eastAsia="Hiragino Sans GB"/>
+                <w:b w:val="0"/>
+                <w:color w:val="111827"/>
+                <w:sz w:val="17"/>
+              </w:rPr>
+              <w:t>GOES约束下的变压器交付曲线：哪些已公告AI数据中心MW最可能送电延期，以及如何量化ROIC与估值折价</w:t>
+            </w:r>
+          </w:p>
+        </w:tc>
+        <w:tc>
+          <w:tcPr>
+            <w:tcW w:type="dxa" w:w="1560"/>
+            <w:vAlign w:val="center"/>
+          </w:tcPr>
+          <w:p>
+            <w:pPr>
+              <w:spacing w:before="0" w:after="0"/>
+            </w:pPr>
+            <w:r/>
+            <w:r>
+              <w:rPr>
+                <w:rFonts w:ascii="Calibri" w:hAnsi="Calibri" w:eastAsia="Hiragino Sans GB"/>
+                <w:b w:val="0"/>
+                <w:color w:val="111827"/>
+                <w:sz w:val="16"/>
+              </w:rPr>
+              <w:t>未识别</w:t>
+            </w:r>
+          </w:p>
+        </w:tc>
+        <w:tc>
+          <w:tcPr>
+            <w:tcW w:type="dxa" w:w="1680"/>
+            <w:vAlign w:val="center"/>
+          </w:tcPr>
+          <w:p>
+            <w:pPr>
+              <w:spacing w:before="0" w:after="0"/>
+            </w:pPr>
+            <w:r/>
+            <w:r>
+              <w:rPr>
+                <w:rFonts w:ascii="Calibri" w:hAnsi="Calibri" w:eastAsia="Hiragino Sans GB"/>
+                <w:b w:val="0"/>
+                <w:color w:val="111827"/>
+                <w:sz w:val="16"/>
+              </w:rPr>
+              <w:t>工业供给瓶颈</w:t>
+            </w:r>
+          </w:p>
+        </w:tc>
+        <w:tc>
+          <w:tcPr>
+            <w:tcW w:type="dxa" w:w="900"/>
+            <w:vAlign w:val="center"/>
+          </w:tcPr>
+          <w:p>
+            <w:pPr>
+              <w:spacing w:before="0" w:after="0"/>
+              <w:jc w:val="center"/>
+            </w:pPr>
+            <w:r/>
+            <w:r>
+              <w:rPr>
+                <w:rFonts w:ascii="Calibri" w:hAnsi="Calibri" w:eastAsia="Hiragino Sans GB"/>
+                <w:b/>
+                <w:color w:val="111827"/>
+                <w:sz w:val="17"/>
+              </w:rPr>
+              <w:t>47.7</w:t>
+            </w:r>
+          </w:p>
+        </w:tc>
+        <w:tc>
+          <w:tcPr>
+            <w:tcW w:type="dxa" w:w="1500"/>
+            <w:vAlign w:val="center"/>
+          </w:tcPr>
+          <w:p>
+            <w:pPr>
+              <w:spacing w:before="0" w:after="0"/>
+              <w:jc w:val="center"/>
+            </w:pPr>
+            <w:r/>
+            <w:r>
+              <w:rPr>
+                <w:rFonts w:ascii="Calibri" w:hAnsi="Calibri" w:eastAsia="Hiragino Sans GB"/>
                 <w:b w:val="0"/>
                 <w:color w:val="111827"/>
                 <w:sz w:val="16"/>
@@ -1535,12 +1753,12 @@
             <w:r/>
             <w:r>
               <w:rPr>
-                <w:rFonts w:ascii="Calibri" w:hAnsi="Calibri" w:eastAsia="Heiti TC"/>
+                <w:rFonts w:ascii="Calibri" w:hAnsi="Calibri" w:eastAsia="Hiragino Sans GB"/>
                 <w:b w:val="0"/>
                 <w:color w:val="111827"/>
                 <w:sz w:val="17"/>
               </w:rPr>
-              <w:t>研究记录 — 人民币汇率阈值与中国政策对冲空间</w:t>
+              <w:t>AI 算力交付瓶颈：从 GPU 稀缺到 Time-to-Power，2026-08-09</w:t>
             </w:r>
           </w:p>
         </w:tc>
@@ -1556,7 +1774,7 @@
             <w:r/>
             <w:r>
               <w:rPr>
-                <w:rFonts w:ascii="Calibri" w:hAnsi="Calibri" w:eastAsia="Heiti TC"/>
+                <w:rFonts w:ascii="Calibri" w:hAnsi="Calibri" w:eastAsia="Hiragino Sans GB"/>
                 <w:b w:val="0"/>
                 <w:color w:val="111827"/>
                 <w:sz w:val="16"/>
@@ -1577,12 +1795,12 @@
             <w:r/>
             <w:r>
               <w:rPr>
-                <w:rFonts w:ascii="Calibri" w:hAnsi="Calibri" w:eastAsia="Heiti TC"/>
+                <w:rFonts w:ascii="Calibri" w:hAnsi="Calibri" w:eastAsia="Hiragino Sans GB"/>
                 <w:b w:val="0"/>
                 <w:color w:val="111827"/>
                 <w:sz w:val="16"/>
               </w:rPr>
-              <w:t>宏观通胀传导</w:t>
+              <w:t>AI 基础设施</w:t>
             </w:r>
           </w:p>
         </w:tc>
@@ -1599,12 +1817,12 @@
             <w:r/>
             <w:r>
               <w:rPr>
-                <w:rFonts w:ascii="Calibri" w:hAnsi="Calibri" w:eastAsia="Heiti TC"/>
+                <w:rFonts w:ascii="Calibri" w:hAnsi="Calibri" w:eastAsia="Hiragino Sans GB"/>
                 <w:b/>
                 <w:color w:val="111827"/>
                 <w:sz w:val="17"/>
               </w:rPr>
-              <w:t>42.7</w:t>
+              <w:t>47.6</w:t>
             </w:r>
           </w:p>
         </w:tc>
@@ -1621,7 +1839,552 @@
             <w:r/>
             <w:r>
               <w:rPr>
-                <w:rFonts w:ascii="Calibri" w:hAnsi="Calibri" w:eastAsia="Heiti TC"/>
+                <w:rFonts w:ascii="Calibri" w:hAnsi="Calibri" w:eastAsia="Hiragino Sans GB"/>
+                <w:b w:val="0"/>
+                <w:color w:val="111827"/>
+                <w:sz w:val="16"/>
+              </w:rPr>
+              <w:t>风险 2</w:t>
+            </w:r>
+          </w:p>
+        </w:tc>
+      </w:tr>
+      <w:tr>
+        <w:tc>
+          <w:tcPr>
+            <w:tcW w:type="dxa" w:w="3720"/>
+            <w:vAlign w:val="center"/>
+          </w:tcPr>
+          <w:p>
+            <w:pPr>
+              <w:spacing w:before="0" w:after="0"/>
+            </w:pPr>
+            <w:r/>
+            <w:r>
+              <w:rPr>
+                <w:rFonts w:ascii="Calibri" w:hAnsi="Calibri" w:eastAsia="Hiragino Sans GB"/>
+                <w:b w:val="0"/>
+                <w:color w:val="111827"/>
+                <w:sz w:val="17"/>
+              </w:rPr>
+              <w:t>AI数据中心物理瓶颈可投资排序，2026-08-09</w:t>
+            </w:r>
+          </w:p>
+        </w:tc>
+        <w:tc>
+          <w:tcPr>
+            <w:tcW w:type="dxa" w:w="1560"/>
+            <w:vAlign w:val="center"/>
+          </w:tcPr>
+          <w:p>
+            <w:pPr>
+              <w:spacing w:before="0" w:after="0"/>
+            </w:pPr>
+            <w:r/>
+            <w:r>
+              <w:rPr>
+                <w:rFonts w:ascii="Calibri" w:hAnsi="Calibri" w:eastAsia="Hiragino Sans GB"/>
+                <w:b w:val="0"/>
+                <w:color w:val="111827"/>
+                <w:sz w:val="16"/>
+              </w:rPr>
+              <w:t>未识别</w:t>
+            </w:r>
+          </w:p>
+        </w:tc>
+        <w:tc>
+          <w:tcPr>
+            <w:tcW w:type="dxa" w:w="1680"/>
+            <w:vAlign w:val="center"/>
+          </w:tcPr>
+          <w:p>
+            <w:pPr>
+              <w:spacing w:before="0" w:after="0"/>
+            </w:pPr>
+            <w:r/>
+            <w:r>
+              <w:rPr>
+                <w:rFonts w:ascii="Calibri" w:hAnsi="Calibri" w:eastAsia="Hiragino Sans GB"/>
+                <w:b w:val="0"/>
+                <w:color w:val="111827"/>
+                <w:sz w:val="16"/>
+              </w:rPr>
+              <w:t>AI 基础设施</w:t>
+            </w:r>
+          </w:p>
+        </w:tc>
+        <w:tc>
+          <w:tcPr>
+            <w:tcW w:type="dxa" w:w="900"/>
+            <w:vAlign w:val="center"/>
+          </w:tcPr>
+          <w:p>
+            <w:pPr>
+              <w:spacing w:before="0" w:after="0"/>
+              <w:jc w:val="center"/>
+            </w:pPr>
+            <w:r/>
+            <w:r>
+              <w:rPr>
+                <w:rFonts w:ascii="Calibri" w:hAnsi="Calibri" w:eastAsia="Hiragino Sans GB"/>
+                <w:b/>
+                <w:color w:val="111827"/>
+                <w:sz w:val="17"/>
+              </w:rPr>
+              <w:t>47.4</w:t>
+            </w:r>
+          </w:p>
+        </w:tc>
+        <w:tc>
+          <w:tcPr>
+            <w:tcW w:type="dxa" w:w="1500"/>
+            <w:vAlign w:val="center"/>
+          </w:tcPr>
+          <w:p>
+            <w:pPr>
+              <w:spacing w:before="0" w:after="0"/>
+              <w:jc w:val="center"/>
+            </w:pPr>
+            <w:r/>
+            <w:r>
+              <w:rPr>
+                <w:rFonts w:ascii="Calibri" w:hAnsi="Calibri" w:eastAsia="Hiragino Sans GB"/>
+                <w:b w:val="0"/>
+                <w:color w:val="111827"/>
+                <w:sz w:val="16"/>
+              </w:rPr>
+              <w:t>风险 2</w:t>
+            </w:r>
+          </w:p>
+        </w:tc>
+      </w:tr>
+      <w:tr>
+        <w:tc>
+          <w:tcPr>
+            <w:tcW w:type="dxa" w:w="3720"/>
+            <w:vAlign w:val="center"/>
+          </w:tcPr>
+          <w:p>
+            <w:pPr>
+              <w:spacing w:before="0" w:after="0"/>
+            </w:pPr>
+            <w:r/>
+            <w:r>
+              <w:rPr>
+                <w:rFonts w:ascii="Calibri" w:hAnsi="Calibri" w:eastAsia="Hiragino Sans GB"/>
+                <w:b w:val="0"/>
+                <w:color w:val="111827"/>
+                <w:sz w:val="17"/>
+              </w:rPr>
+              <w:t>prior research notes— 电网设备制造商：产能扩张周期与订单质量</w:t>
+            </w:r>
+          </w:p>
+        </w:tc>
+        <w:tc>
+          <w:tcPr>
+            <w:tcW w:type="dxa" w:w="1560"/>
+            <w:vAlign w:val="center"/>
+          </w:tcPr>
+          <w:p>
+            <w:pPr>
+              <w:spacing w:before="0" w:after="0"/>
+            </w:pPr>
+            <w:r/>
+            <w:r>
+              <w:rPr>
+                <w:rFonts w:ascii="Calibri" w:hAnsi="Calibri" w:eastAsia="Hiragino Sans GB"/>
+                <w:b w:val="0"/>
+                <w:color w:val="111827"/>
+                <w:sz w:val="16"/>
+              </w:rPr>
+              <w:t>未识别</w:t>
+            </w:r>
+          </w:p>
+        </w:tc>
+        <w:tc>
+          <w:tcPr>
+            <w:tcW w:type="dxa" w:w="1680"/>
+            <w:vAlign w:val="center"/>
+          </w:tcPr>
+          <w:p>
+            <w:pPr>
+              <w:spacing w:before="0" w:after="0"/>
+            </w:pPr>
+            <w:r/>
+            <w:r>
+              <w:rPr>
+                <w:rFonts w:ascii="Calibri" w:hAnsi="Calibri" w:eastAsia="Hiragino Sans GB"/>
+                <w:b w:val="0"/>
+                <w:color w:val="111827"/>
+                <w:sz w:val="16"/>
+              </w:rPr>
+              <w:t>工业供给瓶颈</w:t>
+            </w:r>
+          </w:p>
+        </w:tc>
+        <w:tc>
+          <w:tcPr>
+            <w:tcW w:type="dxa" w:w="900"/>
+            <w:vAlign w:val="center"/>
+          </w:tcPr>
+          <w:p>
+            <w:pPr>
+              <w:spacing w:before="0" w:after="0"/>
+              <w:jc w:val="center"/>
+            </w:pPr>
+            <w:r/>
+            <w:r>
+              <w:rPr>
+                <w:rFonts w:ascii="Calibri" w:hAnsi="Calibri" w:eastAsia="Hiragino Sans GB"/>
+                <w:b/>
+                <w:color w:val="111827"/>
+                <w:sz w:val="17"/>
+              </w:rPr>
+              <w:t>46.3</w:t>
+            </w:r>
+          </w:p>
+        </w:tc>
+        <w:tc>
+          <w:tcPr>
+            <w:tcW w:type="dxa" w:w="1500"/>
+            <w:vAlign w:val="center"/>
+          </w:tcPr>
+          <w:p>
+            <w:pPr>
+              <w:spacing w:before="0" w:after="0"/>
+              <w:jc w:val="center"/>
+            </w:pPr>
+            <w:r/>
+            <w:r>
+              <w:rPr>
+                <w:rFonts w:ascii="Calibri" w:hAnsi="Calibri" w:eastAsia="Hiragino Sans GB"/>
+                <w:b w:val="0"/>
+                <w:color w:val="111827"/>
+                <w:sz w:val="16"/>
+              </w:rPr>
+              <w:t>常规</w:t>
+            </w:r>
+          </w:p>
+        </w:tc>
+      </w:tr>
+      <w:tr>
+        <w:tc>
+          <w:tcPr>
+            <w:tcW w:type="dxa" w:w="3720"/>
+            <w:vAlign w:val="center"/>
+          </w:tcPr>
+          <w:p>
+            <w:pPr>
+              <w:spacing w:before="0" w:after="0"/>
+            </w:pPr>
+            <w:r/>
+            <w:r>
+              <w:rPr>
+                <w:rFonts w:ascii="Calibri" w:hAnsi="Calibri" w:eastAsia="Hiragino Sans GB"/>
+                <w:b w:val="0"/>
+                <w:color w:val="111827"/>
+                <w:sz w:val="17"/>
+              </w:rPr>
+              <w:t>半导体材料设备压力桶的日度迁移监控与组合预警阈值落地</w:t>
+            </w:r>
+          </w:p>
+        </w:tc>
+        <w:tc>
+          <w:tcPr>
+            <w:tcW w:type="dxa" w:w="1560"/>
+            <w:vAlign w:val="center"/>
+          </w:tcPr>
+          <w:p>
+            <w:pPr>
+              <w:spacing w:before="0" w:after="0"/>
+            </w:pPr>
+            <w:r/>
+            <w:r>
+              <w:rPr>
+                <w:rFonts w:ascii="Calibri" w:hAnsi="Calibri" w:eastAsia="Hiragino Sans GB"/>
+                <w:b w:val="0"/>
+                <w:color w:val="111827"/>
+                <w:sz w:val="16"/>
+              </w:rPr>
+              <w:t>未识别</w:t>
+            </w:r>
+          </w:p>
+        </w:tc>
+        <w:tc>
+          <w:tcPr>
+            <w:tcW w:type="dxa" w:w="1680"/>
+            <w:vAlign w:val="center"/>
+          </w:tcPr>
+          <w:p>
+            <w:pPr>
+              <w:spacing w:before="0" w:after="0"/>
+            </w:pPr>
+            <w:r/>
+            <w:r>
+              <w:rPr>
+                <w:rFonts w:ascii="Calibri" w:hAnsi="Calibri" w:eastAsia="Hiragino Sans GB"/>
+                <w:b w:val="0"/>
+                <w:color w:val="111827"/>
+                <w:sz w:val="16"/>
+              </w:rPr>
+              <w:t>工业供给瓶颈</w:t>
+            </w:r>
+          </w:p>
+        </w:tc>
+        <w:tc>
+          <w:tcPr>
+            <w:tcW w:type="dxa" w:w="900"/>
+            <w:vAlign w:val="center"/>
+          </w:tcPr>
+          <w:p>
+            <w:pPr>
+              <w:spacing w:before="0" w:after="0"/>
+              <w:jc w:val="center"/>
+            </w:pPr>
+            <w:r/>
+            <w:r>
+              <w:rPr>
+                <w:rFonts w:ascii="Calibri" w:hAnsi="Calibri" w:eastAsia="Hiragino Sans GB"/>
+                <w:b/>
+                <w:color w:val="111827"/>
+                <w:sz w:val="17"/>
+              </w:rPr>
+              <w:t>44.2</w:t>
+            </w:r>
+          </w:p>
+        </w:tc>
+        <w:tc>
+          <w:tcPr>
+            <w:tcW w:type="dxa" w:w="1500"/>
+            <w:vAlign w:val="center"/>
+          </w:tcPr>
+          <w:p>
+            <w:pPr>
+              <w:spacing w:before="0" w:after="0"/>
+              <w:jc w:val="center"/>
+            </w:pPr>
+            <w:r/>
+            <w:r>
+              <w:rPr>
+                <w:rFonts w:ascii="Calibri" w:hAnsi="Calibri" w:eastAsia="Hiragino Sans GB"/>
+                <w:b w:val="0"/>
+                <w:color w:val="111827"/>
+                <w:sz w:val="16"/>
+              </w:rPr>
+              <w:t>风险 2</w:t>
+            </w:r>
+          </w:p>
+        </w:tc>
+      </w:tr>
+      <w:tr>
+        <w:tc>
+          <w:tcPr>
+            <w:tcW w:type="dxa" w:w="3720"/>
+            <w:vAlign w:val="center"/>
+          </w:tcPr>
+          <w:p>
+            <w:pPr>
+              <w:spacing w:before="0" w:after="0"/>
+            </w:pPr>
+            <w:r/>
+            <w:r>
+              <w:rPr>
+                <w:rFonts w:ascii="Calibri" w:hAnsi="Calibri" w:eastAsia="Hiragino Sans GB"/>
+                <w:b w:val="0"/>
+                <w:color w:val="111827"/>
+                <w:sz w:val="17"/>
+              </w:rPr>
+              <w:t>把100MW电力成本承销模型转化为A股IDC/算力运营商估值折价与组合权重（工作日期2026-08-09）</w:t>
+            </w:r>
+          </w:p>
+        </w:tc>
+        <w:tc>
+          <w:tcPr>
+            <w:tcW w:type="dxa" w:w="1560"/>
+            <w:vAlign w:val="center"/>
+          </w:tcPr>
+          <w:p>
+            <w:pPr>
+              <w:spacing w:before="0" w:after="0"/>
+            </w:pPr>
+            <w:r/>
+            <w:r>
+              <w:rPr>
+                <w:rFonts w:ascii="Calibri" w:hAnsi="Calibri" w:eastAsia="Hiragino Sans GB"/>
+                <w:b w:val="0"/>
+                <w:color w:val="111827"/>
+                <w:sz w:val="16"/>
+              </w:rPr>
+              <w:t>未识别</w:t>
+            </w:r>
+          </w:p>
+        </w:tc>
+        <w:tc>
+          <w:tcPr>
+            <w:tcW w:type="dxa" w:w="1680"/>
+            <w:vAlign w:val="center"/>
+          </w:tcPr>
+          <w:p>
+            <w:pPr>
+              <w:spacing w:before="0" w:after="0"/>
+            </w:pPr>
+            <w:r/>
+            <w:r>
+              <w:rPr>
+                <w:rFonts w:ascii="Calibri" w:hAnsi="Calibri" w:eastAsia="Hiragino Sans GB"/>
+                <w:b w:val="0"/>
+                <w:color w:val="111827"/>
+                <w:sz w:val="16"/>
+              </w:rPr>
+              <w:t>AI 基础设施</w:t>
+            </w:r>
+          </w:p>
+        </w:tc>
+        <w:tc>
+          <w:tcPr>
+            <w:tcW w:type="dxa" w:w="900"/>
+            <w:vAlign w:val="center"/>
+          </w:tcPr>
+          <w:p>
+            <w:pPr>
+              <w:spacing w:before="0" w:after="0"/>
+              <w:jc w:val="center"/>
+            </w:pPr>
+            <w:r/>
+            <w:r>
+              <w:rPr>
+                <w:rFonts w:ascii="Calibri" w:hAnsi="Calibri" w:eastAsia="Hiragino Sans GB"/>
+                <w:b/>
+                <w:color w:val="111827"/>
+                <w:sz w:val="17"/>
+              </w:rPr>
+              <w:t>43.3</w:t>
+            </w:r>
+          </w:p>
+        </w:tc>
+        <w:tc>
+          <w:tcPr>
+            <w:tcW w:type="dxa" w:w="1500"/>
+            <w:vAlign w:val="center"/>
+          </w:tcPr>
+          <w:p>
+            <w:pPr>
+              <w:spacing w:before="0" w:after="0"/>
+              <w:jc w:val="center"/>
+            </w:pPr>
+            <w:r/>
+            <w:r>
+              <w:rPr>
+                <w:rFonts w:ascii="Calibri" w:hAnsi="Calibri" w:eastAsia="Hiragino Sans GB"/>
+                <w:b w:val="0"/>
+                <w:color w:val="111827"/>
+                <w:sz w:val="16"/>
+              </w:rPr>
+              <w:t>常规</w:t>
+            </w:r>
+          </w:p>
+        </w:tc>
+      </w:tr>
+      <w:tr>
+        <w:tc>
+          <w:tcPr>
+            <w:tcW w:type="dxa" w:w="3720"/>
+            <w:vAlign w:val="center"/>
+          </w:tcPr>
+          <w:p>
+            <w:pPr>
+              <w:spacing w:before="0" w:after="0"/>
+            </w:pPr>
+            <w:r/>
+            <w:r>
+              <w:rPr>
+                <w:rFonts w:ascii="Calibri" w:hAnsi="Calibri" w:eastAsia="Hiragino Sans GB"/>
+                <w:b w:val="0"/>
+                <w:color w:val="111827"/>
+                <w:sz w:val="17"/>
+              </w:rPr>
+              <w:t>依赖电网并网型AI基础设施SPV/项目债务信用压力测试 — 工作日2026-08-09</w:t>
+            </w:r>
+          </w:p>
+        </w:tc>
+        <w:tc>
+          <w:tcPr>
+            <w:tcW w:type="dxa" w:w="1560"/>
+            <w:vAlign w:val="center"/>
+          </w:tcPr>
+          <w:p>
+            <w:pPr>
+              <w:spacing w:before="0" w:after="0"/>
+            </w:pPr>
+            <w:r/>
+            <w:r>
+              <w:rPr>
+                <w:rFonts w:ascii="Calibri" w:hAnsi="Calibri" w:eastAsia="Hiragino Sans GB"/>
+                <w:b w:val="0"/>
+                <w:color w:val="111827"/>
+                <w:sz w:val="16"/>
+              </w:rPr>
+              <w:t>未识别</w:t>
+            </w:r>
+          </w:p>
+        </w:tc>
+        <w:tc>
+          <w:tcPr>
+            <w:tcW w:type="dxa" w:w="1680"/>
+            <w:vAlign w:val="center"/>
+          </w:tcPr>
+          <w:p>
+            <w:pPr>
+              <w:spacing w:before="0" w:after="0"/>
+            </w:pPr>
+            <w:r/>
+            <w:r>
+              <w:rPr>
+                <w:rFonts w:ascii="Calibri" w:hAnsi="Calibri" w:eastAsia="Hiragino Sans GB"/>
+                <w:b w:val="0"/>
+                <w:color w:val="111827"/>
+                <w:sz w:val="16"/>
+              </w:rPr>
+              <w:t>电力与电网</w:t>
+            </w:r>
+          </w:p>
+        </w:tc>
+        <w:tc>
+          <w:tcPr>
+            <w:tcW w:type="dxa" w:w="900"/>
+            <w:vAlign w:val="center"/>
+          </w:tcPr>
+          <w:p>
+            <w:pPr>
+              <w:spacing w:before="0" w:after="0"/>
+              <w:jc w:val="center"/>
+            </w:pPr>
+            <w:r/>
+            <w:r>
+              <w:rPr>
+                <w:rFonts w:ascii="Calibri" w:hAnsi="Calibri" w:eastAsia="Hiragino Sans GB"/>
+                <w:b/>
+                <w:color w:val="111827"/>
+                <w:sz w:val="17"/>
+              </w:rPr>
+              <w:t>43.2</w:t>
+            </w:r>
+          </w:p>
+        </w:tc>
+        <w:tc>
+          <w:tcPr>
+            <w:tcW w:type="dxa" w:w="1500"/>
+            <w:vAlign w:val="center"/>
+          </w:tcPr>
+          <w:p>
+            <w:pPr>
+              <w:spacing w:before="0" w:after="0"/>
+              <w:jc w:val="center"/>
+            </w:pPr>
+            <w:r/>
+            <w:r>
+              <w:rPr>
+                <w:rFonts w:ascii="Calibri" w:hAnsi="Calibri" w:eastAsia="Hiragino Sans GB"/>
                 <w:b w:val="0"/>
                 <w:color w:val="111827"/>
                 <w:sz w:val="16"/>
@@ -1644,12 +2407,12 @@
             <w:r/>
             <w:r>
               <w:rPr>
-                <w:rFonts w:ascii="Calibri" w:hAnsi="Calibri" w:eastAsia="Heiti TC"/>
+                <w:rFonts w:ascii="Calibri" w:hAnsi="Calibri" w:eastAsia="Hiragino Sans GB"/>
                 <w:b w:val="0"/>
                 <w:color w:val="111827"/>
                 <w:sz w:val="17"/>
               </w:rPr>
-              <w:t>2026-08-09 美联储9月维持利率但保留鹰派指引下的跨资产配置</w:t>
+              <w:t>工业制造周报研究</w:t>
             </w:r>
           </w:p>
         </w:tc>
@@ -1665,7 +2428,7 @@
             <w:r/>
             <w:r>
               <w:rPr>
-                <w:rFonts w:ascii="Calibri" w:hAnsi="Calibri" w:eastAsia="Heiti TC"/>
+                <w:rFonts w:ascii="Calibri" w:hAnsi="Calibri" w:eastAsia="Hiragino Sans GB"/>
                 <w:b w:val="0"/>
                 <w:color w:val="111827"/>
                 <w:sz w:val="16"/>
@@ -1686,7 +2449,7 @@
             <w:r/>
             <w:r>
               <w:rPr>
-                <w:rFonts w:ascii="Calibri" w:hAnsi="Calibri" w:eastAsia="Heiti TC"/>
+                <w:rFonts w:ascii="Calibri" w:hAnsi="Calibri" w:eastAsia="Hiragino Sans GB"/>
                 <w:b w:val="0"/>
                 <w:color w:val="111827"/>
                 <w:sz w:val="16"/>
@@ -1708,12 +2471,12 @@
             <w:r/>
             <w:r>
               <w:rPr>
-                <w:rFonts w:ascii="Calibri" w:hAnsi="Calibri" w:eastAsia="Heiti TC"/>
+                <w:rFonts w:ascii="Calibri" w:hAnsi="Calibri" w:eastAsia="Hiragino Sans GB"/>
                 <w:b/>
                 <w:color w:val="111827"/>
                 <w:sz w:val="17"/>
               </w:rPr>
-              <w:t>42.7</w:t>
+              <w:t>43.0</w:t>
             </w:r>
           </w:p>
         </w:tc>
@@ -1730,7 +2493,7 @@
             <w:r/>
             <w:r>
               <w:rPr>
-                <w:rFonts w:ascii="Calibri" w:hAnsi="Calibri" w:eastAsia="Heiti TC"/>
+                <w:rFonts w:ascii="Calibri" w:hAnsi="Calibri" w:eastAsia="Hiragino Sans GB"/>
                 <w:b w:val="0"/>
                 <w:color w:val="111827"/>
                 <w:sz w:val="16"/>
@@ -1753,12 +2516,12 @@
             <w:r/>
             <w:r>
               <w:rPr>
-                <w:rFonts w:ascii="Calibri" w:hAnsi="Calibri" w:eastAsia="Heiti TC"/>
+                <w:rFonts w:ascii="Calibri" w:hAnsi="Calibri" w:eastAsia="Hiragino Sans GB"/>
                 <w:b w:val="0"/>
                 <w:color w:val="111827"/>
                 <w:sz w:val="17"/>
               </w:rPr>
-              <w:t>前序研究片 — 9月美联储加息压力测试下的人民币与央行政策空间</w:t>
+              <w:t>prior research notes— 谁真正把 AI 负荷变成利润：rate base、接入费与电力设备的利润池归属</w:t>
             </w:r>
           </w:p>
         </w:tc>
@@ -1774,7 +2537,7 @@
             <w:r/>
             <w:r>
               <w:rPr>
-                <w:rFonts w:ascii="Calibri" w:hAnsi="Calibri" w:eastAsia="Heiti TC"/>
+                <w:rFonts w:ascii="Calibri" w:hAnsi="Calibri" w:eastAsia="Hiragino Sans GB"/>
                 <w:b w:val="0"/>
                 <w:color w:val="111827"/>
                 <w:sz w:val="16"/>
@@ -1795,7 +2558,7 @@
             <w:r/>
             <w:r>
               <w:rPr>
-                <w:rFonts w:ascii="Calibri" w:hAnsi="Calibri" w:eastAsia="Heiti TC"/>
+                <w:rFonts w:ascii="Calibri" w:hAnsi="Calibri" w:eastAsia="Hiragino Sans GB"/>
                 <w:b w:val="0"/>
                 <w:color w:val="111827"/>
                 <w:sz w:val="16"/>
@@ -1817,7 +2580,334 @@
             <w:r/>
             <w:r>
               <w:rPr>
-                <w:rFonts w:ascii="Calibri" w:hAnsi="Calibri" w:eastAsia="Heiti TC"/>
+                <w:rFonts w:ascii="Calibri" w:hAnsi="Calibri" w:eastAsia="Hiragino Sans GB"/>
+                <w:b/>
+                <w:color w:val="111827"/>
+                <w:sz w:val="17"/>
+              </w:rPr>
+              <w:t>42.9</w:t>
+            </w:r>
+          </w:p>
+        </w:tc>
+        <w:tc>
+          <w:tcPr>
+            <w:tcW w:type="dxa" w:w="1500"/>
+            <w:vAlign w:val="center"/>
+          </w:tcPr>
+          <w:p>
+            <w:pPr>
+              <w:spacing w:before="0" w:after="0"/>
+              <w:jc w:val="center"/>
+            </w:pPr>
+            <w:r/>
+            <w:r>
+              <w:rPr>
+                <w:rFonts w:ascii="Calibri" w:hAnsi="Calibri" w:eastAsia="Hiragino Sans GB"/>
+                <w:b w:val="0"/>
+                <w:color w:val="111827"/>
+                <w:sz w:val="16"/>
+              </w:rPr>
+              <w:t>常规</w:t>
+            </w:r>
+          </w:p>
+        </w:tc>
+      </w:tr>
+      <w:tr>
+        <w:tc>
+          <w:tcPr>
+            <w:tcW w:type="dxa" w:w="3720"/>
+            <w:vAlign w:val="center"/>
+          </w:tcPr>
+          <w:p>
+            <w:pPr>
+              <w:spacing w:before="0" w:after="0"/>
+            </w:pPr>
+            <w:r/>
+            <w:r>
+              <w:rPr>
+                <w:rFonts w:ascii="Calibri" w:hAnsi="Calibri" w:eastAsia="Hiragino Sans GB"/>
+                <w:b w:val="0"/>
+                <w:color w:val="111827"/>
+                <w:sz w:val="17"/>
+              </w:rPr>
+              <w:t>研究记录 — 人民币汇率阈值与中国政策对冲空间</w:t>
+            </w:r>
+          </w:p>
+        </w:tc>
+        <w:tc>
+          <w:tcPr>
+            <w:tcW w:type="dxa" w:w="1560"/>
+            <w:vAlign w:val="center"/>
+          </w:tcPr>
+          <w:p>
+            <w:pPr>
+              <w:spacing w:before="0" w:after="0"/>
+            </w:pPr>
+            <w:r/>
+            <w:r>
+              <w:rPr>
+                <w:rFonts w:ascii="Calibri" w:hAnsi="Calibri" w:eastAsia="Hiragino Sans GB"/>
+                <w:b w:val="0"/>
+                <w:color w:val="111827"/>
+                <w:sz w:val="16"/>
+              </w:rPr>
+              <w:t>未识别</w:t>
+            </w:r>
+          </w:p>
+        </w:tc>
+        <w:tc>
+          <w:tcPr>
+            <w:tcW w:type="dxa" w:w="1680"/>
+            <w:vAlign w:val="center"/>
+          </w:tcPr>
+          <w:p>
+            <w:pPr>
+              <w:spacing w:before="0" w:after="0"/>
+            </w:pPr>
+            <w:r/>
+            <w:r>
+              <w:rPr>
+                <w:rFonts w:ascii="Calibri" w:hAnsi="Calibri" w:eastAsia="Hiragino Sans GB"/>
+                <w:b w:val="0"/>
+                <w:color w:val="111827"/>
+                <w:sz w:val="16"/>
+              </w:rPr>
+              <w:t>宏观通胀传导</w:t>
+            </w:r>
+          </w:p>
+        </w:tc>
+        <w:tc>
+          <w:tcPr>
+            <w:tcW w:type="dxa" w:w="900"/>
+            <w:vAlign w:val="center"/>
+          </w:tcPr>
+          <w:p>
+            <w:pPr>
+              <w:spacing w:before="0" w:after="0"/>
+              <w:jc w:val="center"/>
+            </w:pPr>
+            <w:r/>
+            <w:r>
+              <w:rPr>
+                <w:rFonts w:ascii="Calibri" w:hAnsi="Calibri" w:eastAsia="Hiragino Sans GB"/>
+                <w:b/>
+                <w:color w:val="111827"/>
+                <w:sz w:val="17"/>
+              </w:rPr>
+              <w:t>42.7</w:t>
+            </w:r>
+          </w:p>
+        </w:tc>
+        <w:tc>
+          <w:tcPr>
+            <w:tcW w:type="dxa" w:w="1500"/>
+            <w:vAlign w:val="center"/>
+          </w:tcPr>
+          <w:p>
+            <w:pPr>
+              <w:spacing w:before="0" w:after="0"/>
+              <w:jc w:val="center"/>
+            </w:pPr>
+            <w:r/>
+            <w:r>
+              <w:rPr>
+                <w:rFonts w:ascii="Calibri" w:hAnsi="Calibri" w:eastAsia="Hiragino Sans GB"/>
+                <w:b w:val="0"/>
+                <w:color w:val="111827"/>
+                <w:sz w:val="16"/>
+              </w:rPr>
+              <w:t>风险 1</w:t>
+            </w:r>
+          </w:p>
+        </w:tc>
+      </w:tr>
+      <w:tr>
+        <w:tc>
+          <w:tcPr>
+            <w:tcW w:type="dxa" w:w="3720"/>
+            <w:vAlign w:val="center"/>
+          </w:tcPr>
+          <w:p>
+            <w:pPr>
+              <w:spacing w:before="0" w:after="0"/>
+            </w:pPr>
+            <w:r/>
+            <w:r>
+              <w:rPr>
+                <w:rFonts w:ascii="Calibri" w:hAnsi="Calibri" w:eastAsia="Hiragino Sans GB"/>
+                <w:b w:val="0"/>
+                <w:color w:val="111827"/>
+                <w:sz w:val="17"/>
+              </w:rPr>
+              <w:t>2026-08-09 美联储9月维持利率但保留鹰派指引下的跨资产配置</w:t>
+            </w:r>
+          </w:p>
+        </w:tc>
+        <w:tc>
+          <w:tcPr>
+            <w:tcW w:type="dxa" w:w="1560"/>
+            <w:vAlign w:val="center"/>
+          </w:tcPr>
+          <w:p>
+            <w:pPr>
+              <w:spacing w:before="0" w:after="0"/>
+            </w:pPr>
+            <w:r/>
+            <w:r>
+              <w:rPr>
+                <w:rFonts w:ascii="Calibri" w:hAnsi="Calibri" w:eastAsia="Hiragino Sans GB"/>
+                <w:b w:val="0"/>
+                <w:color w:val="111827"/>
+                <w:sz w:val="16"/>
+              </w:rPr>
+              <w:t>未识别</w:t>
+            </w:r>
+          </w:p>
+        </w:tc>
+        <w:tc>
+          <w:tcPr>
+            <w:tcW w:type="dxa" w:w="1680"/>
+            <w:vAlign w:val="center"/>
+          </w:tcPr>
+          <w:p>
+            <w:pPr>
+              <w:spacing w:before="0" w:after="0"/>
+            </w:pPr>
+            <w:r/>
+            <w:r>
+              <w:rPr>
+                <w:rFonts w:ascii="Calibri" w:hAnsi="Calibri" w:eastAsia="Hiragino Sans GB"/>
+                <w:b w:val="0"/>
+                <w:color w:val="111827"/>
+                <w:sz w:val="16"/>
+              </w:rPr>
+              <w:t>宏观通胀传导</w:t>
+            </w:r>
+          </w:p>
+        </w:tc>
+        <w:tc>
+          <w:tcPr>
+            <w:tcW w:type="dxa" w:w="900"/>
+            <w:vAlign w:val="center"/>
+          </w:tcPr>
+          <w:p>
+            <w:pPr>
+              <w:spacing w:before="0" w:after="0"/>
+              <w:jc w:val="center"/>
+            </w:pPr>
+            <w:r/>
+            <w:r>
+              <w:rPr>
+                <w:rFonts w:ascii="Calibri" w:hAnsi="Calibri" w:eastAsia="Hiragino Sans GB"/>
+                <w:b/>
+                <w:color w:val="111827"/>
+                <w:sz w:val="17"/>
+              </w:rPr>
+              <w:t>42.7</w:t>
+            </w:r>
+          </w:p>
+        </w:tc>
+        <w:tc>
+          <w:tcPr>
+            <w:tcW w:type="dxa" w:w="1500"/>
+            <w:vAlign w:val="center"/>
+          </w:tcPr>
+          <w:p>
+            <w:pPr>
+              <w:spacing w:before="0" w:after="0"/>
+              <w:jc w:val="center"/>
+            </w:pPr>
+            <w:r/>
+            <w:r>
+              <w:rPr>
+                <w:rFonts w:ascii="Calibri" w:hAnsi="Calibri" w:eastAsia="Hiragino Sans GB"/>
+                <w:b w:val="0"/>
+                <w:color w:val="111827"/>
+                <w:sz w:val="16"/>
+              </w:rPr>
+              <w:t>风险 1</w:t>
+            </w:r>
+          </w:p>
+        </w:tc>
+      </w:tr>
+      <w:tr>
+        <w:tc>
+          <w:tcPr>
+            <w:tcW w:type="dxa" w:w="3720"/>
+            <w:vAlign w:val="center"/>
+          </w:tcPr>
+          <w:p>
+            <w:pPr>
+              <w:spacing w:before="0" w:after="0"/>
+            </w:pPr>
+            <w:r/>
+            <w:r>
+              <w:rPr>
+                <w:rFonts w:ascii="Calibri" w:hAnsi="Calibri" w:eastAsia="Hiragino Sans GB"/>
+                <w:b w:val="0"/>
+                <w:color w:val="111827"/>
+                <w:sz w:val="17"/>
+              </w:rPr>
+              <w:t>前序研究片 — 9月美联储加息压力测试下的人民币与央行政策空间</w:t>
+            </w:r>
+          </w:p>
+        </w:tc>
+        <w:tc>
+          <w:tcPr>
+            <w:tcW w:type="dxa" w:w="1560"/>
+            <w:vAlign w:val="center"/>
+          </w:tcPr>
+          <w:p>
+            <w:pPr>
+              <w:spacing w:before="0" w:after="0"/>
+            </w:pPr>
+            <w:r/>
+            <w:r>
+              <w:rPr>
+                <w:rFonts w:ascii="Calibri" w:hAnsi="Calibri" w:eastAsia="Hiragino Sans GB"/>
+                <w:b w:val="0"/>
+                <w:color w:val="111827"/>
+                <w:sz w:val="16"/>
+              </w:rPr>
+              <w:t>未识别</w:t>
+            </w:r>
+          </w:p>
+        </w:tc>
+        <w:tc>
+          <w:tcPr>
+            <w:tcW w:type="dxa" w:w="1680"/>
+            <w:vAlign w:val="center"/>
+          </w:tcPr>
+          <w:p>
+            <w:pPr>
+              <w:spacing w:before="0" w:after="0"/>
+            </w:pPr>
+            <w:r/>
+            <w:r>
+              <w:rPr>
+                <w:rFonts w:ascii="Calibri" w:hAnsi="Calibri" w:eastAsia="Hiragino Sans GB"/>
+                <w:b w:val="0"/>
+                <w:color w:val="111827"/>
+                <w:sz w:val="16"/>
+              </w:rPr>
+              <w:t>宏观通胀传导</w:t>
+            </w:r>
+          </w:p>
+        </w:tc>
+        <w:tc>
+          <w:tcPr>
+            <w:tcW w:type="dxa" w:w="900"/>
+            <w:vAlign w:val="center"/>
+          </w:tcPr>
+          <w:p>
+            <w:pPr>
+              <w:spacing w:before="0" w:after="0"/>
+              <w:jc w:val="center"/>
+            </w:pPr>
+            <w:r/>
+            <w:r>
+              <w:rPr>
+                <w:rFonts w:ascii="Calibri" w:hAnsi="Calibri" w:eastAsia="Hiragino Sans GB"/>
                 <w:b/>
                 <w:color w:val="111827"/>
                 <w:sz w:val="17"/>
@@ -1839,7 +2929,7 @@
             <w:r/>
             <w:r>
               <w:rPr>
-                <w:rFonts w:ascii="Calibri" w:hAnsi="Calibri" w:eastAsia="Heiti TC"/>
+                <w:rFonts w:ascii="Calibri" w:hAnsi="Calibri" w:eastAsia="Hiragino Sans GB"/>
                 <w:b w:val="0"/>
                 <w:color w:val="111827"/>
                 <w:sz w:val="16"/>
@@ -1862,12 +2952,12 @@
             <w:r/>
             <w:r>
               <w:rPr>
-                <w:rFonts w:ascii="Calibri" w:hAnsi="Calibri" w:eastAsia="Heiti TC"/>
+                <w:rFonts w:ascii="Calibri" w:hAnsi="Calibri" w:eastAsia="Hiragino Sans GB"/>
                 <w:b w:val="0"/>
                 <w:color w:val="111827"/>
                 <w:sz w:val="17"/>
               </w:rPr>
-              <w:t>研究记录 — 汇率防御升级对在岸利率的被动收紧约束</w:t>
+              <w:t>research discussion Session Brief</w:t>
             </w:r>
           </w:p>
         </w:tc>
@@ -1883,7 +2973,7 @@
             <w:r/>
             <w:r>
               <w:rPr>
-                <w:rFonts w:ascii="Calibri" w:hAnsi="Calibri" w:eastAsia="Heiti TC"/>
+                <w:rFonts w:ascii="Calibri" w:hAnsi="Calibri" w:eastAsia="Hiragino Sans GB"/>
                 <w:b w:val="0"/>
                 <w:color w:val="111827"/>
                 <w:sz w:val="16"/>
@@ -1904,7 +2994,7 @@
             <w:r/>
             <w:r>
               <w:rPr>
-                <w:rFonts w:ascii="Calibri" w:hAnsi="Calibri" w:eastAsia="Heiti TC"/>
+                <w:rFonts w:ascii="Calibri" w:hAnsi="Calibri" w:eastAsia="Hiragino Sans GB"/>
                 <w:b w:val="0"/>
                 <w:color w:val="111827"/>
                 <w:sz w:val="16"/>
@@ -1926,12 +3016,12 @@
             <w:r/>
             <w:r>
               <w:rPr>
-                <w:rFonts w:ascii="Calibri" w:hAnsi="Calibri" w:eastAsia="Heiti TC"/>
+                <w:rFonts w:ascii="Calibri" w:hAnsi="Calibri" w:eastAsia="Hiragino Sans GB"/>
                 <w:b/>
                 <w:color w:val="111827"/>
                 <w:sz w:val="17"/>
               </w:rPr>
-              <w:t>42.1</w:t>
+              <w:t>42.4</w:t>
             </w:r>
           </w:p>
         </w:tc>
@@ -1948,12 +3038,12 @@
             <w:r/>
             <w:r>
               <w:rPr>
-                <w:rFonts w:ascii="Calibri" w:hAnsi="Calibri" w:eastAsia="Heiti TC"/>
+                <w:rFonts w:ascii="Calibri" w:hAnsi="Calibri" w:eastAsia="Hiragino Sans GB"/>
                 <w:b w:val="0"/>
                 <w:color w:val="111827"/>
                 <w:sz w:val="16"/>
               </w:rPr>
-              <w:t>风险 3</w:t>
+              <w:t>常规</w:t>
             </w:r>
           </w:p>
         </w:tc>
@@ -1971,12 +3061,12 @@
             <w:r/>
             <w:r>
               <w:rPr>
-                <w:rFonts w:ascii="Calibri" w:hAnsi="Calibri" w:eastAsia="Heiti TC"/>
+                <w:rFonts w:ascii="Calibri" w:hAnsi="Calibri" w:eastAsia="Hiragino Sans GB"/>
                 <w:b w:val="0"/>
                 <w:color w:val="111827"/>
                 <w:sz w:val="17"/>
               </w:rPr>
-              <w:t>2026-08-09 压力测试：若9月16日美联储加息，中国央行政策空间与人民币应对</w:t>
+              <w:t>将西部枢纽电力成本转化为100MW承销模型（工作日期2026-08-09）</w:t>
             </w:r>
           </w:p>
         </w:tc>
@@ -1992,7 +3082,7 @@
             <w:r/>
             <w:r>
               <w:rPr>
-                <w:rFonts w:ascii="Calibri" w:hAnsi="Calibri" w:eastAsia="Heiti TC"/>
+                <w:rFonts w:ascii="Calibri" w:hAnsi="Calibri" w:eastAsia="Hiragino Sans GB"/>
                 <w:b w:val="0"/>
                 <w:color w:val="111827"/>
                 <w:sz w:val="16"/>
@@ -2013,7 +3103,116 @@
             <w:r/>
             <w:r>
               <w:rPr>
-                <w:rFonts w:ascii="Calibri" w:hAnsi="Calibri" w:eastAsia="Heiti TC"/>
+                <w:rFonts w:ascii="Calibri" w:hAnsi="Calibri" w:eastAsia="Hiragino Sans GB"/>
+                <w:b w:val="0"/>
+                <w:color w:val="111827"/>
+                <w:sz w:val="16"/>
+              </w:rPr>
+              <w:t>AI 基础设施</w:t>
+            </w:r>
+          </w:p>
+        </w:tc>
+        <w:tc>
+          <w:tcPr>
+            <w:tcW w:type="dxa" w:w="900"/>
+            <w:vAlign w:val="center"/>
+          </w:tcPr>
+          <w:p>
+            <w:pPr>
+              <w:spacing w:before="0" w:after="0"/>
+              <w:jc w:val="center"/>
+            </w:pPr>
+            <w:r/>
+            <w:r>
+              <w:rPr>
+                <w:rFonts w:ascii="Calibri" w:hAnsi="Calibri" w:eastAsia="Hiragino Sans GB"/>
+                <w:b/>
+                <w:color w:val="111827"/>
+                <w:sz w:val="17"/>
+              </w:rPr>
+              <w:t>42.3</w:t>
+            </w:r>
+          </w:p>
+        </w:tc>
+        <w:tc>
+          <w:tcPr>
+            <w:tcW w:type="dxa" w:w="1500"/>
+            <w:vAlign w:val="center"/>
+          </w:tcPr>
+          <w:p>
+            <w:pPr>
+              <w:spacing w:before="0" w:after="0"/>
+              <w:jc w:val="center"/>
+            </w:pPr>
+            <w:r/>
+            <w:r>
+              <w:rPr>
+                <w:rFonts w:ascii="Calibri" w:hAnsi="Calibri" w:eastAsia="Hiragino Sans GB"/>
+                <w:b w:val="0"/>
+                <w:color w:val="111827"/>
+                <w:sz w:val="16"/>
+              </w:rPr>
+              <w:t>风险 1</w:t>
+            </w:r>
+          </w:p>
+        </w:tc>
+      </w:tr>
+      <w:tr>
+        <w:tc>
+          <w:tcPr>
+            <w:tcW w:type="dxa" w:w="3720"/>
+            <w:vAlign w:val="center"/>
+          </w:tcPr>
+          <w:p>
+            <w:pPr>
+              <w:spacing w:before="0" w:after="0"/>
+            </w:pPr>
+            <w:r/>
+            <w:r>
+              <w:rPr>
+                <w:rFonts w:ascii="Calibri" w:hAnsi="Calibri" w:eastAsia="Hiragino Sans GB"/>
+                <w:b w:val="0"/>
+                <w:color w:val="111827"/>
+                <w:sz w:val="17"/>
+              </w:rPr>
+              <w:t>AI物理瓶颈篮子的因子暴露与拥挤度阈值回测</w:t>
+            </w:r>
+          </w:p>
+        </w:tc>
+        <w:tc>
+          <w:tcPr>
+            <w:tcW w:type="dxa" w:w="1560"/>
+            <w:vAlign w:val="center"/>
+          </w:tcPr>
+          <w:p>
+            <w:pPr>
+              <w:spacing w:before="0" w:after="0"/>
+            </w:pPr>
+            <w:r/>
+            <w:r>
+              <w:rPr>
+                <w:rFonts w:ascii="Calibri" w:hAnsi="Calibri" w:eastAsia="Hiragino Sans GB"/>
+                <w:b w:val="0"/>
+                <w:color w:val="111827"/>
+                <w:sz w:val="16"/>
+              </w:rPr>
+              <w:t>未识别</w:t>
+            </w:r>
+          </w:p>
+        </w:tc>
+        <w:tc>
+          <w:tcPr>
+            <w:tcW w:type="dxa" w:w="1680"/>
+            <w:vAlign w:val="center"/>
+          </w:tcPr>
+          <w:p>
+            <w:pPr>
+              <w:spacing w:before="0" w:after="0"/>
+            </w:pPr>
+            <w:r/>
+            <w:r>
+              <w:rPr>
+                <w:rFonts w:ascii="Calibri" w:hAnsi="Calibri" w:eastAsia="Hiragino Sans GB"/>
                 <w:b w:val="0"/>
                 <w:color w:val="111827"/>
                 <w:sz w:val="16"/>
@@ -2035,12 +3234,12 @@
             <w:r/>
             <w:r>
               <w:rPr>
-                <w:rFonts w:ascii="Calibri" w:hAnsi="Calibri" w:eastAsia="Heiti TC"/>
+                <w:rFonts w:ascii="Calibri" w:hAnsi="Calibri" w:eastAsia="Hiragino Sans GB"/>
                 <w:b/>
                 <w:color w:val="111827"/>
                 <w:sz w:val="17"/>
               </w:rPr>
-              <w:t>42.1</w:t>
+              <w:t>42.2</w:t>
             </w:r>
           </w:p>
         </w:tc>
@@ -2057,7 +3256,7 @@
             <w:r/>
             <w:r>
               <w:rPr>
-                <w:rFonts w:ascii="Calibri" w:hAnsi="Calibri" w:eastAsia="Heiti TC"/>
+                <w:rFonts w:ascii="Calibri" w:hAnsi="Calibri" w:eastAsia="Hiragino Sans GB"/>
                 <w:b w:val="0"/>
                 <w:color w:val="111827"/>
                 <w:sz w:val="16"/>
@@ -2080,12 +3279,12 @@
             <w:r/>
             <w:r>
               <w:rPr>
-                <w:rFonts w:ascii="Calibri" w:hAnsi="Calibri" w:eastAsia="Heiti TC"/>
+                <w:rFonts w:ascii="Calibri" w:hAnsi="Calibri" w:eastAsia="Hiragino Sans GB"/>
                 <w:b w:val="0"/>
                 <w:color w:val="111827"/>
                 <w:sz w:val="17"/>
               </w:rPr>
-              <w:t>2026-08-09 鹰派美联储维持利率后的中国政策对冲路径</w:t>
+              <w:t>研究记录 — 汇率防御升级对在岸利率的被动收紧约束</w:t>
             </w:r>
           </w:p>
         </w:tc>
@@ -2101,7 +3300,7 @@
             <w:r/>
             <w:r>
               <w:rPr>
-                <w:rFonts w:ascii="Calibri" w:hAnsi="Calibri" w:eastAsia="Heiti TC"/>
+                <w:rFonts w:ascii="Calibri" w:hAnsi="Calibri" w:eastAsia="Hiragino Sans GB"/>
                 <w:b w:val="0"/>
                 <w:color w:val="111827"/>
                 <w:sz w:val="16"/>
@@ -2122,7 +3321,7 @@
             <w:r/>
             <w:r>
               <w:rPr>
-                <w:rFonts w:ascii="Calibri" w:hAnsi="Calibri" w:eastAsia="Heiti TC"/>
+                <w:rFonts w:ascii="Calibri" w:hAnsi="Calibri" w:eastAsia="Hiragino Sans GB"/>
                 <w:b w:val="0"/>
                 <w:color w:val="111827"/>
                 <w:sz w:val="16"/>
@@ -2144,12 +3343,12 @@
             <w:r/>
             <w:r>
               <w:rPr>
-                <w:rFonts w:ascii="Calibri" w:hAnsi="Calibri" w:eastAsia="Heiti TC"/>
+                <w:rFonts w:ascii="Calibri" w:hAnsi="Calibri" w:eastAsia="Hiragino Sans GB"/>
                 <w:b/>
                 <w:color w:val="111827"/>
                 <w:sz w:val="17"/>
               </w:rPr>
-              <w:t>40.9</w:t>
+              <w:t>42.1</w:t>
             </w:r>
           </w:p>
         </w:tc>
@@ -2166,1211 +3365,12 @@
             <w:r/>
             <w:r>
               <w:rPr>
-                <w:rFonts w:ascii="Calibri" w:hAnsi="Calibri" w:eastAsia="Heiti TC"/>
+                <w:rFonts w:ascii="Calibri" w:hAnsi="Calibri" w:eastAsia="Hiragino Sans GB"/>
                 <w:b w:val="0"/>
                 <w:color w:val="111827"/>
                 <w:sz w:val="16"/>
               </w:rPr>
-              <w:t>风险 1</w:t>
-            </w:r>
-          </w:p>
-        </w:tc>
-      </w:tr>
-      <w:tr>
-        <w:tc>
-          <w:tcPr>
-            <w:tcW w:type="dxa" w:w="3720"/>
-            <w:vAlign w:val="center"/>
-          </w:tcPr>
-          <w:p>
-            <w:pPr>
-              <w:spacing w:before="0" w:after="0"/>
-            </w:pPr>
-            <w:r/>
-            <w:r>
-              <w:rPr>
-                <w:rFonts w:ascii="Calibri" w:hAnsi="Calibri" w:eastAsia="Heiti TC"/>
-                <w:b w:val="0"/>
-                <w:color w:val="111827"/>
-                <w:sz w:val="17"/>
-              </w:rPr>
-              <w:t>美股、利率、美元与主要商品周度研究报告(2026-08-03 ~ 2026-08-07)</w:t>
-            </w:r>
-          </w:p>
-        </w:tc>
-        <w:tc>
-          <w:tcPr>
-            <w:tcW w:type="dxa" w:w="1560"/>
-            <w:vAlign w:val="center"/>
-          </w:tcPr>
-          <w:p>
-            <w:pPr>
-              <w:spacing w:before="0" w:after="0"/>
-            </w:pPr>
-            <w:r/>
-            <w:r>
-              <w:rPr>
-                <w:rFonts w:ascii="Calibri" w:hAnsi="Calibri" w:eastAsia="Heiti TC"/>
-                <w:b w:val="0"/>
-                <w:color w:val="111827"/>
-                <w:sz w:val="16"/>
-              </w:rPr>
-              <w:t>未识别</w:t>
-            </w:r>
-          </w:p>
-        </w:tc>
-        <w:tc>
-          <w:tcPr>
-            <w:tcW w:type="dxa" w:w="1680"/>
-            <w:vAlign w:val="center"/>
-          </w:tcPr>
-          <w:p>
-            <w:pPr>
-              <w:spacing w:before="0" w:after="0"/>
-            </w:pPr>
-            <w:r/>
-            <w:r>
-              <w:rPr>
-                <w:rFonts w:ascii="Calibri" w:hAnsi="Calibri" w:eastAsia="Heiti TC"/>
-                <w:b w:val="0"/>
-                <w:color w:val="111827"/>
-                <w:sz w:val="16"/>
-              </w:rPr>
-              <w:t>宏观通胀传导</w:t>
-            </w:r>
-          </w:p>
-        </w:tc>
-        <w:tc>
-          <w:tcPr>
-            <w:tcW w:type="dxa" w:w="900"/>
-            <w:vAlign w:val="center"/>
-          </w:tcPr>
-          <w:p>
-            <w:pPr>
-              <w:spacing w:before="0" w:after="0"/>
-              <w:jc w:val="center"/>
-            </w:pPr>
-            <w:r/>
-            <w:r>
-              <w:rPr>
-                <w:rFonts w:ascii="Calibri" w:hAnsi="Calibri" w:eastAsia="Heiti TC"/>
-                <w:b/>
-                <w:color w:val="111827"/>
-                <w:sz w:val="17"/>
-              </w:rPr>
-              <w:t>40.6</w:t>
-            </w:r>
-          </w:p>
-        </w:tc>
-        <w:tc>
-          <w:tcPr>
-            <w:tcW w:type="dxa" w:w="1500"/>
-            <w:vAlign w:val="center"/>
-          </w:tcPr>
-          <w:p>
-            <w:pPr>
-              <w:spacing w:before="0" w:after="0"/>
-              <w:jc w:val="center"/>
-            </w:pPr>
-            <w:r/>
-            <w:r>
-              <w:rPr>
-                <w:rFonts w:ascii="Calibri" w:hAnsi="Calibri" w:eastAsia="Heiti TC"/>
-                <w:b w:val="0"/>
-                <w:color w:val="111827"/>
-                <w:sz w:val="16"/>
-              </w:rPr>
-              <w:t>常规</w:t>
-            </w:r>
-          </w:p>
-        </w:tc>
-      </w:tr>
-      <w:tr>
-        <w:tc>
-          <w:tcPr>
-            <w:tcW w:type="dxa" w:w="3720"/>
-            <w:vAlign w:val="center"/>
-          </w:tcPr>
-          <w:p>
-            <w:pPr>
-              <w:spacing w:before="0" w:after="0"/>
-            </w:pPr>
-            <w:r/>
-            <w:r>
-              <w:rPr>
-                <w:rFonts w:ascii="Calibri" w:hAnsi="Calibri" w:eastAsia="Heiti TC"/>
-                <w:b w:val="0"/>
-                <w:color w:val="111827"/>
-                <w:sz w:val="17"/>
-              </w:rPr>
-              <w:t>§0 YAML HEADER</w:t>
-            </w:r>
-          </w:p>
-        </w:tc>
-        <w:tc>
-          <w:tcPr>
-            <w:tcW w:type="dxa" w:w="1560"/>
-            <w:vAlign w:val="center"/>
-          </w:tcPr>
-          <w:p>
-            <w:pPr>
-              <w:spacing w:before="0" w:after="0"/>
-            </w:pPr>
-            <w:r/>
-            <w:r>
-              <w:rPr>
-                <w:rFonts w:ascii="Calibri" w:hAnsi="Calibri" w:eastAsia="Heiti TC"/>
-                <w:b w:val="0"/>
-                <w:color w:val="111827"/>
-                <w:sz w:val="16"/>
-              </w:rPr>
-              <w:t>未识别</w:t>
-            </w:r>
-          </w:p>
-        </w:tc>
-        <w:tc>
-          <w:tcPr>
-            <w:tcW w:type="dxa" w:w="1680"/>
-            <w:vAlign w:val="center"/>
-          </w:tcPr>
-          <w:p>
-            <w:pPr>
-              <w:spacing w:before="0" w:after="0"/>
-            </w:pPr>
-            <w:r/>
-            <w:r>
-              <w:rPr>
-                <w:rFonts w:ascii="Calibri" w:hAnsi="Calibri" w:eastAsia="Heiti TC"/>
-                <w:b w:val="0"/>
-                <w:color w:val="111827"/>
-                <w:sz w:val="16"/>
-              </w:rPr>
-              <w:t>宏观通胀传导</w:t>
-            </w:r>
-          </w:p>
-        </w:tc>
-        <w:tc>
-          <w:tcPr>
-            <w:tcW w:type="dxa" w:w="900"/>
-            <w:vAlign w:val="center"/>
-          </w:tcPr>
-          <w:p>
-            <w:pPr>
-              <w:spacing w:before="0" w:after="0"/>
-              <w:jc w:val="center"/>
-            </w:pPr>
-            <w:r/>
-            <w:r>
-              <w:rPr>
-                <w:rFonts w:ascii="Calibri" w:hAnsi="Calibri" w:eastAsia="Heiti TC"/>
-                <w:b/>
-                <w:color w:val="111827"/>
-                <w:sz w:val="17"/>
-              </w:rPr>
-              <w:t>40.6</w:t>
-            </w:r>
-          </w:p>
-        </w:tc>
-        <w:tc>
-          <w:tcPr>
-            <w:tcW w:type="dxa" w:w="1500"/>
-            <w:vAlign w:val="center"/>
-          </w:tcPr>
-          <w:p>
-            <w:pPr>
-              <w:spacing w:before="0" w:after="0"/>
-              <w:jc w:val="center"/>
-            </w:pPr>
-            <w:r/>
-            <w:r>
-              <w:rPr>
-                <w:rFonts w:ascii="Calibri" w:hAnsi="Calibri" w:eastAsia="Heiti TC"/>
-                <w:b w:val="0"/>
-                <w:color w:val="111827"/>
-                <w:sz w:val="16"/>
-              </w:rPr>
-              <w:t>风险 1</w:t>
-            </w:r>
-          </w:p>
-        </w:tc>
-      </w:tr>
-      <w:tr>
-        <w:tc>
-          <w:tcPr>
-            <w:tcW w:type="dxa" w:w="3720"/>
-            <w:vAlign w:val="center"/>
-          </w:tcPr>
-          <w:p>
-            <w:pPr>
-              <w:spacing w:before="0" w:after="0"/>
-            </w:pPr>
-            <w:r/>
-            <w:r>
-              <w:rPr>
-                <w:rFonts w:ascii="Calibri" w:hAnsi="Calibri" w:eastAsia="Heiti TC"/>
-                <w:b w:val="0"/>
-                <w:color w:val="111827"/>
-                <w:sz w:val="17"/>
-              </w:rPr>
-              <w:t>research discussion Session Brief</w:t>
-            </w:r>
-          </w:p>
-        </w:tc>
-        <w:tc>
-          <w:tcPr>
-            <w:tcW w:type="dxa" w:w="1560"/>
-            <w:vAlign w:val="center"/>
-          </w:tcPr>
-          <w:p>
-            <w:pPr>
-              <w:spacing w:before="0" w:after="0"/>
-            </w:pPr>
-            <w:r/>
-            <w:r>
-              <w:rPr>
-                <w:rFonts w:ascii="Calibri" w:hAnsi="Calibri" w:eastAsia="Heiti TC"/>
-                <w:b w:val="0"/>
-                <w:color w:val="111827"/>
-                <w:sz w:val="16"/>
-              </w:rPr>
-              <w:t>未识别</w:t>
-            </w:r>
-          </w:p>
-        </w:tc>
-        <w:tc>
-          <w:tcPr>
-            <w:tcW w:type="dxa" w:w="1680"/>
-            <w:vAlign w:val="center"/>
-          </w:tcPr>
-          <w:p>
-            <w:pPr>
-              <w:spacing w:before="0" w:after="0"/>
-            </w:pPr>
-            <w:r/>
-            <w:r>
-              <w:rPr>
-                <w:rFonts w:ascii="Calibri" w:hAnsi="Calibri" w:eastAsia="Heiti TC"/>
-                <w:b w:val="0"/>
-                <w:color w:val="111827"/>
-                <w:sz w:val="16"/>
-              </w:rPr>
-              <w:t>AI 基础设施</w:t>
-            </w:r>
-          </w:p>
-        </w:tc>
-        <w:tc>
-          <w:tcPr>
-            <w:tcW w:type="dxa" w:w="900"/>
-            <w:vAlign w:val="center"/>
-          </w:tcPr>
-          <w:p>
-            <w:pPr>
-              <w:spacing w:before="0" w:after="0"/>
-              <w:jc w:val="center"/>
-            </w:pPr>
-            <w:r/>
-            <w:r>
-              <w:rPr>
-                <w:rFonts w:ascii="Calibri" w:hAnsi="Calibri" w:eastAsia="Heiti TC"/>
-                <w:b/>
-                <w:color w:val="111827"/>
-                <w:sz w:val="17"/>
-              </w:rPr>
-              <w:t>39.8</w:t>
-            </w:r>
-          </w:p>
-        </w:tc>
-        <w:tc>
-          <w:tcPr>
-            <w:tcW w:type="dxa" w:w="1500"/>
-            <w:vAlign w:val="center"/>
-          </w:tcPr>
-          <w:p>
-            <w:pPr>
-              <w:spacing w:before="0" w:after="0"/>
-              <w:jc w:val="center"/>
-            </w:pPr>
-            <w:r/>
-            <w:r>
-              <w:rPr>
-                <w:rFonts w:ascii="Calibri" w:hAnsi="Calibri" w:eastAsia="Heiti TC"/>
-                <w:b w:val="0"/>
-                <w:color w:val="111827"/>
-                <w:sz w:val="16"/>
-              </w:rPr>
-              <w:t>风险 1</w:t>
-            </w:r>
-          </w:p>
-        </w:tc>
-      </w:tr>
-      <w:tr>
-        <w:tc>
-          <w:tcPr>
-            <w:tcW w:type="dxa" w:w="3720"/>
-            <w:vAlign w:val="center"/>
-          </w:tcPr>
-          <w:p>
-            <w:pPr>
-              <w:spacing w:before="0" w:after="0"/>
-            </w:pPr>
-            <w:r/>
-            <w:r>
-              <w:rPr>
-                <w:rFonts w:ascii="Calibri" w:hAnsi="Calibri" w:eastAsia="Heiti TC"/>
-                <w:b w:val="0"/>
-                <w:color w:val="111827"/>
-                <w:sz w:val="17"/>
-              </w:rPr>
-              <w:t>研究记录02 多资产配置压力测试 - 2026-08-09</w:t>
-            </w:r>
-          </w:p>
-        </w:tc>
-        <w:tc>
-          <w:tcPr>
-            <w:tcW w:type="dxa" w:w="1560"/>
-            <w:vAlign w:val="center"/>
-          </w:tcPr>
-          <w:p>
-            <w:pPr>
-              <w:spacing w:before="0" w:after="0"/>
-            </w:pPr>
-            <w:r/>
-            <w:r>
-              <w:rPr>
-                <w:rFonts w:ascii="Calibri" w:hAnsi="Calibri" w:eastAsia="Heiti TC"/>
-                <w:b w:val="0"/>
-                <w:color w:val="111827"/>
-                <w:sz w:val="16"/>
-              </w:rPr>
-              <w:t>未识别</w:t>
-            </w:r>
-          </w:p>
-        </w:tc>
-        <w:tc>
-          <w:tcPr>
-            <w:tcW w:type="dxa" w:w="1680"/>
-            <w:vAlign w:val="center"/>
-          </w:tcPr>
-          <w:p>
-            <w:pPr>
-              <w:spacing w:before="0" w:after="0"/>
-            </w:pPr>
-            <w:r/>
-            <w:r>
-              <w:rPr>
-                <w:rFonts w:ascii="Calibri" w:hAnsi="Calibri" w:eastAsia="Heiti TC"/>
-                <w:b w:val="0"/>
-                <w:color w:val="111827"/>
-                <w:sz w:val="16"/>
-              </w:rPr>
-              <w:t>AI 基础设施</w:t>
-            </w:r>
-          </w:p>
-        </w:tc>
-        <w:tc>
-          <w:tcPr>
-            <w:tcW w:type="dxa" w:w="900"/>
-            <w:vAlign w:val="center"/>
-          </w:tcPr>
-          <w:p>
-            <w:pPr>
-              <w:spacing w:before="0" w:after="0"/>
-              <w:jc w:val="center"/>
-            </w:pPr>
-            <w:r/>
-            <w:r>
-              <w:rPr>
-                <w:rFonts w:ascii="Calibri" w:hAnsi="Calibri" w:eastAsia="Heiti TC"/>
-                <w:b/>
-                <w:color w:val="111827"/>
-                <w:sz w:val="17"/>
-              </w:rPr>
-              <w:t>39.7</w:t>
-            </w:r>
-          </w:p>
-        </w:tc>
-        <w:tc>
-          <w:tcPr>
-            <w:tcW w:type="dxa" w:w="1500"/>
-            <w:vAlign w:val="center"/>
-          </w:tcPr>
-          <w:p>
-            <w:pPr>
-              <w:spacing w:before="0" w:after="0"/>
-              <w:jc w:val="center"/>
-            </w:pPr>
-            <w:r/>
-            <w:r>
-              <w:rPr>
-                <w:rFonts w:ascii="Calibri" w:hAnsi="Calibri" w:eastAsia="Heiti TC"/>
-                <w:b w:val="0"/>
-                <w:color w:val="111827"/>
-                <w:sz w:val="16"/>
-              </w:rPr>
-              <w:t>风险 2</w:t>
-            </w:r>
-          </w:p>
-        </w:tc>
-      </w:tr>
-      <w:tr>
-        <w:tc>
-          <w:tcPr>
-            <w:tcW w:type="dxa" w:w="3720"/>
-            <w:vAlign w:val="center"/>
-          </w:tcPr>
-          <w:p>
-            <w:pPr>
-              <w:spacing w:before="0" w:after="0"/>
-            </w:pPr>
-            <w:r/>
-            <w:r>
-              <w:rPr>
-                <w:rFonts w:ascii="Calibri" w:hAnsi="Calibri" w:eastAsia="Heiti TC"/>
-                <w:b w:val="0"/>
-                <w:color w:val="111827"/>
-                <w:sz w:val="17"/>
-              </w:rPr>
-              <w:t>QA 复核：美国宏观与权益市场周报</w:t>
-            </w:r>
-          </w:p>
-        </w:tc>
-        <w:tc>
-          <w:tcPr>
-            <w:tcW w:type="dxa" w:w="1560"/>
-            <w:vAlign w:val="center"/>
-          </w:tcPr>
-          <w:p>
-            <w:pPr>
-              <w:spacing w:before="0" w:after="0"/>
-            </w:pPr>
-            <w:r/>
-            <w:r>
-              <w:rPr>
-                <w:rFonts w:ascii="Calibri" w:hAnsi="Calibri" w:eastAsia="Heiti TC"/>
-                <w:b w:val="0"/>
-                <w:color w:val="111827"/>
-                <w:sz w:val="16"/>
-              </w:rPr>
-              <w:t>未识别</w:t>
-            </w:r>
-          </w:p>
-        </w:tc>
-        <w:tc>
-          <w:tcPr>
-            <w:tcW w:type="dxa" w:w="1680"/>
-            <w:vAlign w:val="center"/>
-          </w:tcPr>
-          <w:p>
-            <w:pPr>
-              <w:spacing w:before="0" w:after="0"/>
-            </w:pPr>
-            <w:r/>
-            <w:r>
-              <w:rPr>
-                <w:rFonts w:ascii="Calibri" w:hAnsi="Calibri" w:eastAsia="Heiti TC"/>
-                <w:b w:val="0"/>
-                <w:color w:val="111827"/>
-                <w:sz w:val="16"/>
-              </w:rPr>
-              <w:t>宏观通胀传导</w:t>
-            </w:r>
-          </w:p>
-        </w:tc>
-        <w:tc>
-          <w:tcPr>
-            <w:tcW w:type="dxa" w:w="900"/>
-            <w:vAlign w:val="center"/>
-          </w:tcPr>
-          <w:p>
-            <w:pPr>
-              <w:spacing w:before="0" w:after="0"/>
-              <w:jc w:val="center"/>
-            </w:pPr>
-            <w:r/>
-            <w:r>
-              <w:rPr>
-                <w:rFonts w:ascii="Calibri" w:hAnsi="Calibri" w:eastAsia="Heiti TC"/>
-                <w:b/>
-                <w:color w:val="111827"/>
-                <w:sz w:val="17"/>
-              </w:rPr>
-              <w:t>39.6</w:t>
-            </w:r>
-          </w:p>
-        </w:tc>
-        <w:tc>
-          <w:tcPr>
-            <w:tcW w:type="dxa" w:w="1500"/>
-            <w:vAlign w:val="center"/>
-          </w:tcPr>
-          <w:p>
-            <w:pPr>
-              <w:spacing w:before="0" w:after="0"/>
-              <w:jc w:val="center"/>
-            </w:pPr>
-            <w:r/>
-            <w:r>
-              <w:rPr>
-                <w:rFonts w:ascii="Calibri" w:hAnsi="Calibri" w:eastAsia="Heiti TC"/>
-                <w:b w:val="0"/>
-                <w:color w:val="111827"/>
-                <w:sz w:val="16"/>
-              </w:rPr>
-              <w:t>常规</w:t>
-            </w:r>
-          </w:p>
-        </w:tc>
-      </w:tr>
-      <w:tr>
-        <w:tc>
-          <w:tcPr>
-            <w:tcW w:type="dxa" w:w="3720"/>
-            <w:vAlign w:val="center"/>
-          </w:tcPr>
-          <w:p>
-            <w:pPr>
-              <w:spacing w:before="0" w:after="0"/>
-            </w:pPr>
-            <w:r/>
-            <w:r>
-              <w:rPr>
-                <w:rFonts w:ascii="Calibri" w:hAnsi="Calibri" w:eastAsia="Heiti TC"/>
-                <w:b w:val="0"/>
-                <w:color w:val="111827"/>
-                <w:sz w:val="17"/>
-              </w:rPr>
-              <w:t>鹰派美联储维持利率下的银行/保险红利可持续性</w:t>
-            </w:r>
-          </w:p>
-        </w:tc>
-        <w:tc>
-          <w:tcPr>
-            <w:tcW w:type="dxa" w:w="1560"/>
-            <w:vAlign w:val="center"/>
-          </w:tcPr>
-          <w:p>
-            <w:pPr>
-              <w:spacing w:before="0" w:after="0"/>
-            </w:pPr>
-            <w:r/>
-            <w:r>
-              <w:rPr>
-                <w:rFonts w:ascii="Calibri" w:hAnsi="Calibri" w:eastAsia="Heiti TC"/>
-                <w:b w:val="0"/>
-                <w:color w:val="111827"/>
-                <w:sz w:val="16"/>
-              </w:rPr>
-              <w:t>未识别</w:t>
-            </w:r>
-          </w:p>
-        </w:tc>
-        <w:tc>
-          <w:tcPr>
-            <w:tcW w:type="dxa" w:w="1680"/>
-            <w:vAlign w:val="center"/>
-          </w:tcPr>
-          <w:p>
-            <w:pPr>
-              <w:spacing w:before="0" w:after="0"/>
-            </w:pPr>
-            <w:r/>
-            <w:r>
-              <w:rPr>
-                <w:rFonts w:ascii="Calibri" w:hAnsi="Calibri" w:eastAsia="Heiti TC"/>
-                <w:b w:val="0"/>
-                <w:color w:val="111827"/>
-                <w:sz w:val="16"/>
-              </w:rPr>
-              <w:t>宏观通胀传导</w:t>
-            </w:r>
-          </w:p>
-        </w:tc>
-        <w:tc>
-          <w:tcPr>
-            <w:tcW w:type="dxa" w:w="900"/>
-            <w:vAlign w:val="center"/>
-          </w:tcPr>
-          <w:p>
-            <w:pPr>
-              <w:spacing w:before="0" w:after="0"/>
-              <w:jc w:val="center"/>
-            </w:pPr>
-            <w:r/>
-            <w:r>
-              <w:rPr>
-                <w:rFonts w:ascii="Calibri" w:hAnsi="Calibri" w:eastAsia="Heiti TC"/>
-                <w:b/>
-                <w:color w:val="111827"/>
-                <w:sz w:val="17"/>
-              </w:rPr>
-              <w:t>38.8</w:t>
-            </w:r>
-          </w:p>
-        </w:tc>
-        <w:tc>
-          <w:tcPr>
-            <w:tcW w:type="dxa" w:w="1500"/>
-            <w:vAlign w:val="center"/>
-          </w:tcPr>
-          <w:p>
-            <w:pPr>
-              <w:spacing w:before="0" w:after="0"/>
-              <w:jc w:val="center"/>
-            </w:pPr>
-            <w:r/>
-            <w:r>
-              <w:rPr>
-                <w:rFonts w:ascii="Calibri" w:hAnsi="Calibri" w:eastAsia="Heiti TC"/>
-                <w:b w:val="0"/>
-                <w:color w:val="111827"/>
-                <w:sz w:val="16"/>
-              </w:rPr>
-              <w:t>风险 1</w:t>
-            </w:r>
-          </w:p>
-        </w:tc>
-      </w:tr>
-      <w:tr>
-        <w:tc>
-          <w:tcPr>
-            <w:tcW w:type="dxa" w:w="3720"/>
-            <w:vAlign w:val="center"/>
-          </w:tcPr>
-          <w:p>
-            <w:pPr>
-              <w:spacing w:before="0" w:after="0"/>
-            </w:pPr>
-            <w:r/>
-            <w:r>
-              <w:rPr>
-                <w:rFonts w:ascii="Calibri" w:hAnsi="Calibri" w:eastAsia="Heiti TC"/>
-                <w:b w:val="0"/>
-                <w:color w:val="111827"/>
-                <w:sz w:val="17"/>
-              </w:rPr>
-              <w:t>美联储9月维持鹰派指引情形下的A股板块与风格配置</w:t>
-            </w:r>
-          </w:p>
-        </w:tc>
-        <w:tc>
-          <w:tcPr>
-            <w:tcW w:type="dxa" w:w="1560"/>
-            <w:vAlign w:val="center"/>
-          </w:tcPr>
-          <w:p>
-            <w:pPr>
-              <w:spacing w:before="0" w:after="0"/>
-            </w:pPr>
-            <w:r/>
-            <w:r>
-              <w:rPr>
-                <w:rFonts w:ascii="Calibri" w:hAnsi="Calibri" w:eastAsia="Heiti TC"/>
-                <w:b w:val="0"/>
-                <w:color w:val="111827"/>
-                <w:sz w:val="16"/>
-              </w:rPr>
-              <w:t>未识别</w:t>
-            </w:r>
-          </w:p>
-        </w:tc>
-        <w:tc>
-          <w:tcPr>
-            <w:tcW w:type="dxa" w:w="1680"/>
-            <w:vAlign w:val="center"/>
-          </w:tcPr>
-          <w:p>
-            <w:pPr>
-              <w:spacing w:before="0" w:after="0"/>
-            </w:pPr>
-            <w:r/>
-            <w:r>
-              <w:rPr>
-                <w:rFonts w:ascii="Calibri" w:hAnsi="Calibri" w:eastAsia="Heiti TC"/>
-                <w:b w:val="0"/>
-                <w:color w:val="111827"/>
-                <w:sz w:val="16"/>
-              </w:rPr>
-              <w:t>宏观通胀传导</w:t>
-            </w:r>
-          </w:p>
-        </w:tc>
-        <w:tc>
-          <w:tcPr>
-            <w:tcW w:type="dxa" w:w="900"/>
-            <w:vAlign w:val="center"/>
-          </w:tcPr>
-          <w:p>
-            <w:pPr>
-              <w:spacing w:before="0" w:after="0"/>
-              <w:jc w:val="center"/>
-            </w:pPr>
-            <w:r/>
-            <w:r>
-              <w:rPr>
-                <w:rFonts w:ascii="Calibri" w:hAnsi="Calibri" w:eastAsia="Heiti TC"/>
-                <w:b/>
-                <w:color w:val="111827"/>
-                <w:sz w:val="17"/>
-              </w:rPr>
-              <w:t>38.7</w:t>
-            </w:r>
-          </w:p>
-        </w:tc>
-        <w:tc>
-          <w:tcPr>
-            <w:tcW w:type="dxa" w:w="1500"/>
-            <w:vAlign w:val="center"/>
-          </w:tcPr>
-          <w:p>
-            <w:pPr>
-              <w:spacing w:before="0" w:after="0"/>
-              <w:jc w:val="center"/>
-            </w:pPr>
-            <w:r/>
-            <w:r>
-              <w:rPr>
-                <w:rFonts w:ascii="Calibri" w:hAnsi="Calibri" w:eastAsia="Heiti TC"/>
-                <w:b w:val="0"/>
-                <w:color w:val="111827"/>
-                <w:sz w:val="16"/>
-              </w:rPr>
-              <w:t>常规</w:t>
-            </w:r>
-          </w:p>
-        </w:tc>
-      </w:tr>
-      <w:tr>
-        <w:tc>
-          <w:tcPr>
-            <w:tcW w:type="dxa" w:w="3720"/>
-            <w:vAlign w:val="center"/>
-          </w:tcPr>
-          <w:p>
-            <w:pPr>
-              <w:spacing w:before="0" w:after="0"/>
-            </w:pPr>
-            <w:r/>
-            <w:r>
-              <w:rPr>
-                <w:rFonts w:ascii="Calibri" w:hAnsi="Calibri" w:eastAsia="Heiti TC"/>
-                <w:b w:val="0"/>
-                <w:color w:val="111827"/>
-                <w:sz w:val="17"/>
-              </w:rPr>
-              <w:t>研究记录 — PPI转正是否削弱了央行持续定向宽松的论证前提？</w:t>
-            </w:r>
-          </w:p>
-        </w:tc>
-        <w:tc>
-          <w:tcPr>
-            <w:tcW w:type="dxa" w:w="1560"/>
-            <w:vAlign w:val="center"/>
-          </w:tcPr>
-          <w:p>
-            <w:pPr>
-              <w:spacing w:before="0" w:after="0"/>
-            </w:pPr>
-            <w:r/>
-            <w:r>
-              <w:rPr>
-                <w:rFonts w:ascii="Calibri" w:hAnsi="Calibri" w:eastAsia="Heiti TC"/>
-                <w:b w:val="0"/>
-                <w:color w:val="111827"/>
-                <w:sz w:val="16"/>
-              </w:rPr>
-              <w:t>未识别</w:t>
-            </w:r>
-          </w:p>
-        </w:tc>
-        <w:tc>
-          <w:tcPr>
-            <w:tcW w:type="dxa" w:w="1680"/>
-            <w:vAlign w:val="center"/>
-          </w:tcPr>
-          <w:p>
-            <w:pPr>
-              <w:spacing w:before="0" w:after="0"/>
-            </w:pPr>
-            <w:r/>
-            <w:r>
-              <w:rPr>
-                <w:rFonts w:ascii="Calibri" w:hAnsi="Calibri" w:eastAsia="Heiti TC"/>
-                <w:b w:val="0"/>
-                <w:color w:val="111827"/>
-                <w:sz w:val="16"/>
-              </w:rPr>
-              <w:t>宏观通胀传导</w:t>
-            </w:r>
-          </w:p>
-        </w:tc>
-        <w:tc>
-          <w:tcPr>
-            <w:tcW w:type="dxa" w:w="900"/>
-            <w:vAlign w:val="center"/>
-          </w:tcPr>
-          <w:p>
-            <w:pPr>
-              <w:spacing w:before="0" w:after="0"/>
-              <w:jc w:val="center"/>
-            </w:pPr>
-            <w:r/>
-            <w:r>
-              <w:rPr>
-                <w:rFonts w:ascii="Calibri" w:hAnsi="Calibri" w:eastAsia="Heiti TC"/>
-                <w:b/>
-                <w:color w:val="111827"/>
-                <w:sz w:val="17"/>
-              </w:rPr>
-              <w:t>38.4</w:t>
-            </w:r>
-          </w:p>
-        </w:tc>
-        <w:tc>
-          <w:tcPr>
-            <w:tcW w:type="dxa" w:w="1500"/>
-            <w:vAlign w:val="center"/>
-          </w:tcPr>
-          <w:p>
-            <w:pPr>
-              <w:spacing w:before="0" w:after="0"/>
-              <w:jc w:val="center"/>
-            </w:pPr>
-            <w:r/>
-            <w:r>
-              <w:rPr>
-                <w:rFonts w:ascii="Calibri" w:hAnsi="Calibri" w:eastAsia="Heiti TC"/>
-                <w:b w:val="0"/>
-                <w:color w:val="111827"/>
-                <w:sz w:val="16"/>
-              </w:rPr>
-              <w:t>风险 1</w:t>
-            </w:r>
-          </w:p>
-        </w:tc>
-      </w:tr>
-      <w:tr>
-        <w:tc>
-          <w:tcPr>
-            <w:tcW w:type="dxa" w:w="3720"/>
-            <w:vAlign w:val="center"/>
-          </w:tcPr>
-          <w:p>
-            <w:pPr>
-              <w:spacing w:before="0" w:after="0"/>
-            </w:pPr>
-            <w:r/>
-            <w:r>
-              <w:rPr>
-                <w:rFonts w:ascii="Calibri" w:hAnsi="Calibri" w:eastAsia="Heiti TC"/>
-                <w:b w:val="0"/>
-                <w:color w:val="111827"/>
-                <w:sz w:val="17"/>
-              </w:rPr>
-              <w:t>汇率防御与国内流动性投放的政策工具冲突压力测试</w:t>
-            </w:r>
-          </w:p>
-        </w:tc>
-        <w:tc>
-          <w:tcPr>
-            <w:tcW w:type="dxa" w:w="1560"/>
-            <w:vAlign w:val="center"/>
-          </w:tcPr>
-          <w:p>
-            <w:pPr>
-              <w:spacing w:before="0" w:after="0"/>
-            </w:pPr>
-            <w:r/>
-            <w:r>
-              <w:rPr>
-                <w:rFonts w:ascii="Calibri" w:hAnsi="Calibri" w:eastAsia="Heiti TC"/>
-                <w:b w:val="0"/>
-                <w:color w:val="111827"/>
-                <w:sz w:val="16"/>
-              </w:rPr>
-              <w:t>未识别</w:t>
-            </w:r>
-          </w:p>
-        </w:tc>
-        <w:tc>
-          <w:tcPr>
-            <w:tcW w:type="dxa" w:w="1680"/>
-            <w:vAlign w:val="center"/>
-          </w:tcPr>
-          <w:p>
-            <w:pPr>
-              <w:spacing w:before="0" w:after="0"/>
-            </w:pPr>
-            <w:r/>
-            <w:r>
-              <w:rPr>
-                <w:rFonts w:ascii="Calibri" w:hAnsi="Calibri" w:eastAsia="Heiti TC"/>
-                <w:b w:val="0"/>
-                <w:color w:val="111827"/>
-                <w:sz w:val="16"/>
-              </w:rPr>
-              <w:t>AI 基础设施</w:t>
-            </w:r>
-          </w:p>
-        </w:tc>
-        <w:tc>
-          <w:tcPr>
-            <w:tcW w:type="dxa" w:w="900"/>
-            <w:vAlign w:val="center"/>
-          </w:tcPr>
-          <w:p>
-            <w:pPr>
-              <w:spacing w:before="0" w:after="0"/>
-              <w:jc w:val="center"/>
-            </w:pPr>
-            <w:r/>
-            <w:r>
-              <w:rPr>
-                <w:rFonts w:ascii="Calibri" w:hAnsi="Calibri" w:eastAsia="Heiti TC"/>
-                <w:b/>
-                <w:color w:val="111827"/>
-                <w:sz w:val="17"/>
-              </w:rPr>
-              <w:t>38.3</w:t>
-            </w:r>
-          </w:p>
-        </w:tc>
-        <w:tc>
-          <w:tcPr>
-            <w:tcW w:type="dxa" w:w="1500"/>
-            <w:vAlign w:val="center"/>
-          </w:tcPr>
-          <w:p>
-            <w:pPr>
-              <w:spacing w:before="0" w:after="0"/>
-              <w:jc w:val="center"/>
-            </w:pPr>
-            <w:r/>
-            <w:r>
-              <w:rPr>
-                <w:rFonts w:ascii="Calibri" w:hAnsi="Calibri" w:eastAsia="Heiti TC"/>
-                <w:b w:val="0"/>
-                <w:color w:val="111827"/>
-                <w:sz w:val="16"/>
-              </w:rPr>
-              <w:t>风险 2</w:t>
-            </w:r>
-          </w:p>
-        </w:tc>
-      </w:tr>
-      <w:tr>
-        <w:tc>
-          <w:tcPr>
-            <w:tcW w:type="dxa" w:w="3720"/>
-            <w:vAlign w:val="center"/>
-          </w:tcPr>
-          <w:p>
-            <w:pPr>
-              <w:spacing w:before="0" w:after="0"/>
-            </w:pPr>
-            <w:r/>
-            <w:r>
-              <w:rPr>
-                <w:rFonts w:ascii="Calibri" w:hAnsi="Calibri" w:eastAsia="Heiti TC"/>
-                <w:b w:val="0"/>
-                <w:color w:val="111827"/>
-                <w:sz w:val="17"/>
-              </w:rPr>
-              <w:t>prior research notes— A股行业宽度能否支持"外需/先进制造 vs 内需滞后"的杠铃结构？</w:t>
-            </w:r>
-          </w:p>
-        </w:tc>
-        <w:tc>
-          <w:tcPr>
-            <w:tcW w:type="dxa" w:w="1560"/>
-            <w:vAlign w:val="center"/>
-          </w:tcPr>
-          <w:p>
-            <w:pPr>
-              <w:spacing w:before="0" w:after="0"/>
-            </w:pPr>
-            <w:r/>
-            <w:r>
-              <w:rPr>
-                <w:rFonts w:ascii="Calibri" w:hAnsi="Calibri" w:eastAsia="Heiti TC"/>
-                <w:b w:val="0"/>
-                <w:color w:val="111827"/>
-                <w:sz w:val="16"/>
-              </w:rPr>
-              <w:t>未识别</w:t>
-            </w:r>
-          </w:p>
-        </w:tc>
-        <w:tc>
-          <w:tcPr>
-            <w:tcW w:type="dxa" w:w="1680"/>
-            <w:vAlign w:val="center"/>
-          </w:tcPr>
-          <w:p>
-            <w:pPr>
-              <w:spacing w:before="0" w:after="0"/>
-            </w:pPr>
-            <w:r/>
-            <w:r>
-              <w:rPr>
-                <w:rFonts w:ascii="Calibri" w:hAnsi="Calibri" w:eastAsia="Heiti TC"/>
-                <w:b w:val="0"/>
-                <w:color w:val="111827"/>
-                <w:sz w:val="16"/>
-              </w:rPr>
-              <w:t>宏观通胀传导</w:t>
-            </w:r>
-          </w:p>
-        </w:tc>
-        <w:tc>
-          <w:tcPr>
-            <w:tcW w:type="dxa" w:w="900"/>
-            <w:vAlign w:val="center"/>
-          </w:tcPr>
-          <w:p>
-            <w:pPr>
-              <w:spacing w:before="0" w:after="0"/>
-              <w:jc w:val="center"/>
-            </w:pPr>
-            <w:r/>
-            <w:r>
-              <w:rPr>
-                <w:rFonts w:ascii="Calibri" w:hAnsi="Calibri" w:eastAsia="Heiti TC"/>
-                <w:b/>
-                <w:color w:val="111827"/>
-                <w:sz w:val="17"/>
-              </w:rPr>
-              <w:t>38.2</w:t>
-            </w:r>
-          </w:p>
-        </w:tc>
-        <w:tc>
-          <w:tcPr>
-            <w:tcW w:type="dxa" w:w="1500"/>
-            <w:vAlign w:val="center"/>
-          </w:tcPr>
-          <w:p>
-            <w:pPr>
-              <w:spacing w:before="0" w:after="0"/>
-              <w:jc w:val="center"/>
-            </w:pPr>
-            <w:r/>
-            <w:r>
-              <w:rPr>
-                <w:rFonts w:ascii="Calibri" w:hAnsi="Calibri" w:eastAsia="Heiti TC"/>
-                <w:b w:val="0"/>
-                <w:color w:val="111827"/>
-                <w:sz w:val="16"/>
-              </w:rPr>
-              <w:t>风险 1</w:t>
-            </w:r>
-          </w:p>
-        </w:tc>
-      </w:tr>
-      <w:tr>
-        <w:tc>
-          <w:tcPr>
-            <w:tcW w:type="dxa" w:w="3720"/>
-            <w:vAlign w:val="center"/>
-          </w:tcPr>
-          <w:p>
-            <w:pPr>
-              <w:spacing w:before="0" w:after="0"/>
-            </w:pPr>
-            <w:r/>
-            <w:r>
-              <w:rPr>
-                <w:rFonts w:ascii="Calibri" w:hAnsi="Calibri" w:eastAsia="Heiti TC"/>
-                <w:b w:val="0"/>
-                <w:color w:val="111827"/>
-                <w:sz w:val="17"/>
-              </w:rPr>
-              <w:t>前端资金冲击下的同业存单发行与久期配置压力测试</w:t>
-            </w:r>
-          </w:p>
-        </w:tc>
-        <w:tc>
-          <w:tcPr>
-            <w:tcW w:type="dxa" w:w="1560"/>
-            <w:vAlign w:val="center"/>
-          </w:tcPr>
-          <w:p>
-            <w:pPr>
-              <w:spacing w:before="0" w:after="0"/>
-            </w:pPr>
-            <w:r/>
-            <w:r>
-              <w:rPr>
-                <w:rFonts w:ascii="Calibri" w:hAnsi="Calibri" w:eastAsia="Heiti TC"/>
-                <w:b w:val="0"/>
-                <w:color w:val="111827"/>
-                <w:sz w:val="16"/>
-              </w:rPr>
-              <w:t>未识别</w:t>
-            </w:r>
-          </w:p>
-        </w:tc>
-        <w:tc>
-          <w:tcPr>
-            <w:tcW w:type="dxa" w:w="1680"/>
-            <w:vAlign w:val="center"/>
-          </w:tcPr>
-          <w:p>
-            <w:pPr>
-              <w:spacing w:before="0" w:after="0"/>
-            </w:pPr>
-            <w:r/>
-            <w:r>
-              <w:rPr>
-                <w:rFonts w:ascii="Calibri" w:hAnsi="Calibri" w:eastAsia="Heiti TC"/>
-                <w:b w:val="0"/>
-                <w:color w:val="111827"/>
-                <w:sz w:val="16"/>
-              </w:rPr>
-              <w:t>AI 基础设施</w:t>
-            </w:r>
-          </w:p>
-        </w:tc>
-        <w:tc>
-          <w:tcPr>
-            <w:tcW w:type="dxa" w:w="900"/>
-            <w:vAlign w:val="center"/>
-          </w:tcPr>
-          <w:p>
-            <w:pPr>
-              <w:spacing w:before="0" w:after="0"/>
-              <w:jc w:val="center"/>
-            </w:pPr>
-            <w:r/>
-            <w:r>
-              <w:rPr>
-                <w:rFonts w:ascii="Calibri" w:hAnsi="Calibri" w:eastAsia="Heiti TC"/>
-                <w:b/>
-                <w:color w:val="111827"/>
-                <w:sz w:val="17"/>
-              </w:rPr>
-              <w:t>38.1</w:t>
-            </w:r>
-          </w:p>
-        </w:tc>
-        <w:tc>
-          <w:tcPr>
-            <w:tcW w:type="dxa" w:w="1500"/>
-            <w:vAlign w:val="center"/>
-          </w:tcPr>
-          <w:p>
-            <w:pPr>
-              <w:spacing w:before="0" w:after="0"/>
-              <w:jc w:val="center"/>
-            </w:pPr>
-            <w:r/>
-            <w:r>
-              <w:rPr>
-                <w:rFonts w:ascii="Calibri" w:hAnsi="Calibri" w:eastAsia="Heiti TC"/>
-                <w:b w:val="0"/>
-                <w:color w:val="111827"/>
-                <w:sz w:val="16"/>
-              </w:rPr>
-              <w:t>风险 2</w:t>
+              <w:t>风险 3</w:t>
             </w:r>
           </w:p>
         </w:tc>
@@ -3382,7 +3382,7 @@
       </w:pPr>
       <w:r>
         <w:rPr>
-          <w:rFonts w:ascii="Calibri" w:hAnsi="Calibri" w:eastAsia="Heiti TC"/>
+          <w:rFonts w:ascii="Calibri" w:hAnsi="Calibri" w:eastAsia="Hiragino Sans GB"/>
           <w:b w:val="0"/>
           <w:i/>
           <w:color w:val="667085"/>
@@ -3412,7 +3412,7 @@
     </w:pPr>
     <w:r>
       <w:rPr>
-        <w:rFonts w:ascii="Calibri" w:hAnsi="Calibri" w:eastAsia="Heiti TC"/>
+        <w:rFonts w:ascii="Calibri" w:hAnsi="Calibri" w:eastAsia="Hiragino Sans GB"/>
         <w:color w:val="667085"/>
         <w:sz w:val="17"/>
       </w:rPr>
@@ -3431,7 +3431,7 @@
     <w:r/>
     <w:r>
       <w:rPr>
-        <w:rFonts w:ascii="Calibri" w:hAnsi="Calibri" w:eastAsia="Heiti TC"/>
+        <w:rFonts w:ascii="Calibri" w:hAnsi="Calibri" w:eastAsia="Hiragino Sans GB"/>
         <w:color w:val="667085"/>
         <w:sz w:val="18"/>
       </w:rPr>
@@ -3808,7 +3808,7 @@
       <w:spacing w:after="120" w:line="264" w:lineRule="auto"/>
     </w:pPr>
     <w:rPr>
-      <w:rFonts w:ascii="Calibri" w:hAnsi="Calibri" w:eastAsia="Heiti TC"/>
+      <w:rFonts w:ascii="Calibri" w:hAnsi="Calibri" w:eastAsia="Hiragino Sans GB"/>
       <w:b w:val="0"/>
       <w:color w:val="111827"/>
       <w:sz w:val="22"/>
@@ -3873,7 +3873,7 @@
       <w:outlineLvl w:val="0"/>
     </w:pPr>
     <w:rPr>
-      <w:rFonts w:asciiTheme="majorHAnsi" w:eastAsiaTheme="majorEastAsia" w:hAnsiTheme="majorHAnsi" w:cstheme="majorBidi" w:ascii="Calibri" w:hAnsi="Calibri" w:eastAsia="Heiti TC"/>
+      <w:rFonts w:asciiTheme="majorHAnsi" w:eastAsiaTheme="majorEastAsia" w:hAnsiTheme="majorHAnsi" w:cstheme="majorBidi" w:ascii="Calibri" w:hAnsi="Calibri" w:eastAsia="Hiragino Sans GB"/>
       <w:b/>
       <w:bCs/>
       <w:color w:val="2E74B5"/>
@@ -3897,7 +3897,7 @@
       <w:outlineLvl w:val="1"/>
     </w:pPr>
     <w:rPr>
-      <w:rFonts w:asciiTheme="majorHAnsi" w:eastAsiaTheme="majorEastAsia" w:hAnsiTheme="majorHAnsi" w:cstheme="majorBidi" w:ascii="Calibri" w:hAnsi="Calibri" w:eastAsia="Heiti TC"/>
+      <w:rFonts w:asciiTheme="majorHAnsi" w:eastAsiaTheme="majorEastAsia" w:hAnsiTheme="majorHAnsi" w:cstheme="majorBidi" w:ascii="Calibri" w:hAnsi="Calibri" w:eastAsia="Hiragino Sans GB"/>
       <w:b/>
       <w:bCs/>
       <w:color w:val="2E74B5"/>
@@ -3921,7 +3921,7 @@
       <w:outlineLvl w:val="2"/>
     </w:pPr>
     <w:rPr>
-      <w:rFonts w:asciiTheme="majorHAnsi" w:eastAsiaTheme="majorEastAsia" w:hAnsiTheme="majorHAnsi" w:cstheme="majorBidi" w:ascii="Calibri" w:hAnsi="Calibri" w:eastAsia="Heiti TC"/>
+      <w:rFonts w:asciiTheme="majorHAnsi" w:eastAsiaTheme="majorEastAsia" w:hAnsiTheme="majorHAnsi" w:cstheme="majorBidi" w:ascii="Calibri" w:hAnsi="Calibri" w:eastAsia="Hiragino Sans GB"/>
       <w:b/>
       <w:bCs/>
       <w:color w:val="1F4D78"/>
@@ -4163,7 +4163,7 @@
       <w:contextualSpacing/>
     </w:pPr>
     <w:rPr>
-      <w:rFonts w:asciiTheme="majorHAnsi" w:eastAsiaTheme="majorEastAsia" w:hAnsiTheme="majorHAnsi" w:cstheme="majorBidi" w:ascii="Calibri" w:hAnsi="Calibri" w:eastAsia="Heiti TC"/>
+      <w:rFonts w:asciiTheme="majorHAnsi" w:eastAsiaTheme="majorEastAsia" w:hAnsiTheme="majorHAnsi" w:cstheme="majorBidi" w:ascii="Calibri" w:hAnsi="Calibri" w:eastAsia="Hiragino Sans GB"/>
       <w:b/>
       <w:color w:val="0B2545"/>
       <w:spacing w:val="5"/>
@@ -4201,7 +4201,7 @@
       </w:numPr>
     </w:pPr>
     <w:rPr>
-      <w:rFonts w:asciiTheme="majorHAnsi" w:eastAsiaTheme="majorEastAsia" w:hAnsiTheme="majorHAnsi" w:cstheme="majorBidi" w:ascii="Calibri" w:hAnsi="Calibri" w:eastAsia="Heiti TC"/>
+      <w:rFonts w:asciiTheme="majorHAnsi" w:eastAsiaTheme="majorEastAsia" w:hAnsiTheme="majorHAnsi" w:cstheme="majorBidi" w:ascii="Calibri" w:hAnsi="Calibri" w:eastAsia="Hiragino Sans GB"/>
       <w:b w:val="0"/>
       <w:i/>
       <w:iCs/>

--- a/public/investor-downloads/daily-brief-latest.docx
+++ b/public/investor-downloads/daily-brief-latest.docx
@@ -8,7 +8,7 @@
       </w:pPr>
       <w:r>
         <w:rPr>
-          <w:rFonts w:ascii="Calibri" w:hAnsi="Calibri" w:eastAsia="Songti SC"/>
+          <w:rFonts w:ascii="Calibri" w:hAnsi="Calibri" w:eastAsia="Arial Unicode MS"/>
           <w:b/>
           <w:i w:val="0"/>
           <w:color w:val="285B9D"/>
@@ -24,7 +24,7 @@
       </w:pPr>
       <w:r>
         <w:rPr>
-          <w:rFonts w:ascii="Calibri" w:hAnsi="Calibri" w:eastAsia="Songti SC"/>
+          <w:rFonts w:ascii="Calibri" w:hAnsi="Calibri" w:eastAsia="Arial Unicode MS"/>
           <w:b w:val="0"/>
           <w:i w:val="0"/>
         </w:rPr>
@@ -38,11 +38,11 @@
       </w:pPr>
       <w:r>
         <w:rPr>
-          <w:rFonts w:ascii="Calibri" w:hAnsi="Calibri" w:eastAsia="Songti SC"/>
+          <w:rFonts w:ascii="Calibri" w:hAnsi="Calibri" w:eastAsia="Arial Unicode MS"/>
           <w:b w:val="0"/>
           <w:i w:val="0"/>
         </w:rPr>
-        <w:t>2026-08-18 · webpage screenshot DOCX edition</w:t>
+        <w:t>2026-08-19 · webpage screenshot DOCX edition</w:t>
       </w:r>
     </w:p>
     <w:p>
@@ -51,7 +51,7 @@
       </w:pPr>
       <w:r>
         <w:rPr>
-          <w:rFonts w:ascii="Calibri" w:hAnsi="Calibri" w:eastAsia="Songti SC"/>
+          <w:rFonts w:ascii="Calibri" w:hAnsi="Calibri" w:eastAsia="Arial Unicode MS"/>
           <w:b/>
           <w:i w:val="0"/>
           <w:color w:val="0B2545"/>
@@ -66,13 +66,13 @@
       </w:pPr>
       <w:r>
         <w:rPr>
-          <w:rFonts w:ascii="Calibri" w:hAnsi="Calibri" w:eastAsia="Songti SC"/>
+          <w:rFonts w:ascii="Calibri" w:hAnsi="Calibri" w:eastAsia="Arial Unicode MS"/>
           <w:b w:val="0"/>
           <w:i w:val="0"/>
           <w:color w:val="334155"/>
           <w:sz w:val="22"/>
         </w:rPr>
-        <w:t>2026-08-18 共纳入 1 篇中文研究结果，覆盖 0 位活跃分析师和 2 条主要行业链，较 2026-08-17 的主题变化可在右侧动量表中核对。简报优先呈现可被报告链接追溯的结论，而不是孤立摘要。</w:t>
+        <w:t>2026-08-19 共纳入 1 篇中文研究结果，覆盖 0 位活跃分析师和 1 条主要行业链，较 2026-08-18 的主题变化可在右侧动量表中核对。简报优先呈现可被报告链接追溯的结论，而不是孤立摘要。</w:t>
       </w:r>
     </w:p>
     <w:tbl>
@@ -101,7 +101,7 @@
             </w:pPr>
             <w:r>
               <w:rPr>
-                <w:rFonts w:ascii="Calibri" w:hAnsi="Calibri" w:eastAsia="Songti SC"/>
+                <w:rFonts w:ascii="Calibri" w:hAnsi="Calibri" w:eastAsia="Arial Unicode MS"/>
                 <w:b/>
                 <w:color w:val="667085"/>
                 <w:sz w:val="17"/>
@@ -111,7 +111,7 @@
             </w:r>
             <w:r>
               <w:rPr>
-                <w:rFonts w:ascii="Calibri" w:hAnsi="Calibri" w:eastAsia="Songti SC"/>
+                <w:rFonts w:ascii="Calibri" w:hAnsi="Calibri" w:eastAsia="Arial Unicode MS"/>
                 <w:b/>
                 <w:color w:val="285B9D"/>
                 <w:sz w:val="36"/>
@@ -132,7 +132,7 @@
             </w:pPr>
             <w:r>
               <w:rPr>
-                <w:rFonts w:ascii="Calibri" w:hAnsi="Calibri" w:eastAsia="Songti SC"/>
+                <w:rFonts w:ascii="Calibri" w:hAnsi="Calibri" w:eastAsia="Arial Unicode MS"/>
                 <w:b/>
                 <w:color w:val="667085"/>
                 <w:sz w:val="17"/>
@@ -142,7 +142,7 @@
             </w:r>
             <w:r>
               <w:rPr>
-                <w:rFonts w:ascii="Calibri" w:hAnsi="Calibri" w:eastAsia="Songti SC"/>
+                <w:rFonts w:ascii="Calibri" w:hAnsi="Calibri" w:eastAsia="Arial Unicode MS"/>
                 <w:b/>
                 <w:color w:val="237A5B"/>
                 <w:sz w:val="36"/>
@@ -163,7 +163,7 @@
             </w:pPr>
             <w:r>
               <w:rPr>
-                <w:rFonts w:ascii="Calibri" w:hAnsi="Calibri" w:eastAsia="Songti SC"/>
+                <w:rFonts w:ascii="Calibri" w:hAnsi="Calibri" w:eastAsia="Arial Unicode MS"/>
                 <w:b/>
                 <w:color w:val="667085"/>
                 <w:sz w:val="17"/>
@@ -173,12 +173,12 @@
             </w:r>
             <w:r>
               <w:rPr>
-                <w:rFonts w:ascii="Calibri" w:hAnsi="Calibri" w:eastAsia="Songti SC"/>
+                <w:rFonts w:ascii="Calibri" w:hAnsi="Calibri" w:eastAsia="Arial Unicode MS"/>
                 <w:b/>
                 <w:color w:val="A8731B"/>
                 <w:sz w:val="36"/>
               </w:rPr>
-              <w:t>2</w:t>
+              <w:t>1</w:t>
             </w:r>
           </w:p>
         </w:tc>
@@ -194,7 +194,7 @@
             </w:pPr>
             <w:r>
               <w:rPr>
-                <w:rFonts w:ascii="Calibri" w:hAnsi="Calibri" w:eastAsia="Songti SC"/>
+                <w:rFonts w:ascii="Calibri" w:hAnsi="Calibri" w:eastAsia="Arial Unicode MS"/>
                 <w:b/>
                 <w:color w:val="667085"/>
                 <w:sz w:val="17"/>
@@ -204,7 +204,7 @@
             </w:r>
             <w:r>
               <w:rPr>
-                <w:rFonts w:ascii="Calibri" w:hAnsi="Calibri" w:eastAsia="Songti SC"/>
+                <w:rFonts w:ascii="Calibri" w:hAnsi="Calibri" w:eastAsia="Arial Unicode MS"/>
                 <w:b/>
                 <w:color w:val="B43D49"/>
                 <w:sz w:val="36"/>
@@ -237,7 +237,7 @@
               <a:graphicData uri="http://schemas.openxmlformats.org/drawingml/2006/picture">
                 <pic:pic>
                   <pic:nvPicPr>
-                    <pic:cNvPr id="0" name="daily-brief-2026-08-18-web-summary.png"/>
+                    <pic:cNvPr id="0" name="daily-brief-2026-08-19-web-summary.png"/>
                     <pic:cNvPicPr/>
                   </pic:nvPicPr>
                   <pic:blipFill>
@@ -268,7 +268,7 @@
       </w:pPr>
       <w:r>
         <w:rPr>
-          <w:rFonts w:ascii="Calibri" w:hAnsi="Calibri" w:eastAsia="Songti SC"/>
+          <w:rFonts w:ascii="Calibri" w:hAnsi="Calibri" w:eastAsia="Arial Unicode MS"/>
           <w:b w:val="0"/>
           <w:i/>
           <w:color w:val="667085"/>
@@ -292,7 +292,7 @@
       </w:pPr>
       <w:r>
         <w:rPr>
-          <w:rFonts w:ascii="Calibri" w:hAnsi="Calibri" w:eastAsia="Songti SC"/>
+          <w:rFonts w:ascii="Calibri" w:hAnsi="Calibri" w:eastAsia="Arial Unicode MS"/>
           <w:b/>
           <w:color w:val="285B9D"/>
           <w:sz w:val="21"/>
@@ -304,9 +304,9 @@
           <w:rPr>
             <w:color w:val="285B9D"/>
             <w:u w:val="single"/>
-            <w:rFonts w:eastAsia="Songti SC" w:ascii="Calibri" w:hAnsi="Calibri"/>
+            <w:rFonts w:eastAsia="Arial Unicode MS" w:ascii="Calibri" w:hAnsi="Calibri"/>
           </w:rPr>
-          <w:t>SQM 近端催化剂 是今日最高权重结论，核心证据来自 未识别，关联 AI 基础设施。</w:t>
+          <w:t>research discussion Session Brief 是今日最高权重结论，核心证据来自 未识别，关联 宏观通胀传导。</w:t>
         </w:r>
       </w:hyperlink>
     </w:p>
@@ -317,7 +317,7 @@
       </w:pPr>
       <w:r>
         <w:rPr>
-          <w:rFonts w:ascii="Calibri" w:hAnsi="Calibri" w:eastAsia="Songti SC"/>
+          <w:rFonts w:ascii="Calibri" w:hAnsi="Calibri" w:eastAsia="Arial Unicode MS"/>
           <w:b/>
           <w:color w:val="285B9D"/>
           <w:sz w:val="21"/>
@@ -326,11 +326,11 @@
       </w:r>
       <w:r>
         <w:rPr>
-          <w:rFonts w:ascii="Calibri" w:hAnsi="Calibri" w:eastAsia="Songti SC"/>
+          <w:rFonts w:ascii="Calibri" w:hAnsi="Calibri" w:eastAsia="Arial Unicode MS"/>
           <w:color w:val="111827"/>
           <w:sz w:val="21"/>
         </w:rPr>
-        <w:t>通胀 今日 降温，当日计数 1，前一日计数 173。</w:t>
+        <w:t>能源 今日 升温，当日计数 1，前一日计数 0。</w:t>
       </w:r>
     </w:p>
     <w:p>
@@ -340,7 +340,7 @@
       </w:pPr>
       <w:r>
         <w:rPr>
-          <w:rFonts w:ascii="Calibri" w:hAnsi="Calibri" w:eastAsia="Songti SC"/>
+          <w:rFonts w:ascii="Calibri" w:hAnsi="Calibri" w:eastAsia="Arial Unicode MS"/>
           <w:b/>
           <w:color w:val="285B9D"/>
           <w:sz w:val="21"/>
@@ -352,9 +352,9 @@
           <w:rPr>
             <w:color w:val="285B9D"/>
             <w:u w:val="single"/>
-            <w:rFonts w:eastAsia="Songti SC" w:ascii="Calibri" w:hAnsi="Calibri"/>
+            <w:rFonts w:eastAsia="Arial Unicode MS" w:ascii="Calibri" w:hAnsi="Calibri"/>
           </w:rPr>
-          <w:t>风险矩阵最需要跟踪的是 宏观通胀传导：半导体瓶颈环节：订单与毛利率验证 (2026-08-12)。</w:t>
+          <w:t>风险矩阵最需要跟踪的是 AI 基础设施：prior research notes— AI 数据中心电力与电网设备瓶颈：2027 年 capex run-rate 能否被 powered-...。</w:t>
         </w:r>
       </w:hyperlink>
     </w:p>
@@ -365,7 +365,7 @@
       </w:pPr>
       <w:r>
         <w:rPr>
-          <w:rFonts w:ascii="Calibri" w:hAnsi="Calibri" w:eastAsia="Songti SC"/>
+          <w:rFonts w:ascii="Calibri" w:hAnsi="Calibri" w:eastAsia="Arial Unicode MS"/>
           <w:b/>
           <w:color w:val="285B9D"/>
           <w:sz w:val="21"/>
@@ -377,9 +377,9 @@
           <w:rPr>
             <w:color w:val="285B9D"/>
             <w:u w:val="single"/>
-            <w:rFonts w:eastAsia="Songti SC" w:ascii="Calibri" w:hAnsi="Calibri"/>
+            <w:rFonts w:eastAsia="Arial Unicode MS" w:ascii="Calibri" w:hAnsi="Calibri"/>
           </w:rPr>
-          <w:t>宏观通胀传导 今日 1 条、近七日 1588 条，风险信号 991 条。</w:t>
+          <w:t>宏观通胀传导 今日 1 条、近七日 1257 条，风险信号 797 条。</w:t>
         </w:r>
       </w:hyperlink>
     </w:p>
@@ -403,7 +403,7 @@
           <w:p>
             <w:r>
               <w:rPr>
-                <w:rFonts w:ascii="Calibri" w:hAnsi="Calibri" w:eastAsia="Songti SC"/>
+                <w:rFonts w:ascii="Calibri" w:hAnsi="Calibri" w:eastAsia="Arial Unicode MS"/>
                 <w:b/>
                 <w:color w:val="7A5A00"/>
                 <w:sz w:val="21"/>
@@ -412,7 +412,7 @@
             </w:r>
             <w:r>
               <w:rPr>
-                <w:rFonts w:ascii="Calibri" w:hAnsi="Calibri" w:eastAsia="Songti SC"/>
+                <w:rFonts w:ascii="Calibri" w:hAnsi="Calibri" w:eastAsia="Arial Unicode MS"/>
                 <w:color w:val="7C2D12"/>
                 <w:sz w:val="21"/>
               </w:rPr>
@@ -452,7 +452,7 @@
               <a:graphicData uri="http://schemas.openxmlformats.org/drawingml/2006/picture">
                 <pic:pic>
                   <pic:nvPicPr>
-                    <pic:cNvPr id="0" name="daily-brief-2026-08-18-web-trend.png"/>
+                    <pic:cNvPr id="0" name="daily-brief-2026-08-19-web-trend.png"/>
                     <pic:cNvPicPr/>
                   </pic:nvPicPr>
                   <pic:blipFill>
@@ -483,7 +483,7 @@
       </w:pPr>
       <w:r>
         <w:rPr>
-          <w:rFonts w:ascii="Calibri" w:hAnsi="Calibri" w:eastAsia="Songti SC"/>
+          <w:rFonts w:ascii="Calibri" w:hAnsi="Calibri" w:eastAsia="Arial Unicode MS"/>
           <w:b w:val="0"/>
           <w:i/>
           <w:color w:val="667085"/>
@@ -509,7 +509,7 @@
               <a:graphicData uri="http://schemas.openxmlformats.org/drawingml/2006/picture">
                 <pic:pic>
                   <pic:nvPicPr>
-                    <pic:cNvPr id="0" name="daily-brief-2026-08-18-web-chains.png"/>
+                    <pic:cNvPr id="0" name="daily-brief-2026-08-19-web-chains.png"/>
                     <pic:cNvPicPr/>
                   </pic:nvPicPr>
                   <pic:blipFill>
@@ -540,7 +540,7 @@
       </w:pPr>
       <w:r>
         <w:rPr>
-          <w:rFonts w:ascii="Calibri" w:hAnsi="Calibri" w:eastAsia="Songti SC"/>
+          <w:rFonts w:ascii="Calibri" w:hAnsi="Calibri" w:eastAsia="Arial Unicode MS"/>
           <w:b w:val="0"/>
           <w:i/>
           <w:color w:val="667085"/>
@@ -571,7 +571,7 @@
               <a:graphicData uri="http://schemas.openxmlformats.org/drawingml/2006/picture">
                 <pic:pic>
                   <pic:nvPicPr>
-                    <pic:cNvPr id="0" name="daily-brief-2026-08-18-web-risk.png"/>
+                    <pic:cNvPr id="0" name="daily-brief-2026-08-19-web-risk.png"/>
                     <pic:cNvPicPr/>
                   </pic:nvPicPr>
                   <pic:blipFill>
@@ -602,7 +602,7 @@
       </w:pPr>
       <w:r>
         <w:rPr>
-          <w:rFonts w:ascii="Calibri" w:hAnsi="Calibri" w:eastAsia="Songti SC"/>
+          <w:rFonts w:ascii="Calibri" w:hAnsi="Calibri" w:eastAsia="Arial Unicode MS"/>
           <w:b w:val="0"/>
           <w:i/>
           <w:color w:val="667085"/>
@@ -633,7 +633,7 @@
               <a:graphicData uri="http://schemas.openxmlformats.org/drawingml/2006/picture">
                 <pic:pic>
                   <pic:nvPicPr>
-                    <pic:cNvPr id="0" name="daily-brief-2026-08-18-web-heatmap.png"/>
+                    <pic:cNvPr id="0" name="daily-brief-2026-08-19-web-heatmap.png"/>
                     <pic:cNvPicPr/>
                   </pic:nvPicPr>
                   <pic:blipFill>
@@ -664,7 +664,7 @@
       </w:pPr>
       <w:r>
         <w:rPr>
-          <w:rFonts w:ascii="Calibri" w:hAnsi="Calibri" w:eastAsia="Songti SC"/>
+          <w:rFonts w:ascii="Calibri" w:hAnsi="Calibri" w:eastAsia="Arial Unicode MS"/>
           <w:b w:val="0"/>
           <w:i/>
           <w:color w:val="667085"/>
@@ -687,13 +687,13 @@
       </w:pPr>
       <w:r>
         <w:rPr>
-          <w:rFonts w:ascii="Calibri" w:hAnsi="Calibri" w:eastAsia="Songti SC"/>
+          <w:rFonts w:ascii="Calibri" w:hAnsi="Calibri" w:eastAsia="Arial Unicode MS"/>
           <w:b/>
           <w:i w:val="0"/>
           <w:color w:val="0B2545"/>
           <w:sz w:val="23"/>
         </w:rPr>
-        <w:t>1. SQM 近端催化剂</w:t>
+        <w:t>1. research discussion Session Brief</w:t>
       </w:r>
     </w:p>
     <w:p>
@@ -702,13 +702,13 @@
       </w:pPr>
       <w:r>
         <w:rPr>
-          <w:rFonts w:ascii="Calibri" w:hAnsi="Calibri" w:eastAsia="Songti SC"/>
+          <w:rFonts w:ascii="Calibri" w:hAnsi="Calibri" w:eastAsia="Arial Unicode MS"/>
           <w:b w:val="0"/>
           <w:i w:val="0"/>
           <w:color w:val="667085"/>
           <w:sz w:val="17"/>
         </w:rPr>
-        <w:t>未识别 · AI 基础设施 · score 36.6</w:t>
+        <w:t>未识别 · 宏观通胀传导 · score 34.0</w:t>
       </w:r>
     </w:p>
     <w:p>
@@ -717,13 +717,13 @@
       </w:pPr>
       <w:r>
         <w:rPr>
-          <w:rFonts w:ascii="Calibri" w:hAnsi="Calibri" w:eastAsia="Songti SC"/>
+          <w:rFonts w:ascii="Calibri" w:hAnsi="Calibri" w:eastAsia="Arial Unicode MS"/>
           <w:b w:val="0"/>
           <w:i w:val="0"/>
           <w:color w:val="334155"/>
           <w:sz w:val="20"/>
         </w:rPr>
-        <w:t>截至本报告写作日，SQM 的近端催化剂主线是“锂价与销量修复 + Codelco/SQM 合资落地后的 Salar Futuro 许可进展 + 碘和 SPN 业务的供给偏紧”。SQM 2026 Q1 收入为 US$1,760.1 million、同比增...</w:t>
+        <w:t>Board ID: eba91012-1ebf-46f5-9381-13d0e7468952 - Shared Agent Route session: 0e689ed9-0c57-48e7-a2e1-132a368bc178 - Root topic: RDDT入标会不会放大meme与被动资金反身性？ - Current c...</w:t>
       </w:r>
     </w:p>
     <w:p>
@@ -732,7 +732,7 @@
       </w:pPr>
       <w:r>
         <w:rPr>
-          <w:rFonts w:ascii="Calibri" w:hAnsi="Calibri" w:eastAsia="Songti SC"/>
+          <w:rFonts w:ascii="Calibri" w:hAnsi="Calibri" w:eastAsia="Arial Unicode MS"/>
           <w:b w:val="0"/>
           <w:i w:val="0"/>
           <w:color w:val="667085"/>
@@ -745,9 +745,9 @@
           <w:rPr>
             <w:color w:val="285B9D"/>
             <w:u w:val="single"/>
-            <w:rFonts w:eastAsia="Songti SC" w:ascii="Calibri" w:hAnsi="Calibri"/>
+            <w:rFonts w:eastAsia="Arial Unicode MS" w:ascii="Calibri" w:hAnsi="Calibri"/>
           </w:rPr>
-          <w:t>reports/archive-381a5c58628d</w:t>
+          <w:t>reports/archive-bbe07c7ebc6b</w:t>
         </w:r>
       </w:hyperlink>
     </w:p>
@@ -765,62 +765,7 @@
       </w:pPr>
       <w:r>
         <w:rPr>
-          <w:rFonts w:ascii="Calibri" w:hAnsi="Calibri" w:eastAsia="Songti SC"/>
-          <w:b/>
-          <w:i w:val="0"/>
-          <w:color w:val="0B2545"/>
-          <w:sz w:val="22"/>
-        </w:rPr>
-        <w:t>半导体瓶颈环节：订单与毛利率验证 (2026-08-12)</w:t>
-      </w:r>
-    </w:p>
-    <w:p>
-      <w:pPr>
-        <w:spacing w:before="0" w:after="60" w:line="264" w:lineRule="auto"/>
-      </w:pPr>
-      <w:r>
-        <w:rPr>
-          <w:rFonts w:ascii="Calibri" w:hAnsi="Calibri" w:eastAsia="Songti SC"/>
-          <w:b w:val="0"/>
-          <w:i w:val="0"/>
-          <w:color w:val="334155"/>
-          <w:sz w:val="20"/>
-        </w:rPr>
-        <w:t>宏观通胀传导，影响 5 / 概率 3</w:t>
-      </w:r>
-    </w:p>
-    <w:p>
-      <w:pPr>
-        <w:spacing w:before="0" w:after="160" w:line="264" w:lineRule="auto"/>
-      </w:pPr>
-      <w:r>
-        <w:rPr>
-          <w:rFonts w:ascii="Calibri" w:hAnsi="Calibri" w:eastAsia="Songti SC"/>
-          <w:b w:val="0"/>
-          <w:i w:val="0"/>
-          <w:color w:val="667085"/>
-          <w:sz w:val="17"/>
-        </w:rPr>
-        <w:t xml:space="preserve">Report: </w:t>
-      </w:r>
-      <w:hyperlink r:id="rId13">
-        <w:r>
-          <w:rPr>
-            <w:color w:val="285B9D"/>
-            <w:u w:val="single"/>
-            <w:rFonts w:eastAsia="Songti SC" w:ascii="Calibri" w:hAnsi="Calibri"/>
-          </w:rPr>
-          <w:t>reports/archive-4222e623d105</w:t>
-        </w:r>
-      </w:hyperlink>
-    </w:p>
-    <w:p>
-      <w:pPr>
-        <w:spacing w:before="0" w:after="40" w:line="264" w:lineRule="auto"/>
-      </w:pPr>
-      <w:r>
-        <w:rPr>
-          <w:rFonts w:ascii="Calibri" w:hAnsi="Calibri" w:eastAsia="Songti SC"/>
+          <w:rFonts w:ascii="Calibri" w:hAnsi="Calibri" w:eastAsia="Arial Unicode MS"/>
           <w:b/>
           <w:i w:val="0"/>
           <w:color w:val="0B2545"/>
@@ -835,7 +780,7 @@
       </w:pPr>
       <w:r>
         <w:rPr>
-          <w:rFonts w:ascii="Calibri" w:hAnsi="Calibri" w:eastAsia="Songti SC"/>
+          <w:rFonts w:ascii="Calibri" w:hAnsi="Calibri" w:eastAsia="Arial Unicode MS"/>
           <w:b w:val="0"/>
           <w:i w:val="0"/>
           <w:color w:val="334155"/>
@@ -850,7 +795,7 @@
       </w:pPr>
       <w:r>
         <w:rPr>
-          <w:rFonts w:ascii="Calibri" w:hAnsi="Calibri" w:eastAsia="Songti SC"/>
+          <w:rFonts w:ascii="Calibri" w:hAnsi="Calibri" w:eastAsia="Arial Unicode MS"/>
           <w:b w:val="0"/>
           <w:i w:val="0"/>
           <w:color w:val="667085"/>
@@ -858,12 +803,12 @@
         </w:rPr>
         <w:t xml:space="preserve">Report: </w:t>
       </w:r>
-      <w:hyperlink r:id="rId18">
+      <w:hyperlink r:id="rId13">
         <w:r>
           <w:rPr>
             <w:color w:val="285B9D"/>
             <w:u w:val="single"/>
-            <w:rFonts w:eastAsia="Songti SC" w:ascii="Calibri" w:hAnsi="Calibri"/>
+            <w:rFonts w:eastAsia="Arial Unicode MS" w:ascii="Calibri" w:hAnsi="Calibri"/>
           </w:rPr>
           <w:t>reports/archive-b4ec8ef3430e</w:t>
         </w:r>
@@ -875,7 +820,7 @@
       </w:pPr>
       <w:r>
         <w:rPr>
-          <w:rFonts w:ascii="Calibri" w:hAnsi="Calibri" w:eastAsia="Songti SC"/>
+          <w:rFonts w:ascii="Calibri" w:hAnsi="Calibri" w:eastAsia="Arial Unicode MS"/>
           <w:b/>
           <w:i w:val="0"/>
           <w:color w:val="0B2545"/>
@@ -890,7 +835,7 @@
       </w:pPr>
       <w:r>
         <w:rPr>
-          <w:rFonts w:ascii="Calibri" w:hAnsi="Calibri" w:eastAsia="Songti SC"/>
+          <w:rFonts w:ascii="Calibri" w:hAnsi="Calibri" w:eastAsia="Arial Unicode MS"/>
           <w:b w:val="0"/>
           <w:i w:val="0"/>
           <w:color w:val="334155"/>
@@ -905,7 +850,62 @@
       </w:pPr>
       <w:r>
         <w:rPr>
-          <w:rFonts w:ascii="Calibri" w:hAnsi="Calibri" w:eastAsia="Songti SC"/>
+          <w:rFonts w:ascii="Calibri" w:hAnsi="Calibri" w:eastAsia="Arial Unicode MS"/>
+          <w:b w:val="0"/>
+          <w:i w:val="0"/>
+          <w:color w:val="667085"/>
+          <w:sz w:val="17"/>
+        </w:rPr>
+        <w:t xml:space="preserve">Report: </w:t>
+      </w:r>
+      <w:hyperlink r:id="rId18">
+        <w:r>
+          <w:rPr>
+            <w:color w:val="285B9D"/>
+            <w:u w:val="single"/>
+            <w:rFonts w:eastAsia="Arial Unicode MS" w:ascii="Calibri" w:hAnsi="Calibri"/>
+          </w:rPr>
+          <w:t>reports/archive-497a81b51eee</w:t>
+        </w:r>
+      </w:hyperlink>
+    </w:p>
+    <w:p>
+      <w:pPr>
+        <w:spacing w:before="0" w:after="40" w:line="264" w:lineRule="auto"/>
+      </w:pPr>
+      <w:r>
+        <w:rPr>
+          <w:rFonts w:ascii="Calibri" w:hAnsi="Calibri" w:eastAsia="Arial Unicode MS"/>
+          <w:b/>
+          <w:i w:val="0"/>
+          <w:color w:val="0B2545"/>
+          <w:sz w:val="22"/>
+        </w:rPr>
+        <w:t>AI数据中心电力瓶颈量化：电网并网排队、设备交付周期与hyperscaler电力采购（截至2026-08-16）</w:t>
+      </w:r>
+    </w:p>
+    <w:p>
+      <w:pPr>
+        <w:spacing w:before="0" w:after="60" w:line="264" w:lineRule="auto"/>
+      </w:pPr>
+      <w:r>
+        <w:rPr>
+          <w:rFonts w:ascii="Calibri" w:hAnsi="Calibri" w:eastAsia="Arial Unicode MS"/>
+          <w:b w:val="0"/>
+          <w:i w:val="0"/>
+          <w:color w:val="334155"/>
+          <w:sz w:val="20"/>
+        </w:rPr>
+        <w:t>电力与电网，影响 5 / 概率 2</w:t>
+      </w:r>
+    </w:p>
+    <w:p>
+      <w:pPr>
+        <w:spacing w:before="0" w:after="160" w:line="264" w:lineRule="auto"/>
+      </w:pPr>
+      <w:r>
+        <w:rPr>
+          <w:rFonts w:ascii="Calibri" w:hAnsi="Calibri" w:eastAsia="Arial Unicode MS"/>
           <w:b w:val="0"/>
           <w:i w:val="0"/>
           <w:color w:val="667085"/>
@@ -918,9 +918,9 @@
           <w:rPr>
             <w:color w:val="285B9D"/>
             <w:u w:val="single"/>
-            <w:rFonts w:eastAsia="Songti SC" w:ascii="Calibri" w:hAnsi="Calibri"/>
+            <w:rFonts w:eastAsia="Arial Unicode MS" w:ascii="Calibri" w:hAnsi="Calibri"/>
           </w:rPr>
-          <w:t>reports/archive-497a81b51eee</w:t>
+          <w:t>reports/archive-fb62d5d075f2</w:t>
         </w:r>
       </w:hyperlink>
     </w:p>
@@ -961,7 +961,7 @@
             <w:r/>
             <w:r>
               <w:rPr>
-                <w:rFonts w:ascii="Calibri" w:hAnsi="Calibri" w:eastAsia="Songti SC"/>
+                <w:rFonts w:ascii="Calibri" w:hAnsi="Calibri" w:eastAsia="Arial Unicode MS"/>
                 <w:b/>
                 <w:color w:val="475569"/>
                 <w:sz w:val="18"/>
@@ -984,7 +984,7 @@
             <w:r/>
             <w:r>
               <w:rPr>
-                <w:rFonts w:ascii="Calibri" w:hAnsi="Calibri" w:eastAsia="Songti SC"/>
+                <w:rFonts w:ascii="Calibri" w:hAnsi="Calibri" w:eastAsia="Arial Unicode MS"/>
                 <w:b/>
                 <w:color w:val="475569"/>
                 <w:sz w:val="18"/>
@@ -1007,7 +1007,7 @@
             <w:r/>
             <w:r>
               <w:rPr>
-                <w:rFonts w:ascii="Calibri" w:hAnsi="Calibri" w:eastAsia="Songti SC"/>
+                <w:rFonts w:ascii="Calibri" w:hAnsi="Calibri" w:eastAsia="Arial Unicode MS"/>
                 <w:b/>
                 <w:color w:val="475569"/>
                 <w:sz w:val="18"/>
@@ -1030,7 +1030,7 @@
             <w:r/>
             <w:r>
               <w:rPr>
-                <w:rFonts w:ascii="Calibri" w:hAnsi="Calibri" w:eastAsia="Songti SC"/>
+                <w:rFonts w:ascii="Calibri" w:hAnsi="Calibri" w:eastAsia="Arial Unicode MS"/>
                 <w:b/>
                 <w:color w:val="475569"/>
                 <w:sz w:val="18"/>
@@ -1053,7 +1053,7 @@
             <w:r/>
             <w:r>
               <w:rPr>
-                <w:rFonts w:ascii="Calibri" w:hAnsi="Calibri" w:eastAsia="Songti SC"/>
+                <w:rFonts w:ascii="Calibri" w:hAnsi="Calibri" w:eastAsia="Arial Unicode MS"/>
                 <w:b/>
                 <w:color w:val="475569"/>
                 <w:sz w:val="18"/>
@@ -1076,12 +1076,12 @@
             <w:r/>
             <w:r>
               <w:rPr>
-                <w:rFonts w:ascii="Calibri" w:hAnsi="Calibri" w:eastAsia="Songti SC"/>
+                <w:rFonts w:ascii="Calibri" w:hAnsi="Calibri" w:eastAsia="Arial Unicode MS"/>
                 <w:b w:val="0"/>
                 <w:color w:val="111827"/>
                 <w:sz w:val="17"/>
               </w:rPr>
-              <w:t>SQM 近端催化剂</w:t>
+              <w:t>research discussion Session Brief</w:t>
             </w:r>
           </w:p>
         </w:tc>
@@ -1097,7 +1097,7 @@
             <w:r/>
             <w:r>
               <w:rPr>
-                <w:rFonts w:ascii="Calibri" w:hAnsi="Calibri" w:eastAsia="Songti SC"/>
+                <w:rFonts w:ascii="Calibri" w:hAnsi="Calibri" w:eastAsia="Arial Unicode MS"/>
                 <w:b w:val="0"/>
                 <w:color w:val="111827"/>
                 <w:sz w:val="16"/>
@@ -1118,12 +1118,12 @@
             <w:r/>
             <w:r>
               <w:rPr>
-                <w:rFonts w:ascii="Calibri" w:hAnsi="Calibri" w:eastAsia="Songti SC"/>
+                <w:rFonts w:ascii="Calibri" w:hAnsi="Calibri" w:eastAsia="Arial Unicode MS"/>
                 <w:b w:val="0"/>
                 <w:color w:val="111827"/>
                 <w:sz w:val="16"/>
               </w:rPr>
-              <w:t>AI 基础设施</w:t>
+              <w:t>宏观通胀传导</w:t>
             </w:r>
           </w:p>
         </w:tc>
@@ -1140,12 +1140,12 @@
             <w:r/>
             <w:r>
               <w:rPr>
-                <w:rFonts w:ascii="Calibri" w:hAnsi="Calibri" w:eastAsia="Songti SC"/>
+                <w:rFonts w:ascii="Calibri" w:hAnsi="Calibri" w:eastAsia="Arial Unicode MS"/>
                 <w:b/>
                 <w:color w:val="111827"/>
                 <w:sz w:val="17"/>
               </w:rPr>
-              <w:t>36.6</w:t>
+              <w:t>34.0</w:t>
             </w:r>
           </w:p>
         </w:tc>
@@ -1162,7 +1162,7 @@
             <w:r/>
             <w:r>
               <w:rPr>
-                <w:rFonts w:ascii="Calibri" w:hAnsi="Calibri" w:eastAsia="Songti SC"/>
+                <w:rFonts w:ascii="Calibri" w:hAnsi="Calibri" w:eastAsia="Arial Unicode MS"/>
                 <w:b w:val="0"/>
                 <w:color w:val="111827"/>
                 <w:sz w:val="16"/>
@@ -1179,7 +1179,7 @@
       </w:pPr>
       <w:r>
         <w:rPr>
-          <w:rFonts w:ascii="Calibri" w:hAnsi="Calibri" w:eastAsia="Songti SC"/>
+          <w:rFonts w:ascii="Calibri" w:hAnsi="Calibri" w:eastAsia="Arial Unicode MS"/>
           <w:b w:val="0"/>
           <w:i/>
           <w:color w:val="667085"/>
@@ -1209,7 +1209,7 @@
     </w:pPr>
     <w:r>
       <w:rPr>
-        <w:rFonts w:ascii="Calibri" w:hAnsi="Calibri" w:eastAsia="Songti SC"/>
+        <w:rFonts w:ascii="Calibri" w:hAnsi="Calibri" w:eastAsia="Arial Unicode MS"/>
         <w:color w:val="667085"/>
         <w:sz w:val="17"/>
       </w:rPr>
@@ -1228,7 +1228,7 @@
     <w:r/>
     <w:r>
       <w:rPr>
-        <w:rFonts w:ascii="Calibri" w:hAnsi="Calibri" w:eastAsia="Songti SC"/>
+        <w:rFonts w:ascii="Calibri" w:hAnsi="Calibri" w:eastAsia="Arial Unicode MS"/>
         <w:color w:val="667085"/>
         <w:sz w:val="18"/>
       </w:rPr>
@@ -1605,7 +1605,7 @@
       <w:spacing w:after="120" w:line="264" w:lineRule="auto"/>
     </w:pPr>
     <w:rPr>
-      <w:rFonts w:ascii="Calibri" w:hAnsi="Calibri" w:eastAsia="Songti SC"/>
+      <w:rFonts w:ascii="Calibri" w:hAnsi="Calibri" w:eastAsia="Arial Unicode MS"/>
       <w:b w:val="0"/>
       <w:color w:val="111827"/>
       <w:sz w:val="22"/>
@@ -1670,7 +1670,7 @@
       <w:outlineLvl w:val="0"/>
     </w:pPr>
     <w:rPr>
-      <w:rFonts w:asciiTheme="majorHAnsi" w:eastAsiaTheme="majorEastAsia" w:hAnsiTheme="majorHAnsi" w:cstheme="majorBidi" w:ascii="Calibri" w:hAnsi="Calibri" w:eastAsia="Songti SC"/>
+      <w:rFonts w:asciiTheme="majorHAnsi" w:eastAsiaTheme="majorEastAsia" w:hAnsiTheme="majorHAnsi" w:cstheme="majorBidi" w:ascii="Calibri" w:hAnsi="Calibri" w:eastAsia="Arial Unicode MS"/>
       <w:b/>
       <w:bCs/>
       <w:color w:val="2E74B5"/>
@@ -1694,7 +1694,7 @@
       <w:outlineLvl w:val="1"/>
     </w:pPr>
     <w:rPr>
-      <w:rFonts w:asciiTheme="majorHAnsi" w:eastAsiaTheme="majorEastAsia" w:hAnsiTheme="majorHAnsi" w:cstheme="majorBidi" w:ascii="Calibri" w:hAnsi="Calibri" w:eastAsia="Songti SC"/>
+      <w:rFonts w:asciiTheme="majorHAnsi" w:eastAsiaTheme="majorEastAsia" w:hAnsiTheme="majorHAnsi" w:cstheme="majorBidi" w:ascii="Calibri" w:hAnsi="Calibri" w:eastAsia="Arial Unicode MS"/>
       <w:b/>
       <w:bCs/>
       <w:color w:val="2E74B5"/>
@@ -1718,7 +1718,7 @@
       <w:outlineLvl w:val="2"/>
     </w:pPr>
     <w:rPr>
-      <w:rFonts w:asciiTheme="majorHAnsi" w:eastAsiaTheme="majorEastAsia" w:hAnsiTheme="majorHAnsi" w:cstheme="majorBidi" w:ascii="Calibri" w:hAnsi="Calibri" w:eastAsia="Songti SC"/>
+      <w:rFonts w:asciiTheme="majorHAnsi" w:eastAsiaTheme="majorEastAsia" w:hAnsiTheme="majorHAnsi" w:cstheme="majorBidi" w:ascii="Calibri" w:hAnsi="Calibri" w:eastAsia="Arial Unicode MS"/>
       <w:b/>
       <w:bCs/>
       <w:color w:val="1F4D78"/>
@@ -1960,7 +1960,7 @@
       <w:contextualSpacing/>
     </w:pPr>
     <w:rPr>
-      <w:rFonts w:asciiTheme="majorHAnsi" w:eastAsiaTheme="majorEastAsia" w:hAnsiTheme="majorHAnsi" w:cstheme="majorBidi" w:ascii="Calibri" w:hAnsi="Calibri" w:eastAsia="Songti SC"/>
+      <w:rFonts w:asciiTheme="majorHAnsi" w:eastAsiaTheme="majorEastAsia" w:hAnsiTheme="majorHAnsi" w:cstheme="majorBidi" w:ascii="Calibri" w:hAnsi="Calibri" w:eastAsia="Arial Unicode MS"/>
       <w:b/>
       <w:color w:val="0B2545"/>
       <w:spacing w:val="5"/>
@@ -1998,7 +1998,7 @@
       </w:numPr>
     </w:pPr>
     <w:rPr>
-      <w:rFonts w:asciiTheme="majorHAnsi" w:eastAsiaTheme="majorEastAsia" w:hAnsiTheme="majorHAnsi" w:cstheme="majorBidi" w:ascii="Calibri" w:hAnsi="Calibri" w:eastAsia="Songti SC"/>
+      <w:rFonts w:asciiTheme="majorHAnsi" w:eastAsiaTheme="majorEastAsia" w:hAnsiTheme="majorHAnsi" w:cstheme="majorBidi" w:ascii="Calibri" w:hAnsi="Calibri" w:eastAsia="Arial Unicode MS"/>
       <w:b w:val="0"/>
       <w:i/>
       <w:iCs/>
